--- a/data/outputs/v2/Maths/SS2.1_Similarity_and_Enlargement/Mathematics_Similarity_and_Enlargement_CBE_LessonSequence.docx
+++ b/data/outputs/v2/Maths/SS2.1_Similarity_and_Enlargement/Mathematics_Similarity_and_Enlargement_CBE_LessonSequence.docx
@@ -3821,7 +3821,7 @@
             <w:pPr>
               <w:spacing w:after="20" w:before="0"/>
             </w:pPr>
-            <w:hyperlink w:history="1" r:id="rIdek92nqmtbist73fk9x_7v">
+            <w:hyperlink w:history="1" r:id="rIdrquqh0zu7lqejj4mplkq2">
               <w:r>
                 <w:rPr>
                   <w:rFonts w:ascii="Arial" w:cs="Arial" w:eastAsia="Arial" w:hAnsi="Arial"/>
@@ -3830,7 +3830,7 @@
                   <w:szCs w:val="16"/>
                   <w:u w:val="single" w:color="2E75B6"/>
                 </w:rPr>
-                <w:t xml:space="preserve">Video: Balancing Act</w:t>
+                <w:t xml:space="preserve">Using similarity to estimate ratio between side lengths</w:t>
               </w:r>
             </w:hyperlink>
           </w:p>
@@ -3846,7 +3846,7 @@
                 <w:sz w:val="14"/>
                 <w:szCs w:val="14"/>
               </w:rPr>
-              <w:t xml:space="preserve">Source: PhET Interactive Simulations (English)</w:t>
+              <w:t xml:space="preserve">Source: Khan Academy (English - US curriculum)</w:t>
             </w:r>
           </w:p>
           <w:p>
@@ -3854,7 +3854,7 @@
               <w:spacing w:after="10" w:before="0"/>
               <w:ind w:left="120"/>
             </w:pPr>
-            <w:hyperlink w:history="1" r:id="rIdp0szw2t1wtob8tagwyfgj">
+            <w:hyperlink w:history="1" r:id="rId7vd3jhqjpre3_euxcwdw0">
               <w:r>
                 <w:rPr>
                   <w:rFonts w:ascii="Arial" w:cs="Arial" w:eastAsia="Arial" w:hAnsi="Arial"/>
@@ -3899,7 +3899,7 @@
             <w:pPr>
               <w:spacing w:after="20" w:before="0"/>
             </w:pPr>
-            <w:hyperlink w:history="1" r:id="rId-4jn8le8m8iceozc2vvlt">
+            <w:hyperlink w:history="1" r:id="rIdphfa_3zbre-1d8tuuh3tr">
               <w:r>
                 <w:rPr>
                   <w:rFonts w:ascii="Arial" w:cs="Arial" w:eastAsia="Arial" w:hAnsi="Arial"/>
@@ -3908,7 +3908,7 @@
                   <w:szCs w:val="16"/>
                   <w:u w:val="single" w:color="2E75B6"/>
                 </w:rPr>
-                <w:t xml:space="preserve">Proportions to Find Scale Ratios (Flexbook)</w:t>
+                <w:t xml:space="preserve">Corresponding Parts of Similar Figures (Flexbook)</w:t>
               </w:r>
             </w:hyperlink>
           </w:p>
@@ -3932,7 +3932,7 @@
               <w:spacing w:after="10" w:before="0"/>
               <w:ind w:left="120"/>
             </w:pPr>
-            <w:hyperlink w:history="1" r:id="rIdmwwefl_tv3jp26m5dcgpv">
+            <w:hyperlink w:history="1" r:id="rIdyw6tbugvzcc5tko3firer">
               <w:r>
                 <w:rPr>
                   <w:rFonts w:ascii="Arial" w:cs="Arial" w:eastAsia="Arial" w:hAnsi="Arial"/>
@@ -4127,7 +4127,7 @@
             <w:pPr>
               <w:spacing w:after="20" w:before="0"/>
             </w:pPr>
-            <w:hyperlink w:history="1" r:id="rId9axs8vtudx_zaduxylnvp">
+            <w:hyperlink w:history="1" r:id="rIdjnjtnudvxmr4aanfjjwzr">
               <w:r>
                 <w:rPr>
                   <w:rFonts w:ascii="Arial" w:cs="Arial" w:eastAsia="Arial" w:hAnsi="Arial"/>
@@ -4136,7 +4136,7 @@
                   <w:szCs w:val="16"/>
                   <w:u w:val="single" w:color="2E75B6"/>
                 </w:rPr>
-                <w:t xml:space="preserve">Video: Balancing Act</w:t>
+                <w:t xml:space="preserve">Scale drawings</w:t>
               </w:r>
             </w:hyperlink>
           </w:p>
@@ -4152,7 +4152,7 @@
                 <w:sz w:val="14"/>
                 <w:szCs w:val="14"/>
               </w:rPr>
-              <w:t xml:space="preserve">Source: PhET Interactive Simulations (English)</w:t>
+              <w:t xml:space="preserve">Source: Khan Academy (English - US curriculum)</w:t>
             </w:r>
           </w:p>
           <w:p>
@@ -4160,7 +4160,7 @@
               <w:spacing w:after="10" w:before="0"/>
               <w:ind w:left="120"/>
             </w:pPr>
-            <w:hyperlink w:history="1" r:id="rIdfbkttpzem6oejlhnvpmzg">
+            <w:hyperlink w:history="1" r:id="rIdbtfehuenzuurrdlfwpzf_">
               <w:r>
                 <w:rPr>
                   <w:rFonts w:ascii="Arial" w:cs="Arial" w:eastAsia="Arial" w:hAnsi="Arial"/>
@@ -4198,14 +4198,14 @@
                 <w:sz w:val="16"/>
                 <w:szCs w:val="16"/>
               </w:rPr>
-              <w:t xml:space="preserve">📖 HTML:</w:t>
+              <w:t xml:space="preserve">📖 EXERCISE:</w:t>
             </w:r>
           </w:p>
           <w:p>
             <w:pPr>
               <w:spacing w:after="20" w:before="0"/>
             </w:pPr>
-            <w:hyperlink w:history="1" r:id="rIdpkp_qfkskxpqn72ktzsol">
+            <w:hyperlink w:history="1" r:id="rIdurw7hios45xjr_fwe2zin">
               <w:r>
                 <w:rPr>
                   <w:rFonts w:ascii="Arial" w:cs="Arial" w:eastAsia="Arial" w:hAnsi="Arial"/>
@@ -4214,7 +4214,7 @@
                   <w:szCs w:val="16"/>
                   <w:u w:val="single" w:color="2E75B6"/>
                 </w:rPr>
-                <w:t xml:space="preserve">Proportions to Find Scale Ratios (Flexbook)</w:t>
+                <w:t xml:space="preserve">Corresponding Parts of Similar Figures Practice</w:t>
               </w:r>
             </w:hyperlink>
           </w:p>
@@ -4238,7 +4238,7 @@
               <w:spacing w:after="10" w:before="0"/>
               <w:ind w:left="120"/>
             </w:pPr>
-            <w:hyperlink w:history="1" r:id="rIdpeqb67q2qr-hwd03wvpsg">
+            <w:hyperlink w:history="1" r:id="rIdcm33s-bltgsljc3vvtugt">
               <w:r>
                 <w:rPr>
                   <w:rFonts w:ascii="Arial" w:cs="Arial" w:eastAsia="Arial" w:hAnsi="Arial"/>
@@ -4433,7 +4433,7 @@
             <w:pPr>
               <w:spacing w:after="20" w:before="0"/>
             </w:pPr>
-            <w:hyperlink w:history="1" r:id="rIdsv2lox22p1kf9qlf-r-zr">
+            <w:hyperlink w:history="1" r:id="rIdikpk5idq3v06nbw4tjqii">
               <w:r>
                 <w:rPr>
                   <w:rFonts w:ascii="Arial" w:cs="Arial" w:eastAsia="Arial" w:hAnsi="Arial"/>
@@ -4442,7 +4442,7 @@
                   <w:szCs w:val="16"/>
                   <w:u w:val="single" w:color="2E75B6"/>
                 </w:rPr>
-                <w:t xml:space="preserve">Video: Balancing Act</w:t>
+                <w:t xml:space="preserve">Scale factors and area</w:t>
               </w:r>
             </w:hyperlink>
           </w:p>
@@ -4458,7 +4458,7 @@
                 <w:sz w:val="14"/>
                 <w:szCs w:val="14"/>
               </w:rPr>
-              <w:t xml:space="preserve">Source: PhET Interactive Simulations (English)</w:t>
+              <w:t xml:space="preserve">Source: Khan Academy (English - US curriculum)</w:t>
             </w:r>
           </w:p>
           <w:p>
@@ -4466,7 +4466,7 @@
               <w:spacing w:after="10" w:before="0"/>
               <w:ind w:left="120"/>
             </w:pPr>
-            <w:hyperlink w:history="1" r:id="rIde3vynn622i_dxccgplh1b">
+            <w:hyperlink w:history="1" r:id="rIdwky2mup7mhugxn44hiicx">
               <w:r>
                 <w:rPr>
                   <w:rFonts w:ascii="Arial" w:cs="Arial" w:eastAsia="Arial" w:hAnsi="Arial"/>
@@ -4504,14 +4504,14 @@
                 <w:sz w:val="16"/>
                 <w:szCs w:val="16"/>
               </w:rPr>
-              <w:t xml:space="preserve">📖 HTML:</w:t>
+              <w:t xml:space="preserve">📖 EXERCISE:</w:t>
             </w:r>
           </w:p>
           <w:p>
             <w:pPr>
               <w:spacing w:after="20" w:before="0"/>
             </w:pPr>
-            <w:hyperlink w:history="1" r:id="rIddhdzwhyeyel9z9k7n5uds">
+            <w:hyperlink w:history="1" r:id="rIdu_vxuayuzmfb3jr8ezolg">
               <w:r>
                 <w:rPr>
                   <w:rFonts w:ascii="Arial" w:cs="Arial" w:eastAsia="Arial" w:hAnsi="Arial"/>
@@ -4520,7 +4520,7 @@
                   <w:szCs w:val="16"/>
                   <w:u w:val="single" w:color="2E75B6"/>
                 </w:rPr>
-                <w:t xml:space="preserve">Proportions to Find Scale Ratios (Flexbook)</w:t>
+                <w:t xml:space="preserve">Scale drawings</w:t>
               </w:r>
             </w:hyperlink>
           </w:p>
@@ -4536,7 +4536,7 @@
                 <w:sz w:val="14"/>
                 <w:szCs w:val="14"/>
               </w:rPr>
-              <w:t xml:space="preserve">Source: CK-12</w:t>
+              <w:t xml:space="preserve">Source: Khan Academy (English - US curriculum)</w:t>
             </w:r>
           </w:p>
           <w:p>
@@ -4544,7 +4544,7 @@
               <w:spacing w:after="10" w:before="0"/>
               <w:ind w:left="120"/>
             </w:pPr>
-            <w:hyperlink w:history="1" r:id="rIdplmahqobl_8zbozp_vyx5">
+            <w:hyperlink w:history="1" r:id="rIdq9ukkh99-n_ln04qpbwyb">
               <w:r>
                 <w:rPr>
                   <w:rFonts w:ascii="Arial" w:cs="Arial" w:eastAsia="Arial" w:hAnsi="Arial"/>
@@ -4739,7 +4739,7 @@
             <w:pPr>
               <w:spacing w:after="20" w:before="0"/>
             </w:pPr>
-            <w:hyperlink w:history="1" r:id="rId2mzqhzxfvlemkem_hbf_2">
+            <w:hyperlink w:history="1" r:id="rIdrifrvma1mtey_qgk6jtqr">
               <w:r>
                 <w:rPr>
                   <w:rFonts w:ascii="Arial" w:cs="Arial" w:eastAsia="Arial" w:hAnsi="Arial"/>
@@ -4748,7 +4748,7 @@
                   <w:szCs w:val="16"/>
                   <w:u w:val="single" w:color="2E75B6"/>
                 </w:rPr>
-                <w:t xml:space="preserve">Video: Balancing Act</w:t>
+                <w:t xml:space="preserve">Identifying scale factors</w:t>
               </w:r>
             </w:hyperlink>
           </w:p>
@@ -4764,7 +4764,7 @@
                 <w:sz w:val="14"/>
                 <w:szCs w:val="14"/>
               </w:rPr>
-              <w:t xml:space="preserve">Source: PhET Interactive Simulations (English)</w:t>
+              <w:t xml:space="preserve">Source: Khan Academy (English - US curriculum)</w:t>
             </w:r>
           </w:p>
           <w:p>
@@ -4772,7 +4772,7 @@
               <w:spacing w:after="10" w:before="0"/>
               <w:ind w:left="120"/>
             </w:pPr>
-            <w:hyperlink w:history="1" r:id="rId8rbmzxv-4p7kkqq5rhb-u">
+            <w:hyperlink w:history="1" r:id="rIdhntum7r4t4xrerdsc5fbc">
               <w:r>
                 <w:rPr>
                   <w:rFonts w:ascii="Arial" w:cs="Arial" w:eastAsia="Arial" w:hAnsi="Arial"/>
@@ -4817,7 +4817,7 @@
             <w:pPr>
               <w:spacing w:after="20" w:before="0"/>
             </w:pPr>
-            <w:hyperlink w:history="1" r:id="rIdwxrhnqz-gmfw8eny4gds_">
+            <w:hyperlink w:history="1" r:id="rId9qywsjtsawu9yghirvdd6">
               <w:r>
                 <w:rPr>
                   <w:rFonts w:ascii="Arial" w:cs="Arial" w:eastAsia="Arial" w:hAnsi="Arial"/>
@@ -4826,7 +4826,7 @@
                   <w:szCs w:val="16"/>
                   <w:u w:val="single" w:color="2E75B6"/>
                 </w:rPr>
-                <w:t xml:space="preserve">Proportions to Find Scale Ratios (Flexbook)</w:t>
+                <w:t xml:space="preserve">Scale Factor of Similar Polygons (Flexbook)</w:t>
               </w:r>
             </w:hyperlink>
           </w:p>
@@ -4850,7 +4850,7 @@
               <w:spacing w:after="10" w:before="0"/>
               <w:ind w:left="120"/>
             </w:pPr>
-            <w:hyperlink w:history="1" r:id="rIdt1zcwz7vezzgxu2stky5h">
+            <w:hyperlink w:history="1" r:id="rIdi8ax3_9btplulczmu8odn">
               <w:r>
                 <w:rPr>
                   <w:rFonts w:ascii="Arial" w:cs="Arial" w:eastAsia="Arial" w:hAnsi="Arial"/>
@@ -5045,7 +5045,7 @@
             <w:pPr>
               <w:spacing w:after="20" w:before="0"/>
             </w:pPr>
-            <w:hyperlink w:history="1" r:id="rIdyaiwrcfdlnc08qqbxq-sq">
+            <w:hyperlink w:history="1" r:id="rIdk6wo3vfoaejqagdb2zrpc">
               <w:r>
                 <w:rPr>
                   <w:rFonts w:ascii="Arial" w:cs="Arial" w:eastAsia="Arial" w:hAnsi="Arial"/>
@@ -5054,7 +5054,7 @@
                   <w:szCs w:val="16"/>
                   <w:u w:val="single" w:color="2E75B6"/>
                 </w:rPr>
-                <w:t xml:space="preserve">Video: Balancing Act</w:t>
+                <w:t xml:space="preserve">Interpreting scale factors in drawings</w:t>
               </w:r>
             </w:hyperlink>
           </w:p>
@@ -5070,7 +5070,7 @@
                 <w:sz w:val="14"/>
                 <w:szCs w:val="14"/>
               </w:rPr>
-              <w:t xml:space="preserve">Source: PhET Interactive Simulations (English)</w:t>
+              <w:t xml:space="preserve">Source: Khan Academy (English - US curriculum)</w:t>
             </w:r>
           </w:p>
           <w:p>
@@ -5078,7 +5078,7 @@
               <w:spacing w:after="10" w:before="0"/>
               <w:ind w:left="120"/>
             </w:pPr>
-            <w:hyperlink w:history="1" r:id="rIdo1wy_ydksvtevz7csrtox">
+            <w:hyperlink w:history="1" r:id="rId_ocnk_mtr0qx1hszcn-1s">
               <w:r>
                 <w:rPr>
                   <w:rFonts w:ascii="Arial" w:cs="Arial" w:eastAsia="Arial" w:hAnsi="Arial"/>
@@ -5116,14 +5116,14 @@
                 <w:sz w:val="16"/>
                 <w:szCs w:val="16"/>
               </w:rPr>
-              <w:t xml:space="preserve">📖 HTML:</w:t>
+              <w:t xml:space="preserve">📖 EXERCISE:</w:t>
             </w:r>
           </w:p>
           <w:p>
             <w:pPr>
               <w:spacing w:after="20" w:before="0"/>
             </w:pPr>
-            <w:hyperlink w:history="1" r:id="rIdfduakjokjs5s5udemoocb">
+            <w:hyperlink w:history="1" r:id="rIdlp77bx3oejvkrhugr05i1">
               <w:r>
                 <w:rPr>
                   <w:rFonts w:ascii="Arial" w:cs="Arial" w:eastAsia="Arial" w:hAnsi="Arial"/>
@@ -5132,7 +5132,7 @@
                   <w:szCs w:val="16"/>
                   <w:u w:val="single" w:color="2E75B6"/>
                 </w:rPr>
-                <w:t xml:space="preserve">Proportions to Find Scale Ratios (Flexbook)</w:t>
+                <w:t xml:space="preserve">Scale Factor of Similar Polygons Practice</w:t>
               </w:r>
             </w:hyperlink>
           </w:p>
@@ -5156,7 +5156,7 @@
               <w:spacing w:after="10" w:before="0"/>
               <w:ind w:left="120"/>
             </w:pPr>
-            <w:hyperlink w:history="1" r:id="rIdxhqamuim1npp6wy0fneap">
+            <w:hyperlink w:history="1" r:id="rIdckh4ksbcu70pkc14ttosu">
               <w:r>
                 <w:rPr>
                   <w:rFonts w:ascii="Arial" w:cs="Arial" w:eastAsia="Arial" w:hAnsi="Arial"/>
@@ -6643,7 +6643,7 @@
             <w:pPr>
               <w:spacing w:after="20" w:before="0"/>
             </w:pPr>
-            <w:hyperlink w:history="1" r:id="rIdpxavksnqmujpcn99dmzwt">
+            <w:hyperlink w:history="1" r:id="rId1shpb5ui0rk9sifh9ojsf">
               <w:r>
                 <w:rPr>
                   <w:rFonts w:ascii="Arial" w:cs="Arial" w:eastAsia="Arial" w:hAnsi="Arial"/>
@@ -6652,7 +6652,7 @@
                   <w:szCs w:val="16"/>
                   <w:u w:val="single" w:color="2E75B6"/>
                 </w:rPr>
-                <w:t xml:space="preserve">Watch Me</w:t>
+                <w:t xml:space="preserve">Using similarity to estimate ratio between side lengths</w:t>
               </w:r>
             </w:hyperlink>
           </w:p>
@@ -6668,7 +6668,7 @@
                 <w:sz w:val="14"/>
                 <w:szCs w:val="14"/>
               </w:rPr>
-              <w:t xml:space="preserve">Source: TED-Ed Lessons</w:t>
+              <w:t xml:space="preserve">Source: Khan Academy (English - US curriculum)</w:t>
             </w:r>
           </w:p>
           <w:p>
@@ -6676,7 +6676,7 @@
               <w:spacing w:after="10" w:before="0"/>
               <w:ind w:left="120"/>
             </w:pPr>
-            <w:hyperlink w:history="1" r:id="rId7cjskd9_37nmjpv6j2afj">
+            <w:hyperlink w:history="1" r:id="rId1cf7dskz3r1xwe3sm0cdh">
               <w:r>
                 <w:rPr>
                   <w:rFonts w:ascii="Arial" w:cs="Arial" w:eastAsia="Arial" w:hAnsi="Arial"/>
@@ -6714,14 +6714,14 @@
                 <w:sz w:val="16"/>
                 <w:szCs w:val="16"/>
               </w:rPr>
-              <w:t xml:space="preserve">📖 HTML:</w:t>
+              <w:t xml:space="preserve">📖 EXERCISE:</w:t>
             </w:r>
           </w:p>
           <w:p>
             <w:pPr>
               <w:spacing w:after="20" w:before="0"/>
             </w:pPr>
-            <w:hyperlink w:history="1" r:id="rIdvxjq0dkrch3umz71uh0yw">
+            <w:hyperlink w:history="1" r:id="rIdtzo9xp320mnz-r9vvqp-a">
               <w:r>
                 <w:rPr>
                   <w:rFonts w:ascii="Arial" w:cs="Arial" w:eastAsia="Arial" w:hAnsi="Arial"/>
@@ -6730,7 +6730,7 @@
                   <w:szCs w:val="16"/>
                   <w:u w:val="single" w:color="2E75B6"/>
                 </w:rPr>
-                <w:t xml:space="preserve">Linear Equations: Deep Dish Pizza (PLIX)</w:t>
+                <w:t xml:space="preserve">Scale drawings</w:t>
               </w:r>
             </w:hyperlink>
           </w:p>
@@ -6746,7 +6746,7 @@
                 <w:sz w:val="14"/>
                 <w:szCs w:val="14"/>
               </w:rPr>
-              <w:t xml:space="preserve">Source: CK-12</w:t>
+              <w:t xml:space="preserve">Source: Khan Academy (English - US curriculum)</w:t>
             </w:r>
           </w:p>
           <w:p>
@@ -6754,7 +6754,7 @@
               <w:spacing w:after="10" w:before="0"/>
               <w:ind w:left="120"/>
             </w:pPr>
-            <w:hyperlink w:history="1" r:id="rIdbmhgwpkparz8wkacgpzys">
+            <w:hyperlink w:history="1" r:id="rIdzrn5puj0_cc1ruh3wkwin">
               <w:r>
                 <w:rPr>
                   <w:rFonts w:ascii="Arial" w:cs="Arial" w:eastAsia="Arial" w:hAnsi="Arial"/>
@@ -6949,7 +6949,7 @@
             <w:pPr>
               <w:spacing w:after="20" w:before="0"/>
             </w:pPr>
-            <w:hyperlink w:history="1" r:id="rId78k7rvwxsweqcedxgt3aq">
+            <w:hyperlink w:history="1" r:id="rIdzehxjmrms5k2om1v6q_o5">
               <w:r>
                 <w:rPr>
                   <w:rFonts w:ascii="Arial" w:cs="Arial" w:eastAsia="Arial" w:hAnsi="Arial"/>
@@ -6958,7 +6958,7 @@
                   <w:szCs w:val="16"/>
                   <w:u w:val="single" w:color="2E75B6"/>
                 </w:rPr>
-                <w:t xml:space="preserve">Watch Me</w:t>
+                <w:t xml:space="preserve">Scale drawings</w:t>
               </w:r>
             </w:hyperlink>
           </w:p>
@@ -6974,7 +6974,7 @@
                 <w:sz w:val="14"/>
                 <w:szCs w:val="14"/>
               </w:rPr>
-              <w:t xml:space="preserve">Source: TED-Ed Lessons</w:t>
+              <w:t xml:space="preserve">Source: Khan Academy (English - US curriculum)</w:t>
             </w:r>
           </w:p>
           <w:p>
@@ -6982,7 +6982,7 @@
               <w:spacing w:after="10" w:before="0"/>
               <w:ind w:left="120"/>
             </w:pPr>
-            <w:hyperlink w:history="1" r:id="rIdjdw1zwh5t4kol_njoe9x0">
+            <w:hyperlink w:history="1" r:id="rIddobnxs5y60lxmy_ysza0h">
               <w:r>
                 <w:rPr>
                   <w:rFonts w:ascii="Arial" w:cs="Arial" w:eastAsia="Arial" w:hAnsi="Arial"/>
@@ -7020,14 +7020,14 @@
                 <w:sz w:val="16"/>
                 <w:szCs w:val="16"/>
               </w:rPr>
-              <w:t xml:space="preserve">📖 HTML:</w:t>
+              <w:t xml:space="preserve">📖 EXERCISE:</w:t>
             </w:r>
           </w:p>
           <w:p>
             <w:pPr>
               <w:spacing w:after="20" w:before="0"/>
             </w:pPr>
-            <w:hyperlink w:history="1" r:id="rIdctu_fb0liau_aazyuyxc0">
+            <w:hyperlink w:history="1" r:id="rId-ndesy6tqcsxnuz8vyeaf">
               <w:r>
                 <w:rPr>
                   <w:rFonts w:ascii="Arial" w:cs="Arial" w:eastAsia="Arial" w:hAnsi="Arial"/>
@@ -7036,7 +7036,7 @@
                   <w:szCs w:val="16"/>
                   <w:u w:val="single" w:color="2E75B6"/>
                 </w:rPr>
-                <w:t xml:space="preserve">Linear Equations: Deep Dish Pizza (PLIX)</w:t>
+                <w:t xml:space="preserve">Scale drawings</w:t>
               </w:r>
             </w:hyperlink>
           </w:p>
@@ -7052,7 +7052,7 @@
                 <w:sz w:val="14"/>
                 <w:szCs w:val="14"/>
               </w:rPr>
-              <w:t xml:space="preserve">Source: CK-12</w:t>
+              <w:t xml:space="preserve">Source: Khan Academy (English - US curriculum)</w:t>
             </w:r>
           </w:p>
           <w:p>
@@ -7060,7 +7060,7 @@
               <w:spacing w:after="10" w:before="0"/>
               <w:ind w:left="120"/>
             </w:pPr>
-            <w:hyperlink w:history="1" r:id="rIdmdoczg3la9_7ryswtptpr">
+            <w:hyperlink w:history="1" r:id="rIdlu3kwcojacz9czemhoz-b">
               <w:r>
                 <w:rPr>
                   <w:rFonts w:ascii="Arial" w:cs="Arial" w:eastAsia="Arial" w:hAnsi="Arial"/>
@@ -7255,7 +7255,7 @@
             <w:pPr>
               <w:spacing w:after="20" w:before="0"/>
             </w:pPr>
-            <w:hyperlink w:history="1" r:id="rIdreydknoh_nmjuqjm3uj4s">
+            <w:hyperlink w:history="1" r:id="rIdsxpsxguhpaiep9pvxoacb">
               <w:r>
                 <w:rPr>
                   <w:rFonts w:ascii="Arial" w:cs="Arial" w:eastAsia="Arial" w:hAnsi="Arial"/>
@@ -7264,7 +7264,7 @@
                   <w:szCs w:val="16"/>
                   <w:u w:val="single" w:color="2E75B6"/>
                 </w:rPr>
-                <w:t xml:space="preserve">Watch Me</w:t>
+                <w:t xml:space="preserve">Using similarity to estimate ratio between side lengths</w:t>
               </w:r>
             </w:hyperlink>
           </w:p>
@@ -7280,7 +7280,7 @@
                 <w:sz w:val="14"/>
                 <w:szCs w:val="14"/>
               </w:rPr>
-              <w:t xml:space="preserve">Source: TED-Ed Lessons</w:t>
+              <w:t xml:space="preserve">Source: Khan Academy (English - US curriculum)</w:t>
             </w:r>
           </w:p>
           <w:p>
@@ -7288,7 +7288,7 @@
               <w:spacing w:after="10" w:before="0"/>
               <w:ind w:left="120"/>
             </w:pPr>
-            <w:hyperlink w:history="1" r:id="rIdmxgw0r6qo1s1yvovzpnyf">
+            <w:hyperlink w:history="1" r:id="rIdnqqd4alxmhzvd8dhixeqt">
               <w:r>
                 <w:rPr>
                   <w:rFonts w:ascii="Arial" w:cs="Arial" w:eastAsia="Arial" w:hAnsi="Arial"/>
@@ -7326,14 +7326,14 @@
                 <w:sz w:val="16"/>
                 <w:szCs w:val="16"/>
               </w:rPr>
-              <w:t xml:space="preserve">📖 HTML:</w:t>
+              <w:t xml:space="preserve">📖 EXERCISE:</w:t>
             </w:r>
           </w:p>
           <w:p>
             <w:pPr>
               <w:spacing w:after="20" w:before="0"/>
             </w:pPr>
-            <w:hyperlink w:history="1" r:id="rIdeev638s6b6wppfrt-rrx4">
+            <w:hyperlink w:history="1" r:id="rIdvsal5fk5qozxvbgcd0u_o">
               <w:r>
                 <w:rPr>
                   <w:rFonts w:ascii="Arial" w:cs="Arial" w:eastAsia="Arial" w:hAnsi="Arial"/>
@@ -7342,7 +7342,7 @@
                   <w:szCs w:val="16"/>
                   <w:u w:val="single" w:color="2E75B6"/>
                 </w:rPr>
-                <w:t xml:space="preserve">Linear Equations: Deep Dish Pizza (PLIX)</w:t>
+                <w:t xml:space="preserve">Scale drawings</w:t>
               </w:r>
             </w:hyperlink>
           </w:p>
@@ -7358,7 +7358,7 @@
                 <w:sz w:val="14"/>
                 <w:szCs w:val="14"/>
               </w:rPr>
-              <w:t xml:space="preserve">Source: CK-12</w:t>
+              <w:t xml:space="preserve">Source: Khan Academy (English - US curriculum)</w:t>
             </w:r>
           </w:p>
           <w:p>
@@ -7366,7 +7366,7 @@
               <w:spacing w:after="10" w:before="0"/>
               <w:ind w:left="120"/>
             </w:pPr>
-            <w:hyperlink w:history="1" r:id="rIdyymjury8yzb9nrobc_u3o">
+            <w:hyperlink w:history="1" r:id="rIdmuzgguovx_xiez1e6q1xf">
               <w:r>
                 <w:rPr>
                   <w:rFonts w:ascii="Arial" w:cs="Arial" w:eastAsia="Arial" w:hAnsi="Arial"/>
@@ -7561,7 +7561,7 @@
             <w:pPr>
               <w:spacing w:after="20" w:before="0"/>
             </w:pPr>
-            <w:hyperlink w:history="1" r:id="rIdens7mai19bxd5elspvtnz">
+            <w:hyperlink w:history="1" r:id="rId6-0virkf4uatfoa-jmmil">
               <w:r>
                 <w:rPr>
                   <w:rFonts w:ascii="Arial" w:cs="Arial" w:eastAsia="Arial" w:hAnsi="Arial"/>
@@ -7570,7 +7570,7 @@
                   <w:szCs w:val="16"/>
                   <w:u w:val="single" w:color="2E75B6"/>
                 </w:rPr>
-                <w:t xml:space="preserve">Watch Me</w:t>
+                <w:t xml:space="preserve">Using similarity to estimate ratio between side lengths</w:t>
               </w:r>
             </w:hyperlink>
           </w:p>
@@ -7586,7 +7586,7 @@
                 <w:sz w:val="14"/>
                 <w:szCs w:val="14"/>
               </w:rPr>
-              <w:t xml:space="preserve">Source: TED-Ed Lessons</w:t>
+              <w:t xml:space="preserve">Source: Khan Academy (English - US curriculum)</w:t>
             </w:r>
           </w:p>
           <w:p>
@@ -7594,7 +7594,7 @@
               <w:spacing w:after="10" w:before="0"/>
               <w:ind w:left="120"/>
             </w:pPr>
-            <w:hyperlink w:history="1" r:id="rIdntahjvvzlfnv-nkvofb-_">
+            <w:hyperlink w:history="1" r:id="rIdmmranz57nabf88z4qufxn">
               <w:r>
                 <w:rPr>
                   <w:rFonts w:ascii="Arial" w:cs="Arial" w:eastAsia="Arial" w:hAnsi="Arial"/>
@@ -7632,14 +7632,14 @@
                 <w:sz w:val="16"/>
                 <w:szCs w:val="16"/>
               </w:rPr>
-              <w:t xml:space="preserve">📖 HTML:</w:t>
+              <w:t xml:space="preserve">📖 EXERCISE:</w:t>
             </w:r>
           </w:p>
           <w:p>
             <w:pPr>
               <w:spacing w:after="20" w:before="0"/>
             </w:pPr>
-            <w:hyperlink w:history="1" r:id="rIdgwe97j-ul2rnuvzmcizhe">
+            <w:hyperlink w:history="1" r:id="rIdz3snm_jizcevffhpat_qf">
               <w:r>
                 <w:rPr>
                   <w:rFonts w:ascii="Arial" w:cs="Arial" w:eastAsia="Arial" w:hAnsi="Arial"/>
@@ -7648,7 +7648,7 @@
                   <w:szCs w:val="16"/>
                   <w:u w:val="single" w:color="2E75B6"/>
                 </w:rPr>
-                <w:t xml:space="preserve">Linear Equations: Deep Dish Pizza (PLIX)</w:t>
+                <w:t xml:space="preserve">Scale drawings</w:t>
               </w:r>
             </w:hyperlink>
           </w:p>
@@ -7664,7 +7664,7 @@
                 <w:sz w:val="14"/>
                 <w:szCs w:val="14"/>
               </w:rPr>
-              <w:t xml:space="preserve">Source: CK-12</w:t>
+              <w:t xml:space="preserve">Source: Khan Academy (English - US curriculum)</w:t>
             </w:r>
           </w:p>
           <w:p>
@@ -7672,7 +7672,7 @@
               <w:spacing w:after="10" w:before="0"/>
               <w:ind w:left="120"/>
             </w:pPr>
-            <w:hyperlink w:history="1" r:id="rIdasc4t_shw7iui6znlkkcw">
+            <w:hyperlink w:history="1" r:id="rIdur7j58td6fdjpy39q6vqm">
               <w:r>
                 <w:rPr>
                   <w:rFonts w:ascii="Arial" w:cs="Arial" w:eastAsia="Arial" w:hAnsi="Arial"/>
@@ -7867,7 +7867,7 @@
             <w:pPr>
               <w:spacing w:after="20" w:before="0"/>
             </w:pPr>
-            <w:hyperlink w:history="1" r:id="rIdndebtlencqmpdjtvqtpex">
+            <w:hyperlink w:history="1" r:id="rIdkayommaojg9dp6slqyz15">
               <w:r>
                 <w:rPr>
                   <w:rFonts w:ascii="Arial" w:cs="Arial" w:eastAsia="Arial" w:hAnsi="Arial"/>
@@ -7876,7 +7876,7 @@
                   <w:szCs w:val="16"/>
                   <w:u w:val="single" w:color="2E75B6"/>
                 </w:rPr>
-                <w:t xml:space="preserve">Watch Me</w:t>
+                <w:t xml:space="preserve">Using similarity to estimate ratio between side lengths</w:t>
               </w:r>
             </w:hyperlink>
           </w:p>
@@ -7892,7 +7892,7 @@
                 <w:sz w:val="14"/>
                 <w:szCs w:val="14"/>
               </w:rPr>
-              <w:t xml:space="preserve">Source: TED-Ed Lessons</w:t>
+              <w:t xml:space="preserve">Source: Khan Academy (English - US curriculum)</w:t>
             </w:r>
           </w:p>
           <w:p>
@@ -7900,7 +7900,7 @@
               <w:spacing w:after="10" w:before="0"/>
               <w:ind w:left="120"/>
             </w:pPr>
-            <w:hyperlink w:history="1" r:id="rIdgwhpx4bkmdft6oqcxdttk">
+            <w:hyperlink w:history="1" r:id="rIdw5jjbada8nfa9ipzkzuay">
               <w:r>
                 <w:rPr>
                   <w:rFonts w:ascii="Arial" w:cs="Arial" w:eastAsia="Arial" w:hAnsi="Arial"/>
@@ -7938,14 +7938,14 @@
                 <w:sz w:val="16"/>
                 <w:szCs w:val="16"/>
               </w:rPr>
-              <w:t xml:space="preserve">📖 HTML:</w:t>
+              <w:t xml:space="preserve">📖 EXERCISE:</w:t>
             </w:r>
           </w:p>
           <w:p>
             <w:pPr>
               <w:spacing w:after="20" w:before="0"/>
             </w:pPr>
-            <w:hyperlink w:history="1" r:id="rIdzmmthpfmclqaemvrrggqa">
+            <w:hyperlink w:history="1" r:id="rIdyjdlhmr8yxsefdzwzt7wg">
               <w:r>
                 <w:rPr>
                   <w:rFonts w:ascii="Arial" w:cs="Arial" w:eastAsia="Arial" w:hAnsi="Arial"/>
@@ -7954,7 +7954,7 @@
                   <w:szCs w:val="16"/>
                   <w:u w:val="single" w:color="2E75B6"/>
                 </w:rPr>
-                <w:t xml:space="preserve">Linear Equations: Deep Dish Pizza (PLIX)</w:t>
+                <w:t xml:space="preserve">Scale drawings</w:t>
               </w:r>
             </w:hyperlink>
           </w:p>
@@ -7970,7 +7970,7 @@
                 <w:sz w:val="14"/>
                 <w:szCs w:val="14"/>
               </w:rPr>
-              <w:t xml:space="preserve">Source: CK-12</w:t>
+              <w:t xml:space="preserve">Source: Khan Academy (English - US curriculum)</w:t>
             </w:r>
           </w:p>
           <w:p>
@@ -7978,7 +7978,7 @@
               <w:spacing w:after="10" w:before="0"/>
               <w:ind w:left="120"/>
             </w:pPr>
-            <w:hyperlink w:history="1" r:id="rIdzuq1q7r-wvbheovicheuk">
+            <w:hyperlink w:history="1" r:id="rId4bxhi5acdvxlpm9yd6dxh">
               <w:r>
                 <w:rPr>
                   <w:rFonts w:ascii="Arial" w:cs="Arial" w:eastAsia="Arial" w:hAnsi="Arial"/>
@@ -9560,7 +9560,7 @@
             <w:pPr>
               <w:spacing w:after="20" w:before="0"/>
             </w:pPr>
-            <w:hyperlink w:history="1" r:id="rId8asn4utnehahytttzhvbr">
+            <w:hyperlink w:history="1" r:id="rIdwxtp3_rdkuoqv24xtpbwu">
               <w:r>
                 <w:rPr>
                   <w:rFonts w:ascii="Arial" w:cs="Arial" w:eastAsia="Arial" w:hAnsi="Arial"/>
@@ -9569,7 +9569,7 @@
                   <w:szCs w:val="16"/>
                   <w:u w:val="single" w:color="2E75B6"/>
                 </w:rPr>
-                <w:t xml:space="preserve">Watch Me</w:t>
+                <w:t xml:space="preserve">Using similarity to estimate ratio between side lengths</w:t>
               </w:r>
             </w:hyperlink>
           </w:p>
@@ -9585,7 +9585,7 @@
                 <w:sz w:val="14"/>
                 <w:szCs w:val="14"/>
               </w:rPr>
-              <w:t xml:space="preserve">Source: TED-Ed Lessons</w:t>
+              <w:t xml:space="preserve">Source: Khan Academy (English - US curriculum)</w:t>
             </w:r>
           </w:p>
           <w:p>
@@ -9593,7 +9593,7 @@
               <w:spacing w:after="10" w:before="0"/>
               <w:ind w:left="120"/>
             </w:pPr>
-            <w:hyperlink w:history="1" r:id="rIdwgri5afd_ign0a1y0ibfm">
+            <w:hyperlink w:history="1" r:id="rIdcog5sqz8mw4of2mtru5vw">
               <w:r>
                 <w:rPr>
                   <w:rFonts w:ascii="Arial" w:cs="Arial" w:eastAsia="Arial" w:hAnsi="Arial"/>
@@ -9631,14 +9631,14 @@
                 <w:sz w:val="16"/>
                 <w:szCs w:val="16"/>
               </w:rPr>
-              <w:t xml:space="preserve">📖 HTML:</w:t>
+              <w:t xml:space="preserve">📖 EXERCISE:</w:t>
             </w:r>
           </w:p>
           <w:p>
             <w:pPr>
               <w:spacing w:after="20" w:before="0"/>
             </w:pPr>
-            <w:hyperlink w:history="1" r:id="rIduohbg73tzbmq5ayowhxok">
+            <w:hyperlink w:history="1" r:id="rIdbrtjwqxitiic1hfesage_">
               <w:r>
                 <w:rPr>
                   <w:rFonts w:ascii="Arial" w:cs="Arial" w:eastAsia="Arial" w:hAnsi="Arial"/>
@@ -9647,7 +9647,7 @@
                   <w:szCs w:val="16"/>
                   <w:u w:val="single" w:color="2E75B6"/>
                 </w:rPr>
-                <w:t xml:space="preserve">Trigonometric Functions and Angles of Rotation (Flexbook)</w:t>
+                <w:t xml:space="preserve">Corresponding sides and points</w:t>
               </w:r>
             </w:hyperlink>
           </w:p>
@@ -9663,7 +9663,7 @@
                 <w:sz w:val="14"/>
                 <w:szCs w:val="14"/>
               </w:rPr>
-              <w:t xml:space="preserve">Source: CK-12</w:t>
+              <w:t xml:space="preserve">Source: Khan Academy (English - US curriculum)</w:t>
             </w:r>
           </w:p>
           <w:p>
@@ -9671,7 +9671,7 @@
               <w:spacing w:after="10" w:before="0"/>
               <w:ind w:left="120"/>
             </w:pPr>
-            <w:hyperlink w:history="1" r:id="rId3tdutu_qq3z6fgefgbhqk">
+            <w:hyperlink w:history="1" r:id="rIdipb_f4hly2v2kpb4drunp">
               <w:r>
                 <w:rPr>
                   <w:rFonts w:ascii="Arial" w:cs="Arial" w:eastAsia="Arial" w:hAnsi="Arial"/>
@@ -9866,7 +9866,7 @@
             <w:pPr>
               <w:spacing w:after="20" w:before="0"/>
             </w:pPr>
-            <w:hyperlink w:history="1" r:id="rIdhsmri6iffjz14dfwo9g8j">
+            <w:hyperlink w:history="1" r:id="rId4lgaytzp9nlkqv-rt7ino">
               <w:r>
                 <w:rPr>
                   <w:rFonts w:ascii="Arial" w:cs="Arial" w:eastAsia="Arial" w:hAnsi="Arial"/>
@@ -9875,7 +9875,7 @@
                   <w:szCs w:val="16"/>
                   <w:u w:val="single" w:color="2E75B6"/>
                 </w:rPr>
-                <w:t xml:space="preserve">Watch Me</w:t>
+                <w:t xml:space="preserve">Using similarity to estimate ratio between side lengths</w:t>
               </w:r>
             </w:hyperlink>
           </w:p>
@@ -9891,7 +9891,7 @@
                 <w:sz w:val="14"/>
                 <w:szCs w:val="14"/>
               </w:rPr>
-              <w:t xml:space="preserve">Source: TED-Ed Lessons</w:t>
+              <w:t xml:space="preserve">Source: Khan Academy (English - US curriculum)</w:t>
             </w:r>
           </w:p>
           <w:p>
@@ -9899,7 +9899,7 @@
               <w:spacing w:after="10" w:before="0"/>
               <w:ind w:left="120"/>
             </w:pPr>
-            <w:hyperlink w:history="1" r:id="rIdx-cafpipm_llylelub-vt">
+            <w:hyperlink w:history="1" r:id="rId3ggfar8tui6n5g5fxxj8l">
               <w:r>
                 <w:rPr>
                   <w:rFonts w:ascii="Arial" w:cs="Arial" w:eastAsia="Arial" w:hAnsi="Arial"/>
@@ -9944,7 +9944,7 @@
             <w:pPr>
               <w:spacing w:after="20" w:before="0"/>
             </w:pPr>
-            <w:hyperlink w:history="1" r:id="rId7p80wd5sschchxsefzprq">
+            <w:hyperlink w:history="1" r:id="rIdrpo1doggso4fr1vgn6xno">
               <w:r>
                 <w:rPr>
                   <w:rFonts w:ascii="Arial" w:cs="Arial" w:eastAsia="Arial" w:hAnsi="Arial"/>
@@ -9953,7 +9953,7 @@
                   <w:szCs w:val="16"/>
                   <w:u w:val="single" w:color="2E75B6"/>
                 </w:rPr>
-                <w:t xml:space="preserve">Trigonometric Functions and Angles of Rotation (Flexbook)</w:t>
+                <w:t xml:space="preserve">Corresponding Parts of Similar Figures (Flexbook)</w:t>
               </w:r>
             </w:hyperlink>
           </w:p>
@@ -9977,7 +9977,7 @@
               <w:spacing w:after="10" w:before="0"/>
               <w:ind w:left="120"/>
             </w:pPr>
-            <w:hyperlink w:history="1" r:id="rIdegudtruhcjsnfntisbbi2">
+            <w:hyperlink w:history="1" r:id="rId5fvlwahtiz76zdhokrxt2">
               <w:r>
                 <w:rPr>
                   <w:rFonts w:ascii="Arial" w:cs="Arial" w:eastAsia="Arial" w:hAnsi="Arial"/>
@@ -10172,7 +10172,7 @@
             <w:pPr>
               <w:spacing w:after="20" w:before="0"/>
             </w:pPr>
-            <w:hyperlink w:history="1" r:id="rIdraby4drjsetuzerytw-ra">
+            <w:hyperlink w:history="1" r:id="rIdstlhuspjxrkzspjfmd3ja">
               <w:r>
                 <w:rPr>
                   <w:rFonts w:ascii="Arial" w:cs="Arial" w:eastAsia="Arial" w:hAnsi="Arial"/>
@@ -10181,7 +10181,7 @@
                   <w:szCs w:val="16"/>
                   <w:u w:val="single" w:color="2E75B6"/>
                 </w:rPr>
-                <w:t xml:space="preserve">Watch Me</w:t>
+                <w:t xml:space="preserve">Using similarity to estimate ratio between side lengths</w:t>
               </w:r>
             </w:hyperlink>
           </w:p>
@@ -10197,7 +10197,7 @@
                 <w:sz w:val="14"/>
                 <w:szCs w:val="14"/>
               </w:rPr>
-              <w:t xml:space="preserve">Source: TED-Ed Lessons</w:t>
+              <w:t xml:space="preserve">Source: Khan Academy (English - US curriculum)</w:t>
             </w:r>
           </w:p>
           <w:p>
@@ -10205,7 +10205,7 @@
               <w:spacing w:after="10" w:before="0"/>
               <w:ind w:left="120"/>
             </w:pPr>
-            <w:hyperlink w:history="1" r:id="rIdeypx5dt90eshpl20qe5gm">
+            <w:hyperlink w:history="1" r:id="rId3l010b4zxll4-iemmjksy">
               <w:r>
                 <w:rPr>
                   <w:rFonts w:ascii="Arial" w:cs="Arial" w:eastAsia="Arial" w:hAnsi="Arial"/>
@@ -10243,14 +10243,14 @@
                 <w:sz w:val="16"/>
                 <w:szCs w:val="16"/>
               </w:rPr>
-              <w:t xml:space="preserve">📖 HTML:</w:t>
+              <w:t xml:space="preserve">📖 EXERCISE:</w:t>
             </w:r>
           </w:p>
           <w:p>
             <w:pPr>
               <w:spacing w:after="20" w:before="0"/>
             </w:pPr>
-            <w:hyperlink w:history="1" r:id="rIdz-rgwvf83e_l8a3zyp_cr">
+            <w:hyperlink w:history="1" r:id="rId-g5vql3m5ymmtppl5g006">
               <w:r>
                 <w:rPr>
                   <w:rFonts w:ascii="Arial" w:cs="Arial" w:eastAsia="Arial" w:hAnsi="Arial"/>
@@ -10259,7 +10259,7 @@
                   <w:szCs w:val="16"/>
                   <w:u w:val="single" w:color="2E75B6"/>
                 </w:rPr>
-                <w:t xml:space="preserve">Trigonometric Functions and Angles of Rotation (Flexbook)</w:t>
+                <w:t xml:space="preserve">Corresponding Parts of Similar Figures Practice</w:t>
               </w:r>
             </w:hyperlink>
           </w:p>
@@ -10283,7 +10283,7 @@
               <w:spacing w:after="10" w:before="0"/>
               <w:ind w:left="120"/>
             </w:pPr>
-            <w:hyperlink w:history="1" r:id="rIdhb7velszquefqn7s5emsr">
+            <w:hyperlink w:history="1" r:id="rIdgnsnysx2tbjs62xyyft2o">
               <w:r>
                 <w:rPr>
                   <w:rFonts w:ascii="Arial" w:cs="Arial" w:eastAsia="Arial" w:hAnsi="Arial"/>
@@ -10478,7 +10478,7 @@
             <w:pPr>
               <w:spacing w:after="20" w:before="0"/>
             </w:pPr>
-            <w:hyperlink w:history="1" r:id="rIddbojg4il_d_z0pzqo9qpf">
+            <w:hyperlink w:history="1" r:id="rIduvncdyk8_1el48wy9suac">
               <w:r>
                 <w:rPr>
                   <w:rFonts w:ascii="Arial" w:cs="Arial" w:eastAsia="Arial" w:hAnsi="Arial"/>
@@ -10487,7 +10487,7 @@
                   <w:szCs w:val="16"/>
                   <w:u w:val="single" w:color="2E75B6"/>
                 </w:rPr>
-                <w:t xml:space="preserve">Watch Me</w:t>
+                <w:t xml:space="preserve">Using similarity to estimate ratio between side lengths</w:t>
               </w:r>
             </w:hyperlink>
           </w:p>
@@ -10503,7 +10503,7 @@
                 <w:sz w:val="14"/>
                 <w:szCs w:val="14"/>
               </w:rPr>
-              <w:t xml:space="preserve">Source: TED-Ed Lessons</w:t>
+              <w:t xml:space="preserve">Source: Khan Academy (English - US curriculum)</w:t>
             </w:r>
           </w:p>
           <w:p>
@@ -10511,7 +10511,7 @@
               <w:spacing w:after="10" w:before="0"/>
               <w:ind w:left="120"/>
             </w:pPr>
-            <w:hyperlink w:history="1" r:id="rIdvvoogrnhxwtdovo0td2mk">
+            <w:hyperlink w:history="1" r:id="rIdcgsz_pnfv8frrif120xh3">
               <w:r>
                 <w:rPr>
                   <w:rFonts w:ascii="Arial" w:cs="Arial" w:eastAsia="Arial" w:hAnsi="Arial"/>
@@ -10556,7 +10556,7 @@
             <w:pPr>
               <w:spacing w:after="20" w:before="0"/>
             </w:pPr>
-            <w:hyperlink w:history="1" r:id="rIdogfrwpjsgwcnxc8ko59oy">
+            <w:hyperlink w:history="1" r:id="rIdxzyocu2kx6wduslw_fo0q">
               <w:r>
                 <w:rPr>
                   <w:rFonts w:ascii="Arial" w:cs="Arial" w:eastAsia="Arial" w:hAnsi="Arial"/>
@@ -10565,7 +10565,7 @@
                   <w:szCs w:val="16"/>
                   <w:u w:val="single" w:color="2E75B6"/>
                 </w:rPr>
-                <w:t xml:space="preserve">Trigonometric Functions and Angles of Rotation (Flexbook)</w:t>
+                <w:t xml:space="preserve">Corresponding Sides of Similar Triangles (PLIX)</w:t>
               </w:r>
             </w:hyperlink>
           </w:p>
@@ -10589,7 +10589,7 @@
               <w:spacing w:after="10" w:before="0"/>
               <w:ind w:left="120"/>
             </w:pPr>
-            <w:hyperlink w:history="1" r:id="rIdr7494vyofi-aegei0slyj">
+            <w:hyperlink w:history="1" r:id="rIdaxcuoo-6mpil4ixn16g5s">
               <w:r>
                 <w:rPr>
                   <w:rFonts w:ascii="Arial" w:cs="Arial" w:eastAsia="Arial" w:hAnsi="Arial"/>
@@ -10784,7 +10784,7 @@
             <w:pPr>
               <w:spacing w:after="20" w:before="0"/>
             </w:pPr>
-            <w:hyperlink w:history="1" r:id="rIdoo6taoxaqy6honatwnvza">
+            <w:hyperlink w:history="1" r:id="rIdglqczusrho26jsvrzfrqf">
               <w:r>
                 <w:rPr>
                   <w:rFonts w:ascii="Arial" w:cs="Arial" w:eastAsia="Arial" w:hAnsi="Arial"/>
@@ -10793,7 +10793,7 @@
                   <w:szCs w:val="16"/>
                   <w:u w:val="single" w:color="2E75B6"/>
                 </w:rPr>
-                <w:t xml:space="preserve">Watch Me</w:t>
+                <w:t xml:space="preserve">Using similarity to estimate ratio between side lengths</w:t>
               </w:r>
             </w:hyperlink>
           </w:p>
@@ -10809,7 +10809,7 @@
                 <w:sz w:val="14"/>
                 <w:szCs w:val="14"/>
               </w:rPr>
-              <w:t xml:space="preserve">Source: TED-Ed Lessons</w:t>
+              <w:t xml:space="preserve">Source: Khan Academy (English - US curriculum)</w:t>
             </w:r>
           </w:p>
           <w:p>
@@ -10817,7 +10817,7 @@
               <w:spacing w:after="10" w:before="0"/>
               <w:ind w:left="120"/>
             </w:pPr>
-            <w:hyperlink w:history="1" r:id="rIdf53xoq94igrxd5frjmqin">
+            <w:hyperlink w:history="1" r:id="rId4fw63fdtdy2dnzjmrpu7n">
               <w:r>
                 <w:rPr>
                   <w:rFonts w:ascii="Arial" w:cs="Arial" w:eastAsia="Arial" w:hAnsi="Arial"/>
@@ -10862,7 +10862,7 @@
             <w:pPr>
               <w:spacing w:after="20" w:before="0"/>
             </w:pPr>
-            <w:hyperlink w:history="1" r:id="rIdeqgnaaokuwz54wvywm8aa">
+            <w:hyperlink w:history="1" r:id="rId3yv40msmqsogycpozyt80">
               <w:r>
                 <w:rPr>
                   <w:rFonts w:ascii="Arial" w:cs="Arial" w:eastAsia="Arial" w:hAnsi="Arial"/>
@@ -10871,7 +10871,7 @@
                   <w:szCs w:val="16"/>
                   <w:u w:val="single" w:color="2E75B6"/>
                 </w:rPr>
-                <w:t xml:space="preserve">Trigonometric Functions and Angles of Rotation (Flexbook)</w:t>
+                <w:t xml:space="preserve">Unknown Measures of Similar Figures (Flexbook)</w:t>
               </w:r>
             </w:hyperlink>
           </w:p>
@@ -10895,7 +10895,7 @@
               <w:spacing w:after="10" w:before="0"/>
               <w:ind w:left="120"/>
             </w:pPr>
-            <w:hyperlink w:history="1" r:id="rIdqowbezzwvmxtjvffxqd25">
+            <w:hyperlink w:history="1" r:id="rId9lviroii2giqsski3pdaz">
               <w:r>
                 <w:rPr>
                   <w:rFonts w:ascii="Arial" w:cs="Arial" w:eastAsia="Arial" w:hAnsi="Arial"/>
@@ -12382,7 +12382,7 @@
             <w:pPr>
               <w:spacing w:after="20" w:before="0"/>
             </w:pPr>
-            <w:hyperlink w:history="1" r:id="rIdinyolv1v6wvkangicx_d0">
+            <w:hyperlink w:history="1" r:id="rIdooyfsvsdj4u-yx_y1ln58">
               <w:r>
                 <w:rPr>
                   <w:rFonts w:ascii="Arial" w:cs="Arial" w:eastAsia="Arial" w:hAnsi="Arial"/>
@@ -12391,7 +12391,7 @@
                   <w:szCs w:val="16"/>
                   <w:u w:val="single" w:color="2E75B6"/>
                 </w:rPr>
-                <w:t xml:space="preserve">Parallelogram on the coordinate plane</w:t>
+                <w:t xml:space="preserve">Using similarity to estimate ratio between side lengths</w:t>
               </w:r>
             </w:hyperlink>
           </w:p>
@@ -12415,7 +12415,7 @@
               <w:spacing w:after="10" w:before="0"/>
               <w:ind w:left="120"/>
             </w:pPr>
-            <w:hyperlink w:history="1" r:id="rIdouzjrgj3mp0-dj-7arkzf">
+            <w:hyperlink w:history="1" r:id="rIdshw8yhrafknv9vwrk7mrj">
               <w:r>
                 <w:rPr>
                   <w:rFonts w:ascii="Arial" w:cs="Arial" w:eastAsia="Arial" w:hAnsi="Arial"/>
@@ -12453,14 +12453,14 @@
                 <w:sz w:val="16"/>
                 <w:szCs w:val="16"/>
               </w:rPr>
-              <w:t xml:space="preserve">📖 HTML:</w:t>
+              <w:t xml:space="preserve">📖 EXERCISE:</w:t>
             </w:r>
           </w:p>
           <w:p>
             <w:pPr>
               <w:spacing w:after="20" w:before="0"/>
             </w:pPr>
-            <w:hyperlink w:history="1" r:id="rId_8llkwpg4wmyoooeqy4kk">
+            <w:hyperlink w:history="1" r:id="rIdkqtn6shgyqbibs3bqzyix">
               <w:r>
                 <w:rPr>
                   <w:rFonts w:ascii="Arial" w:cs="Arial" w:eastAsia="Arial" w:hAnsi="Arial"/>
@@ -12469,7 +12469,7 @@
                   <w:szCs w:val="16"/>
                   <w:u w:val="single" w:color="2E75B6"/>
                 </w:rPr>
-                <w:t xml:space="preserve">Equations with Variables on Both Sides (Flexbook)</w:t>
+                <w:t xml:space="preserve">Corresponding sides and points</w:t>
               </w:r>
             </w:hyperlink>
           </w:p>
@@ -12485,7 +12485,7 @@
                 <w:sz w:val="14"/>
                 <w:szCs w:val="14"/>
               </w:rPr>
-              <w:t xml:space="preserve">Source: CK-12</w:t>
+              <w:t xml:space="preserve">Source: Khan Academy (English - US curriculum)</w:t>
             </w:r>
           </w:p>
           <w:p>
@@ -12493,7 +12493,7 @@
               <w:spacing w:after="10" w:before="0"/>
               <w:ind w:left="120"/>
             </w:pPr>
-            <w:hyperlink w:history="1" r:id="rIdkjj3qr4dtaova2hmxovhw">
+            <w:hyperlink w:history="1" r:id="rIdwadhjb7idkavklszwot39">
               <w:r>
                 <w:rPr>
                   <w:rFonts w:ascii="Arial" w:cs="Arial" w:eastAsia="Arial" w:hAnsi="Arial"/>
@@ -12688,7 +12688,7 @@
             <w:pPr>
               <w:spacing w:after="20" w:before="0"/>
             </w:pPr>
-            <w:hyperlink w:history="1" r:id="rIddr392ogt3y4zixnkgpbuu">
+            <w:hyperlink w:history="1" r:id="rIdly6_kxffnznfvirbkvl4e">
               <w:r>
                 <w:rPr>
                   <w:rFonts w:ascii="Arial" w:cs="Arial" w:eastAsia="Arial" w:hAnsi="Arial"/>
@@ -12697,7 +12697,7 @@
                   <w:szCs w:val="16"/>
                   <w:u w:val="single" w:color="2E75B6"/>
                 </w:rPr>
-                <w:t xml:space="preserve">Parallelogram on the coordinate plane</w:t>
+                <w:t xml:space="preserve">Using similarity to estimate ratio between side lengths</w:t>
               </w:r>
             </w:hyperlink>
           </w:p>
@@ -12721,7 +12721,7 @@
               <w:spacing w:after="10" w:before="0"/>
               <w:ind w:left="120"/>
             </w:pPr>
-            <w:hyperlink w:history="1" r:id="rIdgpewpgk0jt_ihyt81ltd1">
+            <w:hyperlink w:history="1" r:id="rIdvyokyu-1ftsj_geetr81a">
               <w:r>
                 <w:rPr>
                   <w:rFonts w:ascii="Arial" w:cs="Arial" w:eastAsia="Arial" w:hAnsi="Arial"/>
@@ -12766,7 +12766,7 @@
             <w:pPr>
               <w:spacing w:after="20" w:before="0"/>
             </w:pPr>
-            <w:hyperlink w:history="1" r:id="rIdy_8g-uzrlsfgutxb8i1jp">
+            <w:hyperlink w:history="1" r:id="rIdu--f7opnd3pbuopnyopdw">
               <w:r>
                 <w:rPr>
                   <w:rFonts w:ascii="Arial" w:cs="Arial" w:eastAsia="Arial" w:hAnsi="Arial"/>
@@ -12775,7 +12775,7 @@
                   <w:szCs w:val="16"/>
                   <w:u w:val="single" w:color="2E75B6"/>
                 </w:rPr>
-                <w:t xml:space="preserve">Equations with Variables on Both Sides (Flexbook)</w:t>
+                <w:t xml:space="preserve">Corresponding Parts of Similar Figures (Flexbook)</w:t>
               </w:r>
             </w:hyperlink>
           </w:p>
@@ -12799,7 +12799,7 @@
               <w:spacing w:after="10" w:before="0"/>
               <w:ind w:left="120"/>
             </w:pPr>
-            <w:hyperlink w:history="1" r:id="rIdz_l5wuxvglbxjef0uytk8">
+            <w:hyperlink w:history="1" r:id="rIdbcdjl_pwnqqqf4d0m48yj">
               <w:r>
                 <w:rPr>
                   <w:rFonts w:ascii="Arial" w:cs="Arial" w:eastAsia="Arial" w:hAnsi="Arial"/>
@@ -12994,7 +12994,7 @@
             <w:pPr>
               <w:spacing w:after="20" w:before="0"/>
             </w:pPr>
-            <w:hyperlink w:history="1" r:id="rIdpxpxuje-ya51jxeagruum">
+            <w:hyperlink w:history="1" r:id="rIdg6g7cuc5k3h2vbsuqkgif">
               <w:r>
                 <w:rPr>
                   <w:rFonts w:ascii="Arial" w:cs="Arial" w:eastAsia="Arial" w:hAnsi="Arial"/>
@@ -13003,7 +13003,7 @@
                   <w:szCs w:val="16"/>
                   <w:u w:val="single" w:color="2E75B6"/>
                 </w:rPr>
-                <w:t xml:space="preserve">Parallelogram on the coordinate plane</w:t>
+                <w:t xml:space="preserve">Using similarity to estimate ratio between side lengths</w:t>
               </w:r>
             </w:hyperlink>
           </w:p>
@@ -13027,7 +13027,7 @@
               <w:spacing w:after="10" w:before="0"/>
               <w:ind w:left="120"/>
             </w:pPr>
-            <w:hyperlink w:history="1" r:id="rIdzfkrk-qabqvlelpqmpxgf">
+            <w:hyperlink w:history="1" r:id="rIdzdjuxtpobphmjrdakiabf">
               <w:r>
                 <w:rPr>
                   <w:rFonts w:ascii="Arial" w:cs="Arial" w:eastAsia="Arial" w:hAnsi="Arial"/>
@@ -13065,14 +13065,14 @@
                 <w:sz w:val="16"/>
                 <w:szCs w:val="16"/>
               </w:rPr>
-              <w:t xml:space="preserve">📖 HTML:</w:t>
+              <w:t xml:space="preserve">📖 EXERCISE:</w:t>
             </w:r>
           </w:p>
           <w:p>
             <w:pPr>
               <w:spacing w:after="20" w:before="0"/>
             </w:pPr>
-            <w:hyperlink w:history="1" r:id="rIduczbyknoytzpgqwglu9kl">
+            <w:hyperlink w:history="1" r:id="rIddojz5qzgy0cikmsb4efzv">
               <w:r>
                 <w:rPr>
                   <w:rFonts w:ascii="Arial" w:cs="Arial" w:eastAsia="Arial" w:hAnsi="Arial"/>
@@ -13081,7 +13081,7 @@
                   <w:szCs w:val="16"/>
                   <w:u w:val="single" w:color="2E75B6"/>
                 </w:rPr>
-                <w:t xml:space="preserve">Equations with Variables on Both Sides (Flexbook)</w:t>
+                <w:t xml:space="preserve">Corresponding Parts of Similar Figures Practice</w:t>
               </w:r>
             </w:hyperlink>
           </w:p>
@@ -13105,7 +13105,7 @@
               <w:spacing w:after="10" w:before="0"/>
               <w:ind w:left="120"/>
             </w:pPr>
-            <w:hyperlink w:history="1" r:id="rIdvg3bmi7-1nojelucr8k3u">
+            <w:hyperlink w:history="1" r:id="rIdpisqjszgt84zuhkmcb1qd">
               <w:r>
                 <w:rPr>
                   <w:rFonts w:ascii="Arial" w:cs="Arial" w:eastAsia="Arial" w:hAnsi="Arial"/>
@@ -13300,7 +13300,7 @@
             <w:pPr>
               <w:spacing w:after="20" w:before="0"/>
             </w:pPr>
-            <w:hyperlink w:history="1" r:id="rIdj27br6zroq369rwwqdxvq">
+            <w:hyperlink w:history="1" r:id="rId8khe3a0nayfekv-xm2dxc">
               <w:r>
                 <w:rPr>
                   <w:rFonts w:ascii="Arial" w:cs="Arial" w:eastAsia="Arial" w:hAnsi="Arial"/>
@@ -13309,7 +13309,7 @@
                   <w:szCs w:val="16"/>
                   <w:u w:val="single" w:color="2E75B6"/>
                 </w:rPr>
-                <w:t xml:space="preserve">Parallelogram on the coordinate plane</w:t>
+                <w:t xml:space="preserve">Using similarity to estimate ratio between side lengths</w:t>
               </w:r>
             </w:hyperlink>
           </w:p>
@@ -13333,7 +13333,7 @@
               <w:spacing w:after="10" w:before="0"/>
               <w:ind w:left="120"/>
             </w:pPr>
-            <w:hyperlink w:history="1" r:id="rIdwueo56qpi3v5gbyhzqciy">
+            <w:hyperlink w:history="1" r:id="rIdu4u654blml2_0kwrqwvct">
               <w:r>
                 <w:rPr>
                   <w:rFonts w:ascii="Arial" w:cs="Arial" w:eastAsia="Arial" w:hAnsi="Arial"/>
@@ -13378,7 +13378,7 @@
             <w:pPr>
               <w:spacing w:after="20" w:before="0"/>
             </w:pPr>
-            <w:hyperlink w:history="1" r:id="rIdjdrwqiqddxa7ybzvlkw2c">
+            <w:hyperlink w:history="1" r:id="rIdvmqjqrk9vpqbchyctqdfv">
               <w:r>
                 <w:rPr>
                   <w:rFonts w:ascii="Arial" w:cs="Arial" w:eastAsia="Arial" w:hAnsi="Arial"/>
@@ -13387,7 +13387,7 @@
                   <w:szCs w:val="16"/>
                   <w:u w:val="single" w:color="2E75B6"/>
                 </w:rPr>
-                <w:t xml:space="preserve">Equations with Variables on Both Sides (Flexbook)</w:t>
+                <w:t xml:space="preserve">Corresponding Sides of Similar Triangles (PLIX)</w:t>
               </w:r>
             </w:hyperlink>
           </w:p>
@@ -13411,7 +13411,7 @@
               <w:spacing w:after="10" w:before="0"/>
               <w:ind w:left="120"/>
             </w:pPr>
-            <w:hyperlink w:history="1" r:id="rId3qbm6xf-9vmbvds1n4ket">
+            <w:hyperlink w:history="1" r:id="rIdssrecvjookj1zfsxxfv9x">
               <w:r>
                 <w:rPr>
                   <w:rFonts w:ascii="Arial" w:cs="Arial" w:eastAsia="Arial" w:hAnsi="Arial"/>
@@ -13606,7 +13606,7 @@
             <w:pPr>
               <w:spacing w:after="20" w:before="0"/>
             </w:pPr>
-            <w:hyperlink w:history="1" r:id="rIdrlew-d0ihvzlxdccizc5j">
+            <w:hyperlink w:history="1" r:id="rIdrsyoszrmshh0-swx_ilh2">
               <w:r>
                 <w:rPr>
                   <w:rFonts w:ascii="Arial" w:cs="Arial" w:eastAsia="Arial" w:hAnsi="Arial"/>
@@ -13615,7 +13615,7 @@
                   <w:szCs w:val="16"/>
                   <w:u w:val="single" w:color="2E75B6"/>
                 </w:rPr>
-                <w:t xml:space="preserve">Parallelogram on the coordinate plane</w:t>
+                <w:t xml:space="preserve">Using similarity to estimate ratio between side lengths</w:t>
               </w:r>
             </w:hyperlink>
           </w:p>
@@ -13639,7 +13639,7 @@
               <w:spacing w:after="10" w:before="0"/>
               <w:ind w:left="120"/>
             </w:pPr>
-            <w:hyperlink w:history="1" r:id="rIdgygkyoqkcnxx9fxrowcf8">
+            <w:hyperlink w:history="1" r:id="rId8wqkjc1dbfxublrz6p541">
               <w:r>
                 <w:rPr>
                   <w:rFonts w:ascii="Arial" w:cs="Arial" w:eastAsia="Arial" w:hAnsi="Arial"/>
@@ -13684,7 +13684,7 @@
             <w:pPr>
               <w:spacing w:after="20" w:before="0"/>
             </w:pPr>
-            <w:hyperlink w:history="1" r:id="rIddzmju3b7gte1n8xlz2s78">
+            <w:hyperlink w:history="1" r:id="rIdffiikxu2yxo-bh3oidodz">
               <w:r>
                 <w:rPr>
                   <w:rFonts w:ascii="Arial" w:cs="Arial" w:eastAsia="Arial" w:hAnsi="Arial"/>
@@ -13693,7 +13693,7 @@
                   <w:szCs w:val="16"/>
                   <w:u w:val="single" w:color="2E75B6"/>
                 </w:rPr>
-                <w:t xml:space="preserve">Equations with Variables on Both Sides (Flexbook)</w:t>
+                <w:t xml:space="preserve">Unknown Measures of Similar Figures (Flexbook)</w:t>
               </w:r>
             </w:hyperlink>
           </w:p>
@@ -13717,7 +13717,7 @@
               <w:spacing w:after="10" w:before="0"/>
               <w:ind w:left="120"/>
             </w:pPr>
-            <w:hyperlink w:history="1" r:id="rId8idtxy631aka1ab3tpvuc">
+            <w:hyperlink w:history="1" r:id="rId3vvwaxohocohmm8or9s45">
               <w:r>
                 <w:rPr>
                   <w:rFonts w:ascii="Arial" w:cs="Arial" w:eastAsia="Arial" w:hAnsi="Arial"/>
@@ -15204,7 +15204,7 @@
             <w:pPr>
               <w:spacing w:after="20" w:before="0"/>
             </w:pPr>
-            <w:hyperlink w:history="1" r:id="rIdewgd3ziztio97ge33fjef">
+            <w:hyperlink w:history="1" r:id="rIdx_ezoyyrt1uqezwgqxhit">
               <w:r>
                 <w:rPr>
                   <w:rFonts w:ascii="Arial" w:cs="Arial" w:eastAsia="Arial" w:hAnsi="Arial"/>
@@ -15213,7 +15213,7 @@
                   <w:szCs w:val="16"/>
                   <w:u w:val="single" w:color="2E75B6"/>
                 </w:rPr>
-                <w:t xml:space="preserve">Watch Me</w:t>
+                <w:t xml:space="preserve">Using similarity to estimate ratio between side lengths</w:t>
               </w:r>
             </w:hyperlink>
           </w:p>
@@ -15229,7 +15229,7 @@
                 <w:sz w:val="14"/>
                 <w:szCs w:val="14"/>
               </w:rPr>
-              <w:t xml:space="preserve">Source: TED-Ed Lessons</w:t>
+              <w:t xml:space="preserve">Source: Khan Academy (English - US curriculum)</w:t>
             </w:r>
           </w:p>
           <w:p>
@@ -15237,7 +15237,7 @@
               <w:spacing w:after="10" w:before="0"/>
               <w:ind w:left="120"/>
             </w:pPr>
-            <w:hyperlink w:history="1" r:id="rIdshlhziaszmnycjut0mk1j">
+            <w:hyperlink w:history="1" r:id="rIdzfn8nrilb8htxrj1czhpz">
               <w:r>
                 <w:rPr>
                   <w:rFonts w:ascii="Arial" w:cs="Arial" w:eastAsia="Arial" w:hAnsi="Arial"/>
@@ -15275,14 +15275,14 @@
                 <w:sz w:val="16"/>
                 <w:szCs w:val="16"/>
               </w:rPr>
-              <w:t xml:space="preserve">📖 HTML:</w:t>
+              <w:t xml:space="preserve">📖 EXERCISE:</w:t>
             </w:r>
           </w:p>
           <w:p>
             <w:pPr>
               <w:spacing w:after="20" w:before="0"/>
             </w:pPr>
-            <w:hyperlink w:history="1" r:id="rIdysjo0z8rdxxfjsyayfzsz">
+            <w:hyperlink w:history="1" r:id="rIdy66-z7ykeccx23c1jcozf">
               <w:r>
                 <w:rPr>
                   <w:rFonts w:ascii="Arial" w:cs="Arial" w:eastAsia="Arial" w:hAnsi="Arial"/>
@@ -15291,7 +15291,7 @@
                   <w:szCs w:val="16"/>
                   <w:u w:val="single" w:color="2E75B6"/>
                 </w:rPr>
-                <w:t xml:space="preserve">Linear Equations: Deep Dish Pizza (PLIX)</w:t>
+                <w:t xml:space="preserve">Scale drawings</w:t>
               </w:r>
             </w:hyperlink>
           </w:p>
@@ -15307,7 +15307,7 @@
                 <w:sz w:val="14"/>
                 <w:szCs w:val="14"/>
               </w:rPr>
-              <w:t xml:space="preserve">Source: CK-12</w:t>
+              <w:t xml:space="preserve">Source: Khan Academy (English - US curriculum)</w:t>
             </w:r>
           </w:p>
           <w:p>
@@ -15315,7 +15315,7 @@
               <w:spacing w:after="10" w:before="0"/>
               <w:ind w:left="120"/>
             </w:pPr>
-            <w:hyperlink w:history="1" r:id="rIdzld30cccjqrg3gol93zp0">
+            <w:hyperlink w:history="1" r:id="rIdx04r7tnhhid8fxuh152ag">
               <w:r>
                 <w:rPr>
                   <w:rFonts w:ascii="Arial" w:cs="Arial" w:eastAsia="Arial" w:hAnsi="Arial"/>
@@ -15510,7 +15510,7 @@
             <w:pPr>
               <w:spacing w:after="20" w:before="0"/>
             </w:pPr>
-            <w:hyperlink w:history="1" r:id="rIdeu5i-xnlkgjbmamoruvtf">
+            <w:hyperlink w:history="1" r:id="rIdayggjnjuyigvcohfd9l0p">
               <w:r>
                 <w:rPr>
                   <w:rFonts w:ascii="Arial" w:cs="Arial" w:eastAsia="Arial" w:hAnsi="Arial"/>
@@ -15519,7 +15519,7 @@
                   <w:szCs w:val="16"/>
                   <w:u w:val="single" w:color="2E75B6"/>
                 </w:rPr>
-                <w:t xml:space="preserve">Watch Me</w:t>
+                <w:t xml:space="preserve">Scale drawings</w:t>
               </w:r>
             </w:hyperlink>
           </w:p>
@@ -15535,7 +15535,7 @@
                 <w:sz w:val="14"/>
                 <w:szCs w:val="14"/>
               </w:rPr>
-              <w:t xml:space="preserve">Source: TED-Ed Lessons</w:t>
+              <w:t xml:space="preserve">Source: Khan Academy (English - US curriculum)</w:t>
             </w:r>
           </w:p>
           <w:p>
@@ -15543,7 +15543,7 @@
               <w:spacing w:after="10" w:before="0"/>
               <w:ind w:left="120"/>
             </w:pPr>
-            <w:hyperlink w:history="1" r:id="rId15jncb_aups5wjvbzea7s">
+            <w:hyperlink w:history="1" r:id="rId7mb_04ywiq_gmukdmmfft">
               <w:r>
                 <w:rPr>
                   <w:rFonts w:ascii="Arial" w:cs="Arial" w:eastAsia="Arial" w:hAnsi="Arial"/>
@@ -15588,7 +15588,7 @@
             <w:pPr>
               <w:spacing w:after="20" w:before="0"/>
             </w:pPr>
-            <w:hyperlink w:history="1" r:id="rIdkehl-ikjng5s-_2itxvpr">
+            <w:hyperlink w:history="1" r:id="rIdbgpr8dbk-ba1hprokmfof">
               <w:r>
                 <w:rPr>
                   <w:rFonts w:ascii="Arial" w:cs="Arial" w:eastAsia="Arial" w:hAnsi="Arial"/>
@@ -15597,7 +15597,7 @@
                   <w:szCs w:val="16"/>
                   <w:u w:val="single" w:color="2E75B6"/>
                 </w:rPr>
-                <w:t xml:space="preserve">Linear Equations: Deep Dish Pizza (PLIX)</w:t>
+                <w:t xml:space="preserve">Corresponding Parts of Similar Figures (Flexbook)</w:t>
               </w:r>
             </w:hyperlink>
           </w:p>
@@ -15621,7 +15621,7 @@
               <w:spacing w:after="10" w:before="0"/>
               <w:ind w:left="120"/>
             </w:pPr>
-            <w:hyperlink w:history="1" r:id="rIdg8r_b8wl-ao7whiv3xhv9">
+            <w:hyperlink w:history="1" r:id="rIdxbonixh8weynut6rjoduy">
               <w:r>
                 <w:rPr>
                   <w:rFonts w:ascii="Arial" w:cs="Arial" w:eastAsia="Arial" w:hAnsi="Arial"/>
@@ -15816,7 +15816,7 @@
             <w:pPr>
               <w:spacing w:after="20" w:before="0"/>
             </w:pPr>
-            <w:hyperlink w:history="1" r:id="rIdwa4ed711ykj5htebs2eio">
+            <w:hyperlink w:history="1" r:id="rIdlvwn_mohl_z9sqi5nddtj">
               <w:r>
                 <w:rPr>
                   <w:rFonts w:ascii="Arial" w:cs="Arial" w:eastAsia="Arial" w:hAnsi="Arial"/>
@@ -15825,7 +15825,7 @@
                   <w:szCs w:val="16"/>
                   <w:u w:val="single" w:color="2E75B6"/>
                 </w:rPr>
-                <w:t xml:space="preserve">Watch Me</w:t>
+                <w:t xml:space="preserve">Using similarity to estimate ratio between side lengths</w:t>
               </w:r>
             </w:hyperlink>
           </w:p>
@@ -15841,7 +15841,7 @@
                 <w:sz w:val="14"/>
                 <w:szCs w:val="14"/>
               </w:rPr>
-              <w:t xml:space="preserve">Source: TED-Ed Lessons</w:t>
+              <w:t xml:space="preserve">Source: Khan Academy (English - US curriculum)</w:t>
             </w:r>
           </w:p>
           <w:p>
@@ -15849,7 +15849,7 @@
               <w:spacing w:after="10" w:before="0"/>
               <w:ind w:left="120"/>
             </w:pPr>
-            <w:hyperlink w:history="1" r:id="rIdpr6p18mg6sjvidvkefxan">
+            <w:hyperlink w:history="1" r:id="rIdd204v3wvb62dbfhttttfy">
               <w:r>
                 <w:rPr>
                   <w:rFonts w:ascii="Arial" w:cs="Arial" w:eastAsia="Arial" w:hAnsi="Arial"/>
@@ -15887,14 +15887,14 @@
                 <w:sz w:val="16"/>
                 <w:szCs w:val="16"/>
               </w:rPr>
-              <w:t xml:space="preserve">📖 HTML:</w:t>
+              <w:t xml:space="preserve">📖 EXERCISE:</w:t>
             </w:r>
           </w:p>
           <w:p>
             <w:pPr>
               <w:spacing w:after="20" w:before="0"/>
             </w:pPr>
-            <w:hyperlink w:history="1" r:id="rIdyfpvokcq2wms5ujsoouyf">
+            <w:hyperlink w:history="1" r:id="rIdq6luldzmeexjkdzvabigi">
               <w:r>
                 <w:rPr>
                   <w:rFonts w:ascii="Arial" w:cs="Arial" w:eastAsia="Arial" w:hAnsi="Arial"/>
@@ -15903,7 +15903,7 @@
                   <w:szCs w:val="16"/>
                   <w:u w:val="single" w:color="2E75B6"/>
                 </w:rPr>
-                <w:t xml:space="preserve">Linear Equations: Deep Dish Pizza (PLIX)</w:t>
+                <w:t xml:space="preserve">Corresponding Parts of Similar Figures Practice</w:t>
               </w:r>
             </w:hyperlink>
           </w:p>
@@ -15927,7 +15927,7 @@
               <w:spacing w:after="10" w:before="0"/>
               <w:ind w:left="120"/>
             </w:pPr>
-            <w:hyperlink w:history="1" r:id="rIdwnwdingjmdflpgasnb3c_">
+            <w:hyperlink w:history="1" r:id="rIdem1ndfcovb1dsx4j7a2-_">
               <w:r>
                 <w:rPr>
                   <w:rFonts w:ascii="Arial" w:cs="Arial" w:eastAsia="Arial" w:hAnsi="Arial"/>
@@ -16122,7 +16122,7 @@
             <w:pPr>
               <w:spacing w:after="20" w:before="0"/>
             </w:pPr>
-            <w:hyperlink w:history="1" r:id="rId7gue4cmw0lxvnf2zwgaxd">
+            <w:hyperlink w:history="1" r:id="rIdj4lmatawhd2v02jm17hu9">
               <w:r>
                 <w:rPr>
                   <w:rFonts w:ascii="Arial" w:cs="Arial" w:eastAsia="Arial" w:hAnsi="Arial"/>
@@ -16131,7 +16131,7 @@
                   <w:szCs w:val="16"/>
                   <w:u w:val="single" w:color="2E75B6"/>
                 </w:rPr>
-                <w:t xml:space="preserve">Watch Me</w:t>
+                <w:t xml:space="preserve">Using similarity to estimate ratio between side lengths</w:t>
               </w:r>
             </w:hyperlink>
           </w:p>
@@ -16147,7 +16147,7 @@
                 <w:sz w:val="14"/>
                 <w:szCs w:val="14"/>
               </w:rPr>
-              <w:t xml:space="preserve">Source: TED-Ed Lessons</w:t>
+              <w:t xml:space="preserve">Source: Khan Academy (English - US curriculum)</w:t>
             </w:r>
           </w:p>
           <w:p>
@@ -16155,7 +16155,7 @@
               <w:spacing w:after="10" w:before="0"/>
               <w:ind w:left="120"/>
             </w:pPr>
-            <w:hyperlink w:history="1" r:id="rIdsu-o2py9-udzt_s0jvosa">
+            <w:hyperlink w:history="1" r:id="rIdrlb92pvuhmx8ymdlpzwde">
               <w:r>
                 <w:rPr>
                   <w:rFonts w:ascii="Arial" w:cs="Arial" w:eastAsia="Arial" w:hAnsi="Arial"/>
@@ -16193,14 +16193,14 @@
                 <w:sz w:val="16"/>
                 <w:szCs w:val="16"/>
               </w:rPr>
-              <w:t xml:space="preserve">📖 HTML:</w:t>
+              <w:t xml:space="preserve">📖 EXERCISE:</w:t>
             </w:r>
           </w:p>
           <w:p>
             <w:pPr>
               <w:spacing w:after="20" w:before="0"/>
             </w:pPr>
-            <w:hyperlink w:history="1" r:id="rId8mq40ruig63merdzcaomv">
+            <w:hyperlink w:history="1" r:id="rIdub-3c5s5wimu-e2vxdnh9">
               <w:r>
                 <w:rPr>
                   <w:rFonts w:ascii="Arial" w:cs="Arial" w:eastAsia="Arial" w:hAnsi="Arial"/>
@@ -16209,7 +16209,7 @@
                   <w:szCs w:val="16"/>
                   <w:u w:val="single" w:color="2E75B6"/>
                 </w:rPr>
-                <w:t xml:space="preserve">Linear Equations: Deep Dish Pizza (PLIX)</w:t>
+                <w:t xml:space="preserve">Scale drawings</w:t>
               </w:r>
             </w:hyperlink>
           </w:p>
@@ -16225,7 +16225,7 @@
                 <w:sz w:val="14"/>
                 <w:szCs w:val="14"/>
               </w:rPr>
-              <w:t xml:space="preserve">Source: CK-12</w:t>
+              <w:t xml:space="preserve">Source: Khan Academy (English - US curriculum)</w:t>
             </w:r>
           </w:p>
           <w:p>
@@ -16233,7 +16233,7 @@
               <w:spacing w:after="10" w:before="0"/>
               <w:ind w:left="120"/>
             </w:pPr>
-            <w:hyperlink w:history="1" r:id="rIdvz-2uh2axbaw8luoqf0bx">
+            <w:hyperlink w:history="1" r:id="rId8o0l8pttdlvbbyh-g1jdc">
               <w:r>
                 <w:rPr>
                   <w:rFonts w:ascii="Arial" w:cs="Arial" w:eastAsia="Arial" w:hAnsi="Arial"/>
@@ -16428,7 +16428,7 @@
             <w:pPr>
               <w:spacing w:after="20" w:before="0"/>
             </w:pPr>
-            <w:hyperlink w:history="1" r:id="rIdx6rd7a3rqn3mxovcd9_cx">
+            <w:hyperlink w:history="1" r:id="rIda2pbzqbx4jtgzb9pkmvxs">
               <w:r>
                 <w:rPr>
                   <w:rFonts w:ascii="Arial" w:cs="Arial" w:eastAsia="Arial" w:hAnsi="Arial"/>
@@ -16437,7 +16437,7 @@
                   <w:szCs w:val="16"/>
                   <w:u w:val="single" w:color="2E75B6"/>
                 </w:rPr>
-                <w:t xml:space="preserve">Watch Me</w:t>
+                <w:t xml:space="preserve">Using similarity to estimate ratio between side lengths</w:t>
               </w:r>
             </w:hyperlink>
           </w:p>
@@ -16453,7 +16453,7 @@
                 <w:sz w:val="14"/>
                 <w:szCs w:val="14"/>
               </w:rPr>
-              <w:t xml:space="preserve">Source: TED-Ed Lessons</w:t>
+              <w:t xml:space="preserve">Source: Khan Academy (English - US curriculum)</w:t>
             </w:r>
           </w:p>
           <w:p>
@@ -16461,7 +16461,7 @@
               <w:spacing w:after="10" w:before="0"/>
               <w:ind w:left="120"/>
             </w:pPr>
-            <w:hyperlink w:history="1" r:id="rIdyvaxhde08rubrq-wt4n99">
+            <w:hyperlink w:history="1" r:id="rIds_udb7yk8jg45_mi8be1d">
               <w:r>
                 <w:rPr>
                   <w:rFonts w:ascii="Arial" w:cs="Arial" w:eastAsia="Arial" w:hAnsi="Arial"/>
@@ -16499,14 +16499,14 @@
                 <w:sz w:val="16"/>
                 <w:szCs w:val="16"/>
               </w:rPr>
-              <w:t xml:space="preserve">📖 HTML:</w:t>
+              <w:t xml:space="preserve">📖 EXERCISE:</w:t>
             </w:r>
           </w:p>
           <w:p>
             <w:pPr>
               <w:spacing w:after="20" w:before="0"/>
             </w:pPr>
-            <w:hyperlink w:history="1" r:id="rIdtruztq-bqwizwbrhpixe6">
+            <w:hyperlink w:history="1" r:id="rIdszsgl4whfnwuib4x0cnfe">
               <w:r>
                 <w:rPr>
                   <w:rFonts w:ascii="Arial" w:cs="Arial" w:eastAsia="Arial" w:hAnsi="Arial"/>
@@ -16515,7 +16515,7 @@
                   <w:szCs w:val="16"/>
                   <w:u w:val="single" w:color="2E75B6"/>
                 </w:rPr>
-                <w:t xml:space="preserve">Linear Equations: Deep Dish Pizza (PLIX)</w:t>
+                <w:t xml:space="preserve">Scale drawings</w:t>
               </w:r>
             </w:hyperlink>
           </w:p>
@@ -16531,7 +16531,7 @@
                 <w:sz w:val="14"/>
                 <w:szCs w:val="14"/>
               </w:rPr>
-              <w:t xml:space="preserve">Source: CK-12</w:t>
+              <w:t xml:space="preserve">Source: Khan Academy (English - US curriculum)</w:t>
             </w:r>
           </w:p>
           <w:p>
@@ -16539,7 +16539,7 @@
               <w:spacing w:after="10" w:before="0"/>
               <w:ind w:left="120"/>
             </w:pPr>
-            <w:hyperlink w:history="1" r:id="rIdkyeawvvbrsu-rcr6dqpsg">
+            <w:hyperlink w:history="1" r:id="rIdd13s4axy4jnrnadqfcqr8">
               <w:r>
                 <w:rPr>
                   <w:rFonts w:ascii="Arial" w:cs="Arial" w:eastAsia="Arial" w:hAnsi="Arial"/>
@@ -18026,7 +18026,7 @@
             <w:pPr>
               <w:spacing w:after="20" w:before="0"/>
             </w:pPr>
-            <w:hyperlink w:history="1" r:id="rIdglh8llnhkhkwwldiq25rr">
+            <w:hyperlink w:history="1" r:id="rIdcbeppq1lgllmv4trecocc">
               <w:r>
                 <w:rPr>
                   <w:rFonts w:ascii="Arial" w:cs="Arial" w:eastAsia="Arial" w:hAnsi="Arial"/>
@@ -18035,7 +18035,7 @@
                   <w:szCs w:val="16"/>
                   <w:u w:val="single" w:color="2E75B6"/>
                 </w:rPr>
-                <w:t xml:space="preserve">Watch Me</w:t>
+                <w:t xml:space="preserve">Using similarity to estimate ratio between side lengths</w:t>
               </w:r>
             </w:hyperlink>
           </w:p>
@@ -18051,7 +18051,7 @@
                 <w:sz w:val="14"/>
                 <w:szCs w:val="14"/>
               </w:rPr>
-              <w:t xml:space="preserve">Source: TED-Ed Lessons</w:t>
+              <w:t xml:space="preserve">Source: Khan Academy (English - US curriculum)</w:t>
             </w:r>
           </w:p>
           <w:p>
@@ -18059,7 +18059,7 @@
               <w:spacing w:after="10" w:before="0"/>
               <w:ind w:left="120"/>
             </w:pPr>
-            <w:hyperlink w:history="1" r:id="rIdxosu1xd9oee-orbru3cyx">
+            <w:hyperlink w:history="1" r:id="rIdznkqu6atzzcl4avgchkt0">
               <w:r>
                 <w:rPr>
                   <w:rFonts w:ascii="Arial" w:cs="Arial" w:eastAsia="Arial" w:hAnsi="Arial"/>
@@ -18097,14 +18097,14 @@
                 <w:sz w:val="16"/>
                 <w:szCs w:val="16"/>
               </w:rPr>
-              <w:t xml:space="preserve">📖 HTML:</w:t>
+              <w:t xml:space="preserve">📖 EXERCISE:</w:t>
             </w:r>
           </w:p>
           <w:p>
             <w:pPr>
               <w:spacing w:after="20" w:before="0"/>
             </w:pPr>
-            <w:hyperlink w:history="1" r:id="rIdtjj2rmljipqy8b3qsocqs">
+            <w:hyperlink w:history="1" r:id="rIdmaqcbofv6u95drsidharw">
               <w:r>
                 <w:rPr>
                   <w:rFonts w:ascii="Arial" w:cs="Arial" w:eastAsia="Arial" w:hAnsi="Arial"/>
@@ -18113,7 +18113,7 @@
                   <w:szCs w:val="16"/>
                   <w:u w:val="single" w:color="2E75B6"/>
                 </w:rPr>
-                <w:t xml:space="preserve">Linear Equations: Deep Dish Pizza (PLIX)</w:t>
+                <w:t xml:space="preserve">Scale drawings</w:t>
               </w:r>
             </w:hyperlink>
           </w:p>
@@ -18129,7 +18129,7 @@
                 <w:sz w:val="14"/>
                 <w:szCs w:val="14"/>
               </w:rPr>
-              <w:t xml:space="preserve">Source: CK-12</w:t>
+              <w:t xml:space="preserve">Source: Khan Academy (English - US curriculum)</w:t>
             </w:r>
           </w:p>
           <w:p>
@@ -18137,7 +18137,7 @@
               <w:spacing w:after="10" w:before="0"/>
               <w:ind w:left="120"/>
             </w:pPr>
-            <w:hyperlink w:history="1" r:id="rIdjfv95ptyl4mk5d4c41qfv">
+            <w:hyperlink w:history="1" r:id="rIdyt2ymjw3aejtoh6j95zu_">
               <w:r>
                 <w:rPr>
                   <w:rFonts w:ascii="Arial" w:cs="Arial" w:eastAsia="Arial" w:hAnsi="Arial"/>
@@ -18332,7 +18332,7 @@
             <w:pPr>
               <w:spacing w:after="20" w:before="0"/>
             </w:pPr>
-            <w:hyperlink w:history="1" r:id="rId6unyqjddohwsotf7wcflq">
+            <w:hyperlink w:history="1" r:id="rIdmxqo4_wlhfdzrq1eckzo4">
               <w:r>
                 <w:rPr>
                   <w:rFonts w:ascii="Arial" w:cs="Arial" w:eastAsia="Arial" w:hAnsi="Arial"/>
@@ -18341,7 +18341,7 @@
                   <w:szCs w:val="16"/>
                   <w:u w:val="single" w:color="2E75B6"/>
                 </w:rPr>
-                <w:t xml:space="preserve">Watch Me</w:t>
+                <w:t xml:space="preserve">Scale drawings</w:t>
               </w:r>
             </w:hyperlink>
           </w:p>
@@ -18357,7 +18357,7 @@
                 <w:sz w:val="14"/>
                 <w:szCs w:val="14"/>
               </w:rPr>
-              <w:t xml:space="preserve">Source: TED-Ed Lessons</w:t>
+              <w:t xml:space="preserve">Source: Khan Academy (English - US curriculum)</w:t>
             </w:r>
           </w:p>
           <w:p>
@@ -18365,7 +18365,7 @@
               <w:spacing w:after="10" w:before="0"/>
               <w:ind w:left="120"/>
             </w:pPr>
-            <w:hyperlink w:history="1" r:id="rIdfnclflvc6j5owioiniq6z">
+            <w:hyperlink w:history="1" r:id="rIdtc6a3me_pe3olwaq6egh9">
               <w:r>
                 <w:rPr>
                   <w:rFonts w:ascii="Arial" w:cs="Arial" w:eastAsia="Arial" w:hAnsi="Arial"/>
@@ -18403,14 +18403,14 @@
                 <w:sz w:val="16"/>
                 <w:szCs w:val="16"/>
               </w:rPr>
-              <w:t xml:space="preserve">📖 HTML:</w:t>
+              <w:t xml:space="preserve">📖 EXERCISE:</w:t>
             </w:r>
           </w:p>
           <w:p>
             <w:pPr>
               <w:spacing w:after="20" w:before="0"/>
             </w:pPr>
-            <w:hyperlink w:history="1" r:id="rIdndkqemoclmauemahavsk-">
+            <w:hyperlink w:history="1" r:id="rIdbolxkwrxffi82vevhiiqq">
               <w:r>
                 <w:rPr>
                   <w:rFonts w:ascii="Arial" w:cs="Arial" w:eastAsia="Arial" w:hAnsi="Arial"/>
@@ -18419,7 +18419,7 @@
                   <w:szCs w:val="16"/>
                   <w:u w:val="single" w:color="2E75B6"/>
                 </w:rPr>
-                <w:t xml:space="preserve">Linear Equations: Deep Dish Pizza (PLIX)</w:t>
+                <w:t xml:space="preserve">Corresponding sides and points</w:t>
               </w:r>
             </w:hyperlink>
           </w:p>
@@ -18435,7 +18435,7 @@
                 <w:sz w:val="14"/>
                 <w:szCs w:val="14"/>
               </w:rPr>
-              <w:t xml:space="preserve">Source: CK-12</w:t>
+              <w:t xml:space="preserve">Source: Khan Academy (English - US curriculum)</w:t>
             </w:r>
           </w:p>
           <w:p>
@@ -18443,7 +18443,7 @@
               <w:spacing w:after="10" w:before="0"/>
               <w:ind w:left="120"/>
             </w:pPr>
-            <w:hyperlink w:history="1" r:id="rIdouj9jc_ktdizldjv4nbol">
+            <w:hyperlink w:history="1" r:id="rId3xwrzjdkp0bhyqlzr_nmg">
               <w:r>
                 <w:rPr>
                   <w:rFonts w:ascii="Arial" w:cs="Arial" w:eastAsia="Arial" w:hAnsi="Arial"/>
@@ -18638,7 +18638,7 @@
             <w:pPr>
               <w:spacing w:after="20" w:before="0"/>
             </w:pPr>
-            <w:hyperlink w:history="1" r:id="rIdzc4elys2ge3mkmucheiem">
+            <w:hyperlink w:history="1" r:id="rIdsxqj83gsew4bic17mlv4b">
               <w:r>
                 <w:rPr>
                   <w:rFonts w:ascii="Arial" w:cs="Arial" w:eastAsia="Arial" w:hAnsi="Arial"/>
@@ -18647,7 +18647,7 @@
                   <w:szCs w:val="16"/>
                   <w:u w:val="single" w:color="2E75B6"/>
                 </w:rPr>
-                <w:t xml:space="preserve">Watch Me</w:t>
+                <w:t xml:space="preserve">Corresponding points and sides of scaled shapes</w:t>
               </w:r>
             </w:hyperlink>
           </w:p>
@@ -18663,7 +18663,7 @@
                 <w:sz w:val="14"/>
                 <w:szCs w:val="14"/>
               </w:rPr>
-              <w:t xml:space="preserve">Source: TED-Ed Lessons</w:t>
+              <w:t xml:space="preserve">Source: Khan Academy (English - US curriculum)</w:t>
             </w:r>
           </w:p>
           <w:p>
@@ -18671,7 +18671,7 @@
               <w:spacing w:after="10" w:before="0"/>
               <w:ind w:left="120"/>
             </w:pPr>
-            <w:hyperlink w:history="1" r:id="rId7_0zvks36d5zynhsqp3aj">
+            <w:hyperlink w:history="1" r:id="rIdtvupey_luf3pei7lg1uby">
               <w:r>
                 <w:rPr>
                   <w:rFonts w:ascii="Arial" w:cs="Arial" w:eastAsia="Arial" w:hAnsi="Arial"/>
@@ -18716,7 +18716,7 @@
             <w:pPr>
               <w:spacing w:after="20" w:before="0"/>
             </w:pPr>
-            <w:hyperlink w:history="1" r:id="rIdikgarohro9ha4xjxyzzd7">
+            <w:hyperlink w:history="1" r:id="rIdtju7rhal9jnaeo2jqkg03">
               <w:r>
                 <w:rPr>
                   <w:rFonts w:ascii="Arial" w:cs="Arial" w:eastAsia="Arial" w:hAnsi="Arial"/>
@@ -18725,7 +18725,7 @@
                   <w:szCs w:val="16"/>
                   <w:u w:val="single" w:color="2E75B6"/>
                 </w:rPr>
-                <w:t xml:space="preserve">Linear Equations: Deep Dish Pizza (PLIX)</w:t>
+                <w:t xml:space="preserve">Unknown Measures of Similar Figures (Flexbook)</w:t>
               </w:r>
             </w:hyperlink>
           </w:p>
@@ -18749,7 +18749,7 @@
               <w:spacing w:after="10" w:before="0"/>
               <w:ind w:left="120"/>
             </w:pPr>
-            <w:hyperlink w:history="1" r:id="rIdwkibbrkm1rx21je5kqbza">
+            <w:hyperlink w:history="1" r:id="rId9sp8i-uahhlbpy7ps1huh">
               <w:r>
                 <w:rPr>
                   <w:rFonts w:ascii="Arial" w:cs="Arial" w:eastAsia="Arial" w:hAnsi="Arial"/>
@@ -18944,7 +18944,7 @@
             <w:pPr>
               <w:spacing w:after="20" w:before="0"/>
             </w:pPr>
-            <w:hyperlink w:history="1" r:id="rIdtvyzmgibtehpwvbockhyi">
+            <w:hyperlink w:history="1" r:id="rIdqhzmaacsmn4iybcg5j5uk">
               <w:r>
                 <w:rPr>
                   <w:rFonts w:ascii="Arial" w:cs="Arial" w:eastAsia="Arial" w:hAnsi="Arial"/>
@@ -18953,7 +18953,7 @@
                   <w:szCs w:val="16"/>
                   <w:u w:val="single" w:color="2E75B6"/>
                 </w:rPr>
-                <w:t xml:space="preserve">Watch Me</w:t>
+                <w:t xml:space="preserve">Using similarity to estimate ratio between side lengths</w:t>
               </w:r>
             </w:hyperlink>
           </w:p>
@@ -18969,7 +18969,7 @@
                 <w:sz w:val="14"/>
                 <w:szCs w:val="14"/>
               </w:rPr>
-              <w:t xml:space="preserve">Source: TED-Ed Lessons</w:t>
+              <w:t xml:space="preserve">Source: Khan Academy (English - US curriculum)</w:t>
             </w:r>
           </w:p>
           <w:p>
@@ -18977,7 +18977,7 @@
               <w:spacing w:after="10" w:before="0"/>
               <w:ind w:left="120"/>
             </w:pPr>
-            <w:hyperlink w:history="1" r:id="rId5ilxc-if5wxybzowfvdqz">
+            <w:hyperlink w:history="1" r:id="rIdwelbhrdp21_5oe-f45siv">
               <w:r>
                 <w:rPr>
                   <w:rFonts w:ascii="Arial" w:cs="Arial" w:eastAsia="Arial" w:hAnsi="Arial"/>
@@ -19015,14 +19015,14 @@
                 <w:sz w:val="16"/>
                 <w:szCs w:val="16"/>
               </w:rPr>
-              <w:t xml:space="preserve">📖 HTML:</w:t>
+              <w:t xml:space="preserve">📖 EXERCISE:</w:t>
             </w:r>
           </w:p>
           <w:p>
             <w:pPr>
               <w:spacing w:after="20" w:before="0"/>
             </w:pPr>
-            <w:hyperlink w:history="1" r:id="rIdkrrt50nep9ee75o3pvn9r">
+            <w:hyperlink w:history="1" r:id="rIdh31tzp6ciy1h6tm9pfwfd">
               <w:r>
                 <w:rPr>
                   <w:rFonts w:ascii="Arial" w:cs="Arial" w:eastAsia="Arial" w:hAnsi="Arial"/>
@@ -19031,7 +19031,7 @@
                   <w:szCs w:val="16"/>
                   <w:u w:val="single" w:color="2E75B6"/>
                 </w:rPr>
-                <w:t xml:space="preserve">Linear Equations: Deep Dish Pizza (PLIX)</w:t>
+                <w:t xml:space="preserve">Unknown Measures of Similar Figures Practice</w:t>
               </w:r>
             </w:hyperlink>
           </w:p>
@@ -19055,7 +19055,7 @@
               <w:spacing w:after="10" w:before="0"/>
               <w:ind w:left="120"/>
             </w:pPr>
-            <w:hyperlink w:history="1" r:id="rIdjee1cnbpen-zonzmkbtuj">
+            <w:hyperlink w:history="1" r:id="rIdmxq-7h3xwytwrbfjpouqq">
               <w:r>
                 <w:rPr>
                   <w:rFonts w:ascii="Arial" w:cs="Arial" w:eastAsia="Arial" w:hAnsi="Arial"/>
@@ -19250,7 +19250,7 @@
             <w:pPr>
               <w:spacing w:after="20" w:before="0"/>
             </w:pPr>
-            <w:hyperlink w:history="1" r:id="rId5lxzztbnhduk6sftvfzg8">
+            <w:hyperlink w:history="1" r:id="rIds8gtddxv_io6h_1vnvm4o">
               <w:r>
                 <w:rPr>
                   <w:rFonts w:ascii="Arial" w:cs="Arial" w:eastAsia="Arial" w:hAnsi="Arial"/>
@@ -19259,7 +19259,7 @@
                   <w:szCs w:val="16"/>
                   <w:u w:val="single" w:color="2E75B6"/>
                 </w:rPr>
-                <w:t xml:space="preserve">Watch Me</w:t>
+                <w:t xml:space="preserve">Using similarity to estimate ratio between side lengths</w:t>
               </w:r>
             </w:hyperlink>
           </w:p>
@@ -19275,7 +19275,7 @@
                 <w:sz w:val="14"/>
                 <w:szCs w:val="14"/>
               </w:rPr>
-              <w:t xml:space="preserve">Source: TED-Ed Lessons</w:t>
+              <w:t xml:space="preserve">Source: Khan Academy (English - US curriculum)</w:t>
             </w:r>
           </w:p>
           <w:p>
@@ -19283,7 +19283,7 @@
               <w:spacing w:after="10" w:before="0"/>
               <w:ind w:left="120"/>
             </w:pPr>
-            <w:hyperlink w:history="1" r:id="rIdzq4rtrwudcyz-nii6_lc_">
+            <w:hyperlink w:history="1" r:id="rIdvblslyjjmd1igfwjaxlbt">
               <w:r>
                 <w:rPr>
                   <w:rFonts w:ascii="Arial" w:cs="Arial" w:eastAsia="Arial" w:hAnsi="Arial"/>
@@ -19328,7 +19328,7 @@
             <w:pPr>
               <w:spacing w:after="20" w:before="0"/>
             </w:pPr>
-            <w:hyperlink w:history="1" r:id="rIdq2iaqw_yodaeufmvh1kgs">
+            <w:hyperlink w:history="1" r:id="rIdwfxmdaosjm8dgciczifvr">
               <w:r>
                 <w:rPr>
                   <w:rFonts w:ascii="Arial" w:cs="Arial" w:eastAsia="Arial" w:hAnsi="Arial"/>
@@ -19337,7 +19337,7 @@
                   <w:szCs w:val="16"/>
                   <w:u w:val="single" w:color="2E75B6"/>
                 </w:rPr>
-                <w:t xml:space="preserve">Linear Equations: Deep Dish Pizza (PLIX)</w:t>
+                <w:t xml:space="preserve">Corresponding Parts of Similar Figures (Flexbook)</w:t>
               </w:r>
             </w:hyperlink>
           </w:p>
@@ -19361,7 +19361,7 @@
               <w:spacing w:after="10" w:before="0"/>
               <w:ind w:left="120"/>
             </w:pPr>
-            <w:hyperlink w:history="1" r:id="rIdcsjbfkumsjdx8dtqk-6pd">
+            <w:hyperlink w:history="1" r:id="rIdcmdvxs_picizeqsucmaek">
               <w:r>
                 <w:rPr>
                   <w:rFonts w:ascii="Arial" w:cs="Arial" w:eastAsia="Arial" w:hAnsi="Arial"/>
@@ -20848,7 +20848,7 @@
             <w:pPr>
               <w:spacing w:after="20" w:before="0"/>
             </w:pPr>
-            <w:hyperlink w:history="1" r:id="rId7i61v5pjarsrtcxvwgnkk">
+            <w:hyperlink w:history="1" r:id="rIdmvhvizpt2-7bini-gpgvn">
               <w:r>
                 <w:rPr>
                   <w:rFonts w:ascii="Arial" w:cs="Arial" w:eastAsia="Arial" w:hAnsi="Arial"/>
@@ -20857,7 +20857,7 @@
                   <w:szCs w:val="16"/>
                   <w:u w:val="single" w:color="2E75B6"/>
                 </w:rPr>
-                <w:t xml:space="preserve">Watch Me</w:t>
+                <w:t xml:space="preserve">Scale factors and area</w:t>
               </w:r>
             </w:hyperlink>
           </w:p>
@@ -20873,7 +20873,7 @@
                 <w:sz w:val="14"/>
                 <w:szCs w:val="14"/>
               </w:rPr>
-              <w:t xml:space="preserve">Source: TED-Ed Lessons</w:t>
+              <w:t xml:space="preserve">Source: Khan Academy (English - US curriculum)</w:t>
             </w:r>
           </w:p>
           <w:p>
@@ -20881,7 +20881,7 @@
               <w:spacing w:after="10" w:before="0"/>
               <w:ind w:left="120"/>
             </w:pPr>
-            <w:hyperlink w:history="1" r:id="rIdqpd4lufqdndbse3irevup">
+            <w:hyperlink w:history="1" r:id="rId6xfdhln8jpywr1-ja_6pa">
               <w:r>
                 <w:rPr>
                   <w:rFonts w:ascii="Arial" w:cs="Arial" w:eastAsia="Arial" w:hAnsi="Arial"/>
@@ -20919,14 +20919,14 @@
                 <w:sz w:val="16"/>
                 <w:szCs w:val="16"/>
               </w:rPr>
-              <w:t xml:space="preserve">📖 HTML:</w:t>
+              <w:t xml:space="preserve">📖 EXERCISE:</w:t>
             </w:r>
           </w:p>
           <w:p>
             <w:pPr>
               <w:spacing w:after="20" w:before="0"/>
             </w:pPr>
-            <w:hyperlink w:history="1" r:id="rIdjqe2zhe5v-ovrtakqn0bf">
+            <w:hyperlink w:history="1" r:id="rId2nh8tyj2qb8qxh6udgu0k">
               <w:r>
                 <w:rPr>
                   <w:rFonts w:ascii="Arial" w:cs="Arial" w:eastAsia="Arial" w:hAnsi="Arial"/>
@@ -20935,7 +20935,7 @@
                   <w:szCs w:val="16"/>
                   <w:u w:val="single" w:color="2E75B6"/>
                 </w:rPr>
-                <w:t xml:space="preserve">Proportions to Find Scale Ratios (Flexbook)</w:t>
+                <w:t xml:space="preserve">Prove triangle similarity</w:t>
               </w:r>
             </w:hyperlink>
           </w:p>
@@ -20951,7 +20951,7 @@
                 <w:sz w:val="14"/>
                 <w:szCs w:val="14"/>
               </w:rPr>
-              <w:t xml:space="preserve">Source: CK-12</w:t>
+              <w:t xml:space="preserve">Source: Khan Academy (English - US curriculum)</w:t>
             </w:r>
           </w:p>
           <w:p>
@@ -20959,7 +20959,7 @@
               <w:spacing w:after="10" w:before="0"/>
               <w:ind w:left="120"/>
             </w:pPr>
-            <w:hyperlink w:history="1" r:id="rIdowmaniroh-0n6dyqqljko">
+            <w:hyperlink w:history="1" r:id="rIdrdsqmzkz51php-brohmsg">
               <w:r>
                 <w:rPr>
                   <w:rFonts w:ascii="Arial" w:cs="Arial" w:eastAsia="Arial" w:hAnsi="Arial"/>
@@ -21154,7 +21154,7 @@
             <w:pPr>
               <w:spacing w:after="20" w:before="0"/>
             </w:pPr>
-            <w:hyperlink w:history="1" r:id="rId0glkk86tg5zo7xz91sxbx">
+            <w:hyperlink w:history="1" r:id="rIdtnamcdbdnotfb2r3358r1">
               <w:r>
                 <w:rPr>
                   <w:rFonts w:ascii="Arial" w:cs="Arial" w:eastAsia="Arial" w:hAnsi="Arial"/>
@@ -21163,7 +21163,7 @@
                   <w:szCs w:val="16"/>
                   <w:u w:val="single" w:color="2E75B6"/>
                 </w:rPr>
-                <w:t xml:space="preserve">Watch Me</w:t>
+                <w:t xml:space="preserve">Scale factors and area</w:t>
               </w:r>
             </w:hyperlink>
           </w:p>
@@ -21179,7 +21179,7 @@
                 <w:sz w:val="14"/>
                 <w:szCs w:val="14"/>
               </w:rPr>
-              <w:t xml:space="preserve">Source: TED-Ed Lessons</w:t>
+              <w:t xml:space="preserve">Source: Khan Academy (English - US curriculum)</w:t>
             </w:r>
           </w:p>
           <w:p>
@@ -21187,7 +21187,7 @@
               <w:spacing w:after="10" w:before="0"/>
               <w:ind w:left="120"/>
             </w:pPr>
-            <w:hyperlink w:history="1" r:id="rIdnnsfdadjipa00eoexxlt-">
+            <w:hyperlink w:history="1" r:id="rIdpyt30zhwrojntum-jj7fq">
               <w:r>
                 <w:rPr>
                   <w:rFonts w:ascii="Arial" w:cs="Arial" w:eastAsia="Arial" w:hAnsi="Arial"/>
@@ -21232,7 +21232,7 @@
             <w:pPr>
               <w:spacing w:after="20" w:before="0"/>
             </w:pPr>
-            <w:hyperlink w:history="1" r:id="rIdimx_jz2e0sbzyj2cfrbeg">
+            <w:hyperlink w:history="1" r:id="rId1tlsekqaefd_a4pdc1pon">
               <w:r>
                 <w:rPr>
                   <w:rFonts w:ascii="Arial" w:cs="Arial" w:eastAsia="Arial" w:hAnsi="Arial"/>
@@ -21241,7 +21241,7 @@
                   <w:szCs w:val="16"/>
                   <w:u w:val="single" w:color="2E75B6"/>
                 </w:rPr>
-                <w:t xml:space="preserve">Proportions to Find Scale Ratios (Flexbook)</w:t>
+                <w:t xml:space="preserve">Corresponding Parts of Similar Figures (Flexbook)</w:t>
               </w:r>
             </w:hyperlink>
           </w:p>
@@ -21265,7 +21265,7 @@
               <w:spacing w:after="10" w:before="0"/>
               <w:ind w:left="120"/>
             </w:pPr>
-            <w:hyperlink w:history="1" r:id="rIdlkfspt0bvq-qyisd-4yv5">
+            <w:hyperlink w:history="1" r:id="rIdyi_lkrjq0drxjwwrtqt3m">
               <w:r>
                 <w:rPr>
                   <w:rFonts w:ascii="Arial" w:cs="Arial" w:eastAsia="Arial" w:hAnsi="Arial"/>
@@ -21460,7 +21460,7 @@
             <w:pPr>
               <w:spacing w:after="20" w:before="0"/>
             </w:pPr>
-            <w:hyperlink w:history="1" r:id="rIdjl53myt6w64z5awy7uh3l">
+            <w:hyperlink w:history="1" r:id="rIdczgik2d0c_tzuy5sn8wul">
               <w:r>
                 <w:rPr>
                   <w:rFonts w:ascii="Arial" w:cs="Arial" w:eastAsia="Arial" w:hAnsi="Arial"/>
@@ -21469,7 +21469,7 @@
                   <w:szCs w:val="16"/>
                   <w:u w:val="single" w:color="2E75B6"/>
                 </w:rPr>
-                <w:t xml:space="preserve">Watch Me</w:t>
+                <w:t xml:space="preserve">Scale factors and area</w:t>
               </w:r>
             </w:hyperlink>
           </w:p>
@@ -21485,7 +21485,7 @@
                 <w:sz w:val="14"/>
                 <w:szCs w:val="14"/>
               </w:rPr>
-              <w:t xml:space="preserve">Source: TED-Ed Lessons</w:t>
+              <w:t xml:space="preserve">Source: Khan Academy (English - US curriculum)</w:t>
             </w:r>
           </w:p>
           <w:p>
@@ -21493,7 +21493,7 @@
               <w:spacing w:after="10" w:before="0"/>
               <w:ind w:left="120"/>
             </w:pPr>
-            <w:hyperlink w:history="1" r:id="rIdtsitky-s6arcjsyxryv84">
+            <w:hyperlink w:history="1" r:id="rIdsg6tq5itffykqnq8sank1">
               <w:r>
                 <w:rPr>
                   <w:rFonts w:ascii="Arial" w:cs="Arial" w:eastAsia="Arial" w:hAnsi="Arial"/>
@@ -21531,14 +21531,14 @@
                 <w:sz w:val="16"/>
                 <w:szCs w:val="16"/>
               </w:rPr>
-              <w:t xml:space="preserve">📖 HTML:</w:t>
+              <w:t xml:space="preserve">📖 EXERCISE:</w:t>
             </w:r>
           </w:p>
           <w:p>
             <w:pPr>
               <w:spacing w:after="20" w:before="0"/>
             </w:pPr>
-            <w:hyperlink w:history="1" r:id="rIdorf43gginlg_y3n6weac4">
+            <w:hyperlink w:history="1" r:id="rIdhqj_io3xvzrchkfsep5tf">
               <w:r>
                 <w:rPr>
                   <w:rFonts w:ascii="Arial" w:cs="Arial" w:eastAsia="Arial" w:hAnsi="Arial"/>
@@ -21547,7 +21547,7 @@
                   <w:szCs w:val="16"/>
                   <w:u w:val="single" w:color="2E75B6"/>
                 </w:rPr>
-                <w:t xml:space="preserve">Proportions to Find Scale Ratios (Flexbook)</w:t>
+                <w:t xml:space="preserve">Corresponding Parts of Similar Figures Practice</w:t>
               </w:r>
             </w:hyperlink>
           </w:p>
@@ -21571,7 +21571,7 @@
               <w:spacing w:after="10" w:before="0"/>
               <w:ind w:left="120"/>
             </w:pPr>
-            <w:hyperlink w:history="1" r:id="rIdrii5ajib81y4_fngdy2rg">
+            <w:hyperlink w:history="1" r:id="rIdedmetbylkylnh19edaeru">
               <w:r>
                 <w:rPr>
                   <w:rFonts w:ascii="Arial" w:cs="Arial" w:eastAsia="Arial" w:hAnsi="Arial"/>
@@ -21766,7 +21766,7 @@
             <w:pPr>
               <w:spacing w:after="20" w:before="0"/>
             </w:pPr>
-            <w:hyperlink w:history="1" r:id="rIdzuatpie0k4-sqsyg3ueji">
+            <w:hyperlink w:history="1" r:id="rId8x9v4jhbkqcnfgxcg-cve">
               <w:r>
                 <w:rPr>
                   <w:rFonts w:ascii="Arial" w:cs="Arial" w:eastAsia="Arial" w:hAnsi="Arial"/>
@@ -21775,7 +21775,7 @@
                   <w:szCs w:val="16"/>
                   <w:u w:val="single" w:color="2E75B6"/>
                 </w:rPr>
-                <w:t xml:space="preserve">Watch Me</w:t>
+                <w:t xml:space="preserve">Scale factors and area</w:t>
               </w:r>
             </w:hyperlink>
           </w:p>
@@ -21791,7 +21791,7 @@
                 <w:sz w:val="14"/>
                 <w:szCs w:val="14"/>
               </w:rPr>
-              <w:t xml:space="preserve">Source: TED-Ed Lessons</w:t>
+              <w:t xml:space="preserve">Source: Khan Academy (English - US curriculum)</w:t>
             </w:r>
           </w:p>
           <w:p>
@@ -21799,7 +21799,7 @@
               <w:spacing w:after="10" w:before="0"/>
               <w:ind w:left="120"/>
             </w:pPr>
-            <w:hyperlink w:history="1" r:id="rId5eurxzhufozff1o7lv2_m">
+            <w:hyperlink w:history="1" r:id="rId8aj4z3gdcekajsbbtn6ck">
               <w:r>
                 <w:rPr>
                   <w:rFonts w:ascii="Arial" w:cs="Arial" w:eastAsia="Arial" w:hAnsi="Arial"/>
@@ -21844,7 +21844,7 @@
             <w:pPr>
               <w:spacing w:after="20" w:before="0"/>
             </w:pPr>
-            <w:hyperlink w:history="1" r:id="rIdbjzoyxc7o57mkam-btrfa">
+            <w:hyperlink w:history="1" r:id="rIdrtgdeqlmykgds50takhlw">
               <w:r>
                 <w:rPr>
                   <w:rFonts w:ascii="Arial" w:cs="Arial" w:eastAsia="Arial" w:hAnsi="Arial"/>
@@ -21853,7 +21853,7 @@
                   <w:szCs w:val="16"/>
                   <w:u w:val="single" w:color="2E75B6"/>
                 </w:rPr>
-                <w:t xml:space="preserve">Proportions to Find Scale Ratios (Flexbook)</w:t>
+                <w:t xml:space="preserve">Unknown Measures of Similar Figures (Flexbook)</w:t>
               </w:r>
             </w:hyperlink>
           </w:p>
@@ -21877,7 +21877,7 @@
               <w:spacing w:after="10" w:before="0"/>
               <w:ind w:left="120"/>
             </w:pPr>
-            <w:hyperlink w:history="1" r:id="rIdnvljnbrirtdco0tal0qpi">
+            <w:hyperlink w:history="1" r:id="rId-swpup6wrxcku-tohifxw">
               <w:r>
                 <w:rPr>
                   <w:rFonts w:ascii="Arial" w:cs="Arial" w:eastAsia="Arial" w:hAnsi="Arial"/>
@@ -22072,7 +22072,7 @@
             <w:pPr>
               <w:spacing w:after="20" w:before="0"/>
             </w:pPr>
-            <w:hyperlink w:history="1" r:id="rIdfqyhtst_zvsi2mjjprblj">
+            <w:hyperlink w:history="1" r:id="rIdre4y9sgtriz9exun2isiu">
               <w:r>
                 <w:rPr>
                   <w:rFonts w:ascii="Arial" w:cs="Arial" w:eastAsia="Arial" w:hAnsi="Arial"/>
@@ -22081,7 +22081,7 @@
                   <w:szCs w:val="16"/>
                   <w:u w:val="single" w:color="2E75B6"/>
                 </w:rPr>
-                <w:t xml:space="preserve">Watch Me</w:t>
+                <w:t xml:space="preserve">Scale factors and area</w:t>
               </w:r>
             </w:hyperlink>
           </w:p>
@@ -22097,7 +22097,7 @@
                 <w:sz w:val="14"/>
                 <w:szCs w:val="14"/>
               </w:rPr>
-              <w:t xml:space="preserve">Source: TED-Ed Lessons</w:t>
+              <w:t xml:space="preserve">Source: Khan Academy (English - US curriculum)</w:t>
             </w:r>
           </w:p>
           <w:p>
@@ -22105,7 +22105,7 @@
               <w:spacing w:after="10" w:before="0"/>
               <w:ind w:left="120"/>
             </w:pPr>
-            <w:hyperlink w:history="1" r:id="rId14tjfntieffno2d735pjb">
+            <w:hyperlink w:history="1" r:id="rIdslumshdqkbaloedq-jwul">
               <w:r>
                 <w:rPr>
                   <w:rFonts w:ascii="Arial" w:cs="Arial" w:eastAsia="Arial" w:hAnsi="Arial"/>
@@ -22143,14 +22143,14 @@
                 <w:sz w:val="16"/>
                 <w:szCs w:val="16"/>
               </w:rPr>
-              <w:t xml:space="preserve">📖 HTML:</w:t>
+              <w:t xml:space="preserve">📖 EXERCISE:</w:t>
             </w:r>
           </w:p>
           <w:p>
             <w:pPr>
               <w:spacing w:after="20" w:before="0"/>
             </w:pPr>
-            <w:hyperlink w:history="1" r:id="rIddrdohqonhrutormpbyavr">
+            <w:hyperlink w:history="1" r:id="rIdhcbp2nmldjzggvnqwn1_0">
               <w:r>
                 <w:rPr>
                   <w:rFonts w:ascii="Arial" w:cs="Arial" w:eastAsia="Arial" w:hAnsi="Arial"/>
@@ -22159,7 +22159,7 @@
                   <w:szCs w:val="16"/>
                   <w:u w:val="single" w:color="2E75B6"/>
                 </w:rPr>
-                <w:t xml:space="preserve">Proportions to Find Scale Ratios (Flexbook)</w:t>
+                <w:t xml:space="preserve">Unknown Measures of Similar Figures Practice</w:t>
               </w:r>
             </w:hyperlink>
           </w:p>
@@ -22183,7 +22183,7 @@
               <w:spacing w:after="10" w:before="0"/>
               <w:ind w:left="120"/>
             </w:pPr>
-            <w:hyperlink w:history="1" r:id="rIdbed24jj5u61oawu4vk0km">
+            <w:hyperlink w:history="1" r:id="rId8abyej8aiknwd__dumxyy">
               <w:r>
                 <w:rPr>
                   <w:rFonts w:ascii="Arial" w:cs="Arial" w:eastAsia="Arial" w:hAnsi="Arial"/>
@@ -23670,7 +23670,7 @@
             <w:pPr>
               <w:spacing w:after="20" w:before="0"/>
             </w:pPr>
-            <w:hyperlink w:history="1" r:id="rIdn6oddzu554rtzip7rtr5u">
+            <w:hyperlink w:history="1" r:id="rIdxi73m2rro-kagaby0fvq0">
               <w:r>
                 <w:rPr>
                   <w:rFonts w:ascii="Arial" w:cs="Arial" w:eastAsia="Arial" w:hAnsi="Arial"/>
@@ -23679,7 +23679,7 @@
                   <w:szCs w:val="16"/>
                   <w:u w:val="single" w:color="2E75B6"/>
                 </w:rPr>
-                <w:t xml:space="preserve">Picture graphs</w:t>
+                <w:t xml:space="preserve">Scale factors and area</w:t>
               </w:r>
             </w:hyperlink>
           </w:p>
@@ -23703,7 +23703,7 @@
               <w:spacing w:after="10" w:before="0"/>
               <w:ind w:left="120"/>
             </w:pPr>
-            <w:hyperlink w:history="1" r:id="rIdnttdb7fao-mqq-b9lhaum">
+            <w:hyperlink w:history="1" r:id="rId1ehu0iswiqu4avcnwwggl">
               <w:r>
                 <w:rPr>
                   <w:rFonts w:ascii="Arial" w:cs="Arial" w:eastAsia="Arial" w:hAnsi="Arial"/>
@@ -23741,14 +23741,14 @@
                 <w:sz w:val="16"/>
                 <w:szCs w:val="16"/>
               </w:rPr>
-              <w:t xml:space="preserve">📖 HTML:</w:t>
+              <w:t xml:space="preserve">📖 EXERCISE:</w:t>
             </w:r>
           </w:p>
           <w:p>
             <w:pPr>
               <w:spacing w:after="20" w:before="0"/>
             </w:pPr>
-            <w:hyperlink w:history="1" r:id="rIdzomlc6yyahmc965hnkg7q">
+            <w:hyperlink w:history="1" r:id="rId7vdpxdjkfr5k6avvx7id3">
               <w:r>
                 <w:rPr>
                   <w:rFonts w:ascii="Arial" w:cs="Arial" w:eastAsia="Arial" w:hAnsi="Arial"/>
@@ -23757,7 +23757,7 @@
                   <w:szCs w:val="16"/>
                   <w:u w:val="single" w:color="2E75B6"/>
                 </w:rPr>
-                <w:t xml:space="preserve">Proportions to Find Scale Ratios (Flexbook)</w:t>
+                <w:t xml:space="preserve">Construct scale drawings</w:t>
               </w:r>
             </w:hyperlink>
           </w:p>
@@ -23773,7 +23773,7 @@
                 <w:sz w:val="14"/>
                 <w:szCs w:val="14"/>
               </w:rPr>
-              <w:t xml:space="preserve">Source: CK-12</w:t>
+              <w:t xml:space="preserve">Source: Khan Academy (English - US curriculum)</w:t>
             </w:r>
           </w:p>
           <w:p>
@@ -23781,7 +23781,7 @@
               <w:spacing w:after="10" w:before="0"/>
               <w:ind w:left="120"/>
             </w:pPr>
-            <w:hyperlink w:history="1" r:id="rIdoc4yix3s3uk3u599ucnfv">
+            <w:hyperlink w:history="1" r:id="rIdvtpm13ri-ggkeldo8i9wd">
               <w:r>
                 <w:rPr>
                   <w:rFonts w:ascii="Arial" w:cs="Arial" w:eastAsia="Arial" w:hAnsi="Arial"/>
@@ -23976,7 +23976,7 @@
             <w:pPr>
               <w:spacing w:after="20" w:before="0"/>
             </w:pPr>
-            <w:hyperlink w:history="1" r:id="rIdklxmsuk5pmpccydu0x5rb">
+            <w:hyperlink w:history="1" r:id="rIdkm4aj-kgzmf11waqdguat">
               <w:r>
                 <w:rPr>
                   <w:rFonts w:ascii="Arial" w:cs="Arial" w:eastAsia="Arial" w:hAnsi="Arial"/>
@@ -23985,7 +23985,7 @@
                   <w:szCs w:val="16"/>
                   <w:u w:val="single" w:color="2E75B6"/>
                 </w:rPr>
-                <w:t xml:space="preserve">Picture graphs</w:t>
+                <w:t xml:space="preserve">Interpreting scale factors in drawings</w:t>
               </w:r>
             </w:hyperlink>
           </w:p>
@@ -24009,7 +24009,7 @@
               <w:spacing w:after="10" w:before="0"/>
               <w:ind w:left="120"/>
             </w:pPr>
-            <w:hyperlink w:history="1" r:id="rIdlhy-rydqaohq30plnqhin">
+            <w:hyperlink w:history="1" r:id="rId2s7glvjvcmdsqe7egicbf">
               <w:r>
                 <w:rPr>
                   <w:rFonts w:ascii="Arial" w:cs="Arial" w:eastAsia="Arial" w:hAnsi="Arial"/>
@@ -24054,7 +24054,7 @@
             <w:pPr>
               <w:spacing w:after="20" w:before="0"/>
             </w:pPr>
-            <w:hyperlink w:history="1" r:id="rIdmpjgr9hxgo9etc13ikbqh">
+            <w:hyperlink w:history="1" r:id="rIdxbevsd1swq30g1dyk0nt0">
               <w:r>
                 <w:rPr>
                   <w:rFonts w:ascii="Arial" w:cs="Arial" w:eastAsia="Arial" w:hAnsi="Arial"/>
@@ -24063,7 +24063,7 @@
                   <w:szCs w:val="16"/>
                   <w:u w:val="single" w:color="2E75B6"/>
                 </w:rPr>
-                <w:t xml:space="preserve">Proportions to Find Scale Ratios (Flexbook)</w:t>
+                <w:t xml:space="preserve">Scale Factor of Similar Polygons (Flexbook)</w:t>
               </w:r>
             </w:hyperlink>
           </w:p>
@@ -24087,7 +24087,7 @@
               <w:spacing w:after="10" w:before="0"/>
               <w:ind w:left="120"/>
             </w:pPr>
-            <w:hyperlink w:history="1" r:id="rIdyfjkwgpx-tankjuwm0zvb">
+            <w:hyperlink w:history="1" r:id="rIdqoz1fufi3ok_9fuxrtreb">
               <w:r>
                 <w:rPr>
                   <w:rFonts w:ascii="Arial" w:cs="Arial" w:eastAsia="Arial" w:hAnsi="Arial"/>
@@ -24282,7 +24282,7 @@
             <w:pPr>
               <w:spacing w:after="20" w:before="0"/>
             </w:pPr>
-            <w:hyperlink w:history="1" r:id="rIdmxa4psslmaexnp9xqpzjp">
+            <w:hyperlink w:history="1" r:id="rIdzmqhhomlqskifwv3ahhqv">
               <w:r>
                 <w:rPr>
                   <w:rFonts w:ascii="Arial" w:cs="Arial" w:eastAsia="Arial" w:hAnsi="Arial"/>
@@ -24291,7 +24291,7 @@
                   <w:szCs w:val="16"/>
                   <w:u w:val="single" w:color="2E75B6"/>
                 </w:rPr>
-                <w:t xml:space="preserve">Picture graphs</w:t>
+                <w:t xml:space="preserve">Making a scale drawing</w:t>
               </w:r>
             </w:hyperlink>
           </w:p>
@@ -24315,7 +24315,7 @@
               <w:spacing w:after="10" w:before="0"/>
               <w:ind w:left="120"/>
             </w:pPr>
-            <w:hyperlink w:history="1" r:id="rId9vy75pphidibv84ymr6gz">
+            <w:hyperlink w:history="1" r:id="rId3ctyklihsgt1hj9kh8ihl">
               <w:r>
                 <w:rPr>
                   <w:rFonts w:ascii="Arial" w:cs="Arial" w:eastAsia="Arial" w:hAnsi="Arial"/>
@@ -24353,14 +24353,14 @@
                 <w:sz w:val="16"/>
                 <w:szCs w:val="16"/>
               </w:rPr>
-              <w:t xml:space="preserve">📖 HTML:</w:t>
+              <w:t xml:space="preserve">📖 EXERCISE:</w:t>
             </w:r>
           </w:p>
           <w:p>
             <w:pPr>
               <w:spacing w:after="20" w:before="0"/>
             </w:pPr>
-            <w:hyperlink w:history="1" r:id="rIdf1rl8u95t0in21fvllwwh">
+            <w:hyperlink w:history="1" r:id="rIdofnbzmqgsdq89bnzeskmg">
               <w:r>
                 <w:rPr>
                   <w:rFonts w:ascii="Arial" w:cs="Arial" w:eastAsia="Arial" w:hAnsi="Arial"/>
@@ -24369,7 +24369,7 @@
                   <w:szCs w:val="16"/>
                   <w:u w:val="single" w:color="2E75B6"/>
                 </w:rPr>
-                <w:t xml:space="preserve">Proportions to Find Scale Ratios (Flexbook)</w:t>
+                <w:t xml:space="preserve">Scale Factor of Similar Polygons Practice</w:t>
               </w:r>
             </w:hyperlink>
           </w:p>
@@ -24393,7 +24393,7 @@
               <w:spacing w:after="10" w:before="0"/>
               <w:ind w:left="120"/>
             </w:pPr>
-            <w:hyperlink w:history="1" r:id="rIdkj_3loepyhjohrax4iv19">
+            <w:hyperlink w:history="1" r:id="rIdzdjeinhhgjlvr8tz4s0qd">
               <w:r>
                 <w:rPr>
                   <w:rFonts w:ascii="Arial" w:cs="Arial" w:eastAsia="Arial" w:hAnsi="Arial"/>
@@ -24588,7 +24588,7 @@
             <w:pPr>
               <w:spacing w:after="20" w:before="0"/>
             </w:pPr>
-            <w:hyperlink w:history="1" r:id="rIdd3ujgi1loogwhsmziolsl">
+            <w:hyperlink w:history="1" r:id="rId-qudg1se8x_fyhhggmkga">
               <w:r>
                 <w:rPr>
                   <w:rFonts w:ascii="Arial" w:cs="Arial" w:eastAsia="Arial" w:hAnsi="Arial"/>
@@ -24597,7 +24597,7 @@
                   <w:szCs w:val="16"/>
                   <w:u w:val="single" w:color="2E75B6"/>
                 </w:rPr>
-                <w:t xml:space="preserve">Picture graphs</w:t>
+                <w:t xml:space="preserve">Scale factors and area</w:t>
               </w:r>
             </w:hyperlink>
           </w:p>
@@ -24621,7 +24621,7 @@
               <w:spacing w:after="10" w:before="0"/>
               <w:ind w:left="120"/>
             </w:pPr>
-            <w:hyperlink w:history="1" r:id="rIdbfao8sudqgj3mjbbx6c92">
+            <w:hyperlink w:history="1" r:id="rIdxrd1motfifbvj2r6gzjkz">
               <w:r>
                 <w:rPr>
                   <w:rFonts w:ascii="Arial" w:cs="Arial" w:eastAsia="Arial" w:hAnsi="Arial"/>
@@ -24659,14 +24659,14 @@
                 <w:sz w:val="16"/>
                 <w:szCs w:val="16"/>
               </w:rPr>
-              <w:t xml:space="preserve">📖 HTML:</w:t>
+              <w:t xml:space="preserve">📖 EXERCISE:</w:t>
             </w:r>
           </w:p>
           <w:p>
             <w:pPr>
               <w:spacing w:after="20" w:before="0"/>
             </w:pPr>
-            <w:hyperlink w:history="1" r:id="rIdojo50juhb95c6yhoffidc">
+            <w:hyperlink w:history="1" r:id="rIdrn4ac0pakwuv5wrjnfd7w">
               <w:r>
                 <w:rPr>
                   <w:rFonts w:ascii="Arial" w:cs="Arial" w:eastAsia="Arial" w:hAnsi="Arial"/>
@@ -24675,7 +24675,7 @@
                   <w:szCs w:val="16"/>
                   <w:u w:val="single" w:color="2E75B6"/>
                 </w:rPr>
-                <w:t xml:space="preserve">Proportions to Find Scale Ratios (Flexbook)</w:t>
+                <w:t xml:space="preserve">Identify scale factor in scale drawings</w:t>
               </w:r>
             </w:hyperlink>
           </w:p>
@@ -24691,7 +24691,7 @@
                 <w:sz w:val="14"/>
                 <w:szCs w:val="14"/>
               </w:rPr>
-              <w:t xml:space="preserve">Source: CK-12</w:t>
+              <w:t xml:space="preserve">Source: Khan Academy (English - US curriculum)</w:t>
             </w:r>
           </w:p>
           <w:p>
@@ -24699,7 +24699,7 @@
               <w:spacing w:after="10" w:before="0"/>
               <w:ind w:left="120"/>
             </w:pPr>
-            <w:hyperlink w:history="1" r:id="rIdugiiduw3fpvf07hlleji9">
+            <w:hyperlink w:history="1" r:id="rIdhisqkgb6eu4hhytt29bwb">
               <w:r>
                 <w:rPr>
                   <w:rFonts w:ascii="Arial" w:cs="Arial" w:eastAsia="Arial" w:hAnsi="Arial"/>
@@ -24894,7 +24894,7 @@
             <w:pPr>
               <w:spacing w:after="20" w:before="0"/>
             </w:pPr>
-            <w:hyperlink w:history="1" r:id="rIdkoqjkxjhawcy-em34ifus">
+            <w:hyperlink w:history="1" r:id="rIdfs7c-eakhgvxfukt2zfat">
               <w:r>
                 <w:rPr>
                   <w:rFonts w:ascii="Arial" w:cs="Arial" w:eastAsia="Arial" w:hAnsi="Arial"/>
@@ -24903,7 +24903,7 @@
                   <w:szCs w:val="16"/>
                   <w:u w:val="single" w:color="2E75B6"/>
                 </w:rPr>
-                <w:t xml:space="preserve">Picture graphs</w:t>
+                <w:t xml:space="preserve">Scale factors and area</w:t>
               </w:r>
             </w:hyperlink>
           </w:p>
@@ -24927,7 +24927,7 @@
               <w:spacing w:after="10" w:before="0"/>
               <w:ind w:left="120"/>
             </w:pPr>
-            <w:hyperlink w:history="1" r:id="rId7lydmwzn1uig6h-s0f53q">
+            <w:hyperlink w:history="1" r:id="rIdlff_u8ujsdebxtxgniiki">
               <w:r>
                 <w:rPr>
                   <w:rFonts w:ascii="Arial" w:cs="Arial" w:eastAsia="Arial" w:hAnsi="Arial"/>
@@ -24972,7 +24972,7 @@
             <w:pPr>
               <w:spacing w:after="20" w:before="0"/>
             </w:pPr>
-            <w:hyperlink w:history="1" r:id="rIdzjnpmidu6ts6bqsmwwefy">
+            <w:hyperlink w:history="1" r:id="rIdfhuo5mm_5ekv3u0xfqlu4">
               <w:r>
                 <w:rPr>
                   <w:rFonts w:ascii="Arial" w:cs="Arial" w:eastAsia="Arial" w:hAnsi="Arial"/>
@@ -24981,7 +24981,7 @@
                   <w:szCs w:val="16"/>
                   <w:u w:val="single" w:color="2E75B6"/>
                 </w:rPr>
-                <w:t xml:space="preserve">Proportions to Find Scale Ratios (Flexbook)</w:t>
+                <w:t xml:space="preserve">Use Scale Factor When Problem Solving (Flexbook)</w:t>
               </w:r>
             </w:hyperlink>
           </w:p>
@@ -25005,7 +25005,7 @@
               <w:spacing w:after="10" w:before="0"/>
               <w:ind w:left="120"/>
             </w:pPr>
-            <w:hyperlink w:history="1" r:id="rIdoczs1ccjs_8tgjqbzfhfb">
+            <w:hyperlink w:history="1" r:id="rId5dajdqr5kkacxzav2_flg">
               <w:r>
                 <w:rPr>
                   <w:rFonts w:ascii="Arial" w:cs="Arial" w:eastAsia="Arial" w:hAnsi="Arial"/>
@@ -26492,7 +26492,7 @@
             <w:pPr>
               <w:spacing w:after="20" w:before="0"/>
             </w:pPr>
-            <w:hyperlink w:history="1" r:id="rIdb0esyenm5lpctakc_gwtw">
+            <w:hyperlink w:history="1" r:id="rIdoqg4iff3pdadg_jo9kpm-">
               <w:r>
                 <w:rPr>
                   <w:rFonts w:ascii="Arial" w:cs="Arial" w:eastAsia="Arial" w:hAnsi="Arial"/>
@@ -26501,7 +26501,7 @@
                   <w:szCs w:val="16"/>
                   <w:u w:val="single" w:color="2E75B6"/>
                 </w:rPr>
-                <w:t xml:space="preserve">Equivalent ratios</w:t>
+                <w:t xml:space="preserve">Corresponding points and sides of scaled shapes</w:t>
               </w:r>
             </w:hyperlink>
           </w:p>
@@ -26525,7 +26525,7 @@
               <w:spacing w:after="10" w:before="0"/>
               <w:ind w:left="120"/>
             </w:pPr>
-            <w:hyperlink w:history="1" r:id="rIdqr1zuclvlirtecnkymubx">
+            <w:hyperlink w:history="1" r:id="rIdvzcp0hr2eegqziscquvsy">
               <w:r>
                 <w:rPr>
                   <w:rFonts w:ascii="Arial" w:cs="Arial" w:eastAsia="Arial" w:hAnsi="Arial"/>
@@ -26563,14 +26563,14 @@
                 <w:sz w:val="16"/>
                 <w:szCs w:val="16"/>
               </w:rPr>
-              <w:t xml:space="preserve">📖 HTML:</w:t>
+              <w:t xml:space="preserve">📖 EXERCISE:</w:t>
             </w:r>
           </w:p>
           <w:p>
             <w:pPr>
               <w:spacing w:after="20" w:before="0"/>
             </w:pPr>
-            <w:hyperlink w:history="1" r:id="rIdi5g8v88qrhtld23k1kx8j">
+            <w:hyperlink w:history="1" r:id="rIdjuyx8ndybyfk_qstc0sd_">
               <w:r>
                 <w:rPr>
                   <w:rFonts w:ascii="Arial" w:cs="Arial" w:eastAsia="Arial" w:hAnsi="Arial"/>
@@ -26579,7 +26579,7 @@
                   <w:szCs w:val="16"/>
                   <w:u w:val="single" w:color="2E75B6"/>
                 </w:rPr>
-                <w:t xml:space="preserve">Points in the Coordinate Plane (Flexbook)</w:t>
+                <w:t xml:space="preserve">Corresponding sides and points</w:t>
               </w:r>
             </w:hyperlink>
           </w:p>
@@ -26595,7 +26595,7 @@
                 <w:sz w:val="14"/>
                 <w:szCs w:val="14"/>
               </w:rPr>
-              <w:t xml:space="preserve">Source: CK-12</w:t>
+              <w:t xml:space="preserve">Source: Khan Academy (English - US curriculum)</w:t>
             </w:r>
           </w:p>
           <w:p>
@@ -26603,7 +26603,7 @@
               <w:spacing w:after="10" w:before="0"/>
               <w:ind w:left="120"/>
             </w:pPr>
-            <w:hyperlink w:history="1" r:id="rIdgcydv2i8rvq8zm4fbpvzo">
+            <w:hyperlink w:history="1" r:id="rIdh7yapaj1ptq4-yo0miefl">
               <w:r>
                 <w:rPr>
                   <w:rFonts w:ascii="Arial" w:cs="Arial" w:eastAsia="Arial" w:hAnsi="Arial"/>
@@ -26798,7 +26798,7 @@
             <w:pPr>
               <w:spacing w:after="20" w:before="0"/>
             </w:pPr>
-            <w:hyperlink w:history="1" r:id="rIdr52laur3ofwp88jjs6pv6">
+            <w:hyperlink w:history="1" r:id="rIdoxlgptouifv6gif-rgvk-">
               <w:r>
                 <w:rPr>
                   <w:rFonts w:ascii="Arial" w:cs="Arial" w:eastAsia="Arial" w:hAnsi="Arial"/>
@@ -26807,7 +26807,7 @@
                   <w:szCs w:val="16"/>
                   <w:u w:val="single" w:color="2E75B6"/>
                 </w:rPr>
-                <w:t xml:space="preserve">Equivalent ratios</w:t>
+                <w:t xml:space="preserve">Corresponding points and sides of scaled shapes</w:t>
               </w:r>
             </w:hyperlink>
           </w:p>
@@ -26831,7 +26831,7 @@
               <w:spacing w:after="10" w:before="0"/>
               <w:ind w:left="120"/>
             </w:pPr>
-            <w:hyperlink w:history="1" r:id="rId60_x0mdwi2_gv11nla55x">
+            <w:hyperlink w:history="1" r:id="rIdm_tdbgb5ohz090tnbssaz">
               <w:r>
                 <w:rPr>
                   <w:rFonts w:ascii="Arial" w:cs="Arial" w:eastAsia="Arial" w:hAnsi="Arial"/>
@@ -26869,14 +26869,14 @@
                 <w:sz w:val="16"/>
                 <w:szCs w:val="16"/>
               </w:rPr>
-              <w:t xml:space="preserve">📖 HTML:</w:t>
+              <w:t xml:space="preserve">📖 EXERCISE:</w:t>
             </w:r>
           </w:p>
           <w:p>
             <w:pPr>
               <w:spacing w:after="20" w:before="0"/>
             </w:pPr>
-            <w:hyperlink w:history="1" r:id="rIdyb5fp3i1xv2-dwo2usss_">
+            <w:hyperlink w:history="1" r:id="rIdc4j_se4k_pko4yplj4bsm">
               <w:r>
                 <w:rPr>
                   <w:rFonts w:ascii="Arial" w:cs="Arial" w:eastAsia="Arial" w:hAnsi="Arial"/>
@@ -26885,7 +26885,7 @@
                   <w:szCs w:val="16"/>
                   <w:u w:val="single" w:color="2E75B6"/>
                 </w:rPr>
-                <w:t xml:space="preserve">Points in the Coordinate Plane (Flexbook)</w:t>
+                <w:t xml:space="preserve">Corresponding sides and points</w:t>
               </w:r>
             </w:hyperlink>
           </w:p>
@@ -26901,7 +26901,7 @@
                 <w:sz w:val="14"/>
                 <w:szCs w:val="14"/>
               </w:rPr>
-              <w:t xml:space="preserve">Source: CK-12</w:t>
+              <w:t xml:space="preserve">Source: Khan Academy (English - US curriculum)</w:t>
             </w:r>
           </w:p>
           <w:p>
@@ -26909,7 +26909,7 @@
               <w:spacing w:after="10" w:before="0"/>
               <w:ind w:left="120"/>
             </w:pPr>
-            <w:hyperlink w:history="1" r:id="rIdweod6dfjqz9zowfmckpt3">
+            <w:hyperlink w:history="1" r:id="rIdyzuwdlg-mr47n_z5fpgxj">
               <w:r>
                 <w:rPr>
                   <w:rFonts w:ascii="Arial" w:cs="Arial" w:eastAsia="Arial" w:hAnsi="Arial"/>
@@ -27104,7 +27104,7 @@
             <w:pPr>
               <w:spacing w:after="20" w:before="0"/>
             </w:pPr>
-            <w:hyperlink w:history="1" r:id="rIdoqryvbcag2bvgy_fghxb5">
+            <w:hyperlink w:history="1" r:id="rId0ukiwbvfn0c_yu8hksc1w">
               <w:r>
                 <w:rPr>
                   <w:rFonts w:ascii="Arial" w:cs="Arial" w:eastAsia="Arial" w:hAnsi="Arial"/>
@@ -27113,7 +27113,7 @@
                   <w:szCs w:val="16"/>
                   <w:u w:val="single" w:color="2E75B6"/>
                 </w:rPr>
-                <w:t xml:space="preserve">Equivalent ratios</w:t>
+                <w:t xml:space="preserve">Corresponding points and sides of scaled shapes</w:t>
               </w:r>
             </w:hyperlink>
           </w:p>
@@ -27137,7 +27137,7 @@
               <w:spacing w:after="10" w:before="0"/>
               <w:ind w:left="120"/>
             </w:pPr>
-            <w:hyperlink w:history="1" r:id="rIdosx2cvv6t_a-ncm_14v6e">
+            <w:hyperlink w:history="1" r:id="rId0ebrhjwav5zwihtspklb8">
               <w:r>
                 <w:rPr>
                   <w:rFonts w:ascii="Arial" w:cs="Arial" w:eastAsia="Arial" w:hAnsi="Arial"/>
@@ -27175,14 +27175,14 @@
                 <w:sz w:val="16"/>
                 <w:szCs w:val="16"/>
               </w:rPr>
-              <w:t xml:space="preserve">📖 HTML:</w:t>
+              <w:t xml:space="preserve">📖 EXERCISE:</w:t>
             </w:r>
           </w:p>
           <w:p>
             <w:pPr>
               <w:spacing w:after="20" w:before="0"/>
             </w:pPr>
-            <w:hyperlink w:history="1" r:id="rId2jd72a-hf5jjd7mwzmpym">
+            <w:hyperlink w:history="1" r:id="rIdr0di_9cab-tcixvp7d1gk">
               <w:r>
                 <w:rPr>
                   <w:rFonts w:ascii="Arial" w:cs="Arial" w:eastAsia="Arial" w:hAnsi="Arial"/>
@@ -27191,7 +27191,7 @@
                   <w:szCs w:val="16"/>
                   <w:u w:val="single" w:color="2E75B6"/>
                 </w:rPr>
-                <w:t xml:space="preserve">Points in the Coordinate Plane (Flexbook)</w:t>
+                <w:t xml:space="preserve">Corresponding sides and points</w:t>
               </w:r>
             </w:hyperlink>
           </w:p>
@@ -27207,7 +27207,7 @@
                 <w:sz w:val="14"/>
                 <w:szCs w:val="14"/>
               </w:rPr>
-              <w:t xml:space="preserve">Source: CK-12</w:t>
+              <w:t xml:space="preserve">Source: Khan Academy (English - US curriculum)</w:t>
             </w:r>
           </w:p>
           <w:p>
@@ -27215,7 +27215,7 @@
               <w:spacing w:after="10" w:before="0"/>
               <w:ind w:left="120"/>
             </w:pPr>
-            <w:hyperlink w:history="1" r:id="rId3uw2geubbonfnvxx8xm_e">
+            <w:hyperlink w:history="1" r:id="rIdsk5drz1ocffatkvfm4xtp">
               <w:r>
                 <w:rPr>
                   <w:rFonts w:ascii="Arial" w:cs="Arial" w:eastAsia="Arial" w:hAnsi="Arial"/>
@@ -27410,7 +27410,7 @@
             <w:pPr>
               <w:spacing w:after="20" w:before="0"/>
             </w:pPr>
-            <w:hyperlink w:history="1" r:id="rIdzbrvokcpi2bohrauonqof">
+            <w:hyperlink w:history="1" r:id="rIdcbenhev_qpuh6_zjxvb-d">
               <w:r>
                 <w:rPr>
                   <w:rFonts w:ascii="Arial" w:cs="Arial" w:eastAsia="Arial" w:hAnsi="Arial"/>
@@ -27419,7 +27419,7 @@
                   <w:szCs w:val="16"/>
                   <w:u w:val="single" w:color="2E75B6"/>
                 </w:rPr>
-                <w:t xml:space="preserve">DNA as the "transforming principle"</w:t>
+                <w:t xml:space="preserve">Corresponding points and sides of scaled shapes</w:t>
               </w:r>
             </w:hyperlink>
           </w:p>
@@ -27443,7 +27443,7 @@
               <w:spacing w:after="10" w:before="0"/>
               <w:ind w:left="120"/>
             </w:pPr>
-            <w:hyperlink w:history="1" r:id="rIdtc-cpbzibmpioop2gfjxg">
+            <w:hyperlink w:history="1" r:id="rIdcyqpxcmnj1edbpjza53sh">
               <w:r>
                 <w:rPr>
                   <w:rFonts w:ascii="Arial" w:cs="Arial" w:eastAsia="Arial" w:hAnsi="Arial"/>
@@ -27481,14 +27481,14 @@
                 <w:sz w:val="16"/>
                 <w:szCs w:val="16"/>
               </w:rPr>
-              <w:t xml:space="preserve">📖 HTML:</w:t>
+              <w:t xml:space="preserve">📖 EXERCISE:</w:t>
             </w:r>
           </w:p>
           <w:p>
             <w:pPr>
               <w:spacing w:after="20" w:before="0"/>
             </w:pPr>
-            <w:hyperlink w:history="1" r:id="rIdmvx-amdqxvunfmhm_l2vi">
+            <w:hyperlink w:history="1" r:id="rIdjo2d9pafe7c1i3p7bfr93">
               <w:r>
                 <w:rPr>
                   <w:rFonts w:ascii="Arial" w:cs="Arial" w:eastAsia="Arial" w:hAnsi="Arial"/>
@@ -27497,7 +27497,7 @@
                   <w:szCs w:val="16"/>
                   <w:u w:val="single" w:color="2E75B6"/>
                 </w:rPr>
-                <w:t xml:space="preserve">Points in the Coordinate Plane (Flexbook)</w:t>
+                <w:t xml:space="preserve">Corresponding sides and points</w:t>
               </w:r>
             </w:hyperlink>
           </w:p>
@@ -27513,7 +27513,7 @@
                 <w:sz w:val="14"/>
                 <w:szCs w:val="14"/>
               </w:rPr>
-              <w:t xml:space="preserve">Source: CK-12</w:t>
+              <w:t xml:space="preserve">Source: Khan Academy (English - US curriculum)</w:t>
             </w:r>
           </w:p>
           <w:p>
@@ -27521,7 +27521,7 @@
               <w:spacing w:after="10" w:before="0"/>
               <w:ind w:left="120"/>
             </w:pPr>
-            <w:hyperlink w:history="1" r:id="rId-kxmdiyfmvnqmuvora96v">
+            <w:hyperlink w:history="1" r:id="rIdltkcsvjrhge8qais9zmqn">
               <w:r>
                 <w:rPr>
                   <w:rFonts w:ascii="Arial" w:cs="Arial" w:eastAsia="Arial" w:hAnsi="Arial"/>
@@ -27716,7 +27716,7 @@
             <w:pPr>
               <w:spacing w:after="20" w:before="0"/>
             </w:pPr>
-            <w:hyperlink w:history="1" r:id="rIdub9ejhvtwfzprb330jzx8">
+            <w:hyperlink w:history="1" r:id="rId9wsp5v2c-bbgagshghtd5">
               <w:r>
                 <w:rPr>
                   <w:rFonts w:ascii="Arial" w:cs="Arial" w:eastAsia="Arial" w:hAnsi="Arial"/>
@@ -27725,7 +27725,7 @@
                   <w:szCs w:val="16"/>
                   <w:u w:val="single" w:color="2E75B6"/>
                 </w:rPr>
-                <w:t xml:space="preserve">Equivalent ratios</w:t>
+                <w:t xml:space="preserve">Corresponding points and sides of scaled shapes</w:t>
               </w:r>
             </w:hyperlink>
           </w:p>
@@ -27749,7 +27749,7 @@
               <w:spacing w:after="10" w:before="0"/>
               <w:ind w:left="120"/>
             </w:pPr>
-            <w:hyperlink w:history="1" r:id="rId4hseafdiy6efpdwp3vq4e">
+            <w:hyperlink w:history="1" r:id="rIdpnlrwbphh21lbuzdhjdvl">
               <w:r>
                 <w:rPr>
                   <w:rFonts w:ascii="Arial" w:cs="Arial" w:eastAsia="Arial" w:hAnsi="Arial"/>
@@ -27787,14 +27787,14 @@
                 <w:sz w:val="16"/>
                 <w:szCs w:val="16"/>
               </w:rPr>
-              <w:t xml:space="preserve">📖 HTML:</w:t>
+              <w:t xml:space="preserve">📖 EXERCISE:</w:t>
             </w:r>
           </w:p>
           <w:p>
             <w:pPr>
               <w:spacing w:after="20" w:before="0"/>
             </w:pPr>
-            <w:hyperlink w:history="1" r:id="rIdu6szyh036sylcxpwkuxac">
+            <w:hyperlink w:history="1" r:id="rIdtaj3jhkgnmyr0p5p6g-6a">
               <w:r>
                 <w:rPr>
                   <w:rFonts w:ascii="Arial" w:cs="Arial" w:eastAsia="Arial" w:hAnsi="Arial"/>
@@ -27803,7 +27803,7 @@
                   <w:szCs w:val="16"/>
                   <w:u w:val="single" w:color="2E75B6"/>
                 </w:rPr>
-                <w:t xml:space="preserve">Points in the Coordinate Plane (Flexbook)</w:t>
+                <w:t xml:space="preserve">Corresponding sides and points</w:t>
               </w:r>
             </w:hyperlink>
           </w:p>
@@ -27819,7 +27819,7 @@
                 <w:sz w:val="14"/>
                 <w:szCs w:val="14"/>
               </w:rPr>
-              <w:t xml:space="preserve">Source: CK-12</w:t>
+              <w:t xml:space="preserve">Source: Khan Academy (English - US curriculum)</w:t>
             </w:r>
           </w:p>
           <w:p>
@@ -27827,7 +27827,7 @@
               <w:spacing w:after="10" w:before="0"/>
               <w:ind w:left="120"/>
             </w:pPr>
-            <w:hyperlink w:history="1" r:id="rIdug4b2zo61zghm2nuta1a0">
+            <w:hyperlink w:history="1" r:id="rIdukaiic4ocusn5gbrffqne">
               <w:r>
                 <w:rPr>
                   <w:rFonts w:ascii="Arial" w:cs="Arial" w:eastAsia="Arial" w:hAnsi="Arial"/>
@@ -29314,7 +29314,7 @@
             <w:pPr>
               <w:spacing w:after="20" w:before="0"/>
             </w:pPr>
-            <w:hyperlink w:history="1" r:id="rId2cxpjnhxxj0qpkvpxmppg">
+            <w:hyperlink w:history="1" r:id="rIdhnsrhn1by6ul21brzjq66">
               <w:r>
                 <w:rPr>
                   <w:rFonts w:ascii="Arial" w:cs="Arial" w:eastAsia="Arial" w:hAnsi="Arial"/>
@@ -29323,7 +29323,7 @@
                   <w:szCs w:val="16"/>
                   <w:u w:val="single" w:color="2E75B6"/>
                 </w:rPr>
-                <w:t xml:space="preserve">Multi-step word problem with Pythagorean theorem</w:t>
+                <w:t xml:space="preserve">Using similarity to estimate ratio between side lengths</w:t>
               </w:r>
             </w:hyperlink>
           </w:p>
@@ -29347,7 +29347,7 @@
               <w:spacing w:after="10" w:before="0"/>
               <w:ind w:left="120"/>
             </w:pPr>
-            <w:hyperlink w:history="1" r:id="rIddnshu5xz_dgnagwfteblq">
+            <w:hyperlink w:history="1" r:id="rIdh3la8bxxrzlgndyel0uws">
               <w:r>
                 <w:rPr>
                   <w:rFonts w:ascii="Arial" w:cs="Arial" w:eastAsia="Arial" w:hAnsi="Arial"/>
@@ -29385,14 +29385,14 @@
                 <w:sz w:val="16"/>
                 <w:szCs w:val="16"/>
               </w:rPr>
-              <w:t xml:space="preserve">📖 HTML:</w:t>
+              <w:t xml:space="preserve">📖 EXERCISE:</w:t>
             </w:r>
           </w:p>
           <w:p>
             <w:pPr>
               <w:spacing w:after="20" w:before="0"/>
             </w:pPr>
-            <w:hyperlink w:history="1" r:id="rIdjzntrdxwtgwxoopqpvdfy">
+            <w:hyperlink w:history="1" r:id="rId8ekcxxig3rnrncwoa7obe">
               <w:r>
                 <w:rPr>
                   <w:rFonts w:ascii="Arial" w:cs="Arial" w:eastAsia="Arial" w:hAnsi="Arial"/>
@@ -29401,7 +29401,7 @@
                   <w:szCs w:val="16"/>
                   <w:u w:val="single" w:color="2E75B6"/>
                 </w:rPr>
-                <w:t xml:space="preserve">Linear Equations: Deep Dish Pizza (PLIX)</w:t>
+                <w:t xml:space="preserve">Scale drawings</w:t>
               </w:r>
             </w:hyperlink>
           </w:p>
@@ -29417,7 +29417,7 @@
                 <w:sz w:val="14"/>
                 <w:szCs w:val="14"/>
               </w:rPr>
-              <w:t xml:space="preserve">Source: CK-12</w:t>
+              <w:t xml:space="preserve">Source: Khan Academy (English - US curriculum)</w:t>
             </w:r>
           </w:p>
           <w:p>
@@ -29425,7 +29425,7 @@
               <w:spacing w:after="10" w:before="0"/>
               <w:ind w:left="120"/>
             </w:pPr>
-            <w:hyperlink w:history="1" r:id="rIdoln4mrw4mxh69m1x3yrnv">
+            <w:hyperlink w:history="1" r:id="rId0v3rojfj-kyu0xnubowaq">
               <w:r>
                 <w:rPr>
                   <w:rFonts w:ascii="Arial" w:cs="Arial" w:eastAsia="Arial" w:hAnsi="Arial"/>
@@ -29620,7 +29620,7 @@
             <w:pPr>
               <w:spacing w:after="20" w:before="0"/>
             </w:pPr>
-            <w:hyperlink w:history="1" r:id="rId0nmbxu1f_c4enebwhzzhm">
+            <w:hyperlink w:history="1" r:id="rIdc2ahszpamjzbagzsk6kz-">
               <w:r>
                 <w:rPr>
                   <w:rFonts w:ascii="Arial" w:cs="Arial" w:eastAsia="Arial" w:hAnsi="Arial"/>
@@ -29629,7 +29629,7 @@
                   <w:szCs w:val="16"/>
                   <w:u w:val="single" w:color="2E75B6"/>
                 </w:rPr>
-                <w:t xml:space="preserve">Multi-step word problem with Pythagorean theorem</w:t>
+                <w:t xml:space="preserve">Scale drawings</w:t>
               </w:r>
             </w:hyperlink>
           </w:p>
@@ -29653,7 +29653,7 @@
               <w:spacing w:after="10" w:before="0"/>
               <w:ind w:left="120"/>
             </w:pPr>
-            <w:hyperlink w:history="1" r:id="rIdabwn6n-5bnk6gglcdp1f2">
+            <w:hyperlink w:history="1" r:id="rId1im3qlx6oncsv_rdip8ey">
               <w:r>
                 <w:rPr>
                   <w:rFonts w:ascii="Arial" w:cs="Arial" w:eastAsia="Arial" w:hAnsi="Arial"/>
@@ -29698,7 +29698,7 @@
             <w:pPr>
               <w:spacing w:after="20" w:before="0"/>
             </w:pPr>
-            <w:hyperlink w:history="1" r:id="rIdcfdnojot7d61ceyv9uoev">
+            <w:hyperlink w:history="1" r:id="rIdvpzi2yrj9bvdkf7b2n-zv">
               <w:r>
                 <w:rPr>
                   <w:rFonts w:ascii="Arial" w:cs="Arial" w:eastAsia="Arial" w:hAnsi="Arial"/>
@@ -29707,7 +29707,7 @@
                   <w:szCs w:val="16"/>
                   <w:u w:val="single" w:color="2E75B6"/>
                 </w:rPr>
-                <w:t xml:space="preserve">Linear Equations: Deep Dish Pizza (PLIX)</w:t>
+                <w:t xml:space="preserve">Corresponding Parts of Similar Figures (Flexbook)</w:t>
               </w:r>
             </w:hyperlink>
           </w:p>
@@ -29731,7 +29731,7 @@
               <w:spacing w:after="10" w:before="0"/>
               <w:ind w:left="120"/>
             </w:pPr>
-            <w:hyperlink w:history="1" r:id="rIds7cfmajql2n7dfhg-layz">
+            <w:hyperlink w:history="1" r:id="rIdk3g8oeknkagssis0eqaro">
               <w:r>
                 <w:rPr>
                   <w:rFonts w:ascii="Arial" w:cs="Arial" w:eastAsia="Arial" w:hAnsi="Arial"/>
@@ -29926,7 +29926,7 @@
             <w:pPr>
               <w:spacing w:after="20" w:before="0"/>
             </w:pPr>
-            <w:hyperlink w:history="1" r:id="rIdkpmsdtzqiw4wmvyynomuv">
+            <w:hyperlink w:history="1" r:id="rIdephsrhamxyq6_rbxb_tca">
               <w:r>
                 <w:rPr>
                   <w:rFonts w:ascii="Arial" w:cs="Arial" w:eastAsia="Arial" w:hAnsi="Arial"/>
@@ -29935,7 +29935,7 @@
                   <w:szCs w:val="16"/>
                   <w:u w:val="single" w:color="2E75B6"/>
                 </w:rPr>
-                <w:t xml:space="preserve">Multi-step word problem with Pythagorean theorem</w:t>
+                <w:t xml:space="preserve">Scale factors and area</w:t>
               </w:r>
             </w:hyperlink>
           </w:p>
@@ -29959,7 +29959,7 @@
               <w:spacing w:after="10" w:before="0"/>
               <w:ind w:left="120"/>
             </w:pPr>
-            <w:hyperlink w:history="1" r:id="rIdc3ibchpzi0lauqxef6oj-">
+            <w:hyperlink w:history="1" r:id="rIdb0zn64oaerad1hvfvbdvm">
               <w:r>
                 <w:rPr>
                   <w:rFonts w:ascii="Arial" w:cs="Arial" w:eastAsia="Arial" w:hAnsi="Arial"/>
@@ -29997,14 +29997,14 @@
                 <w:sz w:val="16"/>
                 <w:szCs w:val="16"/>
               </w:rPr>
-              <w:t xml:space="preserve">📖 HTML:</w:t>
+              <w:t xml:space="preserve">📖 EXERCISE:</w:t>
             </w:r>
           </w:p>
           <w:p>
             <w:pPr>
               <w:spacing w:after="20" w:before="0"/>
             </w:pPr>
-            <w:hyperlink w:history="1" r:id="rIdpfgx6u0r2npxycv2vvxmd">
+            <w:hyperlink w:history="1" r:id="rIdlassese_bkfsioywefswd">
               <w:r>
                 <w:rPr>
                   <w:rFonts w:ascii="Arial" w:cs="Arial" w:eastAsia="Arial" w:hAnsi="Arial"/>
@@ -30013,7 +30013,7 @@
                   <w:szCs w:val="16"/>
                   <w:u w:val="single" w:color="2E75B6"/>
                 </w:rPr>
-                <w:t xml:space="preserve">Linear Equations: Deep Dish Pizza (PLIX)</w:t>
+                <w:t xml:space="preserve">Corresponding Parts of Similar Figures Practice</w:t>
               </w:r>
             </w:hyperlink>
           </w:p>
@@ -30037,7 +30037,7 @@
               <w:spacing w:after="10" w:before="0"/>
               <w:ind w:left="120"/>
             </w:pPr>
-            <w:hyperlink w:history="1" r:id="rIdspkocqpzfkfteyu7_jq27">
+            <w:hyperlink w:history="1" r:id="rId2d7rceje5sqedg6bi3dtx">
               <w:r>
                 <w:rPr>
                   <w:rFonts w:ascii="Arial" w:cs="Arial" w:eastAsia="Arial" w:hAnsi="Arial"/>
@@ -30232,7 +30232,7 @@
             <w:pPr>
               <w:spacing w:after="20" w:before="0"/>
             </w:pPr>
-            <w:hyperlink w:history="1" r:id="rId4k_bq6distxg1rmpfmhc9">
+            <w:hyperlink w:history="1" r:id="rIdu7ayp5iqpcmmw-e2od0ga">
               <w:r>
                 <w:rPr>
                   <w:rFonts w:ascii="Arial" w:cs="Arial" w:eastAsia="Arial" w:hAnsi="Arial"/>
@@ -30241,7 +30241,7 @@
                   <w:szCs w:val="16"/>
                   <w:u w:val="single" w:color="2E75B6"/>
                 </w:rPr>
-                <w:t xml:space="preserve">Multi-step word problem with Pythagorean theorem</w:t>
+                <w:t xml:space="preserve">Using similarity to estimate ratio between side lengths</w:t>
               </w:r>
             </w:hyperlink>
           </w:p>
@@ -30265,7 +30265,7 @@
               <w:spacing w:after="10" w:before="0"/>
               <w:ind w:left="120"/>
             </w:pPr>
-            <w:hyperlink w:history="1" r:id="rIddaywdp1vi5g3hamn39mcz">
+            <w:hyperlink w:history="1" r:id="rIdwdigrhb3ufb8z2p-fut9b">
               <w:r>
                 <w:rPr>
                   <w:rFonts w:ascii="Arial" w:cs="Arial" w:eastAsia="Arial" w:hAnsi="Arial"/>
@@ -30303,14 +30303,14 @@
                 <w:sz w:val="16"/>
                 <w:szCs w:val="16"/>
               </w:rPr>
-              <w:t xml:space="preserve">📖 HTML:</w:t>
+              <w:t xml:space="preserve">📖 EXERCISE:</w:t>
             </w:r>
           </w:p>
           <w:p>
             <w:pPr>
               <w:spacing w:after="20" w:before="0"/>
             </w:pPr>
-            <w:hyperlink w:history="1" r:id="rIdnedzpj5qmajzysk_th7f_">
+            <w:hyperlink w:history="1" r:id="rIdgd6k_pi47tftgscpa2a6m">
               <w:r>
                 <w:rPr>
                   <w:rFonts w:ascii="Arial" w:cs="Arial" w:eastAsia="Arial" w:hAnsi="Arial"/>
@@ -30319,7 +30319,7 @@
                   <w:szCs w:val="16"/>
                   <w:u w:val="single" w:color="2E75B6"/>
                 </w:rPr>
-                <w:t xml:space="preserve">Linear Equations: Deep Dish Pizza (PLIX)</w:t>
+                <w:t xml:space="preserve">Prove triangle similarity</w:t>
               </w:r>
             </w:hyperlink>
           </w:p>
@@ -30335,7 +30335,7 @@
                 <w:sz w:val="14"/>
                 <w:szCs w:val="14"/>
               </w:rPr>
-              <w:t xml:space="preserve">Source: CK-12</w:t>
+              <w:t xml:space="preserve">Source: Khan Academy (English - US curriculum)</w:t>
             </w:r>
           </w:p>
           <w:p>
@@ -30343,7 +30343,7 @@
               <w:spacing w:after="10" w:before="0"/>
               <w:ind w:left="120"/>
             </w:pPr>
-            <w:hyperlink w:history="1" r:id="rIdfjia9x-gmh8asikqsjgzw">
+            <w:hyperlink w:history="1" r:id="rIdfmmo9cb_zxukf9z-adf82">
               <w:r>
                 <w:rPr>
                   <w:rFonts w:ascii="Arial" w:cs="Arial" w:eastAsia="Arial" w:hAnsi="Arial"/>
@@ -30538,7 +30538,7 @@
             <w:pPr>
               <w:spacing w:after="20" w:before="0"/>
             </w:pPr>
-            <w:hyperlink w:history="1" r:id="rIdlzbvc9zzzp-d3bjh1kyoc">
+            <w:hyperlink w:history="1" r:id="rIdnib7cqssjegahw-vqjdos">
               <w:r>
                 <w:rPr>
                   <w:rFonts w:ascii="Arial" w:cs="Arial" w:eastAsia="Arial" w:hAnsi="Arial"/>
@@ -30547,7 +30547,7 @@
                   <w:szCs w:val="16"/>
                   <w:u w:val="single" w:color="2E75B6"/>
                 </w:rPr>
-                <w:t xml:space="preserve">Multi-step word problem with Pythagorean theorem</w:t>
+                <w:t xml:space="preserve">Using similarity to estimate ratio between side lengths</w:t>
               </w:r>
             </w:hyperlink>
           </w:p>
@@ -30571,7 +30571,7 @@
               <w:spacing w:after="10" w:before="0"/>
               <w:ind w:left="120"/>
             </w:pPr>
-            <w:hyperlink w:history="1" r:id="rIdhxhnvd448mjm4ekej1p_s">
+            <w:hyperlink w:history="1" r:id="rIdupivjftzqc7g-3tuzxbbd">
               <w:r>
                 <w:rPr>
                   <w:rFonts w:ascii="Arial" w:cs="Arial" w:eastAsia="Arial" w:hAnsi="Arial"/>
@@ -30616,7 +30616,7 @@
             <w:pPr>
               <w:spacing w:after="20" w:before="0"/>
             </w:pPr>
-            <w:hyperlink w:history="1" r:id="rIdrraxviqtop30iimidijb0">
+            <w:hyperlink w:history="1" r:id="rIdn-rfs9nx3xnsar9dhhqwy">
               <w:r>
                 <w:rPr>
                   <w:rFonts w:ascii="Arial" w:cs="Arial" w:eastAsia="Arial" w:hAnsi="Arial"/>
@@ -30625,7 +30625,7 @@
                   <w:szCs w:val="16"/>
                   <w:u w:val="single" w:color="2E75B6"/>
                 </w:rPr>
-                <w:t xml:space="preserve">Linear Equations: Deep Dish Pizza (PLIX)</w:t>
+                <w:t xml:space="preserve">Unknown Measures of Similar Figures (Flexbook)</w:t>
               </w:r>
             </w:hyperlink>
           </w:p>
@@ -30649,7 +30649,7 @@
               <w:spacing w:after="10" w:before="0"/>
               <w:ind w:left="120"/>
             </w:pPr>
-            <w:hyperlink w:history="1" r:id="rIduwwsmc7bptigaro_yvlsp">
+            <w:hyperlink w:history="1" r:id="rIdctbynfi2ldnpaohoeocs8">
               <w:r>
                 <w:rPr>
                   <w:rFonts w:ascii="Arial" w:cs="Arial" w:eastAsia="Arial" w:hAnsi="Arial"/>
@@ -32136,7 +32136,7 @@
             <w:pPr>
               <w:spacing w:after="20" w:before="0"/>
             </w:pPr>
-            <w:hyperlink w:history="1" r:id="rIdzmkqpadju3rvcucf7nyie">
+            <w:hyperlink w:history="1" r:id="rIdsfo6vvri8swv0pzwtm6ir">
               <w:r>
                 <w:rPr>
                   <w:rFonts w:ascii="Arial" w:cs="Arial" w:eastAsia="Arial" w:hAnsi="Arial"/>
@@ -32145,7 +32145,7 @@
                   <w:szCs w:val="16"/>
                   <w:u w:val="single" w:color="2E75B6"/>
                 </w:rPr>
-                <w:t xml:space="preserve">WATCH: Railroads and the Industrial Revolution</w:t>
+                <w:t xml:space="preserve">Scale factors and area</w:t>
               </w:r>
             </w:hyperlink>
           </w:p>
@@ -32169,7 +32169,7 @@
               <w:spacing w:after="10" w:before="0"/>
               <w:ind w:left="120"/>
             </w:pPr>
-            <w:hyperlink w:history="1" r:id="rIdedgmjqdrt1mdy2cd8d_ej">
+            <w:hyperlink w:history="1" r:id="rIdnfrut6h_halcw33adcqcw">
               <w:r>
                 <w:rPr>
                   <w:rFonts w:ascii="Arial" w:cs="Arial" w:eastAsia="Arial" w:hAnsi="Arial"/>
@@ -32207,14 +32207,14 @@
                 <w:sz w:val="16"/>
                 <w:szCs w:val="16"/>
               </w:rPr>
-              <w:t xml:space="preserve">📖 HTML:</w:t>
+              <w:t xml:space="preserve">📖 EXERCISE:</w:t>
             </w:r>
           </w:p>
           <w:p>
             <w:pPr>
               <w:spacing w:after="20" w:before="0"/>
             </w:pPr>
-            <w:hyperlink w:history="1" r:id="rIdabgx99svpm51qp_znxoqg">
+            <w:hyperlink w:history="1" r:id="rIdoznvn7l8b1w41xdsxcla8">
               <w:r>
                 <w:rPr>
                   <w:rFonts w:ascii="Arial" w:cs="Arial" w:eastAsia="Arial" w:hAnsi="Arial"/>
@@ -32223,7 +32223,7 @@
                   <w:szCs w:val="16"/>
                   <w:u w:val="single" w:color="2E75B6"/>
                 </w:rPr>
-                <w:t xml:space="preserve">Linear Equations: Deep Dish Pizza (PLIX)</w:t>
+                <w:t xml:space="preserve">Mixed Problems in Fractions Practice</w:t>
               </w:r>
             </w:hyperlink>
           </w:p>
@@ -32247,7 +32247,7 @@
               <w:spacing w:after="10" w:before="0"/>
               <w:ind w:left="120"/>
             </w:pPr>
-            <w:hyperlink w:history="1" r:id="rIdz9lf0btogwhafpvuvzdov">
+            <w:hyperlink w:history="1" r:id="rIdgoe1kabwc-qedflnthfkw">
               <w:r>
                 <w:rPr>
                   <w:rFonts w:ascii="Arial" w:cs="Arial" w:eastAsia="Arial" w:hAnsi="Arial"/>
@@ -32442,7 +32442,7 @@
             <w:pPr>
               <w:spacing w:after="20" w:before="0"/>
             </w:pPr>
-            <w:hyperlink w:history="1" r:id="rIds7hlwp9xeljd3tunlq44p">
+            <w:hyperlink w:history="1" r:id="rIdl7di2xbl4ojyun7f0vj9r">
               <w:r>
                 <w:rPr>
                   <w:rFonts w:ascii="Arial" w:cs="Arial" w:eastAsia="Arial" w:hAnsi="Arial"/>
@@ -32451,7 +32451,7 @@
                   <w:szCs w:val="16"/>
                   <w:u w:val="single" w:color="2E75B6"/>
                 </w:rPr>
-                <w:t xml:space="preserve">WATCH: Railroads and the Industrial Revolution</w:t>
+                <w:t xml:space="preserve">Writing proportions example</w:t>
               </w:r>
             </w:hyperlink>
           </w:p>
@@ -32475,7 +32475,7 @@
               <w:spacing w:after="10" w:before="0"/>
               <w:ind w:left="120"/>
             </w:pPr>
-            <w:hyperlink w:history="1" r:id="rIdspxkflqgme-_lo_dheavx">
+            <w:hyperlink w:history="1" r:id="rIdf5ive1b08hd4drtknzdsw">
               <w:r>
                 <w:rPr>
                   <w:rFonts w:ascii="Arial" w:cs="Arial" w:eastAsia="Arial" w:hAnsi="Arial"/>
@@ -32513,14 +32513,14 @@
                 <w:sz w:val="16"/>
                 <w:szCs w:val="16"/>
               </w:rPr>
-              <w:t xml:space="preserve">📖 HTML:</w:t>
+              <w:t xml:space="preserve">📖 EXERCISE:</w:t>
             </w:r>
           </w:p>
           <w:p>
             <w:pPr>
               <w:spacing w:after="20" w:before="0"/>
             </w:pPr>
-            <w:hyperlink w:history="1" r:id="rIdhhpaxtyx2gfxzbn49k0jl">
+            <w:hyperlink w:history="1" r:id="rId7trb38wsytu1d0zqufwqa">
               <w:r>
                 <w:rPr>
                   <w:rFonts w:ascii="Arial" w:cs="Arial" w:eastAsia="Arial" w:hAnsi="Arial"/>
@@ -32529,7 +32529,7 @@
                   <w:szCs w:val="16"/>
                   <w:u w:val="single" w:color="2E75B6"/>
                 </w:rPr>
-                <w:t xml:space="preserve">Linear Equations: Deep Dish Pizza (PLIX)</w:t>
+                <w:t xml:space="preserve">Prove triangle similarity</w:t>
               </w:r>
             </w:hyperlink>
           </w:p>
@@ -32545,7 +32545,7 @@
                 <w:sz w:val="14"/>
                 <w:szCs w:val="14"/>
               </w:rPr>
-              <w:t xml:space="preserve">Source: CK-12</w:t>
+              <w:t xml:space="preserve">Source: Khan Academy (English - US curriculum)</w:t>
             </w:r>
           </w:p>
           <w:p>
@@ -32553,7 +32553,7 @@
               <w:spacing w:after="10" w:before="0"/>
               <w:ind w:left="120"/>
             </w:pPr>
-            <w:hyperlink w:history="1" r:id="rIdanaln2ulnogvckl_jx1bo">
+            <w:hyperlink w:history="1" r:id="rIdwn8cewlsvapjsovurap1d">
               <w:r>
                 <w:rPr>
                   <w:rFonts w:ascii="Arial" w:cs="Arial" w:eastAsia="Arial" w:hAnsi="Arial"/>
@@ -32748,7 +32748,7 @@
             <w:pPr>
               <w:spacing w:after="20" w:before="0"/>
             </w:pPr>
-            <w:hyperlink w:history="1" r:id="rId0jduknyy-jdctvxpos6ch">
+            <w:hyperlink w:history="1" r:id="rIdfqj3au6xhrwuom-gexosq">
               <w:r>
                 <w:rPr>
                   <w:rFonts w:ascii="Arial" w:cs="Arial" w:eastAsia="Arial" w:hAnsi="Arial"/>
@@ -32757,7 +32757,7 @@
                   <w:szCs w:val="16"/>
                   <w:u w:val="single" w:color="2E75B6"/>
                 </w:rPr>
-                <w:t xml:space="preserve">WATCH: Railroads and the Industrial Revolution</w:t>
+                <w:t xml:space="preserve">Using similarity to estimate ratio between side lengths</w:t>
               </w:r>
             </w:hyperlink>
           </w:p>
@@ -32781,7 +32781,7 @@
               <w:spacing w:after="10" w:before="0"/>
               <w:ind w:left="120"/>
             </w:pPr>
-            <w:hyperlink w:history="1" r:id="rIdej_rb29tw-sz5yssf_smz">
+            <w:hyperlink w:history="1" r:id="rIdnbcj6uqplo6xqi-5zaffn">
               <w:r>
                 <w:rPr>
                   <w:rFonts w:ascii="Arial" w:cs="Arial" w:eastAsia="Arial" w:hAnsi="Arial"/>
@@ -32826,7 +32826,7 @@
             <w:pPr>
               <w:spacing w:after="20" w:before="0"/>
             </w:pPr>
-            <w:hyperlink w:history="1" r:id="rIdq8jk1mxdzwlaf1yfv3tfw">
+            <w:hyperlink w:history="1" r:id="rIdnuadvjeb-k5bqy14earop">
               <w:r>
                 <w:rPr>
                   <w:rFonts w:ascii="Arial" w:cs="Arial" w:eastAsia="Arial" w:hAnsi="Arial"/>
@@ -32835,7 +32835,7 @@
                   <w:szCs w:val="16"/>
                   <w:u w:val="single" w:color="2E75B6"/>
                 </w:rPr>
-                <w:t xml:space="preserve">Linear Equations: Deep Dish Pizza (PLIX)</w:t>
+                <w:t xml:space="preserve">Proportions to Find Scale Ratios (Flexbook)</w:t>
               </w:r>
             </w:hyperlink>
           </w:p>
@@ -32859,7 +32859,7 @@
               <w:spacing w:after="10" w:before="0"/>
               <w:ind w:left="120"/>
             </w:pPr>
-            <w:hyperlink w:history="1" r:id="rIdfi-xt_f7uyf0q0kjvohpf">
+            <w:hyperlink w:history="1" r:id="rIdthbzdaks9kmtvndddukcd">
               <w:r>
                 <w:rPr>
                   <w:rFonts w:ascii="Arial" w:cs="Arial" w:eastAsia="Arial" w:hAnsi="Arial"/>
@@ -33054,7 +33054,7 @@
             <w:pPr>
               <w:spacing w:after="20" w:before="0"/>
             </w:pPr>
-            <w:hyperlink w:history="1" r:id="rIdyecmpk9mcqrgso1a8hth9">
+            <w:hyperlink w:history="1" r:id="rIdpausqfxzbis_wbt7xtsbv">
               <w:r>
                 <w:rPr>
                   <w:rFonts w:ascii="Arial" w:cs="Arial" w:eastAsia="Arial" w:hAnsi="Arial"/>
@@ -33063,7 +33063,7 @@
                   <w:szCs w:val="16"/>
                   <w:u w:val="single" w:color="2E75B6"/>
                 </w:rPr>
-                <w:t xml:space="preserve">WATCH: Railroads and the Industrial Revolution</w:t>
+                <w:t xml:space="preserve">Scale factors and area</w:t>
               </w:r>
             </w:hyperlink>
           </w:p>
@@ -33087,7 +33087,7 @@
               <w:spacing w:after="10" w:before="0"/>
               <w:ind w:left="120"/>
             </w:pPr>
-            <w:hyperlink w:history="1" r:id="rIdivudaa4qwkgjbgjoy7mad">
+            <w:hyperlink w:history="1" r:id="rIdfsxbhizqmv8baw7hn8fxv">
               <w:r>
                 <w:rPr>
                   <w:rFonts w:ascii="Arial" w:cs="Arial" w:eastAsia="Arial" w:hAnsi="Arial"/>
@@ -33125,14 +33125,14 @@
                 <w:sz w:val="16"/>
                 <w:szCs w:val="16"/>
               </w:rPr>
-              <w:t xml:space="preserve">📖 HTML:</w:t>
+              <w:t xml:space="preserve">📖 EXERCISE:</w:t>
             </w:r>
           </w:p>
           <w:p>
             <w:pPr>
               <w:spacing w:after="20" w:before="0"/>
             </w:pPr>
-            <w:hyperlink w:history="1" r:id="rIdntnzypfpklryrrnp48wmm">
+            <w:hyperlink w:history="1" r:id="rIdfbb6j83i_09fhomp0bf0s">
               <w:r>
                 <w:rPr>
                   <w:rFonts w:ascii="Arial" w:cs="Arial" w:eastAsia="Arial" w:hAnsi="Arial"/>
@@ -33141,7 +33141,7 @@
                   <w:szCs w:val="16"/>
                   <w:u w:val="single" w:color="2E75B6"/>
                 </w:rPr>
-                <w:t xml:space="preserve">Linear Equations: Deep Dish Pizza (PLIX)</w:t>
+                <w:t xml:space="preserve">Proportions to Find Scale Ratios Practice</w:t>
               </w:r>
             </w:hyperlink>
           </w:p>
@@ -33165,7 +33165,7 @@
               <w:spacing w:after="10" w:before="0"/>
               <w:ind w:left="120"/>
             </w:pPr>
-            <w:hyperlink w:history="1" r:id="rId77t5lneva6mvcfuvgzfa7">
+            <w:hyperlink w:history="1" r:id="rIdutqbk_wwvdbivqnacyotk">
               <w:r>
                 <w:rPr>
                   <w:rFonts w:ascii="Arial" w:cs="Arial" w:eastAsia="Arial" w:hAnsi="Arial"/>
@@ -33360,7 +33360,7 @@
             <w:pPr>
               <w:spacing w:after="20" w:before="0"/>
             </w:pPr>
-            <w:hyperlink w:history="1" r:id="rIdjos6yv26ekdjeoi-wn1xp">
+            <w:hyperlink w:history="1" r:id="rIdpz3avy0f27kscxxogqjuj">
               <w:r>
                 <w:rPr>
                   <w:rFonts w:ascii="Arial" w:cs="Arial" w:eastAsia="Arial" w:hAnsi="Arial"/>
@@ -33369,7 +33369,7 @@
                   <w:szCs w:val="16"/>
                   <w:u w:val="single" w:color="2E75B6"/>
                 </w:rPr>
-                <w:t xml:space="preserve">WATCH: Railroads and the Industrial Revolution</w:t>
+                <w:t xml:space="preserve">Scale factors and area</w:t>
               </w:r>
             </w:hyperlink>
           </w:p>
@@ -33393,7 +33393,7 @@
               <w:spacing w:after="10" w:before="0"/>
               <w:ind w:left="120"/>
             </w:pPr>
-            <w:hyperlink w:history="1" r:id="rIdx_j6nhxims9kjsivwktor">
+            <w:hyperlink w:history="1" r:id="rIdwxs5u8x-pmxoygxkcyzod">
               <w:r>
                 <w:rPr>
                   <w:rFonts w:ascii="Arial" w:cs="Arial" w:eastAsia="Arial" w:hAnsi="Arial"/>
@@ -33431,14 +33431,14 @@
                 <w:sz w:val="16"/>
                 <w:szCs w:val="16"/>
               </w:rPr>
-              <w:t xml:space="preserve">📖 HTML:</w:t>
+              <w:t xml:space="preserve">📖 EXERCISE:</w:t>
             </w:r>
           </w:p>
           <w:p>
             <w:pPr>
               <w:spacing w:after="20" w:before="0"/>
             </w:pPr>
-            <w:hyperlink w:history="1" r:id="rIdukl_viu0zbqmnku8dl4pp">
+            <w:hyperlink w:history="1" r:id="rIdxeyhluzhjpla_pgi5dkhb">
               <w:r>
                 <w:rPr>
                   <w:rFonts w:ascii="Arial" w:cs="Arial" w:eastAsia="Arial" w:hAnsi="Arial"/>
@@ -33447,7 +33447,7 @@
                   <w:szCs w:val="16"/>
                   <w:u w:val="single" w:color="2E75B6"/>
                 </w:rPr>
-                <w:t xml:space="preserve">Linear Equations: Deep Dish Pizza (PLIX)</w:t>
+                <w:t xml:space="preserve">Construct scale drawings</w:t>
               </w:r>
             </w:hyperlink>
           </w:p>
@@ -33463,7 +33463,7 @@
                 <w:sz w:val="14"/>
                 <w:szCs w:val="14"/>
               </w:rPr>
-              <w:t xml:space="preserve">Source: CK-12</w:t>
+              <w:t xml:space="preserve">Source: Khan Academy (English - US curriculum)</w:t>
             </w:r>
           </w:p>
           <w:p>
@@ -33471,7 +33471,7 @@
               <w:spacing w:after="10" w:before="0"/>
               <w:ind w:left="120"/>
             </w:pPr>
-            <w:hyperlink w:history="1" r:id="rIdtvhuvti7zrg9bbyjai9fe">
+            <w:hyperlink w:history="1" r:id="rIdc6hvavdhzsyuw2sc3h1bh">
               <w:r>
                 <w:rPr>
                   <w:rFonts w:ascii="Arial" w:cs="Arial" w:eastAsia="Arial" w:hAnsi="Arial"/>
@@ -34958,7 +34958,7 @@
             <w:pPr>
               <w:spacing w:after="20" w:before="0"/>
             </w:pPr>
-            <w:hyperlink w:history="1" r:id="rIdc-eh6cy9hpvavutr742sl">
+            <w:hyperlink w:history="1" r:id="rIdlujpou0tx2qj8f9mazc9r">
               <w:r>
                 <w:rPr>
                   <w:rFonts w:ascii="Arial" w:cs="Arial" w:eastAsia="Arial" w:hAnsi="Arial"/>
@@ -34967,7 +34967,7 @@
                   <w:szCs w:val="16"/>
                   <w:u w:val="single" w:color="2E75B6"/>
                 </w:rPr>
-                <w:t xml:space="preserve">Conservation and the race to save biodiversity</w:t>
+                <w:t xml:space="preserve">Scale factors and area</w:t>
               </w:r>
             </w:hyperlink>
           </w:p>
@@ -34991,7 +34991,7 @@
               <w:spacing w:after="10" w:before="0"/>
               <w:ind w:left="120"/>
             </w:pPr>
-            <w:hyperlink w:history="1" r:id="rIdmo4partepm9pavnjg5mvm">
+            <w:hyperlink w:history="1" r:id="rId9qjfv-lc9irvnlfted2r9">
               <w:r>
                 <w:rPr>
                   <w:rFonts w:ascii="Arial" w:cs="Arial" w:eastAsia="Arial" w:hAnsi="Arial"/>
@@ -35029,14 +35029,14 @@
                 <w:sz w:val="16"/>
                 <w:szCs w:val="16"/>
               </w:rPr>
-              <w:t xml:space="preserve">📖 HTML:</w:t>
+              <w:t xml:space="preserve">📖 EXERCISE:</w:t>
             </w:r>
           </w:p>
           <w:p>
             <w:pPr>
               <w:spacing w:after="20" w:before="0"/>
             </w:pPr>
-            <w:hyperlink w:history="1" r:id="rIdgv_qnqrjtf41hpdr5tdx7">
+            <w:hyperlink w:history="1" r:id="rIdzrg6o9s5zab9rlb9esqwx">
               <w:r>
                 <w:rPr>
                   <w:rFonts w:ascii="Arial" w:cs="Arial" w:eastAsia="Arial" w:hAnsi="Arial"/>
@@ -35045,7 +35045,7 @@
                   <w:szCs w:val="16"/>
                   <w:u w:val="single" w:color="2E75B6"/>
                 </w:rPr>
-                <w:t xml:space="preserve">Linear Equations: Deep Dish Pizza (PLIX)</w:t>
+                <w:t xml:space="preserve">Prove triangle similarity</w:t>
               </w:r>
             </w:hyperlink>
           </w:p>
@@ -35061,7 +35061,7 @@
                 <w:sz w:val="14"/>
                 <w:szCs w:val="14"/>
               </w:rPr>
-              <w:t xml:space="preserve">Source: CK-12</w:t>
+              <w:t xml:space="preserve">Source: Khan Academy (English - US curriculum)</w:t>
             </w:r>
           </w:p>
           <w:p>
@@ -35069,7 +35069,7 @@
               <w:spacing w:after="10" w:before="0"/>
               <w:ind w:left="120"/>
             </w:pPr>
-            <w:hyperlink w:history="1" r:id="rIdk72zp4zz0ujdkmqb5gi5y">
+            <w:hyperlink w:history="1" r:id="rId43hi-yrk4ogwsttsykvjm">
               <w:r>
                 <w:rPr>
                   <w:rFonts w:ascii="Arial" w:cs="Arial" w:eastAsia="Arial" w:hAnsi="Arial"/>
@@ -35264,7 +35264,7 @@
             <w:pPr>
               <w:spacing w:after="20" w:before="0"/>
             </w:pPr>
-            <w:hyperlink w:history="1" r:id="rIdcnhvzmogxvuylgvxbvzrc">
+            <w:hyperlink w:history="1" r:id="rIdytglioqvdwq8wgwawolbo">
               <w:r>
                 <w:rPr>
                   <w:rFonts w:ascii="Arial" w:cs="Arial" w:eastAsia="Arial" w:hAnsi="Arial"/>
@@ -35273,7 +35273,7 @@
                   <w:szCs w:val="16"/>
                   <w:u w:val="single" w:color="2E75B6"/>
                 </w:rPr>
-                <w:t xml:space="preserve">Conservation and the race to save biodiversity</w:t>
+                <w:t xml:space="preserve">Using similarity to estimate ratio between side lengths</w:t>
               </w:r>
             </w:hyperlink>
           </w:p>
@@ -35297,7 +35297,7 @@
               <w:spacing w:after="10" w:before="0"/>
               <w:ind w:left="120"/>
             </w:pPr>
-            <w:hyperlink w:history="1" r:id="rIdqbttztbfj_7yjvytongmg">
+            <w:hyperlink w:history="1" r:id="rIdbvqf5vnwzzhiw2yby_ueq">
               <w:r>
                 <w:rPr>
                   <w:rFonts w:ascii="Arial" w:cs="Arial" w:eastAsia="Arial" w:hAnsi="Arial"/>
@@ -35335,14 +35335,14 @@
                 <w:sz w:val="16"/>
                 <w:szCs w:val="16"/>
               </w:rPr>
-              <w:t xml:space="preserve">📖 HTML:</w:t>
+              <w:t xml:space="preserve">📖 EXERCISE:</w:t>
             </w:r>
           </w:p>
           <w:p>
             <w:pPr>
               <w:spacing w:after="20" w:before="0"/>
             </w:pPr>
-            <w:hyperlink w:history="1" r:id="rIdfnkmpjqbhw14amuoj9jrt">
+            <w:hyperlink w:history="1" r:id="rId2tlziixdu_azyrakfnkuh">
               <w:r>
                 <w:rPr>
                   <w:rFonts w:ascii="Arial" w:cs="Arial" w:eastAsia="Arial" w:hAnsi="Arial"/>
@@ -35351,7 +35351,7 @@
                   <w:szCs w:val="16"/>
                   <w:u w:val="single" w:color="2E75B6"/>
                 </w:rPr>
-                <w:t xml:space="preserve">Linear Equations: Deep Dish Pizza (PLIX)</w:t>
+                <w:t xml:space="preserve">Similarity &amp; transformations</w:t>
               </w:r>
             </w:hyperlink>
           </w:p>
@@ -35367,7 +35367,7 @@
                 <w:sz w:val="14"/>
                 <w:szCs w:val="14"/>
               </w:rPr>
-              <w:t xml:space="preserve">Source: CK-12</w:t>
+              <w:t xml:space="preserve">Source: Khan Academy (English - US curriculum)</w:t>
             </w:r>
           </w:p>
           <w:p>
@@ -35375,7 +35375,7 @@
               <w:spacing w:after="10" w:before="0"/>
               <w:ind w:left="120"/>
             </w:pPr>
-            <w:hyperlink w:history="1" r:id="rIdloa2gkbtnq-o--ponz7fb">
+            <w:hyperlink w:history="1" r:id="rIdmz3gks5wybmggww10af3l">
               <w:r>
                 <w:rPr>
                   <w:rFonts w:ascii="Arial" w:cs="Arial" w:eastAsia="Arial" w:hAnsi="Arial"/>
@@ -35570,7 +35570,7 @@
             <w:pPr>
               <w:spacing w:after="20" w:before="0"/>
             </w:pPr>
-            <w:hyperlink w:history="1" r:id="rIdh5pvf9e4m9b-u_n4c5fte">
+            <w:hyperlink w:history="1" r:id="rId69yixf5pu8sxnvtjf4gg4">
               <w:r>
                 <w:rPr>
                   <w:rFonts w:ascii="Arial" w:cs="Arial" w:eastAsia="Arial" w:hAnsi="Arial"/>
@@ -35579,7 +35579,7 @@
                   <w:szCs w:val="16"/>
                   <w:u w:val="single" w:color="2E75B6"/>
                 </w:rPr>
-                <w:t xml:space="preserve">Conservation and the race to save biodiversity</w:t>
+                <w:t xml:space="preserve">Triangle similarity &amp; the trigonometric ratios</w:t>
               </w:r>
             </w:hyperlink>
           </w:p>
@@ -35603,7 +35603,7 @@
               <w:spacing w:after="10" w:before="0"/>
               <w:ind w:left="120"/>
             </w:pPr>
-            <w:hyperlink w:history="1" r:id="rIdyblgzpklmmlwdk_pq8f-o">
+            <w:hyperlink w:history="1" r:id="rIdayg7kgivaca5cxecwnyps">
               <w:r>
                 <w:rPr>
                   <w:rFonts w:ascii="Arial" w:cs="Arial" w:eastAsia="Arial" w:hAnsi="Arial"/>
@@ -35641,14 +35641,14 @@
                 <w:sz w:val="16"/>
                 <w:szCs w:val="16"/>
               </w:rPr>
-              <w:t xml:space="preserve">📖 HTML:</w:t>
+              <w:t xml:space="preserve">📖 EXERCISE:</w:t>
             </w:r>
           </w:p>
           <w:p>
             <w:pPr>
               <w:spacing w:after="20" w:before="0"/>
             </w:pPr>
-            <w:hyperlink w:history="1" r:id="rIdb2p5cqvog2bzo4op-7bs3">
+            <w:hyperlink w:history="1" r:id="rIdlpq3ouov2fksvon6nx3tj">
               <w:r>
                 <w:rPr>
                   <w:rFonts w:ascii="Arial" w:cs="Arial" w:eastAsia="Arial" w:hAnsi="Arial"/>
@@ -35657,7 +35657,7 @@
                   <w:szCs w:val="16"/>
                   <w:u w:val="single" w:color="2E75B6"/>
                 </w:rPr>
-                <w:t xml:space="preserve">Linear Equations: Deep Dish Pizza (PLIX)</w:t>
+                <w:t xml:space="preserve">Construct scale drawings</w:t>
               </w:r>
             </w:hyperlink>
           </w:p>
@@ -35673,7 +35673,7 @@
                 <w:sz w:val="14"/>
                 <w:szCs w:val="14"/>
               </w:rPr>
-              <w:t xml:space="preserve">Source: CK-12</w:t>
+              <w:t xml:space="preserve">Source: Khan Academy (English - US curriculum)</w:t>
             </w:r>
           </w:p>
           <w:p>
@@ -35681,7 +35681,7 @@
               <w:spacing w:after="10" w:before="0"/>
               <w:ind w:left="120"/>
             </w:pPr>
-            <w:hyperlink w:history="1" r:id="rIdzc4iin_auqpivzfonmksa">
+            <w:hyperlink w:history="1" r:id="rIdnznl-czgoksx8kwywtefw">
               <w:r>
                 <w:rPr>
                   <w:rFonts w:ascii="Arial" w:cs="Arial" w:eastAsia="Arial" w:hAnsi="Arial"/>
@@ -35876,7 +35876,7 @@
             <w:pPr>
               <w:spacing w:after="20" w:before="0"/>
             </w:pPr>
-            <w:hyperlink w:history="1" r:id="rId3ld3cmhdbchf87nv90kmg">
+            <w:hyperlink w:history="1" r:id="rIdavyap8pwt3y4vvmsjc0uw">
               <w:r>
                 <w:rPr>
                   <w:rFonts w:ascii="Arial" w:cs="Arial" w:eastAsia="Arial" w:hAnsi="Arial"/>
@@ -35885,7 +35885,7 @@
                   <w:szCs w:val="16"/>
                   <w:u w:val="single" w:color="2E75B6"/>
                 </w:rPr>
-                <w:t xml:space="preserve">Conservation and the race to save biodiversity</w:t>
+                <w:t xml:space="preserve">Scale factors and area</w:t>
               </w:r>
             </w:hyperlink>
           </w:p>
@@ -35909,7 +35909,7 @@
               <w:spacing w:after="10" w:before="0"/>
               <w:ind w:left="120"/>
             </w:pPr>
-            <w:hyperlink w:history="1" r:id="rIdaihnii0il7wq3jqoq9ie6">
+            <w:hyperlink w:history="1" r:id="rIdcuw-kptmwu6_2rsosdxpc">
               <w:r>
                 <w:rPr>
                   <w:rFonts w:ascii="Arial" w:cs="Arial" w:eastAsia="Arial" w:hAnsi="Arial"/>
@@ -35947,14 +35947,14 @@
                 <w:sz w:val="16"/>
                 <w:szCs w:val="16"/>
               </w:rPr>
-              <w:t xml:space="preserve">📖 HTML:</w:t>
+              <w:t xml:space="preserve">📖 EXERCISE:</w:t>
             </w:r>
           </w:p>
           <w:p>
             <w:pPr>
               <w:spacing w:after="20" w:before="0"/>
             </w:pPr>
-            <w:hyperlink w:history="1" r:id="rIdjvufagtdkf-pvn3_popny">
+            <w:hyperlink w:history="1" r:id="rIdauvju90w-6sod9pfqekf0">
               <w:r>
                 <w:rPr>
                   <w:rFonts w:ascii="Arial" w:cs="Arial" w:eastAsia="Arial" w:hAnsi="Arial"/>
@@ -35963,7 +35963,7 @@
                   <w:szCs w:val="16"/>
                   <w:u w:val="single" w:color="2E75B6"/>
                 </w:rPr>
-                <w:t xml:space="preserve">Linear Equations: Deep Dish Pizza (PLIX)</w:t>
+                <w:t xml:space="preserve">Prove triangle similarity</w:t>
               </w:r>
             </w:hyperlink>
           </w:p>
@@ -35979,7 +35979,7 @@
                 <w:sz w:val="14"/>
                 <w:szCs w:val="14"/>
               </w:rPr>
-              <w:t xml:space="preserve">Source: CK-12</w:t>
+              <w:t xml:space="preserve">Source: Khan Academy (English - US curriculum)</w:t>
             </w:r>
           </w:p>
           <w:p>
@@ -35987,7 +35987,7 @@
               <w:spacing w:after="10" w:before="0"/>
               <w:ind w:left="120"/>
             </w:pPr>
-            <w:hyperlink w:history="1" r:id="rIdv0yd3eriarwlvdxcu8ksm">
+            <w:hyperlink w:history="1" r:id="rIddqhimzcauq8tvltmothna">
               <w:r>
                 <w:rPr>
                   <w:rFonts w:ascii="Arial" w:cs="Arial" w:eastAsia="Arial" w:hAnsi="Arial"/>
@@ -36182,7 +36182,7 @@
             <w:pPr>
               <w:spacing w:after="20" w:before="0"/>
             </w:pPr>
-            <w:hyperlink w:history="1" r:id="rIdzasft9jbfihg8m71hrcnl">
+            <w:hyperlink w:history="1" r:id="rIdjwhgf-wcey7-4ckuvy6on">
               <w:r>
                 <w:rPr>
                   <w:rFonts w:ascii="Arial" w:cs="Arial" w:eastAsia="Arial" w:hAnsi="Arial"/>
@@ -36191,7 +36191,7 @@
                   <w:szCs w:val="16"/>
                   <w:u w:val="single" w:color="2E75B6"/>
                 </w:rPr>
-                <w:t xml:space="preserve">Conservation and the race to save biodiversity</w:t>
+                <w:t xml:space="preserve">Scale factors and area</w:t>
               </w:r>
             </w:hyperlink>
           </w:p>
@@ -36215,7 +36215,7 @@
               <w:spacing w:after="10" w:before="0"/>
               <w:ind w:left="120"/>
             </w:pPr>
-            <w:hyperlink w:history="1" r:id="rIddm6prwrkpw3av5xj7rmsx">
+            <w:hyperlink w:history="1" r:id="rIdra7g3lx7arq1ubtdp5ph9">
               <w:r>
                 <w:rPr>
                   <w:rFonts w:ascii="Arial" w:cs="Arial" w:eastAsia="Arial" w:hAnsi="Arial"/>
@@ -36253,14 +36253,14 @@
                 <w:sz w:val="16"/>
                 <w:szCs w:val="16"/>
               </w:rPr>
-              <w:t xml:space="preserve">📖 HTML:</w:t>
+              <w:t xml:space="preserve">📖 EXERCISE:</w:t>
             </w:r>
           </w:p>
           <w:p>
             <w:pPr>
               <w:spacing w:after="20" w:before="0"/>
             </w:pPr>
-            <w:hyperlink w:history="1" r:id="rIdlaagtrkq0j5iu_ve_ffwi">
+            <w:hyperlink w:history="1" r:id="rIdril69kcy-tkphyezt_emo">
               <w:r>
                 <w:rPr>
                   <w:rFonts w:ascii="Arial" w:cs="Arial" w:eastAsia="Arial" w:hAnsi="Arial"/>
@@ -36269,7 +36269,7 @@
                   <w:szCs w:val="16"/>
                   <w:u w:val="single" w:color="2E75B6"/>
                 </w:rPr>
-                <w:t xml:space="preserve">Linear Equations: Deep Dish Pizza (PLIX)</w:t>
+                <w:t xml:space="preserve">Prove triangle similarity</w:t>
               </w:r>
             </w:hyperlink>
           </w:p>
@@ -36285,7 +36285,7 @@
                 <w:sz w:val="14"/>
                 <w:szCs w:val="14"/>
               </w:rPr>
-              <w:t xml:space="preserve">Source: CK-12</w:t>
+              <w:t xml:space="preserve">Source: Khan Academy (English - US curriculum)</w:t>
             </w:r>
           </w:p>
           <w:p>
@@ -36293,7 +36293,7 @@
               <w:spacing w:after="10" w:before="0"/>
               <w:ind w:left="120"/>
             </w:pPr>
-            <w:hyperlink w:history="1" r:id="rIdwy1dywtohg_axotbxhzgi">
+            <w:hyperlink w:history="1" r:id="rIddouhr-qr77exlu8mgdxga">
               <w:r>
                 <w:rPr>
                   <w:rFonts w:ascii="Arial" w:cs="Arial" w:eastAsia="Arial" w:hAnsi="Arial"/>

--- a/data/outputs/v2/Maths/SS2.1_Similarity_and_Enlargement/Mathematics_Similarity_and_Enlargement_CBE_LessonSequence.docx
+++ b/data/outputs/v2/Maths/SS2.1_Similarity_and_Enlargement/Mathematics_Similarity_and_Enlargement_CBE_LessonSequence.docx
@@ -42,6 +42,177 @@
     </w:p>
     <w:p>
       <w:pPr>
+        <w:spacing w:after="80" w:before="120"/>
+      </w:pPr>
+      <w:r>
+        <w:rPr>
+          <w:rFonts w:ascii="Arial" w:cs="Arial" w:eastAsia="Arial" w:hAnsi="Arial"/>
+          <w:b/>
+          <w:bCs/>
+          <w:color w:val="1F3864"/>
+          <w:sz w:val="20"/>
+          <w:szCs w:val="20"/>
+        </w:rPr>
+        <w:t xml:space="preserve">ATTRIBUTION AND LICENSING</w:t>
+      </w:r>
+    </w:p>
+    <w:p>
+      <w:pPr>
+        <w:spacing w:after="60" w:before="0"/>
+      </w:pPr>
+      <w:r>
+        <w:rPr>
+          <w:rFonts w:ascii="Arial" w:cs="Arial" w:eastAsia="Arial" w:hAnsi="Arial"/>
+          <w:b/>
+          <w:bCs/>
+          <w:sz w:val="17"/>
+          <w:szCs w:val="17"/>
+        </w:rPr>
+        <w:t xml:space="preserve">Curriculum Alignment: </w:t>
+      </w:r>
+      <w:r>
+        <w:rPr>
+          <w:rFonts w:ascii="Arial" w:cs="Arial" w:eastAsia="Arial" w:hAnsi="Arial"/>
+          <w:sz w:val="17"/>
+          <w:szCs w:val="17"/>
+        </w:rPr>
+        <w:t xml:space="preserve">Structured in pedagogical alignment with the competence-based curriculum format and learning outcomes established by the Kenya Institute of Curriculum Development (KICD). This material is independently developed and is not officially endorsed or published by KICD.</w:t>
+      </w:r>
+    </w:p>
+    <w:p>
+      <w:pPr>
+        <w:spacing w:after="60" w:before="0"/>
+      </w:pPr>
+      <w:r>
+        <w:rPr>
+          <w:rFonts w:ascii="Arial" w:cs="Arial" w:eastAsia="Arial" w:hAnsi="Arial"/>
+          <w:b/>
+          <w:bCs/>
+          <w:sz w:val="17"/>
+          <w:szCs w:val="17"/>
+        </w:rPr>
+        <w:t xml:space="preserve">Content &amp; Pedagogy: </w:t>
+      </w:r>
+      <w:r>
+        <w:rPr>
+          <w:rFonts w:ascii="Arial" w:cs="Arial" w:eastAsia="Arial" w:hAnsi="Arial"/>
+          <w:sz w:val="17"/>
+          <w:szCs w:val="17"/>
+        </w:rPr>
+        <w:t xml:space="preserve">Developed and adapted by the educator team at SeaVuria (registered 501(c)(3) in the United States and registered NGO in Kenya, No. 872-850A-BF11), who designed the pedagogical framework, lesson templates and exemplar lessons on which this material is based.</w:t>
+      </w:r>
+    </w:p>
+    <w:p>
+      <w:pPr>
+        <w:spacing w:after="60" w:before="0"/>
+      </w:pPr>
+      <w:r>
+        <w:rPr>
+          <w:rFonts w:ascii="Arial" w:cs="Arial" w:eastAsia="Arial" w:hAnsi="Arial"/>
+          <w:b/>
+          <w:bCs/>
+          <w:sz w:val="17"/>
+          <w:szCs w:val="17"/>
+        </w:rPr>
+        <w:t xml:space="preserve">Production &amp; Layout: </w:t>
+      </w:r>
+      <w:r>
+        <w:rPr>
+          <w:rFonts w:ascii="Arial" w:cs="Arial" w:eastAsia="Arial" w:hAnsi="Arial"/>
+          <w:sz w:val="17"/>
+          <w:szCs w:val="17"/>
+        </w:rPr>
+        <w:t xml:space="preserve">Educational design and curriculum sequencing by SeaVuria. Technical layout, structural formatting, and digital optimization/implementation executed in partnership with ARES Education (registered 501(c)(3) in the United States and Canada (as Afretech Aid) and registered NGO in Kenya), with lesson drafting and compilation assisted by AI (Claude, Anthropic).</w:t>
+      </w:r>
+    </w:p>
+    <w:p>
+      <w:pPr>
+        <w:pBdr>
+          <w:bottom w:val="single" w:color="1F3864" w:sz="6" w:space="6"/>
+        </w:pBdr>
+        <w:spacing w:after="60" w:before="0"/>
+      </w:pPr>
+      <w:r>
+        <w:rPr>
+          <w:rFonts w:ascii="Arial" w:cs="Arial" w:eastAsia="Arial" w:hAnsi="Arial"/>
+          <w:b/>
+          <w:bCs/>
+          <w:sz w:val="17"/>
+          <w:szCs w:val="17"/>
+        </w:rPr>
+        <w:t xml:space="preserve">Licensing &amp; Copyright: </w:t>
+      </w:r>
+      <w:r>
+        <w:rPr>
+          <w:rFonts w:ascii="Arial" w:cs="Arial" w:eastAsia="Arial" w:hAnsi="Arial"/>
+          <w:sz w:val="17"/>
+          <w:szCs w:val="17"/>
+        </w:rPr>
+        <w:t xml:space="preserve">© 2026 SeaVuria and ARES. This work is licensed under a </w:t>
+      </w:r>
+      <w:hyperlink w:history="1" r:id="rIdnqt696pyhcenoc-ks-fo4">
+        <w:r>
+          <w:rPr>
+            <w:rFonts w:ascii="Arial" w:cs="Arial" w:eastAsia="Arial" w:hAnsi="Arial"/>
+            <w:color w:val="1F6B75"/>
+            <w:sz w:val="17"/>
+            <w:szCs w:val="17"/>
+            <w:u w:val="single" w:color="1F6B75"/>
+          </w:rPr>
+          <w:t xml:space="preserve">Creative Commons Attribution-NonCommercial 4.0 International License</w:t>
+        </w:r>
+      </w:hyperlink>
+      <w:r>
+        <w:rPr>
+          <w:rFonts w:ascii="Arial" w:cs="Arial" w:eastAsia="Arial" w:hAnsi="Arial"/>
+          <w:sz w:val="17"/>
+          <w:szCs w:val="17"/>
+        </w:rPr>
+        <w:t xml:space="preserve"> (</w:t>
+      </w:r>
+      <w:hyperlink w:history="1" r:id="rIda0q5z-vyxmdm49wr0_f6i">
+        <w:r>
+          <w:rPr>
+            <w:rFonts w:ascii="Arial" w:cs="Arial" w:eastAsia="Arial" w:hAnsi="Arial"/>
+            <w:color w:val="1F6B75"/>
+            <w:sz w:val="17"/>
+            <w:szCs w:val="17"/>
+            <w:u w:val="single" w:color="1F6B75"/>
+          </w:rPr>
+          <w:t xml:space="preserve">CC BY-NC 4.0</w:t>
+        </w:r>
+      </w:hyperlink>
+      <w:r>
+        <w:rPr>
+          <w:rFonts w:ascii="Arial" w:cs="Arial" w:eastAsia="Arial" w:hAnsi="Arial"/>
+          <w:sz w:val="17"/>
+          <w:szCs w:val="17"/>
+        </w:rPr>
+        <w:t xml:space="preserve">). To view a copy of this license, visit </w:t>
+      </w:r>
+      <w:hyperlink w:history="1" r:id="rIdmpdrz12nb8cpsrbtk2luq">
+        <w:r>
+          <w:rPr>
+            <w:rFonts w:ascii="Arial" w:cs="Arial" w:eastAsia="Arial" w:hAnsi="Arial"/>
+            <w:color w:val="1F6B75"/>
+            <w:sz w:val="17"/>
+            <w:szCs w:val="17"/>
+            <w:u w:val="single" w:color="1F6B75"/>
+          </w:rPr>
+          <w:t xml:space="preserve">https://creativecommons.org/licenses/by-nc/4.0/</w:t>
+        </w:r>
+      </w:hyperlink>
+      <w:r>
+        <w:rPr>
+          <w:rFonts w:ascii="Arial" w:cs="Arial" w:eastAsia="Arial" w:hAnsi="Arial"/>
+          <w:sz w:val="17"/>
+          <w:szCs w:val="17"/>
+        </w:rPr>
+        <w:t xml:space="preserve">. You are free to copy, redistribute, and adapt this material in any medium or format, provided appropriate credit is given and the material is not used for commercial purposes. KICD learning outcomes and curriculum designations reproduced here for alignment purposes remain the property of KICD and are not covered by this license. Linked external resources (e.g. CK-12, Khan Academy, PhET) are subject to their own licenses.</w:t>
+      </w:r>
+    </w:p>
+    <w:p>
+      <w:pPr>
         <w:spacing w:after="120"/>
       </w:pPr>
       <w:r>
@@ -3821,7 +3992,7 @@
             <w:pPr>
               <w:spacing w:after="20" w:before="0"/>
             </w:pPr>
-            <w:hyperlink w:history="1" r:id="rIdqjkzo3udcawb2fabhugrl">
+            <w:hyperlink w:history="1" r:id="rIdx7zry0fhguassqixquo6z">
               <w:r>
                 <w:rPr>
                   <w:rFonts w:ascii="Arial" w:cs="Arial" w:eastAsia="Arial" w:hAnsi="Arial"/>
@@ -3854,7 +4025,7 @@
               <w:spacing w:after="10" w:before="0"/>
               <w:ind w:left="120"/>
             </w:pPr>
-            <w:hyperlink w:history="1" r:id="rIdlnvsipuxfmfl2qxj0o4wg">
+            <w:hyperlink w:history="1" r:id="rId8zrmkez-92hy364vohmk6">
               <w:r>
                 <w:rPr>
                   <w:rFonts w:ascii="Arial" w:cs="Arial" w:eastAsia="Arial" w:hAnsi="Arial"/>
@@ -3899,7 +4070,7 @@
             <w:pPr>
               <w:spacing w:after="20" w:before="0"/>
             </w:pPr>
-            <w:hyperlink w:history="1" r:id="rIdxivzdulwicatqb3ibugmw">
+            <w:hyperlink w:history="1" r:id="rIdtwdcxrwot8oecvlqauoa2">
               <w:r>
                 <w:rPr>
                   <w:rFonts w:ascii="Arial" w:cs="Arial" w:eastAsia="Arial" w:hAnsi="Arial"/>
@@ -3932,7 +4103,7 @@
               <w:spacing w:after="10" w:before="0"/>
               <w:ind w:left="120"/>
             </w:pPr>
-            <w:hyperlink w:history="1" r:id="rIdjkzj02hmlzlpl2joey0em">
+            <w:hyperlink w:history="1" r:id="rIdynwhoa1uqdmb9nkoyxks3">
               <w:r>
                 <w:rPr>
                   <w:rFonts w:ascii="Arial" w:cs="Arial" w:eastAsia="Arial" w:hAnsi="Arial"/>
@@ -4127,7 +4298,7 @@
             <w:pPr>
               <w:spacing w:after="20" w:before="0"/>
             </w:pPr>
-            <w:hyperlink w:history="1" r:id="rIdzbrhbkdt9efxumsuhojrz">
+            <w:hyperlink w:history="1" r:id="rId97i4my5iby0zn-cvt4myc">
               <w:r>
                 <w:rPr>
                   <w:rFonts w:ascii="Arial" w:cs="Arial" w:eastAsia="Arial" w:hAnsi="Arial"/>
@@ -4160,7 +4331,7 @@
               <w:spacing w:after="10" w:before="0"/>
               <w:ind w:left="120"/>
             </w:pPr>
-            <w:hyperlink w:history="1" r:id="rIdjhmjckaxhvorevak0lxdd">
+            <w:hyperlink w:history="1" r:id="rId3c25s8jem9gs2bnzds_5l">
               <w:r>
                 <w:rPr>
                   <w:rFonts w:ascii="Arial" w:cs="Arial" w:eastAsia="Arial" w:hAnsi="Arial"/>
@@ -4205,7 +4376,7 @@
             <w:pPr>
               <w:spacing w:after="20" w:before="0"/>
             </w:pPr>
-            <w:hyperlink w:history="1" r:id="rIdgxdnmq1uqdya9kwcwsud3">
+            <w:hyperlink w:history="1" r:id="rIdz1bgbbb2b9xr8fgosftv3">
               <w:r>
                 <w:rPr>
                   <w:rFonts w:ascii="Arial" w:cs="Arial" w:eastAsia="Arial" w:hAnsi="Arial"/>
@@ -4238,7 +4409,7 @@
               <w:spacing w:after="10" w:before="0"/>
               <w:ind w:left="120"/>
             </w:pPr>
-            <w:hyperlink w:history="1" r:id="rIdwgmttnnvljpug6ic8mqyo">
+            <w:hyperlink w:history="1" r:id="rIdoibmlb_hfvx0b4oqxu_t9">
               <w:r>
                 <w:rPr>
                   <w:rFonts w:ascii="Arial" w:cs="Arial" w:eastAsia="Arial" w:hAnsi="Arial"/>
@@ -4433,7 +4604,7 @@
             <w:pPr>
               <w:spacing w:after="20" w:before="0"/>
             </w:pPr>
-            <w:hyperlink w:history="1" r:id="rIdcghv8gwe_ydwain6ogdzk">
+            <w:hyperlink w:history="1" r:id="rIdo9gfmy3khwrrbsdookgm-">
               <w:r>
                 <w:rPr>
                   <w:rFonts w:ascii="Arial" w:cs="Arial" w:eastAsia="Arial" w:hAnsi="Arial"/>
@@ -4466,7 +4637,7 @@
               <w:spacing w:after="10" w:before="0"/>
               <w:ind w:left="120"/>
             </w:pPr>
-            <w:hyperlink w:history="1" r:id="rIdgozi8qepljmpzmpyqzaik">
+            <w:hyperlink w:history="1" r:id="rIdmbu5yf-jc__9ss5iicw_5">
               <w:r>
                 <w:rPr>
                   <w:rFonts w:ascii="Arial" w:cs="Arial" w:eastAsia="Arial" w:hAnsi="Arial"/>
@@ -4511,7 +4682,7 @@
             <w:pPr>
               <w:spacing w:after="20" w:before="0"/>
             </w:pPr>
-            <w:hyperlink w:history="1" r:id="rIdcebz88ud0w04or4sqqs7a">
+            <w:hyperlink w:history="1" r:id="rIdtfd3sscl8ly1tmqpqmm6s">
               <w:r>
                 <w:rPr>
                   <w:rFonts w:ascii="Arial" w:cs="Arial" w:eastAsia="Arial" w:hAnsi="Arial"/>
@@ -4544,7 +4715,7 @@
               <w:spacing w:after="10" w:before="0"/>
               <w:ind w:left="120"/>
             </w:pPr>
-            <w:hyperlink w:history="1" r:id="rIdqlx1ijyozovq2tndaiyuc">
+            <w:hyperlink w:history="1" r:id="rIdpy4l2jgg6e5d6vp7mgr5h">
               <w:r>
                 <w:rPr>
                   <w:rFonts w:ascii="Arial" w:cs="Arial" w:eastAsia="Arial" w:hAnsi="Arial"/>
@@ -4739,7 +4910,7 @@
             <w:pPr>
               <w:spacing w:after="20" w:before="0"/>
             </w:pPr>
-            <w:hyperlink w:history="1" r:id="rIdinerxyh3ri6fe9avvimjz">
+            <w:hyperlink w:history="1" r:id="rIdfd5hep7fscyrrgjno42bm">
               <w:r>
                 <w:rPr>
                   <w:rFonts w:ascii="Arial" w:cs="Arial" w:eastAsia="Arial" w:hAnsi="Arial"/>
@@ -4772,7 +4943,7 @@
               <w:spacing w:after="10" w:before="0"/>
               <w:ind w:left="120"/>
             </w:pPr>
-            <w:hyperlink w:history="1" r:id="rId-pvwiixyszxx8j05e3k_i">
+            <w:hyperlink w:history="1" r:id="rId9obtc-7ef6u274ogtkcuj">
               <w:r>
                 <w:rPr>
                   <w:rFonts w:ascii="Arial" w:cs="Arial" w:eastAsia="Arial" w:hAnsi="Arial"/>
@@ -4817,7 +4988,7 @@
             <w:pPr>
               <w:spacing w:after="20" w:before="0"/>
             </w:pPr>
-            <w:hyperlink w:history="1" r:id="rIdobyohxeaza7piewqtxvrc">
+            <w:hyperlink w:history="1" r:id="rIdmowztfrmn5ywljblheh29">
               <w:r>
                 <w:rPr>
                   <w:rFonts w:ascii="Arial" w:cs="Arial" w:eastAsia="Arial" w:hAnsi="Arial"/>
@@ -4850,7 +5021,7 @@
               <w:spacing w:after="10" w:before="0"/>
               <w:ind w:left="120"/>
             </w:pPr>
-            <w:hyperlink w:history="1" r:id="rId4ddmmn0u0gatbl3g2rnns">
+            <w:hyperlink w:history="1" r:id="rIdoheu0jzmmapemugmvijv_">
               <w:r>
                 <w:rPr>
                   <w:rFonts w:ascii="Arial" w:cs="Arial" w:eastAsia="Arial" w:hAnsi="Arial"/>
@@ -5045,7 +5216,7 @@
             <w:pPr>
               <w:spacing w:after="20" w:before="0"/>
             </w:pPr>
-            <w:hyperlink w:history="1" r:id="rId5bnrk7j8sgmhsu2uegvfj">
+            <w:hyperlink w:history="1" r:id="rId5kfqgzezmuww5fytkz9bi">
               <w:r>
                 <w:rPr>
                   <w:rFonts w:ascii="Arial" w:cs="Arial" w:eastAsia="Arial" w:hAnsi="Arial"/>
@@ -5078,7 +5249,7 @@
               <w:spacing w:after="10" w:before="0"/>
               <w:ind w:left="120"/>
             </w:pPr>
-            <w:hyperlink w:history="1" r:id="rIdzzfveoyngd0moiyh3eglz">
+            <w:hyperlink w:history="1" r:id="rIdetjf_bvxc_na-slu61as-">
               <w:r>
                 <w:rPr>
                   <w:rFonts w:ascii="Arial" w:cs="Arial" w:eastAsia="Arial" w:hAnsi="Arial"/>
@@ -5123,7 +5294,7 @@
             <w:pPr>
               <w:spacing w:after="20" w:before="0"/>
             </w:pPr>
-            <w:hyperlink w:history="1" r:id="rIdinoawjaxslmv-4ybzvfac">
+            <w:hyperlink w:history="1" r:id="rIdxz18stag8_ytuicowhm-8">
               <w:r>
                 <w:rPr>
                   <w:rFonts w:ascii="Arial" w:cs="Arial" w:eastAsia="Arial" w:hAnsi="Arial"/>
@@ -5156,7 +5327,7 @@
               <w:spacing w:after="10" w:before="0"/>
               <w:ind w:left="120"/>
             </w:pPr>
-            <w:hyperlink w:history="1" r:id="rIdux1dr5k_wlt0vo8ak7liy">
+            <w:hyperlink w:history="1" r:id="rIdoqsqcalcnmgkjub_1gz6d">
               <w:r>
                 <w:rPr>
                   <w:rFonts w:ascii="Arial" w:cs="Arial" w:eastAsia="Arial" w:hAnsi="Arial"/>
@@ -5652,6 +5823,65 @@
         </w:tc>
       </w:tr>
     </w:tbl>
+    <w:p>
+      <w:pPr>
+        <w:pBdr>
+          <w:top w:val="single" w:color="BBBBBB" w:sz="4" w:space="4"/>
+        </w:pBdr>
+        <w:spacing w:after="0" w:before="160"/>
+      </w:pPr>
+      <w:r>
+        <w:rPr>
+          <w:rFonts w:ascii="Arial" w:cs="Arial" w:eastAsia="Arial" w:hAnsi="Arial"/>
+          <w:color w:val="666666"/>
+          <w:sz w:val="14"/>
+          <w:szCs w:val="14"/>
+        </w:rPr>
+        <w:t xml:space="preserve">© 2026 SeaVuria and ARES. Aligned with KICD objectives. Developed by SeaVuria; technical implementation by ARES (with AI assistance from Claude). Licensed under </w:t>
+      </w:r>
+      <w:hyperlink w:history="1" r:id="rIds5mbdym99eopa7vrasqos">
+        <w:r>
+          <w:rPr>
+            <w:rFonts w:ascii="Arial" w:cs="Arial" w:eastAsia="Arial" w:hAnsi="Arial"/>
+            <w:color w:val="1F6B75"/>
+            <w:sz w:val="14"/>
+            <w:szCs w:val="14"/>
+            <w:u w:val="single" w:color="1F6B75"/>
+          </w:rPr>
+          <w:t xml:space="preserve">CC BY-NC 4.0</w:t>
+        </w:r>
+      </w:hyperlink>
+      <w:r>
+        <w:rPr>
+          <w:rFonts w:ascii="Arial" w:cs="Arial" w:eastAsia="Arial" w:hAnsi="Arial"/>
+          <w:color w:val="666666"/>
+          <w:sz w:val="14"/>
+          <w:szCs w:val="14"/>
+        </w:rPr>
+        <w:t xml:space="preserve"> (</w:t>
+      </w:r>
+      <w:hyperlink w:history="1" r:id="rIdsqbqokcvcoruiv4qptlxf">
+        <w:r>
+          <w:rPr>
+            <w:rFonts w:ascii="Arial" w:cs="Arial" w:eastAsia="Arial" w:hAnsi="Arial"/>
+            <w:color w:val="1F6B75"/>
+            <w:sz w:val="14"/>
+            <w:szCs w:val="14"/>
+            <w:u w:val="single" w:color="1F6B75"/>
+          </w:rPr>
+          <w:t xml:space="preserve">https://creativecommons.org/licenses/by-nc/4.0/</w:t>
+        </w:r>
+      </w:hyperlink>
+      <w:r>
+        <w:rPr>
+          <w:rFonts w:ascii="Arial" w:cs="Arial" w:eastAsia="Arial" w:hAnsi="Arial"/>
+          <w:color w:val="666666"/>
+          <w:sz w:val="14"/>
+          <w:szCs w:val="14"/>
+        </w:rPr>
+        <w:t xml:space="preserve">).</w:t>
+      </w:r>
+    </w:p>
     <w:p>
       <w:r>
         <w:br w:type="page"/>
@@ -6643,7 +6873,7 @@
             <w:pPr>
               <w:spacing w:after="20" w:before="0"/>
             </w:pPr>
-            <w:hyperlink w:history="1" r:id="rIdir7fx9gtpt4vn9ldec6mq">
+            <w:hyperlink w:history="1" r:id="rIdjqah7rfyp3s5gj3jjzltf">
               <w:r>
                 <w:rPr>
                   <w:rFonts w:ascii="Arial" w:cs="Arial" w:eastAsia="Arial" w:hAnsi="Arial"/>
@@ -6676,7 +6906,7 @@
               <w:spacing w:after="10" w:before="0"/>
               <w:ind w:left="120"/>
             </w:pPr>
-            <w:hyperlink w:history="1" r:id="rIddgjymiiiqughygbdbhmya">
+            <w:hyperlink w:history="1" r:id="rIdbnkyiwqvtskzoxnyryvyi">
               <w:r>
                 <w:rPr>
                   <w:rFonts w:ascii="Arial" w:cs="Arial" w:eastAsia="Arial" w:hAnsi="Arial"/>
@@ -6721,7 +6951,7 @@
             <w:pPr>
               <w:spacing w:after="20" w:before="0"/>
             </w:pPr>
-            <w:hyperlink w:history="1" r:id="rIdsgnmxleykzyr1yfujztl1">
+            <w:hyperlink w:history="1" r:id="rIdbpb2pirrejogjwrl3xpy0">
               <w:r>
                 <w:rPr>
                   <w:rFonts w:ascii="Arial" w:cs="Arial" w:eastAsia="Arial" w:hAnsi="Arial"/>
@@ -6754,7 +6984,7 @@
               <w:spacing w:after="10" w:before="0"/>
               <w:ind w:left="120"/>
             </w:pPr>
-            <w:hyperlink w:history="1" r:id="rIdpmdknrhjd1iy17n3gukod">
+            <w:hyperlink w:history="1" r:id="rIdxn_qpy9fg2mif3fspazvc">
               <w:r>
                 <w:rPr>
                   <w:rFonts w:ascii="Arial" w:cs="Arial" w:eastAsia="Arial" w:hAnsi="Arial"/>
@@ -6949,7 +7179,7 @@
             <w:pPr>
               <w:spacing w:after="20" w:before="0"/>
             </w:pPr>
-            <w:hyperlink w:history="1" r:id="rIdpszomstbw-p3xxtkw--oa">
+            <w:hyperlink w:history="1" r:id="rIdwvlkfkj6didwgqzef5tqc">
               <w:r>
                 <w:rPr>
                   <w:rFonts w:ascii="Arial" w:cs="Arial" w:eastAsia="Arial" w:hAnsi="Arial"/>
@@ -6982,7 +7212,7 @@
               <w:spacing w:after="10" w:before="0"/>
               <w:ind w:left="120"/>
             </w:pPr>
-            <w:hyperlink w:history="1" r:id="rIdeeyfjrqpixoob8ugo8eaj">
+            <w:hyperlink w:history="1" r:id="rIddbvuyiy-akdaafzrbdung">
               <w:r>
                 <w:rPr>
                   <w:rFonts w:ascii="Arial" w:cs="Arial" w:eastAsia="Arial" w:hAnsi="Arial"/>
@@ -7027,7 +7257,7 @@
             <w:pPr>
               <w:spacing w:after="20" w:before="0"/>
             </w:pPr>
-            <w:hyperlink w:history="1" r:id="rIdnfxpsdjxcsqczlvapruht">
+            <w:hyperlink w:history="1" r:id="rIdqvyrucab0-jfkybxilmae">
               <w:r>
                 <w:rPr>
                   <w:rFonts w:ascii="Arial" w:cs="Arial" w:eastAsia="Arial" w:hAnsi="Arial"/>
@@ -7060,7 +7290,7 @@
               <w:spacing w:after="10" w:before="0"/>
               <w:ind w:left="120"/>
             </w:pPr>
-            <w:hyperlink w:history="1" r:id="rIdm-2kflns_lu_7n_td0mbe">
+            <w:hyperlink w:history="1" r:id="rIdcctlkuf8-wpn9b7j_bshd">
               <w:r>
                 <w:rPr>
                   <w:rFonts w:ascii="Arial" w:cs="Arial" w:eastAsia="Arial" w:hAnsi="Arial"/>
@@ -7255,7 +7485,7 @@
             <w:pPr>
               <w:spacing w:after="20" w:before="0"/>
             </w:pPr>
-            <w:hyperlink w:history="1" r:id="rIdspo8bzwokkopjgkzupums">
+            <w:hyperlink w:history="1" r:id="rId7gq2pbryy33bxc6czkkiw">
               <w:r>
                 <w:rPr>
                   <w:rFonts w:ascii="Arial" w:cs="Arial" w:eastAsia="Arial" w:hAnsi="Arial"/>
@@ -7288,7 +7518,7 @@
               <w:spacing w:after="10" w:before="0"/>
               <w:ind w:left="120"/>
             </w:pPr>
-            <w:hyperlink w:history="1" r:id="rIdvpv0d4r9on3pzbqtqnfga">
+            <w:hyperlink w:history="1" r:id="rIdi4-a7lojhym60t-pbtc22">
               <w:r>
                 <w:rPr>
                   <w:rFonts w:ascii="Arial" w:cs="Arial" w:eastAsia="Arial" w:hAnsi="Arial"/>
@@ -7333,7 +7563,7 @@
             <w:pPr>
               <w:spacing w:after="20" w:before="0"/>
             </w:pPr>
-            <w:hyperlink w:history="1" r:id="rIdt4swmzqsv3wd-zcw-xuoq">
+            <w:hyperlink w:history="1" r:id="rId3vah_fxnhc5lw0g94km-j">
               <w:r>
                 <w:rPr>
                   <w:rFonts w:ascii="Arial" w:cs="Arial" w:eastAsia="Arial" w:hAnsi="Arial"/>
@@ -7366,7 +7596,7 @@
               <w:spacing w:after="10" w:before="0"/>
               <w:ind w:left="120"/>
             </w:pPr>
-            <w:hyperlink w:history="1" r:id="rIdj2koh_ee6ktgbfnnacci_">
+            <w:hyperlink w:history="1" r:id="rId4xzpzj0vsdr87k4binfo3">
               <w:r>
                 <w:rPr>
                   <w:rFonts w:ascii="Arial" w:cs="Arial" w:eastAsia="Arial" w:hAnsi="Arial"/>
@@ -7561,7 +7791,7 @@
             <w:pPr>
               <w:spacing w:after="20" w:before="0"/>
             </w:pPr>
-            <w:hyperlink w:history="1" r:id="rIdtf07gqmecgwfvallyciuz">
+            <w:hyperlink w:history="1" r:id="rIdgyyzctvcosklks_djkkbn">
               <w:r>
                 <w:rPr>
                   <w:rFonts w:ascii="Arial" w:cs="Arial" w:eastAsia="Arial" w:hAnsi="Arial"/>
@@ -7594,7 +7824,7 @@
               <w:spacing w:after="10" w:before="0"/>
               <w:ind w:left="120"/>
             </w:pPr>
-            <w:hyperlink w:history="1" r:id="rIdb6oyoyyrq27q6en3krgn_">
+            <w:hyperlink w:history="1" r:id="rIdzkk9zcugkeiyscgfk2ilg">
               <w:r>
                 <w:rPr>
                   <w:rFonts w:ascii="Arial" w:cs="Arial" w:eastAsia="Arial" w:hAnsi="Arial"/>
@@ -7639,7 +7869,7 @@
             <w:pPr>
               <w:spacing w:after="20" w:before="0"/>
             </w:pPr>
-            <w:hyperlink w:history="1" r:id="rId4olh7lpw7rs5aaemswjx6">
+            <w:hyperlink w:history="1" r:id="rIdlejjidpxczomgermbdfc1">
               <w:r>
                 <w:rPr>
                   <w:rFonts w:ascii="Arial" w:cs="Arial" w:eastAsia="Arial" w:hAnsi="Arial"/>
@@ -7672,7 +7902,7 @@
               <w:spacing w:after="10" w:before="0"/>
               <w:ind w:left="120"/>
             </w:pPr>
-            <w:hyperlink w:history="1" r:id="rIdyxvvvbwfpkwdadmqucj0y">
+            <w:hyperlink w:history="1" r:id="rIdearrjlplixkgpfddl9dn1">
               <w:r>
                 <w:rPr>
                   <w:rFonts w:ascii="Arial" w:cs="Arial" w:eastAsia="Arial" w:hAnsi="Arial"/>
@@ -7867,7 +8097,7 @@
             <w:pPr>
               <w:spacing w:after="20" w:before="0"/>
             </w:pPr>
-            <w:hyperlink w:history="1" r:id="rId6ttdvve2zjjtatgp-y5xc">
+            <w:hyperlink w:history="1" r:id="rIddenibdkjg9r8lfegvtuts">
               <w:r>
                 <w:rPr>
                   <w:rFonts w:ascii="Arial" w:cs="Arial" w:eastAsia="Arial" w:hAnsi="Arial"/>
@@ -7900,7 +8130,7 @@
               <w:spacing w:after="10" w:before="0"/>
               <w:ind w:left="120"/>
             </w:pPr>
-            <w:hyperlink w:history="1" r:id="rIdpgf1n8z0o1a49mw4sjncm">
+            <w:hyperlink w:history="1" r:id="rIdg8td_qleadmj0irpzfr2y">
               <w:r>
                 <w:rPr>
                   <w:rFonts w:ascii="Arial" w:cs="Arial" w:eastAsia="Arial" w:hAnsi="Arial"/>
@@ -7945,7 +8175,7 @@
             <w:pPr>
               <w:spacing w:after="20" w:before="0"/>
             </w:pPr>
-            <w:hyperlink w:history="1" r:id="rIdzkm0dgi3lyhkunubodkqg">
+            <w:hyperlink w:history="1" r:id="rIdct-_j4dbshy5whyv0hytx">
               <w:r>
                 <w:rPr>
                   <w:rFonts w:ascii="Arial" w:cs="Arial" w:eastAsia="Arial" w:hAnsi="Arial"/>
@@ -7978,7 +8208,7 @@
               <w:spacing w:after="10" w:before="0"/>
               <w:ind w:left="120"/>
             </w:pPr>
-            <w:hyperlink w:history="1" r:id="rIdn-vucuymkf3vdrkobafig">
+            <w:hyperlink w:history="1" r:id="rIdly7ggdxlldbr-cze_q9dl">
               <w:r>
                 <w:rPr>
                   <w:rFonts w:ascii="Arial" w:cs="Arial" w:eastAsia="Arial" w:hAnsi="Arial"/>
@@ -8569,6 +8799,65 @@
         </w:tc>
       </w:tr>
     </w:tbl>
+    <w:p>
+      <w:pPr>
+        <w:pBdr>
+          <w:top w:val="single" w:color="BBBBBB" w:sz="4" w:space="4"/>
+        </w:pBdr>
+        <w:spacing w:after="0" w:before="160"/>
+      </w:pPr>
+      <w:r>
+        <w:rPr>
+          <w:rFonts w:ascii="Arial" w:cs="Arial" w:eastAsia="Arial" w:hAnsi="Arial"/>
+          <w:color w:val="666666"/>
+          <w:sz w:val="14"/>
+          <w:szCs w:val="14"/>
+        </w:rPr>
+        <w:t xml:space="preserve">© 2026 SeaVuria and ARES. Aligned with KICD objectives. Developed by SeaVuria; technical implementation by ARES (with AI assistance from Claude). Licensed under </w:t>
+      </w:r>
+      <w:hyperlink w:history="1" r:id="rIdg4yvsri8mcflbjzgkqrit">
+        <w:r>
+          <w:rPr>
+            <w:rFonts w:ascii="Arial" w:cs="Arial" w:eastAsia="Arial" w:hAnsi="Arial"/>
+            <w:color w:val="1F6B75"/>
+            <w:sz w:val="14"/>
+            <w:szCs w:val="14"/>
+            <w:u w:val="single" w:color="1F6B75"/>
+          </w:rPr>
+          <w:t xml:space="preserve">CC BY-NC 4.0</w:t>
+        </w:r>
+      </w:hyperlink>
+      <w:r>
+        <w:rPr>
+          <w:rFonts w:ascii="Arial" w:cs="Arial" w:eastAsia="Arial" w:hAnsi="Arial"/>
+          <w:color w:val="666666"/>
+          <w:sz w:val="14"/>
+          <w:szCs w:val="14"/>
+        </w:rPr>
+        <w:t xml:space="preserve"> (</w:t>
+      </w:r>
+      <w:hyperlink w:history="1" r:id="rIddfwgvui2xsoubrx4f4cdz">
+        <w:r>
+          <w:rPr>
+            <w:rFonts w:ascii="Arial" w:cs="Arial" w:eastAsia="Arial" w:hAnsi="Arial"/>
+            <w:color w:val="1F6B75"/>
+            <w:sz w:val="14"/>
+            <w:szCs w:val="14"/>
+            <w:u w:val="single" w:color="1F6B75"/>
+          </w:rPr>
+          <w:t xml:space="preserve">https://creativecommons.org/licenses/by-nc/4.0/</w:t>
+        </w:r>
+      </w:hyperlink>
+      <w:r>
+        <w:rPr>
+          <w:rFonts w:ascii="Arial" w:cs="Arial" w:eastAsia="Arial" w:hAnsi="Arial"/>
+          <w:color w:val="666666"/>
+          <w:sz w:val="14"/>
+          <w:szCs w:val="14"/>
+        </w:rPr>
+        <w:t xml:space="preserve">).</w:t>
+      </w:r>
+    </w:p>
     <w:p>
       <w:r>
         <w:br w:type="page"/>
@@ -9560,7 +9849,7 @@
             <w:pPr>
               <w:spacing w:after="20" w:before="0"/>
             </w:pPr>
-            <w:hyperlink w:history="1" r:id="rIdai1gityhbxy45nhu7nhx3">
+            <w:hyperlink w:history="1" r:id="rIdf7j63thradc2g-8oy28o8">
               <w:r>
                 <w:rPr>
                   <w:rFonts w:ascii="Arial" w:cs="Arial" w:eastAsia="Arial" w:hAnsi="Arial"/>
@@ -9593,7 +9882,7 @@
               <w:spacing w:after="10" w:before="0"/>
               <w:ind w:left="120"/>
             </w:pPr>
-            <w:hyperlink w:history="1" r:id="rIdzojvgopdzizjuyf9olvnu">
+            <w:hyperlink w:history="1" r:id="rIdskr35wf8w1uveg2inqmnk">
               <w:r>
                 <w:rPr>
                   <w:rFonts w:ascii="Arial" w:cs="Arial" w:eastAsia="Arial" w:hAnsi="Arial"/>
@@ -9638,7 +9927,7 @@
             <w:pPr>
               <w:spacing w:after="20" w:before="0"/>
             </w:pPr>
-            <w:hyperlink w:history="1" r:id="rIdqfd2wmaa-wgiq-zebvnr9">
+            <w:hyperlink w:history="1" r:id="rIdcjvkdply01mofgkvozsdm">
               <w:r>
                 <w:rPr>
                   <w:rFonts w:ascii="Arial" w:cs="Arial" w:eastAsia="Arial" w:hAnsi="Arial"/>
@@ -9671,7 +9960,7 @@
               <w:spacing w:after="10" w:before="0"/>
               <w:ind w:left="120"/>
             </w:pPr>
-            <w:hyperlink w:history="1" r:id="rIdulubn9q2a6yrnwn6kijez">
+            <w:hyperlink w:history="1" r:id="rIdnzaswo5hizipchd16-buc">
               <w:r>
                 <w:rPr>
                   <w:rFonts w:ascii="Arial" w:cs="Arial" w:eastAsia="Arial" w:hAnsi="Arial"/>
@@ -9866,7 +10155,7 @@
             <w:pPr>
               <w:spacing w:after="20" w:before="0"/>
             </w:pPr>
-            <w:hyperlink w:history="1" r:id="rId9gaozrsnbzb3sccuqtb0x">
+            <w:hyperlink w:history="1" r:id="rIdu7r1z1nwhvytheanedrgw">
               <w:r>
                 <w:rPr>
                   <w:rFonts w:ascii="Arial" w:cs="Arial" w:eastAsia="Arial" w:hAnsi="Arial"/>
@@ -9899,7 +10188,7 @@
               <w:spacing w:after="10" w:before="0"/>
               <w:ind w:left="120"/>
             </w:pPr>
-            <w:hyperlink w:history="1" r:id="rIdqjl6l8cuk40w5c1bq2evn">
+            <w:hyperlink w:history="1" r:id="rIddo4qppqbbe408hehz_o30">
               <w:r>
                 <w:rPr>
                   <w:rFonts w:ascii="Arial" w:cs="Arial" w:eastAsia="Arial" w:hAnsi="Arial"/>
@@ -9944,7 +10233,7 @@
             <w:pPr>
               <w:spacing w:after="20" w:before="0"/>
             </w:pPr>
-            <w:hyperlink w:history="1" r:id="rIduqcxo8hwpkxmnuoz_3ymi">
+            <w:hyperlink w:history="1" r:id="rIdbqh5ext2yk2bwnyj0vbh4">
               <w:r>
                 <w:rPr>
                   <w:rFonts w:ascii="Arial" w:cs="Arial" w:eastAsia="Arial" w:hAnsi="Arial"/>
@@ -9977,7 +10266,7 @@
               <w:spacing w:after="10" w:before="0"/>
               <w:ind w:left="120"/>
             </w:pPr>
-            <w:hyperlink w:history="1" r:id="rId08l1ewxv3znqjsaatgxhn">
+            <w:hyperlink w:history="1" r:id="rId5z_lzvhe0pyj-u8f1mvl2">
               <w:r>
                 <w:rPr>
                   <w:rFonts w:ascii="Arial" w:cs="Arial" w:eastAsia="Arial" w:hAnsi="Arial"/>
@@ -10172,7 +10461,7 @@
             <w:pPr>
               <w:spacing w:after="20" w:before="0"/>
             </w:pPr>
-            <w:hyperlink w:history="1" r:id="rIdrgsn7mahmjomdznqb47v0">
+            <w:hyperlink w:history="1" r:id="rIdt-y3a-grw_npsurzh7o5u">
               <w:r>
                 <w:rPr>
                   <w:rFonts w:ascii="Arial" w:cs="Arial" w:eastAsia="Arial" w:hAnsi="Arial"/>
@@ -10205,7 +10494,7 @@
               <w:spacing w:after="10" w:before="0"/>
               <w:ind w:left="120"/>
             </w:pPr>
-            <w:hyperlink w:history="1" r:id="rIduv63uam1hwyn8amkhqanv">
+            <w:hyperlink w:history="1" r:id="rIdilavvwjrm8duxbgk0imss">
               <w:r>
                 <w:rPr>
                   <w:rFonts w:ascii="Arial" w:cs="Arial" w:eastAsia="Arial" w:hAnsi="Arial"/>
@@ -10250,7 +10539,7 @@
             <w:pPr>
               <w:spacing w:after="20" w:before="0"/>
             </w:pPr>
-            <w:hyperlink w:history="1" r:id="rIdd8pisffrfjve6mgaszofr">
+            <w:hyperlink w:history="1" r:id="rIdyl0lefg2rqzfyjwo6qeos">
               <w:r>
                 <w:rPr>
                   <w:rFonts w:ascii="Arial" w:cs="Arial" w:eastAsia="Arial" w:hAnsi="Arial"/>
@@ -10283,7 +10572,7 @@
               <w:spacing w:after="10" w:before="0"/>
               <w:ind w:left="120"/>
             </w:pPr>
-            <w:hyperlink w:history="1" r:id="rId7kvdukyh-aotw-guxa7m6">
+            <w:hyperlink w:history="1" r:id="rIdipqzvgddvvggd3wopf4fg">
               <w:r>
                 <w:rPr>
                   <w:rFonts w:ascii="Arial" w:cs="Arial" w:eastAsia="Arial" w:hAnsi="Arial"/>
@@ -10478,7 +10767,7 @@
             <w:pPr>
               <w:spacing w:after="20" w:before="0"/>
             </w:pPr>
-            <w:hyperlink w:history="1" r:id="rId3d5h2sz1drjk4g7j-79no">
+            <w:hyperlink w:history="1" r:id="rIdhsa7akladej9sobzzcxkl">
               <w:r>
                 <w:rPr>
                   <w:rFonts w:ascii="Arial" w:cs="Arial" w:eastAsia="Arial" w:hAnsi="Arial"/>
@@ -10511,7 +10800,7 @@
               <w:spacing w:after="10" w:before="0"/>
               <w:ind w:left="120"/>
             </w:pPr>
-            <w:hyperlink w:history="1" r:id="rIdm9p9c8pes07yuek5z4b30">
+            <w:hyperlink w:history="1" r:id="rIdvhzfb-py0djsqhsjoo1wk">
               <w:r>
                 <w:rPr>
                   <w:rFonts w:ascii="Arial" w:cs="Arial" w:eastAsia="Arial" w:hAnsi="Arial"/>
@@ -10556,7 +10845,7 @@
             <w:pPr>
               <w:spacing w:after="20" w:before="0"/>
             </w:pPr>
-            <w:hyperlink w:history="1" r:id="rIdjouogyau_yepte51kcu10">
+            <w:hyperlink w:history="1" r:id="rIde3wxkecmgjrqcxfj3-yu2">
               <w:r>
                 <w:rPr>
                   <w:rFonts w:ascii="Arial" w:cs="Arial" w:eastAsia="Arial" w:hAnsi="Arial"/>
@@ -10589,7 +10878,7 @@
               <w:spacing w:after="10" w:before="0"/>
               <w:ind w:left="120"/>
             </w:pPr>
-            <w:hyperlink w:history="1" r:id="rIdeb2hqn7gczoekns93nusn">
+            <w:hyperlink w:history="1" r:id="rIdhpfgeoagnp0_xsyknpqvi">
               <w:r>
                 <w:rPr>
                   <w:rFonts w:ascii="Arial" w:cs="Arial" w:eastAsia="Arial" w:hAnsi="Arial"/>
@@ -10784,7 +11073,7 @@
             <w:pPr>
               <w:spacing w:after="20" w:before="0"/>
             </w:pPr>
-            <w:hyperlink w:history="1" r:id="rIdfxnsahpfwec3nwjsptxyn">
+            <w:hyperlink w:history="1" r:id="rIdlrkbsx908pn9etkoj2cbm">
               <w:r>
                 <w:rPr>
                   <w:rFonts w:ascii="Arial" w:cs="Arial" w:eastAsia="Arial" w:hAnsi="Arial"/>
@@ -10817,7 +11106,7 @@
               <w:spacing w:after="10" w:before="0"/>
               <w:ind w:left="120"/>
             </w:pPr>
-            <w:hyperlink w:history="1" r:id="rIdxmwyq9g_wpruaiag_ui8b">
+            <w:hyperlink w:history="1" r:id="rIdfkqytu5sh_n1arw4xwieu">
               <w:r>
                 <w:rPr>
                   <w:rFonts w:ascii="Arial" w:cs="Arial" w:eastAsia="Arial" w:hAnsi="Arial"/>
@@ -10862,7 +11151,7 @@
             <w:pPr>
               <w:spacing w:after="20" w:before="0"/>
             </w:pPr>
-            <w:hyperlink w:history="1" r:id="rIdudsuvgf9mjshawe3vnpd-">
+            <w:hyperlink w:history="1" r:id="rIdbkdayy8hceeaglz_a1v2l">
               <w:r>
                 <w:rPr>
                   <w:rFonts w:ascii="Arial" w:cs="Arial" w:eastAsia="Arial" w:hAnsi="Arial"/>
@@ -10895,7 +11184,7 @@
               <w:spacing w:after="10" w:before="0"/>
               <w:ind w:left="120"/>
             </w:pPr>
-            <w:hyperlink w:history="1" r:id="rIdnq_uyu7e_j11ci73rd7jk">
+            <w:hyperlink w:history="1" r:id="rIdbvpbd4e9fyia9vjxnyy_e">
               <w:r>
                 <w:rPr>
                   <w:rFonts w:ascii="Arial" w:cs="Arial" w:eastAsia="Arial" w:hAnsi="Arial"/>
@@ -11391,6 +11680,65 @@
         </w:tc>
       </w:tr>
     </w:tbl>
+    <w:p>
+      <w:pPr>
+        <w:pBdr>
+          <w:top w:val="single" w:color="BBBBBB" w:sz="4" w:space="4"/>
+        </w:pBdr>
+        <w:spacing w:after="0" w:before="160"/>
+      </w:pPr>
+      <w:r>
+        <w:rPr>
+          <w:rFonts w:ascii="Arial" w:cs="Arial" w:eastAsia="Arial" w:hAnsi="Arial"/>
+          <w:color w:val="666666"/>
+          <w:sz w:val="14"/>
+          <w:szCs w:val="14"/>
+        </w:rPr>
+        <w:t xml:space="preserve">© 2026 SeaVuria and ARES. Aligned with KICD objectives. Developed by SeaVuria; technical implementation by ARES (with AI assistance from Claude). Licensed under </w:t>
+      </w:r>
+      <w:hyperlink w:history="1" r:id="rIdknjzitqrjfij3d1jntedv">
+        <w:r>
+          <w:rPr>
+            <w:rFonts w:ascii="Arial" w:cs="Arial" w:eastAsia="Arial" w:hAnsi="Arial"/>
+            <w:color w:val="1F6B75"/>
+            <w:sz w:val="14"/>
+            <w:szCs w:val="14"/>
+            <w:u w:val="single" w:color="1F6B75"/>
+          </w:rPr>
+          <w:t xml:space="preserve">CC BY-NC 4.0</w:t>
+        </w:r>
+      </w:hyperlink>
+      <w:r>
+        <w:rPr>
+          <w:rFonts w:ascii="Arial" w:cs="Arial" w:eastAsia="Arial" w:hAnsi="Arial"/>
+          <w:color w:val="666666"/>
+          <w:sz w:val="14"/>
+          <w:szCs w:val="14"/>
+        </w:rPr>
+        <w:t xml:space="preserve"> (</w:t>
+      </w:r>
+      <w:hyperlink w:history="1" r:id="rId7g81qvnh6o2qjgqomi3yb">
+        <w:r>
+          <w:rPr>
+            <w:rFonts w:ascii="Arial" w:cs="Arial" w:eastAsia="Arial" w:hAnsi="Arial"/>
+            <w:color w:val="1F6B75"/>
+            <w:sz w:val="14"/>
+            <w:szCs w:val="14"/>
+            <w:u w:val="single" w:color="1F6B75"/>
+          </w:rPr>
+          <w:t xml:space="preserve">https://creativecommons.org/licenses/by-nc/4.0/</w:t>
+        </w:r>
+      </w:hyperlink>
+      <w:r>
+        <w:rPr>
+          <w:rFonts w:ascii="Arial" w:cs="Arial" w:eastAsia="Arial" w:hAnsi="Arial"/>
+          <w:color w:val="666666"/>
+          <w:sz w:val="14"/>
+          <w:szCs w:val="14"/>
+        </w:rPr>
+        <w:t xml:space="preserve">).</w:t>
+      </w:r>
+    </w:p>
     <w:p>
       <w:r>
         <w:br w:type="page"/>
@@ -12382,7 +12730,7 @@
             <w:pPr>
               <w:spacing w:after="20" w:before="0"/>
             </w:pPr>
-            <w:hyperlink w:history="1" r:id="rIdd5udypof0w4zpp9vr5_79">
+            <w:hyperlink w:history="1" r:id="rId0c5wbpbc3nfrp82dthoi-">
               <w:r>
                 <w:rPr>
                   <w:rFonts w:ascii="Arial" w:cs="Arial" w:eastAsia="Arial" w:hAnsi="Arial"/>
@@ -12415,7 +12763,7 @@
               <w:spacing w:after="10" w:before="0"/>
               <w:ind w:left="120"/>
             </w:pPr>
-            <w:hyperlink w:history="1" r:id="rId_4lq9dzvi3d54poiew0-w">
+            <w:hyperlink w:history="1" r:id="rIdefec2amg6qgmvjwuurwhd">
               <w:r>
                 <w:rPr>
                   <w:rFonts w:ascii="Arial" w:cs="Arial" w:eastAsia="Arial" w:hAnsi="Arial"/>
@@ -12460,7 +12808,7 @@
             <w:pPr>
               <w:spacing w:after="20" w:before="0"/>
             </w:pPr>
-            <w:hyperlink w:history="1" r:id="rIdm8qrsg5ch3cxyknzlasek">
+            <w:hyperlink w:history="1" r:id="rIddvzclha5ny6gydzqrbem5">
               <w:r>
                 <w:rPr>
                   <w:rFonts w:ascii="Arial" w:cs="Arial" w:eastAsia="Arial" w:hAnsi="Arial"/>
@@ -12493,7 +12841,7 @@
               <w:spacing w:after="10" w:before="0"/>
               <w:ind w:left="120"/>
             </w:pPr>
-            <w:hyperlink w:history="1" r:id="rIdi55muwx1y--5nrudauy70">
+            <w:hyperlink w:history="1" r:id="rIdisqmluzshufsnb3ovvaw0">
               <w:r>
                 <w:rPr>
                   <w:rFonts w:ascii="Arial" w:cs="Arial" w:eastAsia="Arial" w:hAnsi="Arial"/>
@@ -12688,7 +13036,7 @@
             <w:pPr>
               <w:spacing w:after="20" w:before="0"/>
             </w:pPr>
-            <w:hyperlink w:history="1" r:id="rIdeyryumlm34mgn6pp-x4f4">
+            <w:hyperlink w:history="1" r:id="rIdcjapdmgb-31g5dyugdogp">
               <w:r>
                 <w:rPr>
                   <w:rFonts w:ascii="Arial" w:cs="Arial" w:eastAsia="Arial" w:hAnsi="Arial"/>
@@ -12721,7 +13069,7 @@
               <w:spacing w:after="10" w:before="0"/>
               <w:ind w:left="120"/>
             </w:pPr>
-            <w:hyperlink w:history="1" r:id="rIdhsmj68ltsorgjwummtpc3">
+            <w:hyperlink w:history="1" r:id="rIdwcqrqlhfpj9ctep6j2y_e">
               <w:r>
                 <w:rPr>
                   <w:rFonts w:ascii="Arial" w:cs="Arial" w:eastAsia="Arial" w:hAnsi="Arial"/>
@@ -12766,7 +13114,7 @@
             <w:pPr>
               <w:spacing w:after="20" w:before="0"/>
             </w:pPr>
-            <w:hyperlink w:history="1" r:id="rIdrbkwx2fps-93l2ytoba22">
+            <w:hyperlink w:history="1" r:id="rIdmbbegvldaqlevwvo1hyff">
               <w:r>
                 <w:rPr>
                   <w:rFonts w:ascii="Arial" w:cs="Arial" w:eastAsia="Arial" w:hAnsi="Arial"/>
@@ -12799,7 +13147,7 @@
               <w:spacing w:after="10" w:before="0"/>
               <w:ind w:left="120"/>
             </w:pPr>
-            <w:hyperlink w:history="1" r:id="rIdaovx_l8xjskusc4q1hppb">
+            <w:hyperlink w:history="1" r:id="rIdc9i_9zdxil6zr7m0pkxcc">
               <w:r>
                 <w:rPr>
                   <w:rFonts w:ascii="Arial" w:cs="Arial" w:eastAsia="Arial" w:hAnsi="Arial"/>
@@ -12994,7 +13342,7 @@
             <w:pPr>
               <w:spacing w:after="20" w:before="0"/>
             </w:pPr>
-            <w:hyperlink w:history="1" r:id="rIdy4o9bigeeuehu3xqky9f9">
+            <w:hyperlink w:history="1" r:id="rId7kenn49zuxein8beia8vb">
               <w:r>
                 <w:rPr>
                   <w:rFonts w:ascii="Arial" w:cs="Arial" w:eastAsia="Arial" w:hAnsi="Arial"/>
@@ -13027,7 +13375,7 @@
               <w:spacing w:after="10" w:before="0"/>
               <w:ind w:left="120"/>
             </w:pPr>
-            <w:hyperlink w:history="1" r:id="rIdotlbtv1dprrgmqzlzipmd">
+            <w:hyperlink w:history="1" r:id="rIdfbmsg2pdorbv5c2hlxcy-">
               <w:r>
                 <w:rPr>
                   <w:rFonts w:ascii="Arial" w:cs="Arial" w:eastAsia="Arial" w:hAnsi="Arial"/>
@@ -13072,7 +13420,7 @@
             <w:pPr>
               <w:spacing w:after="20" w:before="0"/>
             </w:pPr>
-            <w:hyperlink w:history="1" r:id="rIdja2etspzpt0zu9wvabv8x">
+            <w:hyperlink w:history="1" r:id="rIdyjhdnu2couotpkcclwjaf">
               <w:r>
                 <w:rPr>
                   <w:rFonts w:ascii="Arial" w:cs="Arial" w:eastAsia="Arial" w:hAnsi="Arial"/>
@@ -13105,7 +13453,7 @@
               <w:spacing w:after="10" w:before="0"/>
               <w:ind w:left="120"/>
             </w:pPr>
-            <w:hyperlink w:history="1" r:id="rIdaswsp8ih1t5gpinjlz8lf">
+            <w:hyperlink w:history="1" r:id="rId7apltq9ioo0pw0oeu7i24">
               <w:r>
                 <w:rPr>
                   <w:rFonts w:ascii="Arial" w:cs="Arial" w:eastAsia="Arial" w:hAnsi="Arial"/>
@@ -13300,7 +13648,7 @@
             <w:pPr>
               <w:spacing w:after="20" w:before="0"/>
             </w:pPr>
-            <w:hyperlink w:history="1" r:id="rIdr802mlnue8tribshgxmfq">
+            <w:hyperlink w:history="1" r:id="rIdskxzpuh1v6t4-hoysk-to">
               <w:r>
                 <w:rPr>
                   <w:rFonts w:ascii="Arial" w:cs="Arial" w:eastAsia="Arial" w:hAnsi="Arial"/>
@@ -13333,7 +13681,7 @@
               <w:spacing w:after="10" w:before="0"/>
               <w:ind w:left="120"/>
             </w:pPr>
-            <w:hyperlink w:history="1" r:id="rIdkzg2yu6j0j7garkej5bqg">
+            <w:hyperlink w:history="1" r:id="rId8mmvdfq0ute1unsaqqccm">
               <w:r>
                 <w:rPr>
                   <w:rFonts w:ascii="Arial" w:cs="Arial" w:eastAsia="Arial" w:hAnsi="Arial"/>
@@ -13378,7 +13726,7 @@
             <w:pPr>
               <w:spacing w:after="20" w:before="0"/>
             </w:pPr>
-            <w:hyperlink w:history="1" r:id="rIdri7b_agmx5wyamvugifw3">
+            <w:hyperlink w:history="1" r:id="rIddhzgda9ntshcqtzv9ensd">
               <w:r>
                 <w:rPr>
                   <w:rFonts w:ascii="Arial" w:cs="Arial" w:eastAsia="Arial" w:hAnsi="Arial"/>
@@ -13411,7 +13759,7 @@
               <w:spacing w:after="10" w:before="0"/>
               <w:ind w:left="120"/>
             </w:pPr>
-            <w:hyperlink w:history="1" r:id="rIdskxmp1msthud4bfhx_gq1">
+            <w:hyperlink w:history="1" r:id="rIdtvtnwexjdlcnqyrzypyn9">
               <w:r>
                 <w:rPr>
                   <w:rFonts w:ascii="Arial" w:cs="Arial" w:eastAsia="Arial" w:hAnsi="Arial"/>
@@ -13606,7 +13954,7 @@
             <w:pPr>
               <w:spacing w:after="20" w:before="0"/>
             </w:pPr>
-            <w:hyperlink w:history="1" r:id="rIdumvjjcojuucyn_j8m4p6m">
+            <w:hyperlink w:history="1" r:id="rIdncrstad_q-lmdkdebvnco">
               <w:r>
                 <w:rPr>
                   <w:rFonts w:ascii="Arial" w:cs="Arial" w:eastAsia="Arial" w:hAnsi="Arial"/>
@@ -13639,7 +13987,7 @@
               <w:spacing w:after="10" w:before="0"/>
               <w:ind w:left="120"/>
             </w:pPr>
-            <w:hyperlink w:history="1" r:id="rId81frg2xfxsjczffuoho57">
+            <w:hyperlink w:history="1" r:id="rIdwnngqqzvaximztphpy2_2">
               <w:r>
                 <w:rPr>
                   <w:rFonts w:ascii="Arial" w:cs="Arial" w:eastAsia="Arial" w:hAnsi="Arial"/>
@@ -13684,7 +14032,7 @@
             <w:pPr>
               <w:spacing w:after="20" w:before="0"/>
             </w:pPr>
-            <w:hyperlink w:history="1" r:id="rIdmxvnefvxxhpgqswro-wlm">
+            <w:hyperlink w:history="1" r:id="rIdnydlcehmx2atleln2_qnx">
               <w:r>
                 <w:rPr>
                   <w:rFonts w:ascii="Arial" w:cs="Arial" w:eastAsia="Arial" w:hAnsi="Arial"/>
@@ -13717,7 +14065,7 @@
               <w:spacing w:after="10" w:before="0"/>
               <w:ind w:left="120"/>
             </w:pPr>
-            <w:hyperlink w:history="1" r:id="rIdvbsgddj6prdaepustg8yx">
+            <w:hyperlink w:history="1" r:id="rIdgnkqmkujbzleeclq9cr7s">
               <w:r>
                 <w:rPr>
                   <w:rFonts w:ascii="Arial" w:cs="Arial" w:eastAsia="Arial" w:hAnsi="Arial"/>
@@ -14213,6 +14561,65 @@
         </w:tc>
       </w:tr>
     </w:tbl>
+    <w:p>
+      <w:pPr>
+        <w:pBdr>
+          <w:top w:val="single" w:color="BBBBBB" w:sz="4" w:space="4"/>
+        </w:pBdr>
+        <w:spacing w:after="0" w:before="160"/>
+      </w:pPr>
+      <w:r>
+        <w:rPr>
+          <w:rFonts w:ascii="Arial" w:cs="Arial" w:eastAsia="Arial" w:hAnsi="Arial"/>
+          <w:color w:val="666666"/>
+          <w:sz w:val="14"/>
+          <w:szCs w:val="14"/>
+        </w:rPr>
+        <w:t xml:space="preserve">© 2026 SeaVuria and ARES. Aligned with KICD objectives. Developed by SeaVuria; technical implementation by ARES (with AI assistance from Claude). Licensed under </w:t>
+      </w:r>
+      <w:hyperlink w:history="1" r:id="rIdh59hwtnpasnavpqla39ni">
+        <w:r>
+          <w:rPr>
+            <w:rFonts w:ascii="Arial" w:cs="Arial" w:eastAsia="Arial" w:hAnsi="Arial"/>
+            <w:color w:val="1F6B75"/>
+            <w:sz w:val="14"/>
+            <w:szCs w:val="14"/>
+            <w:u w:val="single" w:color="1F6B75"/>
+          </w:rPr>
+          <w:t xml:space="preserve">CC BY-NC 4.0</w:t>
+        </w:r>
+      </w:hyperlink>
+      <w:r>
+        <w:rPr>
+          <w:rFonts w:ascii="Arial" w:cs="Arial" w:eastAsia="Arial" w:hAnsi="Arial"/>
+          <w:color w:val="666666"/>
+          <w:sz w:val="14"/>
+          <w:szCs w:val="14"/>
+        </w:rPr>
+        <w:t xml:space="preserve"> (</w:t>
+      </w:r>
+      <w:hyperlink w:history="1" r:id="rIdfenvnpxljbztfnii2lkos">
+        <w:r>
+          <w:rPr>
+            <w:rFonts w:ascii="Arial" w:cs="Arial" w:eastAsia="Arial" w:hAnsi="Arial"/>
+            <w:color w:val="1F6B75"/>
+            <w:sz w:val="14"/>
+            <w:szCs w:val="14"/>
+            <w:u w:val="single" w:color="1F6B75"/>
+          </w:rPr>
+          <w:t xml:space="preserve">https://creativecommons.org/licenses/by-nc/4.0/</w:t>
+        </w:r>
+      </w:hyperlink>
+      <w:r>
+        <w:rPr>
+          <w:rFonts w:ascii="Arial" w:cs="Arial" w:eastAsia="Arial" w:hAnsi="Arial"/>
+          <w:color w:val="666666"/>
+          <w:sz w:val="14"/>
+          <w:szCs w:val="14"/>
+        </w:rPr>
+        <w:t xml:space="preserve">).</w:t>
+      </w:r>
+    </w:p>
     <w:p>
       <w:r>
         <w:br w:type="page"/>
@@ -15204,7 +15611,7 @@
             <w:pPr>
               <w:spacing w:after="20" w:before="0"/>
             </w:pPr>
-            <w:hyperlink w:history="1" r:id="rId8s2lnclobj4qgtcknmuwk">
+            <w:hyperlink w:history="1" r:id="rIdbeoaoodpappkgg-exzish">
               <w:r>
                 <w:rPr>
                   <w:rFonts w:ascii="Arial" w:cs="Arial" w:eastAsia="Arial" w:hAnsi="Arial"/>
@@ -15237,7 +15644,7 @@
               <w:spacing w:after="10" w:before="0"/>
               <w:ind w:left="120"/>
             </w:pPr>
-            <w:hyperlink w:history="1" r:id="rId70mvtgfapnkrbzbwyafzy">
+            <w:hyperlink w:history="1" r:id="rId2zsdwlsvo5yid7cjiyt14">
               <w:r>
                 <w:rPr>
                   <w:rFonts w:ascii="Arial" w:cs="Arial" w:eastAsia="Arial" w:hAnsi="Arial"/>
@@ -15282,7 +15689,7 @@
             <w:pPr>
               <w:spacing w:after="20" w:before="0"/>
             </w:pPr>
-            <w:hyperlink w:history="1" r:id="rIdaleceogpo68zs6ceourbk">
+            <w:hyperlink w:history="1" r:id="rIduny3sne0zsbw_hh34irxe">
               <w:r>
                 <w:rPr>
                   <w:rFonts w:ascii="Arial" w:cs="Arial" w:eastAsia="Arial" w:hAnsi="Arial"/>
@@ -15315,7 +15722,7 @@
               <w:spacing w:after="10" w:before="0"/>
               <w:ind w:left="120"/>
             </w:pPr>
-            <w:hyperlink w:history="1" r:id="rIdg3hp27ucbjgx9ib5gvcfg">
+            <w:hyperlink w:history="1" r:id="rIdktn-rwbxnf9owaiq0cjkc">
               <w:r>
                 <w:rPr>
                   <w:rFonts w:ascii="Arial" w:cs="Arial" w:eastAsia="Arial" w:hAnsi="Arial"/>
@@ -15510,7 +15917,7 @@
             <w:pPr>
               <w:spacing w:after="20" w:before="0"/>
             </w:pPr>
-            <w:hyperlink w:history="1" r:id="rIdh9j9ocy_m1dhhntv7rq1g">
+            <w:hyperlink w:history="1" r:id="rIdula50zxdy27rwkny3tpzj">
               <w:r>
                 <w:rPr>
                   <w:rFonts w:ascii="Arial" w:cs="Arial" w:eastAsia="Arial" w:hAnsi="Arial"/>
@@ -15543,7 +15950,7 @@
               <w:spacing w:after="10" w:before="0"/>
               <w:ind w:left="120"/>
             </w:pPr>
-            <w:hyperlink w:history="1" r:id="rIdg3fxrm6uz5rcsnyvcgemb">
+            <w:hyperlink w:history="1" r:id="rIdypspcrrblemgheh0uh_vb">
               <w:r>
                 <w:rPr>
                   <w:rFonts w:ascii="Arial" w:cs="Arial" w:eastAsia="Arial" w:hAnsi="Arial"/>
@@ -15588,7 +15995,7 @@
             <w:pPr>
               <w:spacing w:after="20" w:before="0"/>
             </w:pPr>
-            <w:hyperlink w:history="1" r:id="rIdvnjdpz-xo7npe1ebgd0w_">
+            <w:hyperlink w:history="1" r:id="rIdxmcbyrrvnnwxjcpse_mz9">
               <w:r>
                 <w:rPr>
                   <w:rFonts w:ascii="Arial" w:cs="Arial" w:eastAsia="Arial" w:hAnsi="Arial"/>
@@ -15621,7 +16028,7 @@
               <w:spacing w:after="10" w:before="0"/>
               <w:ind w:left="120"/>
             </w:pPr>
-            <w:hyperlink w:history="1" r:id="rIdjkyeekylwaxau-t_kjx2j">
+            <w:hyperlink w:history="1" r:id="rIduzs5eyipbscobaa7de2vo">
               <w:r>
                 <w:rPr>
                   <w:rFonts w:ascii="Arial" w:cs="Arial" w:eastAsia="Arial" w:hAnsi="Arial"/>
@@ -15816,7 +16223,7 @@
             <w:pPr>
               <w:spacing w:after="20" w:before="0"/>
             </w:pPr>
-            <w:hyperlink w:history="1" r:id="rIdscwyhp5ztrdpe_ac8gdvv">
+            <w:hyperlink w:history="1" r:id="rIdnfzvygdhvkqixcawzxajq">
               <w:r>
                 <w:rPr>
                   <w:rFonts w:ascii="Arial" w:cs="Arial" w:eastAsia="Arial" w:hAnsi="Arial"/>
@@ -15849,7 +16256,7 @@
               <w:spacing w:after="10" w:before="0"/>
               <w:ind w:left="120"/>
             </w:pPr>
-            <w:hyperlink w:history="1" r:id="rIdsadd2yhvnx_bm6r7jvgtm">
+            <w:hyperlink w:history="1" r:id="rIdcezdhfy7rlindek8rcqha">
               <w:r>
                 <w:rPr>
                   <w:rFonts w:ascii="Arial" w:cs="Arial" w:eastAsia="Arial" w:hAnsi="Arial"/>
@@ -15894,7 +16301,7 @@
             <w:pPr>
               <w:spacing w:after="20" w:before="0"/>
             </w:pPr>
-            <w:hyperlink w:history="1" r:id="rIdplqilgtzjf80gjncxxucf">
+            <w:hyperlink w:history="1" r:id="rIdvcvzx5wimshe1mv7wamc3">
               <w:r>
                 <w:rPr>
                   <w:rFonts w:ascii="Arial" w:cs="Arial" w:eastAsia="Arial" w:hAnsi="Arial"/>
@@ -15927,7 +16334,7 @@
               <w:spacing w:after="10" w:before="0"/>
               <w:ind w:left="120"/>
             </w:pPr>
-            <w:hyperlink w:history="1" r:id="rIdaucq1igjocdce85vjmdhw">
+            <w:hyperlink w:history="1" r:id="rIdgn9gprx6tgz3rwylew08n">
               <w:r>
                 <w:rPr>
                   <w:rFonts w:ascii="Arial" w:cs="Arial" w:eastAsia="Arial" w:hAnsi="Arial"/>
@@ -16122,7 +16529,7 @@
             <w:pPr>
               <w:spacing w:after="20" w:before="0"/>
             </w:pPr>
-            <w:hyperlink w:history="1" r:id="rIdrzxosgxs3duocqebdol7v">
+            <w:hyperlink w:history="1" r:id="rId8fgrmpg3emdmh7cn9g3d3">
               <w:r>
                 <w:rPr>
                   <w:rFonts w:ascii="Arial" w:cs="Arial" w:eastAsia="Arial" w:hAnsi="Arial"/>
@@ -16155,7 +16562,7 @@
               <w:spacing w:after="10" w:before="0"/>
               <w:ind w:left="120"/>
             </w:pPr>
-            <w:hyperlink w:history="1" r:id="rIdiwhnd7intai_xaeruoww5">
+            <w:hyperlink w:history="1" r:id="rIds7ayinziuiai1ioumfsxu">
               <w:r>
                 <w:rPr>
                   <w:rFonts w:ascii="Arial" w:cs="Arial" w:eastAsia="Arial" w:hAnsi="Arial"/>
@@ -16200,7 +16607,7 @@
             <w:pPr>
               <w:spacing w:after="20" w:before="0"/>
             </w:pPr>
-            <w:hyperlink w:history="1" r:id="rIdtfibxjxnsobl7fk5-hbmj">
+            <w:hyperlink w:history="1" r:id="rIdj-stk_gs4wdf-nsesz5h-">
               <w:r>
                 <w:rPr>
                   <w:rFonts w:ascii="Arial" w:cs="Arial" w:eastAsia="Arial" w:hAnsi="Arial"/>
@@ -16233,7 +16640,7 @@
               <w:spacing w:after="10" w:before="0"/>
               <w:ind w:left="120"/>
             </w:pPr>
-            <w:hyperlink w:history="1" r:id="rId521zowz8osnzhjfhyne3d">
+            <w:hyperlink w:history="1" r:id="rId9rq2p4oqebvra0w-g_oxg">
               <w:r>
                 <w:rPr>
                   <w:rFonts w:ascii="Arial" w:cs="Arial" w:eastAsia="Arial" w:hAnsi="Arial"/>
@@ -16428,7 +16835,7 @@
             <w:pPr>
               <w:spacing w:after="20" w:before="0"/>
             </w:pPr>
-            <w:hyperlink w:history="1" r:id="rIdq2uy_akpma0luwryq7k6m">
+            <w:hyperlink w:history="1" r:id="rIdsyk_gtjbowikhabfq0k55">
               <w:r>
                 <w:rPr>
                   <w:rFonts w:ascii="Arial" w:cs="Arial" w:eastAsia="Arial" w:hAnsi="Arial"/>
@@ -16461,7 +16868,7 @@
               <w:spacing w:after="10" w:before="0"/>
               <w:ind w:left="120"/>
             </w:pPr>
-            <w:hyperlink w:history="1" r:id="rIdplxcit0o4xakqzbhm617b">
+            <w:hyperlink w:history="1" r:id="rIdgizeyszuwbvtoco64mbmb">
               <w:r>
                 <w:rPr>
                   <w:rFonts w:ascii="Arial" w:cs="Arial" w:eastAsia="Arial" w:hAnsi="Arial"/>
@@ -16506,7 +16913,7 @@
             <w:pPr>
               <w:spacing w:after="20" w:before="0"/>
             </w:pPr>
-            <w:hyperlink w:history="1" r:id="rIdtpa7tqesntpuczmm1n3fz">
+            <w:hyperlink w:history="1" r:id="rId_70vc06b7kaa_4oj6ersa">
               <w:r>
                 <w:rPr>
                   <w:rFonts w:ascii="Arial" w:cs="Arial" w:eastAsia="Arial" w:hAnsi="Arial"/>
@@ -16539,7 +16946,7 @@
               <w:spacing w:after="10" w:before="0"/>
               <w:ind w:left="120"/>
             </w:pPr>
-            <w:hyperlink w:history="1" r:id="rIdziwbzipp9b1p98upuwqid">
+            <w:hyperlink w:history="1" r:id="rIdicdtpg4-dgpttwomsag0h">
               <w:r>
                 <w:rPr>
                   <w:rFonts w:ascii="Arial" w:cs="Arial" w:eastAsia="Arial" w:hAnsi="Arial"/>
@@ -17035,6 +17442,65 @@
         </w:tc>
       </w:tr>
     </w:tbl>
+    <w:p>
+      <w:pPr>
+        <w:pBdr>
+          <w:top w:val="single" w:color="BBBBBB" w:sz="4" w:space="4"/>
+        </w:pBdr>
+        <w:spacing w:after="0" w:before="160"/>
+      </w:pPr>
+      <w:r>
+        <w:rPr>
+          <w:rFonts w:ascii="Arial" w:cs="Arial" w:eastAsia="Arial" w:hAnsi="Arial"/>
+          <w:color w:val="666666"/>
+          <w:sz w:val="14"/>
+          <w:szCs w:val="14"/>
+        </w:rPr>
+        <w:t xml:space="preserve">© 2026 SeaVuria and ARES. Aligned with KICD objectives. Developed by SeaVuria; technical implementation by ARES (with AI assistance from Claude). Licensed under </w:t>
+      </w:r>
+      <w:hyperlink w:history="1" r:id="rIdmplfzrg9bjjhtokcbsvtz">
+        <w:r>
+          <w:rPr>
+            <w:rFonts w:ascii="Arial" w:cs="Arial" w:eastAsia="Arial" w:hAnsi="Arial"/>
+            <w:color w:val="1F6B75"/>
+            <w:sz w:val="14"/>
+            <w:szCs w:val="14"/>
+            <w:u w:val="single" w:color="1F6B75"/>
+          </w:rPr>
+          <w:t xml:space="preserve">CC BY-NC 4.0</w:t>
+        </w:r>
+      </w:hyperlink>
+      <w:r>
+        <w:rPr>
+          <w:rFonts w:ascii="Arial" w:cs="Arial" w:eastAsia="Arial" w:hAnsi="Arial"/>
+          <w:color w:val="666666"/>
+          <w:sz w:val="14"/>
+          <w:szCs w:val="14"/>
+        </w:rPr>
+        <w:t xml:space="preserve"> (</w:t>
+      </w:r>
+      <w:hyperlink w:history="1" r:id="rId3njz08rlpivrxdyu1i55d">
+        <w:r>
+          <w:rPr>
+            <w:rFonts w:ascii="Arial" w:cs="Arial" w:eastAsia="Arial" w:hAnsi="Arial"/>
+            <w:color w:val="1F6B75"/>
+            <w:sz w:val="14"/>
+            <w:szCs w:val="14"/>
+            <w:u w:val="single" w:color="1F6B75"/>
+          </w:rPr>
+          <w:t xml:space="preserve">https://creativecommons.org/licenses/by-nc/4.0/</w:t>
+        </w:r>
+      </w:hyperlink>
+      <w:r>
+        <w:rPr>
+          <w:rFonts w:ascii="Arial" w:cs="Arial" w:eastAsia="Arial" w:hAnsi="Arial"/>
+          <w:color w:val="666666"/>
+          <w:sz w:val="14"/>
+          <w:szCs w:val="14"/>
+        </w:rPr>
+        <w:t xml:space="preserve">).</w:t>
+      </w:r>
+    </w:p>
     <w:p>
       <w:r>
         <w:br w:type="page"/>
@@ -18026,7 +18492,7 @@
             <w:pPr>
               <w:spacing w:after="20" w:before="0"/>
             </w:pPr>
-            <w:hyperlink w:history="1" r:id="rIdpu-lhek1-bskld_f7q_iw">
+            <w:hyperlink w:history="1" r:id="rIdornlz_mdduhre9nax6dyc">
               <w:r>
                 <w:rPr>
                   <w:rFonts w:ascii="Arial" w:cs="Arial" w:eastAsia="Arial" w:hAnsi="Arial"/>
@@ -18059,7 +18525,7 @@
               <w:spacing w:after="10" w:before="0"/>
               <w:ind w:left="120"/>
             </w:pPr>
-            <w:hyperlink w:history="1" r:id="rId5g9okjb_wfwreifx3alax">
+            <w:hyperlink w:history="1" r:id="rIdxrmkysjcs2ywigxxpsvjb">
               <w:r>
                 <w:rPr>
                   <w:rFonts w:ascii="Arial" w:cs="Arial" w:eastAsia="Arial" w:hAnsi="Arial"/>
@@ -18104,7 +18570,7 @@
             <w:pPr>
               <w:spacing w:after="20" w:before="0"/>
             </w:pPr>
-            <w:hyperlink w:history="1" r:id="rIdekmensejyfv9r49yoaohr">
+            <w:hyperlink w:history="1" r:id="rIdlindw6uqsy6he0lsadsik">
               <w:r>
                 <w:rPr>
                   <w:rFonts w:ascii="Arial" w:cs="Arial" w:eastAsia="Arial" w:hAnsi="Arial"/>
@@ -18137,7 +18603,7 @@
               <w:spacing w:after="10" w:before="0"/>
               <w:ind w:left="120"/>
             </w:pPr>
-            <w:hyperlink w:history="1" r:id="rId9535rdvrv-6qczbhg_70z">
+            <w:hyperlink w:history="1" r:id="rId8sqla2qiph027s7uejffu">
               <w:r>
                 <w:rPr>
                   <w:rFonts w:ascii="Arial" w:cs="Arial" w:eastAsia="Arial" w:hAnsi="Arial"/>
@@ -18332,7 +18798,7 @@
             <w:pPr>
               <w:spacing w:after="20" w:before="0"/>
             </w:pPr>
-            <w:hyperlink w:history="1" r:id="rIdtkmvnr0p7onr_1vu4_xpm">
+            <w:hyperlink w:history="1" r:id="rIdsuoyszwpai-5krq9culy5">
               <w:r>
                 <w:rPr>
                   <w:rFonts w:ascii="Arial" w:cs="Arial" w:eastAsia="Arial" w:hAnsi="Arial"/>
@@ -18365,7 +18831,7 @@
               <w:spacing w:after="10" w:before="0"/>
               <w:ind w:left="120"/>
             </w:pPr>
-            <w:hyperlink w:history="1" r:id="rId-zjxe8zrjvdegvrmksadw">
+            <w:hyperlink w:history="1" r:id="rIdevbctejco6o1rj4cupysf">
               <w:r>
                 <w:rPr>
                   <w:rFonts w:ascii="Arial" w:cs="Arial" w:eastAsia="Arial" w:hAnsi="Arial"/>
@@ -18410,7 +18876,7 @@
             <w:pPr>
               <w:spacing w:after="20" w:before="0"/>
             </w:pPr>
-            <w:hyperlink w:history="1" r:id="rIds1gsfcusvf4irqmbzpnob">
+            <w:hyperlink w:history="1" r:id="rId4p22k8vp3spsjqa53rtqr">
               <w:r>
                 <w:rPr>
                   <w:rFonts w:ascii="Arial" w:cs="Arial" w:eastAsia="Arial" w:hAnsi="Arial"/>
@@ -18443,7 +18909,7 @@
               <w:spacing w:after="10" w:before="0"/>
               <w:ind w:left="120"/>
             </w:pPr>
-            <w:hyperlink w:history="1" r:id="rIdyuhjmv7t2n4j9j1qggppu">
+            <w:hyperlink w:history="1" r:id="rIdghqpvbc43glhmtkz0vfoy">
               <w:r>
                 <w:rPr>
                   <w:rFonts w:ascii="Arial" w:cs="Arial" w:eastAsia="Arial" w:hAnsi="Arial"/>
@@ -18638,7 +19104,7 @@
             <w:pPr>
               <w:spacing w:after="20" w:before="0"/>
             </w:pPr>
-            <w:hyperlink w:history="1" r:id="rIdax3y2hjxlgqkomrjcwsoq">
+            <w:hyperlink w:history="1" r:id="rIdin--brkqoszb7e9vpfoqp">
               <w:r>
                 <w:rPr>
                   <w:rFonts w:ascii="Arial" w:cs="Arial" w:eastAsia="Arial" w:hAnsi="Arial"/>
@@ -18671,7 +19137,7 @@
               <w:spacing w:after="10" w:before="0"/>
               <w:ind w:left="120"/>
             </w:pPr>
-            <w:hyperlink w:history="1" r:id="rIdwrfchruxoluyyl2uk_fdq">
+            <w:hyperlink w:history="1" r:id="rIdpsdckxql2kh7-wu2v-e_m">
               <w:r>
                 <w:rPr>
                   <w:rFonts w:ascii="Arial" w:cs="Arial" w:eastAsia="Arial" w:hAnsi="Arial"/>
@@ -18716,7 +19182,7 @@
             <w:pPr>
               <w:spacing w:after="20" w:before="0"/>
             </w:pPr>
-            <w:hyperlink w:history="1" r:id="rIdhyphqic8lokhnu0banom5">
+            <w:hyperlink w:history="1" r:id="rIdcbudxzjyiwfl53tas3lzj">
               <w:r>
                 <w:rPr>
                   <w:rFonts w:ascii="Arial" w:cs="Arial" w:eastAsia="Arial" w:hAnsi="Arial"/>
@@ -18749,7 +19215,7 @@
               <w:spacing w:after="10" w:before="0"/>
               <w:ind w:left="120"/>
             </w:pPr>
-            <w:hyperlink w:history="1" r:id="rIdm5mvap-irstcdelmfjdwa">
+            <w:hyperlink w:history="1" r:id="rId9m9agpj-hc8oed0bu85b7">
               <w:r>
                 <w:rPr>
                   <w:rFonts w:ascii="Arial" w:cs="Arial" w:eastAsia="Arial" w:hAnsi="Arial"/>
@@ -18944,7 +19410,7 @@
             <w:pPr>
               <w:spacing w:after="20" w:before="0"/>
             </w:pPr>
-            <w:hyperlink w:history="1" r:id="rIdzpwvh82fntyjbtc6dkf5w">
+            <w:hyperlink w:history="1" r:id="rIdz-kz4gtxq4hlwiqnzig9y">
               <w:r>
                 <w:rPr>
                   <w:rFonts w:ascii="Arial" w:cs="Arial" w:eastAsia="Arial" w:hAnsi="Arial"/>
@@ -18977,7 +19443,7 @@
               <w:spacing w:after="10" w:before="0"/>
               <w:ind w:left="120"/>
             </w:pPr>
-            <w:hyperlink w:history="1" r:id="rIdanu5nqfkwhu45zixysds1">
+            <w:hyperlink w:history="1" r:id="rIdlrhxdd9szudjg5rmj14gz">
               <w:r>
                 <w:rPr>
                   <w:rFonts w:ascii="Arial" w:cs="Arial" w:eastAsia="Arial" w:hAnsi="Arial"/>
@@ -19022,7 +19488,7 @@
             <w:pPr>
               <w:spacing w:after="20" w:before="0"/>
             </w:pPr>
-            <w:hyperlink w:history="1" r:id="rIdp8wht4gvlfaf-1n-6fu0k">
+            <w:hyperlink w:history="1" r:id="rIdvswby772lv0he7pewqc3u">
               <w:r>
                 <w:rPr>
                   <w:rFonts w:ascii="Arial" w:cs="Arial" w:eastAsia="Arial" w:hAnsi="Arial"/>
@@ -19055,7 +19521,7 @@
               <w:spacing w:after="10" w:before="0"/>
               <w:ind w:left="120"/>
             </w:pPr>
-            <w:hyperlink w:history="1" r:id="rIdibw_4phmqyeoptf_6yc8t">
+            <w:hyperlink w:history="1" r:id="rIdum7cujp4fx96frb6z_17s">
               <w:r>
                 <w:rPr>
                   <w:rFonts w:ascii="Arial" w:cs="Arial" w:eastAsia="Arial" w:hAnsi="Arial"/>
@@ -19250,7 +19716,7 @@
             <w:pPr>
               <w:spacing w:after="20" w:before="0"/>
             </w:pPr>
-            <w:hyperlink w:history="1" r:id="rIdkydk73x4wsxe9gpkvwwuo">
+            <w:hyperlink w:history="1" r:id="rId2ep5dkj1fz55hzrayq2z4">
               <w:r>
                 <w:rPr>
                   <w:rFonts w:ascii="Arial" w:cs="Arial" w:eastAsia="Arial" w:hAnsi="Arial"/>
@@ -19283,7 +19749,7 @@
               <w:spacing w:after="10" w:before="0"/>
               <w:ind w:left="120"/>
             </w:pPr>
-            <w:hyperlink w:history="1" r:id="rIdlsqq93jmox980yjq4wuyq">
+            <w:hyperlink w:history="1" r:id="rIdk6tcoxqjpxdu1xblkgcf9">
               <w:r>
                 <w:rPr>
                   <w:rFonts w:ascii="Arial" w:cs="Arial" w:eastAsia="Arial" w:hAnsi="Arial"/>
@@ -19328,7 +19794,7 @@
             <w:pPr>
               <w:spacing w:after="20" w:before="0"/>
             </w:pPr>
-            <w:hyperlink w:history="1" r:id="rIdpohuplvvm3nzmqv-a9a8x">
+            <w:hyperlink w:history="1" r:id="rId-9i3yi2drbz4gs2p-fbeg">
               <w:r>
                 <w:rPr>
                   <w:rFonts w:ascii="Arial" w:cs="Arial" w:eastAsia="Arial" w:hAnsi="Arial"/>
@@ -19361,7 +19827,7 @@
               <w:spacing w:after="10" w:before="0"/>
               <w:ind w:left="120"/>
             </w:pPr>
-            <w:hyperlink w:history="1" r:id="rIdi_hs5myisyay9jepvu9rm">
+            <w:hyperlink w:history="1" r:id="rIdqmkeyyr1yfcv8mvjwqss0">
               <w:r>
                 <w:rPr>
                   <w:rFonts w:ascii="Arial" w:cs="Arial" w:eastAsia="Arial" w:hAnsi="Arial"/>
@@ -19857,6 +20323,65 @@
         </w:tc>
       </w:tr>
     </w:tbl>
+    <w:p>
+      <w:pPr>
+        <w:pBdr>
+          <w:top w:val="single" w:color="BBBBBB" w:sz="4" w:space="4"/>
+        </w:pBdr>
+        <w:spacing w:after="0" w:before="160"/>
+      </w:pPr>
+      <w:r>
+        <w:rPr>
+          <w:rFonts w:ascii="Arial" w:cs="Arial" w:eastAsia="Arial" w:hAnsi="Arial"/>
+          <w:color w:val="666666"/>
+          <w:sz w:val="14"/>
+          <w:szCs w:val="14"/>
+        </w:rPr>
+        <w:t xml:space="preserve">© 2026 SeaVuria and ARES. Aligned with KICD objectives. Developed by SeaVuria; technical implementation by ARES (with AI assistance from Claude). Licensed under </w:t>
+      </w:r>
+      <w:hyperlink w:history="1" r:id="rId2-uaihpd565gvh52flw25">
+        <w:r>
+          <w:rPr>
+            <w:rFonts w:ascii="Arial" w:cs="Arial" w:eastAsia="Arial" w:hAnsi="Arial"/>
+            <w:color w:val="1F6B75"/>
+            <w:sz w:val="14"/>
+            <w:szCs w:val="14"/>
+            <w:u w:val="single" w:color="1F6B75"/>
+          </w:rPr>
+          <w:t xml:space="preserve">CC BY-NC 4.0</w:t>
+        </w:r>
+      </w:hyperlink>
+      <w:r>
+        <w:rPr>
+          <w:rFonts w:ascii="Arial" w:cs="Arial" w:eastAsia="Arial" w:hAnsi="Arial"/>
+          <w:color w:val="666666"/>
+          <w:sz w:val="14"/>
+          <w:szCs w:val="14"/>
+        </w:rPr>
+        <w:t xml:space="preserve"> (</w:t>
+      </w:r>
+      <w:hyperlink w:history="1" r:id="rIdpqqv5qxaqjwazjutixkiq">
+        <w:r>
+          <w:rPr>
+            <w:rFonts w:ascii="Arial" w:cs="Arial" w:eastAsia="Arial" w:hAnsi="Arial"/>
+            <w:color w:val="1F6B75"/>
+            <w:sz w:val="14"/>
+            <w:szCs w:val="14"/>
+            <w:u w:val="single" w:color="1F6B75"/>
+          </w:rPr>
+          <w:t xml:space="preserve">https://creativecommons.org/licenses/by-nc/4.0/</w:t>
+        </w:r>
+      </w:hyperlink>
+      <w:r>
+        <w:rPr>
+          <w:rFonts w:ascii="Arial" w:cs="Arial" w:eastAsia="Arial" w:hAnsi="Arial"/>
+          <w:color w:val="666666"/>
+          <w:sz w:val="14"/>
+          <w:szCs w:val="14"/>
+        </w:rPr>
+        <w:t xml:space="preserve">).</w:t>
+      </w:r>
+    </w:p>
     <w:p>
       <w:r>
         <w:br w:type="page"/>
@@ -20848,7 +21373,7 @@
             <w:pPr>
               <w:spacing w:after="20" w:before="0"/>
             </w:pPr>
-            <w:hyperlink w:history="1" r:id="rId30ixw8gvd7cyx_bkwjldv">
+            <w:hyperlink w:history="1" r:id="rId0bn8iz0-kxctyhkqtrjcl">
               <w:r>
                 <w:rPr>
                   <w:rFonts w:ascii="Arial" w:cs="Arial" w:eastAsia="Arial" w:hAnsi="Arial"/>
@@ -20881,7 +21406,7 @@
               <w:spacing w:after="10" w:before="0"/>
               <w:ind w:left="120"/>
             </w:pPr>
-            <w:hyperlink w:history="1" r:id="rIdoyqjkcel5o7_i4glfe5-y">
+            <w:hyperlink w:history="1" r:id="rIddxd_-qau1-ije729dki1i">
               <w:r>
                 <w:rPr>
                   <w:rFonts w:ascii="Arial" w:cs="Arial" w:eastAsia="Arial" w:hAnsi="Arial"/>
@@ -20926,7 +21451,7 @@
             <w:pPr>
               <w:spacing w:after="20" w:before="0"/>
             </w:pPr>
-            <w:hyperlink w:history="1" r:id="rIdoreh63hwolhbd2gxlid4j">
+            <w:hyperlink w:history="1" r:id="rIdgyco5e1vyedmjnwbfi5wo">
               <w:r>
                 <w:rPr>
                   <w:rFonts w:ascii="Arial" w:cs="Arial" w:eastAsia="Arial" w:hAnsi="Arial"/>
@@ -20959,7 +21484,7 @@
               <w:spacing w:after="10" w:before="0"/>
               <w:ind w:left="120"/>
             </w:pPr>
-            <w:hyperlink w:history="1" r:id="rIdq6pp3rlvwesmfahm-wdq1">
+            <w:hyperlink w:history="1" r:id="rIdrmbdvcrpnyaajv1vnjtnl">
               <w:r>
                 <w:rPr>
                   <w:rFonts w:ascii="Arial" w:cs="Arial" w:eastAsia="Arial" w:hAnsi="Arial"/>
@@ -21154,7 +21679,7 @@
             <w:pPr>
               <w:spacing w:after="20" w:before="0"/>
             </w:pPr>
-            <w:hyperlink w:history="1" r:id="rId9kmu1mamtup7g6x2oiarj">
+            <w:hyperlink w:history="1" r:id="rIdm2nk-ncdcdbwalbtvvvq8">
               <w:r>
                 <w:rPr>
                   <w:rFonts w:ascii="Arial" w:cs="Arial" w:eastAsia="Arial" w:hAnsi="Arial"/>
@@ -21187,7 +21712,7 @@
               <w:spacing w:after="10" w:before="0"/>
               <w:ind w:left="120"/>
             </w:pPr>
-            <w:hyperlink w:history="1" r:id="rIdxly4b79dhrfsco0cwt9qb">
+            <w:hyperlink w:history="1" r:id="rIdxhcyb8-b2osqka-ecw3fq">
               <w:r>
                 <w:rPr>
                   <w:rFonts w:ascii="Arial" w:cs="Arial" w:eastAsia="Arial" w:hAnsi="Arial"/>
@@ -21232,7 +21757,7 @@
             <w:pPr>
               <w:spacing w:after="20" w:before="0"/>
             </w:pPr>
-            <w:hyperlink w:history="1" r:id="rIdbams3ke12dtr6fgwinono">
+            <w:hyperlink w:history="1" r:id="rIdwqvmodwkhr3jgc-5jebhl">
               <w:r>
                 <w:rPr>
                   <w:rFonts w:ascii="Arial" w:cs="Arial" w:eastAsia="Arial" w:hAnsi="Arial"/>
@@ -21265,7 +21790,7 @@
               <w:spacing w:after="10" w:before="0"/>
               <w:ind w:left="120"/>
             </w:pPr>
-            <w:hyperlink w:history="1" r:id="rId8bi0g5hirnqoygv7ozseg">
+            <w:hyperlink w:history="1" r:id="rIdkjzxdnepjq1q_ktszxfgd">
               <w:r>
                 <w:rPr>
                   <w:rFonts w:ascii="Arial" w:cs="Arial" w:eastAsia="Arial" w:hAnsi="Arial"/>
@@ -21460,7 +21985,7 @@
             <w:pPr>
               <w:spacing w:after="20" w:before="0"/>
             </w:pPr>
-            <w:hyperlink w:history="1" r:id="rIdal2hsutppi4f2dxweaqye">
+            <w:hyperlink w:history="1" r:id="rIdj-pg3pkaa0m5p-ykowkr1">
               <w:r>
                 <w:rPr>
                   <w:rFonts w:ascii="Arial" w:cs="Arial" w:eastAsia="Arial" w:hAnsi="Arial"/>
@@ -21493,7 +22018,7 @@
               <w:spacing w:after="10" w:before="0"/>
               <w:ind w:left="120"/>
             </w:pPr>
-            <w:hyperlink w:history="1" r:id="rIdqfxnvl2heusvwjahg49_f">
+            <w:hyperlink w:history="1" r:id="rIdnhr7on-pnkoufnxbtrtdo">
               <w:r>
                 <w:rPr>
                   <w:rFonts w:ascii="Arial" w:cs="Arial" w:eastAsia="Arial" w:hAnsi="Arial"/>
@@ -21538,7 +22063,7 @@
             <w:pPr>
               <w:spacing w:after="20" w:before="0"/>
             </w:pPr>
-            <w:hyperlink w:history="1" r:id="rIdpf9mzxpz2yden9oifjjcg">
+            <w:hyperlink w:history="1" r:id="rIdxr664qnrg4nfz7tf4loku">
               <w:r>
                 <w:rPr>
                   <w:rFonts w:ascii="Arial" w:cs="Arial" w:eastAsia="Arial" w:hAnsi="Arial"/>
@@ -21571,7 +22096,7 @@
               <w:spacing w:after="10" w:before="0"/>
               <w:ind w:left="120"/>
             </w:pPr>
-            <w:hyperlink w:history="1" r:id="rIdyuqehsvhv-qg4hips5azr">
+            <w:hyperlink w:history="1" r:id="rIdfabvwwfaeacwwwmsxahko">
               <w:r>
                 <w:rPr>
                   <w:rFonts w:ascii="Arial" w:cs="Arial" w:eastAsia="Arial" w:hAnsi="Arial"/>
@@ -21766,7 +22291,7 @@
             <w:pPr>
               <w:spacing w:after="20" w:before="0"/>
             </w:pPr>
-            <w:hyperlink w:history="1" r:id="rIdu18cgaduyh1kxueje31s2">
+            <w:hyperlink w:history="1" r:id="rIdgecqudu2jgje1ia-91b1s">
               <w:r>
                 <w:rPr>
                   <w:rFonts w:ascii="Arial" w:cs="Arial" w:eastAsia="Arial" w:hAnsi="Arial"/>
@@ -21799,7 +22324,7 @@
               <w:spacing w:after="10" w:before="0"/>
               <w:ind w:left="120"/>
             </w:pPr>
-            <w:hyperlink w:history="1" r:id="rIdox8vhltp0yfi7vtton4um">
+            <w:hyperlink w:history="1" r:id="rIddnqzmkpeuismd0fiyokpk">
               <w:r>
                 <w:rPr>
                   <w:rFonts w:ascii="Arial" w:cs="Arial" w:eastAsia="Arial" w:hAnsi="Arial"/>
@@ -21844,7 +22369,7 @@
             <w:pPr>
               <w:spacing w:after="20" w:before="0"/>
             </w:pPr>
-            <w:hyperlink w:history="1" r:id="rIdk9ag7ae49_agjwmf-_ueq">
+            <w:hyperlink w:history="1" r:id="rIdfxdshkyqcf-6amc1u-zsq">
               <w:r>
                 <w:rPr>
                   <w:rFonts w:ascii="Arial" w:cs="Arial" w:eastAsia="Arial" w:hAnsi="Arial"/>
@@ -21877,7 +22402,7 @@
               <w:spacing w:after="10" w:before="0"/>
               <w:ind w:left="120"/>
             </w:pPr>
-            <w:hyperlink w:history="1" r:id="rId18vh-qawl58yrjrcyzqql">
+            <w:hyperlink w:history="1" r:id="rIdd7bpywkpxytcw1ib5sjqf">
               <w:r>
                 <w:rPr>
                   <w:rFonts w:ascii="Arial" w:cs="Arial" w:eastAsia="Arial" w:hAnsi="Arial"/>
@@ -22072,7 +22597,7 @@
             <w:pPr>
               <w:spacing w:after="20" w:before="0"/>
             </w:pPr>
-            <w:hyperlink w:history="1" r:id="rId5ts15kyd0tp1pic15lg0m">
+            <w:hyperlink w:history="1" r:id="rId55rqhjbcd6af99ya8va87">
               <w:r>
                 <w:rPr>
                   <w:rFonts w:ascii="Arial" w:cs="Arial" w:eastAsia="Arial" w:hAnsi="Arial"/>
@@ -22105,7 +22630,7 @@
               <w:spacing w:after="10" w:before="0"/>
               <w:ind w:left="120"/>
             </w:pPr>
-            <w:hyperlink w:history="1" r:id="rIdjqt4wkcufwes-rh8g_ky6">
+            <w:hyperlink w:history="1" r:id="rIdjgi8jepntwp4ynuvu0vaz">
               <w:r>
                 <w:rPr>
                   <w:rFonts w:ascii="Arial" w:cs="Arial" w:eastAsia="Arial" w:hAnsi="Arial"/>
@@ -22150,7 +22675,7 @@
             <w:pPr>
               <w:spacing w:after="20" w:before="0"/>
             </w:pPr>
-            <w:hyperlink w:history="1" r:id="rId7d56o_rksvnm1qm3euwmw">
+            <w:hyperlink w:history="1" r:id="rIdn0mb4gvjaae3qs9er-wtb">
               <w:r>
                 <w:rPr>
                   <w:rFonts w:ascii="Arial" w:cs="Arial" w:eastAsia="Arial" w:hAnsi="Arial"/>
@@ -22183,7 +22708,7 @@
               <w:spacing w:after="10" w:before="0"/>
               <w:ind w:left="120"/>
             </w:pPr>
-            <w:hyperlink w:history="1" r:id="rIdrli7jnkywpanwgeivbgqe">
+            <w:hyperlink w:history="1" r:id="rIdv_g8wkhauq-ultgisjjug">
               <w:r>
                 <w:rPr>
                   <w:rFonts w:ascii="Arial" w:cs="Arial" w:eastAsia="Arial" w:hAnsi="Arial"/>
@@ -22679,6 +23204,65 @@
         </w:tc>
       </w:tr>
     </w:tbl>
+    <w:p>
+      <w:pPr>
+        <w:pBdr>
+          <w:top w:val="single" w:color="BBBBBB" w:sz="4" w:space="4"/>
+        </w:pBdr>
+        <w:spacing w:after="0" w:before="160"/>
+      </w:pPr>
+      <w:r>
+        <w:rPr>
+          <w:rFonts w:ascii="Arial" w:cs="Arial" w:eastAsia="Arial" w:hAnsi="Arial"/>
+          <w:color w:val="666666"/>
+          <w:sz w:val="14"/>
+          <w:szCs w:val="14"/>
+        </w:rPr>
+        <w:t xml:space="preserve">© 2026 SeaVuria and ARES. Aligned with KICD objectives. Developed by SeaVuria; technical implementation by ARES (with AI assistance from Claude). Licensed under </w:t>
+      </w:r>
+      <w:hyperlink w:history="1" r:id="rId0s__iruw6fafgpgk5nqs4">
+        <w:r>
+          <w:rPr>
+            <w:rFonts w:ascii="Arial" w:cs="Arial" w:eastAsia="Arial" w:hAnsi="Arial"/>
+            <w:color w:val="1F6B75"/>
+            <w:sz w:val="14"/>
+            <w:szCs w:val="14"/>
+            <w:u w:val="single" w:color="1F6B75"/>
+          </w:rPr>
+          <w:t xml:space="preserve">CC BY-NC 4.0</w:t>
+        </w:r>
+      </w:hyperlink>
+      <w:r>
+        <w:rPr>
+          <w:rFonts w:ascii="Arial" w:cs="Arial" w:eastAsia="Arial" w:hAnsi="Arial"/>
+          <w:color w:val="666666"/>
+          <w:sz w:val="14"/>
+          <w:szCs w:val="14"/>
+        </w:rPr>
+        <w:t xml:space="preserve"> (</w:t>
+      </w:r>
+      <w:hyperlink w:history="1" r:id="rIdy0jnnsdh52j4a8v6tge9p">
+        <w:r>
+          <w:rPr>
+            <w:rFonts w:ascii="Arial" w:cs="Arial" w:eastAsia="Arial" w:hAnsi="Arial"/>
+            <w:color w:val="1F6B75"/>
+            <w:sz w:val="14"/>
+            <w:szCs w:val="14"/>
+            <w:u w:val="single" w:color="1F6B75"/>
+          </w:rPr>
+          <w:t xml:space="preserve">https://creativecommons.org/licenses/by-nc/4.0/</w:t>
+        </w:r>
+      </w:hyperlink>
+      <w:r>
+        <w:rPr>
+          <w:rFonts w:ascii="Arial" w:cs="Arial" w:eastAsia="Arial" w:hAnsi="Arial"/>
+          <w:color w:val="666666"/>
+          <w:sz w:val="14"/>
+          <w:szCs w:val="14"/>
+        </w:rPr>
+        <w:t xml:space="preserve">).</w:t>
+      </w:r>
+    </w:p>
     <w:p>
       <w:r>
         <w:br w:type="page"/>
@@ -23670,7 +24254,7 @@
             <w:pPr>
               <w:spacing w:after="20" w:before="0"/>
             </w:pPr>
-            <w:hyperlink w:history="1" r:id="rIdhtg1inz0oipogvspnzx0y">
+            <w:hyperlink w:history="1" r:id="rIdkcwfuqubwcezha-r2gf8_">
               <w:r>
                 <w:rPr>
                   <w:rFonts w:ascii="Arial" w:cs="Arial" w:eastAsia="Arial" w:hAnsi="Arial"/>
@@ -23703,7 +24287,7 @@
               <w:spacing w:after="10" w:before="0"/>
               <w:ind w:left="120"/>
             </w:pPr>
-            <w:hyperlink w:history="1" r:id="rIdjkuyddykprgamym-mv2ph">
+            <w:hyperlink w:history="1" r:id="rIduqsorgghhaziargjgdycu">
               <w:r>
                 <w:rPr>
                   <w:rFonts w:ascii="Arial" w:cs="Arial" w:eastAsia="Arial" w:hAnsi="Arial"/>
@@ -23748,7 +24332,7 @@
             <w:pPr>
               <w:spacing w:after="20" w:before="0"/>
             </w:pPr>
-            <w:hyperlink w:history="1" r:id="rIdybbkp3vr0_xn1ez1kq7yz">
+            <w:hyperlink w:history="1" r:id="rIdzd-nx34la2ndwdvwyk9tj">
               <w:r>
                 <w:rPr>
                   <w:rFonts w:ascii="Arial" w:cs="Arial" w:eastAsia="Arial" w:hAnsi="Arial"/>
@@ -23781,7 +24365,7 @@
               <w:spacing w:after="10" w:before="0"/>
               <w:ind w:left="120"/>
             </w:pPr>
-            <w:hyperlink w:history="1" r:id="rId9dmxcdyl2rewqahxwnscp">
+            <w:hyperlink w:history="1" r:id="rIdf04rtocbtezymbuvm4b22">
               <w:r>
                 <w:rPr>
                   <w:rFonts w:ascii="Arial" w:cs="Arial" w:eastAsia="Arial" w:hAnsi="Arial"/>
@@ -23976,7 +24560,7 @@
             <w:pPr>
               <w:spacing w:after="20" w:before="0"/>
             </w:pPr>
-            <w:hyperlink w:history="1" r:id="rIdbfz1htsw--ymkh00vnem1">
+            <w:hyperlink w:history="1" r:id="rId8y13hl23zvgrkudk-yhi9">
               <w:r>
                 <w:rPr>
                   <w:rFonts w:ascii="Arial" w:cs="Arial" w:eastAsia="Arial" w:hAnsi="Arial"/>
@@ -24009,7 +24593,7 @@
               <w:spacing w:after="10" w:before="0"/>
               <w:ind w:left="120"/>
             </w:pPr>
-            <w:hyperlink w:history="1" r:id="rIdqshaxmepuhrlvihwqabuv">
+            <w:hyperlink w:history="1" r:id="rIdd4kl-fq0vn-bwsputvwpj">
               <w:r>
                 <w:rPr>
                   <w:rFonts w:ascii="Arial" w:cs="Arial" w:eastAsia="Arial" w:hAnsi="Arial"/>
@@ -24054,7 +24638,7 @@
             <w:pPr>
               <w:spacing w:after="20" w:before="0"/>
             </w:pPr>
-            <w:hyperlink w:history="1" r:id="rIdln5uqprymk3aktqkhedcv">
+            <w:hyperlink w:history="1" r:id="rIdckfo6yxwqvs-fjyrd2xng">
               <w:r>
                 <w:rPr>
                   <w:rFonts w:ascii="Arial" w:cs="Arial" w:eastAsia="Arial" w:hAnsi="Arial"/>
@@ -24087,7 +24671,7 @@
               <w:spacing w:after="10" w:before="0"/>
               <w:ind w:left="120"/>
             </w:pPr>
-            <w:hyperlink w:history="1" r:id="rIdmhklhclt4ytfyllmw23zc">
+            <w:hyperlink w:history="1" r:id="rIdb3uiig21gly0xrg1-iswq">
               <w:r>
                 <w:rPr>
                   <w:rFonts w:ascii="Arial" w:cs="Arial" w:eastAsia="Arial" w:hAnsi="Arial"/>
@@ -24282,7 +24866,7 @@
             <w:pPr>
               <w:spacing w:after="20" w:before="0"/>
             </w:pPr>
-            <w:hyperlink w:history="1" r:id="rIdgju0yxwwmlf994mhnzuzd">
+            <w:hyperlink w:history="1" r:id="rIdabdyg91d6_5dbnzov3pul">
               <w:r>
                 <w:rPr>
                   <w:rFonts w:ascii="Arial" w:cs="Arial" w:eastAsia="Arial" w:hAnsi="Arial"/>
@@ -24315,7 +24899,7 @@
               <w:spacing w:after="10" w:before="0"/>
               <w:ind w:left="120"/>
             </w:pPr>
-            <w:hyperlink w:history="1" r:id="rIdfjafnihmrmg240z-enoqm">
+            <w:hyperlink w:history="1" r:id="rIdavkrofc9ooutuierrpnrg">
               <w:r>
                 <w:rPr>
                   <w:rFonts w:ascii="Arial" w:cs="Arial" w:eastAsia="Arial" w:hAnsi="Arial"/>
@@ -24360,7 +24944,7 @@
             <w:pPr>
               <w:spacing w:after="20" w:before="0"/>
             </w:pPr>
-            <w:hyperlink w:history="1" r:id="rIdvnc9islmkqtmvqvs9ha3y">
+            <w:hyperlink w:history="1" r:id="rIdjit-k-mejl3hxft0i_iak">
               <w:r>
                 <w:rPr>
                   <w:rFonts w:ascii="Arial" w:cs="Arial" w:eastAsia="Arial" w:hAnsi="Arial"/>
@@ -24393,7 +24977,7 @@
               <w:spacing w:after="10" w:before="0"/>
               <w:ind w:left="120"/>
             </w:pPr>
-            <w:hyperlink w:history="1" r:id="rIdqs_iavocfxmuil0dps0hp">
+            <w:hyperlink w:history="1" r:id="rIder8xcixbtxm1iacc0thsl">
               <w:r>
                 <w:rPr>
                   <w:rFonts w:ascii="Arial" w:cs="Arial" w:eastAsia="Arial" w:hAnsi="Arial"/>
@@ -24588,7 +25172,7 @@
             <w:pPr>
               <w:spacing w:after="20" w:before="0"/>
             </w:pPr>
-            <w:hyperlink w:history="1" r:id="rIdwxe0dvvuk8rz_fnhlekrk">
+            <w:hyperlink w:history="1" r:id="rIdoevgpt2a9201ot3zmsnzm">
               <w:r>
                 <w:rPr>
                   <w:rFonts w:ascii="Arial" w:cs="Arial" w:eastAsia="Arial" w:hAnsi="Arial"/>
@@ -24621,7 +25205,7 @@
               <w:spacing w:after="10" w:before="0"/>
               <w:ind w:left="120"/>
             </w:pPr>
-            <w:hyperlink w:history="1" r:id="rIdxlkemyvz8juwxvlwmurqc">
+            <w:hyperlink w:history="1" r:id="rIdgmisnwhmvgctbqpxu3hro">
               <w:r>
                 <w:rPr>
                   <w:rFonts w:ascii="Arial" w:cs="Arial" w:eastAsia="Arial" w:hAnsi="Arial"/>
@@ -24666,7 +25250,7 @@
             <w:pPr>
               <w:spacing w:after="20" w:before="0"/>
             </w:pPr>
-            <w:hyperlink w:history="1" r:id="rId15crb-rxaccemjiurcea-">
+            <w:hyperlink w:history="1" r:id="rId26seuivxigs48_yhl2ri_">
               <w:r>
                 <w:rPr>
                   <w:rFonts w:ascii="Arial" w:cs="Arial" w:eastAsia="Arial" w:hAnsi="Arial"/>
@@ -24699,7 +25283,7 @@
               <w:spacing w:after="10" w:before="0"/>
               <w:ind w:left="120"/>
             </w:pPr>
-            <w:hyperlink w:history="1" r:id="rIdttsnnaf4gvvtfirfltihb">
+            <w:hyperlink w:history="1" r:id="rId3bawdyoga_ao9nu6pae8j">
               <w:r>
                 <w:rPr>
                   <w:rFonts w:ascii="Arial" w:cs="Arial" w:eastAsia="Arial" w:hAnsi="Arial"/>
@@ -24894,7 +25478,7 @@
             <w:pPr>
               <w:spacing w:after="20" w:before="0"/>
             </w:pPr>
-            <w:hyperlink w:history="1" r:id="rIddkv2opvlllqw3bvlwqeg6">
+            <w:hyperlink w:history="1" r:id="rIdi_fyw5nd0-bydqrkgzj_k">
               <w:r>
                 <w:rPr>
                   <w:rFonts w:ascii="Arial" w:cs="Arial" w:eastAsia="Arial" w:hAnsi="Arial"/>
@@ -24927,7 +25511,7 @@
               <w:spacing w:after="10" w:before="0"/>
               <w:ind w:left="120"/>
             </w:pPr>
-            <w:hyperlink w:history="1" r:id="rIdx1x_3l_qjartugcwrtcm9">
+            <w:hyperlink w:history="1" r:id="rIde0i8tdpcbfjpl-mge3xko">
               <w:r>
                 <w:rPr>
                   <w:rFonts w:ascii="Arial" w:cs="Arial" w:eastAsia="Arial" w:hAnsi="Arial"/>
@@ -24972,7 +25556,7 @@
             <w:pPr>
               <w:spacing w:after="20" w:before="0"/>
             </w:pPr>
-            <w:hyperlink w:history="1" r:id="rId9bnoxwhcwmcdzlflvthkf">
+            <w:hyperlink w:history="1" r:id="rId1yavrdptji9-e_zocatqw">
               <w:r>
                 <w:rPr>
                   <w:rFonts w:ascii="Arial" w:cs="Arial" w:eastAsia="Arial" w:hAnsi="Arial"/>
@@ -25005,7 +25589,7 @@
               <w:spacing w:after="10" w:before="0"/>
               <w:ind w:left="120"/>
             </w:pPr>
-            <w:hyperlink w:history="1" r:id="rId6nmr0_lou-y2md9omdfli">
+            <w:hyperlink w:history="1" r:id="rId0buei-qtkq5glpondxd9p">
               <w:r>
                 <w:rPr>
                   <w:rFonts w:ascii="Arial" w:cs="Arial" w:eastAsia="Arial" w:hAnsi="Arial"/>
@@ -25501,6 +26085,65 @@
         </w:tc>
       </w:tr>
     </w:tbl>
+    <w:p>
+      <w:pPr>
+        <w:pBdr>
+          <w:top w:val="single" w:color="BBBBBB" w:sz="4" w:space="4"/>
+        </w:pBdr>
+        <w:spacing w:after="0" w:before="160"/>
+      </w:pPr>
+      <w:r>
+        <w:rPr>
+          <w:rFonts w:ascii="Arial" w:cs="Arial" w:eastAsia="Arial" w:hAnsi="Arial"/>
+          <w:color w:val="666666"/>
+          <w:sz w:val="14"/>
+          <w:szCs w:val="14"/>
+        </w:rPr>
+        <w:t xml:space="preserve">© 2026 SeaVuria and ARES. Aligned with KICD objectives. Developed by SeaVuria; technical implementation by ARES (with AI assistance from Claude). Licensed under </w:t>
+      </w:r>
+      <w:hyperlink w:history="1" r:id="rId6lmxfhu1xw8lcg_-9r5ho">
+        <w:r>
+          <w:rPr>
+            <w:rFonts w:ascii="Arial" w:cs="Arial" w:eastAsia="Arial" w:hAnsi="Arial"/>
+            <w:color w:val="1F6B75"/>
+            <w:sz w:val="14"/>
+            <w:szCs w:val="14"/>
+            <w:u w:val="single" w:color="1F6B75"/>
+          </w:rPr>
+          <w:t xml:space="preserve">CC BY-NC 4.0</w:t>
+        </w:r>
+      </w:hyperlink>
+      <w:r>
+        <w:rPr>
+          <w:rFonts w:ascii="Arial" w:cs="Arial" w:eastAsia="Arial" w:hAnsi="Arial"/>
+          <w:color w:val="666666"/>
+          <w:sz w:val="14"/>
+          <w:szCs w:val="14"/>
+        </w:rPr>
+        <w:t xml:space="preserve"> (</w:t>
+      </w:r>
+      <w:hyperlink w:history="1" r:id="rIdd7croiednya4ypvnuva_c">
+        <w:r>
+          <w:rPr>
+            <w:rFonts w:ascii="Arial" w:cs="Arial" w:eastAsia="Arial" w:hAnsi="Arial"/>
+            <w:color w:val="1F6B75"/>
+            <w:sz w:val="14"/>
+            <w:szCs w:val="14"/>
+            <w:u w:val="single" w:color="1F6B75"/>
+          </w:rPr>
+          <w:t xml:space="preserve">https://creativecommons.org/licenses/by-nc/4.0/</w:t>
+        </w:r>
+      </w:hyperlink>
+      <w:r>
+        <w:rPr>
+          <w:rFonts w:ascii="Arial" w:cs="Arial" w:eastAsia="Arial" w:hAnsi="Arial"/>
+          <w:color w:val="666666"/>
+          <w:sz w:val="14"/>
+          <w:szCs w:val="14"/>
+        </w:rPr>
+        <w:t xml:space="preserve">).</w:t>
+      </w:r>
+    </w:p>
     <w:p>
       <w:r>
         <w:br w:type="page"/>
@@ -26492,7 +27135,7 @@
             <w:pPr>
               <w:spacing w:after="20" w:before="0"/>
             </w:pPr>
-            <w:hyperlink w:history="1" r:id="rIdafkk2momf5waryudxc2qr">
+            <w:hyperlink w:history="1" r:id="rIdeu_knsykpmamuwzoamq32">
               <w:r>
                 <w:rPr>
                   <w:rFonts w:ascii="Arial" w:cs="Arial" w:eastAsia="Arial" w:hAnsi="Arial"/>
@@ -26525,7 +27168,7 @@
               <w:spacing w:after="10" w:before="0"/>
               <w:ind w:left="120"/>
             </w:pPr>
-            <w:hyperlink w:history="1" r:id="rIdx3arvrhhelaqnkl_1inpu">
+            <w:hyperlink w:history="1" r:id="rIduoayptpevlbonrfzgzhfb">
               <w:r>
                 <w:rPr>
                   <w:rFonts w:ascii="Arial" w:cs="Arial" w:eastAsia="Arial" w:hAnsi="Arial"/>
@@ -26570,7 +27213,7 @@
             <w:pPr>
               <w:spacing w:after="20" w:before="0"/>
             </w:pPr>
-            <w:hyperlink w:history="1" r:id="rIdepirpri-hj4devl_cbk2j">
+            <w:hyperlink w:history="1" r:id="rIdbfctutbgkhk5e9ufgptcp">
               <w:r>
                 <w:rPr>
                   <w:rFonts w:ascii="Arial" w:cs="Arial" w:eastAsia="Arial" w:hAnsi="Arial"/>
@@ -26603,7 +27246,7 @@
               <w:spacing w:after="10" w:before="0"/>
               <w:ind w:left="120"/>
             </w:pPr>
-            <w:hyperlink w:history="1" r:id="rIdmuynoausjj1fysupqguk2">
+            <w:hyperlink w:history="1" r:id="rIdrsmkhwilxrkwd8ynx7skh">
               <w:r>
                 <w:rPr>
                   <w:rFonts w:ascii="Arial" w:cs="Arial" w:eastAsia="Arial" w:hAnsi="Arial"/>
@@ -26798,7 +27441,7 @@
             <w:pPr>
               <w:spacing w:after="20" w:before="0"/>
             </w:pPr>
-            <w:hyperlink w:history="1" r:id="rIdplgu_7il4-d1cjr6as90g">
+            <w:hyperlink w:history="1" r:id="rIdciull282xjmsghard3zzc">
               <w:r>
                 <w:rPr>
                   <w:rFonts w:ascii="Arial" w:cs="Arial" w:eastAsia="Arial" w:hAnsi="Arial"/>
@@ -26831,7 +27474,7 @@
               <w:spacing w:after="10" w:before="0"/>
               <w:ind w:left="120"/>
             </w:pPr>
-            <w:hyperlink w:history="1" r:id="rIdv6gf7bizyc8szknjidpqo">
+            <w:hyperlink w:history="1" r:id="rIdjygflhhe3bsvj9azrxl5v">
               <w:r>
                 <w:rPr>
                   <w:rFonts w:ascii="Arial" w:cs="Arial" w:eastAsia="Arial" w:hAnsi="Arial"/>
@@ -26876,7 +27519,7 @@
             <w:pPr>
               <w:spacing w:after="20" w:before="0"/>
             </w:pPr>
-            <w:hyperlink w:history="1" r:id="rId18_-bfizkppnprk7qp6al">
+            <w:hyperlink w:history="1" r:id="rId1a9cuanp5fy4_dablqinx">
               <w:r>
                 <w:rPr>
                   <w:rFonts w:ascii="Arial" w:cs="Arial" w:eastAsia="Arial" w:hAnsi="Arial"/>
@@ -26909,7 +27552,7 @@
               <w:spacing w:after="10" w:before="0"/>
               <w:ind w:left="120"/>
             </w:pPr>
-            <w:hyperlink w:history="1" r:id="rId6jsze2laukebsb4ocej7n">
+            <w:hyperlink w:history="1" r:id="rIdg3vh3l9g98oez7jfucaf_">
               <w:r>
                 <w:rPr>
                   <w:rFonts w:ascii="Arial" w:cs="Arial" w:eastAsia="Arial" w:hAnsi="Arial"/>
@@ -27104,7 +27747,7 @@
             <w:pPr>
               <w:spacing w:after="20" w:before="0"/>
             </w:pPr>
-            <w:hyperlink w:history="1" r:id="rIdlwtvnemox4d17slbggvqb">
+            <w:hyperlink w:history="1" r:id="rId5qivax_id_tsig6smk3ff">
               <w:r>
                 <w:rPr>
                   <w:rFonts w:ascii="Arial" w:cs="Arial" w:eastAsia="Arial" w:hAnsi="Arial"/>
@@ -27137,7 +27780,7 @@
               <w:spacing w:after="10" w:before="0"/>
               <w:ind w:left="120"/>
             </w:pPr>
-            <w:hyperlink w:history="1" r:id="rIdzvtmje99xmfbal2_qvzil">
+            <w:hyperlink w:history="1" r:id="rIdtyn4ypvpdmuhd2ldf-iox">
               <w:r>
                 <w:rPr>
                   <w:rFonts w:ascii="Arial" w:cs="Arial" w:eastAsia="Arial" w:hAnsi="Arial"/>
@@ -27182,7 +27825,7 @@
             <w:pPr>
               <w:spacing w:after="20" w:before="0"/>
             </w:pPr>
-            <w:hyperlink w:history="1" r:id="rIdsqz2ueiylksjquqz5ialm">
+            <w:hyperlink w:history="1" r:id="rIdkllqhbyyn_fbiq3oqwtaz">
               <w:r>
                 <w:rPr>
                   <w:rFonts w:ascii="Arial" w:cs="Arial" w:eastAsia="Arial" w:hAnsi="Arial"/>
@@ -27215,7 +27858,7 @@
               <w:spacing w:after="10" w:before="0"/>
               <w:ind w:left="120"/>
             </w:pPr>
-            <w:hyperlink w:history="1" r:id="rIdksgmc2ab7ph06sgcem2vy">
+            <w:hyperlink w:history="1" r:id="rId2rt7zqvyzxv-_byveyrvw">
               <w:r>
                 <w:rPr>
                   <w:rFonts w:ascii="Arial" w:cs="Arial" w:eastAsia="Arial" w:hAnsi="Arial"/>
@@ -27410,7 +28053,7 @@
             <w:pPr>
               <w:spacing w:after="20" w:before="0"/>
             </w:pPr>
-            <w:hyperlink w:history="1" r:id="rIdilsgshncb4__ejix7_tu3">
+            <w:hyperlink w:history="1" r:id="rIddhaasi0qxc_vxtmh5jis5">
               <w:r>
                 <w:rPr>
                   <w:rFonts w:ascii="Arial" w:cs="Arial" w:eastAsia="Arial" w:hAnsi="Arial"/>
@@ -27443,7 +28086,7 @@
               <w:spacing w:after="10" w:before="0"/>
               <w:ind w:left="120"/>
             </w:pPr>
-            <w:hyperlink w:history="1" r:id="rIdcjlawede2knrcgdnxtg4b">
+            <w:hyperlink w:history="1" r:id="rIdb3zrwfyngub5shs6ec4ar">
               <w:r>
                 <w:rPr>
                   <w:rFonts w:ascii="Arial" w:cs="Arial" w:eastAsia="Arial" w:hAnsi="Arial"/>
@@ -27488,7 +28131,7 @@
             <w:pPr>
               <w:spacing w:after="20" w:before="0"/>
             </w:pPr>
-            <w:hyperlink w:history="1" r:id="rIdebv_quabze0p0aa_8ejpm">
+            <w:hyperlink w:history="1" r:id="rIdfxmxcimqz1ilmyftwwzhl">
               <w:r>
                 <w:rPr>
                   <w:rFonts w:ascii="Arial" w:cs="Arial" w:eastAsia="Arial" w:hAnsi="Arial"/>
@@ -27521,7 +28164,7 @@
               <w:spacing w:after="10" w:before="0"/>
               <w:ind w:left="120"/>
             </w:pPr>
-            <w:hyperlink w:history="1" r:id="rId5ppn4pzhv9xbp5hwnazgz">
+            <w:hyperlink w:history="1" r:id="rIdfpr0czl64vhkk6vwqdld1">
               <w:r>
                 <w:rPr>
                   <w:rFonts w:ascii="Arial" w:cs="Arial" w:eastAsia="Arial" w:hAnsi="Arial"/>
@@ -27716,7 +28359,7 @@
             <w:pPr>
               <w:spacing w:after="20" w:before="0"/>
             </w:pPr>
-            <w:hyperlink w:history="1" r:id="rIduj0cyiuninvgbp92vffp0">
+            <w:hyperlink w:history="1" r:id="rIde2aq50wkk_dpgg3vuqrlm">
               <w:r>
                 <w:rPr>
                   <w:rFonts w:ascii="Arial" w:cs="Arial" w:eastAsia="Arial" w:hAnsi="Arial"/>
@@ -27749,7 +28392,7 @@
               <w:spacing w:after="10" w:before="0"/>
               <w:ind w:left="120"/>
             </w:pPr>
-            <w:hyperlink w:history="1" r:id="rIdtqr7qshdx7f_mihlwo0u5">
+            <w:hyperlink w:history="1" r:id="rIdjqqij3mndt5_yb1bgek-c">
               <w:r>
                 <w:rPr>
                   <w:rFonts w:ascii="Arial" w:cs="Arial" w:eastAsia="Arial" w:hAnsi="Arial"/>
@@ -27794,7 +28437,7 @@
             <w:pPr>
               <w:spacing w:after="20" w:before="0"/>
             </w:pPr>
-            <w:hyperlink w:history="1" r:id="rIdtwxr-gjbqm-qj-xd7svw5">
+            <w:hyperlink w:history="1" r:id="rIdqox4exbpw4ihj--sif1ft">
               <w:r>
                 <w:rPr>
                   <w:rFonts w:ascii="Arial" w:cs="Arial" w:eastAsia="Arial" w:hAnsi="Arial"/>
@@ -27827,7 +28470,7 @@
               <w:spacing w:after="10" w:before="0"/>
               <w:ind w:left="120"/>
             </w:pPr>
-            <w:hyperlink w:history="1" r:id="rIdbws9lsxdyhi97c2q38gvy">
+            <w:hyperlink w:history="1" r:id="rIdleciuqdrylfeb2dcrauk0">
               <w:r>
                 <w:rPr>
                   <w:rFonts w:ascii="Arial" w:cs="Arial" w:eastAsia="Arial" w:hAnsi="Arial"/>
@@ -28323,6 +28966,65 @@
         </w:tc>
       </w:tr>
     </w:tbl>
+    <w:p>
+      <w:pPr>
+        <w:pBdr>
+          <w:top w:val="single" w:color="BBBBBB" w:sz="4" w:space="4"/>
+        </w:pBdr>
+        <w:spacing w:after="0" w:before="160"/>
+      </w:pPr>
+      <w:r>
+        <w:rPr>
+          <w:rFonts w:ascii="Arial" w:cs="Arial" w:eastAsia="Arial" w:hAnsi="Arial"/>
+          <w:color w:val="666666"/>
+          <w:sz w:val="14"/>
+          <w:szCs w:val="14"/>
+        </w:rPr>
+        <w:t xml:space="preserve">© 2026 SeaVuria and ARES. Aligned with KICD objectives. Developed by SeaVuria; technical implementation by ARES (with AI assistance from Claude). Licensed under </w:t>
+      </w:r>
+      <w:hyperlink w:history="1" r:id="rIdrecifisq04zi1awcunmc8">
+        <w:r>
+          <w:rPr>
+            <w:rFonts w:ascii="Arial" w:cs="Arial" w:eastAsia="Arial" w:hAnsi="Arial"/>
+            <w:color w:val="1F6B75"/>
+            <w:sz w:val="14"/>
+            <w:szCs w:val="14"/>
+            <w:u w:val="single" w:color="1F6B75"/>
+          </w:rPr>
+          <w:t xml:space="preserve">CC BY-NC 4.0</w:t>
+        </w:r>
+      </w:hyperlink>
+      <w:r>
+        <w:rPr>
+          <w:rFonts w:ascii="Arial" w:cs="Arial" w:eastAsia="Arial" w:hAnsi="Arial"/>
+          <w:color w:val="666666"/>
+          <w:sz w:val="14"/>
+          <w:szCs w:val="14"/>
+        </w:rPr>
+        <w:t xml:space="preserve"> (</w:t>
+      </w:r>
+      <w:hyperlink w:history="1" r:id="rId7nxxnm8fwsr2xllhcjheh">
+        <w:r>
+          <w:rPr>
+            <w:rFonts w:ascii="Arial" w:cs="Arial" w:eastAsia="Arial" w:hAnsi="Arial"/>
+            <w:color w:val="1F6B75"/>
+            <w:sz w:val="14"/>
+            <w:szCs w:val="14"/>
+            <w:u w:val="single" w:color="1F6B75"/>
+          </w:rPr>
+          <w:t xml:space="preserve">https://creativecommons.org/licenses/by-nc/4.0/</w:t>
+        </w:r>
+      </w:hyperlink>
+      <w:r>
+        <w:rPr>
+          <w:rFonts w:ascii="Arial" w:cs="Arial" w:eastAsia="Arial" w:hAnsi="Arial"/>
+          <w:color w:val="666666"/>
+          <w:sz w:val="14"/>
+          <w:szCs w:val="14"/>
+        </w:rPr>
+        <w:t xml:space="preserve">).</w:t>
+      </w:r>
+    </w:p>
     <w:p>
       <w:r>
         <w:br w:type="page"/>
@@ -29314,7 +30016,7 @@
             <w:pPr>
               <w:spacing w:after="20" w:before="0"/>
             </w:pPr>
-            <w:hyperlink w:history="1" r:id="rId266zspsfqlhvbm_nppz0z">
+            <w:hyperlink w:history="1" r:id="rIdpjvmllo7clmr0hxpsydmr">
               <w:r>
                 <w:rPr>
                   <w:rFonts w:ascii="Arial" w:cs="Arial" w:eastAsia="Arial" w:hAnsi="Arial"/>
@@ -29347,7 +30049,7 @@
               <w:spacing w:after="10" w:before="0"/>
               <w:ind w:left="120"/>
             </w:pPr>
-            <w:hyperlink w:history="1" r:id="rIde_z3rmbgb7grc1dwyrxzx">
+            <w:hyperlink w:history="1" r:id="rIdekqtxlixmyjwdprjech-2">
               <w:r>
                 <w:rPr>
                   <w:rFonts w:ascii="Arial" w:cs="Arial" w:eastAsia="Arial" w:hAnsi="Arial"/>
@@ -29392,7 +30094,7 @@
             <w:pPr>
               <w:spacing w:after="20" w:before="0"/>
             </w:pPr>
-            <w:hyperlink w:history="1" r:id="rId76fxl1ut5t0tnqzjynrzp">
+            <w:hyperlink w:history="1" r:id="rIdqurtfyqi4ycffp9mitewc">
               <w:r>
                 <w:rPr>
                   <w:rFonts w:ascii="Arial" w:cs="Arial" w:eastAsia="Arial" w:hAnsi="Arial"/>
@@ -29425,7 +30127,7 @@
               <w:spacing w:after="10" w:before="0"/>
               <w:ind w:left="120"/>
             </w:pPr>
-            <w:hyperlink w:history="1" r:id="rId2dnrcyl7by2ewebokaxfi">
+            <w:hyperlink w:history="1" r:id="rIdsdtpajmw-qkyuc1gix1sr">
               <w:r>
                 <w:rPr>
                   <w:rFonts w:ascii="Arial" w:cs="Arial" w:eastAsia="Arial" w:hAnsi="Arial"/>
@@ -29620,7 +30322,7 @@
             <w:pPr>
               <w:spacing w:after="20" w:before="0"/>
             </w:pPr>
-            <w:hyperlink w:history="1" r:id="rIdlxsjydnijgr7vvdaaelw-">
+            <w:hyperlink w:history="1" r:id="rIdcgd3oufrfs5bcjvfnipoq">
               <w:r>
                 <w:rPr>
                   <w:rFonts w:ascii="Arial" w:cs="Arial" w:eastAsia="Arial" w:hAnsi="Arial"/>
@@ -29653,7 +30355,7 @@
               <w:spacing w:after="10" w:before="0"/>
               <w:ind w:left="120"/>
             </w:pPr>
-            <w:hyperlink w:history="1" r:id="rIdktt6mzthkbtcfp8-1kqqa">
+            <w:hyperlink w:history="1" r:id="rIdhzcusj2ynr64nhucnnxwl">
               <w:r>
                 <w:rPr>
                   <w:rFonts w:ascii="Arial" w:cs="Arial" w:eastAsia="Arial" w:hAnsi="Arial"/>
@@ -29698,7 +30400,7 @@
             <w:pPr>
               <w:spacing w:after="20" w:before="0"/>
             </w:pPr>
-            <w:hyperlink w:history="1" r:id="rIdpgzjfxb97onzfud6pirej">
+            <w:hyperlink w:history="1" r:id="rIdm4wf9guxrwdk9w_t1pdc7">
               <w:r>
                 <w:rPr>
                   <w:rFonts w:ascii="Arial" w:cs="Arial" w:eastAsia="Arial" w:hAnsi="Arial"/>
@@ -29731,7 +30433,7 @@
               <w:spacing w:after="10" w:before="0"/>
               <w:ind w:left="120"/>
             </w:pPr>
-            <w:hyperlink w:history="1" r:id="rId368mx_fvnib8dy0n1j79d">
+            <w:hyperlink w:history="1" r:id="rId040lek72lq2jrld9qkmap">
               <w:r>
                 <w:rPr>
                   <w:rFonts w:ascii="Arial" w:cs="Arial" w:eastAsia="Arial" w:hAnsi="Arial"/>
@@ -29926,7 +30628,7 @@
             <w:pPr>
               <w:spacing w:after="20" w:before="0"/>
             </w:pPr>
-            <w:hyperlink w:history="1" r:id="rIdy5zibjafgllizu9hjzj46">
+            <w:hyperlink w:history="1" r:id="rIdlbhryamss3ctb1jar1hv9">
               <w:r>
                 <w:rPr>
                   <w:rFonts w:ascii="Arial" w:cs="Arial" w:eastAsia="Arial" w:hAnsi="Arial"/>
@@ -29959,7 +30661,7 @@
               <w:spacing w:after="10" w:before="0"/>
               <w:ind w:left="120"/>
             </w:pPr>
-            <w:hyperlink w:history="1" r:id="rIdaug6z7naolkws8rc1unab">
+            <w:hyperlink w:history="1" r:id="rIdxdgwleuskuy5qikoo6brs">
               <w:r>
                 <w:rPr>
                   <w:rFonts w:ascii="Arial" w:cs="Arial" w:eastAsia="Arial" w:hAnsi="Arial"/>
@@ -30004,7 +30706,7 @@
             <w:pPr>
               <w:spacing w:after="20" w:before="0"/>
             </w:pPr>
-            <w:hyperlink w:history="1" r:id="rIdpxrw2bttrqsfy_ldifyqv">
+            <w:hyperlink w:history="1" r:id="rId9bl0eezxpxcxtryyrg2zx">
               <w:r>
                 <w:rPr>
                   <w:rFonts w:ascii="Arial" w:cs="Arial" w:eastAsia="Arial" w:hAnsi="Arial"/>
@@ -30037,7 +30739,7 @@
               <w:spacing w:after="10" w:before="0"/>
               <w:ind w:left="120"/>
             </w:pPr>
-            <w:hyperlink w:history="1" r:id="rId6rljwsw4etp_vre0rkwrq">
+            <w:hyperlink w:history="1" r:id="rIdudgqutqpclpgr61op9c9i">
               <w:r>
                 <w:rPr>
                   <w:rFonts w:ascii="Arial" w:cs="Arial" w:eastAsia="Arial" w:hAnsi="Arial"/>
@@ -30232,7 +30934,7 @@
             <w:pPr>
               <w:spacing w:after="20" w:before="0"/>
             </w:pPr>
-            <w:hyperlink w:history="1" r:id="rIdbgncuopvynojxytwldxeg">
+            <w:hyperlink w:history="1" r:id="rIdaell3ykuu9quyyhzn3xob">
               <w:r>
                 <w:rPr>
                   <w:rFonts w:ascii="Arial" w:cs="Arial" w:eastAsia="Arial" w:hAnsi="Arial"/>
@@ -30265,7 +30967,7 @@
               <w:spacing w:after="10" w:before="0"/>
               <w:ind w:left="120"/>
             </w:pPr>
-            <w:hyperlink w:history="1" r:id="rIdvtcoxuqyrsifqe3yxrgsl">
+            <w:hyperlink w:history="1" r:id="rIduqpwlkiz_bgfhhn1k0ci4">
               <w:r>
                 <w:rPr>
                   <w:rFonts w:ascii="Arial" w:cs="Arial" w:eastAsia="Arial" w:hAnsi="Arial"/>
@@ -30310,7 +31012,7 @@
             <w:pPr>
               <w:spacing w:after="20" w:before="0"/>
             </w:pPr>
-            <w:hyperlink w:history="1" r:id="rIdp4oqff_znrhqj2bgrztp1">
+            <w:hyperlink w:history="1" r:id="rIdoxfjc4kbcjvyhdymajqnc">
               <w:r>
                 <w:rPr>
                   <w:rFonts w:ascii="Arial" w:cs="Arial" w:eastAsia="Arial" w:hAnsi="Arial"/>
@@ -30343,7 +31045,7 @@
               <w:spacing w:after="10" w:before="0"/>
               <w:ind w:left="120"/>
             </w:pPr>
-            <w:hyperlink w:history="1" r:id="rIdyywfify0sf5gxtao-m4wy">
+            <w:hyperlink w:history="1" r:id="rIdawwec717qjgscceyb2smb">
               <w:r>
                 <w:rPr>
                   <w:rFonts w:ascii="Arial" w:cs="Arial" w:eastAsia="Arial" w:hAnsi="Arial"/>
@@ -30538,7 +31240,7 @@
             <w:pPr>
               <w:spacing w:after="20" w:before="0"/>
             </w:pPr>
-            <w:hyperlink w:history="1" r:id="rIdsa3qg2rv8bdkmix5s4ptj">
+            <w:hyperlink w:history="1" r:id="rIdy4xk1vfhfmbdedhdwp8t3">
               <w:r>
                 <w:rPr>
                   <w:rFonts w:ascii="Arial" w:cs="Arial" w:eastAsia="Arial" w:hAnsi="Arial"/>
@@ -30571,7 +31273,7 @@
               <w:spacing w:after="10" w:before="0"/>
               <w:ind w:left="120"/>
             </w:pPr>
-            <w:hyperlink w:history="1" r:id="rIdwxuutl7rjnwlsnocyzw8n">
+            <w:hyperlink w:history="1" r:id="rIdahajnkh8jjiyx2m4bmk5z">
               <w:r>
                 <w:rPr>
                   <w:rFonts w:ascii="Arial" w:cs="Arial" w:eastAsia="Arial" w:hAnsi="Arial"/>
@@ -30616,7 +31318,7 @@
             <w:pPr>
               <w:spacing w:after="20" w:before="0"/>
             </w:pPr>
-            <w:hyperlink w:history="1" r:id="rIdx4mimsxpoyfegb3zi6vlh">
+            <w:hyperlink w:history="1" r:id="rIdjwnu0d2eyqm1sqnbs-axr">
               <w:r>
                 <w:rPr>
                   <w:rFonts w:ascii="Arial" w:cs="Arial" w:eastAsia="Arial" w:hAnsi="Arial"/>
@@ -30649,7 +31351,7 @@
               <w:spacing w:after="10" w:before="0"/>
               <w:ind w:left="120"/>
             </w:pPr>
-            <w:hyperlink w:history="1" r:id="rIdtzejb4kc5uhx2l0mhohze">
+            <w:hyperlink w:history="1" r:id="rIdccgrpgerbyurlxjpmrzzv">
               <w:r>
                 <w:rPr>
                   <w:rFonts w:ascii="Arial" w:cs="Arial" w:eastAsia="Arial" w:hAnsi="Arial"/>
@@ -31145,6 +31847,65 @@
         </w:tc>
       </w:tr>
     </w:tbl>
+    <w:p>
+      <w:pPr>
+        <w:pBdr>
+          <w:top w:val="single" w:color="BBBBBB" w:sz="4" w:space="4"/>
+        </w:pBdr>
+        <w:spacing w:after="0" w:before="160"/>
+      </w:pPr>
+      <w:r>
+        <w:rPr>
+          <w:rFonts w:ascii="Arial" w:cs="Arial" w:eastAsia="Arial" w:hAnsi="Arial"/>
+          <w:color w:val="666666"/>
+          <w:sz w:val="14"/>
+          <w:szCs w:val="14"/>
+        </w:rPr>
+        <w:t xml:space="preserve">© 2026 SeaVuria and ARES. Aligned with KICD objectives. Developed by SeaVuria; technical implementation by ARES (with AI assistance from Claude). Licensed under </w:t>
+      </w:r>
+      <w:hyperlink w:history="1" r:id="rIdt83xpbabetnnzkpy-gihz">
+        <w:r>
+          <w:rPr>
+            <w:rFonts w:ascii="Arial" w:cs="Arial" w:eastAsia="Arial" w:hAnsi="Arial"/>
+            <w:color w:val="1F6B75"/>
+            <w:sz w:val="14"/>
+            <w:szCs w:val="14"/>
+            <w:u w:val="single" w:color="1F6B75"/>
+          </w:rPr>
+          <w:t xml:space="preserve">CC BY-NC 4.0</w:t>
+        </w:r>
+      </w:hyperlink>
+      <w:r>
+        <w:rPr>
+          <w:rFonts w:ascii="Arial" w:cs="Arial" w:eastAsia="Arial" w:hAnsi="Arial"/>
+          <w:color w:val="666666"/>
+          <w:sz w:val="14"/>
+          <w:szCs w:val="14"/>
+        </w:rPr>
+        <w:t xml:space="preserve"> (</w:t>
+      </w:r>
+      <w:hyperlink w:history="1" r:id="rIdkago6tryuh2_bu37cpxbu">
+        <w:r>
+          <w:rPr>
+            <w:rFonts w:ascii="Arial" w:cs="Arial" w:eastAsia="Arial" w:hAnsi="Arial"/>
+            <w:color w:val="1F6B75"/>
+            <w:sz w:val="14"/>
+            <w:szCs w:val="14"/>
+            <w:u w:val="single" w:color="1F6B75"/>
+          </w:rPr>
+          <w:t xml:space="preserve">https://creativecommons.org/licenses/by-nc/4.0/</w:t>
+        </w:r>
+      </w:hyperlink>
+      <w:r>
+        <w:rPr>
+          <w:rFonts w:ascii="Arial" w:cs="Arial" w:eastAsia="Arial" w:hAnsi="Arial"/>
+          <w:color w:val="666666"/>
+          <w:sz w:val="14"/>
+          <w:szCs w:val="14"/>
+        </w:rPr>
+        <w:t xml:space="preserve">).</w:t>
+      </w:r>
+    </w:p>
     <w:p>
       <w:r>
         <w:br w:type="page"/>
@@ -32136,7 +32897,7 @@
             <w:pPr>
               <w:spacing w:after="20" w:before="0"/>
             </w:pPr>
-            <w:hyperlink w:history="1" r:id="rIdd1mkgj-gylriltvdbv15s">
+            <w:hyperlink w:history="1" r:id="rIdrkteqrw4wdozivcshs010">
               <w:r>
                 <w:rPr>
                   <w:rFonts w:ascii="Arial" w:cs="Arial" w:eastAsia="Arial" w:hAnsi="Arial"/>
@@ -32169,7 +32930,7 @@
               <w:spacing w:after="10" w:before="0"/>
               <w:ind w:left="120"/>
             </w:pPr>
-            <w:hyperlink w:history="1" r:id="rIdms9s1pu5gfh_wxzquw2fi">
+            <w:hyperlink w:history="1" r:id="rIdplpajkhhecz7vqhxlreag">
               <w:r>
                 <w:rPr>
                   <w:rFonts w:ascii="Arial" w:cs="Arial" w:eastAsia="Arial" w:hAnsi="Arial"/>
@@ -32214,7 +32975,7 @@
             <w:pPr>
               <w:spacing w:after="20" w:before="0"/>
             </w:pPr>
-            <w:hyperlink w:history="1" r:id="rIdoxq_9tw5vigi26aytsrop">
+            <w:hyperlink w:history="1" r:id="rIdbxkfpjwpq7fgadnsvqic9">
               <w:r>
                 <w:rPr>
                   <w:rFonts w:ascii="Arial" w:cs="Arial" w:eastAsia="Arial" w:hAnsi="Arial"/>
@@ -32247,7 +33008,7 @@
               <w:spacing w:after="10" w:before="0"/>
               <w:ind w:left="120"/>
             </w:pPr>
-            <w:hyperlink w:history="1" r:id="rId7flfw7oq9dx92z6iqnrkr">
+            <w:hyperlink w:history="1" r:id="rIddzkwhgakvm1g4k_yu-itt">
               <w:r>
                 <w:rPr>
                   <w:rFonts w:ascii="Arial" w:cs="Arial" w:eastAsia="Arial" w:hAnsi="Arial"/>
@@ -32442,7 +33203,7 @@
             <w:pPr>
               <w:spacing w:after="20" w:before="0"/>
             </w:pPr>
-            <w:hyperlink w:history="1" r:id="rIdphznj7r9l9uw-burs_ex2">
+            <w:hyperlink w:history="1" r:id="rIdlwmopb8trim6ps0bbvzfd">
               <w:r>
                 <w:rPr>
                   <w:rFonts w:ascii="Arial" w:cs="Arial" w:eastAsia="Arial" w:hAnsi="Arial"/>
@@ -32475,7 +33236,7 @@
               <w:spacing w:after="10" w:before="0"/>
               <w:ind w:left="120"/>
             </w:pPr>
-            <w:hyperlink w:history="1" r:id="rIdgelgadwxhal8feydtligf">
+            <w:hyperlink w:history="1" r:id="rIdleri5scbqeqxorbdcezbd">
               <w:r>
                 <w:rPr>
                   <w:rFonts w:ascii="Arial" w:cs="Arial" w:eastAsia="Arial" w:hAnsi="Arial"/>
@@ -32520,7 +33281,7 @@
             <w:pPr>
               <w:spacing w:after="20" w:before="0"/>
             </w:pPr>
-            <w:hyperlink w:history="1" r:id="rIdotzoapaiz_vb5wilrth-t">
+            <w:hyperlink w:history="1" r:id="rIdxmyibmeaogqvuapt73ayx">
               <w:r>
                 <w:rPr>
                   <w:rFonts w:ascii="Arial" w:cs="Arial" w:eastAsia="Arial" w:hAnsi="Arial"/>
@@ -32553,7 +33314,7 @@
               <w:spacing w:after="10" w:before="0"/>
               <w:ind w:left="120"/>
             </w:pPr>
-            <w:hyperlink w:history="1" r:id="rIdmfd4wogeqrdegjwajobtd">
+            <w:hyperlink w:history="1" r:id="rIds-k6-jncciixzhyzggbvb">
               <w:r>
                 <w:rPr>
                   <w:rFonts w:ascii="Arial" w:cs="Arial" w:eastAsia="Arial" w:hAnsi="Arial"/>
@@ -32748,7 +33509,7 @@
             <w:pPr>
               <w:spacing w:after="20" w:before="0"/>
             </w:pPr>
-            <w:hyperlink w:history="1" r:id="rIdz-74lellwsllfe4wqx7m6">
+            <w:hyperlink w:history="1" r:id="rIdliatewqkd9afo_ul8-i_c">
               <w:r>
                 <w:rPr>
                   <w:rFonts w:ascii="Arial" w:cs="Arial" w:eastAsia="Arial" w:hAnsi="Arial"/>
@@ -32781,7 +33542,7 @@
               <w:spacing w:after="10" w:before="0"/>
               <w:ind w:left="120"/>
             </w:pPr>
-            <w:hyperlink w:history="1" r:id="rIdvlyk8xaghn2y8b-kwuwbh">
+            <w:hyperlink w:history="1" r:id="rIdjjexaxijnlzvwbj07r2jy">
               <w:r>
                 <w:rPr>
                   <w:rFonts w:ascii="Arial" w:cs="Arial" w:eastAsia="Arial" w:hAnsi="Arial"/>
@@ -32826,7 +33587,7 @@
             <w:pPr>
               <w:spacing w:after="20" w:before="0"/>
             </w:pPr>
-            <w:hyperlink w:history="1" r:id="rIdrk2fkshogx5ttjp5gyvi8">
+            <w:hyperlink w:history="1" r:id="rId3xr7rl7azgxcczze49yej">
               <w:r>
                 <w:rPr>
                   <w:rFonts w:ascii="Arial" w:cs="Arial" w:eastAsia="Arial" w:hAnsi="Arial"/>
@@ -32859,7 +33620,7 @@
               <w:spacing w:after="10" w:before="0"/>
               <w:ind w:left="120"/>
             </w:pPr>
-            <w:hyperlink w:history="1" r:id="rId7vsfs-eqozryzg0nzznop">
+            <w:hyperlink w:history="1" r:id="rIdvrjhsggd5fysruxtos9vh">
               <w:r>
                 <w:rPr>
                   <w:rFonts w:ascii="Arial" w:cs="Arial" w:eastAsia="Arial" w:hAnsi="Arial"/>
@@ -33054,7 +33815,7 @@
             <w:pPr>
               <w:spacing w:after="20" w:before="0"/>
             </w:pPr>
-            <w:hyperlink w:history="1" r:id="rIdsfejz9sybjr1co9wr3osd">
+            <w:hyperlink w:history="1" r:id="rId7du4rsxpupregmlteggbn">
               <w:r>
                 <w:rPr>
                   <w:rFonts w:ascii="Arial" w:cs="Arial" w:eastAsia="Arial" w:hAnsi="Arial"/>
@@ -33087,7 +33848,7 @@
               <w:spacing w:after="10" w:before="0"/>
               <w:ind w:left="120"/>
             </w:pPr>
-            <w:hyperlink w:history="1" r:id="rIdg3xckdrbbimri4wxbsoxl">
+            <w:hyperlink w:history="1" r:id="rId4fsk2k9botrbf9jpw53v4">
               <w:r>
                 <w:rPr>
                   <w:rFonts w:ascii="Arial" w:cs="Arial" w:eastAsia="Arial" w:hAnsi="Arial"/>
@@ -33132,7 +33893,7 @@
             <w:pPr>
               <w:spacing w:after="20" w:before="0"/>
             </w:pPr>
-            <w:hyperlink w:history="1" r:id="rId-mprvsaz0r8iuvwtdsjf5">
+            <w:hyperlink w:history="1" r:id="rId14hq-bxayczdqf6emsytc">
               <w:r>
                 <w:rPr>
                   <w:rFonts w:ascii="Arial" w:cs="Arial" w:eastAsia="Arial" w:hAnsi="Arial"/>
@@ -33165,7 +33926,7 @@
               <w:spacing w:after="10" w:before="0"/>
               <w:ind w:left="120"/>
             </w:pPr>
-            <w:hyperlink w:history="1" r:id="rIdfa3kkxp-egvnyizjp7gzw">
+            <w:hyperlink w:history="1" r:id="rIdzbvcnucletamsduwusfdw">
               <w:r>
                 <w:rPr>
                   <w:rFonts w:ascii="Arial" w:cs="Arial" w:eastAsia="Arial" w:hAnsi="Arial"/>
@@ -33360,7 +34121,7 @@
             <w:pPr>
               <w:spacing w:after="20" w:before="0"/>
             </w:pPr>
-            <w:hyperlink w:history="1" r:id="rIdyodzhj3h2iil8i5irncmf">
+            <w:hyperlink w:history="1" r:id="rIdsrqdlcth78hejbfo1qirr">
               <w:r>
                 <w:rPr>
                   <w:rFonts w:ascii="Arial" w:cs="Arial" w:eastAsia="Arial" w:hAnsi="Arial"/>
@@ -33393,7 +34154,7 @@
               <w:spacing w:after="10" w:before="0"/>
               <w:ind w:left="120"/>
             </w:pPr>
-            <w:hyperlink w:history="1" r:id="rIdocvj4lmosoykskdvl_cee">
+            <w:hyperlink w:history="1" r:id="rIdvc4q8xfyyqbotpbqlril8">
               <w:r>
                 <w:rPr>
                   <w:rFonts w:ascii="Arial" w:cs="Arial" w:eastAsia="Arial" w:hAnsi="Arial"/>
@@ -33438,7 +34199,7 @@
             <w:pPr>
               <w:spacing w:after="20" w:before="0"/>
             </w:pPr>
-            <w:hyperlink w:history="1" r:id="rIdvtrzgesjj7ekislwxoo6c">
+            <w:hyperlink w:history="1" r:id="rIdwji3r1yx3vkxhlncsssc3">
               <w:r>
                 <w:rPr>
                   <w:rFonts w:ascii="Arial" w:cs="Arial" w:eastAsia="Arial" w:hAnsi="Arial"/>
@@ -33471,7 +34232,7 @@
               <w:spacing w:after="10" w:before="0"/>
               <w:ind w:left="120"/>
             </w:pPr>
-            <w:hyperlink w:history="1" r:id="rIdw6vyit_37unxmpy7j7mpb">
+            <w:hyperlink w:history="1" r:id="rIdepi8wlffrgqluz_vx_cgx">
               <w:r>
                 <w:rPr>
                   <w:rFonts w:ascii="Arial" w:cs="Arial" w:eastAsia="Arial" w:hAnsi="Arial"/>
@@ -33967,6 +34728,65 @@
         </w:tc>
       </w:tr>
     </w:tbl>
+    <w:p>
+      <w:pPr>
+        <w:pBdr>
+          <w:top w:val="single" w:color="BBBBBB" w:sz="4" w:space="4"/>
+        </w:pBdr>
+        <w:spacing w:after="0" w:before="160"/>
+      </w:pPr>
+      <w:r>
+        <w:rPr>
+          <w:rFonts w:ascii="Arial" w:cs="Arial" w:eastAsia="Arial" w:hAnsi="Arial"/>
+          <w:color w:val="666666"/>
+          <w:sz w:val="14"/>
+          <w:szCs w:val="14"/>
+        </w:rPr>
+        <w:t xml:space="preserve">© 2026 SeaVuria and ARES. Aligned with KICD objectives. Developed by SeaVuria; technical implementation by ARES (with AI assistance from Claude). Licensed under </w:t>
+      </w:r>
+      <w:hyperlink w:history="1" r:id="rIdcj9k5lbuzbrxzun9loy3d">
+        <w:r>
+          <w:rPr>
+            <w:rFonts w:ascii="Arial" w:cs="Arial" w:eastAsia="Arial" w:hAnsi="Arial"/>
+            <w:color w:val="1F6B75"/>
+            <w:sz w:val="14"/>
+            <w:szCs w:val="14"/>
+            <w:u w:val="single" w:color="1F6B75"/>
+          </w:rPr>
+          <w:t xml:space="preserve">CC BY-NC 4.0</w:t>
+        </w:r>
+      </w:hyperlink>
+      <w:r>
+        <w:rPr>
+          <w:rFonts w:ascii="Arial" w:cs="Arial" w:eastAsia="Arial" w:hAnsi="Arial"/>
+          <w:color w:val="666666"/>
+          <w:sz w:val="14"/>
+          <w:szCs w:val="14"/>
+        </w:rPr>
+        <w:t xml:space="preserve"> (</w:t>
+      </w:r>
+      <w:hyperlink w:history="1" r:id="rIdgupvnxgilirorucwn4hzy">
+        <w:r>
+          <w:rPr>
+            <w:rFonts w:ascii="Arial" w:cs="Arial" w:eastAsia="Arial" w:hAnsi="Arial"/>
+            <w:color w:val="1F6B75"/>
+            <w:sz w:val="14"/>
+            <w:szCs w:val="14"/>
+            <w:u w:val="single" w:color="1F6B75"/>
+          </w:rPr>
+          <w:t xml:space="preserve">https://creativecommons.org/licenses/by-nc/4.0/</w:t>
+        </w:r>
+      </w:hyperlink>
+      <w:r>
+        <w:rPr>
+          <w:rFonts w:ascii="Arial" w:cs="Arial" w:eastAsia="Arial" w:hAnsi="Arial"/>
+          <w:color w:val="666666"/>
+          <w:sz w:val="14"/>
+          <w:szCs w:val="14"/>
+        </w:rPr>
+        <w:t xml:space="preserve">).</w:t>
+      </w:r>
+    </w:p>
     <w:p>
       <w:r>
         <w:br w:type="page"/>
@@ -34958,7 +35778,7 @@
             <w:pPr>
               <w:spacing w:after="20" w:before="0"/>
             </w:pPr>
-            <w:hyperlink w:history="1" r:id="rId9c7_2b0jzwwgbuqqxg8ai">
+            <w:hyperlink w:history="1" r:id="rIdmztb637hxcfpkxf3y_wlq">
               <w:r>
                 <w:rPr>
                   <w:rFonts w:ascii="Arial" w:cs="Arial" w:eastAsia="Arial" w:hAnsi="Arial"/>
@@ -34991,7 +35811,7 @@
               <w:spacing w:after="10" w:before="0"/>
               <w:ind w:left="120"/>
             </w:pPr>
-            <w:hyperlink w:history="1" r:id="rIdty8syr13n4j5qopgzlmbm">
+            <w:hyperlink w:history="1" r:id="rIdfwgaxpbyfwe9xafkizr9x">
               <w:r>
                 <w:rPr>
                   <w:rFonts w:ascii="Arial" w:cs="Arial" w:eastAsia="Arial" w:hAnsi="Arial"/>
@@ -35036,7 +35856,7 @@
             <w:pPr>
               <w:spacing w:after="20" w:before="0"/>
             </w:pPr>
-            <w:hyperlink w:history="1" r:id="rIdmfqkubs97u9h1n_rh2sft">
+            <w:hyperlink w:history="1" r:id="rIdtz9m3mhhdqr98elktwywc">
               <w:r>
                 <w:rPr>
                   <w:rFonts w:ascii="Arial" w:cs="Arial" w:eastAsia="Arial" w:hAnsi="Arial"/>
@@ -35069,7 +35889,7 @@
               <w:spacing w:after="10" w:before="0"/>
               <w:ind w:left="120"/>
             </w:pPr>
-            <w:hyperlink w:history="1" r:id="rIddgrru4ms8yxzjbagtvakm">
+            <w:hyperlink w:history="1" r:id="rIdx9zlokmdsz_2xbpjsuz0r">
               <w:r>
                 <w:rPr>
                   <w:rFonts w:ascii="Arial" w:cs="Arial" w:eastAsia="Arial" w:hAnsi="Arial"/>
@@ -35264,7 +36084,7 @@
             <w:pPr>
               <w:spacing w:after="20" w:before="0"/>
             </w:pPr>
-            <w:hyperlink w:history="1" r:id="rIds4ybbrssqg2uzw1j-q5yx">
+            <w:hyperlink w:history="1" r:id="rId8rq6y0wpm9ai27kklwnv0">
               <w:r>
                 <w:rPr>
                   <w:rFonts w:ascii="Arial" w:cs="Arial" w:eastAsia="Arial" w:hAnsi="Arial"/>
@@ -35297,7 +36117,7 @@
               <w:spacing w:after="10" w:before="0"/>
               <w:ind w:left="120"/>
             </w:pPr>
-            <w:hyperlink w:history="1" r:id="rIdpihujrmzcumunaje3xhet">
+            <w:hyperlink w:history="1" r:id="rIdmdxcto41pjqpy_suz2i9d">
               <w:r>
                 <w:rPr>
                   <w:rFonts w:ascii="Arial" w:cs="Arial" w:eastAsia="Arial" w:hAnsi="Arial"/>
@@ -35342,7 +36162,7 @@
             <w:pPr>
               <w:spacing w:after="20" w:before="0"/>
             </w:pPr>
-            <w:hyperlink w:history="1" r:id="rIdvgopgqobqy3vpd6mdlwab">
+            <w:hyperlink w:history="1" r:id="rIdga93hieq0eek1srxc09dg">
               <w:r>
                 <w:rPr>
                   <w:rFonts w:ascii="Arial" w:cs="Arial" w:eastAsia="Arial" w:hAnsi="Arial"/>
@@ -35375,7 +36195,7 @@
               <w:spacing w:after="10" w:before="0"/>
               <w:ind w:left="120"/>
             </w:pPr>
-            <w:hyperlink w:history="1" r:id="rIdtpl_g0bjm6yixgajuctpj">
+            <w:hyperlink w:history="1" r:id="rIdyfzfjhmjm2sge6n2tnqzw">
               <w:r>
                 <w:rPr>
                   <w:rFonts w:ascii="Arial" w:cs="Arial" w:eastAsia="Arial" w:hAnsi="Arial"/>
@@ -35570,7 +36390,7 @@
             <w:pPr>
               <w:spacing w:after="20" w:before="0"/>
             </w:pPr>
-            <w:hyperlink w:history="1" r:id="rIdtwfuqip-n_zf5yryx5zkr">
+            <w:hyperlink w:history="1" r:id="rId7j_c8tzhhavvt6cifm6jo">
               <w:r>
                 <w:rPr>
                   <w:rFonts w:ascii="Arial" w:cs="Arial" w:eastAsia="Arial" w:hAnsi="Arial"/>
@@ -35603,7 +36423,7 @@
               <w:spacing w:after="10" w:before="0"/>
               <w:ind w:left="120"/>
             </w:pPr>
-            <w:hyperlink w:history="1" r:id="rId6gvvc1qd8_6vd0uxpqlvk">
+            <w:hyperlink w:history="1" r:id="rIdl3jnjwcr9oshnce_aljpi">
               <w:r>
                 <w:rPr>
                   <w:rFonts w:ascii="Arial" w:cs="Arial" w:eastAsia="Arial" w:hAnsi="Arial"/>
@@ -35648,7 +36468,7 @@
             <w:pPr>
               <w:spacing w:after="20" w:before="0"/>
             </w:pPr>
-            <w:hyperlink w:history="1" r:id="rIdny7p7pgfpc9kojhqqjl6d">
+            <w:hyperlink w:history="1" r:id="rIdkhxn93d2gxhpb8ghxaapv">
               <w:r>
                 <w:rPr>
                   <w:rFonts w:ascii="Arial" w:cs="Arial" w:eastAsia="Arial" w:hAnsi="Arial"/>
@@ -35681,7 +36501,7 @@
               <w:spacing w:after="10" w:before="0"/>
               <w:ind w:left="120"/>
             </w:pPr>
-            <w:hyperlink w:history="1" r:id="rIdadonfh2iifvlxtedbobel">
+            <w:hyperlink w:history="1" r:id="rIdg90f91ourgjlvwdwxqkw9">
               <w:r>
                 <w:rPr>
                   <w:rFonts w:ascii="Arial" w:cs="Arial" w:eastAsia="Arial" w:hAnsi="Arial"/>
@@ -35876,7 +36696,7 @@
             <w:pPr>
               <w:spacing w:after="20" w:before="0"/>
             </w:pPr>
-            <w:hyperlink w:history="1" r:id="rIdoh3dx_i2s-yp-yyjzbepo">
+            <w:hyperlink w:history="1" r:id="rIdmmbwe845h4dxhptpulfg1">
               <w:r>
                 <w:rPr>
                   <w:rFonts w:ascii="Arial" w:cs="Arial" w:eastAsia="Arial" w:hAnsi="Arial"/>
@@ -35909,7 +36729,7 @@
               <w:spacing w:after="10" w:before="0"/>
               <w:ind w:left="120"/>
             </w:pPr>
-            <w:hyperlink w:history="1" r:id="rId9ybwlmaw3wtadfeclmtm6">
+            <w:hyperlink w:history="1" r:id="rIdr8izmlcuc-9cjh1e_i3hd">
               <w:r>
                 <w:rPr>
                   <w:rFonts w:ascii="Arial" w:cs="Arial" w:eastAsia="Arial" w:hAnsi="Arial"/>
@@ -35954,7 +36774,7 @@
             <w:pPr>
               <w:spacing w:after="20" w:before="0"/>
             </w:pPr>
-            <w:hyperlink w:history="1" r:id="rIdpdpkqb5tohlzgtyaxx8rb">
+            <w:hyperlink w:history="1" r:id="rIdxjxuvzmiuqjg-yixhz5rw">
               <w:r>
                 <w:rPr>
                   <w:rFonts w:ascii="Arial" w:cs="Arial" w:eastAsia="Arial" w:hAnsi="Arial"/>
@@ -35987,7 +36807,7 @@
               <w:spacing w:after="10" w:before="0"/>
               <w:ind w:left="120"/>
             </w:pPr>
-            <w:hyperlink w:history="1" r:id="rIdjkxb2dszkywx9p6wgvupg">
+            <w:hyperlink w:history="1" r:id="rIdcx47lj9wtgmc8hjvc7div">
               <w:r>
                 <w:rPr>
                   <w:rFonts w:ascii="Arial" w:cs="Arial" w:eastAsia="Arial" w:hAnsi="Arial"/>
@@ -36182,7 +37002,7 @@
             <w:pPr>
               <w:spacing w:after="20" w:before="0"/>
             </w:pPr>
-            <w:hyperlink w:history="1" r:id="rIdody_bbdux-jjm-vzx9gyc">
+            <w:hyperlink w:history="1" r:id="rIddxtkfwy9xroppw-bwcdv1">
               <w:r>
                 <w:rPr>
                   <w:rFonts w:ascii="Arial" w:cs="Arial" w:eastAsia="Arial" w:hAnsi="Arial"/>
@@ -36215,7 +37035,7 @@
               <w:spacing w:after="10" w:before="0"/>
               <w:ind w:left="120"/>
             </w:pPr>
-            <w:hyperlink w:history="1" r:id="rIdal_hrnacnbzikuyhcknat">
+            <w:hyperlink w:history="1" r:id="rIdfz9lvl1psnwxdinm5qust">
               <w:r>
                 <w:rPr>
                   <w:rFonts w:ascii="Arial" w:cs="Arial" w:eastAsia="Arial" w:hAnsi="Arial"/>
@@ -36260,7 +37080,7 @@
             <w:pPr>
               <w:spacing w:after="20" w:before="0"/>
             </w:pPr>
-            <w:hyperlink w:history="1" r:id="rIdmzc6keaeiwpagfxhasbsk">
+            <w:hyperlink w:history="1" r:id="rIdr0jeffyscxxo-yylazbku">
               <w:r>
                 <w:rPr>
                   <w:rFonts w:ascii="Arial" w:cs="Arial" w:eastAsia="Arial" w:hAnsi="Arial"/>
@@ -36293,7 +37113,7 @@
               <w:spacing w:after="10" w:before="0"/>
               <w:ind w:left="120"/>
             </w:pPr>
-            <w:hyperlink w:history="1" r:id="rIdgpnv4sdpyhwdibeyoxbyu">
+            <w:hyperlink w:history="1" r:id="rId0oe6syrtsnubmgitcvmj7">
               <w:r>
                 <w:rPr>
                   <w:rFonts w:ascii="Arial" w:cs="Arial" w:eastAsia="Arial" w:hAnsi="Arial"/>
@@ -36789,6 +37609,65 @@
         </w:tc>
       </w:tr>
     </w:tbl>
+    <w:p>
+      <w:pPr>
+        <w:pBdr>
+          <w:top w:val="single" w:color="BBBBBB" w:sz="4" w:space="4"/>
+        </w:pBdr>
+        <w:spacing w:after="0" w:before="160"/>
+      </w:pPr>
+      <w:r>
+        <w:rPr>
+          <w:rFonts w:ascii="Arial" w:cs="Arial" w:eastAsia="Arial" w:hAnsi="Arial"/>
+          <w:color w:val="666666"/>
+          <w:sz w:val="14"/>
+          <w:szCs w:val="14"/>
+        </w:rPr>
+        <w:t xml:space="preserve">© 2026 SeaVuria and ARES. Aligned with KICD objectives. Developed by SeaVuria; technical implementation by ARES (with AI assistance from Claude). Licensed under </w:t>
+      </w:r>
+      <w:hyperlink w:history="1" r:id="rIdwcxyuods0i9rqcsvvcemg">
+        <w:r>
+          <w:rPr>
+            <w:rFonts w:ascii="Arial" w:cs="Arial" w:eastAsia="Arial" w:hAnsi="Arial"/>
+            <w:color w:val="1F6B75"/>
+            <w:sz w:val="14"/>
+            <w:szCs w:val="14"/>
+            <w:u w:val="single" w:color="1F6B75"/>
+          </w:rPr>
+          <w:t xml:space="preserve">CC BY-NC 4.0</w:t>
+        </w:r>
+      </w:hyperlink>
+      <w:r>
+        <w:rPr>
+          <w:rFonts w:ascii="Arial" w:cs="Arial" w:eastAsia="Arial" w:hAnsi="Arial"/>
+          <w:color w:val="666666"/>
+          <w:sz w:val="14"/>
+          <w:szCs w:val="14"/>
+        </w:rPr>
+        <w:t xml:space="preserve"> (</w:t>
+      </w:r>
+      <w:hyperlink w:history="1" r:id="rIdlqnni7ushsoein-uhatur">
+        <w:r>
+          <w:rPr>
+            <w:rFonts w:ascii="Arial" w:cs="Arial" w:eastAsia="Arial" w:hAnsi="Arial"/>
+            <w:color w:val="1F6B75"/>
+            <w:sz w:val="14"/>
+            <w:szCs w:val="14"/>
+            <w:u w:val="single" w:color="1F6B75"/>
+          </w:rPr>
+          <w:t xml:space="preserve">https://creativecommons.org/licenses/by-nc/4.0/</w:t>
+        </w:r>
+      </w:hyperlink>
+      <w:r>
+        <w:rPr>
+          <w:rFonts w:ascii="Arial" w:cs="Arial" w:eastAsia="Arial" w:hAnsi="Arial"/>
+          <w:color w:val="666666"/>
+          <w:sz w:val="14"/>
+          <w:szCs w:val="14"/>
+        </w:rPr>
+        <w:t xml:space="preserve">).</w:t>
+      </w:r>
+    </w:p>
     <w:p>
       <w:r>
         <w:br w:type="page"/>

--- a/data/outputs/v2/Maths/SS2.1_Similarity_and_Enlargement/Mathematics_Similarity_and_Enlargement_CBE_LessonSequence.docx
+++ b/data/outputs/v2/Maths/SS2.1_Similarity_and_Enlargement/Mathematics_Similarity_and_Enlargement_CBE_LessonSequence.docx
@@ -38,6 +38,2796 @@
           <w:szCs w:val="22"/>
         </w:rPr>
         <w:t xml:space="preserve">CBE Phenomenon-Driven Lesson Sequence — Sub-Strand 2.1 (12 Lessons)</w:t>
+      </w:r>
+    </w:p>
+    <w:p>
+      <w:pPr>
+        <w:spacing w:after="120"/>
+      </w:pPr>
+      <w:r>
+        <w:t xml:space="preserve"/>
+      </w:r>
+    </w:p>
+    <w:tbl>
+      <w:tblPr>
+        <w:tblW w:type="dxa" w:w="13680"/>
+        <w:tblBorders>
+          <w:top w:val="single" w:color="AAAAAA" w:sz="4"/>
+          <w:left w:val="single" w:color="AAAAAA" w:sz="4"/>
+          <w:bottom w:val="single" w:color="AAAAAA" w:sz="4"/>
+          <w:right w:val="single" w:color="AAAAAA" w:sz="4"/>
+          <w:insideH w:val="single" w:color="auto" w:sz="4"/>
+          <w:insideV w:val="single" w:color="auto" w:sz="4"/>
+        </w:tblBorders>
+        <w:tblLayout w:type="fixed"/>
+      </w:tblPr>
+      <w:tblGrid>
+        <w:gridCol w:w="3000"/>
+        <w:gridCol w:w="10680"/>
+      </w:tblGrid>
+      <w:tr>
+        <w:tc>
+          <w:tcPr>
+            <w:tcW w:type="dxa" w:w="13680"/>
+            <w:gridSpan w:val="2"/>
+            <w:shd w:fill="1F3864" w:color="auto" w:val="clear"/>
+            <w:tcMar>
+              <w:top w:type="dxa" w:w="60"/>
+              <w:left w:type="dxa" w:w="120"/>
+              <w:bottom w:type="dxa" w:w="60"/>
+              <w:right w:type="dxa" w:w="120"/>
+            </w:tcMar>
+            <w:vAlign w:val="top"/>
+          </w:tcPr>
+          <w:p>
+            <w:pPr>
+              <w:spacing w:after="40" w:before="0"/>
+              <w:jc w:val="center"/>
+            </w:pPr>
+            <w:r>
+              <w:rPr>
+                <w:rFonts w:ascii="Arial" w:cs="Arial" w:eastAsia="Arial" w:hAnsi="Arial"/>
+                <w:b/>
+                <w:bCs/>
+                <w:i w:val="false"/>
+                <w:iCs w:val="false"/>
+                <w:color w:val="FFFFFF"/>
+                <w:sz w:val="22"/>
+                <w:szCs w:val="22"/>
+              </w:rPr>
+              <w:t xml:space="preserve">SUB-STRAND OVERVIEW</w:t>
+            </w:r>
+          </w:p>
+        </w:tc>
+      </w:tr>
+      <w:tr>
+        <w:tc>
+          <w:tcPr>
+            <w:tcW w:type="dxa" w:w="3000"/>
+            <w:shd w:fill="D5E8F0" w:color="auto" w:val="clear"/>
+            <w:tcMar>
+              <w:top w:type="dxa" w:w="60"/>
+              <w:left w:type="dxa" w:w="120"/>
+              <w:bottom w:type="dxa" w:w="60"/>
+              <w:right w:type="dxa" w:w="120"/>
+            </w:tcMar>
+            <w:vAlign w:val="top"/>
+          </w:tcPr>
+          <w:p>
+            <w:pPr>
+              <w:spacing w:after="40" w:before="0"/>
+              <w:jc w:val="left"/>
+            </w:pPr>
+            <w:r>
+              <w:rPr>
+                <w:rFonts w:ascii="Arial" w:cs="Arial" w:eastAsia="Arial" w:hAnsi="Arial"/>
+                <w:b/>
+                <w:bCs/>
+                <w:i w:val="false"/>
+                <w:iCs w:val="false"/>
+                <w:color w:val="000000"/>
+                <w:sz w:val="18"/>
+                <w:szCs w:val="18"/>
+              </w:rPr>
+              <w:t xml:space="preserve">Grade Level</w:t>
+            </w:r>
+          </w:p>
+        </w:tc>
+        <w:tc>
+          <w:tcPr>
+            <w:tcW w:type="dxa" w:w="10680"/>
+            <w:shd w:fill="FFFFFF" w:color="auto" w:val="clear"/>
+            <w:tcMar>
+              <w:top w:type="dxa" w:w="60"/>
+              <w:left w:type="dxa" w:w="120"/>
+              <w:bottom w:type="dxa" w:w="60"/>
+              <w:right w:type="dxa" w:w="120"/>
+            </w:tcMar>
+            <w:vAlign w:val="top"/>
+          </w:tcPr>
+          <w:p>
+            <w:pPr>
+              <w:spacing w:after="40" w:before="0"/>
+              <w:jc w:val="left"/>
+            </w:pPr>
+            <w:r>
+              <w:rPr>
+                <w:rFonts w:ascii="Arial" w:cs="Arial" w:eastAsia="Arial" w:hAnsi="Arial"/>
+                <w:b w:val="false"/>
+                <w:bCs w:val="false"/>
+                <w:i w:val="false"/>
+                <w:iCs w:val="false"/>
+                <w:color w:val="000000"/>
+                <w:sz w:val="18"/>
+                <w:szCs w:val="18"/>
+              </w:rPr>
+              <w:t xml:space="preserve">10</w:t>
+            </w:r>
+          </w:p>
+        </w:tc>
+      </w:tr>
+      <w:tr>
+        <w:tc>
+          <w:tcPr>
+            <w:tcW w:type="dxa" w:w="3000"/>
+            <w:shd w:fill="D5E8F0" w:color="auto" w:val="clear"/>
+            <w:tcMar>
+              <w:top w:type="dxa" w:w="60"/>
+              <w:left w:type="dxa" w:w="120"/>
+              <w:bottom w:type="dxa" w:w="60"/>
+              <w:right w:type="dxa" w:w="120"/>
+            </w:tcMar>
+            <w:vAlign w:val="top"/>
+          </w:tcPr>
+          <w:p>
+            <w:pPr>
+              <w:spacing w:after="40" w:before="0"/>
+              <w:jc w:val="left"/>
+            </w:pPr>
+            <w:r>
+              <w:rPr>
+                <w:rFonts w:ascii="Arial" w:cs="Arial" w:eastAsia="Arial" w:hAnsi="Arial"/>
+                <w:b/>
+                <w:bCs/>
+                <w:i w:val="false"/>
+                <w:iCs w:val="false"/>
+                <w:color w:val="000000"/>
+                <w:sz w:val="18"/>
+                <w:szCs w:val="18"/>
+              </w:rPr>
+              <w:t xml:space="preserve">Subject</w:t>
+            </w:r>
+          </w:p>
+        </w:tc>
+        <w:tc>
+          <w:tcPr>
+            <w:tcW w:type="dxa" w:w="10680"/>
+            <w:shd w:fill="FFFFFF" w:color="auto" w:val="clear"/>
+            <w:tcMar>
+              <w:top w:type="dxa" w:w="60"/>
+              <w:left w:type="dxa" w:w="120"/>
+              <w:bottom w:type="dxa" w:w="60"/>
+              <w:right w:type="dxa" w:w="120"/>
+            </w:tcMar>
+            <w:vAlign w:val="top"/>
+          </w:tcPr>
+          <w:p>
+            <w:pPr>
+              <w:spacing w:after="40" w:before="0"/>
+              <w:jc w:val="left"/>
+            </w:pPr>
+            <w:r>
+              <w:rPr>
+                <w:rFonts w:ascii="Arial" w:cs="Arial" w:eastAsia="Arial" w:hAnsi="Arial"/>
+                <w:b w:val="false"/>
+                <w:bCs w:val="false"/>
+                <w:i w:val="false"/>
+                <w:iCs w:val="false"/>
+                <w:color w:val="000000"/>
+                <w:sz w:val="18"/>
+                <w:szCs w:val="18"/>
+              </w:rPr>
+              <w:t xml:space="preserve">Mathematics</w:t>
+            </w:r>
+          </w:p>
+        </w:tc>
+      </w:tr>
+      <w:tr>
+        <w:tc>
+          <w:tcPr>
+            <w:tcW w:type="dxa" w:w="3000"/>
+            <w:shd w:fill="D5E8F0" w:color="auto" w:val="clear"/>
+            <w:tcMar>
+              <w:top w:type="dxa" w:w="60"/>
+              <w:left w:type="dxa" w:w="120"/>
+              <w:bottom w:type="dxa" w:w="60"/>
+              <w:right w:type="dxa" w:w="120"/>
+            </w:tcMar>
+            <w:vAlign w:val="top"/>
+          </w:tcPr>
+          <w:p>
+            <w:pPr>
+              <w:spacing w:after="40" w:before="0"/>
+              <w:jc w:val="left"/>
+            </w:pPr>
+            <w:r>
+              <w:rPr>
+                <w:rFonts w:ascii="Arial" w:cs="Arial" w:eastAsia="Arial" w:hAnsi="Arial"/>
+                <w:b/>
+                <w:bCs/>
+                <w:i w:val="false"/>
+                <w:iCs w:val="false"/>
+                <w:color w:val="000000"/>
+                <w:sz w:val="18"/>
+                <w:szCs w:val="18"/>
+              </w:rPr>
+              <w:t xml:space="preserve">Strand</w:t>
+            </w:r>
+          </w:p>
+        </w:tc>
+        <w:tc>
+          <w:tcPr>
+            <w:tcW w:type="dxa" w:w="10680"/>
+            <w:shd w:fill="FFFFFF" w:color="auto" w:val="clear"/>
+            <w:tcMar>
+              <w:top w:type="dxa" w:w="60"/>
+              <w:left w:type="dxa" w:w="120"/>
+              <w:bottom w:type="dxa" w:w="60"/>
+              <w:right w:type="dxa" w:w="120"/>
+            </w:tcMar>
+            <w:vAlign w:val="top"/>
+          </w:tcPr>
+          <w:p>
+            <w:pPr>
+              <w:spacing w:after="40" w:before="0"/>
+              <w:jc w:val="left"/>
+            </w:pPr>
+            <w:r>
+              <w:rPr>
+                <w:rFonts w:ascii="Arial" w:cs="Arial" w:eastAsia="Arial" w:hAnsi="Arial"/>
+                <w:b w:val="false"/>
+                <w:bCs w:val="false"/>
+                <w:i w:val="false"/>
+                <w:iCs w:val="false"/>
+                <w:color w:val="000000"/>
+                <w:sz w:val="18"/>
+                <w:szCs w:val="18"/>
+              </w:rPr>
+              <w:t xml:space="preserve">Strand 2.0: Geometry</w:t>
+            </w:r>
+          </w:p>
+        </w:tc>
+      </w:tr>
+      <w:tr>
+        <w:tc>
+          <w:tcPr>
+            <w:tcW w:type="dxa" w:w="3000"/>
+            <w:shd w:fill="D5E8F0" w:color="auto" w:val="clear"/>
+            <w:tcMar>
+              <w:top w:type="dxa" w:w="60"/>
+              <w:left w:type="dxa" w:w="120"/>
+              <w:bottom w:type="dxa" w:w="60"/>
+              <w:right w:type="dxa" w:w="120"/>
+            </w:tcMar>
+            <w:vAlign w:val="top"/>
+          </w:tcPr>
+          <w:p>
+            <w:pPr>
+              <w:spacing w:after="40" w:before="0"/>
+              <w:jc w:val="left"/>
+            </w:pPr>
+            <w:r>
+              <w:rPr>
+                <w:rFonts w:ascii="Arial" w:cs="Arial" w:eastAsia="Arial" w:hAnsi="Arial"/>
+                <w:b/>
+                <w:bCs/>
+                <w:i w:val="false"/>
+                <w:iCs w:val="false"/>
+                <w:color w:val="000000"/>
+                <w:sz w:val="18"/>
+                <w:szCs w:val="18"/>
+              </w:rPr>
+              <w:t xml:space="preserve">Sub-Strand</w:t>
+            </w:r>
+          </w:p>
+        </w:tc>
+        <w:tc>
+          <w:tcPr>
+            <w:tcW w:type="dxa" w:w="10680"/>
+            <w:shd w:fill="FFFFFF" w:color="auto" w:val="clear"/>
+            <w:tcMar>
+              <w:top w:type="dxa" w:w="60"/>
+              <w:left w:type="dxa" w:w="120"/>
+              <w:bottom w:type="dxa" w:w="60"/>
+              <w:right w:type="dxa" w:w="120"/>
+            </w:tcMar>
+            <w:vAlign w:val="top"/>
+          </w:tcPr>
+          <w:p>
+            <w:pPr>
+              <w:spacing w:after="40" w:before="0"/>
+              <w:jc w:val="left"/>
+            </w:pPr>
+            <w:r>
+              <w:rPr>
+                <w:rFonts w:ascii="Arial" w:cs="Arial" w:eastAsia="Arial" w:hAnsi="Arial"/>
+                <w:b w:val="false"/>
+                <w:bCs w:val="false"/>
+                <w:i w:val="false"/>
+                <w:iCs w:val="false"/>
+                <w:color w:val="000000"/>
+                <w:sz w:val="18"/>
+                <w:szCs w:val="18"/>
+              </w:rPr>
+              <w:t xml:space="preserve">Sub-Strand 2.1: Similarity and Enlargement</w:t>
+            </w:r>
+          </w:p>
+        </w:tc>
+      </w:tr>
+      <w:tr>
+        <w:tc>
+          <w:tcPr>
+            <w:tcW w:type="dxa" w:w="3000"/>
+            <w:shd w:fill="D5E8F0" w:color="auto" w:val="clear"/>
+            <w:tcMar>
+              <w:top w:type="dxa" w:w="60"/>
+              <w:left w:type="dxa" w:w="120"/>
+              <w:bottom w:type="dxa" w:w="60"/>
+              <w:right w:type="dxa" w:w="120"/>
+            </w:tcMar>
+            <w:vAlign w:val="top"/>
+          </w:tcPr>
+          <w:p>
+            <w:pPr>
+              <w:spacing w:after="40" w:before="0"/>
+              <w:jc w:val="left"/>
+            </w:pPr>
+            <w:r>
+              <w:rPr>
+                <w:rFonts w:ascii="Arial" w:cs="Arial" w:eastAsia="Arial" w:hAnsi="Arial"/>
+                <w:b/>
+                <w:bCs/>
+                <w:i w:val="false"/>
+                <w:iCs w:val="false"/>
+                <w:color w:val="000000"/>
+                <w:sz w:val="18"/>
+                <w:szCs w:val="18"/>
+              </w:rPr>
+              <w:t xml:space="preserve">Total Duration</w:t>
+            </w:r>
+          </w:p>
+        </w:tc>
+        <w:tc>
+          <w:tcPr>
+            <w:tcW w:type="dxa" w:w="10680"/>
+            <w:shd w:fill="FFFFFF" w:color="auto" w:val="clear"/>
+            <w:tcMar>
+              <w:top w:type="dxa" w:w="60"/>
+              <w:left w:type="dxa" w:w="120"/>
+              <w:bottom w:type="dxa" w:w="60"/>
+              <w:right w:type="dxa" w:w="120"/>
+            </w:tcMar>
+            <w:vAlign w:val="top"/>
+          </w:tcPr>
+          <w:p>
+            <w:pPr>
+              <w:spacing w:after="40" w:before="0"/>
+              <w:jc w:val="left"/>
+            </w:pPr>
+            <w:r>
+              <w:rPr>
+                <w:rFonts w:ascii="Arial" w:cs="Arial" w:eastAsia="Arial" w:hAnsi="Arial"/>
+                <w:b w:val="false"/>
+                <w:bCs w:val="false"/>
+                <w:i w:val="false"/>
+                <w:iCs w:val="false"/>
+                <w:color w:val="000000"/>
+                <w:sz w:val="18"/>
+                <w:szCs w:val="18"/>
+              </w:rPr>
+              <w:t xml:space="preserve">12 lessons × 40 minutes = 480 minutes total</w:t>
+            </w:r>
+          </w:p>
+        </w:tc>
+      </w:tr>
+      <w:tr>
+        <w:tc>
+          <w:tcPr>
+            <w:tcW w:type="dxa" w:w="3000"/>
+            <w:shd w:fill="D5E8F0" w:color="auto" w:val="clear"/>
+            <w:tcMar>
+              <w:top w:type="dxa" w:w="60"/>
+              <w:left w:type="dxa" w:w="120"/>
+              <w:bottom w:type="dxa" w:w="60"/>
+              <w:right w:type="dxa" w:w="120"/>
+            </w:tcMar>
+            <w:vAlign w:val="top"/>
+          </w:tcPr>
+          <w:p>
+            <w:pPr>
+              <w:spacing w:after="40" w:before="0"/>
+              <w:jc w:val="left"/>
+            </w:pPr>
+            <w:r>
+              <w:rPr>
+                <w:rFonts w:ascii="Arial" w:cs="Arial" w:eastAsia="Arial" w:hAnsi="Arial"/>
+                <w:b/>
+                <w:bCs/>
+                <w:i w:val="false"/>
+                <w:iCs w:val="false"/>
+                <w:color w:val="000000"/>
+                <w:sz w:val="18"/>
+                <w:szCs w:val="18"/>
+              </w:rPr>
+              <w:t xml:space="preserve">Sub-Strand Content</w:t>
+            </w:r>
+          </w:p>
+        </w:tc>
+        <w:tc>
+          <w:tcPr>
+            <w:tcW w:type="dxa" w:w="10680"/>
+            <w:shd w:fill="FFFFFF" w:color="auto" w:val="clear"/>
+            <w:tcMar>
+              <w:top w:type="dxa" w:w="60"/>
+              <w:left w:type="dxa" w:w="120"/>
+              <w:bottom w:type="dxa" w:w="60"/>
+              <w:right w:type="dxa" w:w="120"/>
+            </w:tcMar>
+            <w:vAlign w:val="top"/>
+          </w:tcPr>
+          <w:p>
+            <w:pPr>
+              <w:spacing w:after="30" w:before="0"/>
+              <w:ind w:left="360" w:hanging="180"/>
+              <w:jc w:val="left"/>
+            </w:pPr>
+            <w:r>
+              <w:rPr>
+                <w:rFonts w:ascii="Arial" w:cs="Arial" w:eastAsia="Arial" w:hAnsi="Arial"/>
+                <w:b w:val="false"/>
+                <w:bCs w:val="false"/>
+                <w:i w:val="false"/>
+                <w:iCs w:val="false"/>
+                <w:color w:val="000000"/>
+                <w:sz w:val="18"/>
+                <w:szCs w:val="18"/>
+              </w:rPr>
+              <w:t xml:space="preserve">–  Similar figures: identifying and describing similar shapes in the environment</w:t>
+            </w:r>
+          </w:p>
+          <w:p>
+            <w:pPr>
+              <w:spacing w:after="30" w:before="0"/>
+              <w:ind w:left="360" w:hanging="180"/>
+              <w:jc w:val="left"/>
+            </w:pPr>
+            <w:r>
+              <w:rPr>
+                <w:rFonts w:ascii="Arial" w:cs="Arial" w:eastAsia="Arial" w:hAnsi="Arial"/>
+                <w:b w:val="false"/>
+                <w:bCs w:val="false"/>
+                <w:i w:val="false"/>
+                <w:iCs w:val="false"/>
+                <w:color w:val="000000"/>
+                <w:sz w:val="18"/>
+                <w:szCs w:val="18"/>
+              </w:rPr>
+              <w:t xml:space="preserve">–  Properties of similar figures: corresponding angles and ratios of corresponding sides</w:t>
+            </w:r>
+          </w:p>
+          <w:p>
+            <w:pPr>
+              <w:spacing w:after="30" w:before="0"/>
+              <w:ind w:left="360" w:hanging="180"/>
+              <w:jc w:val="left"/>
+            </w:pPr>
+            <w:r>
+              <w:rPr>
+                <w:rFonts w:ascii="Arial" w:cs="Arial" w:eastAsia="Arial" w:hAnsi="Arial"/>
+                <w:b w:val="false"/>
+                <w:bCs w:val="false"/>
+                <w:i w:val="false"/>
+                <w:iCs w:val="false"/>
+                <w:color w:val="000000"/>
+                <w:sz w:val="18"/>
+                <w:szCs w:val="18"/>
+              </w:rPr>
+              <w:t xml:space="preserve">–  Linear Scale Factor (LSF): calculating and applying LSF between similar figures</w:t>
+            </w:r>
+          </w:p>
+          <w:p>
+            <w:pPr>
+              <w:spacing w:after="30" w:before="0"/>
+              <w:ind w:left="360" w:hanging="180"/>
+              <w:jc w:val="left"/>
+            </w:pPr>
+            <w:r>
+              <w:rPr>
+                <w:rFonts w:ascii="Arial" w:cs="Arial" w:eastAsia="Arial" w:hAnsi="Arial"/>
+                <w:b w:val="false"/>
+                <w:bCs w:val="false"/>
+                <w:i w:val="false"/>
+                <w:iCs w:val="false"/>
+                <w:color w:val="000000"/>
+                <w:sz w:val="18"/>
+                <w:szCs w:val="18"/>
+              </w:rPr>
+              <w:t xml:space="preserve">–  Areas of similar figures: relationship between LSF and Area Scale Factor (ASF)</w:t>
+            </w:r>
+          </w:p>
+          <w:p>
+            <w:pPr>
+              <w:spacing w:after="30" w:before="0"/>
+              <w:ind w:left="360" w:hanging="180"/>
+              <w:jc w:val="left"/>
+            </w:pPr>
+            <w:r>
+              <w:rPr>
+                <w:rFonts w:ascii="Arial" w:cs="Arial" w:eastAsia="Arial" w:hAnsi="Arial"/>
+                <w:b w:val="false"/>
+                <w:bCs w:val="false"/>
+                <w:i w:val="false"/>
+                <w:iCs w:val="false"/>
+                <w:color w:val="000000"/>
+                <w:sz w:val="18"/>
+                <w:szCs w:val="18"/>
+              </w:rPr>
+              <w:t xml:space="preserve">–  Volumes of similar solids: relationship between LSF and Volume Scale Factor (VSF)</w:t>
+            </w:r>
+          </w:p>
+          <w:p>
+            <w:pPr>
+              <w:spacing w:after="30" w:before="0"/>
+              <w:ind w:left="360" w:hanging="180"/>
+              <w:jc w:val="left"/>
+            </w:pPr>
+            <w:r>
+              <w:rPr>
+                <w:rFonts w:ascii="Arial" w:cs="Arial" w:eastAsia="Arial" w:hAnsi="Arial"/>
+                <w:b w:val="false"/>
+                <w:bCs w:val="false"/>
+                <w:i w:val="false"/>
+                <w:iCs w:val="false"/>
+                <w:color w:val="000000"/>
+                <w:sz w:val="18"/>
+                <w:szCs w:val="18"/>
+              </w:rPr>
+              <w:t xml:space="preserve">–  Enlargement on a grid: constructing enlargements using a centre of enlargement and positive scale factor</w:t>
+            </w:r>
+          </w:p>
+          <w:p>
+            <w:pPr>
+              <w:spacing w:after="30" w:before="0"/>
+              <w:ind w:left="360" w:hanging="180"/>
+              <w:jc w:val="left"/>
+            </w:pPr>
+            <w:r>
+              <w:rPr>
+                <w:rFonts w:ascii="Arial" w:cs="Arial" w:eastAsia="Arial" w:hAnsi="Arial"/>
+                <w:b w:val="false"/>
+                <w:bCs w:val="false"/>
+                <w:i w:val="false"/>
+                <w:iCs w:val="false"/>
+                <w:color w:val="000000"/>
+                <w:sz w:val="18"/>
+                <w:szCs w:val="18"/>
+              </w:rPr>
+              <w:t xml:space="preserve">–  Enlargement with negative scale factors: constructing and interpreting enlargements with negative LSF</w:t>
+            </w:r>
+          </w:p>
+          <w:p>
+            <w:pPr>
+              <w:spacing w:after="30" w:before="0"/>
+              <w:ind w:left="360" w:hanging="180"/>
+              <w:jc w:val="left"/>
+            </w:pPr>
+            <w:r>
+              <w:rPr>
+                <w:rFonts w:ascii="Arial" w:cs="Arial" w:eastAsia="Arial" w:hAnsi="Arial"/>
+                <w:b w:val="false"/>
+                <w:bCs w:val="false"/>
+                <w:i w:val="false"/>
+                <w:iCs w:val="false"/>
+                <w:color w:val="000000"/>
+                <w:sz w:val="18"/>
+                <w:szCs w:val="18"/>
+              </w:rPr>
+              <w:t xml:space="preserve">–  Centre of enlargement: locating the centre of enlargement given an object and its image</w:t>
+            </w:r>
+          </w:p>
+          <w:p>
+            <w:pPr>
+              <w:spacing w:after="30" w:before="0"/>
+              <w:ind w:left="360" w:hanging="180"/>
+              <w:jc w:val="left"/>
+            </w:pPr>
+            <w:r>
+              <w:rPr>
+                <w:rFonts w:ascii="Arial" w:cs="Arial" w:eastAsia="Arial" w:hAnsi="Arial"/>
+                <w:b w:val="false"/>
+                <w:bCs w:val="false"/>
+                <w:i w:val="false"/>
+                <w:iCs w:val="false"/>
+                <w:color w:val="000000"/>
+                <w:sz w:val="18"/>
+                <w:szCs w:val="18"/>
+              </w:rPr>
+              <w:t xml:space="preserve">–  Real-life applications: maps, architectural plans, passport photos, and scale models</w:t>
+            </w:r>
+          </w:p>
+        </w:tc>
+      </w:tr>
+      <w:tr>
+        <w:tc>
+          <w:tcPr>
+            <w:tcW w:type="dxa" w:w="3000"/>
+            <w:shd w:fill="D5E8F0" w:color="auto" w:val="clear"/>
+            <w:tcMar>
+              <w:top w:type="dxa" w:w="60"/>
+              <w:left w:type="dxa" w:w="120"/>
+              <w:bottom w:type="dxa" w:w="60"/>
+              <w:right w:type="dxa" w:w="120"/>
+            </w:tcMar>
+            <w:vAlign w:val="top"/>
+          </w:tcPr>
+          <w:p>
+            <w:pPr>
+              <w:spacing w:after="40" w:before="0"/>
+              <w:jc w:val="left"/>
+            </w:pPr>
+            <w:r>
+              <w:rPr>
+                <w:rFonts w:ascii="Arial" w:cs="Arial" w:eastAsia="Arial" w:hAnsi="Arial"/>
+                <w:b/>
+                <w:bCs/>
+                <w:i w:val="false"/>
+                <w:iCs w:val="false"/>
+                <w:color w:val="000000"/>
+                <w:sz w:val="18"/>
+                <w:szCs w:val="18"/>
+              </w:rPr>
+              <w:t xml:space="preserve">Learning Outcomes</w:t>
+            </w:r>
+          </w:p>
+        </w:tc>
+        <w:tc>
+          <w:tcPr>
+            <w:tcW w:type="dxa" w:w="10680"/>
+            <w:shd w:fill="FFFFFF" w:color="auto" w:val="clear"/>
+            <w:tcMar>
+              <w:top w:type="dxa" w:w="60"/>
+              <w:left w:type="dxa" w:w="120"/>
+              <w:bottom w:type="dxa" w:w="60"/>
+              <w:right w:type="dxa" w:w="120"/>
+            </w:tcMar>
+            <w:vAlign w:val="top"/>
+          </w:tcPr>
+          <w:p>
+            <w:pPr>
+              <w:spacing w:after="40" w:before="0"/>
+              <w:jc w:val="left"/>
+            </w:pPr>
+            <w:r>
+              <w:rPr>
+                <w:rFonts w:ascii="Arial" w:cs="Arial" w:eastAsia="Arial" w:hAnsi="Arial"/>
+                <w:b w:val="false"/>
+                <w:bCs w:val="false"/>
+                <w:i w:val="false"/>
+                <w:iCs w:val="false"/>
+                <w:color w:val="000000"/>
+                <w:sz w:val="18"/>
+                <w:szCs w:val="18"/>
+              </w:rPr>
+              <w:t xml:space="preserve">By the end of the sub-strand, the learner should be able to:</w:t>
+            </w:r>
+          </w:p>
+          <w:p>
+            <w:pPr>
+              <w:spacing w:after="40" w:before="0"/>
+              <w:jc w:val="left"/>
+            </w:pPr>
+            <w:r>
+              <w:rPr>
+                <w:rFonts w:ascii="Arial" w:cs="Arial" w:eastAsia="Arial" w:hAnsi="Arial"/>
+                <w:b w:val="false"/>
+                <w:bCs w:val="false"/>
+                <w:i w:val="false"/>
+                <w:iCs w:val="false"/>
+                <w:color w:val="000000"/>
+                <w:sz w:val="18"/>
+                <w:szCs w:val="18"/>
+              </w:rPr>
+              <w:t xml:space="preserve">a) identify similar figures and describe their properties in terms of corresponding angles and ratios of corresponding sides,</w:t>
+            </w:r>
+          </w:p>
+          <w:p>
+            <w:pPr>
+              <w:spacing w:after="40" w:before="0"/>
+              <w:jc w:val="left"/>
+            </w:pPr>
+            <w:r>
+              <w:rPr>
+                <w:rFonts w:ascii="Arial" w:cs="Arial" w:eastAsia="Arial" w:hAnsi="Arial"/>
+                <w:b w:val="false"/>
+                <w:bCs w:val="false"/>
+                <w:i w:val="false"/>
+                <w:iCs w:val="false"/>
+                <w:color w:val="000000"/>
+                <w:sz w:val="18"/>
+                <w:szCs w:val="18"/>
+              </w:rPr>
+              <w:t xml:space="preserve">b) determine the linear scale factor (LSF) between similar figures,</w:t>
+            </w:r>
+          </w:p>
+          <w:p>
+            <w:pPr>
+              <w:spacing w:after="40" w:before="0"/>
+              <w:jc w:val="left"/>
+            </w:pPr>
+            <w:r>
+              <w:rPr>
+                <w:rFonts w:ascii="Arial" w:cs="Arial" w:eastAsia="Arial" w:hAnsi="Arial"/>
+                <w:b w:val="false"/>
+                <w:bCs w:val="false"/>
+                <w:i w:val="false"/>
+                <w:iCs w:val="false"/>
+                <w:color w:val="000000"/>
+                <w:sz w:val="18"/>
+                <w:szCs w:val="18"/>
+              </w:rPr>
+              <w:t xml:space="preserve">c) apply the linear scale factor to calculate lengths of corresponding sides in similar figures,</w:t>
+            </w:r>
+          </w:p>
+          <w:p>
+            <w:pPr>
+              <w:spacing w:after="40" w:before="0"/>
+              <w:jc w:val="left"/>
+            </w:pPr>
+            <w:r>
+              <w:rPr>
+                <w:rFonts w:ascii="Arial" w:cs="Arial" w:eastAsia="Arial" w:hAnsi="Arial"/>
+                <w:b w:val="false"/>
+                <w:bCs w:val="false"/>
+                <w:i w:val="false"/>
+                <w:iCs w:val="false"/>
+                <w:color w:val="000000"/>
+                <w:sz w:val="18"/>
+                <w:szCs w:val="18"/>
+              </w:rPr>
+              <w:t xml:space="preserve">d) determine the relationship between the linear scale factor and the area scale factor (ASF) of similar figures,</w:t>
+            </w:r>
+          </w:p>
+          <w:p>
+            <w:pPr>
+              <w:spacing w:after="40" w:before="0"/>
+              <w:jc w:val="left"/>
+            </w:pPr>
+            <w:r>
+              <w:rPr>
+                <w:rFonts w:ascii="Arial" w:cs="Arial" w:eastAsia="Arial" w:hAnsi="Arial"/>
+                <w:b w:val="false"/>
+                <w:bCs w:val="false"/>
+                <w:i w:val="false"/>
+                <w:iCs w:val="false"/>
+                <w:color w:val="000000"/>
+                <w:sz w:val="18"/>
+                <w:szCs w:val="18"/>
+              </w:rPr>
+              <w:t xml:space="preserve">e) determine the relationship between the linear scale factor and the volume scale factor (VSF) of similar solids,</w:t>
+            </w:r>
+          </w:p>
+          <w:p>
+            <w:pPr>
+              <w:spacing w:after="40" w:before="0"/>
+              <w:jc w:val="left"/>
+            </w:pPr>
+            <w:r>
+              <w:rPr>
+                <w:rFonts w:ascii="Arial" w:cs="Arial" w:eastAsia="Arial" w:hAnsi="Arial"/>
+                <w:b w:val="false"/>
+                <w:bCs w:val="false"/>
+                <w:i w:val="false"/>
+                <w:iCs w:val="false"/>
+                <w:color w:val="000000"/>
+                <w:sz w:val="18"/>
+                <w:szCs w:val="18"/>
+              </w:rPr>
+              <w:t xml:space="preserve">f) construct enlargements of plane figures on a grid using a given centre and scale factor,</w:t>
+            </w:r>
+          </w:p>
+          <w:p>
+            <w:pPr>
+              <w:spacing w:after="40" w:before="0"/>
+              <w:jc w:val="left"/>
+            </w:pPr>
+            <w:r>
+              <w:rPr>
+                <w:rFonts w:ascii="Arial" w:cs="Arial" w:eastAsia="Arial" w:hAnsi="Arial"/>
+                <w:b w:val="false"/>
+                <w:bCs w:val="false"/>
+                <w:i w:val="false"/>
+                <w:iCs w:val="false"/>
+                <w:color w:val="000000"/>
+                <w:sz w:val="18"/>
+                <w:szCs w:val="18"/>
+              </w:rPr>
+              <w:t xml:space="preserve">g) locate the centre of enlargement given an object and its image,</w:t>
+            </w:r>
+          </w:p>
+          <w:p>
+            <w:pPr>
+              <w:spacing w:after="40" w:before="0"/>
+              <w:jc w:val="left"/>
+            </w:pPr>
+            <w:r>
+              <w:rPr>
+                <w:rFonts w:ascii="Arial" w:cs="Arial" w:eastAsia="Arial" w:hAnsi="Arial"/>
+                <w:b w:val="false"/>
+                <w:bCs w:val="false"/>
+                <w:i w:val="false"/>
+                <w:iCs w:val="false"/>
+                <w:color w:val="000000"/>
+                <w:sz w:val="18"/>
+                <w:szCs w:val="18"/>
+              </w:rPr>
+              <w:t xml:space="preserve">h) apply similarity and enlargement concepts to solve real-life problems such as map reading, passport photo resizing, and architectural drawing,</w:t>
+            </w:r>
+          </w:p>
+          <w:p>
+            <w:pPr>
+              <w:spacing w:after="40" w:before="0"/>
+              <w:jc w:val="left"/>
+            </w:pPr>
+            <w:r>
+              <w:rPr>
+                <w:rFonts w:ascii="Arial" w:cs="Arial" w:eastAsia="Arial" w:hAnsi="Arial"/>
+                <w:b w:val="false"/>
+                <w:bCs w:val="false"/>
+                <w:i w:val="false"/>
+                <w:iCs w:val="false"/>
+                <w:color w:val="000000"/>
+                <w:sz w:val="18"/>
+                <w:szCs w:val="18"/>
+              </w:rPr>
+              <w:t xml:space="preserve">i) appreciate the role of similarity and enlargement in day-to-day activities and careers.</w:t>
+            </w:r>
+          </w:p>
+        </w:tc>
+      </w:tr>
+      <w:tr>
+        <w:tc>
+          <w:tcPr>
+            <w:tcW w:type="dxa" w:w="3000"/>
+            <w:shd w:fill="D5E8F0" w:color="auto" w:val="clear"/>
+            <w:tcMar>
+              <w:top w:type="dxa" w:w="60"/>
+              <w:left w:type="dxa" w:w="120"/>
+              <w:bottom w:type="dxa" w:w="60"/>
+              <w:right w:type="dxa" w:w="120"/>
+            </w:tcMar>
+            <w:vAlign w:val="top"/>
+          </w:tcPr>
+          <w:p>
+            <w:pPr>
+              <w:spacing w:after="40" w:before="0"/>
+              <w:jc w:val="left"/>
+            </w:pPr>
+            <w:r>
+              <w:rPr>
+                <w:rFonts w:ascii="Arial" w:cs="Arial" w:eastAsia="Arial" w:hAnsi="Arial"/>
+                <w:b/>
+                <w:bCs/>
+                <w:i w:val="false"/>
+                <w:iCs w:val="false"/>
+                <w:color w:val="000000"/>
+                <w:sz w:val="18"/>
+                <w:szCs w:val="18"/>
+              </w:rPr>
+              <w:t xml:space="preserve">Core Competencies</w:t>
+            </w:r>
+          </w:p>
+        </w:tc>
+        <w:tc>
+          <w:tcPr>
+            <w:tcW w:type="dxa" w:w="10680"/>
+            <w:shd w:fill="FFFFFF" w:color="auto" w:val="clear"/>
+            <w:tcMar>
+              <w:top w:type="dxa" w:w="60"/>
+              <w:left w:type="dxa" w:w="120"/>
+              <w:bottom w:type="dxa" w:w="60"/>
+              <w:right w:type="dxa" w:w="120"/>
+            </w:tcMar>
+            <w:vAlign w:val="top"/>
+          </w:tcPr>
+          <w:p>
+            <w:pPr>
+              <w:spacing w:after="30" w:before="0"/>
+              <w:ind w:left="360" w:hanging="180"/>
+              <w:jc w:val="left"/>
+            </w:pPr>
+            <w:r>
+              <w:rPr>
+                <w:rFonts w:ascii="Arial" w:cs="Arial" w:eastAsia="Arial" w:hAnsi="Arial"/>
+                <w:b w:val="false"/>
+                <w:bCs w:val="false"/>
+                <w:i w:val="false"/>
+                <w:iCs w:val="false"/>
+                <w:color w:val="000000"/>
+                <w:sz w:val="18"/>
+                <w:szCs w:val="18"/>
+              </w:rPr>
+              <w:t xml:space="preserve">–  Communication and Collaboration: Learners discuss in groups to identify similar figures in Kenyan contexts (e.g., matatu route maps, Nairobi city plans, passport photos), share reasoning about scale factors, and co-construct enlargements on grids, articulating their mathematical thinking to peers.</w:t>
+            </w:r>
+          </w:p>
+          <w:p>
+            <w:pPr>
+              <w:spacing w:after="30" w:before="0"/>
+              <w:ind w:left="360" w:hanging="180"/>
+              <w:jc w:val="left"/>
+            </w:pPr>
+            <w:r>
+              <w:rPr>
+                <w:rFonts w:ascii="Arial" w:cs="Arial" w:eastAsia="Arial" w:hAnsi="Arial"/>
+                <w:b w:val="false"/>
+                <w:bCs w:val="false"/>
+                <w:i w:val="false"/>
+                <w:iCs w:val="false"/>
+                <w:color w:val="000000"/>
+                <w:sz w:val="18"/>
+                <w:szCs w:val="18"/>
+              </w:rPr>
+              <w:t xml:space="preserve">–  Critical Thinking and Problem Solving: Learners analyse why a passport photo must be enlarged or reduced by a specific LSF to fit official dimensions, derive the ASF and VSF from first principles, and apply these relationships to solve multi-step real-life problems.</w:t>
+            </w:r>
+          </w:p>
+          <w:p>
+            <w:pPr>
+              <w:spacing w:after="30" w:before="0"/>
+              <w:ind w:left="360" w:hanging="180"/>
+              <w:jc w:val="left"/>
+            </w:pPr>
+            <w:r>
+              <w:rPr>
+                <w:rFonts w:ascii="Arial" w:cs="Arial" w:eastAsia="Arial" w:hAnsi="Arial"/>
+                <w:b w:val="false"/>
+                <w:bCs w:val="false"/>
+                <w:i w:val="false"/>
+                <w:iCs w:val="false"/>
+                <w:color w:val="000000"/>
+                <w:sz w:val="18"/>
+                <w:szCs w:val="18"/>
+              </w:rPr>
+              <w:t xml:space="preserve">–  Creativity and Imagination: Learners design scale models of familiar structures (e.g., a Kenyan homestead or a school building) by selecting appropriate linear scale factors and justifying their choices.</w:t>
+            </w:r>
+          </w:p>
+          <w:p>
+            <w:pPr>
+              <w:spacing w:after="30" w:before="0"/>
+              <w:ind w:left="360" w:hanging="180"/>
+              <w:jc w:val="left"/>
+            </w:pPr>
+            <w:r>
+              <w:rPr>
+                <w:rFonts w:ascii="Arial" w:cs="Arial" w:eastAsia="Arial" w:hAnsi="Arial"/>
+                <w:b w:val="false"/>
+                <w:bCs w:val="false"/>
+                <w:i w:val="false"/>
+                <w:iCs w:val="false"/>
+                <w:color w:val="000000"/>
+                <w:sz w:val="18"/>
+                <w:szCs w:val="18"/>
+              </w:rPr>
+              <w:t xml:space="preserve">–  Digital Literacy: Learners use calculators, geometry software (e.g., GeoGebra), and digital resources to construct enlargements, verify scale factor relationships, and explore similarity in images and maps.</w:t>
+            </w:r>
+          </w:p>
+          <w:p>
+            <w:pPr>
+              <w:spacing w:after="30" w:before="0"/>
+              <w:ind w:left="360" w:hanging="180"/>
+              <w:jc w:val="left"/>
+            </w:pPr>
+            <w:r>
+              <w:rPr>
+                <w:rFonts w:ascii="Arial" w:cs="Arial" w:eastAsia="Arial" w:hAnsi="Arial"/>
+                <w:b w:val="false"/>
+                <w:bCs w:val="false"/>
+                <w:i w:val="false"/>
+                <w:iCs w:val="false"/>
+                <w:color w:val="000000"/>
+                <w:sz w:val="18"/>
+                <w:szCs w:val="18"/>
+              </w:rPr>
+              <w:t xml:space="preserve">–  Learning to Learn: Learners reflect on errors in scale factor calculations, revise their constructed models, and develop self-monitoring strategies for checking ratio consistency across corresponding sides.</w:t>
+            </w:r>
+          </w:p>
+        </w:tc>
+      </w:tr>
+      <w:tr>
+        <w:tc>
+          <w:tcPr>
+            <w:tcW w:type="dxa" w:w="3000"/>
+            <w:shd w:fill="E2EFDA" w:color="auto" w:val="clear"/>
+            <w:tcMar>
+              <w:top w:type="dxa" w:w="60"/>
+              <w:left w:type="dxa" w:w="120"/>
+              <w:bottom w:type="dxa" w:w="60"/>
+              <w:right w:type="dxa" w:w="120"/>
+            </w:tcMar>
+            <w:vAlign w:val="top"/>
+          </w:tcPr>
+          <w:p>
+            <w:pPr>
+              <w:spacing w:after="40" w:before="0"/>
+              <w:jc w:val="left"/>
+            </w:pPr>
+            <w:r>
+              <w:rPr>
+                <w:rFonts w:ascii="Arial" w:cs="Arial" w:eastAsia="Arial" w:hAnsi="Arial"/>
+                <w:b/>
+                <w:bCs/>
+                <w:i w:val="false"/>
+                <w:iCs w:val="false"/>
+                <w:color w:val="000000"/>
+                <w:sz w:val="18"/>
+                <w:szCs w:val="18"/>
+              </w:rPr>
+              <w:t xml:space="preserve">Core Values</w:t>
+            </w:r>
+          </w:p>
+        </w:tc>
+        <w:tc>
+          <w:tcPr>
+            <w:tcW w:type="dxa" w:w="10680"/>
+            <w:shd w:fill="FFFFFF" w:color="auto" w:val="clear"/>
+            <w:tcMar>
+              <w:top w:type="dxa" w:w="60"/>
+              <w:left w:type="dxa" w:w="120"/>
+              <w:bottom w:type="dxa" w:w="60"/>
+              <w:right w:type="dxa" w:w="120"/>
+            </w:tcMar>
+            <w:vAlign w:val="top"/>
+          </w:tcPr>
+          <w:p>
+            <w:pPr>
+              <w:spacing w:after="30" w:before="0"/>
+              <w:ind w:left="360" w:hanging="180"/>
+              <w:jc w:val="left"/>
+            </w:pPr>
+            <w:r>
+              <w:rPr>
+                <w:rFonts w:ascii="Arial" w:cs="Arial" w:eastAsia="Arial" w:hAnsi="Arial"/>
+                <w:b w:val="false"/>
+                <w:bCs w:val="false"/>
+                <w:i w:val="false"/>
+                <w:iCs w:val="false"/>
+                <w:color w:val="000000"/>
+                <w:sz w:val="18"/>
+                <w:szCs w:val="18"/>
+              </w:rPr>
+              <w:t xml:space="preserve">–  Responsibility: The learner takes care of geometric instruments (rulers, protractors, graph paper) when constructing enlargements and scale drawings, and handles shared digital devices with care.</w:t>
+            </w:r>
+          </w:p>
+          <w:p>
+            <w:pPr>
+              <w:spacing w:after="30" w:before="0"/>
+              <w:ind w:left="360" w:hanging="180"/>
+              <w:jc w:val="left"/>
+            </w:pPr>
+            <w:r>
+              <w:rPr>
+                <w:rFonts w:ascii="Arial" w:cs="Arial" w:eastAsia="Arial" w:hAnsi="Arial"/>
+                <w:b w:val="false"/>
+                <w:bCs w:val="false"/>
+                <w:i w:val="false"/>
+                <w:iCs w:val="false"/>
+                <w:color w:val="000000"/>
+                <w:sz w:val="18"/>
+                <w:szCs w:val="18"/>
+              </w:rPr>
+              <w:t xml:space="preserve">–  Respect: The learner listens to peers' explanations of scale factor reasoning during group discussions without interruption, valuing diverse approaches to solving similarity problems.</w:t>
+            </w:r>
+          </w:p>
+          <w:p>
+            <w:pPr>
+              <w:spacing w:after="30" w:before="0"/>
+              <w:ind w:left="360" w:hanging="180"/>
+              <w:jc w:val="left"/>
+            </w:pPr>
+            <w:r>
+              <w:rPr>
+                <w:rFonts w:ascii="Arial" w:cs="Arial" w:eastAsia="Arial" w:hAnsi="Arial"/>
+                <w:b w:val="false"/>
+                <w:bCs w:val="false"/>
+                <w:i w:val="false"/>
+                <w:iCs w:val="false"/>
+                <w:color w:val="000000"/>
+                <w:sz w:val="18"/>
+                <w:szCs w:val="18"/>
+              </w:rPr>
+              <w:t xml:space="preserve">–  Unity: The learner works collaboratively in groups to construct enlargements on grids and to derive the relationship between LSF, ASF, and VSF, contributing equitably to shared tasks.</w:t>
+            </w:r>
+          </w:p>
+          <w:p>
+            <w:pPr>
+              <w:spacing w:after="30" w:before="0"/>
+              <w:ind w:left="360" w:hanging="180"/>
+              <w:jc w:val="left"/>
+            </w:pPr>
+            <w:r>
+              <w:rPr>
+                <w:rFonts w:ascii="Arial" w:cs="Arial" w:eastAsia="Arial" w:hAnsi="Arial"/>
+                <w:b w:val="false"/>
+                <w:bCs w:val="false"/>
+                <w:i w:val="false"/>
+                <w:iCs w:val="false"/>
+                <w:color w:val="000000"/>
+                <w:sz w:val="18"/>
+                <w:szCs w:val="18"/>
+              </w:rPr>
+              <w:t xml:space="preserve">–  Integrity: The learner accurately measures and records corresponding lengths in similar figures without manipulating data, ensuring honest reporting of scale factor calculations.</w:t>
+            </w:r>
+          </w:p>
+          <w:p>
+            <w:pPr>
+              <w:spacing w:after="30" w:before="0"/>
+              <w:ind w:left="360" w:hanging="180"/>
+              <w:jc w:val="left"/>
+            </w:pPr>
+            <w:r>
+              <w:rPr>
+                <w:rFonts w:ascii="Arial" w:cs="Arial" w:eastAsia="Arial" w:hAnsi="Arial"/>
+                <w:b w:val="false"/>
+                <w:bCs w:val="false"/>
+                <w:i w:val="false"/>
+                <w:iCs w:val="false"/>
+                <w:color w:val="000000"/>
+                <w:sz w:val="18"/>
+                <w:szCs w:val="18"/>
+              </w:rPr>
+              <w:t xml:space="preserve">–  Social Justice: The learner appreciates how affordable passport photo services and accessible map-reading skills (linked to similarity and enlargement) support equal opportunity for all Kenyans, including those in rural areas.</w:t>
+            </w:r>
+          </w:p>
+        </w:tc>
+      </w:tr>
+      <w:tr>
+        <w:tc>
+          <w:tcPr>
+            <w:tcW w:type="dxa" w:w="3000"/>
+            <w:shd w:fill="D5E8F0" w:color="auto" w:val="clear"/>
+            <w:tcMar>
+              <w:top w:type="dxa" w:w="60"/>
+              <w:left w:type="dxa" w:w="120"/>
+              <w:bottom w:type="dxa" w:w="60"/>
+              <w:right w:type="dxa" w:w="120"/>
+            </w:tcMar>
+            <w:vAlign w:val="top"/>
+          </w:tcPr>
+          <w:p>
+            <w:pPr>
+              <w:spacing w:after="40" w:before="0"/>
+              <w:jc w:val="left"/>
+            </w:pPr>
+            <w:r>
+              <w:rPr>
+                <w:rFonts w:ascii="Arial" w:cs="Arial" w:eastAsia="Arial" w:hAnsi="Arial"/>
+                <w:b/>
+                <w:bCs/>
+                <w:i w:val="false"/>
+                <w:iCs w:val="false"/>
+                <w:color w:val="000000"/>
+                <w:sz w:val="18"/>
+                <w:szCs w:val="18"/>
+              </w:rPr>
+              <w:t xml:space="preserve">Science &amp; Engineering Practices</w:t>
+            </w:r>
+          </w:p>
+        </w:tc>
+        <w:tc>
+          <w:tcPr>
+            <w:tcW w:type="dxa" w:w="10680"/>
+            <w:shd w:fill="FFFFFF" w:color="auto" w:val="clear"/>
+            <w:tcMar>
+              <w:top w:type="dxa" w:w="60"/>
+              <w:left w:type="dxa" w:w="120"/>
+              <w:bottom w:type="dxa" w:w="60"/>
+              <w:right w:type="dxa" w:w="120"/>
+            </w:tcMar>
+            <w:vAlign w:val="top"/>
+          </w:tcPr>
+          <w:p>
+            <w:pPr>
+              <w:spacing w:after="30" w:before="0"/>
+              <w:ind w:left="360" w:hanging="180"/>
+              <w:jc w:val="left"/>
+            </w:pPr>
+            <w:r>
+              <w:rPr>
+                <w:rFonts w:ascii="Arial" w:cs="Arial" w:eastAsia="Arial" w:hAnsi="Arial"/>
+                <w:b w:val="false"/>
+                <w:bCs w:val="false"/>
+                <w:i w:val="false"/>
+                <w:iCs w:val="false"/>
+                <w:color w:val="000000"/>
+                <w:sz w:val="18"/>
+                <w:szCs w:val="18"/>
+              </w:rPr>
+              <w:t xml:space="preserve">–  Asking Questions and Defining Problems: Learners ask why a passport photo printed at different sizes still looks the same, and define what mathematical relationship must hold between the original and the resized image.</w:t>
+            </w:r>
+          </w:p>
+          <w:p>
+            <w:pPr>
+              <w:spacing w:after="30" w:before="0"/>
+              <w:ind w:left="360" w:hanging="180"/>
+              <w:jc w:val="left"/>
+            </w:pPr>
+            <w:r>
+              <w:rPr>
+                <w:rFonts w:ascii="Arial" w:cs="Arial" w:eastAsia="Arial" w:hAnsi="Arial"/>
+                <w:b w:val="false"/>
+                <w:bCs w:val="false"/>
+                <w:i w:val="false"/>
+                <w:iCs w:val="false"/>
+                <w:color w:val="000000"/>
+                <w:sz w:val="18"/>
+                <w:szCs w:val="18"/>
+              </w:rPr>
+              <w:t xml:space="preserve">–  Developing and Using Models: Learners build and iteratively revise diagrammatic models showing an object, its centre of enlargement, and its image under various scale factors, linking visual representations to algebraic relationships.</w:t>
+            </w:r>
+          </w:p>
+          <w:p>
+            <w:pPr>
+              <w:spacing w:after="30" w:before="0"/>
+              <w:ind w:left="360" w:hanging="180"/>
+              <w:jc w:val="left"/>
+            </w:pPr>
+            <w:r>
+              <w:rPr>
+                <w:rFonts w:ascii="Arial" w:cs="Arial" w:eastAsia="Arial" w:hAnsi="Arial"/>
+                <w:b w:val="false"/>
+                <w:bCs w:val="false"/>
+                <w:i w:val="false"/>
+                <w:iCs w:val="false"/>
+                <w:color w:val="000000"/>
+                <w:sz w:val="18"/>
+                <w:szCs w:val="18"/>
+              </w:rPr>
+              <w:t xml:space="preserve">–  Planning and Carrying Out Investigations: Learners measure corresponding sides of similar figures cut from Kenyan newspapers and magazines, record data in tables, and investigate the ratio of corresponding sides to determine the LSF.</w:t>
+            </w:r>
+          </w:p>
+          <w:p>
+            <w:pPr>
+              <w:spacing w:after="30" w:before="0"/>
+              <w:ind w:left="360" w:hanging="180"/>
+              <w:jc w:val="left"/>
+            </w:pPr>
+            <w:r>
+              <w:rPr>
+                <w:rFonts w:ascii="Arial" w:cs="Arial" w:eastAsia="Arial" w:hAnsi="Arial"/>
+                <w:b w:val="false"/>
+                <w:bCs w:val="false"/>
+                <w:i w:val="false"/>
+                <w:iCs w:val="false"/>
+                <w:color w:val="000000"/>
+                <w:sz w:val="18"/>
+                <w:szCs w:val="18"/>
+              </w:rPr>
+              <w:t xml:space="preserve">–  Analysing and Interpreting Data: Learners tabulate LSF, ASF, and VSF values for a series of similar figures and solids, identify the pattern (ASF = LSF², VSF = LSF³), and interpret what these relationships mean in real contexts such as comparing sizes of githeri portions or water tank capacities.</w:t>
+            </w:r>
+          </w:p>
+          <w:p>
+            <w:pPr>
+              <w:spacing w:after="30" w:before="0"/>
+              <w:ind w:left="360" w:hanging="180"/>
+              <w:jc w:val="left"/>
+            </w:pPr>
+            <w:r>
+              <w:rPr>
+                <w:rFonts w:ascii="Arial" w:cs="Arial" w:eastAsia="Arial" w:hAnsi="Arial"/>
+                <w:b w:val="false"/>
+                <w:bCs w:val="false"/>
+                <w:i w:val="false"/>
+                <w:iCs w:val="false"/>
+                <w:color w:val="000000"/>
+                <w:sz w:val="18"/>
+                <w:szCs w:val="18"/>
+              </w:rPr>
+              <w:t xml:space="preserve">–  Using Mathematics and Computational Thinking: Learners apply ratio and proportion, index laws, and coordinate geometry to calculate scale factors, locate centres of enlargement algebraically, and solve problems involving maps and architectural plans.</w:t>
+            </w:r>
+          </w:p>
+          <w:p>
+            <w:pPr>
+              <w:spacing w:after="30" w:before="0"/>
+              <w:ind w:left="360" w:hanging="180"/>
+              <w:jc w:val="left"/>
+            </w:pPr>
+            <w:r>
+              <w:rPr>
+                <w:rFonts w:ascii="Arial" w:cs="Arial" w:eastAsia="Arial" w:hAnsi="Arial"/>
+                <w:b w:val="false"/>
+                <w:bCs w:val="false"/>
+                <w:i w:val="false"/>
+                <w:iCs w:val="false"/>
+                <w:color w:val="000000"/>
+                <w:sz w:val="18"/>
+                <w:szCs w:val="18"/>
+              </w:rPr>
+              <w:t xml:space="preserve">–  Constructing Explanations: Learners write and present explanations of why the ASF equals the square of the LSF, using evidence from their investigations of similar rectangles representing Kenyan farm plots.</w:t>
+            </w:r>
+          </w:p>
+          <w:p>
+            <w:pPr>
+              <w:spacing w:after="30" w:before="0"/>
+              <w:ind w:left="360" w:hanging="180"/>
+              <w:jc w:val="left"/>
+            </w:pPr>
+            <w:r>
+              <w:rPr>
+                <w:rFonts w:ascii="Arial" w:cs="Arial" w:eastAsia="Arial" w:hAnsi="Arial"/>
+                <w:b w:val="false"/>
+                <w:bCs w:val="false"/>
+                <w:i w:val="false"/>
+                <w:iCs w:val="false"/>
+                <w:color w:val="000000"/>
+                <w:sz w:val="18"/>
+                <w:szCs w:val="18"/>
+              </w:rPr>
+              <w:t xml:space="preserve">–  Obtaining, Evaluating, and Communicating Information: Learners research real-world uses of enlargement (passport photo studios in Nairobi, survey maps of the Rift Valley) and communicate findings to the class, evaluating the accuracy of scale representations.</w:t>
+            </w:r>
+          </w:p>
+        </w:tc>
+      </w:tr>
+      <w:tr>
+        <w:tc>
+          <w:tcPr>
+            <w:tcW w:type="dxa" w:w="3000"/>
+            <w:shd w:fill="FCE4D6" w:color="auto" w:val="clear"/>
+            <w:tcMar>
+              <w:top w:type="dxa" w:w="60"/>
+              <w:left w:type="dxa" w:w="120"/>
+              <w:bottom w:type="dxa" w:w="60"/>
+              <w:right w:type="dxa" w:w="120"/>
+            </w:tcMar>
+            <w:vAlign w:val="top"/>
+          </w:tcPr>
+          <w:p>
+            <w:pPr>
+              <w:spacing w:after="40" w:before="0"/>
+              <w:jc w:val="left"/>
+            </w:pPr>
+            <w:r>
+              <w:rPr>
+                <w:rFonts w:ascii="Arial" w:cs="Arial" w:eastAsia="Arial" w:hAnsi="Arial"/>
+                <w:b/>
+                <w:bCs/>
+                <w:i w:val="false"/>
+                <w:iCs w:val="false"/>
+                <w:color w:val="000000"/>
+                <w:sz w:val="18"/>
+                <w:szCs w:val="18"/>
+              </w:rPr>
+              <w:t xml:space="preserve">Pertinent &amp; Contemporary Issues (PCIs)</w:t>
+            </w:r>
+          </w:p>
+        </w:tc>
+        <w:tc>
+          <w:tcPr>
+            <w:tcW w:type="dxa" w:w="10680"/>
+            <w:shd w:fill="FFFFFF" w:color="auto" w:val="clear"/>
+            <w:tcMar>
+              <w:top w:type="dxa" w:w="60"/>
+              <w:left w:type="dxa" w:w="120"/>
+              <w:bottom w:type="dxa" w:w="60"/>
+              <w:right w:type="dxa" w:w="120"/>
+            </w:tcMar>
+            <w:vAlign w:val="top"/>
+          </w:tcPr>
+          <w:p>
+            <w:pPr>
+              <w:spacing w:after="30" w:before="0"/>
+              <w:ind w:left="360" w:hanging="180"/>
+              <w:jc w:val="left"/>
+            </w:pPr>
+            <w:r>
+              <w:rPr>
+                <w:rFonts w:ascii="Arial" w:cs="Arial" w:eastAsia="Arial" w:hAnsi="Arial"/>
+                <w:b w:val="false"/>
+                <w:bCs w:val="false"/>
+                <w:i w:val="false"/>
+                <w:iCs w:val="false"/>
+                <w:color w:val="000000"/>
+                <w:sz w:val="18"/>
+                <w:szCs w:val="18"/>
+              </w:rPr>
+              <w:t xml:space="preserve">–  Life Skills (Critical Thinking): The learner applies critical thinking to determine whether a printed map or passport photo has been scaled correctly, questioning assumptions about size and proportion in everyday documents.</w:t>
+            </w:r>
+          </w:p>
+          <w:p>
+            <w:pPr>
+              <w:spacing w:after="30" w:before="0"/>
+              <w:ind w:left="360" w:hanging="180"/>
+              <w:jc w:val="left"/>
+            </w:pPr>
+            <w:r>
+              <w:rPr>
+                <w:rFonts w:ascii="Arial" w:cs="Arial" w:eastAsia="Arial" w:hAnsi="Arial"/>
+                <w:b w:val="false"/>
+                <w:bCs w:val="false"/>
+                <w:i w:val="false"/>
+                <w:iCs w:val="false"/>
+                <w:color w:val="000000"/>
+                <w:sz w:val="18"/>
+                <w:szCs w:val="18"/>
+              </w:rPr>
+              <w:t xml:space="preserve">–  Life Skills (Self-Esteem): The learner gains confidence by successfully deriving and applying LSF, ASF, and VSF relationships independently, reinforcing belief in their own mathematical ability.</w:t>
+            </w:r>
+          </w:p>
+          <w:p>
+            <w:pPr>
+              <w:spacing w:after="30" w:before="0"/>
+              <w:ind w:left="360" w:hanging="180"/>
+              <w:jc w:val="left"/>
+            </w:pPr>
+            <w:r>
+              <w:rPr>
+                <w:rFonts w:ascii="Arial" w:cs="Arial" w:eastAsia="Arial" w:hAnsi="Arial"/>
+                <w:b w:val="false"/>
+                <w:bCs w:val="false"/>
+                <w:i w:val="false"/>
+                <w:iCs w:val="false"/>
+                <w:color w:val="000000"/>
+                <w:sz w:val="18"/>
+                <w:szCs w:val="18"/>
+              </w:rPr>
+              <w:t xml:space="preserve">–  Citizenship (National Identity): The learner uses Kenyan survey maps, county boundary diagrams, and Nairobi city plans as contexts for scale factor work, fostering pride in and understanding of Kenya's geography.</w:t>
+            </w:r>
+          </w:p>
+          <w:p>
+            <w:pPr>
+              <w:spacing w:after="30" w:before="0"/>
+              <w:ind w:left="360" w:hanging="180"/>
+              <w:jc w:val="left"/>
+            </w:pPr>
+            <w:r>
+              <w:rPr>
+                <w:rFonts w:ascii="Arial" w:cs="Arial" w:eastAsia="Arial" w:hAnsi="Arial"/>
+                <w:b w:val="false"/>
+                <w:bCs w:val="false"/>
+                <w:i w:val="false"/>
+                <w:iCs w:val="false"/>
+                <w:color w:val="000000"/>
+                <w:sz w:val="18"/>
+                <w:szCs w:val="18"/>
+              </w:rPr>
+              <w:t xml:space="preserve">–  Financial Literacy: The learner explores how businesses such as passport photo studios, printing shops, and architectural firms in Kenya price services based on the scale of reproduction, connecting mathematics to entrepreneurial contexts.</w:t>
+            </w:r>
+          </w:p>
+          <w:p>
+            <w:pPr>
+              <w:spacing w:after="30" w:before="0"/>
+              <w:ind w:left="360" w:hanging="180"/>
+              <w:jc w:val="left"/>
+            </w:pPr>
+            <w:r>
+              <w:rPr>
+                <w:rFonts w:ascii="Arial" w:cs="Arial" w:eastAsia="Arial" w:hAnsi="Arial"/>
+                <w:b w:val="false"/>
+                <w:bCs w:val="false"/>
+                <w:i w:val="false"/>
+                <w:iCs w:val="false"/>
+                <w:color w:val="000000"/>
+                <w:sz w:val="18"/>
+                <w:szCs w:val="18"/>
+              </w:rPr>
+              <w:t xml:space="preserve">–  Environmental Education: The learner investigates how similarity and scale are used in environmental mapping (e.g., mapping deforestation in the Mau Forest or water levels in Lake Victoria) to make informed conservation decisions.</w:t>
+            </w:r>
+          </w:p>
+        </w:tc>
+      </w:tr>
+      <w:tr>
+        <w:tc>
+          <w:tcPr>
+            <w:tcW w:type="dxa" w:w="3000"/>
+            <w:shd w:fill="D9EEF1" w:color="auto" w:val="clear"/>
+            <w:tcMar>
+              <w:top w:type="dxa" w:w="60"/>
+              <w:left w:type="dxa" w:w="120"/>
+              <w:bottom w:type="dxa" w:w="60"/>
+              <w:right w:type="dxa" w:w="120"/>
+            </w:tcMar>
+            <w:vAlign w:val="top"/>
+          </w:tcPr>
+          <w:p>
+            <w:pPr>
+              <w:spacing w:after="40" w:before="0"/>
+              <w:jc w:val="left"/>
+            </w:pPr>
+            <w:r>
+              <w:rPr>
+                <w:rFonts w:ascii="Arial" w:cs="Arial" w:eastAsia="Arial" w:hAnsi="Arial"/>
+                <w:b/>
+                <w:bCs/>
+                <w:i w:val="false"/>
+                <w:iCs w:val="false"/>
+                <w:color w:val="000000"/>
+                <w:sz w:val="18"/>
+                <w:szCs w:val="18"/>
+              </w:rPr>
+              <w:t xml:space="preserve">Career Connections</w:t>
+            </w:r>
+          </w:p>
+        </w:tc>
+        <w:tc>
+          <w:tcPr>
+            <w:tcW w:type="dxa" w:w="10680"/>
+            <w:shd w:fill="FFFFFF" w:color="auto" w:val="clear"/>
+            <w:tcMar>
+              <w:top w:type="dxa" w:w="60"/>
+              <w:left w:type="dxa" w:w="120"/>
+              <w:bottom w:type="dxa" w:w="60"/>
+              <w:right w:type="dxa" w:w="120"/>
+            </w:tcMar>
+            <w:vAlign w:val="top"/>
+          </w:tcPr>
+          <w:p>
+            <w:pPr>
+              <w:spacing w:after="30" w:before="0"/>
+              <w:ind w:left="360" w:hanging="180"/>
+              <w:jc w:val="left"/>
+            </w:pPr>
+            <w:r>
+              <w:rPr>
+                <w:rFonts w:ascii="Arial" w:cs="Arial" w:eastAsia="Arial" w:hAnsi="Arial"/>
+                <w:b w:val="false"/>
+                <w:bCs w:val="false"/>
+                <w:i w:val="false"/>
+                <w:iCs w:val="false"/>
+                <w:color w:val="000000"/>
+                <w:sz w:val="18"/>
+                <w:szCs w:val="18"/>
+              </w:rPr>
+              <w:t xml:space="preserve">–  Architecture and Engineering: Architects and civil engineers in Kenya (e.g., those designing buildings in Nairobi's Westlands or road infrastructure in the Rift Valley) use scale drawings and enlargement principles daily to translate designs to real structures.</w:t>
+            </w:r>
+          </w:p>
+          <w:p>
+            <w:pPr>
+              <w:spacing w:after="30" w:before="0"/>
+              <w:ind w:left="360" w:hanging="180"/>
+              <w:jc w:val="left"/>
+            </w:pPr>
+            <w:r>
+              <w:rPr>
+                <w:rFonts w:ascii="Arial" w:cs="Arial" w:eastAsia="Arial" w:hAnsi="Arial"/>
+                <w:b w:val="false"/>
+                <w:bCs w:val="false"/>
+                <w:i w:val="false"/>
+                <w:iCs w:val="false"/>
+                <w:color w:val="000000"/>
+                <w:sz w:val="18"/>
+                <w:szCs w:val="18"/>
+              </w:rPr>
+              <w:t xml:space="preserve">–  Cartography and Surveying: Land surveyors and cartographers at the Kenya National Mapping Authority use similarity and linear scale factors to create accurate maps of Kenya's counties, national parks, and coastlines.</w:t>
+            </w:r>
+          </w:p>
+          <w:p>
+            <w:pPr>
+              <w:spacing w:after="30" w:before="0"/>
+              <w:ind w:left="360" w:hanging="180"/>
+              <w:jc w:val="left"/>
+            </w:pPr>
+            <w:r>
+              <w:rPr>
+                <w:rFonts w:ascii="Arial" w:cs="Arial" w:eastAsia="Arial" w:hAnsi="Arial"/>
+                <w:b w:val="false"/>
+                <w:bCs w:val="false"/>
+                <w:i w:val="false"/>
+                <w:iCs w:val="false"/>
+                <w:color w:val="000000"/>
+                <w:sz w:val="18"/>
+                <w:szCs w:val="18"/>
+              </w:rPr>
+              <w:t xml:space="preserve">–  Graphic Design and Photography: Graphic designers and passport photo studio operators apply enlargement and reduction scale factors to resize images for official documents, posters, and digital media.</w:t>
+            </w:r>
+          </w:p>
+          <w:p>
+            <w:pPr>
+              <w:spacing w:after="30" w:before="0"/>
+              <w:ind w:left="360" w:hanging="180"/>
+              <w:jc w:val="left"/>
+            </w:pPr>
+            <w:r>
+              <w:rPr>
+                <w:rFonts w:ascii="Arial" w:cs="Arial" w:eastAsia="Arial" w:hAnsi="Arial"/>
+                <w:b w:val="false"/>
+                <w:bCs w:val="false"/>
+                <w:i w:val="false"/>
+                <w:iCs w:val="false"/>
+                <w:color w:val="000000"/>
+                <w:sz w:val="18"/>
+                <w:szCs w:val="18"/>
+              </w:rPr>
+              <w:t xml:space="preserve">–  Medicine and Radiology: Medical imaging professionals use scale factors when interpreting X-rays and scans — enlarging images of tissues or organs for diagnosis in hospitals such as Kenyatta National Hospital.</w:t>
+            </w:r>
+          </w:p>
+          <w:p>
+            <w:pPr>
+              <w:spacing w:after="30" w:before="0"/>
+              <w:ind w:left="360" w:hanging="180"/>
+              <w:jc w:val="left"/>
+            </w:pPr>
+            <w:r>
+              <w:rPr>
+                <w:rFonts w:ascii="Arial" w:cs="Arial" w:eastAsia="Arial" w:hAnsi="Arial"/>
+                <w:b w:val="false"/>
+                <w:bCs w:val="false"/>
+                <w:i w:val="false"/>
+                <w:iCs w:val="false"/>
+                <w:color w:val="000000"/>
+                <w:sz w:val="18"/>
+                <w:szCs w:val="18"/>
+              </w:rPr>
+              <w:t xml:space="preserve">–  Fashion and Textile Design: Fashion designers in Nairobi's Gikomba and Eastleigh markets scale up pattern pieces using LSF to produce garments in different sizes, applying similarity concepts directly.</w:t>
+            </w:r>
+          </w:p>
+          <w:p>
+            <w:pPr>
+              <w:spacing w:after="30" w:before="0"/>
+              <w:ind w:left="360" w:hanging="180"/>
+              <w:jc w:val="left"/>
+            </w:pPr>
+            <w:r>
+              <w:rPr>
+                <w:rFonts w:ascii="Arial" w:cs="Arial" w:eastAsia="Arial" w:hAnsi="Arial"/>
+                <w:b w:val="false"/>
+                <w:bCs w:val="false"/>
+                <w:i w:val="false"/>
+                <w:iCs w:val="false"/>
+                <w:color w:val="000000"/>
+                <w:sz w:val="18"/>
+                <w:szCs w:val="18"/>
+              </w:rPr>
+              <w:t xml:space="preserve">–  Urban Planning: Urban planners at county governments use scale models and similarity principles to design housing estates, school campuses, and market centres across Kenyan towns.</w:t>
+            </w:r>
+          </w:p>
+        </w:tc>
+      </w:tr>
+      <w:tr>
+        <w:tc>
+          <w:tcPr>
+            <w:tcW w:type="dxa" w:w="3000"/>
+            <w:shd w:fill="D5E8F0" w:color="auto" w:val="clear"/>
+            <w:tcMar>
+              <w:top w:type="dxa" w:w="60"/>
+              <w:left w:type="dxa" w:w="120"/>
+              <w:bottom w:type="dxa" w:w="60"/>
+              <w:right w:type="dxa" w:w="120"/>
+            </w:tcMar>
+            <w:vAlign w:val="top"/>
+          </w:tcPr>
+          <w:p>
+            <w:pPr>
+              <w:spacing w:after="40" w:before="0"/>
+              <w:jc w:val="left"/>
+            </w:pPr>
+            <w:r>
+              <w:rPr>
+                <w:rFonts w:ascii="Arial" w:cs="Arial" w:eastAsia="Arial" w:hAnsi="Arial"/>
+                <w:b/>
+                <w:bCs/>
+                <w:i w:val="false"/>
+                <w:iCs w:val="false"/>
+                <w:color w:val="000000"/>
+                <w:sz w:val="18"/>
+                <w:szCs w:val="18"/>
+              </w:rPr>
+              <w:t xml:space="preserve">Focus for Lessons</w:t>
+            </w:r>
+          </w:p>
+        </w:tc>
+        <w:tc>
+          <w:tcPr>
+            <w:tcW w:type="dxa" w:w="10680"/>
+            <w:shd w:fill="FFFFFF" w:color="auto" w:val="clear"/>
+            <w:tcMar>
+              <w:top w:type="dxa" w:w="60"/>
+              <w:left w:type="dxa" w:w="120"/>
+              <w:bottom w:type="dxa" w:w="60"/>
+              <w:right w:type="dxa" w:w="120"/>
+            </w:tcMar>
+            <w:vAlign w:val="top"/>
+          </w:tcPr>
+          <w:p>
+            <w:pPr>
+              <w:spacing w:after="40" w:before="0"/>
+              <w:jc w:val="left"/>
+            </w:pPr>
+            <w:r>
+              <w:rPr>
+                <w:rFonts w:ascii="Arial" w:cs="Arial" w:eastAsia="Arial" w:hAnsi="Arial"/>
+                <w:b w:val="false"/>
+                <w:bCs w:val="false"/>
+                <w:i w:val="false"/>
+                <w:iCs w:val="false"/>
+                <w:color w:val="000000"/>
+                <w:sz w:val="18"/>
+                <w:szCs w:val="18"/>
+              </w:rPr>
+              <w:t xml:space="preserve">This unit develops learners' understanding of similarity and enlargement as powerful mathematical tools for describing and creating proportional relationships between figures and solids. Anchored in the puzzling observation that a passport photo looks identical whether printed small or large — yet fits entirely different frames — learners investigate the concept of linear scale factor (LSF) and discover how it governs corresponding lengths, areas (ASF = LSF²), and volumes (VSF = LSF³). Throughout the 12 lessons, learners move from recognising similar figures in familiar Kenyan contexts (maps, architectural plans, everyday photographs) to constructing enlargements on grids, locating centres of enlargement, and solving complex real-life problems, building both procedural fluency and deep conceptual understanding of proportional reasoning.</w:t>
+            </w:r>
+          </w:p>
+        </w:tc>
+      </w:tr>
+      <w:tr>
+        <w:tc>
+          <w:tcPr>
+            <w:tcW w:type="dxa" w:w="3000"/>
+            <w:shd w:fill="EAD1F5" w:color="auto" w:val="clear"/>
+            <w:tcMar>
+              <w:top w:type="dxa" w:w="60"/>
+              <w:left w:type="dxa" w:w="120"/>
+              <w:bottom w:type="dxa" w:w="60"/>
+              <w:right w:type="dxa" w:w="120"/>
+            </w:tcMar>
+            <w:vAlign w:val="top"/>
+          </w:tcPr>
+          <w:p>
+            <w:pPr>
+              <w:spacing w:after="40" w:before="0"/>
+              <w:jc w:val="left"/>
+            </w:pPr>
+            <w:r>
+              <w:rPr>
+                <w:rFonts w:ascii="Arial" w:cs="Arial" w:eastAsia="Arial" w:hAnsi="Arial"/>
+                <w:b/>
+                <w:bCs/>
+                <w:i w:val="false"/>
+                <w:iCs w:val="false"/>
+                <w:color w:val="000000"/>
+                <w:sz w:val="18"/>
+                <w:szCs w:val="18"/>
+              </w:rPr>
+              <w:t xml:space="preserve">Driving Question / Key Inquiry Questions</w:t>
+            </w:r>
+          </w:p>
+        </w:tc>
+        <w:tc>
+          <w:tcPr>
+            <w:tcW w:type="dxa" w:w="10680"/>
+            <w:shd w:fill="FFFFFF" w:color="auto" w:val="clear"/>
+            <w:tcMar>
+              <w:top w:type="dxa" w:w="60"/>
+              <w:left w:type="dxa" w:w="120"/>
+              <w:bottom w:type="dxa" w:w="60"/>
+              <w:right w:type="dxa" w:w="120"/>
+            </w:tcMar>
+            <w:vAlign w:val="top"/>
+          </w:tcPr>
+          <w:p>
+            <w:pPr>
+              <w:spacing w:after="40" w:before="0"/>
+              <w:jc w:val="left"/>
+            </w:pPr>
+            <w:r>
+              <w:rPr>
+                <w:rFonts w:ascii="Arial" w:cs="Arial" w:eastAsia="Arial" w:hAnsi="Arial"/>
+                <w:b w:val="false"/>
+                <w:bCs w:val="false"/>
+                <w:i w:val="false"/>
+                <w:iCs w:val="false"/>
+                <w:color w:val="000000"/>
+                <w:sz w:val="18"/>
+                <w:szCs w:val="18"/>
+              </w:rPr>
+              <w:t xml:space="preserve">DRIVING QUESTION: Why does resizing a passport photo change its size but never its shape — and what is the mathematics that makes this possible?</w:t>
+            </w:r>
+          </w:p>
+          <w:p>
+            <w:pPr>
+              <w:spacing w:after="40" w:before="0"/>
+              <w:jc w:val="left"/>
+            </w:pPr>
+            <w:r>
+              <w:rPr>
+                <w:rFonts w:ascii="Arial" w:cs="Arial" w:eastAsia="Arial" w:hAnsi="Arial"/>
+                <w:b w:val="false"/>
+                <w:bCs w:val="false"/>
+                <w:i w:val="false"/>
+                <w:iCs w:val="false"/>
+                <w:color w:val="000000"/>
+                <w:sz w:val="18"/>
+                <w:szCs w:val="18"/>
+              </w:rPr>
+              <w:t xml:space="preserve"/>
+            </w:r>
+          </w:p>
+          <w:p>
+            <w:pPr>
+              <w:spacing w:after="40" w:before="0"/>
+              <w:jc w:val="left"/>
+            </w:pPr>
+            <w:r>
+              <w:rPr>
+                <w:rFonts w:ascii="Arial" w:cs="Arial" w:eastAsia="Arial" w:hAnsi="Arial"/>
+                <w:b w:val="false"/>
+                <w:bCs w:val="false"/>
+                <w:i w:val="false"/>
+                <w:iCs w:val="false"/>
+                <w:color w:val="000000"/>
+                <w:sz w:val="18"/>
+                <w:szCs w:val="18"/>
+              </w:rPr>
+              <w:t xml:space="preserve">KICD KEY INQUIRY QUESTIONS:</w:t>
+            </w:r>
+          </w:p>
+          <w:p>
+            <w:pPr>
+              <w:spacing w:after="40" w:before="0"/>
+              <w:jc w:val="left"/>
+            </w:pPr>
+            <w:r>
+              <w:rPr>
+                <w:rFonts w:ascii="Arial" w:cs="Arial" w:eastAsia="Arial" w:hAnsi="Arial"/>
+                <w:b w:val="false"/>
+                <w:bCs w:val="false"/>
+                <w:i w:val="false"/>
+                <w:iCs w:val="false"/>
+                <w:color w:val="000000"/>
+                <w:sz w:val="18"/>
+                <w:szCs w:val="18"/>
+              </w:rPr>
+              <w:t xml:space="preserve">1. How do we identify and use similar figures in day-to-day situations?</w:t>
+            </w:r>
+          </w:p>
+          <w:p>
+            <w:pPr>
+              <w:spacing w:after="40" w:before="0"/>
+              <w:jc w:val="left"/>
+            </w:pPr>
+            <w:r>
+              <w:rPr>
+                <w:rFonts w:ascii="Arial" w:cs="Arial" w:eastAsia="Arial" w:hAnsi="Arial"/>
+                <w:b w:val="false"/>
+                <w:bCs w:val="false"/>
+                <w:i w:val="false"/>
+                <w:iCs w:val="false"/>
+                <w:color w:val="000000"/>
+                <w:sz w:val="18"/>
+                <w:szCs w:val="18"/>
+              </w:rPr>
+              <w:t xml:space="preserve">2. How does the linear scale factor relate to the area and volume of similar figures and solids?</w:t>
+            </w:r>
+          </w:p>
+        </w:tc>
+      </w:tr>
+      <w:tr>
+        <w:tc>
+          <w:tcPr>
+            <w:tcW w:type="dxa" w:w="3000"/>
+            <w:shd w:fill="EAD1F5" w:color="auto" w:val="clear"/>
+            <w:tcMar>
+              <w:top w:type="dxa" w:w="60"/>
+              <w:left w:type="dxa" w:w="120"/>
+              <w:bottom w:type="dxa" w:w="60"/>
+              <w:right w:type="dxa" w:w="120"/>
+            </w:tcMar>
+            <w:vAlign w:val="top"/>
+          </w:tcPr>
+          <w:p>
+            <w:pPr>
+              <w:spacing w:after="40" w:before="0"/>
+              <w:jc w:val="left"/>
+            </w:pPr>
+            <w:r>
+              <w:rPr>
+                <w:rFonts w:ascii="Arial" w:cs="Arial" w:eastAsia="Arial" w:hAnsi="Arial"/>
+                <w:b/>
+                <w:bCs/>
+                <w:i w:val="false"/>
+                <w:iCs w:val="false"/>
+                <w:color w:val="000000"/>
+                <w:sz w:val="18"/>
+                <w:szCs w:val="18"/>
+              </w:rPr>
+              <w:t xml:space="preserve">Anchoring Phenomenon</w:t>
+            </w:r>
+          </w:p>
+        </w:tc>
+        <w:tc>
+          <w:tcPr>
+            <w:tcW w:type="dxa" w:w="10680"/>
+            <w:shd w:fill="FFFFFF" w:color="auto" w:val="clear"/>
+            <w:tcMar>
+              <w:top w:type="dxa" w:w="60"/>
+              <w:left w:type="dxa" w:w="120"/>
+              <w:bottom w:type="dxa" w:w="60"/>
+              <w:right w:type="dxa" w:w="120"/>
+            </w:tcMar>
+            <w:vAlign w:val="top"/>
+          </w:tcPr>
+          <w:p>
+            <w:pPr>
+              <w:spacing w:after="40" w:before="0"/>
+              <w:jc w:val="left"/>
+            </w:pPr>
+            <w:r>
+              <w:rPr>
+                <w:rFonts w:ascii="Arial" w:cs="Arial" w:eastAsia="Arial" w:hAnsi="Arial"/>
+                <w:b w:val="false"/>
+                <w:bCs w:val="false"/>
+                <w:i w:val="false"/>
+                <w:iCs w:val="false"/>
+                <w:color w:val="000000"/>
+                <w:sz w:val="18"/>
+                <w:szCs w:val="18"/>
+              </w:rPr>
+              <w:t xml:space="preserve">ANCHORING PHENOMENON — The Passport Photo Puzzle:</w:t>
+            </w:r>
+          </w:p>
+          <w:p>
+            <w:pPr>
+              <w:spacing w:after="40" w:before="0"/>
+              <w:jc w:val="left"/>
+            </w:pPr>
+            <w:r>
+              <w:rPr>
+                <w:rFonts w:ascii="Arial" w:cs="Arial" w:eastAsia="Arial" w:hAnsi="Arial"/>
+                <w:b w:val="false"/>
+                <w:bCs w:val="false"/>
+                <w:i w:val="false"/>
+                <w:iCs w:val="false"/>
+                <w:color w:val="000000"/>
+                <w:sz w:val="18"/>
+                <w:szCs w:val="18"/>
+              </w:rPr>
+              <w:t xml:space="preserve">A Form 4 student in Nairobi visits a passport photo studio along Kimathi Street before travelling to a regional athletics championship. The photographer produces two prints from the same digital image: a standard passport print (35 mm × 45 mm) and an enlarged print for the school noticeboard (105 mm × 135 mm). The student notices — with puzzlement — that both photos show exactly the same image: same facial proportions, same background, same clarity. Yet one is clearly three times the size of the other. How can two objects look identical but have completely different sizes? What mathematical rule did the photographer's software follow to resize the image so perfectly? And if the photographer accidentally resizes only the width but not the height, why does the face suddenly look distorted and unrecognisable? These questions are puzzling because students intuitively know that "making something bigger" should change it, yet here the shape is perfectly preserved. This phenomenon anchors the entire unit: the answer lies in the Linear Scale Factor — a single number that scales every length in the image by the same ratio, preserving all angles and all length ratios, and whose square gives the ratio of areas.</w:t>
+            </w:r>
+          </w:p>
+        </w:tc>
+      </w:tr>
+      <w:tr>
+        <w:tc>
+          <w:tcPr>
+            <w:tcW w:type="dxa" w:w="3000"/>
+            <w:shd w:fill="D9EEF1" w:color="auto" w:val="clear"/>
+            <w:tcMar>
+              <w:top w:type="dxa" w:w="60"/>
+              <w:left w:type="dxa" w:w="120"/>
+              <w:bottom w:type="dxa" w:w="60"/>
+              <w:right w:type="dxa" w:w="120"/>
+            </w:tcMar>
+            <w:vAlign w:val="top"/>
+          </w:tcPr>
+          <w:p>
+            <w:pPr>
+              <w:spacing w:after="40" w:before="0"/>
+              <w:jc w:val="left"/>
+            </w:pPr>
+            <w:r>
+              <w:rPr>
+                <w:rFonts w:ascii="Arial" w:cs="Arial" w:eastAsia="Arial" w:hAnsi="Arial"/>
+                <w:b/>
+                <w:bCs/>
+                <w:i w:val="false"/>
+                <w:iCs w:val="false"/>
+                <w:color w:val="000000"/>
+                <w:sz w:val="18"/>
+                <w:szCs w:val="18"/>
+              </w:rPr>
+              <w:t xml:space="preserve">Storyline Thread</w:t>
+            </w:r>
+          </w:p>
+        </w:tc>
+        <w:tc>
+          <w:tcPr>
+            <w:tcW w:type="dxa" w:w="10680"/>
+            <w:shd w:fill="FFFFFF" w:color="auto" w:val="clear"/>
+            <w:tcMar>
+              <w:top w:type="dxa" w:w="60"/>
+              <w:left w:type="dxa" w:w="120"/>
+              <w:bottom w:type="dxa" w:w="60"/>
+              <w:right w:type="dxa" w:w="120"/>
+            </w:tcMar>
+            <w:vAlign w:val="top"/>
+          </w:tcPr>
+          <w:p>
+            <w:pPr>
+              <w:spacing w:after="40" w:before="0"/>
+              <w:jc w:val="left"/>
+            </w:pPr>
+            <w:r>
+              <w:rPr>
+                <w:rFonts w:ascii="Arial" w:cs="Arial" w:eastAsia="Arial" w:hAnsi="Arial"/>
+                <w:b w:val="false"/>
+                <w:bCs w:val="false"/>
+                <w:i w:val="false"/>
+                <w:iCs w:val="false"/>
+                <w:color w:val="000000"/>
+                <w:sz w:val="18"/>
+                <w:szCs w:val="18"/>
+              </w:rPr>
+              <w:t xml:space="preserve">Lesson 1 — PREDICT: The Passport Photo Puzzle Launch</w:t>
+            </w:r>
+          </w:p>
+          <w:p>
+            <w:pPr>
+              <w:spacing w:after="40" w:before="0"/>
+              <w:jc w:val="left"/>
+            </w:pPr>
+            <w:r>
+              <w:rPr>
+                <w:rFonts w:ascii="Arial" w:cs="Arial" w:eastAsia="Arial" w:hAnsi="Arial"/>
+                <w:b w:val="false"/>
+                <w:bCs w:val="false"/>
+                <w:i w:val="false"/>
+                <w:iCs w:val="false"/>
+                <w:color w:val="000000"/>
+                <w:sz w:val="18"/>
+                <w:szCs w:val="18"/>
+              </w:rPr>
+              <w:t xml:space="preserve">Students observe two passport-sized prints of the same photo (35 mm × 45 mm and 105 mm × 135 mm). They predict in writing: "What changed? What stayed the same? What single number, if any, connects the two sizes?" Cold-call sharing of predictions; class records initial ideas on the Driving Question Board (DQB). Introduction of the unit driving question.</w:t>
+            </w:r>
+          </w:p>
+          <w:p>
+            <w:pPr>
+              <w:spacing w:after="40" w:before="0"/>
+              <w:jc w:val="left"/>
+            </w:pPr>
+            <w:r>
+              <w:rPr>
+                <w:rFonts w:ascii="Arial" w:cs="Arial" w:eastAsia="Arial" w:hAnsi="Arial"/>
+                <w:b w:val="false"/>
+                <w:bCs w:val="false"/>
+                <w:i w:val="false"/>
+                <w:iCs w:val="false"/>
+                <w:color w:val="000000"/>
+                <w:sz w:val="18"/>
+                <w:szCs w:val="18"/>
+              </w:rPr>
+              <w:t xml:space="preserve"/>
+            </w:r>
+          </w:p>
+          <w:p>
+            <w:pPr>
+              <w:spacing w:after="40" w:before="0"/>
+              <w:jc w:val="left"/>
+            </w:pPr>
+            <w:r>
+              <w:rPr>
+                <w:rFonts w:ascii="Arial" w:cs="Arial" w:eastAsia="Arial" w:hAnsi="Arial"/>
+                <w:b w:val="false"/>
+                <w:bCs w:val="false"/>
+                <w:i w:val="false"/>
+                <w:iCs w:val="false"/>
+                <w:color w:val="000000"/>
+                <w:sz w:val="18"/>
+                <w:szCs w:val="18"/>
+              </w:rPr>
+              <w:t xml:space="preserve">Lesson 2 — OBSERVE &amp; EXPLORE: Properties of Similar Figures</w:t>
+            </w:r>
+          </w:p>
+          <w:p>
+            <w:pPr>
+              <w:spacing w:after="40" w:before="0"/>
+              <w:jc w:val="left"/>
+            </w:pPr>
+            <w:r>
+              <w:rPr>
+                <w:rFonts w:ascii="Arial" w:cs="Arial" w:eastAsia="Arial" w:hAnsi="Arial"/>
+                <w:b w:val="false"/>
+                <w:bCs w:val="false"/>
+                <w:i w:val="false"/>
+                <w:iCs w:val="false"/>
+                <w:color w:val="000000"/>
+                <w:sz w:val="18"/>
+                <w:szCs w:val="18"/>
+              </w:rPr>
+              <w:t xml:space="preserve">Students measure corresponding sides and angles of pairs of similar figures cut from Kenyan newspapers and maps. They tabulate ratios of corresponding sides and record corresponding angles. Class discovers: angles are equal; ratios of corresponding sides are constant. Formal definition of similar figures introduced. Link back: "Is this what happened to our passport photo?"</w:t>
+            </w:r>
+          </w:p>
+          <w:p>
+            <w:pPr>
+              <w:spacing w:after="40" w:before="0"/>
+              <w:jc w:val="left"/>
+            </w:pPr>
+            <w:r>
+              <w:rPr>
+                <w:rFonts w:ascii="Arial" w:cs="Arial" w:eastAsia="Arial" w:hAnsi="Arial"/>
+                <w:b w:val="false"/>
+                <w:bCs w:val="false"/>
+                <w:i w:val="false"/>
+                <w:iCs w:val="false"/>
+                <w:color w:val="000000"/>
+                <w:sz w:val="18"/>
+                <w:szCs w:val="18"/>
+              </w:rPr>
+              <w:t xml:space="preserve"/>
+            </w:r>
+          </w:p>
+          <w:p>
+            <w:pPr>
+              <w:spacing w:after="40" w:before="0"/>
+              <w:jc w:val="left"/>
+            </w:pPr>
+            <w:r>
+              <w:rPr>
+                <w:rFonts w:ascii="Arial" w:cs="Arial" w:eastAsia="Arial" w:hAnsi="Arial"/>
+                <w:b w:val="false"/>
+                <w:bCs w:val="false"/>
+                <w:i w:val="false"/>
+                <w:iCs w:val="false"/>
+                <w:color w:val="000000"/>
+                <w:sz w:val="18"/>
+                <w:szCs w:val="18"/>
+              </w:rPr>
+              <w:t xml:space="preserve">Lesson 3 — EXPLAIN: Linear Scale Factor (LSF) — Lengths</w:t>
+            </w:r>
+          </w:p>
+          <w:p>
+            <w:pPr>
+              <w:spacing w:after="40" w:before="0"/>
+              <w:jc w:val="left"/>
+            </w:pPr>
+            <w:r>
+              <w:rPr>
+                <w:rFonts w:ascii="Arial" w:cs="Arial" w:eastAsia="Arial" w:hAnsi="Arial"/>
+                <w:b w:val="false"/>
+                <w:bCs w:val="false"/>
+                <w:i w:val="false"/>
+                <w:iCs w:val="false"/>
+                <w:color w:val="000000"/>
+                <w:sz w:val="18"/>
+                <w:szCs w:val="18"/>
+              </w:rPr>
+              <w:t xml:space="preserve">Students formalise the concept of LSF from lesson 2 data. Worked examples using Kenyan contexts: resizing a school badge, scaling up a recipe card. Learners calculate LSF and use it to find unknown lengths in similar figures. Students revisit the passport photo: LSF = 105/35 = 3. DQB updated: "LSF tells us how much every length is multiplied."</w:t>
+            </w:r>
+          </w:p>
+          <w:p>
+            <w:pPr>
+              <w:spacing w:after="40" w:before="0"/>
+              <w:jc w:val="left"/>
+            </w:pPr>
+            <w:r>
+              <w:rPr>
+                <w:rFonts w:ascii="Arial" w:cs="Arial" w:eastAsia="Arial" w:hAnsi="Arial"/>
+                <w:b w:val="false"/>
+                <w:bCs w:val="false"/>
+                <w:i w:val="false"/>
+                <w:iCs w:val="false"/>
+                <w:color w:val="000000"/>
+                <w:sz w:val="18"/>
+                <w:szCs w:val="18"/>
+              </w:rPr>
+              <w:t xml:space="preserve"/>
+            </w:r>
+          </w:p>
+          <w:p>
+            <w:pPr>
+              <w:spacing w:after="40" w:before="0"/>
+              <w:jc w:val="left"/>
+            </w:pPr>
+            <w:r>
+              <w:rPr>
+                <w:rFonts w:ascii="Arial" w:cs="Arial" w:eastAsia="Arial" w:hAnsi="Arial"/>
+                <w:b w:val="false"/>
+                <w:bCs w:val="false"/>
+                <w:i w:val="false"/>
+                <w:iCs w:val="false"/>
+                <w:color w:val="000000"/>
+                <w:sz w:val="18"/>
+                <w:szCs w:val="18"/>
+              </w:rPr>
+              <w:t xml:space="preserve">Lesson 4 — OBSERVE &amp; INVESTIGATE: Area Scale Factor (ASF)</w:t>
+            </w:r>
+          </w:p>
+          <w:p>
+            <w:pPr>
+              <w:spacing w:after="40" w:before="0"/>
+              <w:jc w:val="left"/>
+            </w:pPr>
+            <w:r>
+              <w:rPr>
+                <w:rFonts w:ascii="Arial" w:cs="Arial" w:eastAsia="Arial" w:hAnsi="Arial"/>
+                <w:b w:val="false"/>
+                <w:bCs w:val="false"/>
+                <w:i w:val="false"/>
+                <w:iCs w:val="false"/>
+                <w:color w:val="000000"/>
+                <w:sz w:val="18"/>
+                <w:szCs w:val="18"/>
+              </w:rPr>
+              <w:t xml:space="preserve">Students draw pairs of similar rectangles (representing Kenyan farm plots) with LSF = 2, 3, and 4 on graph paper, count squares to find areas, and tabulate LSF vs. area ratio. They discover ASF = LSF². Teacher formalises the relationship. Students apply ASF to the passport photo: the larger photo has 3² = 9 times the area of the smaller photo.</w:t>
+            </w:r>
+          </w:p>
+          <w:p>
+            <w:pPr>
+              <w:spacing w:after="40" w:before="0"/>
+              <w:jc w:val="left"/>
+            </w:pPr>
+            <w:r>
+              <w:rPr>
+                <w:rFonts w:ascii="Arial" w:cs="Arial" w:eastAsia="Arial" w:hAnsi="Arial"/>
+                <w:b w:val="false"/>
+                <w:bCs w:val="false"/>
+                <w:i w:val="false"/>
+                <w:iCs w:val="false"/>
+                <w:color w:val="000000"/>
+                <w:sz w:val="18"/>
+                <w:szCs w:val="18"/>
+              </w:rPr>
+              <w:t xml:space="preserve"/>
+            </w:r>
+          </w:p>
+          <w:p>
+            <w:pPr>
+              <w:spacing w:after="40" w:before="0"/>
+              <w:jc w:val="left"/>
+            </w:pPr>
+            <w:r>
+              <w:rPr>
+                <w:rFonts w:ascii="Arial" w:cs="Arial" w:eastAsia="Arial" w:hAnsi="Arial"/>
+                <w:b w:val="false"/>
+                <w:bCs w:val="false"/>
+                <w:i w:val="false"/>
+                <w:iCs w:val="false"/>
+                <w:color w:val="000000"/>
+                <w:sz w:val="18"/>
+                <w:szCs w:val="18"/>
+              </w:rPr>
+              <w:t xml:space="preserve">Lesson 5 — EXPLAIN: Volume Scale Factor (VSF)</w:t>
+            </w:r>
+          </w:p>
+          <w:p>
+            <w:pPr>
+              <w:spacing w:after="40" w:before="0"/>
+              <w:jc w:val="left"/>
+            </w:pPr>
+            <w:r>
+              <w:rPr>
+                <w:rFonts w:ascii="Arial" w:cs="Arial" w:eastAsia="Arial" w:hAnsi="Arial"/>
+                <w:b w:val="false"/>
+                <w:bCs w:val="false"/>
+                <w:i w:val="false"/>
+                <w:iCs w:val="false"/>
+                <w:color w:val="000000"/>
+                <w:sz w:val="18"/>
+                <w:szCs w:val="18"/>
+              </w:rPr>
+              <w:t xml:space="preserve">Students use linking cubes or diagrams to build similar cuboids with LSF = 2 and LSF = 3, count unit cubes, and discover VSF = LSF³. Worked examples use the Eldoret sufuria supporting phenomenon (VSF = 27). Learners solve problems comparing volumes of similar containers — water tanks, grain stores, cooking pots — in Kenyan farming contexts.</w:t>
+            </w:r>
+          </w:p>
+          <w:p>
+            <w:pPr>
+              <w:spacing w:after="40" w:before="0"/>
+              <w:jc w:val="left"/>
+            </w:pPr>
+            <w:r>
+              <w:rPr>
+                <w:rFonts w:ascii="Arial" w:cs="Arial" w:eastAsia="Arial" w:hAnsi="Arial"/>
+                <w:b w:val="false"/>
+                <w:bCs w:val="false"/>
+                <w:i w:val="false"/>
+                <w:iCs w:val="false"/>
+                <w:color w:val="000000"/>
+                <w:sz w:val="18"/>
+                <w:szCs w:val="18"/>
+              </w:rPr>
+              <w:t xml:space="preserve"/>
+            </w:r>
+          </w:p>
+          <w:p>
+            <w:pPr>
+              <w:spacing w:after="40" w:before="0"/>
+              <w:jc w:val="left"/>
+            </w:pPr>
+            <w:r>
+              <w:rPr>
+                <w:rFonts w:ascii="Arial" w:cs="Arial" w:eastAsia="Arial" w:hAnsi="Arial"/>
+                <w:b w:val="false"/>
+                <w:bCs w:val="false"/>
+                <w:i w:val="false"/>
+                <w:iCs w:val="false"/>
+                <w:color w:val="000000"/>
+                <w:sz w:val="18"/>
+                <w:szCs w:val="18"/>
+              </w:rPr>
+              <w:t xml:space="preserve">Lesson 6 — EXPLAIN &amp; APPLY: Mixed Problems — LSF, ASF, VSF</w:t>
+            </w:r>
+          </w:p>
+          <w:p>
+            <w:pPr>
+              <w:spacing w:after="40" w:before="0"/>
+              <w:jc w:val="left"/>
+            </w:pPr>
+            <w:r>
+              <w:rPr>
+                <w:rFonts w:ascii="Arial" w:cs="Arial" w:eastAsia="Arial" w:hAnsi="Arial"/>
+                <w:b w:val="false"/>
+                <w:bCs w:val="false"/>
+                <w:i w:val="false"/>
+                <w:iCs w:val="false"/>
+                <w:color w:val="000000"/>
+                <w:sz w:val="18"/>
+                <w:szCs w:val="18"/>
+              </w:rPr>
+              <w:t xml:space="preserve">Consolidation lesson. Learners solve a structured set of problems weaving all three relationships: a map distance problem (Nairobi to Nakuru), a roofing area problem (Mombasa architect model), and a water tank volume problem (Kericho tea farm). Peer-marking and error analysis. DQB updated with "ASF = LSF², VSF = LSF³."</w:t>
+            </w:r>
+          </w:p>
+          <w:p>
+            <w:pPr>
+              <w:spacing w:after="40" w:before="0"/>
+              <w:jc w:val="left"/>
+            </w:pPr>
+            <w:r>
+              <w:rPr>
+                <w:rFonts w:ascii="Arial" w:cs="Arial" w:eastAsia="Arial" w:hAnsi="Arial"/>
+                <w:b w:val="false"/>
+                <w:bCs w:val="false"/>
+                <w:i w:val="false"/>
+                <w:iCs w:val="false"/>
+                <w:color w:val="000000"/>
+                <w:sz w:val="18"/>
+                <w:szCs w:val="18"/>
+              </w:rPr>
+              <w:t xml:space="preserve"/>
+            </w:r>
+          </w:p>
+          <w:p>
+            <w:pPr>
+              <w:spacing w:after="40" w:before="0"/>
+              <w:jc w:val="left"/>
+            </w:pPr>
+            <w:r>
+              <w:rPr>
+                <w:rFonts w:ascii="Arial" w:cs="Arial" w:eastAsia="Arial" w:hAnsi="Arial"/>
+                <w:b w:val="false"/>
+                <w:bCs w:val="false"/>
+                <w:i w:val="false"/>
+                <w:iCs w:val="false"/>
+                <w:color w:val="000000"/>
+                <w:sz w:val="18"/>
+                <w:szCs w:val="18"/>
+              </w:rPr>
+              <w:t xml:space="preserve">Lesson 7 — OBSERVE &amp; CONSTRUCT: Enlargement on a Grid (Positive LSF)</w:t>
+            </w:r>
+          </w:p>
+          <w:p>
+            <w:pPr>
+              <w:spacing w:after="40" w:before="0"/>
+              <w:jc w:val="left"/>
+            </w:pPr>
+            <w:r>
+              <w:rPr>
+                <w:rFonts w:ascii="Arial" w:cs="Arial" w:eastAsia="Arial" w:hAnsi="Arial"/>
+                <w:b w:val="false"/>
+                <w:bCs w:val="false"/>
+                <w:i w:val="false"/>
+                <w:iCs w:val="false"/>
+                <w:color w:val="000000"/>
+                <w:sz w:val="18"/>
+                <w:szCs w:val="18"/>
+              </w:rPr>
+              <w:t xml:space="preserve">Students are introduced to the centre of enlargement. Using graph paper, they construct enlargements of simple polygons (a Kenyan house floor plan outline) with positive LSF = 2 and LSF = 3, using a given centre. They observe that distances from the centre of enlargement also scale by the LSF. Connection to passport photo: the "centre" is the optical centre of the camera lens.</w:t>
+            </w:r>
+          </w:p>
+          <w:p>
+            <w:pPr>
+              <w:spacing w:after="40" w:before="0"/>
+              <w:jc w:val="left"/>
+            </w:pPr>
+            <w:r>
+              <w:rPr>
+                <w:rFonts w:ascii="Arial" w:cs="Arial" w:eastAsia="Arial" w:hAnsi="Arial"/>
+                <w:b w:val="false"/>
+                <w:bCs w:val="false"/>
+                <w:i w:val="false"/>
+                <w:iCs w:val="false"/>
+                <w:color w:val="000000"/>
+                <w:sz w:val="18"/>
+                <w:szCs w:val="18"/>
+              </w:rPr>
+              <w:t xml:space="preserve"/>
+            </w:r>
+          </w:p>
+          <w:p>
+            <w:pPr>
+              <w:spacing w:after="40" w:before="0"/>
+              <w:jc w:val="left"/>
+            </w:pPr>
+            <w:r>
+              <w:rPr>
+                <w:rFonts w:ascii="Arial" w:cs="Arial" w:eastAsia="Arial" w:hAnsi="Arial"/>
+                <w:b w:val="false"/>
+                <w:bCs w:val="false"/>
+                <w:i w:val="false"/>
+                <w:iCs w:val="false"/>
+                <w:color w:val="000000"/>
+                <w:sz w:val="18"/>
+                <w:szCs w:val="18"/>
+              </w:rPr>
+              <w:t xml:space="preserve">Lesson 8 — EXPLAIN &amp; CONSTRUCT: Enlargement with Negative Scale Factor</w:t>
+            </w:r>
+          </w:p>
+          <w:p>
+            <w:pPr>
+              <w:spacing w:after="40" w:before="0"/>
+              <w:jc w:val="left"/>
+            </w:pPr>
+            <w:r>
+              <w:rPr>
+                <w:rFonts w:ascii="Arial" w:cs="Arial" w:eastAsia="Arial" w:hAnsi="Arial"/>
+                <w:b w:val="false"/>
+                <w:bCs w:val="false"/>
+                <w:i w:val="false"/>
+                <w:iCs w:val="false"/>
+                <w:color w:val="000000"/>
+                <w:sz w:val="18"/>
+                <w:szCs w:val="18"/>
+              </w:rPr>
+              <w:t xml:space="preserve">Students construct enlargements using LSF = −2, discovering that the image appears on the opposite side of the centre and is inverted. Worked examples using coordinate grids. Learners discuss: "If a camera inverts an image (as pinhole cameras do), which scale factor describes this?" DQB updated: "Negative LSF → image is inverted and on the opposite side."</w:t>
+            </w:r>
+          </w:p>
+          <w:p>
+            <w:pPr>
+              <w:spacing w:after="40" w:before="0"/>
+              <w:jc w:val="left"/>
+            </w:pPr>
+            <w:r>
+              <w:rPr>
+                <w:rFonts w:ascii="Arial" w:cs="Arial" w:eastAsia="Arial" w:hAnsi="Arial"/>
+                <w:b w:val="false"/>
+                <w:bCs w:val="false"/>
+                <w:i w:val="false"/>
+                <w:iCs w:val="false"/>
+                <w:color w:val="000000"/>
+                <w:sz w:val="18"/>
+                <w:szCs w:val="18"/>
+              </w:rPr>
+              <w:t xml:space="preserve"/>
+            </w:r>
+          </w:p>
+          <w:p>
+            <w:pPr>
+              <w:spacing w:after="40" w:before="0"/>
+              <w:jc w:val="left"/>
+            </w:pPr>
+            <w:r>
+              <w:rPr>
+                <w:rFonts w:ascii="Arial" w:cs="Arial" w:eastAsia="Arial" w:hAnsi="Arial"/>
+                <w:b w:val="false"/>
+                <w:bCs w:val="false"/>
+                <w:i w:val="false"/>
+                <w:iCs w:val="false"/>
+                <w:color w:val="000000"/>
+                <w:sz w:val="18"/>
+                <w:szCs w:val="18"/>
+              </w:rPr>
+              <w:t xml:space="preserve">Lesson 9 — EXPLAIN: Locating the Centre of Enlargement</w:t>
+            </w:r>
+          </w:p>
+          <w:p>
+            <w:pPr>
+              <w:spacing w:after="40" w:before="0"/>
+              <w:jc w:val="left"/>
+            </w:pPr>
+            <w:r>
+              <w:rPr>
+                <w:rFonts w:ascii="Arial" w:cs="Arial" w:eastAsia="Arial" w:hAnsi="Arial"/>
+                <w:b w:val="false"/>
+                <w:bCs w:val="false"/>
+                <w:i w:val="false"/>
+                <w:iCs w:val="false"/>
+                <w:color w:val="000000"/>
+                <w:sz w:val="18"/>
+                <w:szCs w:val="18"/>
+              </w:rPr>
+              <w:t xml:space="preserve">Given an object and its image, students use the property that corresponding points and the centre of enlargement are collinear to locate the centre by drawing or using coordinate methods. Worked examples with Kenyan map grids. Learners reverse-engineer: "Where was the photographer's camera positioned relative to the subject?"</w:t>
+            </w:r>
+          </w:p>
+          <w:p>
+            <w:pPr>
+              <w:spacing w:after="40" w:before="0"/>
+              <w:jc w:val="left"/>
+            </w:pPr>
+            <w:r>
+              <w:rPr>
+                <w:rFonts w:ascii="Arial" w:cs="Arial" w:eastAsia="Arial" w:hAnsi="Arial"/>
+                <w:b w:val="false"/>
+                <w:bCs w:val="false"/>
+                <w:i w:val="false"/>
+                <w:iCs w:val="false"/>
+                <w:color w:val="000000"/>
+                <w:sz w:val="18"/>
+                <w:szCs w:val="18"/>
+              </w:rPr>
+              <w:t xml:space="preserve"/>
+            </w:r>
+          </w:p>
+          <w:p>
+            <w:pPr>
+              <w:spacing w:after="40" w:before="0"/>
+              <w:jc w:val="left"/>
+            </w:pPr>
+            <w:r>
+              <w:rPr>
+                <w:rFonts w:ascii="Arial" w:cs="Arial" w:eastAsia="Arial" w:hAnsi="Arial"/>
+                <w:b w:val="false"/>
+                <w:bCs w:val="false"/>
+                <w:i w:val="false"/>
+                <w:iCs w:val="false"/>
+                <w:color w:val="000000"/>
+                <w:sz w:val="18"/>
+                <w:szCs w:val="18"/>
+              </w:rPr>
+              <w:t xml:space="preserve">Lesson 10 — MODEL BUILDING: Constructing a Scale Drawing (Real-Life Application)</w:t>
+            </w:r>
+          </w:p>
+          <w:p>
+            <w:pPr>
+              <w:spacing w:after="40" w:before="0"/>
+              <w:jc w:val="left"/>
+            </w:pPr>
+            <w:r>
+              <w:rPr>
+                <w:rFonts w:ascii="Arial" w:cs="Arial" w:eastAsia="Arial" w:hAnsi="Arial"/>
+                <w:b w:val="false"/>
+                <w:bCs w:val="false"/>
+                <w:i w:val="false"/>
+                <w:iCs w:val="false"/>
+                <w:color w:val="000000"/>
+                <w:sz w:val="18"/>
+                <w:szCs w:val="18"/>
+              </w:rPr>
+              <w:t xml:space="preserve">Students work in groups to create a scale drawing of their classroom or school compound, selecting an appropriate LSF, measuring real dimensions, and producing a labelled floor plan on graph paper. Each group presents their choice of LSF and justifies it. This phase makes the passport photo phenomenon concrete at architectural scale.</w:t>
+            </w:r>
+          </w:p>
+          <w:p>
+            <w:pPr>
+              <w:spacing w:after="40" w:before="0"/>
+              <w:jc w:val="left"/>
+            </w:pPr>
+            <w:r>
+              <w:rPr>
+                <w:rFonts w:ascii="Arial" w:cs="Arial" w:eastAsia="Arial" w:hAnsi="Arial"/>
+                <w:b w:val="false"/>
+                <w:bCs w:val="false"/>
+                <w:i w:val="false"/>
+                <w:iCs w:val="false"/>
+                <w:color w:val="000000"/>
+                <w:sz w:val="18"/>
+                <w:szCs w:val="18"/>
+              </w:rPr>
+              <w:t xml:space="preserve"/>
+            </w:r>
+          </w:p>
+          <w:p>
+            <w:pPr>
+              <w:spacing w:after="40" w:before="0"/>
+              <w:jc w:val="left"/>
+            </w:pPr>
+            <w:r>
+              <w:rPr>
+                <w:rFonts w:ascii="Arial" w:cs="Arial" w:eastAsia="Arial" w:hAnsi="Arial"/>
+                <w:b w:val="false"/>
+                <w:bCs w:val="false"/>
+                <w:i w:val="false"/>
+                <w:iCs w:val="false"/>
+                <w:color w:val="000000"/>
+                <w:sz w:val="18"/>
+                <w:szCs w:val="18"/>
+              </w:rPr>
+              <w:t xml:space="preserve">Lesson 11 — APPLICATION &amp; PROBLEM SOLVING: Maps, Photos, and Plans</w:t>
+            </w:r>
+          </w:p>
+          <w:p>
+            <w:pPr>
+              <w:spacing w:after="40" w:before="0"/>
+              <w:jc w:val="left"/>
+            </w:pPr>
+            <w:r>
+              <w:rPr>
+                <w:rFonts w:ascii="Arial" w:cs="Arial" w:eastAsia="Arial" w:hAnsi="Arial"/>
+                <w:b w:val="false"/>
+                <w:bCs w:val="false"/>
+                <w:i w:val="false"/>
+                <w:iCs w:val="false"/>
+                <w:color w:val="000000"/>
+                <w:sz w:val="18"/>
+                <w:szCs w:val="18"/>
+              </w:rPr>
+              <w:t xml:space="preserve">Students solve a rich set of real-life problems: (a) using a 1:50,000 Kenya survey map to find actual distances between towns; (b) determining the correct dimensions for a passport photo enlargement for a Huduma Centre application; (c) comparing storage volumes of two geometrically similar grain silos on a Rift Valley farm. DQB is reviewed and outstanding questions are resolved.</w:t>
+            </w:r>
+          </w:p>
+          <w:p>
+            <w:pPr>
+              <w:spacing w:after="40" w:before="0"/>
+              <w:jc w:val="left"/>
+            </w:pPr>
+            <w:r>
+              <w:rPr>
+                <w:rFonts w:ascii="Arial" w:cs="Arial" w:eastAsia="Arial" w:hAnsi="Arial"/>
+                <w:b w:val="false"/>
+                <w:bCs w:val="false"/>
+                <w:i w:val="false"/>
+                <w:iCs w:val="false"/>
+                <w:color w:val="000000"/>
+                <w:sz w:val="18"/>
+                <w:szCs w:val="18"/>
+              </w:rPr>
+              <w:t xml:space="preserve"/>
+            </w:r>
+          </w:p>
+          <w:p>
+            <w:pPr>
+              <w:spacing w:after="40" w:before="0"/>
+              <w:jc w:val="left"/>
+            </w:pPr>
+            <w:r>
+              <w:rPr>
+                <w:rFonts w:ascii="Arial" w:cs="Arial" w:eastAsia="Arial" w:hAnsi="Arial"/>
+                <w:b w:val="false"/>
+                <w:bCs w:val="false"/>
+                <w:i w:val="false"/>
+                <w:iCs w:val="false"/>
+                <w:color w:val="000000"/>
+                <w:sz w:val="18"/>
+                <w:szCs w:val="18"/>
+              </w:rPr>
+              <w:t xml:space="preserve">Lesson 12 — REVIEW, MODEL REVISION &amp; ASSESSMENT: Pulling the Storyline Together</w:t>
+            </w:r>
+          </w:p>
+          <w:p>
+            <w:pPr>
+              <w:spacing w:after="40" w:before="0"/>
+              <w:jc w:val="left"/>
+            </w:pPr>
+            <w:r>
+              <w:rPr>
+                <w:rFonts w:ascii="Arial" w:cs="Arial" w:eastAsia="Arial" w:hAnsi="Arial"/>
+                <w:b w:val="false"/>
+                <w:bCs w:val="false"/>
+                <w:i w:val="false"/>
+                <w:iCs w:val="false"/>
+                <w:color w:val="000000"/>
+                <w:sz w:val="18"/>
+                <w:szCs w:val="18"/>
+              </w:rPr>
+              <w:t xml:space="preserve">Students return to the original passport photo phenomenon and write a full explanation of why resizing preserves shape but changes size, citing LSF, ASF, and VSF. They present revised cumulative models (diagram + annotated equations). A summative task (mix of short-answer and problem-solving questions in Kenyan contexts) assesses all learning outcomes. DQB closed: the driving question is answered collaboratively.</w:t>
+            </w:r>
+          </w:p>
+        </w:tc>
+      </w:tr>
+      <w:tr>
+        <w:tc>
+          <w:tcPr>
+            <w:tcW w:type="dxa" w:w="3000"/>
+            <w:shd w:fill="EAD1F5" w:color="auto" w:val="clear"/>
+            <w:tcMar>
+              <w:top w:type="dxa" w:w="60"/>
+              <w:left w:type="dxa" w:w="120"/>
+              <w:bottom w:type="dxa" w:w="60"/>
+              <w:right w:type="dxa" w:w="120"/>
+            </w:tcMar>
+            <w:vAlign w:val="top"/>
+          </w:tcPr>
+          <w:p>
+            <w:pPr>
+              <w:spacing w:after="40" w:before="0"/>
+              <w:jc w:val="left"/>
+            </w:pPr>
+            <w:r>
+              <w:rPr>
+                <w:rFonts w:ascii="Arial" w:cs="Arial" w:eastAsia="Arial" w:hAnsi="Arial"/>
+                <w:b/>
+                <w:bCs/>
+                <w:i w:val="false"/>
+                <w:iCs w:val="false"/>
+                <w:color w:val="000000"/>
+                <w:sz w:val="18"/>
+                <w:szCs w:val="18"/>
+              </w:rPr>
+              <w:t xml:space="preserve">Supporting Phenomena</w:t>
+            </w:r>
+          </w:p>
+        </w:tc>
+        <w:tc>
+          <w:tcPr>
+            <w:tcW w:type="dxa" w:w="10680"/>
+            <w:shd w:fill="FFFFFF" w:color="auto" w:val="clear"/>
+            <w:tcMar>
+              <w:top w:type="dxa" w:w="60"/>
+              <w:left w:type="dxa" w:w="120"/>
+              <w:bottom w:type="dxa" w:w="60"/>
+              <w:right w:type="dxa" w:w="120"/>
+            </w:tcMar>
+            <w:vAlign w:val="top"/>
+          </w:tcPr>
+          <w:p>
+            <w:pPr>
+              <w:spacing w:after="30" w:before="0"/>
+              <w:ind w:left="360" w:hanging="180"/>
+              <w:jc w:val="left"/>
+            </w:pPr>
+            <w:r>
+              <w:rPr>
+                <w:rFonts w:ascii="Arial" w:cs="Arial" w:eastAsia="Arial" w:hAnsi="Arial"/>
+                <w:b w:val="false"/>
+                <w:bCs w:val="false"/>
+                <w:i w:val="false"/>
+                <w:iCs w:val="false"/>
+                <w:color w:val="000000"/>
+                <w:sz w:val="18"/>
+                <w:szCs w:val="18"/>
+              </w:rPr>
+              <w:t xml:space="preserve">–  The Shrinking Map: A matatu driver in Kisumu uses a road map of Western Kenya. The entire Lake Victoria basin — hundreds of kilometres wide — fits on a single A4 page. How can a 350 km stretch of road be represented by just 7 cm on paper? What number connects the map distance to the real distance, and how is this the same mathematical idea as the passport photo?</w:t>
+            </w:r>
+          </w:p>
+          <w:p>
+            <w:pPr>
+              <w:spacing w:after="30" w:before="0"/>
+              <w:ind w:left="360" w:hanging="180"/>
+              <w:jc w:val="left"/>
+            </w:pPr>
+            <w:r>
+              <w:rPr>
+                <w:rFonts w:ascii="Arial" w:cs="Arial" w:eastAsia="Arial" w:hAnsi="Arial"/>
+                <w:b w:val="false"/>
+                <w:bCs w:val="false"/>
+                <w:i w:val="false"/>
+                <w:iCs w:val="false"/>
+                <w:color w:val="000000"/>
+                <w:sz w:val="18"/>
+                <w:szCs w:val="18"/>
+              </w:rPr>
+              <w:t xml:space="preserve">–  The Giant Ugali Pot: A caterer preparing for a school prize-giving in Eldoret normally uses a sufuria of diameter 30 cm to cook ugali for 20 people. For a function of 180 people, they buy a sufuria of diameter 90 cm. The diameter tripled — so does the ugali cook three times as much, or nine times as much, or twenty-seven times as much? The puzzling answer (the volume scales by LSF³ = 27) connects to the VSF relationship.</w:t>
+            </w:r>
+          </w:p>
+          <w:p>
+            <w:pPr>
+              <w:spacing w:after="30" w:before="0"/>
+              <w:ind w:left="360" w:hanging="180"/>
+              <w:jc w:val="left"/>
+            </w:pPr>
+            <w:r>
+              <w:rPr>
+                <w:rFonts w:ascii="Arial" w:cs="Arial" w:eastAsia="Arial" w:hAnsi="Arial"/>
+                <w:b w:val="false"/>
+                <w:bCs w:val="false"/>
+                <w:i w:val="false"/>
+                <w:iCs w:val="false"/>
+                <w:color w:val="000000"/>
+                <w:sz w:val="18"/>
+                <w:szCs w:val="18"/>
+              </w:rPr>
+              <w:t xml:space="preserve">–  The Architect's Model: An architect in Mombasa builds a scale model of a new coastal resort hotel. The model is 60 cm long; the real building will be 30 m long. The model's roof has an area of 450 cm² — what will the real roof area be? Learners are puzzled that multiplying the length by 50 does not give the roof area; instead the area scales by 50² = 2500.</w:t>
+            </w:r>
+          </w:p>
+          <w:p>
+            <w:pPr>
+              <w:spacing w:after="30" w:before="0"/>
+              <w:ind w:left="360" w:hanging="180"/>
+              <w:jc w:val="left"/>
+            </w:pPr>
+            <w:r>
+              <w:rPr>
+                <w:rFonts w:ascii="Arial" w:cs="Arial" w:eastAsia="Arial" w:hAnsi="Arial"/>
+                <w:b w:val="false"/>
+                <w:bCs w:val="false"/>
+                <w:i w:val="false"/>
+                <w:iCs w:val="false"/>
+                <w:color w:val="000000"/>
+                <w:sz w:val="18"/>
+                <w:szCs w:val="18"/>
+              </w:rPr>
+              <w:t xml:space="preserve">–  The Shadow and the Tree: Near a farm in Kericho, a farmer notices that a young tea plant casts a shadow of 0.4 m at the same time that a nearby fence post of known height 1.2 m casts a shadow of 0.6 m. How can shadows on flat ground be used to find the height of the tea plant without climbing it? This supporting phenomenon introduces indirect measurement through similar triangles.</w:t>
+            </w:r>
+          </w:p>
+        </w:tc>
+      </w:tr>
+    </w:tbl>
+    <w:p>
+      <w:pPr>
+        <w:spacing w:after="120"/>
+      </w:pPr>
+      <w:r>
+        <w:t xml:space="preserve"/>
       </w:r>
     </w:p>
     <w:p>
@@ -150,7 +2940,7 @@
         </w:rPr>
         <w:t xml:space="preserve">© 2026 SeaVuria and ARES. This work is licensed under a </w:t>
       </w:r>
-      <w:hyperlink w:history="1" r:id="rIdnqt696pyhcenoc-ks-fo4">
+      <w:hyperlink w:history="1" r:id="rId2qapdr7nv-wf_8sa97js2">
         <w:r>
           <w:rPr>
             <w:rFonts w:ascii="Arial" w:cs="Arial" w:eastAsia="Arial" w:hAnsi="Arial"/>
@@ -170,7 +2960,7 @@
         </w:rPr>
         <w:t xml:space="preserve"> (</w:t>
       </w:r>
-      <w:hyperlink w:history="1" r:id="rIda0q5z-vyxmdm49wr0_f6i">
+      <w:hyperlink w:history="1" r:id="rIdbsier5mprq_pfpw-1kppw">
         <w:r>
           <w:rPr>
             <w:rFonts w:ascii="Arial" w:cs="Arial" w:eastAsia="Arial" w:hAnsi="Arial"/>
@@ -190,7 +2980,7 @@
         </w:rPr>
         <w:t xml:space="preserve">). To view a copy of this license, visit </w:t>
       </w:r>
-      <w:hyperlink w:history="1" r:id="rIdmpdrz12nb8cpsrbtk2luq">
+      <w:hyperlink w:history="1" r:id="rId9ferfpy2f56mzck7nugle">
         <w:r>
           <w:rPr>
             <w:rFonts w:ascii="Arial" w:cs="Arial" w:eastAsia="Arial" w:hAnsi="Arial"/>
@@ -209,2796 +2999,6 @@
           <w:szCs w:val="17"/>
         </w:rPr>
         <w:t xml:space="preserve">. You are free to copy, redistribute, and adapt this material in any medium or format, provided appropriate credit is given and the material is not used for commercial purposes. KICD learning outcomes and curriculum designations reproduced here for alignment purposes remain the property of KICD and are not covered by this license. Linked external resources (e.g. CK-12, Khan Academy, PhET) are subject to their own licenses.</w:t>
-      </w:r>
-    </w:p>
-    <w:p>
-      <w:pPr>
-        <w:spacing w:after="120"/>
-      </w:pPr>
-      <w:r>
-        <w:t xml:space="preserve"/>
-      </w:r>
-    </w:p>
-    <w:tbl>
-      <w:tblPr>
-        <w:tblW w:type="dxa" w:w="13680"/>
-        <w:tblBorders>
-          <w:top w:val="single" w:color="AAAAAA" w:sz="4"/>
-          <w:left w:val="single" w:color="AAAAAA" w:sz="4"/>
-          <w:bottom w:val="single" w:color="AAAAAA" w:sz="4"/>
-          <w:right w:val="single" w:color="AAAAAA" w:sz="4"/>
-          <w:insideH w:val="single" w:color="auto" w:sz="4"/>
-          <w:insideV w:val="single" w:color="auto" w:sz="4"/>
-        </w:tblBorders>
-        <w:tblLayout w:type="fixed"/>
-      </w:tblPr>
-      <w:tblGrid>
-        <w:gridCol w:w="3000"/>
-        <w:gridCol w:w="10680"/>
-      </w:tblGrid>
-      <w:tr>
-        <w:tc>
-          <w:tcPr>
-            <w:tcW w:type="dxa" w:w="13680"/>
-            <w:gridSpan w:val="2"/>
-            <w:shd w:fill="1F3864" w:color="auto" w:val="clear"/>
-            <w:tcMar>
-              <w:top w:type="dxa" w:w="60"/>
-              <w:left w:type="dxa" w:w="120"/>
-              <w:bottom w:type="dxa" w:w="60"/>
-              <w:right w:type="dxa" w:w="120"/>
-            </w:tcMar>
-            <w:vAlign w:val="top"/>
-          </w:tcPr>
-          <w:p>
-            <w:pPr>
-              <w:spacing w:after="40" w:before="0"/>
-              <w:jc w:val="center"/>
-            </w:pPr>
-            <w:r>
-              <w:rPr>
-                <w:rFonts w:ascii="Arial" w:cs="Arial" w:eastAsia="Arial" w:hAnsi="Arial"/>
-                <w:b/>
-                <w:bCs/>
-                <w:i w:val="false"/>
-                <w:iCs w:val="false"/>
-                <w:color w:val="FFFFFF"/>
-                <w:sz w:val="22"/>
-                <w:szCs w:val="22"/>
-              </w:rPr>
-              <w:t xml:space="preserve">SUB-STRAND OVERVIEW</w:t>
-            </w:r>
-          </w:p>
-        </w:tc>
-      </w:tr>
-      <w:tr>
-        <w:tc>
-          <w:tcPr>
-            <w:tcW w:type="dxa" w:w="3000"/>
-            <w:shd w:fill="D5E8F0" w:color="auto" w:val="clear"/>
-            <w:tcMar>
-              <w:top w:type="dxa" w:w="60"/>
-              <w:left w:type="dxa" w:w="120"/>
-              <w:bottom w:type="dxa" w:w="60"/>
-              <w:right w:type="dxa" w:w="120"/>
-            </w:tcMar>
-            <w:vAlign w:val="top"/>
-          </w:tcPr>
-          <w:p>
-            <w:pPr>
-              <w:spacing w:after="40" w:before="0"/>
-              <w:jc w:val="left"/>
-            </w:pPr>
-            <w:r>
-              <w:rPr>
-                <w:rFonts w:ascii="Arial" w:cs="Arial" w:eastAsia="Arial" w:hAnsi="Arial"/>
-                <w:b/>
-                <w:bCs/>
-                <w:i w:val="false"/>
-                <w:iCs w:val="false"/>
-                <w:color w:val="000000"/>
-                <w:sz w:val="18"/>
-                <w:szCs w:val="18"/>
-              </w:rPr>
-              <w:t xml:space="preserve">Grade Level</w:t>
-            </w:r>
-          </w:p>
-        </w:tc>
-        <w:tc>
-          <w:tcPr>
-            <w:tcW w:type="dxa" w:w="10680"/>
-            <w:shd w:fill="FFFFFF" w:color="auto" w:val="clear"/>
-            <w:tcMar>
-              <w:top w:type="dxa" w:w="60"/>
-              <w:left w:type="dxa" w:w="120"/>
-              <w:bottom w:type="dxa" w:w="60"/>
-              <w:right w:type="dxa" w:w="120"/>
-            </w:tcMar>
-            <w:vAlign w:val="top"/>
-          </w:tcPr>
-          <w:p>
-            <w:pPr>
-              <w:spacing w:after="40" w:before="0"/>
-              <w:jc w:val="left"/>
-            </w:pPr>
-            <w:r>
-              <w:rPr>
-                <w:rFonts w:ascii="Arial" w:cs="Arial" w:eastAsia="Arial" w:hAnsi="Arial"/>
-                <w:b w:val="false"/>
-                <w:bCs w:val="false"/>
-                <w:i w:val="false"/>
-                <w:iCs w:val="false"/>
-                <w:color w:val="000000"/>
-                <w:sz w:val="18"/>
-                <w:szCs w:val="18"/>
-              </w:rPr>
-              <w:t xml:space="preserve">10</w:t>
-            </w:r>
-          </w:p>
-        </w:tc>
-      </w:tr>
-      <w:tr>
-        <w:tc>
-          <w:tcPr>
-            <w:tcW w:type="dxa" w:w="3000"/>
-            <w:shd w:fill="D5E8F0" w:color="auto" w:val="clear"/>
-            <w:tcMar>
-              <w:top w:type="dxa" w:w="60"/>
-              <w:left w:type="dxa" w:w="120"/>
-              <w:bottom w:type="dxa" w:w="60"/>
-              <w:right w:type="dxa" w:w="120"/>
-            </w:tcMar>
-            <w:vAlign w:val="top"/>
-          </w:tcPr>
-          <w:p>
-            <w:pPr>
-              <w:spacing w:after="40" w:before="0"/>
-              <w:jc w:val="left"/>
-            </w:pPr>
-            <w:r>
-              <w:rPr>
-                <w:rFonts w:ascii="Arial" w:cs="Arial" w:eastAsia="Arial" w:hAnsi="Arial"/>
-                <w:b/>
-                <w:bCs/>
-                <w:i w:val="false"/>
-                <w:iCs w:val="false"/>
-                <w:color w:val="000000"/>
-                <w:sz w:val="18"/>
-                <w:szCs w:val="18"/>
-              </w:rPr>
-              <w:t xml:space="preserve">Subject</w:t>
-            </w:r>
-          </w:p>
-        </w:tc>
-        <w:tc>
-          <w:tcPr>
-            <w:tcW w:type="dxa" w:w="10680"/>
-            <w:shd w:fill="FFFFFF" w:color="auto" w:val="clear"/>
-            <w:tcMar>
-              <w:top w:type="dxa" w:w="60"/>
-              <w:left w:type="dxa" w:w="120"/>
-              <w:bottom w:type="dxa" w:w="60"/>
-              <w:right w:type="dxa" w:w="120"/>
-            </w:tcMar>
-            <w:vAlign w:val="top"/>
-          </w:tcPr>
-          <w:p>
-            <w:pPr>
-              <w:spacing w:after="40" w:before="0"/>
-              <w:jc w:val="left"/>
-            </w:pPr>
-            <w:r>
-              <w:rPr>
-                <w:rFonts w:ascii="Arial" w:cs="Arial" w:eastAsia="Arial" w:hAnsi="Arial"/>
-                <w:b w:val="false"/>
-                <w:bCs w:val="false"/>
-                <w:i w:val="false"/>
-                <w:iCs w:val="false"/>
-                <w:color w:val="000000"/>
-                <w:sz w:val="18"/>
-                <w:szCs w:val="18"/>
-              </w:rPr>
-              <w:t xml:space="preserve">Mathematics</w:t>
-            </w:r>
-          </w:p>
-        </w:tc>
-      </w:tr>
-      <w:tr>
-        <w:tc>
-          <w:tcPr>
-            <w:tcW w:type="dxa" w:w="3000"/>
-            <w:shd w:fill="D5E8F0" w:color="auto" w:val="clear"/>
-            <w:tcMar>
-              <w:top w:type="dxa" w:w="60"/>
-              <w:left w:type="dxa" w:w="120"/>
-              <w:bottom w:type="dxa" w:w="60"/>
-              <w:right w:type="dxa" w:w="120"/>
-            </w:tcMar>
-            <w:vAlign w:val="top"/>
-          </w:tcPr>
-          <w:p>
-            <w:pPr>
-              <w:spacing w:after="40" w:before="0"/>
-              <w:jc w:val="left"/>
-            </w:pPr>
-            <w:r>
-              <w:rPr>
-                <w:rFonts w:ascii="Arial" w:cs="Arial" w:eastAsia="Arial" w:hAnsi="Arial"/>
-                <w:b/>
-                <w:bCs/>
-                <w:i w:val="false"/>
-                <w:iCs w:val="false"/>
-                <w:color w:val="000000"/>
-                <w:sz w:val="18"/>
-                <w:szCs w:val="18"/>
-              </w:rPr>
-              <w:t xml:space="preserve">Strand</w:t>
-            </w:r>
-          </w:p>
-        </w:tc>
-        <w:tc>
-          <w:tcPr>
-            <w:tcW w:type="dxa" w:w="10680"/>
-            <w:shd w:fill="FFFFFF" w:color="auto" w:val="clear"/>
-            <w:tcMar>
-              <w:top w:type="dxa" w:w="60"/>
-              <w:left w:type="dxa" w:w="120"/>
-              <w:bottom w:type="dxa" w:w="60"/>
-              <w:right w:type="dxa" w:w="120"/>
-            </w:tcMar>
-            <w:vAlign w:val="top"/>
-          </w:tcPr>
-          <w:p>
-            <w:pPr>
-              <w:spacing w:after="40" w:before="0"/>
-              <w:jc w:val="left"/>
-            </w:pPr>
-            <w:r>
-              <w:rPr>
-                <w:rFonts w:ascii="Arial" w:cs="Arial" w:eastAsia="Arial" w:hAnsi="Arial"/>
-                <w:b w:val="false"/>
-                <w:bCs w:val="false"/>
-                <w:i w:val="false"/>
-                <w:iCs w:val="false"/>
-                <w:color w:val="000000"/>
-                <w:sz w:val="18"/>
-                <w:szCs w:val="18"/>
-              </w:rPr>
-              <w:t xml:space="preserve">Strand 2.0: Geometry</w:t>
-            </w:r>
-          </w:p>
-        </w:tc>
-      </w:tr>
-      <w:tr>
-        <w:tc>
-          <w:tcPr>
-            <w:tcW w:type="dxa" w:w="3000"/>
-            <w:shd w:fill="D5E8F0" w:color="auto" w:val="clear"/>
-            <w:tcMar>
-              <w:top w:type="dxa" w:w="60"/>
-              <w:left w:type="dxa" w:w="120"/>
-              <w:bottom w:type="dxa" w:w="60"/>
-              <w:right w:type="dxa" w:w="120"/>
-            </w:tcMar>
-            <w:vAlign w:val="top"/>
-          </w:tcPr>
-          <w:p>
-            <w:pPr>
-              <w:spacing w:after="40" w:before="0"/>
-              <w:jc w:val="left"/>
-            </w:pPr>
-            <w:r>
-              <w:rPr>
-                <w:rFonts w:ascii="Arial" w:cs="Arial" w:eastAsia="Arial" w:hAnsi="Arial"/>
-                <w:b/>
-                <w:bCs/>
-                <w:i w:val="false"/>
-                <w:iCs w:val="false"/>
-                <w:color w:val="000000"/>
-                <w:sz w:val="18"/>
-                <w:szCs w:val="18"/>
-              </w:rPr>
-              <w:t xml:space="preserve">Sub-Strand</w:t>
-            </w:r>
-          </w:p>
-        </w:tc>
-        <w:tc>
-          <w:tcPr>
-            <w:tcW w:type="dxa" w:w="10680"/>
-            <w:shd w:fill="FFFFFF" w:color="auto" w:val="clear"/>
-            <w:tcMar>
-              <w:top w:type="dxa" w:w="60"/>
-              <w:left w:type="dxa" w:w="120"/>
-              <w:bottom w:type="dxa" w:w="60"/>
-              <w:right w:type="dxa" w:w="120"/>
-            </w:tcMar>
-            <w:vAlign w:val="top"/>
-          </w:tcPr>
-          <w:p>
-            <w:pPr>
-              <w:spacing w:after="40" w:before="0"/>
-              <w:jc w:val="left"/>
-            </w:pPr>
-            <w:r>
-              <w:rPr>
-                <w:rFonts w:ascii="Arial" w:cs="Arial" w:eastAsia="Arial" w:hAnsi="Arial"/>
-                <w:b w:val="false"/>
-                <w:bCs w:val="false"/>
-                <w:i w:val="false"/>
-                <w:iCs w:val="false"/>
-                <w:color w:val="000000"/>
-                <w:sz w:val="18"/>
-                <w:szCs w:val="18"/>
-              </w:rPr>
-              <w:t xml:space="preserve">Sub-Strand 2.1: Similarity and Enlargement</w:t>
-            </w:r>
-          </w:p>
-        </w:tc>
-      </w:tr>
-      <w:tr>
-        <w:tc>
-          <w:tcPr>
-            <w:tcW w:type="dxa" w:w="3000"/>
-            <w:shd w:fill="D5E8F0" w:color="auto" w:val="clear"/>
-            <w:tcMar>
-              <w:top w:type="dxa" w:w="60"/>
-              <w:left w:type="dxa" w:w="120"/>
-              <w:bottom w:type="dxa" w:w="60"/>
-              <w:right w:type="dxa" w:w="120"/>
-            </w:tcMar>
-            <w:vAlign w:val="top"/>
-          </w:tcPr>
-          <w:p>
-            <w:pPr>
-              <w:spacing w:after="40" w:before="0"/>
-              <w:jc w:val="left"/>
-            </w:pPr>
-            <w:r>
-              <w:rPr>
-                <w:rFonts w:ascii="Arial" w:cs="Arial" w:eastAsia="Arial" w:hAnsi="Arial"/>
-                <w:b/>
-                <w:bCs/>
-                <w:i w:val="false"/>
-                <w:iCs w:val="false"/>
-                <w:color w:val="000000"/>
-                <w:sz w:val="18"/>
-                <w:szCs w:val="18"/>
-              </w:rPr>
-              <w:t xml:space="preserve">Total Duration</w:t>
-            </w:r>
-          </w:p>
-        </w:tc>
-        <w:tc>
-          <w:tcPr>
-            <w:tcW w:type="dxa" w:w="10680"/>
-            <w:shd w:fill="FFFFFF" w:color="auto" w:val="clear"/>
-            <w:tcMar>
-              <w:top w:type="dxa" w:w="60"/>
-              <w:left w:type="dxa" w:w="120"/>
-              <w:bottom w:type="dxa" w:w="60"/>
-              <w:right w:type="dxa" w:w="120"/>
-            </w:tcMar>
-            <w:vAlign w:val="top"/>
-          </w:tcPr>
-          <w:p>
-            <w:pPr>
-              <w:spacing w:after="40" w:before="0"/>
-              <w:jc w:val="left"/>
-            </w:pPr>
-            <w:r>
-              <w:rPr>
-                <w:rFonts w:ascii="Arial" w:cs="Arial" w:eastAsia="Arial" w:hAnsi="Arial"/>
-                <w:b w:val="false"/>
-                <w:bCs w:val="false"/>
-                <w:i w:val="false"/>
-                <w:iCs w:val="false"/>
-                <w:color w:val="000000"/>
-                <w:sz w:val="18"/>
-                <w:szCs w:val="18"/>
-              </w:rPr>
-              <w:t xml:space="preserve">12 lessons × 40 minutes = 480 minutes total</w:t>
-            </w:r>
-          </w:p>
-        </w:tc>
-      </w:tr>
-      <w:tr>
-        <w:tc>
-          <w:tcPr>
-            <w:tcW w:type="dxa" w:w="3000"/>
-            <w:shd w:fill="D5E8F0" w:color="auto" w:val="clear"/>
-            <w:tcMar>
-              <w:top w:type="dxa" w:w="60"/>
-              <w:left w:type="dxa" w:w="120"/>
-              <w:bottom w:type="dxa" w:w="60"/>
-              <w:right w:type="dxa" w:w="120"/>
-            </w:tcMar>
-            <w:vAlign w:val="top"/>
-          </w:tcPr>
-          <w:p>
-            <w:pPr>
-              <w:spacing w:after="40" w:before="0"/>
-              <w:jc w:val="left"/>
-            </w:pPr>
-            <w:r>
-              <w:rPr>
-                <w:rFonts w:ascii="Arial" w:cs="Arial" w:eastAsia="Arial" w:hAnsi="Arial"/>
-                <w:b/>
-                <w:bCs/>
-                <w:i w:val="false"/>
-                <w:iCs w:val="false"/>
-                <w:color w:val="000000"/>
-                <w:sz w:val="18"/>
-                <w:szCs w:val="18"/>
-              </w:rPr>
-              <w:t xml:space="preserve">Sub-Strand Content</w:t>
-            </w:r>
-          </w:p>
-        </w:tc>
-        <w:tc>
-          <w:tcPr>
-            <w:tcW w:type="dxa" w:w="10680"/>
-            <w:shd w:fill="FFFFFF" w:color="auto" w:val="clear"/>
-            <w:tcMar>
-              <w:top w:type="dxa" w:w="60"/>
-              <w:left w:type="dxa" w:w="120"/>
-              <w:bottom w:type="dxa" w:w="60"/>
-              <w:right w:type="dxa" w:w="120"/>
-            </w:tcMar>
-            <w:vAlign w:val="top"/>
-          </w:tcPr>
-          <w:p>
-            <w:pPr>
-              <w:spacing w:after="30" w:before="0"/>
-              <w:ind w:left="360" w:hanging="180"/>
-              <w:jc w:val="left"/>
-            </w:pPr>
-            <w:r>
-              <w:rPr>
-                <w:rFonts w:ascii="Arial" w:cs="Arial" w:eastAsia="Arial" w:hAnsi="Arial"/>
-                <w:b w:val="false"/>
-                <w:bCs w:val="false"/>
-                <w:i w:val="false"/>
-                <w:iCs w:val="false"/>
-                <w:color w:val="000000"/>
-                <w:sz w:val="18"/>
-                <w:szCs w:val="18"/>
-              </w:rPr>
-              <w:t xml:space="preserve">–  Similar figures: identifying and describing similar shapes in the environment</w:t>
-            </w:r>
-          </w:p>
-          <w:p>
-            <w:pPr>
-              <w:spacing w:after="30" w:before="0"/>
-              <w:ind w:left="360" w:hanging="180"/>
-              <w:jc w:val="left"/>
-            </w:pPr>
-            <w:r>
-              <w:rPr>
-                <w:rFonts w:ascii="Arial" w:cs="Arial" w:eastAsia="Arial" w:hAnsi="Arial"/>
-                <w:b w:val="false"/>
-                <w:bCs w:val="false"/>
-                <w:i w:val="false"/>
-                <w:iCs w:val="false"/>
-                <w:color w:val="000000"/>
-                <w:sz w:val="18"/>
-                <w:szCs w:val="18"/>
-              </w:rPr>
-              <w:t xml:space="preserve">–  Properties of similar figures: corresponding angles and ratios of corresponding sides</w:t>
-            </w:r>
-          </w:p>
-          <w:p>
-            <w:pPr>
-              <w:spacing w:after="30" w:before="0"/>
-              <w:ind w:left="360" w:hanging="180"/>
-              <w:jc w:val="left"/>
-            </w:pPr>
-            <w:r>
-              <w:rPr>
-                <w:rFonts w:ascii="Arial" w:cs="Arial" w:eastAsia="Arial" w:hAnsi="Arial"/>
-                <w:b w:val="false"/>
-                <w:bCs w:val="false"/>
-                <w:i w:val="false"/>
-                <w:iCs w:val="false"/>
-                <w:color w:val="000000"/>
-                <w:sz w:val="18"/>
-                <w:szCs w:val="18"/>
-              </w:rPr>
-              <w:t xml:space="preserve">–  Linear Scale Factor (LSF): calculating and applying LSF between similar figures</w:t>
-            </w:r>
-          </w:p>
-          <w:p>
-            <w:pPr>
-              <w:spacing w:after="30" w:before="0"/>
-              <w:ind w:left="360" w:hanging="180"/>
-              <w:jc w:val="left"/>
-            </w:pPr>
-            <w:r>
-              <w:rPr>
-                <w:rFonts w:ascii="Arial" w:cs="Arial" w:eastAsia="Arial" w:hAnsi="Arial"/>
-                <w:b w:val="false"/>
-                <w:bCs w:val="false"/>
-                <w:i w:val="false"/>
-                <w:iCs w:val="false"/>
-                <w:color w:val="000000"/>
-                <w:sz w:val="18"/>
-                <w:szCs w:val="18"/>
-              </w:rPr>
-              <w:t xml:space="preserve">–  Areas of similar figures: relationship between LSF and Area Scale Factor (ASF)</w:t>
-            </w:r>
-          </w:p>
-          <w:p>
-            <w:pPr>
-              <w:spacing w:after="30" w:before="0"/>
-              <w:ind w:left="360" w:hanging="180"/>
-              <w:jc w:val="left"/>
-            </w:pPr>
-            <w:r>
-              <w:rPr>
-                <w:rFonts w:ascii="Arial" w:cs="Arial" w:eastAsia="Arial" w:hAnsi="Arial"/>
-                <w:b w:val="false"/>
-                <w:bCs w:val="false"/>
-                <w:i w:val="false"/>
-                <w:iCs w:val="false"/>
-                <w:color w:val="000000"/>
-                <w:sz w:val="18"/>
-                <w:szCs w:val="18"/>
-              </w:rPr>
-              <w:t xml:space="preserve">–  Volumes of similar solids: relationship between LSF and Volume Scale Factor (VSF)</w:t>
-            </w:r>
-          </w:p>
-          <w:p>
-            <w:pPr>
-              <w:spacing w:after="30" w:before="0"/>
-              <w:ind w:left="360" w:hanging="180"/>
-              <w:jc w:val="left"/>
-            </w:pPr>
-            <w:r>
-              <w:rPr>
-                <w:rFonts w:ascii="Arial" w:cs="Arial" w:eastAsia="Arial" w:hAnsi="Arial"/>
-                <w:b w:val="false"/>
-                <w:bCs w:val="false"/>
-                <w:i w:val="false"/>
-                <w:iCs w:val="false"/>
-                <w:color w:val="000000"/>
-                <w:sz w:val="18"/>
-                <w:szCs w:val="18"/>
-              </w:rPr>
-              <w:t xml:space="preserve">–  Enlargement on a grid: constructing enlargements using a centre of enlargement and positive scale factor</w:t>
-            </w:r>
-          </w:p>
-          <w:p>
-            <w:pPr>
-              <w:spacing w:after="30" w:before="0"/>
-              <w:ind w:left="360" w:hanging="180"/>
-              <w:jc w:val="left"/>
-            </w:pPr>
-            <w:r>
-              <w:rPr>
-                <w:rFonts w:ascii="Arial" w:cs="Arial" w:eastAsia="Arial" w:hAnsi="Arial"/>
-                <w:b w:val="false"/>
-                <w:bCs w:val="false"/>
-                <w:i w:val="false"/>
-                <w:iCs w:val="false"/>
-                <w:color w:val="000000"/>
-                <w:sz w:val="18"/>
-                <w:szCs w:val="18"/>
-              </w:rPr>
-              <w:t xml:space="preserve">–  Enlargement with negative scale factors: constructing and interpreting enlargements with negative LSF</w:t>
-            </w:r>
-          </w:p>
-          <w:p>
-            <w:pPr>
-              <w:spacing w:after="30" w:before="0"/>
-              <w:ind w:left="360" w:hanging="180"/>
-              <w:jc w:val="left"/>
-            </w:pPr>
-            <w:r>
-              <w:rPr>
-                <w:rFonts w:ascii="Arial" w:cs="Arial" w:eastAsia="Arial" w:hAnsi="Arial"/>
-                <w:b w:val="false"/>
-                <w:bCs w:val="false"/>
-                <w:i w:val="false"/>
-                <w:iCs w:val="false"/>
-                <w:color w:val="000000"/>
-                <w:sz w:val="18"/>
-                <w:szCs w:val="18"/>
-              </w:rPr>
-              <w:t xml:space="preserve">–  Centre of enlargement: locating the centre of enlargement given an object and its image</w:t>
-            </w:r>
-          </w:p>
-          <w:p>
-            <w:pPr>
-              <w:spacing w:after="30" w:before="0"/>
-              <w:ind w:left="360" w:hanging="180"/>
-              <w:jc w:val="left"/>
-            </w:pPr>
-            <w:r>
-              <w:rPr>
-                <w:rFonts w:ascii="Arial" w:cs="Arial" w:eastAsia="Arial" w:hAnsi="Arial"/>
-                <w:b w:val="false"/>
-                <w:bCs w:val="false"/>
-                <w:i w:val="false"/>
-                <w:iCs w:val="false"/>
-                <w:color w:val="000000"/>
-                <w:sz w:val="18"/>
-                <w:szCs w:val="18"/>
-              </w:rPr>
-              <w:t xml:space="preserve">–  Real-life applications: maps, architectural plans, passport photos, and scale models</w:t>
-            </w:r>
-          </w:p>
-        </w:tc>
-      </w:tr>
-      <w:tr>
-        <w:tc>
-          <w:tcPr>
-            <w:tcW w:type="dxa" w:w="3000"/>
-            <w:shd w:fill="D5E8F0" w:color="auto" w:val="clear"/>
-            <w:tcMar>
-              <w:top w:type="dxa" w:w="60"/>
-              <w:left w:type="dxa" w:w="120"/>
-              <w:bottom w:type="dxa" w:w="60"/>
-              <w:right w:type="dxa" w:w="120"/>
-            </w:tcMar>
-            <w:vAlign w:val="top"/>
-          </w:tcPr>
-          <w:p>
-            <w:pPr>
-              <w:spacing w:after="40" w:before="0"/>
-              <w:jc w:val="left"/>
-            </w:pPr>
-            <w:r>
-              <w:rPr>
-                <w:rFonts w:ascii="Arial" w:cs="Arial" w:eastAsia="Arial" w:hAnsi="Arial"/>
-                <w:b/>
-                <w:bCs/>
-                <w:i w:val="false"/>
-                <w:iCs w:val="false"/>
-                <w:color w:val="000000"/>
-                <w:sz w:val="18"/>
-                <w:szCs w:val="18"/>
-              </w:rPr>
-              <w:t xml:space="preserve">Learning Outcomes</w:t>
-            </w:r>
-          </w:p>
-        </w:tc>
-        <w:tc>
-          <w:tcPr>
-            <w:tcW w:type="dxa" w:w="10680"/>
-            <w:shd w:fill="FFFFFF" w:color="auto" w:val="clear"/>
-            <w:tcMar>
-              <w:top w:type="dxa" w:w="60"/>
-              <w:left w:type="dxa" w:w="120"/>
-              <w:bottom w:type="dxa" w:w="60"/>
-              <w:right w:type="dxa" w:w="120"/>
-            </w:tcMar>
-            <w:vAlign w:val="top"/>
-          </w:tcPr>
-          <w:p>
-            <w:pPr>
-              <w:spacing w:after="40" w:before="0"/>
-              <w:jc w:val="left"/>
-            </w:pPr>
-            <w:r>
-              <w:rPr>
-                <w:rFonts w:ascii="Arial" w:cs="Arial" w:eastAsia="Arial" w:hAnsi="Arial"/>
-                <w:b w:val="false"/>
-                <w:bCs w:val="false"/>
-                <w:i w:val="false"/>
-                <w:iCs w:val="false"/>
-                <w:color w:val="000000"/>
-                <w:sz w:val="18"/>
-                <w:szCs w:val="18"/>
-              </w:rPr>
-              <w:t xml:space="preserve">By the end of the sub-strand, the learner should be able to:</w:t>
-            </w:r>
-          </w:p>
-          <w:p>
-            <w:pPr>
-              <w:spacing w:after="40" w:before="0"/>
-              <w:jc w:val="left"/>
-            </w:pPr>
-            <w:r>
-              <w:rPr>
-                <w:rFonts w:ascii="Arial" w:cs="Arial" w:eastAsia="Arial" w:hAnsi="Arial"/>
-                <w:b w:val="false"/>
-                <w:bCs w:val="false"/>
-                <w:i w:val="false"/>
-                <w:iCs w:val="false"/>
-                <w:color w:val="000000"/>
-                <w:sz w:val="18"/>
-                <w:szCs w:val="18"/>
-              </w:rPr>
-              <w:t xml:space="preserve">a) identify similar figures and describe their properties in terms of corresponding angles and ratios of corresponding sides,</w:t>
-            </w:r>
-          </w:p>
-          <w:p>
-            <w:pPr>
-              <w:spacing w:after="40" w:before="0"/>
-              <w:jc w:val="left"/>
-            </w:pPr>
-            <w:r>
-              <w:rPr>
-                <w:rFonts w:ascii="Arial" w:cs="Arial" w:eastAsia="Arial" w:hAnsi="Arial"/>
-                <w:b w:val="false"/>
-                <w:bCs w:val="false"/>
-                <w:i w:val="false"/>
-                <w:iCs w:val="false"/>
-                <w:color w:val="000000"/>
-                <w:sz w:val="18"/>
-                <w:szCs w:val="18"/>
-              </w:rPr>
-              <w:t xml:space="preserve">b) determine the linear scale factor (LSF) between similar figures,</w:t>
-            </w:r>
-          </w:p>
-          <w:p>
-            <w:pPr>
-              <w:spacing w:after="40" w:before="0"/>
-              <w:jc w:val="left"/>
-            </w:pPr>
-            <w:r>
-              <w:rPr>
-                <w:rFonts w:ascii="Arial" w:cs="Arial" w:eastAsia="Arial" w:hAnsi="Arial"/>
-                <w:b w:val="false"/>
-                <w:bCs w:val="false"/>
-                <w:i w:val="false"/>
-                <w:iCs w:val="false"/>
-                <w:color w:val="000000"/>
-                <w:sz w:val="18"/>
-                <w:szCs w:val="18"/>
-              </w:rPr>
-              <w:t xml:space="preserve">c) apply the linear scale factor to calculate lengths of corresponding sides in similar figures,</w:t>
-            </w:r>
-          </w:p>
-          <w:p>
-            <w:pPr>
-              <w:spacing w:after="40" w:before="0"/>
-              <w:jc w:val="left"/>
-            </w:pPr>
-            <w:r>
-              <w:rPr>
-                <w:rFonts w:ascii="Arial" w:cs="Arial" w:eastAsia="Arial" w:hAnsi="Arial"/>
-                <w:b w:val="false"/>
-                <w:bCs w:val="false"/>
-                <w:i w:val="false"/>
-                <w:iCs w:val="false"/>
-                <w:color w:val="000000"/>
-                <w:sz w:val="18"/>
-                <w:szCs w:val="18"/>
-              </w:rPr>
-              <w:t xml:space="preserve">d) determine the relationship between the linear scale factor and the area scale factor (ASF) of similar figures,</w:t>
-            </w:r>
-          </w:p>
-          <w:p>
-            <w:pPr>
-              <w:spacing w:after="40" w:before="0"/>
-              <w:jc w:val="left"/>
-            </w:pPr>
-            <w:r>
-              <w:rPr>
-                <w:rFonts w:ascii="Arial" w:cs="Arial" w:eastAsia="Arial" w:hAnsi="Arial"/>
-                <w:b w:val="false"/>
-                <w:bCs w:val="false"/>
-                <w:i w:val="false"/>
-                <w:iCs w:val="false"/>
-                <w:color w:val="000000"/>
-                <w:sz w:val="18"/>
-                <w:szCs w:val="18"/>
-              </w:rPr>
-              <w:t xml:space="preserve">e) determine the relationship between the linear scale factor and the volume scale factor (VSF) of similar solids,</w:t>
-            </w:r>
-          </w:p>
-          <w:p>
-            <w:pPr>
-              <w:spacing w:after="40" w:before="0"/>
-              <w:jc w:val="left"/>
-            </w:pPr>
-            <w:r>
-              <w:rPr>
-                <w:rFonts w:ascii="Arial" w:cs="Arial" w:eastAsia="Arial" w:hAnsi="Arial"/>
-                <w:b w:val="false"/>
-                <w:bCs w:val="false"/>
-                <w:i w:val="false"/>
-                <w:iCs w:val="false"/>
-                <w:color w:val="000000"/>
-                <w:sz w:val="18"/>
-                <w:szCs w:val="18"/>
-              </w:rPr>
-              <w:t xml:space="preserve">f) construct enlargements of plane figures on a grid using a given centre and scale factor,</w:t>
-            </w:r>
-          </w:p>
-          <w:p>
-            <w:pPr>
-              <w:spacing w:after="40" w:before="0"/>
-              <w:jc w:val="left"/>
-            </w:pPr>
-            <w:r>
-              <w:rPr>
-                <w:rFonts w:ascii="Arial" w:cs="Arial" w:eastAsia="Arial" w:hAnsi="Arial"/>
-                <w:b w:val="false"/>
-                <w:bCs w:val="false"/>
-                <w:i w:val="false"/>
-                <w:iCs w:val="false"/>
-                <w:color w:val="000000"/>
-                <w:sz w:val="18"/>
-                <w:szCs w:val="18"/>
-              </w:rPr>
-              <w:t xml:space="preserve">g) locate the centre of enlargement given an object and its image,</w:t>
-            </w:r>
-          </w:p>
-          <w:p>
-            <w:pPr>
-              <w:spacing w:after="40" w:before="0"/>
-              <w:jc w:val="left"/>
-            </w:pPr>
-            <w:r>
-              <w:rPr>
-                <w:rFonts w:ascii="Arial" w:cs="Arial" w:eastAsia="Arial" w:hAnsi="Arial"/>
-                <w:b w:val="false"/>
-                <w:bCs w:val="false"/>
-                <w:i w:val="false"/>
-                <w:iCs w:val="false"/>
-                <w:color w:val="000000"/>
-                <w:sz w:val="18"/>
-                <w:szCs w:val="18"/>
-              </w:rPr>
-              <w:t xml:space="preserve">h) apply similarity and enlargement concepts to solve real-life problems such as map reading, passport photo resizing, and architectural drawing,</w:t>
-            </w:r>
-          </w:p>
-          <w:p>
-            <w:pPr>
-              <w:spacing w:after="40" w:before="0"/>
-              <w:jc w:val="left"/>
-            </w:pPr>
-            <w:r>
-              <w:rPr>
-                <w:rFonts w:ascii="Arial" w:cs="Arial" w:eastAsia="Arial" w:hAnsi="Arial"/>
-                <w:b w:val="false"/>
-                <w:bCs w:val="false"/>
-                <w:i w:val="false"/>
-                <w:iCs w:val="false"/>
-                <w:color w:val="000000"/>
-                <w:sz w:val="18"/>
-                <w:szCs w:val="18"/>
-              </w:rPr>
-              <w:t xml:space="preserve">i) appreciate the role of similarity and enlargement in day-to-day activities and careers.</w:t>
-            </w:r>
-          </w:p>
-        </w:tc>
-      </w:tr>
-      <w:tr>
-        <w:tc>
-          <w:tcPr>
-            <w:tcW w:type="dxa" w:w="3000"/>
-            <w:shd w:fill="D5E8F0" w:color="auto" w:val="clear"/>
-            <w:tcMar>
-              <w:top w:type="dxa" w:w="60"/>
-              <w:left w:type="dxa" w:w="120"/>
-              <w:bottom w:type="dxa" w:w="60"/>
-              <w:right w:type="dxa" w:w="120"/>
-            </w:tcMar>
-            <w:vAlign w:val="top"/>
-          </w:tcPr>
-          <w:p>
-            <w:pPr>
-              <w:spacing w:after="40" w:before="0"/>
-              <w:jc w:val="left"/>
-            </w:pPr>
-            <w:r>
-              <w:rPr>
-                <w:rFonts w:ascii="Arial" w:cs="Arial" w:eastAsia="Arial" w:hAnsi="Arial"/>
-                <w:b/>
-                <w:bCs/>
-                <w:i w:val="false"/>
-                <w:iCs w:val="false"/>
-                <w:color w:val="000000"/>
-                <w:sz w:val="18"/>
-                <w:szCs w:val="18"/>
-              </w:rPr>
-              <w:t xml:space="preserve">Core Competencies</w:t>
-            </w:r>
-          </w:p>
-        </w:tc>
-        <w:tc>
-          <w:tcPr>
-            <w:tcW w:type="dxa" w:w="10680"/>
-            <w:shd w:fill="FFFFFF" w:color="auto" w:val="clear"/>
-            <w:tcMar>
-              <w:top w:type="dxa" w:w="60"/>
-              <w:left w:type="dxa" w:w="120"/>
-              <w:bottom w:type="dxa" w:w="60"/>
-              <w:right w:type="dxa" w:w="120"/>
-            </w:tcMar>
-            <w:vAlign w:val="top"/>
-          </w:tcPr>
-          <w:p>
-            <w:pPr>
-              <w:spacing w:after="30" w:before="0"/>
-              <w:ind w:left="360" w:hanging="180"/>
-              <w:jc w:val="left"/>
-            </w:pPr>
-            <w:r>
-              <w:rPr>
-                <w:rFonts w:ascii="Arial" w:cs="Arial" w:eastAsia="Arial" w:hAnsi="Arial"/>
-                <w:b w:val="false"/>
-                <w:bCs w:val="false"/>
-                <w:i w:val="false"/>
-                <w:iCs w:val="false"/>
-                <w:color w:val="000000"/>
-                <w:sz w:val="18"/>
-                <w:szCs w:val="18"/>
-              </w:rPr>
-              <w:t xml:space="preserve">–  Communication and Collaboration: Learners discuss in groups to identify similar figures in Kenyan contexts (e.g., matatu route maps, Nairobi city plans, passport photos), share reasoning about scale factors, and co-construct enlargements on grids, articulating their mathematical thinking to peers.</w:t>
-            </w:r>
-          </w:p>
-          <w:p>
-            <w:pPr>
-              <w:spacing w:after="30" w:before="0"/>
-              <w:ind w:left="360" w:hanging="180"/>
-              <w:jc w:val="left"/>
-            </w:pPr>
-            <w:r>
-              <w:rPr>
-                <w:rFonts w:ascii="Arial" w:cs="Arial" w:eastAsia="Arial" w:hAnsi="Arial"/>
-                <w:b w:val="false"/>
-                <w:bCs w:val="false"/>
-                <w:i w:val="false"/>
-                <w:iCs w:val="false"/>
-                <w:color w:val="000000"/>
-                <w:sz w:val="18"/>
-                <w:szCs w:val="18"/>
-              </w:rPr>
-              <w:t xml:space="preserve">–  Critical Thinking and Problem Solving: Learners analyse why a passport photo must be enlarged or reduced by a specific LSF to fit official dimensions, derive the ASF and VSF from first principles, and apply these relationships to solve multi-step real-life problems.</w:t>
-            </w:r>
-          </w:p>
-          <w:p>
-            <w:pPr>
-              <w:spacing w:after="30" w:before="0"/>
-              <w:ind w:left="360" w:hanging="180"/>
-              <w:jc w:val="left"/>
-            </w:pPr>
-            <w:r>
-              <w:rPr>
-                <w:rFonts w:ascii="Arial" w:cs="Arial" w:eastAsia="Arial" w:hAnsi="Arial"/>
-                <w:b w:val="false"/>
-                <w:bCs w:val="false"/>
-                <w:i w:val="false"/>
-                <w:iCs w:val="false"/>
-                <w:color w:val="000000"/>
-                <w:sz w:val="18"/>
-                <w:szCs w:val="18"/>
-              </w:rPr>
-              <w:t xml:space="preserve">–  Creativity and Imagination: Learners design scale models of familiar structures (e.g., a Kenyan homestead or a school building) by selecting appropriate linear scale factors and justifying their choices.</w:t>
-            </w:r>
-          </w:p>
-          <w:p>
-            <w:pPr>
-              <w:spacing w:after="30" w:before="0"/>
-              <w:ind w:left="360" w:hanging="180"/>
-              <w:jc w:val="left"/>
-            </w:pPr>
-            <w:r>
-              <w:rPr>
-                <w:rFonts w:ascii="Arial" w:cs="Arial" w:eastAsia="Arial" w:hAnsi="Arial"/>
-                <w:b w:val="false"/>
-                <w:bCs w:val="false"/>
-                <w:i w:val="false"/>
-                <w:iCs w:val="false"/>
-                <w:color w:val="000000"/>
-                <w:sz w:val="18"/>
-                <w:szCs w:val="18"/>
-              </w:rPr>
-              <w:t xml:space="preserve">–  Digital Literacy: Learners use calculators, geometry software (e.g., GeoGebra), and digital resources to construct enlargements, verify scale factor relationships, and explore similarity in images and maps.</w:t>
-            </w:r>
-          </w:p>
-          <w:p>
-            <w:pPr>
-              <w:spacing w:after="30" w:before="0"/>
-              <w:ind w:left="360" w:hanging="180"/>
-              <w:jc w:val="left"/>
-            </w:pPr>
-            <w:r>
-              <w:rPr>
-                <w:rFonts w:ascii="Arial" w:cs="Arial" w:eastAsia="Arial" w:hAnsi="Arial"/>
-                <w:b w:val="false"/>
-                <w:bCs w:val="false"/>
-                <w:i w:val="false"/>
-                <w:iCs w:val="false"/>
-                <w:color w:val="000000"/>
-                <w:sz w:val="18"/>
-                <w:szCs w:val="18"/>
-              </w:rPr>
-              <w:t xml:space="preserve">–  Learning to Learn: Learners reflect on errors in scale factor calculations, revise their constructed models, and develop self-monitoring strategies for checking ratio consistency across corresponding sides.</w:t>
-            </w:r>
-          </w:p>
-        </w:tc>
-      </w:tr>
-      <w:tr>
-        <w:tc>
-          <w:tcPr>
-            <w:tcW w:type="dxa" w:w="3000"/>
-            <w:shd w:fill="E2EFDA" w:color="auto" w:val="clear"/>
-            <w:tcMar>
-              <w:top w:type="dxa" w:w="60"/>
-              <w:left w:type="dxa" w:w="120"/>
-              <w:bottom w:type="dxa" w:w="60"/>
-              <w:right w:type="dxa" w:w="120"/>
-            </w:tcMar>
-            <w:vAlign w:val="top"/>
-          </w:tcPr>
-          <w:p>
-            <w:pPr>
-              <w:spacing w:after="40" w:before="0"/>
-              <w:jc w:val="left"/>
-            </w:pPr>
-            <w:r>
-              <w:rPr>
-                <w:rFonts w:ascii="Arial" w:cs="Arial" w:eastAsia="Arial" w:hAnsi="Arial"/>
-                <w:b/>
-                <w:bCs/>
-                <w:i w:val="false"/>
-                <w:iCs w:val="false"/>
-                <w:color w:val="000000"/>
-                <w:sz w:val="18"/>
-                <w:szCs w:val="18"/>
-              </w:rPr>
-              <w:t xml:space="preserve">Core Values</w:t>
-            </w:r>
-          </w:p>
-        </w:tc>
-        <w:tc>
-          <w:tcPr>
-            <w:tcW w:type="dxa" w:w="10680"/>
-            <w:shd w:fill="FFFFFF" w:color="auto" w:val="clear"/>
-            <w:tcMar>
-              <w:top w:type="dxa" w:w="60"/>
-              <w:left w:type="dxa" w:w="120"/>
-              <w:bottom w:type="dxa" w:w="60"/>
-              <w:right w:type="dxa" w:w="120"/>
-            </w:tcMar>
-            <w:vAlign w:val="top"/>
-          </w:tcPr>
-          <w:p>
-            <w:pPr>
-              <w:spacing w:after="30" w:before="0"/>
-              <w:ind w:left="360" w:hanging="180"/>
-              <w:jc w:val="left"/>
-            </w:pPr>
-            <w:r>
-              <w:rPr>
-                <w:rFonts w:ascii="Arial" w:cs="Arial" w:eastAsia="Arial" w:hAnsi="Arial"/>
-                <w:b w:val="false"/>
-                <w:bCs w:val="false"/>
-                <w:i w:val="false"/>
-                <w:iCs w:val="false"/>
-                <w:color w:val="000000"/>
-                <w:sz w:val="18"/>
-                <w:szCs w:val="18"/>
-              </w:rPr>
-              <w:t xml:space="preserve">–  Responsibility: The learner takes care of geometric instruments (rulers, protractors, graph paper) when constructing enlargements and scale drawings, and handles shared digital devices with care.</w:t>
-            </w:r>
-          </w:p>
-          <w:p>
-            <w:pPr>
-              <w:spacing w:after="30" w:before="0"/>
-              <w:ind w:left="360" w:hanging="180"/>
-              <w:jc w:val="left"/>
-            </w:pPr>
-            <w:r>
-              <w:rPr>
-                <w:rFonts w:ascii="Arial" w:cs="Arial" w:eastAsia="Arial" w:hAnsi="Arial"/>
-                <w:b w:val="false"/>
-                <w:bCs w:val="false"/>
-                <w:i w:val="false"/>
-                <w:iCs w:val="false"/>
-                <w:color w:val="000000"/>
-                <w:sz w:val="18"/>
-                <w:szCs w:val="18"/>
-              </w:rPr>
-              <w:t xml:space="preserve">–  Respect: The learner listens to peers' explanations of scale factor reasoning during group discussions without interruption, valuing diverse approaches to solving similarity problems.</w:t>
-            </w:r>
-          </w:p>
-          <w:p>
-            <w:pPr>
-              <w:spacing w:after="30" w:before="0"/>
-              <w:ind w:left="360" w:hanging="180"/>
-              <w:jc w:val="left"/>
-            </w:pPr>
-            <w:r>
-              <w:rPr>
-                <w:rFonts w:ascii="Arial" w:cs="Arial" w:eastAsia="Arial" w:hAnsi="Arial"/>
-                <w:b w:val="false"/>
-                <w:bCs w:val="false"/>
-                <w:i w:val="false"/>
-                <w:iCs w:val="false"/>
-                <w:color w:val="000000"/>
-                <w:sz w:val="18"/>
-                <w:szCs w:val="18"/>
-              </w:rPr>
-              <w:t xml:space="preserve">–  Unity: The learner works collaboratively in groups to construct enlargements on grids and to derive the relationship between LSF, ASF, and VSF, contributing equitably to shared tasks.</w:t>
-            </w:r>
-          </w:p>
-          <w:p>
-            <w:pPr>
-              <w:spacing w:after="30" w:before="0"/>
-              <w:ind w:left="360" w:hanging="180"/>
-              <w:jc w:val="left"/>
-            </w:pPr>
-            <w:r>
-              <w:rPr>
-                <w:rFonts w:ascii="Arial" w:cs="Arial" w:eastAsia="Arial" w:hAnsi="Arial"/>
-                <w:b w:val="false"/>
-                <w:bCs w:val="false"/>
-                <w:i w:val="false"/>
-                <w:iCs w:val="false"/>
-                <w:color w:val="000000"/>
-                <w:sz w:val="18"/>
-                <w:szCs w:val="18"/>
-              </w:rPr>
-              <w:t xml:space="preserve">–  Integrity: The learner accurately measures and records corresponding lengths in similar figures without manipulating data, ensuring honest reporting of scale factor calculations.</w:t>
-            </w:r>
-          </w:p>
-          <w:p>
-            <w:pPr>
-              <w:spacing w:after="30" w:before="0"/>
-              <w:ind w:left="360" w:hanging="180"/>
-              <w:jc w:val="left"/>
-            </w:pPr>
-            <w:r>
-              <w:rPr>
-                <w:rFonts w:ascii="Arial" w:cs="Arial" w:eastAsia="Arial" w:hAnsi="Arial"/>
-                <w:b w:val="false"/>
-                <w:bCs w:val="false"/>
-                <w:i w:val="false"/>
-                <w:iCs w:val="false"/>
-                <w:color w:val="000000"/>
-                <w:sz w:val="18"/>
-                <w:szCs w:val="18"/>
-              </w:rPr>
-              <w:t xml:space="preserve">–  Social Justice: The learner appreciates how affordable passport photo services and accessible map-reading skills (linked to similarity and enlargement) support equal opportunity for all Kenyans, including those in rural areas.</w:t>
-            </w:r>
-          </w:p>
-        </w:tc>
-      </w:tr>
-      <w:tr>
-        <w:tc>
-          <w:tcPr>
-            <w:tcW w:type="dxa" w:w="3000"/>
-            <w:shd w:fill="D5E8F0" w:color="auto" w:val="clear"/>
-            <w:tcMar>
-              <w:top w:type="dxa" w:w="60"/>
-              <w:left w:type="dxa" w:w="120"/>
-              <w:bottom w:type="dxa" w:w="60"/>
-              <w:right w:type="dxa" w:w="120"/>
-            </w:tcMar>
-            <w:vAlign w:val="top"/>
-          </w:tcPr>
-          <w:p>
-            <w:pPr>
-              <w:spacing w:after="40" w:before="0"/>
-              <w:jc w:val="left"/>
-            </w:pPr>
-            <w:r>
-              <w:rPr>
-                <w:rFonts w:ascii="Arial" w:cs="Arial" w:eastAsia="Arial" w:hAnsi="Arial"/>
-                <w:b/>
-                <w:bCs/>
-                <w:i w:val="false"/>
-                <w:iCs w:val="false"/>
-                <w:color w:val="000000"/>
-                <w:sz w:val="18"/>
-                <w:szCs w:val="18"/>
-              </w:rPr>
-              <w:t xml:space="preserve">Science &amp; Engineering Practices</w:t>
-            </w:r>
-          </w:p>
-        </w:tc>
-        <w:tc>
-          <w:tcPr>
-            <w:tcW w:type="dxa" w:w="10680"/>
-            <w:shd w:fill="FFFFFF" w:color="auto" w:val="clear"/>
-            <w:tcMar>
-              <w:top w:type="dxa" w:w="60"/>
-              <w:left w:type="dxa" w:w="120"/>
-              <w:bottom w:type="dxa" w:w="60"/>
-              <w:right w:type="dxa" w:w="120"/>
-            </w:tcMar>
-            <w:vAlign w:val="top"/>
-          </w:tcPr>
-          <w:p>
-            <w:pPr>
-              <w:spacing w:after="30" w:before="0"/>
-              <w:ind w:left="360" w:hanging="180"/>
-              <w:jc w:val="left"/>
-            </w:pPr>
-            <w:r>
-              <w:rPr>
-                <w:rFonts w:ascii="Arial" w:cs="Arial" w:eastAsia="Arial" w:hAnsi="Arial"/>
-                <w:b w:val="false"/>
-                <w:bCs w:val="false"/>
-                <w:i w:val="false"/>
-                <w:iCs w:val="false"/>
-                <w:color w:val="000000"/>
-                <w:sz w:val="18"/>
-                <w:szCs w:val="18"/>
-              </w:rPr>
-              <w:t xml:space="preserve">–  Asking Questions and Defining Problems: Learners ask why a passport photo printed at different sizes still looks the same, and define what mathematical relationship must hold between the original and the resized image.</w:t>
-            </w:r>
-          </w:p>
-          <w:p>
-            <w:pPr>
-              <w:spacing w:after="30" w:before="0"/>
-              <w:ind w:left="360" w:hanging="180"/>
-              <w:jc w:val="left"/>
-            </w:pPr>
-            <w:r>
-              <w:rPr>
-                <w:rFonts w:ascii="Arial" w:cs="Arial" w:eastAsia="Arial" w:hAnsi="Arial"/>
-                <w:b w:val="false"/>
-                <w:bCs w:val="false"/>
-                <w:i w:val="false"/>
-                <w:iCs w:val="false"/>
-                <w:color w:val="000000"/>
-                <w:sz w:val="18"/>
-                <w:szCs w:val="18"/>
-              </w:rPr>
-              <w:t xml:space="preserve">–  Developing and Using Models: Learners build and iteratively revise diagrammatic models showing an object, its centre of enlargement, and its image under various scale factors, linking visual representations to algebraic relationships.</w:t>
-            </w:r>
-          </w:p>
-          <w:p>
-            <w:pPr>
-              <w:spacing w:after="30" w:before="0"/>
-              <w:ind w:left="360" w:hanging="180"/>
-              <w:jc w:val="left"/>
-            </w:pPr>
-            <w:r>
-              <w:rPr>
-                <w:rFonts w:ascii="Arial" w:cs="Arial" w:eastAsia="Arial" w:hAnsi="Arial"/>
-                <w:b w:val="false"/>
-                <w:bCs w:val="false"/>
-                <w:i w:val="false"/>
-                <w:iCs w:val="false"/>
-                <w:color w:val="000000"/>
-                <w:sz w:val="18"/>
-                <w:szCs w:val="18"/>
-              </w:rPr>
-              <w:t xml:space="preserve">–  Planning and Carrying Out Investigations: Learners measure corresponding sides of similar figures cut from Kenyan newspapers and magazines, record data in tables, and investigate the ratio of corresponding sides to determine the LSF.</w:t>
-            </w:r>
-          </w:p>
-          <w:p>
-            <w:pPr>
-              <w:spacing w:after="30" w:before="0"/>
-              <w:ind w:left="360" w:hanging="180"/>
-              <w:jc w:val="left"/>
-            </w:pPr>
-            <w:r>
-              <w:rPr>
-                <w:rFonts w:ascii="Arial" w:cs="Arial" w:eastAsia="Arial" w:hAnsi="Arial"/>
-                <w:b w:val="false"/>
-                <w:bCs w:val="false"/>
-                <w:i w:val="false"/>
-                <w:iCs w:val="false"/>
-                <w:color w:val="000000"/>
-                <w:sz w:val="18"/>
-                <w:szCs w:val="18"/>
-              </w:rPr>
-              <w:t xml:space="preserve">–  Analysing and Interpreting Data: Learners tabulate LSF, ASF, and VSF values for a series of similar figures and solids, identify the pattern (ASF = LSF², VSF = LSF³), and interpret what these relationships mean in real contexts such as comparing sizes of githeri portions or water tank capacities.</w:t>
-            </w:r>
-          </w:p>
-          <w:p>
-            <w:pPr>
-              <w:spacing w:after="30" w:before="0"/>
-              <w:ind w:left="360" w:hanging="180"/>
-              <w:jc w:val="left"/>
-            </w:pPr>
-            <w:r>
-              <w:rPr>
-                <w:rFonts w:ascii="Arial" w:cs="Arial" w:eastAsia="Arial" w:hAnsi="Arial"/>
-                <w:b w:val="false"/>
-                <w:bCs w:val="false"/>
-                <w:i w:val="false"/>
-                <w:iCs w:val="false"/>
-                <w:color w:val="000000"/>
-                <w:sz w:val="18"/>
-                <w:szCs w:val="18"/>
-              </w:rPr>
-              <w:t xml:space="preserve">–  Using Mathematics and Computational Thinking: Learners apply ratio and proportion, index laws, and coordinate geometry to calculate scale factors, locate centres of enlargement algebraically, and solve problems involving maps and architectural plans.</w:t>
-            </w:r>
-          </w:p>
-          <w:p>
-            <w:pPr>
-              <w:spacing w:after="30" w:before="0"/>
-              <w:ind w:left="360" w:hanging="180"/>
-              <w:jc w:val="left"/>
-            </w:pPr>
-            <w:r>
-              <w:rPr>
-                <w:rFonts w:ascii="Arial" w:cs="Arial" w:eastAsia="Arial" w:hAnsi="Arial"/>
-                <w:b w:val="false"/>
-                <w:bCs w:val="false"/>
-                <w:i w:val="false"/>
-                <w:iCs w:val="false"/>
-                <w:color w:val="000000"/>
-                <w:sz w:val="18"/>
-                <w:szCs w:val="18"/>
-              </w:rPr>
-              <w:t xml:space="preserve">–  Constructing Explanations: Learners write and present explanations of why the ASF equals the square of the LSF, using evidence from their investigations of similar rectangles representing Kenyan farm plots.</w:t>
-            </w:r>
-          </w:p>
-          <w:p>
-            <w:pPr>
-              <w:spacing w:after="30" w:before="0"/>
-              <w:ind w:left="360" w:hanging="180"/>
-              <w:jc w:val="left"/>
-            </w:pPr>
-            <w:r>
-              <w:rPr>
-                <w:rFonts w:ascii="Arial" w:cs="Arial" w:eastAsia="Arial" w:hAnsi="Arial"/>
-                <w:b w:val="false"/>
-                <w:bCs w:val="false"/>
-                <w:i w:val="false"/>
-                <w:iCs w:val="false"/>
-                <w:color w:val="000000"/>
-                <w:sz w:val="18"/>
-                <w:szCs w:val="18"/>
-              </w:rPr>
-              <w:t xml:space="preserve">–  Obtaining, Evaluating, and Communicating Information: Learners research real-world uses of enlargement (passport photo studios in Nairobi, survey maps of the Rift Valley) and communicate findings to the class, evaluating the accuracy of scale representations.</w:t>
-            </w:r>
-          </w:p>
-        </w:tc>
-      </w:tr>
-      <w:tr>
-        <w:tc>
-          <w:tcPr>
-            <w:tcW w:type="dxa" w:w="3000"/>
-            <w:shd w:fill="FCE4D6" w:color="auto" w:val="clear"/>
-            <w:tcMar>
-              <w:top w:type="dxa" w:w="60"/>
-              <w:left w:type="dxa" w:w="120"/>
-              <w:bottom w:type="dxa" w:w="60"/>
-              <w:right w:type="dxa" w:w="120"/>
-            </w:tcMar>
-            <w:vAlign w:val="top"/>
-          </w:tcPr>
-          <w:p>
-            <w:pPr>
-              <w:spacing w:after="40" w:before="0"/>
-              <w:jc w:val="left"/>
-            </w:pPr>
-            <w:r>
-              <w:rPr>
-                <w:rFonts w:ascii="Arial" w:cs="Arial" w:eastAsia="Arial" w:hAnsi="Arial"/>
-                <w:b/>
-                <w:bCs/>
-                <w:i w:val="false"/>
-                <w:iCs w:val="false"/>
-                <w:color w:val="000000"/>
-                <w:sz w:val="18"/>
-                <w:szCs w:val="18"/>
-              </w:rPr>
-              <w:t xml:space="preserve">Pertinent &amp; Contemporary Issues (PCIs)</w:t>
-            </w:r>
-          </w:p>
-        </w:tc>
-        <w:tc>
-          <w:tcPr>
-            <w:tcW w:type="dxa" w:w="10680"/>
-            <w:shd w:fill="FFFFFF" w:color="auto" w:val="clear"/>
-            <w:tcMar>
-              <w:top w:type="dxa" w:w="60"/>
-              <w:left w:type="dxa" w:w="120"/>
-              <w:bottom w:type="dxa" w:w="60"/>
-              <w:right w:type="dxa" w:w="120"/>
-            </w:tcMar>
-            <w:vAlign w:val="top"/>
-          </w:tcPr>
-          <w:p>
-            <w:pPr>
-              <w:spacing w:after="30" w:before="0"/>
-              <w:ind w:left="360" w:hanging="180"/>
-              <w:jc w:val="left"/>
-            </w:pPr>
-            <w:r>
-              <w:rPr>
-                <w:rFonts w:ascii="Arial" w:cs="Arial" w:eastAsia="Arial" w:hAnsi="Arial"/>
-                <w:b w:val="false"/>
-                <w:bCs w:val="false"/>
-                <w:i w:val="false"/>
-                <w:iCs w:val="false"/>
-                <w:color w:val="000000"/>
-                <w:sz w:val="18"/>
-                <w:szCs w:val="18"/>
-              </w:rPr>
-              <w:t xml:space="preserve">–  Life Skills (Critical Thinking): The learner applies critical thinking to determine whether a printed map or passport photo has been scaled correctly, questioning assumptions about size and proportion in everyday documents.</w:t>
-            </w:r>
-          </w:p>
-          <w:p>
-            <w:pPr>
-              <w:spacing w:after="30" w:before="0"/>
-              <w:ind w:left="360" w:hanging="180"/>
-              <w:jc w:val="left"/>
-            </w:pPr>
-            <w:r>
-              <w:rPr>
-                <w:rFonts w:ascii="Arial" w:cs="Arial" w:eastAsia="Arial" w:hAnsi="Arial"/>
-                <w:b w:val="false"/>
-                <w:bCs w:val="false"/>
-                <w:i w:val="false"/>
-                <w:iCs w:val="false"/>
-                <w:color w:val="000000"/>
-                <w:sz w:val="18"/>
-                <w:szCs w:val="18"/>
-              </w:rPr>
-              <w:t xml:space="preserve">–  Life Skills (Self-Esteem): The learner gains confidence by successfully deriving and applying LSF, ASF, and VSF relationships independently, reinforcing belief in their own mathematical ability.</w:t>
-            </w:r>
-          </w:p>
-          <w:p>
-            <w:pPr>
-              <w:spacing w:after="30" w:before="0"/>
-              <w:ind w:left="360" w:hanging="180"/>
-              <w:jc w:val="left"/>
-            </w:pPr>
-            <w:r>
-              <w:rPr>
-                <w:rFonts w:ascii="Arial" w:cs="Arial" w:eastAsia="Arial" w:hAnsi="Arial"/>
-                <w:b w:val="false"/>
-                <w:bCs w:val="false"/>
-                <w:i w:val="false"/>
-                <w:iCs w:val="false"/>
-                <w:color w:val="000000"/>
-                <w:sz w:val="18"/>
-                <w:szCs w:val="18"/>
-              </w:rPr>
-              <w:t xml:space="preserve">–  Citizenship (National Identity): The learner uses Kenyan survey maps, county boundary diagrams, and Nairobi city plans as contexts for scale factor work, fostering pride in and understanding of Kenya's geography.</w:t>
-            </w:r>
-          </w:p>
-          <w:p>
-            <w:pPr>
-              <w:spacing w:after="30" w:before="0"/>
-              <w:ind w:left="360" w:hanging="180"/>
-              <w:jc w:val="left"/>
-            </w:pPr>
-            <w:r>
-              <w:rPr>
-                <w:rFonts w:ascii="Arial" w:cs="Arial" w:eastAsia="Arial" w:hAnsi="Arial"/>
-                <w:b w:val="false"/>
-                <w:bCs w:val="false"/>
-                <w:i w:val="false"/>
-                <w:iCs w:val="false"/>
-                <w:color w:val="000000"/>
-                <w:sz w:val="18"/>
-                <w:szCs w:val="18"/>
-              </w:rPr>
-              <w:t xml:space="preserve">–  Financial Literacy: The learner explores how businesses such as passport photo studios, printing shops, and architectural firms in Kenya price services based on the scale of reproduction, connecting mathematics to entrepreneurial contexts.</w:t>
-            </w:r>
-          </w:p>
-          <w:p>
-            <w:pPr>
-              <w:spacing w:after="30" w:before="0"/>
-              <w:ind w:left="360" w:hanging="180"/>
-              <w:jc w:val="left"/>
-            </w:pPr>
-            <w:r>
-              <w:rPr>
-                <w:rFonts w:ascii="Arial" w:cs="Arial" w:eastAsia="Arial" w:hAnsi="Arial"/>
-                <w:b w:val="false"/>
-                <w:bCs w:val="false"/>
-                <w:i w:val="false"/>
-                <w:iCs w:val="false"/>
-                <w:color w:val="000000"/>
-                <w:sz w:val="18"/>
-                <w:szCs w:val="18"/>
-              </w:rPr>
-              <w:t xml:space="preserve">–  Environmental Education: The learner investigates how similarity and scale are used in environmental mapping (e.g., mapping deforestation in the Mau Forest or water levels in Lake Victoria) to make informed conservation decisions.</w:t>
-            </w:r>
-          </w:p>
-        </w:tc>
-      </w:tr>
-      <w:tr>
-        <w:tc>
-          <w:tcPr>
-            <w:tcW w:type="dxa" w:w="3000"/>
-            <w:shd w:fill="D9EEF1" w:color="auto" w:val="clear"/>
-            <w:tcMar>
-              <w:top w:type="dxa" w:w="60"/>
-              <w:left w:type="dxa" w:w="120"/>
-              <w:bottom w:type="dxa" w:w="60"/>
-              <w:right w:type="dxa" w:w="120"/>
-            </w:tcMar>
-            <w:vAlign w:val="top"/>
-          </w:tcPr>
-          <w:p>
-            <w:pPr>
-              <w:spacing w:after="40" w:before="0"/>
-              <w:jc w:val="left"/>
-            </w:pPr>
-            <w:r>
-              <w:rPr>
-                <w:rFonts w:ascii="Arial" w:cs="Arial" w:eastAsia="Arial" w:hAnsi="Arial"/>
-                <w:b/>
-                <w:bCs/>
-                <w:i w:val="false"/>
-                <w:iCs w:val="false"/>
-                <w:color w:val="000000"/>
-                <w:sz w:val="18"/>
-                <w:szCs w:val="18"/>
-              </w:rPr>
-              <w:t xml:space="preserve">Career Connections</w:t>
-            </w:r>
-          </w:p>
-        </w:tc>
-        <w:tc>
-          <w:tcPr>
-            <w:tcW w:type="dxa" w:w="10680"/>
-            <w:shd w:fill="FFFFFF" w:color="auto" w:val="clear"/>
-            <w:tcMar>
-              <w:top w:type="dxa" w:w="60"/>
-              <w:left w:type="dxa" w:w="120"/>
-              <w:bottom w:type="dxa" w:w="60"/>
-              <w:right w:type="dxa" w:w="120"/>
-            </w:tcMar>
-            <w:vAlign w:val="top"/>
-          </w:tcPr>
-          <w:p>
-            <w:pPr>
-              <w:spacing w:after="30" w:before="0"/>
-              <w:ind w:left="360" w:hanging="180"/>
-              <w:jc w:val="left"/>
-            </w:pPr>
-            <w:r>
-              <w:rPr>
-                <w:rFonts w:ascii="Arial" w:cs="Arial" w:eastAsia="Arial" w:hAnsi="Arial"/>
-                <w:b w:val="false"/>
-                <w:bCs w:val="false"/>
-                <w:i w:val="false"/>
-                <w:iCs w:val="false"/>
-                <w:color w:val="000000"/>
-                <w:sz w:val="18"/>
-                <w:szCs w:val="18"/>
-              </w:rPr>
-              <w:t xml:space="preserve">–  Architecture and Engineering: Architects and civil engineers in Kenya (e.g., those designing buildings in Nairobi's Westlands or road infrastructure in the Rift Valley) use scale drawings and enlargement principles daily to translate designs to real structures.</w:t>
-            </w:r>
-          </w:p>
-          <w:p>
-            <w:pPr>
-              <w:spacing w:after="30" w:before="0"/>
-              <w:ind w:left="360" w:hanging="180"/>
-              <w:jc w:val="left"/>
-            </w:pPr>
-            <w:r>
-              <w:rPr>
-                <w:rFonts w:ascii="Arial" w:cs="Arial" w:eastAsia="Arial" w:hAnsi="Arial"/>
-                <w:b w:val="false"/>
-                <w:bCs w:val="false"/>
-                <w:i w:val="false"/>
-                <w:iCs w:val="false"/>
-                <w:color w:val="000000"/>
-                <w:sz w:val="18"/>
-                <w:szCs w:val="18"/>
-              </w:rPr>
-              <w:t xml:space="preserve">–  Cartography and Surveying: Land surveyors and cartographers at the Kenya National Mapping Authority use similarity and linear scale factors to create accurate maps of Kenya's counties, national parks, and coastlines.</w:t>
-            </w:r>
-          </w:p>
-          <w:p>
-            <w:pPr>
-              <w:spacing w:after="30" w:before="0"/>
-              <w:ind w:left="360" w:hanging="180"/>
-              <w:jc w:val="left"/>
-            </w:pPr>
-            <w:r>
-              <w:rPr>
-                <w:rFonts w:ascii="Arial" w:cs="Arial" w:eastAsia="Arial" w:hAnsi="Arial"/>
-                <w:b w:val="false"/>
-                <w:bCs w:val="false"/>
-                <w:i w:val="false"/>
-                <w:iCs w:val="false"/>
-                <w:color w:val="000000"/>
-                <w:sz w:val="18"/>
-                <w:szCs w:val="18"/>
-              </w:rPr>
-              <w:t xml:space="preserve">–  Graphic Design and Photography: Graphic designers and passport photo studio operators apply enlargement and reduction scale factors to resize images for official documents, posters, and digital media.</w:t>
-            </w:r>
-          </w:p>
-          <w:p>
-            <w:pPr>
-              <w:spacing w:after="30" w:before="0"/>
-              <w:ind w:left="360" w:hanging="180"/>
-              <w:jc w:val="left"/>
-            </w:pPr>
-            <w:r>
-              <w:rPr>
-                <w:rFonts w:ascii="Arial" w:cs="Arial" w:eastAsia="Arial" w:hAnsi="Arial"/>
-                <w:b w:val="false"/>
-                <w:bCs w:val="false"/>
-                <w:i w:val="false"/>
-                <w:iCs w:val="false"/>
-                <w:color w:val="000000"/>
-                <w:sz w:val="18"/>
-                <w:szCs w:val="18"/>
-              </w:rPr>
-              <w:t xml:space="preserve">–  Medicine and Radiology: Medical imaging professionals use scale factors when interpreting X-rays and scans — enlarging images of tissues or organs for diagnosis in hospitals such as Kenyatta National Hospital.</w:t>
-            </w:r>
-          </w:p>
-          <w:p>
-            <w:pPr>
-              <w:spacing w:after="30" w:before="0"/>
-              <w:ind w:left="360" w:hanging="180"/>
-              <w:jc w:val="left"/>
-            </w:pPr>
-            <w:r>
-              <w:rPr>
-                <w:rFonts w:ascii="Arial" w:cs="Arial" w:eastAsia="Arial" w:hAnsi="Arial"/>
-                <w:b w:val="false"/>
-                <w:bCs w:val="false"/>
-                <w:i w:val="false"/>
-                <w:iCs w:val="false"/>
-                <w:color w:val="000000"/>
-                <w:sz w:val="18"/>
-                <w:szCs w:val="18"/>
-              </w:rPr>
-              <w:t xml:space="preserve">–  Fashion and Textile Design: Fashion designers in Nairobi's Gikomba and Eastleigh markets scale up pattern pieces using LSF to produce garments in different sizes, applying similarity concepts directly.</w:t>
-            </w:r>
-          </w:p>
-          <w:p>
-            <w:pPr>
-              <w:spacing w:after="30" w:before="0"/>
-              <w:ind w:left="360" w:hanging="180"/>
-              <w:jc w:val="left"/>
-            </w:pPr>
-            <w:r>
-              <w:rPr>
-                <w:rFonts w:ascii="Arial" w:cs="Arial" w:eastAsia="Arial" w:hAnsi="Arial"/>
-                <w:b w:val="false"/>
-                <w:bCs w:val="false"/>
-                <w:i w:val="false"/>
-                <w:iCs w:val="false"/>
-                <w:color w:val="000000"/>
-                <w:sz w:val="18"/>
-                <w:szCs w:val="18"/>
-              </w:rPr>
-              <w:t xml:space="preserve">–  Urban Planning: Urban planners at county governments use scale models and similarity principles to design housing estates, school campuses, and market centres across Kenyan towns.</w:t>
-            </w:r>
-          </w:p>
-        </w:tc>
-      </w:tr>
-      <w:tr>
-        <w:tc>
-          <w:tcPr>
-            <w:tcW w:type="dxa" w:w="3000"/>
-            <w:shd w:fill="D5E8F0" w:color="auto" w:val="clear"/>
-            <w:tcMar>
-              <w:top w:type="dxa" w:w="60"/>
-              <w:left w:type="dxa" w:w="120"/>
-              <w:bottom w:type="dxa" w:w="60"/>
-              <w:right w:type="dxa" w:w="120"/>
-            </w:tcMar>
-            <w:vAlign w:val="top"/>
-          </w:tcPr>
-          <w:p>
-            <w:pPr>
-              <w:spacing w:after="40" w:before="0"/>
-              <w:jc w:val="left"/>
-            </w:pPr>
-            <w:r>
-              <w:rPr>
-                <w:rFonts w:ascii="Arial" w:cs="Arial" w:eastAsia="Arial" w:hAnsi="Arial"/>
-                <w:b/>
-                <w:bCs/>
-                <w:i w:val="false"/>
-                <w:iCs w:val="false"/>
-                <w:color w:val="000000"/>
-                <w:sz w:val="18"/>
-                <w:szCs w:val="18"/>
-              </w:rPr>
-              <w:t xml:space="preserve">Focus for Lessons</w:t>
-            </w:r>
-          </w:p>
-        </w:tc>
-        <w:tc>
-          <w:tcPr>
-            <w:tcW w:type="dxa" w:w="10680"/>
-            <w:shd w:fill="FFFFFF" w:color="auto" w:val="clear"/>
-            <w:tcMar>
-              <w:top w:type="dxa" w:w="60"/>
-              <w:left w:type="dxa" w:w="120"/>
-              <w:bottom w:type="dxa" w:w="60"/>
-              <w:right w:type="dxa" w:w="120"/>
-            </w:tcMar>
-            <w:vAlign w:val="top"/>
-          </w:tcPr>
-          <w:p>
-            <w:pPr>
-              <w:spacing w:after="40" w:before="0"/>
-              <w:jc w:val="left"/>
-            </w:pPr>
-            <w:r>
-              <w:rPr>
-                <w:rFonts w:ascii="Arial" w:cs="Arial" w:eastAsia="Arial" w:hAnsi="Arial"/>
-                <w:b w:val="false"/>
-                <w:bCs w:val="false"/>
-                <w:i w:val="false"/>
-                <w:iCs w:val="false"/>
-                <w:color w:val="000000"/>
-                <w:sz w:val="18"/>
-                <w:szCs w:val="18"/>
-              </w:rPr>
-              <w:t xml:space="preserve">This unit develops learners' understanding of similarity and enlargement as powerful mathematical tools for describing and creating proportional relationships between figures and solids. Anchored in the puzzling observation that a passport photo looks identical whether printed small or large — yet fits entirely different frames — learners investigate the concept of linear scale factor (LSF) and discover how it governs corresponding lengths, areas (ASF = LSF²), and volumes (VSF = LSF³). Throughout the 12 lessons, learners move from recognising similar figures in familiar Kenyan contexts (maps, architectural plans, everyday photographs) to constructing enlargements on grids, locating centres of enlargement, and solving complex real-life problems, building both procedural fluency and deep conceptual understanding of proportional reasoning.</w:t>
-            </w:r>
-          </w:p>
-        </w:tc>
-      </w:tr>
-      <w:tr>
-        <w:tc>
-          <w:tcPr>
-            <w:tcW w:type="dxa" w:w="3000"/>
-            <w:shd w:fill="EAD1F5" w:color="auto" w:val="clear"/>
-            <w:tcMar>
-              <w:top w:type="dxa" w:w="60"/>
-              <w:left w:type="dxa" w:w="120"/>
-              <w:bottom w:type="dxa" w:w="60"/>
-              <w:right w:type="dxa" w:w="120"/>
-            </w:tcMar>
-            <w:vAlign w:val="top"/>
-          </w:tcPr>
-          <w:p>
-            <w:pPr>
-              <w:spacing w:after="40" w:before="0"/>
-              <w:jc w:val="left"/>
-            </w:pPr>
-            <w:r>
-              <w:rPr>
-                <w:rFonts w:ascii="Arial" w:cs="Arial" w:eastAsia="Arial" w:hAnsi="Arial"/>
-                <w:b/>
-                <w:bCs/>
-                <w:i w:val="false"/>
-                <w:iCs w:val="false"/>
-                <w:color w:val="000000"/>
-                <w:sz w:val="18"/>
-                <w:szCs w:val="18"/>
-              </w:rPr>
-              <w:t xml:space="preserve">Driving Question / Key Inquiry Questions</w:t>
-            </w:r>
-          </w:p>
-        </w:tc>
-        <w:tc>
-          <w:tcPr>
-            <w:tcW w:type="dxa" w:w="10680"/>
-            <w:shd w:fill="FFFFFF" w:color="auto" w:val="clear"/>
-            <w:tcMar>
-              <w:top w:type="dxa" w:w="60"/>
-              <w:left w:type="dxa" w:w="120"/>
-              <w:bottom w:type="dxa" w:w="60"/>
-              <w:right w:type="dxa" w:w="120"/>
-            </w:tcMar>
-            <w:vAlign w:val="top"/>
-          </w:tcPr>
-          <w:p>
-            <w:pPr>
-              <w:spacing w:after="40" w:before="0"/>
-              <w:jc w:val="left"/>
-            </w:pPr>
-            <w:r>
-              <w:rPr>
-                <w:rFonts w:ascii="Arial" w:cs="Arial" w:eastAsia="Arial" w:hAnsi="Arial"/>
-                <w:b w:val="false"/>
-                <w:bCs w:val="false"/>
-                <w:i w:val="false"/>
-                <w:iCs w:val="false"/>
-                <w:color w:val="000000"/>
-                <w:sz w:val="18"/>
-                <w:szCs w:val="18"/>
-              </w:rPr>
-              <w:t xml:space="preserve">DRIVING QUESTION: Why does resizing a passport photo change its size but never its shape — and what is the mathematics that makes this possible?</w:t>
-            </w:r>
-          </w:p>
-          <w:p>
-            <w:pPr>
-              <w:spacing w:after="40" w:before="0"/>
-              <w:jc w:val="left"/>
-            </w:pPr>
-            <w:r>
-              <w:rPr>
-                <w:rFonts w:ascii="Arial" w:cs="Arial" w:eastAsia="Arial" w:hAnsi="Arial"/>
-                <w:b w:val="false"/>
-                <w:bCs w:val="false"/>
-                <w:i w:val="false"/>
-                <w:iCs w:val="false"/>
-                <w:color w:val="000000"/>
-                <w:sz w:val="18"/>
-                <w:szCs w:val="18"/>
-              </w:rPr>
-              <w:t xml:space="preserve"/>
-            </w:r>
-          </w:p>
-          <w:p>
-            <w:pPr>
-              <w:spacing w:after="40" w:before="0"/>
-              <w:jc w:val="left"/>
-            </w:pPr>
-            <w:r>
-              <w:rPr>
-                <w:rFonts w:ascii="Arial" w:cs="Arial" w:eastAsia="Arial" w:hAnsi="Arial"/>
-                <w:b w:val="false"/>
-                <w:bCs w:val="false"/>
-                <w:i w:val="false"/>
-                <w:iCs w:val="false"/>
-                <w:color w:val="000000"/>
-                <w:sz w:val="18"/>
-                <w:szCs w:val="18"/>
-              </w:rPr>
-              <w:t xml:space="preserve">KICD KEY INQUIRY QUESTIONS:</w:t>
-            </w:r>
-          </w:p>
-          <w:p>
-            <w:pPr>
-              <w:spacing w:after="40" w:before="0"/>
-              <w:jc w:val="left"/>
-            </w:pPr>
-            <w:r>
-              <w:rPr>
-                <w:rFonts w:ascii="Arial" w:cs="Arial" w:eastAsia="Arial" w:hAnsi="Arial"/>
-                <w:b w:val="false"/>
-                <w:bCs w:val="false"/>
-                <w:i w:val="false"/>
-                <w:iCs w:val="false"/>
-                <w:color w:val="000000"/>
-                <w:sz w:val="18"/>
-                <w:szCs w:val="18"/>
-              </w:rPr>
-              <w:t xml:space="preserve">1. How do we identify and use similar figures in day-to-day situations?</w:t>
-            </w:r>
-          </w:p>
-          <w:p>
-            <w:pPr>
-              <w:spacing w:after="40" w:before="0"/>
-              <w:jc w:val="left"/>
-            </w:pPr>
-            <w:r>
-              <w:rPr>
-                <w:rFonts w:ascii="Arial" w:cs="Arial" w:eastAsia="Arial" w:hAnsi="Arial"/>
-                <w:b w:val="false"/>
-                <w:bCs w:val="false"/>
-                <w:i w:val="false"/>
-                <w:iCs w:val="false"/>
-                <w:color w:val="000000"/>
-                <w:sz w:val="18"/>
-                <w:szCs w:val="18"/>
-              </w:rPr>
-              <w:t xml:space="preserve">2. How does the linear scale factor relate to the area and volume of similar figures and solids?</w:t>
-            </w:r>
-          </w:p>
-        </w:tc>
-      </w:tr>
-      <w:tr>
-        <w:tc>
-          <w:tcPr>
-            <w:tcW w:type="dxa" w:w="3000"/>
-            <w:shd w:fill="EAD1F5" w:color="auto" w:val="clear"/>
-            <w:tcMar>
-              <w:top w:type="dxa" w:w="60"/>
-              <w:left w:type="dxa" w:w="120"/>
-              <w:bottom w:type="dxa" w:w="60"/>
-              <w:right w:type="dxa" w:w="120"/>
-            </w:tcMar>
-            <w:vAlign w:val="top"/>
-          </w:tcPr>
-          <w:p>
-            <w:pPr>
-              <w:spacing w:after="40" w:before="0"/>
-              <w:jc w:val="left"/>
-            </w:pPr>
-            <w:r>
-              <w:rPr>
-                <w:rFonts w:ascii="Arial" w:cs="Arial" w:eastAsia="Arial" w:hAnsi="Arial"/>
-                <w:b/>
-                <w:bCs/>
-                <w:i w:val="false"/>
-                <w:iCs w:val="false"/>
-                <w:color w:val="000000"/>
-                <w:sz w:val="18"/>
-                <w:szCs w:val="18"/>
-              </w:rPr>
-              <w:t xml:space="preserve">Anchoring Phenomenon</w:t>
-            </w:r>
-          </w:p>
-        </w:tc>
-        <w:tc>
-          <w:tcPr>
-            <w:tcW w:type="dxa" w:w="10680"/>
-            <w:shd w:fill="FFFFFF" w:color="auto" w:val="clear"/>
-            <w:tcMar>
-              <w:top w:type="dxa" w:w="60"/>
-              <w:left w:type="dxa" w:w="120"/>
-              <w:bottom w:type="dxa" w:w="60"/>
-              <w:right w:type="dxa" w:w="120"/>
-            </w:tcMar>
-            <w:vAlign w:val="top"/>
-          </w:tcPr>
-          <w:p>
-            <w:pPr>
-              <w:spacing w:after="40" w:before="0"/>
-              <w:jc w:val="left"/>
-            </w:pPr>
-            <w:r>
-              <w:rPr>
-                <w:rFonts w:ascii="Arial" w:cs="Arial" w:eastAsia="Arial" w:hAnsi="Arial"/>
-                <w:b w:val="false"/>
-                <w:bCs w:val="false"/>
-                <w:i w:val="false"/>
-                <w:iCs w:val="false"/>
-                <w:color w:val="000000"/>
-                <w:sz w:val="18"/>
-                <w:szCs w:val="18"/>
-              </w:rPr>
-              <w:t xml:space="preserve">ANCHORING PHENOMENON — The Passport Photo Puzzle:</w:t>
-            </w:r>
-          </w:p>
-          <w:p>
-            <w:pPr>
-              <w:spacing w:after="40" w:before="0"/>
-              <w:jc w:val="left"/>
-            </w:pPr>
-            <w:r>
-              <w:rPr>
-                <w:rFonts w:ascii="Arial" w:cs="Arial" w:eastAsia="Arial" w:hAnsi="Arial"/>
-                <w:b w:val="false"/>
-                <w:bCs w:val="false"/>
-                <w:i w:val="false"/>
-                <w:iCs w:val="false"/>
-                <w:color w:val="000000"/>
-                <w:sz w:val="18"/>
-                <w:szCs w:val="18"/>
-              </w:rPr>
-              <w:t xml:space="preserve">A Form 4 student in Nairobi visits a passport photo studio along Kimathi Street before travelling to a regional athletics championship. The photographer produces two prints from the same digital image: a standard passport print (35 mm × 45 mm) and an enlarged print for the school noticeboard (105 mm × 135 mm). The student notices — with puzzlement — that both photos show exactly the same image: same facial proportions, same background, same clarity. Yet one is clearly three times the size of the other. How can two objects look identical but have completely different sizes? What mathematical rule did the photographer's software follow to resize the image so perfectly? And if the photographer accidentally resizes only the width but not the height, why does the face suddenly look distorted and unrecognisable? These questions are puzzling because students intuitively know that "making something bigger" should change it, yet here the shape is perfectly preserved. This phenomenon anchors the entire unit: the answer lies in the Linear Scale Factor — a single number that scales every length in the image by the same ratio, preserving all angles and all length ratios, and whose square gives the ratio of areas.</w:t>
-            </w:r>
-          </w:p>
-        </w:tc>
-      </w:tr>
-      <w:tr>
-        <w:tc>
-          <w:tcPr>
-            <w:tcW w:type="dxa" w:w="3000"/>
-            <w:shd w:fill="D9EEF1" w:color="auto" w:val="clear"/>
-            <w:tcMar>
-              <w:top w:type="dxa" w:w="60"/>
-              <w:left w:type="dxa" w:w="120"/>
-              <w:bottom w:type="dxa" w:w="60"/>
-              <w:right w:type="dxa" w:w="120"/>
-            </w:tcMar>
-            <w:vAlign w:val="top"/>
-          </w:tcPr>
-          <w:p>
-            <w:pPr>
-              <w:spacing w:after="40" w:before="0"/>
-              <w:jc w:val="left"/>
-            </w:pPr>
-            <w:r>
-              <w:rPr>
-                <w:rFonts w:ascii="Arial" w:cs="Arial" w:eastAsia="Arial" w:hAnsi="Arial"/>
-                <w:b/>
-                <w:bCs/>
-                <w:i w:val="false"/>
-                <w:iCs w:val="false"/>
-                <w:color w:val="000000"/>
-                <w:sz w:val="18"/>
-                <w:szCs w:val="18"/>
-              </w:rPr>
-              <w:t xml:space="preserve">Storyline Thread</w:t>
-            </w:r>
-          </w:p>
-        </w:tc>
-        <w:tc>
-          <w:tcPr>
-            <w:tcW w:type="dxa" w:w="10680"/>
-            <w:shd w:fill="FFFFFF" w:color="auto" w:val="clear"/>
-            <w:tcMar>
-              <w:top w:type="dxa" w:w="60"/>
-              <w:left w:type="dxa" w:w="120"/>
-              <w:bottom w:type="dxa" w:w="60"/>
-              <w:right w:type="dxa" w:w="120"/>
-            </w:tcMar>
-            <w:vAlign w:val="top"/>
-          </w:tcPr>
-          <w:p>
-            <w:pPr>
-              <w:spacing w:after="40" w:before="0"/>
-              <w:jc w:val="left"/>
-            </w:pPr>
-            <w:r>
-              <w:rPr>
-                <w:rFonts w:ascii="Arial" w:cs="Arial" w:eastAsia="Arial" w:hAnsi="Arial"/>
-                <w:b w:val="false"/>
-                <w:bCs w:val="false"/>
-                <w:i w:val="false"/>
-                <w:iCs w:val="false"/>
-                <w:color w:val="000000"/>
-                <w:sz w:val="18"/>
-                <w:szCs w:val="18"/>
-              </w:rPr>
-              <w:t xml:space="preserve">Lesson 1 — PREDICT: The Passport Photo Puzzle Launch</w:t>
-            </w:r>
-          </w:p>
-          <w:p>
-            <w:pPr>
-              <w:spacing w:after="40" w:before="0"/>
-              <w:jc w:val="left"/>
-            </w:pPr>
-            <w:r>
-              <w:rPr>
-                <w:rFonts w:ascii="Arial" w:cs="Arial" w:eastAsia="Arial" w:hAnsi="Arial"/>
-                <w:b w:val="false"/>
-                <w:bCs w:val="false"/>
-                <w:i w:val="false"/>
-                <w:iCs w:val="false"/>
-                <w:color w:val="000000"/>
-                <w:sz w:val="18"/>
-                <w:szCs w:val="18"/>
-              </w:rPr>
-              <w:t xml:space="preserve">Students observe two passport-sized prints of the same photo (35 mm × 45 mm and 105 mm × 135 mm). They predict in writing: "What changed? What stayed the same? What single number, if any, connects the two sizes?" Cold-call sharing of predictions; class records initial ideas on the Driving Question Board (DQB). Introduction of the unit driving question.</w:t>
-            </w:r>
-          </w:p>
-          <w:p>
-            <w:pPr>
-              <w:spacing w:after="40" w:before="0"/>
-              <w:jc w:val="left"/>
-            </w:pPr>
-            <w:r>
-              <w:rPr>
-                <w:rFonts w:ascii="Arial" w:cs="Arial" w:eastAsia="Arial" w:hAnsi="Arial"/>
-                <w:b w:val="false"/>
-                <w:bCs w:val="false"/>
-                <w:i w:val="false"/>
-                <w:iCs w:val="false"/>
-                <w:color w:val="000000"/>
-                <w:sz w:val="18"/>
-                <w:szCs w:val="18"/>
-              </w:rPr>
-              <w:t xml:space="preserve"/>
-            </w:r>
-          </w:p>
-          <w:p>
-            <w:pPr>
-              <w:spacing w:after="40" w:before="0"/>
-              <w:jc w:val="left"/>
-            </w:pPr>
-            <w:r>
-              <w:rPr>
-                <w:rFonts w:ascii="Arial" w:cs="Arial" w:eastAsia="Arial" w:hAnsi="Arial"/>
-                <w:b w:val="false"/>
-                <w:bCs w:val="false"/>
-                <w:i w:val="false"/>
-                <w:iCs w:val="false"/>
-                <w:color w:val="000000"/>
-                <w:sz w:val="18"/>
-                <w:szCs w:val="18"/>
-              </w:rPr>
-              <w:t xml:space="preserve">Lesson 2 — OBSERVE &amp; EXPLORE: Properties of Similar Figures</w:t>
-            </w:r>
-          </w:p>
-          <w:p>
-            <w:pPr>
-              <w:spacing w:after="40" w:before="0"/>
-              <w:jc w:val="left"/>
-            </w:pPr>
-            <w:r>
-              <w:rPr>
-                <w:rFonts w:ascii="Arial" w:cs="Arial" w:eastAsia="Arial" w:hAnsi="Arial"/>
-                <w:b w:val="false"/>
-                <w:bCs w:val="false"/>
-                <w:i w:val="false"/>
-                <w:iCs w:val="false"/>
-                <w:color w:val="000000"/>
-                <w:sz w:val="18"/>
-                <w:szCs w:val="18"/>
-              </w:rPr>
-              <w:t xml:space="preserve">Students measure corresponding sides and angles of pairs of similar figures cut from Kenyan newspapers and maps. They tabulate ratios of corresponding sides and record corresponding angles. Class discovers: angles are equal; ratios of corresponding sides are constant. Formal definition of similar figures introduced. Link back: "Is this what happened to our passport photo?"</w:t>
-            </w:r>
-          </w:p>
-          <w:p>
-            <w:pPr>
-              <w:spacing w:after="40" w:before="0"/>
-              <w:jc w:val="left"/>
-            </w:pPr>
-            <w:r>
-              <w:rPr>
-                <w:rFonts w:ascii="Arial" w:cs="Arial" w:eastAsia="Arial" w:hAnsi="Arial"/>
-                <w:b w:val="false"/>
-                <w:bCs w:val="false"/>
-                <w:i w:val="false"/>
-                <w:iCs w:val="false"/>
-                <w:color w:val="000000"/>
-                <w:sz w:val="18"/>
-                <w:szCs w:val="18"/>
-              </w:rPr>
-              <w:t xml:space="preserve"/>
-            </w:r>
-          </w:p>
-          <w:p>
-            <w:pPr>
-              <w:spacing w:after="40" w:before="0"/>
-              <w:jc w:val="left"/>
-            </w:pPr>
-            <w:r>
-              <w:rPr>
-                <w:rFonts w:ascii="Arial" w:cs="Arial" w:eastAsia="Arial" w:hAnsi="Arial"/>
-                <w:b w:val="false"/>
-                <w:bCs w:val="false"/>
-                <w:i w:val="false"/>
-                <w:iCs w:val="false"/>
-                <w:color w:val="000000"/>
-                <w:sz w:val="18"/>
-                <w:szCs w:val="18"/>
-              </w:rPr>
-              <w:t xml:space="preserve">Lesson 3 — EXPLAIN: Linear Scale Factor (LSF) — Lengths</w:t>
-            </w:r>
-          </w:p>
-          <w:p>
-            <w:pPr>
-              <w:spacing w:after="40" w:before="0"/>
-              <w:jc w:val="left"/>
-            </w:pPr>
-            <w:r>
-              <w:rPr>
-                <w:rFonts w:ascii="Arial" w:cs="Arial" w:eastAsia="Arial" w:hAnsi="Arial"/>
-                <w:b w:val="false"/>
-                <w:bCs w:val="false"/>
-                <w:i w:val="false"/>
-                <w:iCs w:val="false"/>
-                <w:color w:val="000000"/>
-                <w:sz w:val="18"/>
-                <w:szCs w:val="18"/>
-              </w:rPr>
-              <w:t xml:space="preserve">Students formalise the concept of LSF from lesson 2 data. Worked examples using Kenyan contexts: resizing a school badge, scaling up a recipe card. Learners calculate LSF and use it to find unknown lengths in similar figures. Students revisit the passport photo: LSF = 105/35 = 3. DQB updated: "LSF tells us how much every length is multiplied."</w:t>
-            </w:r>
-          </w:p>
-          <w:p>
-            <w:pPr>
-              <w:spacing w:after="40" w:before="0"/>
-              <w:jc w:val="left"/>
-            </w:pPr>
-            <w:r>
-              <w:rPr>
-                <w:rFonts w:ascii="Arial" w:cs="Arial" w:eastAsia="Arial" w:hAnsi="Arial"/>
-                <w:b w:val="false"/>
-                <w:bCs w:val="false"/>
-                <w:i w:val="false"/>
-                <w:iCs w:val="false"/>
-                <w:color w:val="000000"/>
-                <w:sz w:val="18"/>
-                <w:szCs w:val="18"/>
-              </w:rPr>
-              <w:t xml:space="preserve"/>
-            </w:r>
-          </w:p>
-          <w:p>
-            <w:pPr>
-              <w:spacing w:after="40" w:before="0"/>
-              <w:jc w:val="left"/>
-            </w:pPr>
-            <w:r>
-              <w:rPr>
-                <w:rFonts w:ascii="Arial" w:cs="Arial" w:eastAsia="Arial" w:hAnsi="Arial"/>
-                <w:b w:val="false"/>
-                <w:bCs w:val="false"/>
-                <w:i w:val="false"/>
-                <w:iCs w:val="false"/>
-                <w:color w:val="000000"/>
-                <w:sz w:val="18"/>
-                <w:szCs w:val="18"/>
-              </w:rPr>
-              <w:t xml:space="preserve">Lesson 4 — OBSERVE &amp; INVESTIGATE: Area Scale Factor (ASF)</w:t>
-            </w:r>
-          </w:p>
-          <w:p>
-            <w:pPr>
-              <w:spacing w:after="40" w:before="0"/>
-              <w:jc w:val="left"/>
-            </w:pPr>
-            <w:r>
-              <w:rPr>
-                <w:rFonts w:ascii="Arial" w:cs="Arial" w:eastAsia="Arial" w:hAnsi="Arial"/>
-                <w:b w:val="false"/>
-                <w:bCs w:val="false"/>
-                <w:i w:val="false"/>
-                <w:iCs w:val="false"/>
-                <w:color w:val="000000"/>
-                <w:sz w:val="18"/>
-                <w:szCs w:val="18"/>
-              </w:rPr>
-              <w:t xml:space="preserve">Students draw pairs of similar rectangles (representing Kenyan farm plots) with LSF = 2, 3, and 4 on graph paper, count squares to find areas, and tabulate LSF vs. area ratio. They discover ASF = LSF². Teacher formalises the relationship. Students apply ASF to the passport photo: the larger photo has 3² = 9 times the area of the smaller photo.</w:t>
-            </w:r>
-          </w:p>
-          <w:p>
-            <w:pPr>
-              <w:spacing w:after="40" w:before="0"/>
-              <w:jc w:val="left"/>
-            </w:pPr>
-            <w:r>
-              <w:rPr>
-                <w:rFonts w:ascii="Arial" w:cs="Arial" w:eastAsia="Arial" w:hAnsi="Arial"/>
-                <w:b w:val="false"/>
-                <w:bCs w:val="false"/>
-                <w:i w:val="false"/>
-                <w:iCs w:val="false"/>
-                <w:color w:val="000000"/>
-                <w:sz w:val="18"/>
-                <w:szCs w:val="18"/>
-              </w:rPr>
-              <w:t xml:space="preserve"/>
-            </w:r>
-          </w:p>
-          <w:p>
-            <w:pPr>
-              <w:spacing w:after="40" w:before="0"/>
-              <w:jc w:val="left"/>
-            </w:pPr>
-            <w:r>
-              <w:rPr>
-                <w:rFonts w:ascii="Arial" w:cs="Arial" w:eastAsia="Arial" w:hAnsi="Arial"/>
-                <w:b w:val="false"/>
-                <w:bCs w:val="false"/>
-                <w:i w:val="false"/>
-                <w:iCs w:val="false"/>
-                <w:color w:val="000000"/>
-                <w:sz w:val="18"/>
-                <w:szCs w:val="18"/>
-              </w:rPr>
-              <w:t xml:space="preserve">Lesson 5 — EXPLAIN: Volume Scale Factor (VSF)</w:t>
-            </w:r>
-          </w:p>
-          <w:p>
-            <w:pPr>
-              <w:spacing w:after="40" w:before="0"/>
-              <w:jc w:val="left"/>
-            </w:pPr>
-            <w:r>
-              <w:rPr>
-                <w:rFonts w:ascii="Arial" w:cs="Arial" w:eastAsia="Arial" w:hAnsi="Arial"/>
-                <w:b w:val="false"/>
-                <w:bCs w:val="false"/>
-                <w:i w:val="false"/>
-                <w:iCs w:val="false"/>
-                <w:color w:val="000000"/>
-                <w:sz w:val="18"/>
-                <w:szCs w:val="18"/>
-              </w:rPr>
-              <w:t xml:space="preserve">Students use linking cubes or diagrams to build similar cuboids with LSF = 2 and LSF = 3, count unit cubes, and discover VSF = LSF³. Worked examples use the Eldoret sufuria supporting phenomenon (VSF = 27). Learners solve problems comparing volumes of similar containers — water tanks, grain stores, cooking pots — in Kenyan farming contexts.</w:t>
-            </w:r>
-          </w:p>
-          <w:p>
-            <w:pPr>
-              <w:spacing w:after="40" w:before="0"/>
-              <w:jc w:val="left"/>
-            </w:pPr>
-            <w:r>
-              <w:rPr>
-                <w:rFonts w:ascii="Arial" w:cs="Arial" w:eastAsia="Arial" w:hAnsi="Arial"/>
-                <w:b w:val="false"/>
-                <w:bCs w:val="false"/>
-                <w:i w:val="false"/>
-                <w:iCs w:val="false"/>
-                <w:color w:val="000000"/>
-                <w:sz w:val="18"/>
-                <w:szCs w:val="18"/>
-              </w:rPr>
-              <w:t xml:space="preserve"/>
-            </w:r>
-          </w:p>
-          <w:p>
-            <w:pPr>
-              <w:spacing w:after="40" w:before="0"/>
-              <w:jc w:val="left"/>
-            </w:pPr>
-            <w:r>
-              <w:rPr>
-                <w:rFonts w:ascii="Arial" w:cs="Arial" w:eastAsia="Arial" w:hAnsi="Arial"/>
-                <w:b w:val="false"/>
-                <w:bCs w:val="false"/>
-                <w:i w:val="false"/>
-                <w:iCs w:val="false"/>
-                <w:color w:val="000000"/>
-                <w:sz w:val="18"/>
-                <w:szCs w:val="18"/>
-              </w:rPr>
-              <w:t xml:space="preserve">Lesson 6 — EXPLAIN &amp; APPLY: Mixed Problems — LSF, ASF, VSF</w:t>
-            </w:r>
-          </w:p>
-          <w:p>
-            <w:pPr>
-              <w:spacing w:after="40" w:before="0"/>
-              <w:jc w:val="left"/>
-            </w:pPr>
-            <w:r>
-              <w:rPr>
-                <w:rFonts w:ascii="Arial" w:cs="Arial" w:eastAsia="Arial" w:hAnsi="Arial"/>
-                <w:b w:val="false"/>
-                <w:bCs w:val="false"/>
-                <w:i w:val="false"/>
-                <w:iCs w:val="false"/>
-                <w:color w:val="000000"/>
-                <w:sz w:val="18"/>
-                <w:szCs w:val="18"/>
-              </w:rPr>
-              <w:t xml:space="preserve">Consolidation lesson. Learners solve a structured set of problems weaving all three relationships: a map distance problem (Nairobi to Nakuru), a roofing area problem (Mombasa architect model), and a water tank volume problem (Kericho tea farm). Peer-marking and error analysis. DQB updated with "ASF = LSF², VSF = LSF³."</w:t>
-            </w:r>
-          </w:p>
-          <w:p>
-            <w:pPr>
-              <w:spacing w:after="40" w:before="0"/>
-              <w:jc w:val="left"/>
-            </w:pPr>
-            <w:r>
-              <w:rPr>
-                <w:rFonts w:ascii="Arial" w:cs="Arial" w:eastAsia="Arial" w:hAnsi="Arial"/>
-                <w:b w:val="false"/>
-                <w:bCs w:val="false"/>
-                <w:i w:val="false"/>
-                <w:iCs w:val="false"/>
-                <w:color w:val="000000"/>
-                <w:sz w:val="18"/>
-                <w:szCs w:val="18"/>
-              </w:rPr>
-              <w:t xml:space="preserve"/>
-            </w:r>
-          </w:p>
-          <w:p>
-            <w:pPr>
-              <w:spacing w:after="40" w:before="0"/>
-              <w:jc w:val="left"/>
-            </w:pPr>
-            <w:r>
-              <w:rPr>
-                <w:rFonts w:ascii="Arial" w:cs="Arial" w:eastAsia="Arial" w:hAnsi="Arial"/>
-                <w:b w:val="false"/>
-                <w:bCs w:val="false"/>
-                <w:i w:val="false"/>
-                <w:iCs w:val="false"/>
-                <w:color w:val="000000"/>
-                <w:sz w:val="18"/>
-                <w:szCs w:val="18"/>
-              </w:rPr>
-              <w:t xml:space="preserve">Lesson 7 — OBSERVE &amp; CONSTRUCT: Enlargement on a Grid (Positive LSF)</w:t>
-            </w:r>
-          </w:p>
-          <w:p>
-            <w:pPr>
-              <w:spacing w:after="40" w:before="0"/>
-              <w:jc w:val="left"/>
-            </w:pPr>
-            <w:r>
-              <w:rPr>
-                <w:rFonts w:ascii="Arial" w:cs="Arial" w:eastAsia="Arial" w:hAnsi="Arial"/>
-                <w:b w:val="false"/>
-                <w:bCs w:val="false"/>
-                <w:i w:val="false"/>
-                <w:iCs w:val="false"/>
-                <w:color w:val="000000"/>
-                <w:sz w:val="18"/>
-                <w:szCs w:val="18"/>
-              </w:rPr>
-              <w:t xml:space="preserve">Students are introduced to the centre of enlargement. Using graph paper, they construct enlargements of simple polygons (a Kenyan house floor plan outline) with positive LSF = 2 and LSF = 3, using a given centre. They observe that distances from the centre of enlargement also scale by the LSF. Connection to passport photo: the "centre" is the optical centre of the camera lens.</w:t>
-            </w:r>
-          </w:p>
-          <w:p>
-            <w:pPr>
-              <w:spacing w:after="40" w:before="0"/>
-              <w:jc w:val="left"/>
-            </w:pPr>
-            <w:r>
-              <w:rPr>
-                <w:rFonts w:ascii="Arial" w:cs="Arial" w:eastAsia="Arial" w:hAnsi="Arial"/>
-                <w:b w:val="false"/>
-                <w:bCs w:val="false"/>
-                <w:i w:val="false"/>
-                <w:iCs w:val="false"/>
-                <w:color w:val="000000"/>
-                <w:sz w:val="18"/>
-                <w:szCs w:val="18"/>
-              </w:rPr>
-              <w:t xml:space="preserve"/>
-            </w:r>
-          </w:p>
-          <w:p>
-            <w:pPr>
-              <w:spacing w:after="40" w:before="0"/>
-              <w:jc w:val="left"/>
-            </w:pPr>
-            <w:r>
-              <w:rPr>
-                <w:rFonts w:ascii="Arial" w:cs="Arial" w:eastAsia="Arial" w:hAnsi="Arial"/>
-                <w:b w:val="false"/>
-                <w:bCs w:val="false"/>
-                <w:i w:val="false"/>
-                <w:iCs w:val="false"/>
-                <w:color w:val="000000"/>
-                <w:sz w:val="18"/>
-                <w:szCs w:val="18"/>
-              </w:rPr>
-              <w:t xml:space="preserve">Lesson 8 — EXPLAIN &amp; CONSTRUCT: Enlargement with Negative Scale Factor</w:t>
-            </w:r>
-          </w:p>
-          <w:p>
-            <w:pPr>
-              <w:spacing w:after="40" w:before="0"/>
-              <w:jc w:val="left"/>
-            </w:pPr>
-            <w:r>
-              <w:rPr>
-                <w:rFonts w:ascii="Arial" w:cs="Arial" w:eastAsia="Arial" w:hAnsi="Arial"/>
-                <w:b w:val="false"/>
-                <w:bCs w:val="false"/>
-                <w:i w:val="false"/>
-                <w:iCs w:val="false"/>
-                <w:color w:val="000000"/>
-                <w:sz w:val="18"/>
-                <w:szCs w:val="18"/>
-              </w:rPr>
-              <w:t xml:space="preserve">Students construct enlargements using LSF = −2, discovering that the image appears on the opposite side of the centre and is inverted. Worked examples using coordinate grids. Learners discuss: "If a camera inverts an image (as pinhole cameras do), which scale factor describes this?" DQB updated: "Negative LSF → image is inverted and on the opposite side."</w:t>
-            </w:r>
-          </w:p>
-          <w:p>
-            <w:pPr>
-              <w:spacing w:after="40" w:before="0"/>
-              <w:jc w:val="left"/>
-            </w:pPr>
-            <w:r>
-              <w:rPr>
-                <w:rFonts w:ascii="Arial" w:cs="Arial" w:eastAsia="Arial" w:hAnsi="Arial"/>
-                <w:b w:val="false"/>
-                <w:bCs w:val="false"/>
-                <w:i w:val="false"/>
-                <w:iCs w:val="false"/>
-                <w:color w:val="000000"/>
-                <w:sz w:val="18"/>
-                <w:szCs w:val="18"/>
-              </w:rPr>
-              <w:t xml:space="preserve"/>
-            </w:r>
-          </w:p>
-          <w:p>
-            <w:pPr>
-              <w:spacing w:after="40" w:before="0"/>
-              <w:jc w:val="left"/>
-            </w:pPr>
-            <w:r>
-              <w:rPr>
-                <w:rFonts w:ascii="Arial" w:cs="Arial" w:eastAsia="Arial" w:hAnsi="Arial"/>
-                <w:b w:val="false"/>
-                <w:bCs w:val="false"/>
-                <w:i w:val="false"/>
-                <w:iCs w:val="false"/>
-                <w:color w:val="000000"/>
-                <w:sz w:val="18"/>
-                <w:szCs w:val="18"/>
-              </w:rPr>
-              <w:t xml:space="preserve">Lesson 9 — EXPLAIN: Locating the Centre of Enlargement</w:t>
-            </w:r>
-          </w:p>
-          <w:p>
-            <w:pPr>
-              <w:spacing w:after="40" w:before="0"/>
-              <w:jc w:val="left"/>
-            </w:pPr>
-            <w:r>
-              <w:rPr>
-                <w:rFonts w:ascii="Arial" w:cs="Arial" w:eastAsia="Arial" w:hAnsi="Arial"/>
-                <w:b w:val="false"/>
-                <w:bCs w:val="false"/>
-                <w:i w:val="false"/>
-                <w:iCs w:val="false"/>
-                <w:color w:val="000000"/>
-                <w:sz w:val="18"/>
-                <w:szCs w:val="18"/>
-              </w:rPr>
-              <w:t xml:space="preserve">Given an object and its image, students use the property that corresponding points and the centre of enlargement are collinear to locate the centre by drawing or using coordinate methods. Worked examples with Kenyan map grids. Learners reverse-engineer: "Where was the photographer's camera positioned relative to the subject?"</w:t>
-            </w:r>
-          </w:p>
-          <w:p>
-            <w:pPr>
-              <w:spacing w:after="40" w:before="0"/>
-              <w:jc w:val="left"/>
-            </w:pPr>
-            <w:r>
-              <w:rPr>
-                <w:rFonts w:ascii="Arial" w:cs="Arial" w:eastAsia="Arial" w:hAnsi="Arial"/>
-                <w:b w:val="false"/>
-                <w:bCs w:val="false"/>
-                <w:i w:val="false"/>
-                <w:iCs w:val="false"/>
-                <w:color w:val="000000"/>
-                <w:sz w:val="18"/>
-                <w:szCs w:val="18"/>
-              </w:rPr>
-              <w:t xml:space="preserve"/>
-            </w:r>
-          </w:p>
-          <w:p>
-            <w:pPr>
-              <w:spacing w:after="40" w:before="0"/>
-              <w:jc w:val="left"/>
-            </w:pPr>
-            <w:r>
-              <w:rPr>
-                <w:rFonts w:ascii="Arial" w:cs="Arial" w:eastAsia="Arial" w:hAnsi="Arial"/>
-                <w:b w:val="false"/>
-                <w:bCs w:val="false"/>
-                <w:i w:val="false"/>
-                <w:iCs w:val="false"/>
-                <w:color w:val="000000"/>
-                <w:sz w:val="18"/>
-                <w:szCs w:val="18"/>
-              </w:rPr>
-              <w:t xml:space="preserve">Lesson 10 — MODEL BUILDING: Constructing a Scale Drawing (Real-Life Application)</w:t>
-            </w:r>
-          </w:p>
-          <w:p>
-            <w:pPr>
-              <w:spacing w:after="40" w:before="0"/>
-              <w:jc w:val="left"/>
-            </w:pPr>
-            <w:r>
-              <w:rPr>
-                <w:rFonts w:ascii="Arial" w:cs="Arial" w:eastAsia="Arial" w:hAnsi="Arial"/>
-                <w:b w:val="false"/>
-                <w:bCs w:val="false"/>
-                <w:i w:val="false"/>
-                <w:iCs w:val="false"/>
-                <w:color w:val="000000"/>
-                <w:sz w:val="18"/>
-                <w:szCs w:val="18"/>
-              </w:rPr>
-              <w:t xml:space="preserve">Students work in groups to create a scale drawing of their classroom or school compound, selecting an appropriate LSF, measuring real dimensions, and producing a labelled floor plan on graph paper. Each group presents their choice of LSF and justifies it. This phase makes the passport photo phenomenon concrete at architectural scale.</w:t>
-            </w:r>
-          </w:p>
-          <w:p>
-            <w:pPr>
-              <w:spacing w:after="40" w:before="0"/>
-              <w:jc w:val="left"/>
-            </w:pPr>
-            <w:r>
-              <w:rPr>
-                <w:rFonts w:ascii="Arial" w:cs="Arial" w:eastAsia="Arial" w:hAnsi="Arial"/>
-                <w:b w:val="false"/>
-                <w:bCs w:val="false"/>
-                <w:i w:val="false"/>
-                <w:iCs w:val="false"/>
-                <w:color w:val="000000"/>
-                <w:sz w:val="18"/>
-                <w:szCs w:val="18"/>
-              </w:rPr>
-              <w:t xml:space="preserve"/>
-            </w:r>
-          </w:p>
-          <w:p>
-            <w:pPr>
-              <w:spacing w:after="40" w:before="0"/>
-              <w:jc w:val="left"/>
-            </w:pPr>
-            <w:r>
-              <w:rPr>
-                <w:rFonts w:ascii="Arial" w:cs="Arial" w:eastAsia="Arial" w:hAnsi="Arial"/>
-                <w:b w:val="false"/>
-                <w:bCs w:val="false"/>
-                <w:i w:val="false"/>
-                <w:iCs w:val="false"/>
-                <w:color w:val="000000"/>
-                <w:sz w:val="18"/>
-                <w:szCs w:val="18"/>
-              </w:rPr>
-              <w:t xml:space="preserve">Lesson 11 — APPLICATION &amp; PROBLEM SOLVING: Maps, Photos, and Plans</w:t>
-            </w:r>
-          </w:p>
-          <w:p>
-            <w:pPr>
-              <w:spacing w:after="40" w:before="0"/>
-              <w:jc w:val="left"/>
-            </w:pPr>
-            <w:r>
-              <w:rPr>
-                <w:rFonts w:ascii="Arial" w:cs="Arial" w:eastAsia="Arial" w:hAnsi="Arial"/>
-                <w:b w:val="false"/>
-                <w:bCs w:val="false"/>
-                <w:i w:val="false"/>
-                <w:iCs w:val="false"/>
-                <w:color w:val="000000"/>
-                <w:sz w:val="18"/>
-                <w:szCs w:val="18"/>
-              </w:rPr>
-              <w:t xml:space="preserve">Students solve a rich set of real-life problems: (a) using a 1:50,000 Kenya survey map to find actual distances between towns; (b) determining the correct dimensions for a passport photo enlargement for a Huduma Centre application; (c) comparing storage volumes of two geometrically similar grain silos on a Rift Valley farm. DQB is reviewed and outstanding questions are resolved.</w:t>
-            </w:r>
-          </w:p>
-          <w:p>
-            <w:pPr>
-              <w:spacing w:after="40" w:before="0"/>
-              <w:jc w:val="left"/>
-            </w:pPr>
-            <w:r>
-              <w:rPr>
-                <w:rFonts w:ascii="Arial" w:cs="Arial" w:eastAsia="Arial" w:hAnsi="Arial"/>
-                <w:b w:val="false"/>
-                <w:bCs w:val="false"/>
-                <w:i w:val="false"/>
-                <w:iCs w:val="false"/>
-                <w:color w:val="000000"/>
-                <w:sz w:val="18"/>
-                <w:szCs w:val="18"/>
-              </w:rPr>
-              <w:t xml:space="preserve"/>
-            </w:r>
-          </w:p>
-          <w:p>
-            <w:pPr>
-              <w:spacing w:after="40" w:before="0"/>
-              <w:jc w:val="left"/>
-            </w:pPr>
-            <w:r>
-              <w:rPr>
-                <w:rFonts w:ascii="Arial" w:cs="Arial" w:eastAsia="Arial" w:hAnsi="Arial"/>
-                <w:b w:val="false"/>
-                <w:bCs w:val="false"/>
-                <w:i w:val="false"/>
-                <w:iCs w:val="false"/>
-                <w:color w:val="000000"/>
-                <w:sz w:val="18"/>
-                <w:szCs w:val="18"/>
-              </w:rPr>
-              <w:t xml:space="preserve">Lesson 12 — REVIEW, MODEL REVISION &amp; ASSESSMENT: Pulling the Storyline Together</w:t>
-            </w:r>
-          </w:p>
-          <w:p>
-            <w:pPr>
-              <w:spacing w:after="40" w:before="0"/>
-              <w:jc w:val="left"/>
-            </w:pPr>
-            <w:r>
-              <w:rPr>
-                <w:rFonts w:ascii="Arial" w:cs="Arial" w:eastAsia="Arial" w:hAnsi="Arial"/>
-                <w:b w:val="false"/>
-                <w:bCs w:val="false"/>
-                <w:i w:val="false"/>
-                <w:iCs w:val="false"/>
-                <w:color w:val="000000"/>
-                <w:sz w:val="18"/>
-                <w:szCs w:val="18"/>
-              </w:rPr>
-              <w:t xml:space="preserve">Students return to the original passport photo phenomenon and write a full explanation of why resizing preserves shape but changes size, citing LSF, ASF, and VSF. They present revised cumulative models (diagram + annotated equations). A summative task (mix of short-answer and problem-solving questions in Kenyan contexts) assesses all learning outcomes. DQB closed: the driving question is answered collaboratively.</w:t>
-            </w:r>
-          </w:p>
-        </w:tc>
-      </w:tr>
-      <w:tr>
-        <w:tc>
-          <w:tcPr>
-            <w:tcW w:type="dxa" w:w="3000"/>
-            <w:shd w:fill="EAD1F5" w:color="auto" w:val="clear"/>
-            <w:tcMar>
-              <w:top w:type="dxa" w:w="60"/>
-              <w:left w:type="dxa" w:w="120"/>
-              <w:bottom w:type="dxa" w:w="60"/>
-              <w:right w:type="dxa" w:w="120"/>
-            </w:tcMar>
-            <w:vAlign w:val="top"/>
-          </w:tcPr>
-          <w:p>
-            <w:pPr>
-              <w:spacing w:after="40" w:before="0"/>
-              <w:jc w:val="left"/>
-            </w:pPr>
-            <w:r>
-              <w:rPr>
-                <w:rFonts w:ascii="Arial" w:cs="Arial" w:eastAsia="Arial" w:hAnsi="Arial"/>
-                <w:b/>
-                <w:bCs/>
-                <w:i w:val="false"/>
-                <w:iCs w:val="false"/>
-                <w:color w:val="000000"/>
-                <w:sz w:val="18"/>
-                <w:szCs w:val="18"/>
-              </w:rPr>
-              <w:t xml:space="preserve">Supporting Phenomena</w:t>
-            </w:r>
-          </w:p>
-        </w:tc>
-        <w:tc>
-          <w:tcPr>
-            <w:tcW w:type="dxa" w:w="10680"/>
-            <w:shd w:fill="FFFFFF" w:color="auto" w:val="clear"/>
-            <w:tcMar>
-              <w:top w:type="dxa" w:w="60"/>
-              <w:left w:type="dxa" w:w="120"/>
-              <w:bottom w:type="dxa" w:w="60"/>
-              <w:right w:type="dxa" w:w="120"/>
-            </w:tcMar>
-            <w:vAlign w:val="top"/>
-          </w:tcPr>
-          <w:p>
-            <w:pPr>
-              <w:spacing w:after="30" w:before="0"/>
-              <w:ind w:left="360" w:hanging="180"/>
-              <w:jc w:val="left"/>
-            </w:pPr>
-            <w:r>
-              <w:rPr>
-                <w:rFonts w:ascii="Arial" w:cs="Arial" w:eastAsia="Arial" w:hAnsi="Arial"/>
-                <w:b w:val="false"/>
-                <w:bCs w:val="false"/>
-                <w:i w:val="false"/>
-                <w:iCs w:val="false"/>
-                <w:color w:val="000000"/>
-                <w:sz w:val="18"/>
-                <w:szCs w:val="18"/>
-              </w:rPr>
-              <w:t xml:space="preserve">–  The Shrinking Map: A matatu driver in Kisumu uses a road map of Western Kenya. The entire Lake Victoria basin — hundreds of kilometres wide — fits on a single A4 page. How can a 350 km stretch of road be represented by just 7 cm on paper? What number connects the map distance to the real distance, and how is this the same mathematical idea as the passport photo?</w:t>
-            </w:r>
-          </w:p>
-          <w:p>
-            <w:pPr>
-              <w:spacing w:after="30" w:before="0"/>
-              <w:ind w:left="360" w:hanging="180"/>
-              <w:jc w:val="left"/>
-            </w:pPr>
-            <w:r>
-              <w:rPr>
-                <w:rFonts w:ascii="Arial" w:cs="Arial" w:eastAsia="Arial" w:hAnsi="Arial"/>
-                <w:b w:val="false"/>
-                <w:bCs w:val="false"/>
-                <w:i w:val="false"/>
-                <w:iCs w:val="false"/>
-                <w:color w:val="000000"/>
-                <w:sz w:val="18"/>
-                <w:szCs w:val="18"/>
-              </w:rPr>
-              <w:t xml:space="preserve">–  The Giant Ugali Pot: A caterer preparing for a school prize-giving in Eldoret normally uses a sufuria of diameter 30 cm to cook ugali for 20 people. For a function of 180 people, they buy a sufuria of diameter 90 cm. The diameter tripled — so does the ugali cook three times as much, or nine times as much, or twenty-seven times as much? The puzzling answer (the volume scales by LSF³ = 27) connects to the VSF relationship.</w:t>
-            </w:r>
-          </w:p>
-          <w:p>
-            <w:pPr>
-              <w:spacing w:after="30" w:before="0"/>
-              <w:ind w:left="360" w:hanging="180"/>
-              <w:jc w:val="left"/>
-            </w:pPr>
-            <w:r>
-              <w:rPr>
-                <w:rFonts w:ascii="Arial" w:cs="Arial" w:eastAsia="Arial" w:hAnsi="Arial"/>
-                <w:b w:val="false"/>
-                <w:bCs w:val="false"/>
-                <w:i w:val="false"/>
-                <w:iCs w:val="false"/>
-                <w:color w:val="000000"/>
-                <w:sz w:val="18"/>
-                <w:szCs w:val="18"/>
-              </w:rPr>
-              <w:t xml:space="preserve">–  The Architect's Model: An architect in Mombasa builds a scale model of a new coastal resort hotel. The model is 60 cm long; the real building will be 30 m long. The model's roof has an area of 450 cm² — what will the real roof area be? Learners are puzzled that multiplying the length by 50 does not give the roof area; instead the area scales by 50² = 2500.</w:t>
-            </w:r>
-          </w:p>
-          <w:p>
-            <w:pPr>
-              <w:spacing w:after="30" w:before="0"/>
-              <w:ind w:left="360" w:hanging="180"/>
-              <w:jc w:val="left"/>
-            </w:pPr>
-            <w:r>
-              <w:rPr>
-                <w:rFonts w:ascii="Arial" w:cs="Arial" w:eastAsia="Arial" w:hAnsi="Arial"/>
-                <w:b w:val="false"/>
-                <w:bCs w:val="false"/>
-                <w:i w:val="false"/>
-                <w:iCs w:val="false"/>
-                <w:color w:val="000000"/>
-                <w:sz w:val="18"/>
-                <w:szCs w:val="18"/>
-              </w:rPr>
-              <w:t xml:space="preserve">–  The Shadow and the Tree: Near a farm in Kericho, a farmer notices that a young tea plant casts a shadow of 0.4 m at the same time that a nearby fence post of known height 1.2 m casts a shadow of 0.6 m. How can shadows on flat ground be used to find the height of the tea plant without climbing it? This supporting phenomenon introduces indirect measurement through similar triangles.</w:t>
-            </w:r>
-          </w:p>
-        </w:tc>
-      </w:tr>
-    </w:tbl>
-    <w:p>
-      <w:pPr>
-        <w:spacing w:after="120"/>
-      </w:pPr>
-      <w:r>
-        <w:t xml:space="preserve"/>
       </w:r>
     </w:p>
     <w:p>
@@ -3992,7 +3992,7 @@
             <w:pPr>
               <w:spacing w:after="20" w:before="0"/>
             </w:pPr>
-            <w:hyperlink w:history="1" r:id="rIdx7zry0fhguassqixquo6z">
+            <w:hyperlink w:history="1" r:id="rIddsxizkm9sye18wdmxdryr">
               <w:r>
                 <w:rPr>
                   <w:rFonts w:ascii="Arial" w:cs="Arial" w:eastAsia="Arial" w:hAnsi="Arial"/>
@@ -4025,7 +4025,7 @@
               <w:spacing w:after="10" w:before="0"/>
               <w:ind w:left="120"/>
             </w:pPr>
-            <w:hyperlink w:history="1" r:id="rId8zrmkez-92hy364vohmk6">
+            <w:hyperlink w:history="1" r:id="rIdkwx8kor8yiezwbxycadgb">
               <w:r>
                 <w:rPr>
                   <w:rFonts w:ascii="Arial" w:cs="Arial" w:eastAsia="Arial" w:hAnsi="Arial"/>
@@ -4070,7 +4070,7 @@
             <w:pPr>
               <w:spacing w:after="20" w:before="0"/>
             </w:pPr>
-            <w:hyperlink w:history="1" r:id="rIdtwdcxrwot8oecvlqauoa2">
+            <w:hyperlink w:history="1" r:id="rIdxqiu9vvribgfymngg-k4u">
               <w:r>
                 <w:rPr>
                   <w:rFonts w:ascii="Arial" w:cs="Arial" w:eastAsia="Arial" w:hAnsi="Arial"/>
@@ -4103,7 +4103,7 @@
               <w:spacing w:after="10" w:before="0"/>
               <w:ind w:left="120"/>
             </w:pPr>
-            <w:hyperlink w:history="1" r:id="rIdynwhoa1uqdmb9nkoyxks3">
+            <w:hyperlink w:history="1" r:id="rIdnvqd7ve68cuy8cgnwxup_">
               <w:r>
                 <w:rPr>
                   <w:rFonts w:ascii="Arial" w:cs="Arial" w:eastAsia="Arial" w:hAnsi="Arial"/>
@@ -4298,7 +4298,7 @@
             <w:pPr>
               <w:spacing w:after="20" w:before="0"/>
             </w:pPr>
-            <w:hyperlink w:history="1" r:id="rId97i4my5iby0zn-cvt4myc">
+            <w:hyperlink w:history="1" r:id="rId7bsrpsrjcekjlaxtzzii_">
               <w:r>
                 <w:rPr>
                   <w:rFonts w:ascii="Arial" w:cs="Arial" w:eastAsia="Arial" w:hAnsi="Arial"/>
@@ -4331,7 +4331,7 @@
               <w:spacing w:after="10" w:before="0"/>
               <w:ind w:left="120"/>
             </w:pPr>
-            <w:hyperlink w:history="1" r:id="rId3c25s8jem9gs2bnzds_5l">
+            <w:hyperlink w:history="1" r:id="rId09n9yiaen3wzbiialgkwe">
               <w:r>
                 <w:rPr>
                   <w:rFonts w:ascii="Arial" w:cs="Arial" w:eastAsia="Arial" w:hAnsi="Arial"/>
@@ -4376,7 +4376,7 @@
             <w:pPr>
               <w:spacing w:after="20" w:before="0"/>
             </w:pPr>
-            <w:hyperlink w:history="1" r:id="rIdz1bgbbb2b9xr8fgosftv3">
+            <w:hyperlink w:history="1" r:id="rId8tikzs09utrt5a2xg9g_z">
               <w:r>
                 <w:rPr>
                   <w:rFonts w:ascii="Arial" w:cs="Arial" w:eastAsia="Arial" w:hAnsi="Arial"/>
@@ -4409,7 +4409,7 @@
               <w:spacing w:after="10" w:before="0"/>
               <w:ind w:left="120"/>
             </w:pPr>
-            <w:hyperlink w:history="1" r:id="rIdoibmlb_hfvx0b4oqxu_t9">
+            <w:hyperlink w:history="1" r:id="rIdo9hsibit44mkmo2flj06j">
               <w:r>
                 <w:rPr>
                   <w:rFonts w:ascii="Arial" w:cs="Arial" w:eastAsia="Arial" w:hAnsi="Arial"/>
@@ -4604,7 +4604,7 @@
             <w:pPr>
               <w:spacing w:after="20" w:before="0"/>
             </w:pPr>
-            <w:hyperlink w:history="1" r:id="rIdo9gfmy3khwrrbsdookgm-">
+            <w:hyperlink w:history="1" r:id="rIdumnuy40uqsy_6iinxaj8c">
               <w:r>
                 <w:rPr>
                   <w:rFonts w:ascii="Arial" w:cs="Arial" w:eastAsia="Arial" w:hAnsi="Arial"/>
@@ -4637,7 +4637,7 @@
               <w:spacing w:after="10" w:before="0"/>
               <w:ind w:left="120"/>
             </w:pPr>
-            <w:hyperlink w:history="1" r:id="rIdmbu5yf-jc__9ss5iicw_5">
+            <w:hyperlink w:history="1" r:id="rIdlyaycrtgh9wq7bclg5eyz">
               <w:r>
                 <w:rPr>
                   <w:rFonts w:ascii="Arial" w:cs="Arial" w:eastAsia="Arial" w:hAnsi="Arial"/>
@@ -4682,7 +4682,7 @@
             <w:pPr>
               <w:spacing w:after="20" w:before="0"/>
             </w:pPr>
-            <w:hyperlink w:history="1" r:id="rIdtfd3sscl8ly1tmqpqmm6s">
+            <w:hyperlink w:history="1" r:id="rIds3ueufc1kuaepvegiab0g">
               <w:r>
                 <w:rPr>
                   <w:rFonts w:ascii="Arial" w:cs="Arial" w:eastAsia="Arial" w:hAnsi="Arial"/>
@@ -4715,7 +4715,7 @@
               <w:spacing w:after="10" w:before="0"/>
               <w:ind w:left="120"/>
             </w:pPr>
-            <w:hyperlink w:history="1" r:id="rIdpy4l2jgg6e5d6vp7mgr5h">
+            <w:hyperlink w:history="1" r:id="rIdcmq1bis9yvdllo35czkbu">
               <w:r>
                 <w:rPr>
                   <w:rFonts w:ascii="Arial" w:cs="Arial" w:eastAsia="Arial" w:hAnsi="Arial"/>
@@ -4910,7 +4910,7 @@
             <w:pPr>
               <w:spacing w:after="20" w:before="0"/>
             </w:pPr>
-            <w:hyperlink w:history="1" r:id="rIdfd5hep7fscyrrgjno42bm">
+            <w:hyperlink w:history="1" r:id="rIdr6secykc5vrttv3jyyt5t">
               <w:r>
                 <w:rPr>
                   <w:rFonts w:ascii="Arial" w:cs="Arial" w:eastAsia="Arial" w:hAnsi="Arial"/>
@@ -4943,7 +4943,7 @@
               <w:spacing w:after="10" w:before="0"/>
               <w:ind w:left="120"/>
             </w:pPr>
-            <w:hyperlink w:history="1" r:id="rId9obtc-7ef6u274ogtkcuj">
+            <w:hyperlink w:history="1" r:id="rIddndru0gyswg_uj-4rhato">
               <w:r>
                 <w:rPr>
                   <w:rFonts w:ascii="Arial" w:cs="Arial" w:eastAsia="Arial" w:hAnsi="Arial"/>
@@ -4988,7 +4988,7 @@
             <w:pPr>
               <w:spacing w:after="20" w:before="0"/>
             </w:pPr>
-            <w:hyperlink w:history="1" r:id="rIdmowztfrmn5ywljblheh29">
+            <w:hyperlink w:history="1" r:id="rIdafwj0lghpcxlbpv3jprv5">
               <w:r>
                 <w:rPr>
                   <w:rFonts w:ascii="Arial" w:cs="Arial" w:eastAsia="Arial" w:hAnsi="Arial"/>
@@ -5021,7 +5021,7 @@
               <w:spacing w:after="10" w:before="0"/>
               <w:ind w:left="120"/>
             </w:pPr>
-            <w:hyperlink w:history="1" r:id="rIdoheu0jzmmapemugmvijv_">
+            <w:hyperlink w:history="1" r:id="rIdvs5oec8sqbpryle59xncx">
               <w:r>
                 <w:rPr>
                   <w:rFonts w:ascii="Arial" w:cs="Arial" w:eastAsia="Arial" w:hAnsi="Arial"/>
@@ -5216,7 +5216,7 @@
             <w:pPr>
               <w:spacing w:after="20" w:before="0"/>
             </w:pPr>
-            <w:hyperlink w:history="1" r:id="rId5kfqgzezmuww5fytkz9bi">
+            <w:hyperlink w:history="1" r:id="rIddyc8tmllcx_94ito-kwz7">
               <w:r>
                 <w:rPr>
                   <w:rFonts w:ascii="Arial" w:cs="Arial" w:eastAsia="Arial" w:hAnsi="Arial"/>
@@ -5249,7 +5249,7 @@
               <w:spacing w:after="10" w:before="0"/>
               <w:ind w:left="120"/>
             </w:pPr>
-            <w:hyperlink w:history="1" r:id="rIdetjf_bvxc_na-slu61as-">
+            <w:hyperlink w:history="1" r:id="rIdwrzf57boweprdemvzpjmx">
               <w:r>
                 <w:rPr>
                   <w:rFonts w:ascii="Arial" w:cs="Arial" w:eastAsia="Arial" w:hAnsi="Arial"/>
@@ -5294,7 +5294,7 @@
             <w:pPr>
               <w:spacing w:after="20" w:before="0"/>
             </w:pPr>
-            <w:hyperlink w:history="1" r:id="rIdxz18stag8_ytuicowhm-8">
+            <w:hyperlink w:history="1" r:id="rIdog5jokczcpidh6es6cyfh">
               <w:r>
                 <w:rPr>
                   <w:rFonts w:ascii="Arial" w:cs="Arial" w:eastAsia="Arial" w:hAnsi="Arial"/>
@@ -5327,7 +5327,7 @@
               <w:spacing w:after="10" w:before="0"/>
               <w:ind w:left="120"/>
             </w:pPr>
-            <w:hyperlink w:history="1" r:id="rIdoqsqcalcnmgkjub_1gz6d">
+            <w:hyperlink w:history="1" r:id="rIdol0ps7mrt71ygt04fogya">
               <w:r>
                 <w:rPr>
                   <w:rFonts w:ascii="Arial" w:cs="Arial" w:eastAsia="Arial" w:hAnsi="Arial"/>
@@ -5839,7 +5839,7 @@
         </w:rPr>
         <w:t xml:space="preserve">© 2026 SeaVuria and ARES. Aligned with KICD objectives. Developed by SeaVuria; technical implementation by ARES (with AI assistance from Claude). Licensed under </w:t>
       </w:r>
-      <w:hyperlink w:history="1" r:id="rIds5mbdym99eopa7vrasqos">
+      <w:hyperlink w:history="1" r:id="rIdylc1blfovakgflxsi4tuv">
         <w:r>
           <w:rPr>
             <w:rFonts w:ascii="Arial" w:cs="Arial" w:eastAsia="Arial" w:hAnsi="Arial"/>
@@ -5860,7 +5860,7 @@
         </w:rPr>
         <w:t xml:space="preserve"> (</w:t>
       </w:r>
-      <w:hyperlink w:history="1" r:id="rIdsqbqokcvcoruiv4qptlxf">
+      <w:hyperlink w:history="1" r:id="rIdp0_ntxpwyvf10gtojbark">
         <w:r>
           <w:rPr>
             <w:rFonts w:ascii="Arial" w:cs="Arial" w:eastAsia="Arial" w:hAnsi="Arial"/>
@@ -6873,7 +6873,7 @@
             <w:pPr>
               <w:spacing w:after="20" w:before="0"/>
             </w:pPr>
-            <w:hyperlink w:history="1" r:id="rIdjqah7rfyp3s5gj3jjzltf">
+            <w:hyperlink w:history="1" r:id="rIdog93ijysvp4putxmuhurg">
               <w:r>
                 <w:rPr>
                   <w:rFonts w:ascii="Arial" w:cs="Arial" w:eastAsia="Arial" w:hAnsi="Arial"/>
@@ -6906,7 +6906,7 @@
               <w:spacing w:after="10" w:before="0"/>
               <w:ind w:left="120"/>
             </w:pPr>
-            <w:hyperlink w:history="1" r:id="rIdbnkyiwqvtskzoxnyryvyi">
+            <w:hyperlink w:history="1" r:id="rIdr9w-rtmbuvqtuuq23hbaj">
               <w:r>
                 <w:rPr>
                   <w:rFonts w:ascii="Arial" w:cs="Arial" w:eastAsia="Arial" w:hAnsi="Arial"/>
@@ -6951,7 +6951,7 @@
             <w:pPr>
               <w:spacing w:after="20" w:before="0"/>
             </w:pPr>
-            <w:hyperlink w:history="1" r:id="rIdbpb2pirrejogjwrl3xpy0">
+            <w:hyperlink w:history="1" r:id="rIds47tqo5k5qksyqqmqebuj">
               <w:r>
                 <w:rPr>
                   <w:rFonts w:ascii="Arial" w:cs="Arial" w:eastAsia="Arial" w:hAnsi="Arial"/>
@@ -6984,7 +6984,7 @@
               <w:spacing w:after="10" w:before="0"/>
               <w:ind w:left="120"/>
             </w:pPr>
-            <w:hyperlink w:history="1" r:id="rIdxn_qpy9fg2mif3fspazvc">
+            <w:hyperlink w:history="1" r:id="rIdlptvlfoqtitinkxu4d5cv">
               <w:r>
                 <w:rPr>
                   <w:rFonts w:ascii="Arial" w:cs="Arial" w:eastAsia="Arial" w:hAnsi="Arial"/>
@@ -7179,7 +7179,7 @@
             <w:pPr>
               <w:spacing w:after="20" w:before="0"/>
             </w:pPr>
-            <w:hyperlink w:history="1" r:id="rIdwvlkfkj6didwgqzef5tqc">
+            <w:hyperlink w:history="1" r:id="rId7yy29v8qoarhpeyjgkj90">
               <w:r>
                 <w:rPr>
                   <w:rFonts w:ascii="Arial" w:cs="Arial" w:eastAsia="Arial" w:hAnsi="Arial"/>
@@ -7212,7 +7212,7 @@
               <w:spacing w:after="10" w:before="0"/>
               <w:ind w:left="120"/>
             </w:pPr>
-            <w:hyperlink w:history="1" r:id="rIddbvuyiy-akdaafzrbdung">
+            <w:hyperlink w:history="1" r:id="rIdytlxxd2tyvvzvrztvjibg">
               <w:r>
                 <w:rPr>
                   <w:rFonts w:ascii="Arial" w:cs="Arial" w:eastAsia="Arial" w:hAnsi="Arial"/>
@@ -7257,7 +7257,7 @@
             <w:pPr>
               <w:spacing w:after="20" w:before="0"/>
             </w:pPr>
-            <w:hyperlink w:history="1" r:id="rIdqvyrucab0-jfkybxilmae">
+            <w:hyperlink w:history="1" r:id="rIdzwn9muw1w6xnkelqxlp1r">
               <w:r>
                 <w:rPr>
                   <w:rFonts w:ascii="Arial" w:cs="Arial" w:eastAsia="Arial" w:hAnsi="Arial"/>
@@ -7290,7 +7290,7 @@
               <w:spacing w:after="10" w:before="0"/>
               <w:ind w:left="120"/>
             </w:pPr>
-            <w:hyperlink w:history="1" r:id="rIdcctlkuf8-wpn9b7j_bshd">
+            <w:hyperlink w:history="1" r:id="rIddiewbbvvm8zhrslgooon8">
               <w:r>
                 <w:rPr>
                   <w:rFonts w:ascii="Arial" w:cs="Arial" w:eastAsia="Arial" w:hAnsi="Arial"/>
@@ -7485,7 +7485,7 @@
             <w:pPr>
               <w:spacing w:after="20" w:before="0"/>
             </w:pPr>
-            <w:hyperlink w:history="1" r:id="rId7gq2pbryy33bxc6czkkiw">
+            <w:hyperlink w:history="1" r:id="rIdffmcxluwll_jr0dqkkztz">
               <w:r>
                 <w:rPr>
                   <w:rFonts w:ascii="Arial" w:cs="Arial" w:eastAsia="Arial" w:hAnsi="Arial"/>
@@ -7518,7 +7518,7 @@
               <w:spacing w:after="10" w:before="0"/>
               <w:ind w:left="120"/>
             </w:pPr>
-            <w:hyperlink w:history="1" r:id="rIdi4-a7lojhym60t-pbtc22">
+            <w:hyperlink w:history="1" r:id="rIdegrdgobwabasguftu2msy">
               <w:r>
                 <w:rPr>
                   <w:rFonts w:ascii="Arial" w:cs="Arial" w:eastAsia="Arial" w:hAnsi="Arial"/>
@@ -7563,7 +7563,7 @@
             <w:pPr>
               <w:spacing w:after="20" w:before="0"/>
             </w:pPr>
-            <w:hyperlink w:history="1" r:id="rId3vah_fxnhc5lw0g94km-j">
+            <w:hyperlink w:history="1" r:id="rIdp2kx9s27ft1dohqjdtetk">
               <w:r>
                 <w:rPr>
                   <w:rFonts w:ascii="Arial" w:cs="Arial" w:eastAsia="Arial" w:hAnsi="Arial"/>
@@ -7596,7 +7596,7 @@
               <w:spacing w:after="10" w:before="0"/>
               <w:ind w:left="120"/>
             </w:pPr>
-            <w:hyperlink w:history="1" r:id="rId4xzpzj0vsdr87k4binfo3">
+            <w:hyperlink w:history="1" r:id="rIdekc9yvjhsnoe3c4nj0num">
               <w:r>
                 <w:rPr>
                   <w:rFonts w:ascii="Arial" w:cs="Arial" w:eastAsia="Arial" w:hAnsi="Arial"/>
@@ -7791,7 +7791,7 @@
             <w:pPr>
               <w:spacing w:after="20" w:before="0"/>
             </w:pPr>
-            <w:hyperlink w:history="1" r:id="rIdgyyzctvcosklks_djkkbn">
+            <w:hyperlink w:history="1" r:id="rId7l07id7aq1yqaceex-luz">
               <w:r>
                 <w:rPr>
                   <w:rFonts w:ascii="Arial" w:cs="Arial" w:eastAsia="Arial" w:hAnsi="Arial"/>
@@ -7824,7 +7824,7 @@
               <w:spacing w:after="10" w:before="0"/>
               <w:ind w:left="120"/>
             </w:pPr>
-            <w:hyperlink w:history="1" r:id="rIdzkk9zcugkeiyscgfk2ilg">
+            <w:hyperlink w:history="1" r:id="rIdyxu4auhcatmxnthfhzqgs">
               <w:r>
                 <w:rPr>
                   <w:rFonts w:ascii="Arial" w:cs="Arial" w:eastAsia="Arial" w:hAnsi="Arial"/>
@@ -7869,7 +7869,7 @@
             <w:pPr>
               <w:spacing w:after="20" w:before="0"/>
             </w:pPr>
-            <w:hyperlink w:history="1" r:id="rIdlejjidpxczomgermbdfc1">
+            <w:hyperlink w:history="1" r:id="rId8sjtg60c351gtzcuwigj1">
               <w:r>
                 <w:rPr>
                   <w:rFonts w:ascii="Arial" w:cs="Arial" w:eastAsia="Arial" w:hAnsi="Arial"/>
@@ -7902,7 +7902,7 @@
               <w:spacing w:after="10" w:before="0"/>
               <w:ind w:left="120"/>
             </w:pPr>
-            <w:hyperlink w:history="1" r:id="rIdearrjlplixkgpfddl9dn1">
+            <w:hyperlink w:history="1" r:id="rIdo7vxxysgpykubql3v443i">
               <w:r>
                 <w:rPr>
                   <w:rFonts w:ascii="Arial" w:cs="Arial" w:eastAsia="Arial" w:hAnsi="Arial"/>
@@ -8097,7 +8097,7 @@
             <w:pPr>
               <w:spacing w:after="20" w:before="0"/>
             </w:pPr>
-            <w:hyperlink w:history="1" r:id="rIddenibdkjg9r8lfegvtuts">
+            <w:hyperlink w:history="1" r:id="rIdz4bsickvanry7h0u92iq0">
               <w:r>
                 <w:rPr>
                   <w:rFonts w:ascii="Arial" w:cs="Arial" w:eastAsia="Arial" w:hAnsi="Arial"/>
@@ -8130,7 +8130,7 @@
               <w:spacing w:after="10" w:before="0"/>
               <w:ind w:left="120"/>
             </w:pPr>
-            <w:hyperlink w:history="1" r:id="rIdg8td_qleadmj0irpzfr2y">
+            <w:hyperlink w:history="1" r:id="rIdkyp0gvhzh4ubgn_is2l81">
               <w:r>
                 <w:rPr>
                   <w:rFonts w:ascii="Arial" w:cs="Arial" w:eastAsia="Arial" w:hAnsi="Arial"/>
@@ -8175,7 +8175,7 @@
             <w:pPr>
               <w:spacing w:after="20" w:before="0"/>
             </w:pPr>
-            <w:hyperlink w:history="1" r:id="rIdct-_j4dbshy5whyv0hytx">
+            <w:hyperlink w:history="1" r:id="rIdwx5vq17yuoabsioxac-us">
               <w:r>
                 <w:rPr>
                   <w:rFonts w:ascii="Arial" w:cs="Arial" w:eastAsia="Arial" w:hAnsi="Arial"/>
@@ -8208,7 +8208,7 @@
               <w:spacing w:after="10" w:before="0"/>
               <w:ind w:left="120"/>
             </w:pPr>
-            <w:hyperlink w:history="1" r:id="rIdly7ggdxlldbr-cze_q9dl">
+            <w:hyperlink w:history="1" r:id="rIdiczsgfltg0ao5amgh9oai">
               <w:r>
                 <w:rPr>
                   <w:rFonts w:ascii="Arial" w:cs="Arial" w:eastAsia="Arial" w:hAnsi="Arial"/>
@@ -8815,7 +8815,7 @@
         </w:rPr>
         <w:t xml:space="preserve">© 2026 SeaVuria and ARES. Aligned with KICD objectives. Developed by SeaVuria; technical implementation by ARES (with AI assistance from Claude). Licensed under </w:t>
       </w:r>
-      <w:hyperlink w:history="1" r:id="rIdg4yvsri8mcflbjzgkqrit">
+      <w:hyperlink w:history="1" r:id="rIdjefkdnffheiuyqrcmw_eo">
         <w:r>
           <w:rPr>
             <w:rFonts w:ascii="Arial" w:cs="Arial" w:eastAsia="Arial" w:hAnsi="Arial"/>
@@ -8836,7 +8836,7 @@
         </w:rPr>
         <w:t xml:space="preserve"> (</w:t>
       </w:r>
-      <w:hyperlink w:history="1" r:id="rIddfwgvui2xsoubrx4f4cdz">
+      <w:hyperlink w:history="1" r:id="rIdlqrmfgbhnt_mt-iznz3de">
         <w:r>
           <w:rPr>
             <w:rFonts w:ascii="Arial" w:cs="Arial" w:eastAsia="Arial" w:hAnsi="Arial"/>
@@ -9849,7 +9849,7 @@
             <w:pPr>
               <w:spacing w:after="20" w:before="0"/>
             </w:pPr>
-            <w:hyperlink w:history="1" r:id="rIdf7j63thradc2g-8oy28o8">
+            <w:hyperlink w:history="1" r:id="rIdn4wjdcdhwyzs5rpvk6st_">
               <w:r>
                 <w:rPr>
                   <w:rFonts w:ascii="Arial" w:cs="Arial" w:eastAsia="Arial" w:hAnsi="Arial"/>
@@ -9882,7 +9882,7 @@
               <w:spacing w:after="10" w:before="0"/>
               <w:ind w:left="120"/>
             </w:pPr>
-            <w:hyperlink w:history="1" r:id="rIdskr35wf8w1uveg2inqmnk">
+            <w:hyperlink w:history="1" r:id="rIdwyccyab2u6zxacqvnthzt">
               <w:r>
                 <w:rPr>
                   <w:rFonts w:ascii="Arial" w:cs="Arial" w:eastAsia="Arial" w:hAnsi="Arial"/>
@@ -9927,7 +9927,7 @@
             <w:pPr>
               <w:spacing w:after="20" w:before="0"/>
             </w:pPr>
-            <w:hyperlink w:history="1" r:id="rIdcjvkdply01mofgkvozsdm">
+            <w:hyperlink w:history="1" r:id="rId8fvvpqzjisplpwwuvos1i">
               <w:r>
                 <w:rPr>
                   <w:rFonts w:ascii="Arial" w:cs="Arial" w:eastAsia="Arial" w:hAnsi="Arial"/>
@@ -9960,7 +9960,7 @@
               <w:spacing w:after="10" w:before="0"/>
               <w:ind w:left="120"/>
             </w:pPr>
-            <w:hyperlink w:history="1" r:id="rIdnzaswo5hizipchd16-buc">
+            <w:hyperlink w:history="1" r:id="rIdxocplz_k0qc32iqt9i3kb">
               <w:r>
                 <w:rPr>
                   <w:rFonts w:ascii="Arial" w:cs="Arial" w:eastAsia="Arial" w:hAnsi="Arial"/>
@@ -10155,7 +10155,7 @@
             <w:pPr>
               <w:spacing w:after="20" w:before="0"/>
             </w:pPr>
-            <w:hyperlink w:history="1" r:id="rIdu7r1z1nwhvytheanedrgw">
+            <w:hyperlink w:history="1" r:id="rIdbgahd7g_tqum9bbilfyvw">
               <w:r>
                 <w:rPr>
                   <w:rFonts w:ascii="Arial" w:cs="Arial" w:eastAsia="Arial" w:hAnsi="Arial"/>
@@ -10188,7 +10188,7 @@
               <w:spacing w:after="10" w:before="0"/>
               <w:ind w:left="120"/>
             </w:pPr>
-            <w:hyperlink w:history="1" r:id="rIddo4qppqbbe408hehz_o30">
+            <w:hyperlink w:history="1" r:id="rIdsqy5byelv_cwuakp4g_ir">
               <w:r>
                 <w:rPr>
                   <w:rFonts w:ascii="Arial" w:cs="Arial" w:eastAsia="Arial" w:hAnsi="Arial"/>
@@ -10233,7 +10233,7 @@
             <w:pPr>
               <w:spacing w:after="20" w:before="0"/>
             </w:pPr>
-            <w:hyperlink w:history="1" r:id="rIdbqh5ext2yk2bwnyj0vbh4">
+            <w:hyperlink w:history="1" r:id="rIdu-2-7izlcmkwvqdnhyjg3">
               <w:r>
                 <w:rPr>
                   <w:rFonts w:ascii="Arial" w:cs="Arial" w:eastAsia="Arial" w:hAnsi="Arial"/>
@@ -10266,7 +10266,7 @@
               <w:spacing w:after="10" w:before="0"/>
               <w:ind w:left="120"/>
             </w:pPr>
-            <w:hyperlink w:history="1" r:id="rId5z_lzvhe0pyj-u8f1mvl2">
+            <w:hyperlink w:history="1" r:id="rIdbvy3eztk0kh7venv5dege">
               <w:r>
                 <w:rPr>
                   <w:rFonts w:ascii="Arial" w:cs="Arial" w:eastAsia="Arial" w:hAnsi="Arial"/>
@@ -10461,7 +10461,7 @@
             <w:pPr>
               <w:spacing w:after="20" w:before="0"/>
             </w:pPr>
-            <w:hyperlink w:history="1" r:id="rIdt-y3a-grw_npsurzh7o5u">
+            <w:hyperlink w:history="1" r:id="rIdqqkcqp0fi1s4sua0kgtig">
               <w:r>
                 <w:rPr>
                   <w:rFonts w:ascii="Arial" w:cs="Arial" w:eastAsia="Arial" w:hAnsi="Arial"/>
@@ -10494,7 +10494,7 @@
               <w:spacing w:after="10" w:before="0"/>
               <w:ind w:left="120"/>
             </w:pPr>
-            <w:hyperlink w:history="1" r:id="rIdilavvwjrm8duxbgk0imss">
+            <w:hyperlink w:history="1" r:id="rIdfskj00sjqzu_fhyft13no">
               <w:r>
                 <w:rPr>
                   <w:rFonts w:ascii="Arial" w:cs="Arial" w:eastAsia="Arial" w:hAnsi="Arial"/>
@@ -10539,7 +10539,7 @@
             <w:pPr>
               <w:spacing w:after="20" w:before="0"/>
             </w:pPr>
-            <w:hyperlink w:history="1" r:id="rIdyl0lefg2rqzfyjwo6qeos">
+            <w:hyperlink w:history="1" r:id="rIdyxiypn69n7wufi75blrzt">
               <w:r>
                 <w:rPr>
                   <w:rFonts w:ascii="Arial" w:cs="Arial" w:eastAsia="Arial" w:hAnsi="Arial"/>
@@ -10572,7 +10572,7 @@
               <w:spacing w:after="10" w:before="0"/>
               <w:ind w:left="120"/>
             </w:pPr>
-            <w:hyperlink w:history="1" r:id="rIdipqzvgddvvggd3wopf4fg">
+            <w:hyperlink w:history="1" r:id="rIdeiprz3_jrnclt9-ku7ztf">
               <w:r>
                 <w:rPr>
                   <w:rFonts w:ascii="Arial" w:cs="Arial" w:eastAsia="Arial" w:hAnsi="Arial"/>
@@ -10767,7 +10767,7 @@
             <w:pPr>
               <w:spacing w:after="20" w:before="0"/>
             </w:pPr>
-            <w:hyperlink w:history="1" r:id="rIdhsa7akladej9sobzzcxkl">
+            <w:hyperlink w:history="1" r:id="rIdgoakg67yxsp3ata7ba2la">
               <w:r>
                 <w:rPr>
                   <w:rFonts w:ascii="Arial" w:cs="Arial" w:eastAsia="Arial" w:hAnsi="Arial"/>
@@ -10800,7 +10800,7 @@
               <w:spacing w:after="10" w:before="0"/>
               <w:ind w:left="120"/>
             </w:pPr>
-            <w:hyperlink w:history="1" r:id="rIdvhzfb-py0djsqhsjoo1wk">
+            <w:hyperlink w:history="1" r:id="rIdhbqerslzyzmd8jhz6s7rk">
               <w:r>
                 <w:rPr>
                   <w:rFonts w:ascii="Arial" w:cs="Arial" w:eastAsia="Arial" w:hAnsi="Arial"/>
@@ -10845,7 +10845,7 @@
             <w:pPr>
               <w:spacing w:after="20" w:before="0"/>
             </w:pPr>
-            <w:hyperlink w:history="1" r:id="rIde3wxkecmgjrqcxfj3-yu2">
+            <w:hyperlink w:history="1" r:id="rId9btn4h46ui_gwr5nwx4o5">
               <w:r>
                 <w:rPr>
                   <w:rFonts w:ascii="Arial" w:cs="Arial" w:eastAsia="Arial" w:hAnsi="Arial"/>
@@ -10878,7 +10878,7 @@
               <w:spacing w:after="10" w:before="0"/>
               <w:ind w:left="120"/>
             </w:pPr>
-            <w:hyperlink w:history="1" r:id="rIdhpfgeoagnp0_xsyknpqvi">
+            <w:hyperlink w:history="1" r:id="rId3b_nhechpbllwiq3h_g4y">
               <w:r>
                 <w:rPr>
                   <w:rFonts w:ascii="Arial" w:cs="Arial" w:eastAsia="Arial" w:hAnsi="Arial"/>
@@ -11073,7 +11073,7 @@
             <w:pPr>
               <w:spacing w:after="20" w:before="0"/>
             </w:pPr>
-            <w:hyperlink w:history="1" r:id="rIdlrkbsx908pn9etkoj2cbm">
+            <w:hyperlink w:history="1" r:id="rId0vfxqz2nwjv5mgjawxbwo">
               <w:r>
                 <w:rPr>
                   <w:rFonts w:ascii="Arial" w:cs="Arial" w:eastAsia="Arial" w:hAnsi="Arial"/>
@@ -11106,7 +11106,7 @@
               <w:spacing w:after="10" w:before="0"/>
               <w:ind w:left="120"/>
             </w:pPr>
-            <w:hyperlink w:history="1" r:id="rIdfkqytu5sh_n1arw4xwieu">
+            <w:hyperlink w:history="1" r:id="rIdlps9prbdpouxgbqj3xd4z">
               <w:r>
                 <w:rPr>
                   <w:rFonts w:ascii="Arial" w:cs="Arial" w:eastAsia="Arial" w:hAnsi="Arial"/>
@@ -11151,7 +11151,7 @@
             <w:pPr>
               <w:spacing w:after="20" w:before="0"/>
             </w:pPr>
-            <w:hyperlink w:history="1" r:id="rIdbkdayy8hceeaglz_a1v2l">
+            <w:hyperlink w:history="1" r:id="rIdfaieirlsjmlg5kzen3uhq">
               <w:r>
                 <w:rPr>
                   <w:rFonts w:ascii="Arial" w:cs="Arial" w:eastAsia="Arial" w:hAnsi="Arial"/>
@@ -11184,7 +11184,7 @@
               <w:spacing w:after="10" w:before="0"/>
               <w:ind w:left="120"/>
             </w:pPr>
-            <w:hyperlink w:history="1" r:id="rIdbvpbd4e9fyia9vjxnyy_e">
+            <w:hyperlink w:history="1" r:id="rIdgkbvomb9qzrctv3jiy0vh">
               <w:r>
                 <w:rPr>
                   <w:rFonts w:ascii="Arial" w:cs="Arial" w:eastAsia="Arial" w:hAnsi="Arial"/>
@@ -11696,7 +11696,7 @@
         </w:rPr>
         <w:t xml:space="preserve">© 2026 SeaVuria and ARES. Aligned with KICD objectives. Developed by SeaVuria; technical implementation by ARES (with AI assistance from Claude). Licensed under </w:t>
       </w:r>
-      <w:hyperlink w:history="1" r:id="rIdknjzitqrjfij3d1jntedv">
+      <w:hyperlink w:history="1" r:id="rIdo_oz4b4ckkdfbumsq4iou">
         <w:r>
           <w:rPr>
             <w:rFonts w:ascii="Arial" w:cs="Arial" w:eastAsia="Arial" w:hAnsi="Arial"/>
@@ -11717,7 +11717,7 @@
         </w:rPr>
         <w:t xml:space="preserve"> (</w:t>
       </w:r>
-      <w:hyperlink w:history="1" r:id="rId7g81qvnh6o2qjgqomi3yb">
+      <w:hyperlink w:history="1" r:id="rIdqksagvd5ezqdkqs3skrpv">
         <w:r>
           <w:rPr>
             <w:rFonts w:ascii="Arial" w:cs="Arial" w:eastAsia="Arial" w:hAnsi="Arial"/>
@@ -12730,7 +12730,7 @@
             <w:pPr>
               <w:spacing w:after="20" w:before="0"/>
             </w:pPr>
-            <w:hyperlink w:history="1" r:id="rId0c5wbpbc3nfrp82dthoi-">
+            <w:hyperlink w:history="1" r:id="rIdnxkfqopum3fyc8zl_ohal">
               <w:r>
                 <w:rPr>
                   <w:rFonts w:ascii="Arial" w:cs="Arial" w:eastAsia="Arial" w:hAnsi="Arial"/>
@@ -12763,7 +12763,7 @@
               <w:spacing w:after="10" w:before="0"/>
               <w:ind w:left="120"/>
             </w:pPr>
-            <w:hyperlink w:history="1" r:id="rIdefec2amg6qgmvjwuurwhd">
+            <w:hyperlink w:history="1" r:id="rIds8lfi4d6_rpri2hgcjp6u">
               <w:r>
                 <w:rPr>
                   <w:rFonts w:ascii="Arial" w:cs="Arial" w:eastAsia="Arial" w:hAnsi="Arial"/>
@@ -12808,7 +12808,7 @@
             <w:pPr>
               <w:spacing w:after="20" w:before="0"/>
             </w:pPr>
-            <w:hyperlink w:history="1" r:id="rIddvzclha5ny6gydzqrbem5">
+            <w:hyperlink w:history="1" r:id="rId0iyavex4ehzs_crcmfvrv">
               <w:r>
                 <w:rPr>
                   <w:rFonts w:ascii="Arial" w:cs="Arial" w:eastAsia="Arial" w:hAnsi="Arial"/>
@@ -12841,7 +12841,7 @@
               <w:spacing w:after="10" w:before="0"/>
               <w:ind w:left="120"/>
             </w:pPr>
-            <w:hyperlink w:history="1" r:id="rIdisqmluzshufsnb3ovvaw0">
+            <w:hyperlink w:history="1" r:id="rIddmfvx7tbgdt0yxzmxcrlc">
               <w:r>
                 <w:rPr>
                   <w:rFonts w:ascii="Arial" w:cs="Arial" w:eastAsia="Arial" w:hAnsi="Arial"/>
@@ -13036,7 +13036,7 @@
             <w:pPr>
               <w:spacing w:after="20" w:before="0"/>
             </w:pPr>
-            <w:hyperlink w:history="1" r:id="rIdcjapdmgb-31g5dyugdogp">
+            <w:hyperlink w:history="1" r:id="rId8kki4ghwplsnnui-q6gcb">
               <w:r>
                 <w:rPr>
                   <w:rFonts w:ascii="Arial" w:cs="Arial" w:eastAsia="Arial" w:hAnsi="Arial"/>
@@ -13069,7 +13069,7 @@
               <w:spacing w:after="10" w:before="0"/>
               <w:ind w:left="120"/>
             </w:pPr>
-            <w:hyperlink w:history="1" r:id="rIdwcqrqlhfpj9ctep6j2y_e">
+            <w:hyperlink w:history="1" r:id="rIdlqr8y5yedo6pjz-6t-81f">
               <w:r>
                 <w:rPr>
                   <w:rFonts w:ascii="Arial" w:cs="Arial" w:eastAsia="Arial" w:hAnsi="Arial"/>
@@ -13114,7 +13114,7 @@
             <w:pPr>
               <w:spacing w:after="20" w:before="0"/>
             </w:pPr>
-            <w:hyperlink w:history="1" r:id="rIdmbbegvldaqlevwvo1hyff">
+            <w:hyperlink w:history="1" r:id="rIdnoeodjh1pxyjpvihh7zoj">
               <w:r>
                 <w:rPr>
                   <w:rFonts w:ascii="Arial" w:cs="Arial" w:eastAsia="Arial" w:hAnsi="Arial"/>
@@ -13147,7 +13147,7 @@
               <w:spacing w:after="10" w:before="0"/>
               <w:ind w:left="120"/>
             </w:pPr>
-            <w:hyperlink w:history="1" r:id="rIdc9i_9zdxil6zr7m0pkxcc">
+            <w:hyperlink w:history="1" r:id="rIdbzkagf8ruw6thivf8h75u">
               <w:r>
                 <w:rPr>
                   <w:rFonts w:ascii="Arial" w:cs="Arial" w:eastAsia="Arial" w:hAnsi="Arial"/>
@@ -13342,7 +13342,7 @@
             <w:pPr>
               <w:spacing w:after="20" w:before="0"/>
             </w:pPr>
-            <w:hyperlink w:history="1" r:id="rId7kenn49zuxein8beia8vb">
+            <w:hyperlink w:history="1" r:id="rIdgyurkll1oua7jwnm6_psp">
               <w:r>
                 <w:rPr>
                   <w:rFonts w:ascii="Arial" w:cs="Arial" w:eastAsia="Arial" w:hAnsi="Arial"/>
@@ -13375,7 +13375,7 @@
               <w:spacing w:after="10" w:before="0"/>
               <w:ind w:left="120"/>
             </w:pPr>
-            <w:hyperlink w:history="1" r:id="rIdfbmsg2pdorbv5c2hlxcy-">
+            <w:hyperlink w:history="1" r:id="rId3uvmtnccakkv_bza_7ozo">
               <w:r>
                 <w:rPr>
                   <w:rFonts w:ascii="Arial" w:cs="Arial" w:eastAsia="Arial" w:hAnsi="Arial"/>
@@ -13420,7 +13420,7 @@
             <w:pPr>
               <w:spacing w:after="20" w:before="0"/>
             </w:pPr>
-            <w:hyperlink w:history="1" r:id="rIdyjhdnu2couotpkcclwjaf">
+            <w:hyperlink w:history="1" r:id="rIdmjj1xxjr3qclforriseks">
               <w:r>
                 <w:rPr>
                   <w:rFonts w:ascii="Arial" w:cs="Arial" w:eastAsia="Arial" w:hAnsi="Arial"/>
@@ -13453,7 +13453,7 @@
               <w:spacing w:after="10" w:before="0"/>
               <w:ind w:left="120"/>
             </w:pPr>
-            <w:hyperlink w:history="1" r:id="rId7apltq9ioo0pw0oeu7i24">
+            <w:hyperlink w:history="1" r:id="rIdtzyqid59zsj_vy1iy5nrq">
               <w:r>
                 <w:rPr>
                   <w:rFonts w:ascii="Arial" w:cs="Arial" w:eastAsia="Arial" w:hAnsi="Arial"/>
@@ -13648,7 +13648,7 @@
             <w:pPr>
               <w:spacing w:after="20" w:before="0"/>
             </w:pPr>
-            <w:hyperlink w:history="1" r:id="rIdskxzpuh1v6t4-hoysk-to">
+            <w:hyperlink w:history="1" r:id="rIdt9px7rxhwlvg25jjpnsdo">
               <w:r>
                 <w:rPr>
                   <w:rFonts w:ascii="Arial" w:cs="Arial" w:eastAsia="Arial" w:hAnsi="Arial"/>
@@ -13681,7 +13681,7 @@
               <w:spacing w:after="10" w:before="0"/>
               <w:ind w:left="120"/>
             </w:pPr>
-            <w:hyperlink w:history="1" r:id="rId8mmvdfq0ute1unsaqqccm">
+            <w:hyperlink w:history="1" r:id="rIdup7detiwtkcjpwbjz3z1w">
               <w:r>
                 <w:rPr>
                   <w:rFonts w:ascii="Arial" w:cs="Arial" w:eastAsia="Arial" w:hAnsi="Arial"/>
@@ -13726,7 +13726,7 @@
             <w:pPr>
               <w:spacing w:after="20" w:before="0"/>
             </w:pPr>
-            <w:hyperlink w:history="1" r:id="rIddhzgda9ntshcqtzv9ensd">
+            <w:hyperlink w:history="1" r:id="rIdi5g6n1t5jn3bsmx2toh-a">
               <w:r>
                 <w:rPr>
                   <w:rFonts w:ascii="Arial" w:cs="Arial" w:eastAsia="Arial" w:hAnsi="Arial"/>
@@ -13759,7 +13759,7 @@
               <w:spacing w:after="10" w:before="0"/>
               <w:ind w:left="120"/>
             </w:pPr>
-            <w:hyperlink w:history="1" r:id="rIdtvtnwexjdlcnqyrzypyn9">
+            <w:hyperlink w:history="1" r:id="rIdu6oorrunf2ypefifecj8c">
               <w:r>
                 <w:rPr>
                   <w:rFonts w:ascii="Arial" w:cs="Arial" w:eastAsia="Arial" w:hAnsi="Arial"/>
@@ -13954,7 +13954,7 @@
             <w:pPr>
               <w:spacing w:after="20" w:before="0"/>
             </w:pPr>
-            <w:hyperlink w:history="1" r:id="rIdncrstad_q-lmdkdebvnco">
+            <w:hyperlink w:history="1" r:id="rIdddcgeaaq9dybz-e1_t9-q">
               <w:r>
                 <w:rPr>
                   <w:rFonts w:ascii="Arial" w:cs="Arial" w:eastAsia="Arial" w:hAnsi="Arial"/>
@@ -13987,7 +13987,7 @@
               <w:spacing w:after="10" w:before="0"/>
               <w:ind w:left="120"/>
             </w:pPr>
-            <w:hyperlink w:history="1" r:id="rIdwnngqqzvaximztphpy2_2">
+            <w:hyperlink w:history="1" r:id="rIdr30xc8agb9yfli6kjuzo-">
               <w:r>
                 <w:rPr>
                   <w:rFonts w:ascii="Arial" w:cs="Arial" w:eastAsia="Arial" w:hAnsi="Arial"/>
@@ -14032,7 +14032,7 @@
             <w:pPr>
               <w:spacing w:after="20" w:before="0"/>
             </w:pPr>
-            <w:hyperlink w:history="1" r:id="rIdnydlcehmx2atleln2_qnx">
+            <w:hyperlink w:history="1" r:id="rIdpsjwbp6h9ntlfdezmysgu">
               <w:r>
                 <w:rPr>
                   <w:rFonts w:ascii="Arial" w:cs="Arial" w:eastAsia="Arial" w:hAnsi="Arial"/>
@@ -14065,7 +14065,7 @@
               <w:spacing w:after="10" w:before="0"/>
               <w:ind w:left="120"/>
             </w:pPr>
-            <w:hyperlink w:history="1" r:id="rIdgnkqmkujbzleeclq9cr7s">
+            <w:hyperlink w:history="1" r:id="rIdx_ahl_xkye-hr2p5uze-v">
               <w:r>
                 <w:rPr>
                   <w:rFonts w:ascii="Arial" w:cs="Arial" w:eastAsia="Arial" w:hAnsi="Arial"/>
@@ -14577,7 +14577,7 @@
         </w:rPr>
         <w:t xml:space="preserve">© 2026 SeaVuria and ARES. Aligned with KICD objectives. Developed by SeaVuria; technical implementation by ARES (with AI assistance from Claude). Licensed under </w:t>
       </w:r>
-      <w:hyperlink w:history="1" r:id="rIdh59hwtnpasnavpqla39ni">
+      <w:hyperlink w:history="1" r:id="rIdynq0ebd8nd6bwlpgfh3f2">
         <w:r>
           <w:rPr>
             <w:rFonts w:ascii="Arial" w:cs="Arial" w:eastAsia="Arial" w:hAnsi="Arial"/>
@@ -14598,7 +14598,7 @@
         </w:rPr>
         <w:t xml:space="preserve"> (</w:t>
       </w:r>
-      <w:hyperlink w:history="1" r:id="rIdfenvnpxljbztfnii2lkos">
+      <w:hyperlink w:history="1" r:id="rId_zdfbhhl-xb8in45ozri1">
         <w:r>
           <w:rPr>
             <w:rFonts w:ascii="Arial" w:cs="Arial" w:eastAsia="Arial" w:hAnsi="Arial"/>
@@ -15611,7 +15611,7 @@
             <w:pPr>
               <w:spacing w:after="20" w:before="0"/>
             </w:pPr>
-            <w:hyperlink w:history="1" r:id="rIdbeoaoodpappkgg-exzish">
+            <w:hyperlink w:history="1" r:id="rIduq3hutyz68tcjumfndnql">
               <w:r>
                 <w:rPr>
                   <w:rFonts w:ascii="Arial" w:cs="Arial" w:eastAsia="Arial" w:hAnsi="Arial"/>
@@ -15644,7 +15644,7 @@
               <w:spacing w:after="10" w:before="0"/>
               <w:ind w:left="120"/>
             </w:pPr>
-            <w:hyperlink w:history="1" r:id="rId2zsdwlsvo5yid7cjiyt14">
+            <w:hyperlink w:history="1" r:id="rIdbzd2dydfpocgspzwpb2_v">
               <w:r>
                 <w:rPr>
                   <w:rFonts w:ascii="Arial" w:cs="Arial" w:eastAsia="Arial" w:hAnsi="Arial"/>
@@ -15689,7 +15689,7 @@
             <w:pPr>
               <w:spacing w:after="20" w:before="0"/>
             </w:pPr>
-            <w:hyperlink w:history="1" r:id="rIduny3sne0zsbw_hh34irxe">
+            <w:hyperlink w:history="1" r:id="rId-dnayqld6qj99i5xitb2h">
               <w:r>
                 <w:rPr>
                   <w:rFonts w:ascii="Arial" w:cs="Arial" w:eastAsia="Arial" w:hAnsi="Arial"/>
@@ -15722,7 +15722,7 @@
               <w:spacing w:after="10" w:before="0"/>
               <w:ind w:left="120"/>
             </w:pPr>
-            <w:hyperlink w:history="1" r:id="rIdktn-rwbxnf9owaiq0cjkc">
+            <w:hyperlink w:history="1" r:id="rIdgkhhfi66steem027vunqs">
               <w:r>
                 <w:rPr>
                   <w:rFonts w:ascii="Arial" w:cs="Arial" w:eastAsia="Arial" w:hAnsi="Arial"/>
@@ -15917,7 +15917,7 @@
             <w:pPr>
               <w:spacing w:after="20" w:before="0"/>
             </w:pPr>
-            <w:hyperlink w:history="1" r:id="rIdula50zxdy27rwkny3tpzj">
+            <w:hyperlink w:history="1" r:id="rIddvk9ts0wnvi8xuogmdpe3">
               <w:r>
                 <w:rPr>
                   <w:rFonts w:ascii="Arial" w:cs="Arial" w:eastAsia="Arial" w:hAnsi="Arial"/>
@@ -15950,7 +15950,7 @@
               <w:spacing w:after="10" w:before="0"/>
               <w:ind w:left="120"/>
             </w:pPr>
-            <w:hyperlink w:history="1" r:id="rIdypspcrrblemgheh0uh_vb">
+            <w:hyperlink w:history="1" r:id="rIdooq8zq4nmz1tnoizfedfj">
               <w:r>
                 <w:rPr>
                   <w:rFonts w:ascii="Arial" w:cs="Arial" w:eastAsia="Arial" w:hAnsi="Arial"/>
@@ -15995,7 +15995,7 @@
             <w:pPr>
               <w:spacing w:after="20" w:before="0"/>
             </w:pPr>
-            <w:hyperlink w:history="1" r:id="rIdxmcbyrrvnnwxjcpse_mz9">
+            <w:hyperlink w:history="1" r:id="rIdqnttj4vte1z9olai4hbig">
               <w:r>
                 <w:rPr>
                   <w:rFonts w:ascii="Arial" w:cs="Arial" w:eastAsia="Arial" w:hAnsi="Arial"/>
@@ -16028,7 +16028,7 @@
               <w:spacing w:after="10" w:before="0"/>
               <w:ind w:left="120"/>
             </w:pPr>
-            <w:hyperlink w:history="1" r:id="rIduzs5eyipbscobaa7de2vo">
+            <w:hyperlink w:history="1" r:id="rIdyq1fptpbbvuv01qdblwm1">
               <w:r>
                 <w:rPr>
                   <w:rFonts w:ascii="Arial" w:cs="Arial" w:eastAsia="Arial" w:hAnsi="Arial"/>
@@ -16223,7 +16223,7 @@
             <w:pPr>
               <w:spacing w:after="20" w:before="0"/>
             </w:pPr>
-            <w:hyperlink w:history="1" r:id="rIdnfzvygdhvkqixcawzxajq">
+            <w:hyperlink w:history="1" r:id="rIdfkhoembbazulwkcqll6cq">
               <w:r>
                 <w:rPr>
                   <w:rFonts w:ascii="Arial" w:cs="Arial" w:eastAsia="Arial" w:hAnsi="Arial"/>
@@ -16256,7 +16256,7 @@
               <w:spacing w:after="10" w:before="0"/>
               <w:ind w:left="120"/>
             </w:pPr>
-            <w:hyperlink w:history="1" r:id="rIdcezdhfy7rlindek8rcqha">
+            <w:hyperlink w:history="1" r:id="rIdfoili3krgdipwejfezojs">
               <w:r>
                 <w:rPr>
                   <w:rFonts w:ascii="Arial" w:cs="Arial" w:eastAsia="Arial" w:hAnsi="Arial"/>
@@ -16301,7 +16301,7 @@
             <w:pPr>
               <w:spacing w:after="20" w:before="0"/>
             </w:pPr>
-            <w:hyperlink w:history="1" r:id="rIdvcvzx5wimshe1mv7wamc3">
+            <w:hyperlink w:history="1" r:id="rId96_ecnpdsohrp-q7wevvs">
               <w:r>
                 <w:rPr>
                   <w:rFonts w:ascii="Arial" w:cs="Arial" w:eastAsia="Arial" w:hAnsi="Arial"/>
@@ -16334,7 +16334,7 @@
               <w:spacing w:after="10" w:before="0"/>
               <w:ind w:left="120"/>
             </w:pPr>
-            <w:hyperlink w:history="1" r:id="rIdgn9gprx6tgz3rwylew08n">
+            <w:hyperlink w:history="1" r:id="rIdryqbwvq887o_sjpvnoals">
               <w:r>
                 <w:rPr>
                   <w:rFonts w:ascii="Arial" w:cs="Arial" w:eastAsia="Arial" w:hAnsi="Arial"/>
@@ -16529,7 +16529,7 @@
             <w:pPr>
               <w:spacing w:after="20" w:before="0"/>
             </w:pPr>
-            <w:hyperlink w:history="1" r:id="rId8fgrmpg3emdmh7cn9g3d3">
+            <w:hyperlink w:history="1" r:id="rIdwvm7b9l3qmk6_5a49tz0f">
               <w:r>
                 <w:rPr>
                   <w:rFonts w:ascii="Arial" w:cs="Arial" w:eastAsia="Arial" w:hAnsi="Arial"/>
@@ -16562,7 +16562,7 @@
               <w:spacing w:after="10" w:before="0"/>
               <w:ind w:left="120"/>
             </w:pPr>
-            <w:hyperlink w:history="1" r:id="rIds7ayinziuiai1ioumfsxu">
+            <w:hyperlink w:history="1" r:id="rIdk_twhxl9a0hpbe6uzzhkq">
               <w:r>
                 <w:rPr>
                   <w:rFonts w:ascii="Arial" w:cs="Arial" w:eastAsia="Arial" w:hAnsi="Arial"/>
@@ -16607,7 +16607,7 @@
             <w:pPr>
               <w:spacing w:after="20" w:before="0"/>
             </w:pPr>
-            <w:hyperlink w:history="1" r:id="rIdj-stk_gs4wdf-nsesz5h-">
+            <w:hyperlink w:history="1" r:id="rIdthvvswnursgjllw9y-6rg">
               <w:r>
                 <w:rPr>
                   <w:rFonts w:ascii="Arial" w:cs="Arial" w:eastAsia="Arial" w:hAnsi="Arial"/>
@@ -16640,7 +16640,7 @@
               <w:spacing w:after="10" w:before="0"/>
               <w:ind w:left="120"/>
             </w:pPr>
-            <w:hyperlink w:history="1" r:id="rId9rq2p4oqebvra0w-g_oxg">
+            <w:hyperlink w:history="1" r:id="rIdhpsspmetvgieo3l7r4rdn">
               <w:r>
                 <w:rPr>
                   <w:rFonts w:ascii="Arial" w:cs="Arial" w:eastAsia="Arial" w:hAnsi="Arial"/>
@@ -16835,7 +16835,7 @@
             <w:pPr>
               <w:spacing w:after="20" w:before="0"/>
             </w:pPr>
-            <w:hyperlink w:history="1" r:id="rIdsyk_gtjbowikhabfq0k55">
+            <w:hyperlink w:history="1" r:id="rIdun3pdy7hkrpfz-8nxys6v">
               <w:r>
                 <w:rPr>
                   <w:rFonts w:ascii="Arial" w:cs="Arial" w:eastAsia="Arial" w:hAnsi="Arial"/>
@@ -16868,7 +16868,7 @@
               <w:spacing w:after="10" w:before="0"/>
               <w:ind w:left="120"/>
             </w:pPr>
-            <w:hyperlink w:history="1" r:id="rIdgizeyszuwbvtoco64mbmb">
+            <w:hyperlink w:history="1" r:id="rIdrsv0fccievxytdycjp5p3">
               <w:r>
                 <w:rPr>
                   <w:rFonts w:ascii="Arial" w:cs="Arial" w:eastAsia="Arial" w:hAnsi="Arial"/>
@@ -16913,7 +16913,7 @@
             <w:pPr>
               <w:spacing w:after="20" w:before="0"/>
             </w:pPr>
-            <w:hyperlink w:history="1" r:id="rId_70vc06b7kaa_4oj6ersa">
+            <w:hyperlink w:history="1" r:id="rIdt3nfg8htwbahm6kcdkjem">
               <w:r>
                 <w:rPr>
                   <w:rFonts w:ascii="Arial" w:cs="Arial" w:eastAsia="Arial" w:hAnsi="Arial"/>
@@ -16946,7 +16946,7 @@
               <w:spacing w:after="10" w:before="0"/>
               <w:ind w:left="120"/>
             </w:pPr>
-            <w:hyperlink w:history="1" r:id="rIdicdtpg4-dgpttwomsag0h">
+            <w:hyperlink w:history="1" r:id="rIddvhndxul5sajdi-dylqap">
               <w:r>
                 <w:rPr>
                   <w:rFonts w:ascii="Arial" w:cs="Arial" w:eastAsia="Arial" w:hAnsi="Arial"/>
@@ -17458,7 +17458,7 @@
         </w:rPr>
         <w:t xml:space="preserve">© 2026 SeaVuria and ARES. Aligned with KICD objectives. Developed by SeaVuria; technical implementation by ARES (with AI assistance from Claude). Licensed under </w:t>
       </w:r>
-      <w:hyperlink w:history="1" r:id="rIdmplfzrg9bjjhtokcbsvtz">
+      <w:hyperlink w:history="1" r:id="rId4twqzdlph3mbuwrqrp4yk">
         <w:r>
           <w:rPr>
             <w:rFonts w:ascii="Arial" w:cs="Arial" w:eastAsia="Arial" w:hAnsi="Arial"/>
@@ -17479,7 +17479,7 @@
         </w:rPr>
         <w:t xml:space="preserve"> (</w:t>
       </w:r>
-      <w:hyperlink w:history="1" r:id="rId3njz08rlpivrxdyu1i55d">
+      <w:hyperlink w:history="1" r:id="rIddwz4-ixz4djqi2zuqvrtd">
         <w:r>
           <w:rPr>
             <w:rFonts w:ascii="Arial" w:cs="Arial" w:eastAsia="Arial" w:hAnsi="Arial"/>
@@ -18492,7 +18492,7 @@
             <w:pPr>
               <w:spacing w:after="20" w:before="0"/>
             </w:pPr>
-            <w:hyperlink w:history="1" r:id="rIdornlz_mdduhre9nax6dyc">
+            <w:hyperlink w:history="1" r:id="rIdv0xetnasbdb3sbtr8zu_8">
               <w:r>
                 <w:rPr>
                   <w:rFonts w:ascii="Arial" w:cs="Arial" w:eastAsia="Arial" w:hAnsi="Arial"/>
@@ -18525,7 +18525,7 @@
               <w:spacing w:after="10" w:before="0"/>
               <w:ind w:left="120"/>
             </w:pPr>
-            <w:hyperlink w:history="1" r:id="rIdxrmkysjcs2ywigxxpsvjb">
+            <w:hyperlink w:history="1" r:id="rIdj5zjsjbscb4d8syajeawn">
               <w:r>
                 <w:rPr>
                   <w:rFonts w:ascii="Arial" w:cs="Arial" w:eastAsia="Arial" w:hAnsi="Arial"/>
@@ -18570,7 +18570,7 @@
             <w:pPr>
               <w:spacing w:after="20" w:before="0"/>
             </w:pPr>
-            <w:hyperlink w:history="1" r:id="rIdlindw6uqsy6he0lsadsik">
+            <w:hyperlink w:history="1" r:id="rIdg0fb_5fnivdc6wbxf45qn">
               <w:r>
                 <w:rPr>
                   <w:rFonts w:ascii="Arial" w:cs="Arial" w:eastAsia="Arial" w:hAnsi="Arial"/>
@@ -18603,7 +18603,7 @@
               <w:spacing w:after="10" w:before="0"/>
               <w:ind w:left="120"/>
             </w:pPr>
-            <w:hyperlink w:history="1" r:id="rId8sqla2qiph027s7uejffu">
+            <w:hyperlink w:history="1" r:id="rIdaxqlsjieate-cuey4sxhf">
               <w:r>
                 <w:rPr>
                   <w:rFonts w:ascii="Arial" w:cs="Arial" w:eastAsia="Arial" w:hAnsi="Arial"/>
@@ -18798,7 +18798,7 @@
             <w:pPr>
               <w:spacing w:after="20" w:before="0"/>
             </w:pPr>
-            <w:hyperlink w:history="1" r:id="rIdsuoyszwpai-5krq9culy5">
+            <w:hyperlink w:history="1" r:id="rId1jcmd7joc1d-j1q0x3qax">
               <w:r>
                 <w:rPr>
                   <w:rFonts w:ascii="Arial" w:cs="Arial" w:eastAsia="Arial" w:hAnsi="Arial"/>
@@ -18831,7 +18831,7 @@
               <w:spacing w:after="10" w:before="0"/>
               <w:ind w:left="120"/>
             </w:pPr>
-            <w:hyperlink w:history="1" r:id="rIdevbctejco6o1rj4cupysf">
+            <w:hyperlink w:history="1" r:id="rIdmlo3j1iu-zi1maypbmryo">
               <w:r>
                 <w:rPr>
                   <w:rFonts w:ascii="Arial" w:cs="Arial" w:eastAsia="Arial" w:hAnsi="Arial"/>
@@ -18876,7 +18876,7 @@
             <w:pPr>
               <w:spacing w:after="20" w:before="0"/>
             </w:pPr>
-            <w:hyperlink w:history="1" r:id="rId4p22k8vp3spsjqa53rtqr">
+            <w:hyperlink w:history="1" r:id="rIduk0qnty6_2vqo9sabazp4">
               <w:r>
                 <w:rPr>
                   <w:rFonts w:ascii="Arial" w:cs="Arial" w:eastAsia="Arial" w:hAnsi="Arial"/>
@@ -18909,7 +18909,7 @@
               <w:spacing w:after="10" w:before="0"/>
               <w:ind w:left="120"/>
             </w:pPr>
-            <w:hyperlink w:history="1" r:id="rIdghqpvbc43glhmtkz0vfoy">
+            <w:hyperlink w:history="1" r:id="rIdiupjgeamqqugs50s_qmx6">
               <w:r>
                 <w:rPr>
                   <w:rFonts w:ascii="Arial" w:cs="Arial" w:eastAsia="Arial" w:hAnsi="Arial"/>
@@ -19104,7 +19104,7 @@
             <w:pPr>
               <w:spacing w:after="20" w:before="0"/>
             </w:pPr>
-            <w:hyperlink w:history="1" r:id="rIdin--brkqoszb7e9vpfoqp">
+            <w:hyperlink w:history="1" r:id="rIdvlq5udhxn96c1y8zwqsa9">
               <w:r>
                 <w:rPr>
                   <w:rFonts w:ascii="Arial" w:cs="Arial" w:eastAsia="Arial" w:hAnsi="Arial"/>
@@ -19137,7 +19137,7 @@
               <w:spacing w:after="10" w:before="0"/>
               <w:ind w:left="120"/>
             </w:pPr>
-            <w:hyperlink w:history="1" r:id="rIdpsdckxql2kh7-wu2v-e_m">
+            <w:hyperlink w:history="1" r:id="rIdft9cy-npqeo_rdv2xxpvm">
               <w:r>
                 <w:rPr>
                   <w:rFonts w:ascii="Arial" w:cs="Arial" w:eastAsia="Arial" w:hAnsi="Arial"/>
@@ -19182,7 +19182,7 @@
             <w:pPr>
               <w:spacing w:after="20" w:before="0"/>
             </w:pPr>
-            <w:hyperlink w:history="1" r:id="rIdcbudxzjyiwfl53tas3lzj">
+            <w:hyperlink w:history="1" r:id="rIdlomushcrjyofj6hnmjulj">
               <w:r>
                 <w:rPr>
                   <w:rFonts w:ascii="Arial" w:cs="Arial" w:eastAsia="Arial" w:hAnsi="Arial"/>
@@ -19215,7 +19215,7 @@
               <w:spacing w:after="10" w:before="0"/>
               <w:ind w:left="120"/>
             </w:pPr>
-            <w:hyperlink w:history="1" r:id="rId9m9agpj-hc8oed0bu85b7">
+            <w:hyperlink w:history="1" r:id="rIdjpao5bltlfqp6r9ef7fdk">
               <w:r>
                 <w:rPr>
                   <w:rFonts w:ascii="Arial" w:cs="Arial" w:eastAsia="Arial" w:hAnsi="Arial"/>
@@ -19410,7 +19410,7 @@
             <w:pPr>
               <w:spacing w:after="20" w:before="0"/>
             </w:pPr>
-            <w:hyperlink w:history="1" r:id="rIdz-kz4gtxq4hlwiqnzig9y">
+            <w:hyperlink w:history="1" r:id="rId_ginf8_txgfweol23ekjm">
               <w:r>
                 <w:rPr>
                   <w:rFonts w:ascii="Arial" w:cs="Arial" w:eastAsia="Arial" w:hAnsi="Arial"/>
@@ -19443,7 +19443,7 @@
               <w:spacing w:after="10" w:before="0"/>
               <w:ind w:left="120"/>
             </w:pPr>
-            <w:hyperlink w:history="1" r:id="rIdlrhxdd9szudjg5rmj14gz">
+            <w:hyperlink w:history="1" r:id="rIdblvlc36fivl611ej8fhou">
               <w:r>
                 <w:rPr>
                   <w:rFonts w:ascii="Arial" w:cs="Arial" w:eastAsia="Arial" w:hAnsi="Arial"/>
@@ -19488,7 +19488,7 @@
             <w:pPr>
               <w:spacing w:after="20" w:before="0"/>
             </w:pPr>
-            <w:hyperlink w:history="1" r:id="rIdvswby772lv0he7pewqc3u">
+            <w:hyperlink w:history="1" r:id="rIdf6hhc8-lrsalges5lo97h">
               <w:r>
                 <w:rPr>
                   <w:rFonts w:ascii="Arial" w:cs="Arial" w:eastAsia="Arial" w:hAnsi="Arial"/>
@@ -19521,7 +19521,7 @@
               <w:spacing w:after="10" w:before="0"/>
               <w:ind w:left="120"/>
             </w:pPr>
-            <w:hyperlink w:history="1" r:id="rIdum7cujp4fx96frb6z_17s">
+            <w:hyperlink w:history="1" r:id="rIdq94v26urneu0tkl84vkov">
               <w:r>
                 <w:rPr>
                   <w:rFonts w:ascii="Arial" w:cs="Arial" w:eastAsia="Arial" w:hAnsi="Arial"/>
@@ -19716,7 +19716,7 @@
             <w:pPr>
               <w:spacing w:after="20" w:before="0"/>
             </w:pPr>
-            <w:hyperlink w:history="1" r:id="rId2ep5dkj1fz55hzrayq2z4">
+            <w:hyperlink w:history="1" r:id="rIdtq3zpmo5fnstq9huc09d-">
               <w:r>
                 <w:rPr>
                   <w:rFonts w:ascii="Arial" w:cs="Arial" w:eastAsia="Arial" w:hAnsi="Arial"/>
@@ -19749,7 +19749,7 @@
               <w:spacing w:after="10" w:before="0"/>
               <w:ind w:left="120"/>
             </w:pPr>
-            <w:hyperlink w:history="1" r:id="rIdk6tcoxqjpxdu1xblkgcf9">
+            <w:hyperlink w:history="1" r:id="rId928v54m_f5n5f9klwiig1">
               <w:r>
                 <w:rPr>
                   <w:rFonts w:ascii="Arial" w:cs="Arial" w:eastAsia="Arial" w:hAnsi="Arial"/>
@@ -19794,7 +19794,7 @@
             <w:pPr>
               <w:spacing w:after="20" w:before="0"/>
             </w:pPr>
-            <w:hyperlink w:history="1" r:id="rId-9i3yi2drbz4gs2p-fbeg">
+            <w:hyperlink w:history="1" r:id="rIdathwqwprxftdchn5cd2bo">
               <w:r>
                 <w:rPr>
                   <w:rFonts w:ascii="Arial" w:cs="Arial" w:eastAsia="Arial" w:hAnsi="Arial"/>
@@ -19827,7 +19827,7 @@
               <w:spacing w:after="10" w:before="0"/>
               <w:ind w:left="120"/>
             </w:pPr>
-            <w:hyperlink w:history="1" r:id="rIdqmkeyyr1yfcv8mvjwqss0">
+            <w:hyperlink w:history="1" r:id="rId38kjaesrtxcog29yrld3r">
               <w:r>
                 <w:rPr>
                   <w:rFonts w:ascii="Arial" w:cs="Arial" w:eastAsia="Arial" w:hAnsi="Arial"/>
@@ -20339,7 +20339,7 @@
         </w:rPr>
         <w:t xml:space="preserve">© 2026 SeaVuria and ARES. Aligned with KICD objectives. Developed by SeaVuria; technical implementation by ARES (with AI assistance from Claude). Licensed under </w:t>
       </w:r>
-      <w:hyperlink w:history="1" r:id="rId2-uaihpd565gvh52flw25">
+      <w:hyperlink w:history="1" r:id="rIdgjo9qviqemmhditygtiqe">
         <w:r>
           <w:rPr>
             <w:rFonts w:ascii="Arial" w:cs="Arial" w:eastAsia="Arial" w:hAnsi="Arial"/>
@@ -20360,7 +20360,7 @@
         </w:rPr>
         <w:t xml:space="preserve"> (</w:t>
       </w:r>
-      <w:hyperlink w:history="1" r:id="rIdpqqv5qxaqjwazjutixkiq">
+      <w:hyperlink w:history="1" r:id="rIdr-zwiixjgykb5rkppdfrh">
         <w:r>
           <w:rPr>
             <w:rFonts w:ascii="Arial" w:cs="Arial" w:eastAsia="Arial" w:hAnsi="Arial"/>
@@ -21373,7 +21373,7 @@
             <w:pPr>
               <w:spacing w:after="20" w:before="0"/>
             </w:pPr>
-            <w:hyperlink w:history="1" r:id="rId0bn8iz0-kxctyhkqtrjcl">
+            <w:hyperlink w:history="1" r:id="rIdxmcftzbmvgxkruwzhfggm">
               <w:r>
                 <w:rPr>
                   <w:rFonts w:ascii="Arial" w:cs="Arial" w:eastAsia="Arial" w:hAnsi="Arial"/>
@@ -21406,7 +21406,7 @@
               <w:spacing w:after="10" w:before="0"/>
               <w:ind w:left="120"/>
             </w:pPr>
-            <w:hyperlink w:history="1" r:id="rIddxd_-qau1-ije729dki1i">
+            <w:hyperlink w:history="1" r:id="rIdkcwcss13ay9nc5_tdtvct">
               <w:r>
                 <w:rPr>
                   <w:rFonts w:ascii="Arial" w:cs="Arial" w:eastAsia="Arial" w:hAnsi="Arial"/>
@@ -21451,7 +21451,7 @@
             <w:pPr>
               <w:spacing w:after="20" w:before="0"/>
             </w:pPr>
-            <w:hyperlink w:history="1" r:id="rIdgyco5e1vyedmjnwbfi5wo">
+            <w:hyperlink w:history="1" r:id="rIds2v5baic4kzmyqlgj8qcw">
               <w:r>
                 <w:rPr>
                   <w:rFonts w:ascii="Arial" w:cs="Arial" w:eastAsia="Arial" w:hAnsi="Arial"/>
@@ -21484,7 +21484,7 @@
               <w:spacing w:after="10" w:before="0"/>
               <w:ind w:left="120"/>
             </w:pPr>
-            <w:hyperlink w:history="1" r:id="rIdrmbdvcrpnyaajv1vnjtnl">
+            <w:hyperlink w:history="1" r:id="rIdq58hznmv55d2srq2cjsqz">
               <w:r>
                 <w:rPr>
                   <w:rFonts w:ascii="Arial" w:cs="Arial" w:eastAsia="Arial" w:hAnsi="Arial"/>
@@ -21679,7 +21679,7 @@
             <w:pPr>
               <w:spacing w:after="20" w:before="0"/>
             </w:pPr>
-            <w:hyperlink w:history="1" r:id="rIdm2nk-ncdcdbwalbtvvvq8">
+            <w:hyperlink w:history="1" r:id="rIdevdwgwun_plhzkjf79ty-">
               <w:r>
                 <w:rPr>
                   <w:rFonts w:ascii="Arial" w:cs="Arial" w:eastAsia="Arial" w:hAnsi="Arial"/>
@@ -21712,7 +21712,7 @@
               <w:spacing w:after="10" w:before="0"/>
               <w:ind w:left="120"/>
             </w:pPr>
-            <w:hyperlink w:history="1" r:id="rIdxhcyb8-b2osqka-ecw3fq">
+            <w:hyperlink w:history="1" r:id="rId4se_78fllxcu7lzb_yqkk">
               <w:r>
                 <w:rPr>
                   <w:rFonts w:ascii="Arial" w:cs="Arial" w:eastAsia="Arial" w:hAnsi="Arial"/>
@@ -21757,7 +21757,7 @@
             <w:pPr>
               <w:spacing w:after="20" w:before="0"/>
             </w:pPr>
-            <w:hyperlink w:history="1" r:id="rIdwqvmodwkhr3jgc-5jebhl">
+            <w:hyperlink w:history="1" r:id="rIdagmjllznaktablosvviwr">
               <w:r>
                 <w:rPr>
                   <w:rFonts w:ascii="Arial" w:cs="Arial" w:eastAsia="Arial" w:hAnsi="Arial"/>
@@ -21790,7 +21790,7 @@
               <w:spacing w:after="10" w:before="0"/>
               <w:ind w:left="120"/>
             </w:pPr>
-            <w:hyperlink w:history="1" r:id="rIdkjzxdnepjq1q_ktszxfgd">
+            <w:hyperlink w:history="1" r:id="rIdnfytufnfvvpcistkyoaae">
               <w:r>
                 <w:rPr>
                   <w:rFonts w:ascii="Arial" w:cs="Arial" w:eastAsia="Arial" w:hAnsi="Arial"/>
@@ -21985,7 +21985,7 @@
             <w:pPr>
               <w:spacing w:after="20" w:before="0"/>
             </w:pPr>
-            <w:hyperlink w:history="1" r:id="rIdj-pg3pkaa0m5p-ykowkr1">
+            <w:hyperlink w:history="1" r:id="rId4fk7jnsbkkkmadgxsk15l">
               <w:r>
                 <w:rPr>
                   <w:rFonts w:ascii="Arial" w:cs="Arial" w:eastAsia="Arial" w:hAnsi="Arial"/>
@@ -22018,7 +22018,7 @@
               <w:spacing w:after="10" w:before="0"/>
               <w:ind w:left="120"/>
             </w:pPr>
-            <w:hyperlink w:history="1" r:id="rIdnhr7on-pnkoufnxbtrtdo">
+            <w:hyperlink w:history="1" r:id="rIdn-wrhmap25gxhja9--m9e">
               <w:r>
                 <w:rPr>
                   <w:rFonts w:ascii="Arial" w:cs="Arial" w:eastAsia="Arial" w:hAnsi="Arial"/>
@@ -22063,7 +22063,7 @@
             <w:pPr>
               <w:spacing w:after="20" w:before="0"/>
             </w:pPr>
-            <w:hyperlink w:history="1" r:id="rIdxr664qnrg4nfz7tf4loku">
+            <w:hyperlink w:history="1" r:id="rIdw_wxtdde3c2nofxttek96">
               <w:r>
                 <w:rPr>
                   <w:rFonts w:ascii="Arial" w:cs="Arial" w:eastAsia="Arial" w:hAnsi="Arial"/>
@@ -22096,7 +22096,7 @@
               <w:spacing w:after="10" w:before="0"/>
               <w:ind w:left="120"/>
             </w:pPr>
-            <w:hyperlink w:history="1" r:id="rIdfabvwwfaeacwwwmsxahko">
+            <w:hyperlink w:history="1" r:id="rIdxl9lfdkwqfqfvzom_2o9d">
               <w:r>
                 <w:rPr>
                   <w:rFonts w:ascii="Arial" w:cs="Arial" w:eastAsia="Arial" w:hAnsi="Arial"/>
@@ -22291,7 +22291,7 @@
             <w:pPr>
               <w:spacing w:after="20" w:before="0"/>
             </w:pPr>
-            <w:hyperlink w:history="1" r:id="rIdgecqudu2jgje1ia-91b1s">
+            <w:hyperlink w:history="1" r:id="rId-zijbtutls_x1hm7g5kaq">
               <w:r>
                 <w:rPr>
                   <w:rFonts w:ascii="Arial" w:cs="Arial" w:eastAsia="Arial" w:hAnsi="Arial"/>
@@ -22324,7 +22324,7 @@
               <w:spacing w:after="10" w:before="0"/>
               <w:ind w:left="120"/>
             </w:pPr>
-            <w:hyperlink w:history="1" r:id="rIddnqzmkpeuismd0fiyokpk">
+            <w:hyperlink w:history="1" r:id="rIde9frtsa_omwxwbky34gay">
               <w:r>
                 <w:rPr>
                   <w:rFonts w:ascii="Arial" w:cs="Arial" w:eastAsia="Arial" w:hAnsi="Arial"/>
@@ -22369,7 +22369,7 @@
             <w:pPr>
               <w:spacing w:after="20" w:before="0"/>
             </w:pPr>
-            <w:hyperlink w:history="1" r:id="rIdfxdshkyqcf-6amc1u-zsq">
+            <w:hyperlink w:history="1" r:id="rId-tovlutsnv-ei2j9pgjfg">
               <w:r>
                 <w:rPr>
                   <w:rFonts w:ascii="Arial" w:cs="Arial" w:eastAsia="Arial" w:hAnsi="Arial"/>
@@ -22402,7 +22402,7 @@
               <w:spacing w:after="10" w:before="0"/>
               <w:ind w:left="120"/>
             </w:pPr>
-            <w:hyperlink w:history="1" r:id="rIdd7bpywkpxytcw1ib5sjqf">
+            <w:hyperlink w:history="1" r:id="rIdgxfgqtwa2vaqfh7rjjfth">
               <w:r>
                 <w:rPr>
                   <w:rFonts w:ascii="Arial" w:cs="Arial" w:eastAsia="Arial" w:hAnsi="Arial"/>
@@ -22597,7 +22597,7 @@
             <w:pPr>
               <w:spacing w:after="20" w:before="0"/>
             </w:pPr>
-            <w:hyperlink w:history="1" r:id="rId55rqhjbcd6af99ya8va87">
+            <w:hyperlink w:history="1" r:id="rIdghbc_50218pdkuhbbkv2o">
               <w:r>
                 <w:rPr>
                   <w:rFonts w:ascii="Arial" w:cs="Arial" w:eastAsia="Arial" w:hAnsi="Arial"/>
@@ -22630,7 +22630,7 @@
               <w:spacing w:after="10" w:before="0"/>
               <w:ind w:left="120"/>
             </w:pPr>
-            <w:hyperlink w:history="1" r:id="rIdjgi8jepntwp4ynuvu0vaz">
+            <w:hyperlink w:history="1" r:id="rIdjzd5mbhwmj4sud5i08l08">
               <w:r>
                 <w:rPr>
                   <w:rFonts w:ascii="Arial" w:cs="Arial" w:eastAsia="Arial" w:hAnsi="Arial"/>
@@ -22675,7 +22675,7 @@
             <w:pPr>
               <w:spacing w:after="20" w:before="0"/>
             </w:pPr>
-            <w:hyperlink w:history="1" r:id="rIdn0mb4gvjaae3qs9er-wtb">
+            <w:hyperlink w:history="1" r:id="rIdqbfr3-nn0tgtcz9c6rnm7">
               <w:r>
                 <w:rPr>
                   <w:rFonts w:ascii="Arial" w:cs="Arial" w:eastAsia="Arial" w:hAnsi="Arial"/>
@@ -22708,7 +22708,7 @@
               <w:spacing w:after="10" w:before="0"/>
               <w:ind w:left="120"/>
             </w:pPr>
-            <w:hyperlink w:history="1" r:id="rIdv_g8wkhauq-ultgisjjug">
+            <w:hyperlink w:history="1" r:id="rIdtf2iwynklnb9xmbthsjp6">
               <w:r>
                 <w:rPr>
                   <w:rFonts w:ascii="Arial" w:cs="Arial" w:eastAsia="Arial" w:hAnsi="Arial"/>
@@ -23220,7 +23220,7 @@
         </w:rPr>
         <w:t xml:space="preserve">© 2026 SeaVuria and ARES. Aligned with KICD objectives. Developed by SeaVuria; technical implementation by ARES (with AI assistance from Claude). Licensed under </w:t>
       </w:r>
-      <w:hyperlink w:history="1" r:id="rId0s__iruw6fafgpgk5nqs4">
+      <w:hyperlink w:history="1" r:id="rIdtp_ftlsxau75ljzjpp-t2">
         <w:r>
           <w:rPr>
             <w:rFonts w:ascii="Arial" w:cs="Arial" w:eastAsia="Arial" w:hAnsi="Arial"/>
@@ -23241,7 +23241,7 @@
         </w:rPr>
         <w:t xml:space="preserve"> (</w:t>
       </w:r>
-      <w:hyperlink w:history="1" r:id="rIdy0jnnsdh52j4a8v6tge9p">
+      <w:hyperlink w:history="1" r:id="rIdwmhv6y3rfte47q-ngb_vu">
         <w:r>
           <w:rPr>
             <w:rFonts w:ascii="Arial" w:cs="Arial" w:eastAsia="Arial" w:hAnsi="Arial"/>
@@ -24254,7 +24254,7 @@
             <w:pPr>
               <w:spacing w:after="20" w:before="0"/>
             </w:pPr>
-            <w:hyperlink w:history="1" r:id="rIdkcwfuqubwcezha-r2gf8_">
+            <w:hyperlink w:history="1" r:id="rIdzhtpbum_m1fgr-k_gt8ev">
               <w:r>
                 <w:rPr>
                   <w:rFonts w:ascii="Arial" w:cs="Arial" w:eastAsia="Arial" w:hAnsi="Arial"/>
@@ -24287,7 +24287,7 @@
               <w:spacing w:after="10" w:before="0"/>
               <w:ind w:left="120"/>
             </w:pPr>
-            <w:hyperlink w:history="1" r:id="rIduqsorgghhaziargjgdycu">
+            <w:hyperlink w:history="1" r:id="rId97wfwjok0tld7rap3bpwg">
               <w:r>
                 <w:rPr>
                   <w:rFonts w:ascii="Arial" w:cs="Arial" w:eastAsia="Arial" w:hAnsi="Arial"/>
@@ -24332,7 +24332,7 @@
             <w:pPr>
               <w:spacing w:after="20" w:before="0"/>
             </w:pPr>
-            <w:hyperlink w:history="1" r:id="rIdzd-nx34la2ndwdvwyk9tj">
+            <w:hyperlink w:history="1" r:id="rIdggpkqiizsymraplb5oduk">
               <w:r>
                 <w:rPr>
                   <w:rFonts w:ascii="Arial" w:cs="Arial" w:eastAsia="Arial" w:hAnsi="Arial"/>
@@ -24365,7 +24365,7 @@
               <w:spacing w:after="10" w:before="0"/>
               <w:ind w:left="120"/>
             </w:pPr>
-            <w:hyperlink w:history="1" r:id="rIdf04rtocbtezymbuvm4b22">
+            <w:hyperlink w:history="1" r:id="rIdnj4ig5iisunrcmpnund1n">
               <w:r>
                 <w:rPr>
                   <w:rFonts w:ascii="Arial" w:cs="Arial" w:eastAsia="Arial" w:hAnsi="Arial"/>
@@ -24560,7 +24560,7 @@
             <w:pPr>
               <w:spacing w:after="20" w:before="0"/>
             </w:pPr>
-            <w:hyperlink w:history="1" r:id="rId8y13hl23zvgrkudk-yhi9">
+            <w:hyperlink w:history="1" r:id="rIdyqm0g2txxtxqljzdljjxj">
               <w:r>
                 <w:rPr>
                   <w:rFonts w:ascii="Arial" w:cs="Arial" w:eastAsia="Arial" w:hAnsi="Arial"/>
@@ -24593,7 +24593,7 @@
               <w:spacing w:after="10" w:before="0"/>
               <w:ind w:left="120"/>
             </w:pPr>
-            <w:hyperlink w:history="1" r:id="rIdd4kl-fq0vn-bwsputvwpj">
+            <w:hyperlink w:history="1" r:id="rIdaloov4zecrhdlx7thviau">
               <w:r>
                 <w:rPr>
                   <w:rFonts w:ascii="Arial" w:cs="Arial" w:eastAsia="Arial" w:hAnsi="Arial"/>
@@ -24638,7 +24638,7 @@
             <w:pPr>
               <w:spacing w:after="20" w:before="0"/>
             </w:pPr>
-            <w:hyperlink w:history="1" r:id="rIdckfo6yxwqvs-fjyrd2xng">
+            <w:hyperlink w:history="1" r:id="rIdx2bdelqgvw00qbdxmmmxw">
               <w:r>
                 <w:rPr>
                   <w:rFonts w:ascii="Arial" w:cs="Arial" w:eastAsia="Arial" w:hAnsi="Arial"/>
@@ -24671,7 +24671,7 @@
               <w:spacing w:after="10" w:before="0"/>
               <w:ind w:left="120"/>
             </w:pPr>
-            <w:hyperlink w:history="1" r:id="rIdb3uiig21gly0xrg1-iswq">
+            <w:hyperlink w:history="1" r:id="rIdbldo5iw4ntflm7xwkdkyk">
               <w:r>
                 <w:rPr>
                   <w:rFonts w:ascii="Arial" w:cs="Arial" w:eastAsia="Arial" w:hAnsi="Arial"/>
@@ -24866,7 +24866,7 @@
             <w:pPr>
               <w:spacing w:after="20" w:before="0"/>
             </w:pPr>
-            <w:hyperlink w:history="1" r:id="rIdabdyg91d6_5dbnzov3pul">
+            <w:hyperlink w:history="1" r:id="rIdl8rjn-gmjnqdpyszcstx0">
               <w:r>
                 <w:rPr>
                   <w:rFonts w:ascii="Arial" w:cs="Arial" w:eastAsia="Arial" w:hAnsi="Arial"/>
@@ -24899,7 +24899,7 @@
               <w:spacing w:after="10" w:before="0"/>
               <w:ind w:left="120"/>
             </w:pPr>
-            <w:hyperlink w:history="1" r:id="rIdavkrofc9ooutuierrpnrg">
+            <w:hyperlink w:history="1" r:id="rIdo3zhcbpfqpa52harvpysm">
               <w:r>
                 <w:rPr>
                   <w:rFonts w:ascii="Arial" w:cs="Arial" w:eastAsia="Arial" w:hAnsi="Arial"/>
@@ -24944,7 +24944,7 @@
             <w:pPr>
               <w:spacing w:after="20" w:before="0"/>
             </w:pPr>
-            <w:hyperlink w:history="1" r:id="rIdjit-k-mejl3hxft0i_iak">
+            <w:hyperlink w:history="1" r:id="rIdcfisdd0msooseo75ot0wy">
               <w:r>
                 <w:rPr>
                   <w:rFonts w:ascii="Arial" w:cs="Arial" w:eastAsia="Arial" w:hAnsi="Arial"/>
@@ -24977,7 +24977,7 @@
               <w:spacing w:after="10" w:before="0"/>
               <w:ind w:left="120"/>
             </w:pPr>
-            <w:hyperlink w:history="1" r:id="rIder8xcixbtxm1iacc0thsl">
+            <w:hyperlink w:history="1" r:id="rId_5_cws8bqnb6uuqujpbmw">
               <w:r>
                 <w:rPr>
                   <w:rFonts w:ascii="Arial" w:cs="Arial" w:eastAsia="Arial" w:hAnsi="Arial"/>
@@ -25172,7 +25172,7 @@
             <w:pPr>
               <w:spacing w:after="20" w:before="0"/>
             </w:pPr>
-            <w:hyperlink w:history="1" r:id="rIdoevgpt2a9201ot3zmsnzm">
+            <w:hyperlink w:history="1" r:id="rIddvkopmnbvpusnv-efhzcs">
               <w:r>
                 <w:rPr>
                   <w:rFonts w:ascii="Arial" w:cs="Arial" w:eastAsia="Arial" w:hAnsi="Arial"/>
@@ -25205,7 +25205,7 @@
               <w:spacing w:after="10" w:before="0"/>
               <w:ind w:left="120"/>
             </w:pPr>
-            <w:hyperlink w:history="1" r:id="rIdgmisnwhmvgctbqpxu3hro">
+            <w:hyperlink w:history="1" r:id="rIdf2wgaz6vatqzv70yvkczy">
               <w:r>
                 <w:rPr>
                   <w:rFonts w:ascii="Arial" w:cs="Arial" w:eastAsia="Arial" w:hAnsi="Arial"/>
@@ -25250,7 +25250,7 @@
             <w:pPr>
               <w:spacing w:after="20" w:before="0"/>
             </w:pPr>
-            <w:hyperlink w:history="1" r:id="rId26seuivxigs48_yhl2ri_">
+            <w:hyperlink w:history="1" r:id="rIdp4av4w8thxcnk4ujxz0kc">
               <w:r>
                 <w:rPr>
                   <w:rFonts w:ascii="Arial" w:cs="Arial" w:eastAsia="Arial" w:hAnsi="Arial"/>
@@ -25283,7 +25283,7 @@
               <w:spacing w:after="10" w:before="0"/>
               <w:ind w:left="120"/>
             </w:pPr>
-            <w:hyperlink w:history="1" r:id="rId3bawdyoga_ao9nu6pae8j">
+            <w:hyperlink w:history="1" r:id="rIdcfm139-guxdncrhymrgyx">
               <w:r>
                 <w:rPr>
                   <w:rFonts w:ascii="Arial" w:cs="Arial" w:eastAsia="Arial" w:hAnsi="Arial"/>
@@ -25478,7 +25478,7 @@
             <w:pPr>
               <w:spacing w:after="20" w:before="0"/>
             </w:pPr>
-            <w:hyperlink w:history="1" r:id="rIdi_fyw5nd0-bydqrkgzj_k">
+            <w:hyperlink w:history="1" r:id="rIdttmxqzwvmrbgsqbvlfwge">
               <w:r>
                 <w:rPr>
                   <w:rFonts w:ascii="Arial" w:cs="Arial" w:eastAsia="Arial" w:hAnsi="Arial"/>
@@ -25511,7 +25511,7 @@
               <w:spacing w:after="10" w:before="0"/>
               <w:ind w:left="120"/>
             </w:pPr>
-            <w:hyperlink w:history="1" r:id="rIde0i8tdpcbfjpl-mge3xko">
+            <w:hyperlink w:history="1" r:id="rIdr8kp8pnwbhkrkzx2dkutx">
               <w:r>
                 <w:rPr>
                   <w:rFonts w:ascii="Arial" w:cs="Arial" w:eastAsia="Arial" w:hAnsi="Arial"/>
@@ -25556,7 +25556,7 @@
             <w:pPr>
               <w:spacing w:after="20" w:before="0"/>
             </w:pPr>
-            <w:hyperlink w:history="1" r:id="rId1yavrdptji9-e_zocatqw">
+            <w:hyperlink w:history="1" r:id="rId_lv0u6fzvvk5mxbm7xw0n">
               <w:r>
                 <w:rPr>
                   <w:rFonts w:ascii="Arial" w:cs="Arial" w:eastAsia="Arial" w:hAnsi="Arial"/>
@@ -25589,7 +25589,7 @@
               <w:spacing w:after="10" w:before="0"/>
               <w:ind w:left="120"/>
             </w:pPr>
-            <w:hyperlink w:history="1" r:id="rId0buei-qtkq5glpondxd9p">
+            <w:hyperlink w:history="1" r:id="rIdoegiw4rig6ogxhuzvuci0">
               <w:r>
                 <w:rPr>
                   <w:rFonts w:ascii="Arial" w:cs="Arial" w:eastAsia="Arial" w:hAnsi="Arial"/>
@@ -26101,7 +26101,7 @@
         </w:rPr>
         <w:t xml:space="preserve">© 2026 SeaVuria and ARES. Aligned with KICD objectives. Developed by SeaVuria; technical implementation by ARES (with AI assistance from Claude). Licensed under </w:t>
       </w:r>
-      <w:hyperlink w:history="1" r:id="rId6lmxfhu1xw8lcg_-9r5ho">
+      <w:hyperlink w:history="1" r:id="rId5mn-uboamo1k1k0b7xo-8">
         <w:r>
           <w:rPr>
             <w:rFonts w:ascii="Arial" w:cs="Arial" w:eastAsia="Arial" w:hAnsi="Arial"/>
@@ -26122,7 +26122,7 @@
         </w:rPr>
         <w:t xml:space="preserve"> (</w:t>
       </w:r>
-      <w:hyperlink w:history="1" r:id="rIdd7croiednya4ypvnuva_c">
+      <w:hyperlink w:history="1" r:id="rIdmkoiiuojolmhfeshrylye">
         <w:r>
           <w:rPr>
             <w:rFonts w:ascii="Arial" w:cs="Arial" w:eastAsia="Arial" w:hAnsi="Arial"/>
@@ -27135,7 +27135,7 @@
             <w:pPr>
               <w:spacing w:after="20" w:before="0"/>
             </w:pPr>
-            <w:hyperlink w:history="1" r:id="rIdeu_knsykpmamuwzoamq32">
+            <w:hyperlink w:history="1" r:id="rIdnwh5vflfansnipq2kmn5x">
               <w:r>
                 <w:rPr>
                   <w:rFonts w:ascii="Arial" w:cs="Arial" w:eastAsia="Arial" w:hAnsi="Arial"/>
@@ -27168,7 +27168,7 @@
               <w:spacing w:after="10" w:before="0"/>
               <w:ind w:left="120"/>
             </w:pPr>
-            <w:hyperlink w:history="1" r:id="rIduoayptpevlbonrfzgzhfb">
+            <w:hyperlink w:history="1" r:id="rIdl2opx7sc5koa-k8qmb4hx">
               <w:r>
                 <w:rPr>
                   <w:rFonts w:ascii="Arial" w:cs="Arial" w:eastAsia="Arial" w:hAnsi="Arial"/>
@@ -27213,7 +27213,7 @@
             <w:pPr>
               <w:spacing w:after="20" w:before="0"/>
             </w:pPr>
-            <w:hyperlink w:history="1" r:id="rIdbfctutbgkhk5e9ufgptcp">
+            <w:hyperlink w:history="1" r:id="rIdvriijcuki2gmbun8d-wei">
               <w:r>
                 <w:rPr>
                   <w:rFonts w:ascii="Arial" w:cs="Arial" w:eastAsia="Arial" w:hAnsi="Arial"/>
@@ -27246,7 +27246,7 @@
               <w:spacing w:after="10" w:before="0"/>
               <w:ind w:left="120"/>
             </w:pPr>
-            <w:hyperlink w:history="1" r:id="rIdrsmkhwilxrkwd8ynx7skh">
+            <w:hyperlink w:history="1" r:id="rId8d25malah_s42sn_wcudv">
               <w:r>
                 <w:rPr>
                   <w:rFonts w:ascii="Arial" w:cs="Arial" w:eastAsia="Arial" w:hAnsi="Arial"/>
@@ -27441,7 +27441,7 @@
             <w:pPr>
               <w:spacing w:after="20" w:before="0"/>
             </w:pPr>
-            <w:hyperlink w:history="1" r:id="rIdciull282xjmsghard3zzc">
+            <w:hyperlink w:history="1" r:id="rId4ubib1mpqeeyor8cackfz">
               <w:r>
                 <w:rPr>
                   <w:rFonts w:ascii="Arial" w:cs="Arial" w:eastAsia="Arial" w:hAnsi="Arial"/>
@@ -27474,7 +27474,7 @@
               <w:spacing w:after="10" w:before="0"/>
               <w:ind w:left="120"/>
             </w:pPr>
-            <w:hyperlink w:history="1" r:id="rIdjygflhhe3bsvj9azrxl5v">
+            <w:hyperlink w:history="1" r:id="rId4edwza391j9mmtopqshs0">
               <w:r>
                 <w:rPr>
                   <w:rFonts w:ascii="Arial" w:cs="Arial" w:eastAsia="Arial" w:hAnsi="Arial"/>
@@ -27519,7 +27519,7 @@
             <w:pPr>
               <w:spacing w:after="20" w:before="0"/>
             </w:pPr>
-            <w:hyperlink w:history="1" r:id="rId1a9cuanp5fy4_dablqinx">
+            <w:hyperlink w:history="1" r:id="rIdwzgtvgq-hoidrwih4p5h-">
               <w:r>
                 <w:rPr>
                   <w:rFonts w:ascii="Arial" w:cs="Arial" w:eastAsia="Arial" w:hAnsi="Arial"/>
@@ -27552,7 +27552,7 @@
               <w:spacing w:after="10" w:before="0"/>
               <w:ind w:left="120"/>
             </w:pPr>
-            <w:hyperlink w:history="1" r:id="rIdg3vh3l9g98oez7jfucaf_">
+            <w:hyperlink w:history="1" r:id="rIdaj6kf5j67sqi41s9wforz">
               <w:r>
                 <w:rPr>
                   <w:rFonts w:ascii="Arial" w:cs="Arial" w:eastAsia="Arial" w:hAnsi="Arial"/>
@@ -27747,7 +27747,7 @@
             <w:pPr>
               <w:spacing w:after="20" w:before="0"/>
             </w:pPr>
-            <w:hyperlink w:history="1" r:id="rId5qivax_id_tsig6smk3ff">
+            <w:hyperlink w:history="1" r:id="rIdcjfaidf9ev43qtcxuqcqt">
               <w:r>
                 <w:rPr>
                   <w:rFonts w:ascii="Arial" w:cs="Arial" w:eastAsia="Arial" w:hAnsi="Arial"/>
@@ -27780,7 +27780,7 @@
               <w:spacing w:after="10" w:before="0"/>
               <w:ind w:left="120"/>
             </w:pPr>
-            <w:hyperlink w:history="1" r:id="rIdtyn4ypvpdmuhd2ldf-iox">
+            <w:hyperlink w:history="1" r:id="rIdantesgreupwvvirg5uehn">
               <w:r>
                 <w:rPr>
                   <w:rFonts w:ascii="Arial" w:cs="Arial" w:eastAsia="Arial" w:hAnsi="Arial"/>
@@ -27825,7 +27825,7 @@
             <w:pPr>
               <w:spacing w:after="20" w:before="0"/>
             </w:pPr>
-            <w:hyperlink w:history="1" r:id="rIdkllqhbyyn_fbiq3oqwtaz">
+            <w:hyperlink w:history="1" r:id="rIdsmdybo5-wnvsw53lgspp5">
               <w:r>
                 <w:rPr>
                   <w:rFonts w:ascii="Arial" w:cs="Arial" w:eastAsia="Arial" w:hAnsi="Arial"/>
@@ -27858,7 +27858,7 @@
               <w:spacing w:after="10" w:before="0"/>
               <w:ind w:left="120"/>
             </w:pPr>
-            <w:hyperlink w:history="1" r:id="rId2rt7zqvyzxv-_byveyrvw">
+            <w:hyperlink w:history="1" r:id="rId1smmzlami1mi7oxzdzfna">
               <w:r>
                 <w:rPr>
                   <w:rFonts w:ascii="Arial" w:cs="Arial" w:eastAsia="Arial" w:hAnsi="Arial"/>
@@ -28053,7 +28053,7 @@
             <w:pPr>
               <w:spacing w:after="20" w:before="0"/>
             </w:pPr>
-            <w:hyperlink w:history="1" r:id="rIddhaasi0qxc_vxtmh5jis5">
+            <w:hyperlink w:history="1" r:id="rIdu0niqsvegt2eqwr1s0opn">
               <w:r>
                 <w:rPr>
                   <w:rFonts w:ascii="Arial" w:cs="Arial" w:eastAsia="Arial" w:hAnsi="Arial"/>
@@ -28086,7 +28086,7 @@
               <w:spacing w:after="10" w:before="0"/>
               <w:ind w:left="120"/>
             </w:pPr>
-            <w:hyperlink w:history="1" r:id="rIdb3zrwfyngub5shs6ec4ar">
+            <w:hyperlink w:history="1" r:id="rId9spkvonxvjztzpz2cem8h">
               <w:r>
                 <w:rPr>
                   <w:rFonts w:ascii="Arial" w:cs="Arial" w:eastAsia="Arial" w:hAnsi="Arial"/>
@@ -28131,7 +28131,7 @@
             <w:pPr>
               <w:spacing w:after="20" w:before="0"/>
             </w:pPr>
-            <w:hyperlink w:history="1" r:id="rIdfxmxcimqz1ilmyftwwzhl">
+            <w:hyperlink w:history="1" r:id="rIdp8dzcghtqqb5p3vo3qotq">
               <w:r>
                 <w:rPr>
                   <w:rFonts w:ascii="Arial" w:cs="Arial" w:eastAsia="Arial" w:hAnsi="Arial"/>
@@ -28164,7 +28164,7 @@
               <w:spacing w:after="10" w:before="0"/>
               <w:ind w:left="120"/>
             </w:pPr>
-            <w:hyperlink w:history="1" r:id="rIdfpr0czl64vhkk6vwqdld1">
+            <w:hyperlink w:history="1" r:id="rIdlm0dxtkjvaw0_2uamw0ix">
               <w:r>
                 <w:rPr>
                   <w:rFonts w:ascii="Arial" w:cs="Arial" w:eastAsia="Arial" w:hAnsi="Arial"/>
@@ -28359,7 +28359,7 @@
             <w:pPr>
               <w:spacing w:after="20" w:before="0"/>
             </w:pPr>
-            <w:hyperlink w:history="1" r:id="rIde2aq50wkk_dpgg3vuqrlm">
+            <w:hyperlink w:history="1" r:id="rId5s_g5gspdug1pvorhmjjn">
               <w:r>
                 <w:rPr>
                   <w:rFonts w:ascii="Arial" w:cs="Arial" w:eastAsia="Arial" w:hAnsi="Arial"/>
@@ -28392,7 +28392,7 @@
               <w:spacing w:after="10" w:before="0"/>
               <w:ind w:left="120"/>
             </w:pPr>
-            <w:hyperlink w:history="1" r:id="rIdjqqij3mndt5_yb1bgek-c">
+            <w:hyperlink w:history="1" r:id="rIdy4rb6cajpfmwxbhz3s-uu">
               <w:r>
                 <w:rPr>
                   <w:rFonts w:ascii="Arial" w:cs="Arial" w:eastAsia="Arial" w:hAnsi="Arial"/>
@@ -28437,7 +28437,7 @@
             <w:pPr>
               <w:spacing w:after="20" w:before="0"/>
             </w:pPr>
-            <w:hyperlink w:history="1" r:id="rIdqox4exbpw4ihj--sif1ft">
+            <w:hyperlink w:history="1" r:id="rIdwjaamvecn7hk6vwneoaik">
               <w:r>
                 <w:rPr>
                   <w:rFonts w:ascii="Arial" w:cs="Arial" w:eastAsia="Arial" w:hAnsi="Arial"/>
@@ -28470,7 +28470,7 @@
               <w:spacing w:after="10" w:before="0"/>
               <w:ind w:left="120"/>
             </w:pPr>
-            <w:hyperlink w:history="1" r:id="rIdleciuqdrylfeb2dcrauk0">
+            <w:hyperlink w:history="1" r:id="rIdsbgfnv67ubmsqrvgvsjot">
               <w:r>
                 <w:rPr>
                   <w:rFonts w:ascii="Arial" w:cs="Arial" w:eastAsia="Arial" w:hAnsi="Arial"/>
@@ -28982,7 +28982,7 @@
         </w:rPr>
         <w:t xml:space="preserve">© 2026 SeaVuria and ARES. Aligned with KICD objectives. Developed by SeaVuria; technical implementation by ARES (with AI assistance from Claude). Licensed under </w:t>
       </w:r>
-      <w:hyperlink w:history="1" r:id="rIdrecifisq04zi1awcunmc8">
+      <w:hyperlink w:history="1" r:id="rIdxm7o-gfesfv_5dv0rpthy">
         <w:r>
           <w:rPr>
             <w:rFonts w:ascii="Arial" w:cs="Arial" w:eastAsia="Arial" w:hAnsi="Arial"/>
@@ -29003,7 +29003,7 @@
         </w:rPr>
         <w:t xml:space="preserve"> (</w:t>
       </w:r>
-      <w:hyperlink w:history="1" r:id="rId7nxxnm8fwsr2xllhcjheh">
+      <w:hyperlink w:history="1" r:id="rIdmckpwcf1eagsqzdgucgks">
         <w:r>
           <w:rPr>
             <w:rFonts w:ascii="Arial" w:cs="Arial" w:eastAsia="Arial" w:hAnsi="Arial"/>
@@ -30016,7 +30016,7 @@
             <w:pPr>
               <w:spacing w:after="20" w:before="0"/>
             </w:pPr>
-            <w:hyperlink w:history="1" r:id="rIdpjvmllo7clmr0hxpsydmr">
+            <w:hyperlink w:history="1" r:id="rIdsvgzxdqvehnkps9_f9gcj">
               <w:r>
                 <w:rPr>
                   <w:rFonts w:ascii="Arial" w:cs="Arial" w:eastAsia="Arial" w:hAnsi="Arial"/>
@@ -30049,7 +30049,7 @@
               <w:spacing w:after="10" w:before="0"/>
               <w:ind w:left="120"/>
             </w:pPr>
-            <w:hyperlink w:history="1" r:id="rIdekqtxlixmyjwdprjech-2">
+            <w:hyperlink w:history="1" r:id="rIdxsd0_swga687rorejhfyk">
               <w:r>
                 <w:rPr>
                   <w:rFonts w:ascii="Arial" w:cs="Arial" w:eastAsia="Arial" w:hAnsi="Arial"/>
@@ -30094,7 +30094,7 @@
             <w:pPr>
               <w:spacing w:after="20" w:before="0"/>
             </w:pPr>
-            <w:hyperlink w:history="1" r:id="rIdqurtfyqi4ycffp9mitewc">
+            <w:hyperlink w:history="1" r:id="rIdwl15qy9qltlqv1uxpf1cr">
               <w:r>
                 <w:rPr>
                   <w:rFonts w:ascii="Arial" w:cs="Arial" w:eastAsia="Arial" w:hAnsi="Arial"/>
@@ -30127,7 +30127,7 @@
               <w:spacing w:after="10" w:before="0"/>
               <w:ind w:left="120"/>
             </w:pPr>
-            <w:hyperlink w:history="1" r:id="rIdsdtpajmw-qkyuc1gix1sr">
+            <w:hyperlink w:history="1" r:id="rId3hsrsvhkj8y3bkmge7lxz">
               <w:r>
                 <w:rPr>
                   <w:rFonts w:ascii="Arial" w:cs="Arial" w:eastAsia="Arial" w:hAnsi="Arial"/>
@@ -30322,7 +30322,7 @@
             <w:pPr>
               <w:spacing w:after="20" w:before="0"/>
             </w:pPr>
-            <w:hyperlink w:history="1" r:id="rIdcgd3oufrfs5bcjvfnipoq">
+            <w:hyperlink w:history="1" r:id="rId_dbqu_city18f8twkpbok">
               <w:r>
                 <w:rPr>
                   <w:rFonts w:ascii="Arial" w:cs="Arial" w:eastAsia="Arial" w:hAnsi="Arial"/>
@@ -30355,7 +30355,7 @@
               <w:spacing w:after="10" w:before="0"/>
               <w:ind w:left="120"/>
             </w:pPr>
-            <w:hyperlink w:history="1" r:id="rIdhzcusj2ynr64nhucnnxwl">
+            <w:hyperlink w:history="1" r:id="rIdcnik2rvfbjmh6kpvlt5c_">
               <w:r>
                 <w:rPr>
                   <w:rFonts w:ascii="Arial" w:cs="Arial" w:eastAsia="Arial" w:hAnsi="Arial"/>
@@ -30400,7 +30400,7 @@
             <w:pPr>
               <w:spacing w:after="20" w:before="0"/>
             </w:pPr>
-            <w:hyperlink w:history="1" r:id="rIdm4wf9guxrwdk9w_t1pdc7">
+            <w:hyperlink w:history="1" r:id="rIdsiyf2gnrmg7akxxi77-lj">
               <w:r>
                 <w:rPr>
                   <w:rFonts w:ascii="Arial" w:cs="Arial" w:eastAsia="Arial" w:hAnsi="Arial"/>
@@ -30433,7 +30433,7 @@
               <w:spacing w:after="10" w:before="0"/>
               <w:ind w:left="120"/>
             </w:pPr>
-            <w:hyperlink w:history="1" r:id="rId040lek72lq2jrld9qkmap">
+            <w:hyperlink w:history="1" r:id="rIdir2mirpddlz8rrtw1w2dk">
               <w:r>
                 <w:rPr>
                   <w:rFonts w:ascii="Arial" w:cs="Arial" w:eastAsia="Arial" w:hAnsi="Arial"/>
@@ -30628,7 +30628,7 @@
             <w:pPr>
               <w:spacing w:after="20" w:before="0"/>
             </w:pPr>
-            <w:hyperlink w:history="1" r:id="rIdlbhryamss3ctb1jar1hv9">
+            <w:hyperlink w:history="1" r:id="rIdumbanau4vbfg0zufya_di">
               <w:r>
                 <w:rPr>
                   <w:rFonts w:ascii="Arial" w:cs="Arial" w:eastAsia="Arial" w:hAnsi="Arial"/>
@@ -30661,7 +30661,7 @@
               <w:spacing w:after="10" w:before="0"/>
               <w:ind w:left="120"/>
             </w:pPr>
-            <w:hyperlink w:history="1" r:id="rIdxdgwleuskuy5qikoo6brs">
+            <w:hyperlink w:history="1" r:id="rIdfrd6tutnvcxxyqlukrkbr">
               <w:r>
                 <w:rPr>
                   <w:rFonts w:ascii="Arial" w:cs="Arial" w:eastAsia="Arial" w:hAnsi="Arial"/>
@@ -30706,7 +30706,7 @@
             <w:pPr>
               <w:spacing w:after="20" w:before="0"/>
             </w:pPr>
-            <w:hyperlink w:history="1" r:id="rId9bl0eezxpxcxtryyrg2zx">
+            <w:hyperlink w:history="1" r:id="rIdvhhdujccljkbtfr_5bity">
               <w:r>
                 <w:rPr>
                   <w:rFonts w:ascii="Arial" w:cs="Arial" w:eastAsia="Arial" w:hAnsi="Arial"/>
@@ -30739,7 +30739,7 @@
               <w:spacing w:after="10" w:before="0"/>
               <w:ind w:left="120"/>
             </w:pPr>
-            <w:hyperlink w:history="1" r:id="rIdudgqutqpclpgr61op9c9i">
+            <w:hyperlink w:history="1" r:id="rIdhtzkspnqad9cjkva-nure">
               <w:r>
                 <w:rPr>
                   <w:rFonts w:ascii="Arial" w:cs="Arial" w:eastAsia="Arial" w:hAnsi="Arial"/>
@@ -30934,7 +30934,7 @@
             <w:pPr>
               <w:spacing w:after="20" w:before="0"/>
             </w:pPr>
-            <w:hyperlink w:history="1" r:id="rIdaell3ykuu9quyyhzn3xob">
+            <w:hyperlink w:history="1" r:id="rIdmfxsyzk9ve_vpo6rybd_a">
               <w:r>
                 <w:rPr>
                   <w:rFonts w:ascii="Arial" w:cs="Arial" w:eastAsia="Arial" w:hAnsi="Arial"/>
@@ -30967,7 +30967,7 @@
               <w:spacing w:after="10" w:before="0"/>
               <w:ind w:left="120"/>
             </w:pPr>
-            <w:hyperlink w:history="1" r:id="rIduqpwlkiz_bgfhhn1k0ci4">
+            <w:hyperlink w:history="1" r:id="rIdynccirxykvhteg0kthjij">
               <w:r>
                 <w:rPr>
                   <w:rFonts w:ascii="Arial" w:cs="Arial" w:eastAsia="Arial" w:hAnsi="Arial"/>
@@ -31012,7 +31012,7 @@
             <w:pPr>
               <w:spacing w:after="20" w:before="0"/>
             </w:pPr>
-            <w:hyperlink w:history="1" r:id="rIdoxfjc4kbcjvyhdymajqnc">
+            <w:hyperlink w:history="1" r:id="rIdtpehs5ao4qiqmnxabtelf">
               <w:r>
                 <w:rPr>
                   <w:rFonts w:ascii="Arial" w:cs="Arial" w:eastAsia="Arial" w:hAnsi="Arial"/>
@@ -31045,7 +31045,7 @@
               <w:spacing w:after="10" w:before="0"/>
               <w:ind w:left="120"/>
             </w:pPr>
-            <w:hyperlink w:history="1" r:id="rIdawwec717qjgscceyb2smb">
+            <w:hyperlink w:history="1" r:id="rId0jsp0qs60eylzrsuomlw-">
               <w:r>
                 <w:rPr>
                   <w:rFonts w:ascii="Arial" w:cs="Arial" w:eastAsia="Arial" w:hAnsi="Arial"/>
@@ -31240,7 +31240,7 @@
             <w:pPr>
               <w:spacing w:after="20" w:before="0"/>
             </w:pPr>
-            <w:hyperlink w:history="1" r:id="rIdy4xk1vfhfmbdedhdwp8t3">
+            <w:hyperlink w:history="1" r:id="rIdwvt8f7ezqnqhnt04dhe3t">
               <w:r>
                 <w:rPr>
                   <w:rFonts w:ascii="Arial" w:cs="Arial" w:eastAsia="Arial" w:hAnsi="Arial"/>
@@ -31273,7 +31273,7 @@
               <w:spacing w:after="10" w:before="0"/>
               <w:ind w:left="120"/>
             </w:pPr>
-            <w:hyperlink w:history="1" r:id="rIdahajnkh8jjiyx2m4bmk5z">
+            <w:hyperlink w:history="1" r:id="rId35ttforphzyagssrtfbkf">
               <w:r>
                 <w:rPr>
                   <w:rFonts w:ascii="Arial" w:cs="Arial" w:eastAsia="Arial" w:hAnsi="Arial"/>
@@ -31318,7 +31318,7 @@
             <w:pPr>
               <w:spacing w:after="20" w:before="0"/>
             </w:pPr>
-            <w:hyperlink w:history="1" r:id="rIdjwnu0d2eyqm1sqnbs-axr">
+            <w:hyperlink w:history="1" r:id="rIddxfn8nul6gzme71oeuqwe">
               <w:r>
                 <w:rPr>
                   <w:rFonts w:ascii="Arial" w:cs="Arial" w:eastAsia="Arial" w:hAnsi="Arial"/>
@@ -31351,7 +31351,7 @@
               <w:spacing w:after="10" w:before="0"/>
               <w:ind w:left="120"/>
             </w:pPr>
-            <w:hyperlink w:history="1" r:id="rIdccgrpgerbyurlxjpmrzzv">
+            <w:hyperlink w:history="1" r:id="rIdjgjzxlizgbqd2m63jfknz">
               <w:r>
                 <w:rPr>
                   <w:rFonts w:ascii="Arial" w:cs="Arial" w:eastAsia="Arial" w:hAnsi="Arial"/>
@@ -31863,7 +31863,7 @@
         </w:rPr>
         <w:t xml:space="preserve">© 2026 SeaVuria and ARES. Aligned with KICD objectives. Developed by SeaVuria; technical implementation by ARES (with AI assistance from Claude). Licensed under </w:t>
       </w:r>
-      <w:hyperlink w:history="1" r:id="rIdt83xpbabetnnzkpy-gihz">
+      <w:hyperlink w:history="1" r:id="rIdwlh6xwaoxz0linz8rebpt">
         <w:r>
           <w:rPr>
             <w:rFonts w:ascii="Arial" w:cs="Arial" w:eastAsia="Arial" w:hAnsi="Arial"/>
@@ -31884,7 +31884,7 @@
         </w:rPr>
         <w:t xml:space="preserve"> (</w:t>
       </w:r>
-      <w:hyperlink w:history="1" r:id="rIdkago6tryuh2_bu37cpxbu">
+      <w:hyperlink w:history="1" r:id="rIdi6yv6ofun3efyd25067vr">
         <w:r>
           <w:rPr>
             <w:rFonts w:ascii="Arial" w:cs="Arial" w:eastAsia="Arial" w:hAnsi="Arial"/>
@@ -32897,7 +32897,7 @@
             <w:pPr>
               <w:spacing w:after="20" w:before="0"/>
             </w:pPr>
-            <w:hyperlink w:history="1" r:id="rIdrkteqrw4wdozivcshs010">
+            <w:hyperlink w:history="1" r:id="rIddemvkfsljnmzdc8rosl2l">
               <w:r>
                 <w:rPr>
                   <w:rFonts w:ascii="Arial" w:cs="Arial" w:eastAsia="Arial" w:hAnsi="Arial"/>
@@ -32930,7 +32930,7 @@
               <w:spacing w:after="10" w:before="0"/>
               <w:ind w:left="120"/>
             </w:pPr>
-            <w:hyperlink w:history="1" r:id="rIdplpajkhhecz7vqhxlreag">
+            <w:hyperlink w:history="1" r:id="rId56dcqitwtqj1y76fakkzu">
               <w:r>
                 <w:rPr>
                   <w:rFonts w:ascii="Arial" w:cs="Arial" w:eastAsia="Arial" w:hAnsi="Arial"/>
@@ -32975,7 +32975,7 @@
             <w:pPr>
               <w:spacing w:after="20" w:before="0"/>
             </w:pPr>
-            <w:hyperlink w:history="1" r:id="rIdbxkfpjwpq7fgadnsvqic9">
+            <w:hyperlink w:history="1" r:id="rId6zzdh1kadjhheh1utrphm">
               <w:r>
                 <w:rPr>
                   <w:rFonts w:ascii="Arial" w:cs="Arial" w:eastAsia="Arial" w:hAnsi="Arial"/>
@@ -33008,7 +33008,7 @@
               <w:spacing w:after="10" w:before="0"/>
               <w:ind w:left="120"/>
             </w:pPr>
-            <w:hyperlink w:history="1" r:id="rIddzkwhgakvm1g4k_yu-itt">
+            <w:hyperlink w:history="1" r:id="rIdlixempzwffpmlcmcv7mbe">
               <w:r>
                 <w:rPr>
                   <w:rFonts w:ascii="Arial" w:cs="Arial" w:eastAsia="Arial" w:hAnsi="Arial"/>
@@ -33203,7 +33203,7 @@
             <w:pPr>
               <w:spacing w:after="20" w:before="0"/>
             </w:pPr>
-            <w:hyperlink w:history="1" r:id="rIdlwmopb8trim6ps0bbvzfd">
+            <w:hyperlink w:history="1" r:id="rIda1ehyp9lsjybt-cy6eqjs">
               <w:r>
                 <w:rPr>
                   <w:rFonts w:ascii="Arial" w:cs="Arial" w:eastAsia="Arial" w:hAnsi="Arial"/>
@@ -33236,7 +33236,7 @@
               <w:spacing w:after="10" w:before="0"/>
               <w:ind w:left="120"/>
             </w:pPr>
-            <w:hyperlink w:history="1" r:id="rIdleri5scbqeqxorbdcezbd">
+            <w:hyperlink w:history="1" r:id="rId_ib8lgx2wlgygu-suywjw">
               <w:r>
                 <w:rPr>
                   <w:rFonts w:ascii="Arial" w:cs="Arial" w:eastAsia="Arial" w:hAnsi="Arial"/>
@@ -33281,7 +33281,7 @@
             <w:pPr>
               <w:spacing w:after="20" w:before="0"/>
             </w:pPr>
-            <w:hyperlink w:history="1" r:id="rIdxmyibmeaogqvuapt73ayx">
+            <w:hyperlink w:history="1" r:id="rIdqbtoai2j6mp9tfnwae6m8">
               <w:r>
                 <w:rPr>
                   <w:rFonts w:ascii="Arial" w:cs="Arial" w:eastAsia="Arial" w:hAnsi="Arial"/>
@@ -33314,7 +33314,7 @@
               <w:spacing w:after="10" w:before="0"/>
               <w:ind w:left="120"/>
             </w:pPr>
-            <w:hyperlink w:history="1" r:id="rIds-k6-jncciixzhyzggbvb">
+            <w:hyperlink w:history="1" r:id="rIdq7gdpdz-r31wimqkz2h3f">
               <w:r>
                 <w:rPr>
                   <w:rFonts w:ascii="Arial" w:cs="Arial" w:eastAsia="Arial" w:hAnsi="Arial"/>
@@ -33509,7 +33509,7 @@
             <w:pPr>
               <w:spacing w:after="20" w:before="0"/>
             </w:pPr>
-            <w:hyperlink w:history="1" r:id="rIdliatewqkd9afo_ul8-i_c">
+            <w:hyperlink w:history="1" r:id="rIdumkdjj0ntagyvxchcff9t">
               <w:r>
                 <w:rPr>
                   <w:rFonts w:ascii="Arial" w:cs="Arial" w:eastAsia="Arial" w:hAnsi="Arial"/>
@@ -33542,7 +33542,7 @@
               <w:spacing w:after="10" w:before="0"/>
               <w:ind w:left="120"/>
             </w:pPr>
-            <w:hyperlink w:history="1" r:id="rIdjjexaxijnlzvwbj07r2jy">
+            <w:hyperlink w:history="1" r:id="rId8zxvg0sgokiixe5borby7">
               <w:r>
                 <w:rPr>
                   <w:rFonts w:ascii="Arial" w:cs="Arial" w:eastAsia="Arial" w:hAnsi="Arial"/>
@@ -33587,7 +33587,7 @@
             <w:pPr>
               <w:spacing w:after="20" w:before="0"/>
             </w:pPr>
-            <w:hyperlink w:history="1" r:id="rId3xr7rl7azgxcczze49yej">
+            <w:hyperlink w:history="1" r:id="rIdj4otveotvgpnxha2l8dcm">
               <w:r>
                 <w:rPr>
                   <w:rFonts w:ascii="Arial" w:cs="Arial" w:eastAsia="Arial" w:hAnsi="Arial"/>
@@ -33620,7 +33620,7 @@
               <w:spacing w:after="10" w:before="0"/>
               <w:ind w:left="120"/>
             </w:pPr>
-            <w:hyperlink w:history="1" r:id="rIdvrjhsggd5fysruxtos9vh">
+            <w:hyperlink w:history="1" r:id="rIdc6-ii9o7zucjx-vcjllty">
               <w:r>
                 <w:rPr>
                   <w:rFonts w:ascii="Arial" w:cs="Arial" w:eastAsia="Arial" w:hAnsi="Arial"/>
@@ -33815,7 +33815,7 @@
             <w:pPr>
               <w:spacing w:after="20" w:before="0"/>
             </w:pPr>
-            <w:hyperlink w:history="1" r:id="rId7du4rsxpupregmlteggbn">
+            <w:hyperlink w:history="1" r:id="rIdt6pmrxrm1qs57w1p1clc1">
               <w:r>
                 <w:rPr>
                   <w:rFonts w:ascii="Arial" w:cs="Arial" w:eastAsia="Arial" w:hAnsi="Arial"/>
@@ -33848,7 +33848,7 @@
               <w:spacing w:after="10" w:before="0"/>
               <w:ind w:left="120"/>
             </w:pPr>
-            <w:hyperlink w:history="1" r:id="rId4fsk2k9botrbf9jpw53v4">
+            <w:hyperlink w:history="1" r:id="rIdhc34d4qs5jdwqkkrcgfvl">
               <w:r>
                 <w:rPr>
                   <w:rFonts w:ascii="Arial" w:cs="Arial" w:eastAsia="Arial" w:hAnsi="Arial"/>
@@ -33893,7 +33893,7 @@
             <w:pPr>
               <w:spacing w:after="20" w:before="0"/>
             </w:pPr>
-            <w:hyperlink w:history="1" r:id="rId14hq-bxayczdqf6emsytc">
+            <w:hyperlink w:history="1" r:id="rIdbukfbzj0uv5olcahsfopg">
               <w:r>
                 <w:rPr>
                   <w:rFonts w:ascii="Arial" w:cs="Arial" w:eastAsia="Arial" w:hAnsi="Arial"/>
@@ -33926,7 +33926,7 @@
               <w:spacing w:after="10" w:before="0"/>
               <w:ind w:left="120"/>
             </w:pPr>
-            <w:hyperlink w:history="1" r:id="rIdzbvcnucletamsduwusfdw">
+            <w:hyperlink w:history="1" r:id="rIdjc8hol9nsu-ptjkqq8knb">
               <w:r>
                 <w:rPr>
                   <w:rFonts w:ascii="Arial" w:cs="Arial" w:eastAsia="Arial" w:hAnsi="Arial"/>
@@ -34121,7 +34121,7 @@
             <w:pPr>
               <w:spacing w:after="20" w:before="0"/>
             </w:pPr>
-            <w:hyperlink w:history="1" r:id="rIdsrqdlcth78hejbfo1qirr">
+            <w:hyperlink w:history="1" r:id="rIdpdkcqsgfek0_jassy3tqe">
               <w:r>
                 <w:rPr>
                   <w:rFonts w:ascii="Arial" w:cs="Arial" w:eastAsia="Arial" w:hAnsi="Arial"/>
@@ -34154,7 +34154,7 @@
               <w:spacing w:after="10" w:before="0"/>
               <w:ind w:left="120"/>
             </w:pPr>
-            <w:hyperlink w:history="1" r:id="rIdvc4q8xfyyqbotpbqlril8">
+            <w:hyperlink w:history="1" r:id="rIdgwytn0cw95ixle2qq2-lv">
               <w:r>
                 <w:rPr>
                   <w:rFonts w:ascii="Arial" w:cs="Arial" w:eastAsia="Arial" w:hAnsi="Arial"/>
@@ -34199,7 +34199,7 @@
             <w:pPr>
               <w:spacing w:after="20" w:before="0"/>
             </w:pPr>
-            <w:hyperlink w:history="1" r:id="rIdwji3r1yx3vkxhlncsssc3">
+            <w:hyperlink w:history="1" r:id="rIdtqm2pljssfxzrkdupjvlw">
               <w:r>
                 <w:rPr>
                   <w:rFonts w:ascii="Arial" w:cs="Arial" w:eastAsia="Arial" w:hAnsi="Arial"/>
@@ -34232,7 +34232,7 @@
               <w:spacing w:after="10" w:before="0"/>
               <w:ind w:left="120"/>
             </w:pPr>
-            <w:hyperlink w:history="1" r:id="rIdepi8wlffrgqluz_vx_cgx">
+            <w:hyperlink w:history="1" r:id="rIdb3w61iiztenbr--fvuigt">
               <w:r>
                 <w:rPr>
                   <w:rFonts w:ascii="Arial" w:cs="Arial" w:eastAsia="Arial" w:hAnsi="Arial"/>
@@ -34744,7 +34744,7 @@
         </w:rPr>
         <w:t xml:space="preserve">© 2026 SeaVuria and ARES. Aligned with KICD objectives. Developed by SeaVuria; technical implementation by ARES (with AI assistance from Claude). Licensed under </w:t>
       </w:r>
-      <w:hyperlink w:history="1" r:id="rIdcj9k5lbuzbrxzun9loy3d">
+      <w:hyperlink w:history="1" r:id="rIdt5m9scj-v4hdqvjnwbphx">
         <w:r>
           <w:rPr>
             <w:rFonts w:ascii="Arial" w:cs="Arial" w:eastAsia="Arial" w:hAnsi="Arial"/>
@@ -34765,7 +34765,7 @@
         </w:rPr>
         <w:t xml:space="preserve"> (</w:t>
       </w:r>
-      <w:hyperlink w:history="1" r:id="rIdgupvnxgilirorucwn4hzy">
+      <w:hyperlink w:history="1" r:id="rIdafovdlmdju_tfwubvkqaj">
         <w:r>
           <w:rPr>
             <w:rFonts w:ascii="Arial" w:cs="Arial" w:eastAsia="Arial" w:hAnsi="Arial"/>
@@ -35778,7 +35778,7 @@
             <w:pPr>
               <w:spacing w:after="20" w:before="0"/>
             </w:pPr>
-            <w:hyperlink w:history="1" r:id="rIdmztb637hxcfpkxf3y_wlq">
+            <w:hyperlink w:history="1" r:id="rId_wxmpmx_xkacrt8i1dalf">
               <w:r>
                 <w:rPr>
                   <w:rFonts w:ascii="Arial" w:cs="Arial" w:eastAsia="Arial" w:hAnsi="Arial"/>
@@ -35811,7 +35811,7 @@
               <w:spacing w:after="10" w:before="0"/>
               <w:ind w:left="120"/>
             </w:pPr>
-            <w:hyperlink w:history="1" r:id="rIdfwgaxpbyfwe9xafkizr9x">
+            <w:hyperlink w:history="1" r:id="rIdq4rsg9fxuu9j4-erqafna">
               <w:r>
                 <w:rPr>
                   <w:rFonts w:ascii="Arial" w:cs="Arial" w:eastAsia="Arial" w:hAnsi="Arial"/>
@@ -35856,7 +35856,7 @@
             <w:pPr>
               <w:spacing w:after="20" w:before="0"/>
             </w:pPr>
-            <w:hyperlink w:history="1" r:id="rIdtz9m3mhhdqr98elktwywc">
+            <w:hyperlink w:history="1" r:id="rIdt-kuusj43rmg-4ycgtuyy">
               <w:r>
                 <w:rPr>
                   <w:rFonts w:ascii="Arial" w:cs="Arial" w:eastAsia="Arial" w:hAnsi="Arial"/>
@@ -35889,7 +35889,7 @@
               <w:spacing w:after="10" w:before="0"/>
               <w:ind w:left="120"/>
             </w:pPr>
-            <w:hyperlink w:history="1" r:id="rIdx9zlokmdsz_2xbpjsuz0r">
+            <w:hyperlink w:history="1" r:id="rIddlpiecu734ruhv7exa3cj">
               <w:r>
                 <w:rPr>
                   <w:rFonts w:ascii="Arial" w:cs="Arial" w:eastAsia="Arial" w:hAnsi="Arial"/>
@@ -36084,7 +36084,7 @@
             <w:pPr>
               <w:spacing w:after="20" w:before="0"/>
             </w:pPr>
-            <w:hyperlink w:history="1" r:id="rId8rq6y0wpm9ai27kklwnv0">
+            <w:hyperlink w:history="1" r:id="rId50nkylkwsafint_1myygz">
               <w:r>
                 <w:rPr>
                   <w:rFonts w:ascii="Arial" w:cs="Arial" w:eastAsia="Arial" w:hAnsi="Arial"/>
@@ -36117,7 +36117,7 @@
               <w:spacing w:after="10" w:before="0"/>
               <w:ind w:left="120"/>
             </w:pPr>
-            <w:hyperlink w:history="1" r:id="rIdmdxcto41pjqpy_suz2i9d">
+            <w:hyperlink w:history="1" r:id="rIdd8r64jsjjewmd2jwg0q2p">
               <w:r>
                 <w:rPr>
                   <w:rFonts w:ascii="Arial" w:cs="Arial" w:eastAsia="Arial" w:hAnsi="Arial"/>
@@ -36162,7 +36162,7 @@
             <w:pPr>
               <w:spacing w:after="20" w:before="0"/>
             </w:pPr>
-            <w:hyperlink w:history="1" r:id="rIdga93hieq0eek1srxc09dg">
+            <w:hyperlink w:history="1" r:id="rId3g2yevkmcpj7ein6oycgk">
               <w:r>
                 <w:rPr>
                   <w:rFonts w:ascii="Arial" w:cs="Arial" w:eastAsia="Arial" w:hAnsi="Arial"/>
@@ -36195,7 +36195,7 @@
               <w:spacing w:after="10" w:before="0"/>
               <w:ind w:left="120"/>
             </w:pPr>
-            <w:hyperlink w:history="1" r:id="rIdyfzfjhmjm2sge6n2tnqzw">
+            <w:hyperlink w:history="1" r:id="rIdasmdhfvx75ni6-4aqnjjg">
               <w:r>
                 <w:rPr>
                   <w:rFonts w:ascii="Arial" w:cs="Arial" w:eastAsia="Arial" w:hAnsi="Arial"/>
@@ -36390,7 +36390,7 @@
             <w:pPr>
               <w:spacing w:after="20" w:before="0"/>
             </w:pPr>
-            <w:hyperlink w:history="1" r:id="rId7j_c8tzhhavvt6cifm6jo">
+            <w:hyperlink w:history="1" r:id="rId4huxm5qalrvmcllvrhg2b">
               <w:r>
                 <w:rPr>
                   <w:rFonts w:ascii="Arial" w:cs="Arial" w:eastAsia="Arial" w:hAnsi="Arial"/>
@@ -36423,7 +36423,7 @@
               <w:spacing w:after="10" w:before="0"/>
               <w:ind w:left="120"/>
             </w:pPr>
-            <w:hyperlink w:history="1" r:id="rIdl3jnjwcr9oshnce_aljpi">
+            <w:hyperlink w:history="1" r:id="rIdsuda7zr3al6vhtmkdn61l">
               <w:r>
                 <w:rPr>
                   <w:rFonts w:ascii="Arial" w:cs="Arial" w:eastAsia="Arial" w:hAnsi="Arial"/>
@@ -36468,7 +36468,7 @@
             <w:pPr>
               <w:spacing w:after="20" w:before="0"/>
             </w:pPr>
-            <w:hyperlink w:history="1" r:id="rIdkhxn93d2gxhpb8ghxaapv">
+            <w:hyperlink w:history="1" r:id="rIdqpxlb5ozllv98yv9razp5">
               <w:r>
                 <w:rPr>
                   <w:rFonts w:ascii="Arial" w:cs="Arial" w:eastAsia="Arial" w:hAnsi="Arial"/>
@@ -36501,7 +36501,7 @@
               <w:spacing w:after="10" w:before="0"/>
               <w:ind w:left="120"/>
             </w:pPr>
-            <w:hyperlink w:history="1" r:id="rIdg90f91ourgjlvwdwxqkw9">
+            <w:hyperlink w:history="1" r:id="rIdfkusfjyio1kcqruzxla8e">
               <w:r>
                 <w:rPr>
                   <w:rFonts w:ascii="Arial" w:cs="Arial" w:eastAsia="Arial" w:hAnsi="Arial"/>
@@ -36696,7 +36696,7 @@
             <w:pPr>
               <w:spacing w:after="20" w:before="0"/>
             </w:pPr>
-            <w:hyperlink w:history="1" r:id="rIdmmbwe845h4dxhptpulfg1">
+            <w:hyperlink w:history="1" r:id="rId-urwzwz3j3arf-uprzwta">
               <w:r>
                 <w:rPr>
                   <w:rFonts w:ascii="Arial" w:cs="Arial" w:eastAsia="Arial" w:hAnsi="Arial"/>
@@ -36729,7 +36729,7 @@
               <w:spacing w:after="10" w:before="0"/>
               <w:ind w:left="120"/>
             </w:pPr>
-            <w:hyperlink w:history="1" r:id="rIdr8izmlcuc-9cjh1e_i3hd">
+            <w:hyperlink w:history="1" r:id="rIdss8pbu2o0i17eyo0ixfv_">
               <w:r>
                 <w:rPr>
                   <w:rFonts w:ascii="Arial" w:cs="Arial" w:eastAsia="Arial" w:hAnsi="Arial"/>
@@ -36774,7 +36774,7 @@
             <w:pPr>
               <w:spacing w:after="20" w:before="0"/>
             </w:pPr>
-            <w:hyperlink w:history="1" r:id="rIdxjxuvzmiuqjg-yixhz5rw">
+            <w:hyperlink w:history="1" r:id="rIdsiffmkkcnujfidif7fs2l">
               <w:r>
                 <w:rPr>
                   <w:rFonts w:ascii="Arial" w:cs="Arial" w:eastAsia="Arial" w:hAnsi="Arial"/>
@@ -36807,7 +36807,7 @@
               <w:spacing w:after="10" w:before="0"/>
               <w:ind w:left="120"/>
             </w:pPr>
-            <w:hyperlink w:history="1" r:id="rIdcx47lj9wtgmc8hjvc7div">
+            <w:hyperlink w:history="1" r:id="rIdf71m6uhtdpjsrludwmvii">
               <w:r>
                 <w:rPr>
                   <w:rFonts w:ascii="Arial" w:cs="Arial" w:eastAsia="Arial" w:hAnsi="Arial"/>
@@ -37002,7 +37002,7 @@
             <w:pPr>
               <w:spacing w:after="20" w:before="0"/>
             </w:pPr>
-            <w:hyperlink w:history="1" r:id="rIddxtkfwy9xroppw-bwcdv1">
+            <w:hyperlink w:history="1" r:id="rIda_qvqmakl1gyyxbsifzfd">
               <w:r>
                 <w:rPr>
                   <w:rFonts w:ascii="Arial" w:cs="Arial" w:eastAsia="Arial" w:hAnsi="Arial"/>
@@ -37035,7 +37035,7 @@
               <w:spacing w:after="10" w:before="0"/>
               <w:ind w:left="120"/>
             </w:pPr>
-            <w:hyperlink w:history="1" r:id="rIdfz9lvl1psnwxdinm5qust">
+            <w:hyperlink w:history="1" r:id="rId4ftqqejespp0z9ffn5luz">
               <w:r>
                 <w:rPr>
                   <w:rFonts w:ascii="Arial" w:cs="Arial" w:eastAsia="Arial" w:hAnsi="Arial"/>
@@ -37080,7 +37080,7 @@
             <w:pPr>
               <w:spacing w:after="20" w:before="0"/>
             </w:pPr>
-            <w:hyperlink w:history="1" r:id="rIdr0jeffyscxxo-yylazbku">
+            <w:hyperlink w:history="1" r:id="rIdrpnovstztpooan9qtei6t">
               <w:r>
                 <w:rPr>
                   <w:rFonts w:ascii="Arial" w:cs="Arial" w:eastAsia="Arial" w:hAnsi="Arial"/>
@@ -37113,7 +37113,7 @@
               <w:spacing w:after="10" w:before="0"/>
               <w:ind w:left="120"/>
             </w:pPr>
-            <w:hyperlink w:history="1" r:id="rId0oe6syrtsnubmgitcvmj7">
+            <w:hyperlink w:history="1" r:id="rId8xty_kyrfrh_17uuj-dxe">
               <w:r>
                 <w:rPr>
                   <w:rFonts w:ascii="Arial" w:cs="Arial" w:eastAsia="Arial" w:hAnsi="Arial"/>
@@ -37625,7 +37625,7 @@
         </w:rPr>
         <w:t xml:space="preserve">© 2026 SeaVuria and ARES. Aligned with KICD objectives. Developed by SeaVuria; technical implementation by ARES (with AI assistance from Claude). Licensed under </w:t>
       </w:r>
-      <w:hyperlink w:history="1" r:id="rIdwcxyuods0i9rqcsvvcemg">
+      <w:hyperlink w:history="1" r:id="rIdby6urlqda4pbpz_p_x7x1">
         <w:r>
           <w:rPr>
             <w:rFonts w:ascii="Arial" w:cs="Arial" w:eastAsia="Arial" w:hAnsi="Arial"/>
@@ -37646,7 +37646,7 @@
         </w:rPr>
         <w:t xml:space="preserve"> (</w:t>
       </w:r>
-      <w:hyperlink w:history="1" r:id="rIdlqnni7ushsoein-uhatur">
+      <w:hyperlink w:history="1" r:id="rId88yygqvc5c4h0j40txssw">
         <w:r>
           <w:rPr>
             <w:rFonts w:ascii="Arial" w:cs="Arial" w:eastAsia="Arial" w:hAnsi="Arial"/>

--- a/data/outputs/v2/Maths/SS2.1_Similarity_and_Enlargement/Mathematics_Similarity_and_Enlargement_CBE_LessonSequence.docx
+++ b/data/outputs/v2/Maths/SS2.1_Similarity_and_Enlargement/Mathematics_Similarity_and_Enlargement_CBE_LessonSequence.docx
@@ -2940,7 +2940,7 @@
         </w:rPr>
         <w:t xml:space="preserve">© 2026 SeaVuria and ARES. This work is licensed under a </w:t>
       </w:r>
-      <w:hyperlink w:history="1" r:id="rIdevuyovchciexug55r-ybs">
+      <w:hyperlink w:history="1" r:id="rIdmyf7umwa5xqmypcrate70">
         <w:r>
           <w:rPr>
             <w:rFonts w:ascii="Arial" w:cs="Arial" w:eastAsia="Arial" w:hAnsi="Arial"/>
@@ -2960,7 +2960,7 @@
         </w:rPr>
         <w:t xml:space="preserve"> (</w:t>
       </w:r>
-      <w:hyperlink w:history="1" r:id="rIdhratpekhfnipsatg2_ip-">
+      <w:hyperlink w:history="1" r:id="rId047wcwt6bhqwkbffn_rd-">
         <w:r>
           <w:rPr>
             <w:rFonts w:ascii="Arial" w:cs="Arial" w:eastAsia="Arial" w:hAnsi="Arial"/>
@@ -2980,7 +2980,7 @@
         </w:rPr>
         <w:t xml:space="preserve">). To view a copy of this license, visit </w:t>
       </w:r>
-      <w:hyperlink w:history="1" r:id="rIddppqmzcgx6uyljtr4krez">
+      <w:hyperlink w:history="1" r:id="rIdzs-n7srccnney1zkfdomr">
         <w:r>
           <w:rPr>
             <w:rFonts w:ascii="Arial" w:cs="Arial" w:eastAsia="Arial" w:hAnsi="Arial"/>
@@ -3992,7 +3992,7 @@
             <w:pPr>
               <w:spacing w:after="20" w:before="0"/>
             </w:pPr>
-            <w:hyperlink w:history="1" r:id="rIdhqkoq6dkeo5zywmcfadgc">
+            <w:hyperlink w:history="1" r:id="rIdf2dpqea2hpzmbgpsngbh7">
               <w:r>
                 <w:rPr>
                   <w:rFonts w:ascii="Arial" w:cs="Arial" w:eastAsia="Arial" w:hAnsi="Arial"/>
@@ -4025,7 +4025,7 @@
               <w:spacing w:after="10" w:before="0"/>
               <w:ind w:left="120"/>
             </w:pPr>
-            <w:hyperlink w:history="1" r:id="rIdikedmbnck1blnvkhue-i3">
+            <w:hyperlink w:history="1" r:id="rIdcibb5bzib75nopgwlzs35">
               <w:r>
                 <w:rPr>
                   <w:rFonts w:ascii="Arial" w:cs="Arial" w:eastAsia="Arial" w:hAnsi="Arial"/>
@@ -4070,7 +4070,7 @@
             <w:pPr>
               <w:spacing w:after="20" w:before="0"/>
             </w:pPr>
-            <w:hyperlink w:history="1" r:id="rIdmpc9mtitt1fdu3lxln6mr">
+            <w:hyperlink w:history="1" r:id="rIdb4w6ujvswa1hdf0gilpjj">
               <w:r>
                 <w:rPr>
                   <w:rFonts w:ascii="Arial" w:cs="Arial" w:eastAsia="Arial" w:hAnsi="Arial"/>
@@ -4103,7 +4103,7 @@
               <w:spacing w:after="10" w:before="0"/>
               <w:ind w:left="120"/>
             </w:pPr>
-            <w:hyperlink w:history="1" r:id="rId9aazof2hemtd2hpkxv58u">
+            <w:hyperlink w:history="1" r:id="rIduqxfc_lghjgoitzuwrq48">
               <w:r>
                 <w:rPr>
                   <w:rFonts w:ascii="Arial" w:cs="Arial" w:eastAsia="Arial" w:hAnsi="Arial"/>
@@ -4298,7 +4298,7 @@
             <w:pPr>
               <w:spacing w:after="20" w:before="0"/>
             </w:pPr>
-            <w:hyperlink w:history="1" r:id="rIdlikp3msd0z5oufhe46-k1">
+            <w:hyperlink w:history="1" r:id="rIdruuonn76sqc8hf8iekq5s">
               <w:r>
                 <w:rPr>
                   <w:rFonts w:ascii="Arial" w:cs="Arial" w:eastAsia="Arial" w:hAnsi="Arial"/>
@@ -4331,7 +4331,7 @@
               <w:spacing w:after="10" w:before="0"/>
               <w:ind w:left="120"/>
             </w:pPr>
-            <w:hyperlink w:history="1" r:id="rIduusdgsyzoertjqcw2o4z7">
+            <w:hyperlink w:history="1" r:id="rIdw650ql2vnaug2zgrxse0q">
               <w:r>
                 <w:rPr>
                   <w:rFonts w:ascii="Arial" w:cs="Arial" w:eastAsia="Arial" w:hAnsi="Arial"/>
@@ -4376,7 +4376,7 @@
             <w:pPr>
               <w:spacing w:after="20" w:before="0"/>
             </w:pPr>
-            <w:hyperlink w:history="1" r:id="rIdpzods1tdiou4ohmvsim68">
+            <w:hyperlink w:history="1" r:id="rIdhdj8l5ooev4n43naasqi8">
               <w:r>
                 <w:rPr>
                   <w:rFonts w:ascii="Arial" w:cs="Arial" w:eastAsia="Arial" w:hAnsi="Arial"/>
@@ -4409,7 +4409,7 @@
               <w:spacing w:after="10" w:before="0"/>
               <w:ind w:left="120"/>
             </w:pPr>
-            <w:hyperlink w:history="1" r:id="rIdozkzxj9xjcdy5sjfkadnc">
+            <w:hyperlink w:history="1" r:id="rIdqdbrvnq_tznqtdqj8iagi">
               <w:r>
                 <w:rPr>
                   <w:rFonts w:ascii="Arial" w:cs="Arial" w:eastAsia="Arial" w:hAnsi="Arial"/>
@@ -4604,7 +4604,7 @@
             <w:pPr>
               <w:spacing w:after="20" w:before="0"/>
             </w:pPr>
-            <w:hyperlink w:history="1" r:id="rIdem24ros-qs5-eszjblnps">
+            <w:hyperlink w:history="1" r:id="rIdzqh7fbr0hcf7vjtnme_em">
               <w:r>
                 <w:rPr>
                   <w:rFonts w:ascii="Arial" w:cs="Arial" w:eastAsia="Arial" w:hAnsi="Arial"/>
@@ -4653,7 +4653,7 @@
               <w:spacing w:after="10" w:before="0"/>
               <w:ind w:left="120"/>
             </w:pPr>
-            <w:hyperlink w:history="1" r:id="rIdb3dqkvjj-qbix8gsgnkam">
+            <w:hyperlink w:history="1" r:id="rIdwwlkgqddtriskupffjslx">
               <w:r>
                 <w:rPr>
                   <w:rFonts w:ascii="Arial" w:cs="Arial" w:eastAsia="Arial" w:hAnsi="Arial"/>
@@ -4698,7 +4698,7 @@
             <w:pPr>
               <w:spacing w:after="20" w:before="0"/>
             </w:pPr>
-            <w:hyperlink w:history="1" r:id="rIda0sbjgonrfntojk63urbv">
+            <w:hyperlink w:history="1" r:id="rId6g8fdiihnd_ez9n7iaxwj">
               <w:r>
                 <w:rPr>
                   <w:rFonts w:ascii="Arial" w:cs="Arial" w:eastAsia="Arial" w:hAnsi="Arial"/>
@@ -4747,7 +4747,7 @@
               <w:spacing w:after="10" w:before="0"/>
               <w:ind w:left="120"/>
             </w:pPr>
-            <w:hyperlink w:history="1" r:id="rIdzqqrttvwaxpdm0x_maffl">
+            <w:hyperlink w:history="1" r:id="rId0ey6xt0fkoyv3409uwtfo">
               <w:r>
                 <w:rPr>
                   <w:rFonts w:ascii="Arial" w:cs="Arial" w:eastAsia="Arial" w:hAnsi="Arial"/>
@@ -4942,7 +4942,7 @@
             <w:pPr>
               <w:spacing w:after="20" w:before="0"/>
             </w:pPr>
-            <w:hyperlink w:history="1" r:id="rIdp_wvaruvtih7p-gcipoyd">
+            <w:hyperlink w:history="1" r:id="rId1mf9oxj_llfafwwskmb8c">
               <w:r>
                 <w:rPr>
                   <w:rFonts w:ascii="Arial" w:cs="Arial" w:eastAsia="Arial" w:hAnsi="Arial"/>
@@ -4991,7 +4991,7 @@
               <w:spacing w:after="10" w:before="0"/>
               <w:ind w:left="120"/>
             </w:pPr>
-            <w:hyperlink w:history="1" r:id="rIdqg-_2un-2xbqcb7ua-hyl">
+            <w:hyperlink w:history="1" r:id="rIdjk5pd7eftxjrrsppyd-wr">
               <w:r>
                 <w:rPr>
                   <w:rFonts w:ascii="Arial" w:cs="Arial" w:eastAsia="Arial" w:hAnsi="Arial"/>
@@ -5036,7 +5036,7 @@
             <w:pPr>
               <w:spacing w:after="20" w:before="0"/>
             </w:pPr>
-            <w:hyperlink w:history="1" r:id="rIdrrmmi4_rbe_msfuvzxai1">
+            <w:hyperlink w:history="1" r:id="rId_dhnlrxsixqslzcx8o89v">
               <w:r>
                 <w:rPr>
                   <w:rFonts w:ascii="Arial" w:cs="Arial" w:eastAsia="Arial" w:hAnsi="Arial"/>
@@ -5085,7 +5085,7 @@
               <w:spacing w:after="10" w:before="0"/>
               <w:ind w:left="120"/>
             </w:pPr>
-            <w:hyperlink w:history="1" r:id="rIduo6t0g6oyxppe9k84skdy">
+            <w:hyperlink w:history="1" r:id="rIdtqkw7ugiwkyz23jg9rhx2">
               <w:r>
                 <w:rPr>
                   <w:rFonts w:ascii="Arial" w:cs="Arial" w:eastAsia="Arial" w:hAnsi="Arial"/>
@@ -5280,7 +5280,7 @@
             <w:pPr>
               <w:spacing w:after="20" w:before="0"/>
             </w:pPr>
-            <w:hyperlink w:history="1" r:id="rIdvz0ux5ol3lgtt90xv_-sb">
+            <w:hyperlink w:history="1" r:id="rIdxedrqrhqjmkifihbjmvmq">
               <w:r>
                 <w:rPr>
                   <w:rFonts w:ascii="Arial" w:cs="Arial" w:eastAsia="Arial" w:hAnsi="Arial"/>
@@ -5329,7 +5329,7 @@
               <w:spacing w:after="10" w:before="0"/>
               <w:ind w:left="120"/>
             </w:pPr>
-            <w:hyperlink w:history="1" r:id="rIdsjdqvc3l8fzhs4ygf0uwf">
+            <w:hyperlink w:history="1" r:id="rIdknkx_riw4-cih1hct3yfn">
               <w:r>
                 <w:rPr>
                   <w:rFonts w:ascii="Arial" w:cs="Arial" w:eastAsia="Arial" w:hAnsi="Arial"/>
@@ -5374,7 +5374,7 @@
             <w:pPr>
               <w:spacing w:after="20" w:before="0"/>
             </w:pPr>
-            <w:hyperlink w:history="1" r:id="rIdsttn1hqgaax0f5dmsdliy">
+            <w:hyperlink w:history="1" r:id="rId1xgjcco2fnpvdtvthdpuk">
               <w:r>
                 <w:rPr>
                   <w:rFonts w:ascii="Arial" w:cs="Arial" w:eastAsia="Arial" w:hAnsi="Arial"/>
@@ -5423,7 +5423,7 @@
               <w:spacing w:after="10" w:before="0"/>
               <w:ind w:left="120"/>
             </w:pPr>
-            <w:hyperlink w:history="1" r:id="rIdu3wkq3bvtlrnw6xwjzprz">
+            <w:hyperlink w:history="1" r:id="rIdf-qlb5syqbhsb7cuxlljr">
               <w:r>
                 <w:rPr>
                   <w:rFonts w:ascii="Arial" w:cs="Arial" w:eastAsia="Arial" w:hAnsi="Arial"/>
@@ -5935,7 +5935,7 @@
         </w:rPr>
         <w:t xml:space="preserve">© 2026 SeaVuria and ARES. Aligned with KICD objectives. Developed by SeaVuria; technical implementation by ARES (with AI assistance from Claude). Licensed under </w:t>
       </w:r>
-      <w:hyperlink w:history="1" r:id="rIdqqbmw17kkt23apdhe7qxg">
+      <w:hyperlink w:history="1" r:id="rIdfuiliwhhzploztfuhbs75">
         <w:r>
           <w:rPr>
             <w:rFonts w:ascii="Arial" w:cs="Arial" w:eastAsia="Arial" w:hAnsi="Arial"/>
@@ -5956,7 +5956,7 @@
         </w:rPr>
         <w:t xml:space="preserve"> (</w:t>
       </w:r>
-      <w:hyperlink w:history="1" r:id="rIdv2vhs2mbuum1xckebinsc">
+      <w:hyperlink w:history="1" r:id="rIdnqbqb8id93fwyzrtvnz6b">
         <w:r>
           <w:rPr>
             <w:rFonts w:ascii="Arial" w:cs="Arial" w:eastAsia="Arial" w:hAnsi="Arial"/>
@@ -6969,7 +6969,7 @@
             <w:pPr>
               <w:spacing w:after="20" w:before="0"/>
             </w:pPr>
-            <w:hyperlink w:history="1" r:id="rIdotnhjojwh_q7ar7jffs8f">
+            <w:hyperlink w:history="1" r:id="rIdfvgkkxeswx8utekhlvrhv">
               <w:r>
                 <w:rPr>
                   <w:rFonts w:ascii="Arial" w:cs="Arial" w:eastAsia="Arial" w:hAnsi="Arial"/>
@@ -7002,7 +7002,7 @@
               <w:spacing w:after="10" w:before="0"/>
               <w:ind w:left="120"/>
             </w:pPr>
-            <w:hyperlink w:history="1" r:id="rIdgdci9rtl8prh1le0klhjr">
+            <w:hyperlink w:history="1" r:id="rIdw5e_xdygu3_ernw4baey5">
               <w:r>
                 <w:rPr>
                   <w:rFonts w:ascii="Arial" w:cs="Arial" w:eastAsia="Arial" w:hAnsi="Arial"/>
@@ -7047,7 +7047,7 @@
             <w:pPr>
               <w:spacing w:after="20" w:before="0"/>
             </w:pPr>
-            <w:hyperlink w:history="1" r:id="rId5clces7nab5uzm0qleyju">
+            <w:hyperlink w:history="1" r:id="rIdg25xu6zgra0yury31tucy">
               <w:r>
                 <w:rPr>
                   <w:rFonts w:ascii="Arial" w:cs="Arial" w:eastAsia="Arial" w:hAnsi="Arial"/>
@@ -7080,7 +7080,7 @@
               <w:spacing w:after="10" w:before="0"/>
               <w:ind w:left="120"/>
             </w:pPr>
-            <w:hyperlink w:history="1" r:id="rIdlgvfu-kty1doxeuw4ma2l">
+            <w:hyperlink w:history="1" r:id="rIdzyupmuox3m4dzgcgzntc6">
               <w:r>
                 <w:rPr>
                   <w:rFonts w:ascii="Arial" w:cs="Arial" w:eastAsia="Arial" w:hAnsi="Arial"/>
@@ -7275,7 +7275,7 @@
             <w:pPr>
               <w:spacing w:after="20" w:before="0"/>
             </w:pPr>
-            <w:hyperlink w:history="1" r:id="rId6kbyll56jqph3dworyrse">
+            <w:hyperlink w:history="1" r:id="rIdmm9g8s8ib2dd2axardwvl">
               <w:r>
                 <w:rPr>
                   <w:rFonts w:ascii="Arial" w:cs="Arial" w:eastAsia="Arial" w:hAnsi="Arial"/>
@@ -7308,7 +7308,7 @@
               <w:spacing w:after="10" w:before="0"/>
               <w:ind w:left="120"/>
             </w:pPr>
-            <w:hyperlink w:history="1" r:id="rIdi5cxmwqi4yzjyn6gvhwso">
+            <w:hyperlink w:history="1" r:id="rIds-x-oo2vfvtyx4xa0eoea">
               <w:r>
                 <w:rPr>
                   <w:rFonts w:ascii="Arial" w:cs="Arial" w:eastAsia="Arial" w:hAnsi="Arial"/>
@@ -7353,7 +7353,7 @@
             <w:pPr>
               <w:spacing w:after="20" w:before="0"/>
             </w:pPr>
-            <w:hyperlink w:history="1" r:id="rIdgehyb-jjrurlzgzh7lotv">
+            <w:hyperlink w:history="1" r:id="rIdpju75rc80ejjcxtpki0qx">
               <w:r>
                 <w:rPr>
                   <w:rFonts w:ascii="Arial" w:cs="Arial" w:eastAsia="Arial" w:hAnsi="Arial"/>
@@ -7386,7 +7386,7 @@
               <w:spacing w:after="10" w:before="0"/>
               <w:ind w:left="120"/>
             </w:pPr>
-            <w:hyperlink w:history="1" r:id="rId2dhomrukd4cpqezskwkiy">
+            <w:hyperlink w:history="1" r:id="rIdrceit1b4e-sbuthm38yd9">
               <w:r>
                 <w:rPr>
                   <w:rFonts w:ascii="Arial" w:cs="Arial" w:eastAsia="Arial" w:hAnsi="Arial"/>
@@ -7581,7 +7581,7 @@
             <w:pPr>
               <w:spacing w:after="20" w:before="0"/>
             </w:pPr>
-            <w:hyperlink w:history="1" r:id="rIdv3icrau2vlmqs0cnheloa">
+            <w:hyperlink w:history="1" r:id="rIdofnnnety3xl52hzq8tnfs">
               <w:r>
                 <w:rPr>
                   <w:rFonts w:ascii="Arial" w:cs="Arial" w:eastAsia="Arial" w:hAnsi="Arial"/>
@@ -7614,7 +7614,7 @@
               <w:spacing w:after="10" w:before="0"/>
               <w:ind w:left="120"/>
             </w:pPr>
-            <w:hyperlink w:history="1" r:id="rIdpav-amjff55jbvg7wqoic">
+            <w:hyperlink w:history="1" r:id="rIdixsddkrje8qka6ryplf76">
               <w:r>
                 <w:rPr>
                   <w:rFonts w:ascii="Arial" w:cs="Arial" w:eastAsia="Arial" w:hAnsi="Arial"/>
@@ -7659,7 +7659,7 @@
             <w:pPr>
               <w:spacing w:after="20" w:before="0"/>
             </w:pPr>
-            <w:hyperlink w:history="1" r:id="rIdt2v-smnshquunjr_qaraj">
+            <w:hyperlink w:history="1" r:id="rIdndfv_82amsoccblutx3pp">
               <w:r>
                 <w:rPr>
                   <w:rFonts w:ascii="Arial" w:cs="Arial" w:eastAsia="Arial" w:hAnsi="Arial"/>
@@ -7692,7 +7692,7 @@
               <w:spacing w:after="10" w:before="0"/>
               <w:ind w:left="120"/>
             </w:pPr>
-            <w:hyperlink w:history="1" r:id="rIdtauobxzjmgxmlkgcnw5jk">
+            <w:hyperlink w:history="1" r:id="rIdachxjxuv99cw-4oibsaln">
               <w:r>
                 <w:rPr>
                   <w:rFonts w:ascii="Arial" w:cs="Arial" w:eastAsia="Arial" w:hAnsi="Arial"/>
@@ -7887,7 +7887,7 @@
             <w:pPr>
               <w:spacing w:after="20" w:before="0"/>
             </w:pPr>
-            <w:hyperlink w:history="1" r:id="rId-2in-sr3vy6s6n6yzr5th">
+            <w:hyperlink w:history="1" r:id="rIdrcwwjp0cwhsftnpr8ixxr">
               <w:r>
                 <w:rPr>
                   <w:rFonts w:ascii="Arial" w:cs="Arial" w:eastAsia="Arial" w:hAnsi="Arial"/>
@@ -7920,7 +7920,7 @@
               <w:spacing w:after="10" w:before="0"/>
               <w:ind w:left="120"/>
             </w:pPr>
-            <w:hyperlink w:history="1" r:id="rIdhmuuynic_3q9oujjosg5a">
+            <w:hyperlink w:history="1" r:id="rIdplx5bw_nrpjcmlc0x9ewu">
               <w:r>
                 <w:rPr>
                   <w:rFonts w:ascii="Arial" w:cs="Arial" w:eastAsia="Arial" w:hAnsi="Arial"/>
@@ -7965,7 +7965,7 @@
             <w:pPr>
               <w:spacing w:after="20" w:before="0"/>
             </w:pPr>
-            <w:hyperlink w:history="1" r:id="rId6qg_ejbfvgs2zhmf-_est">
+            <w:hyperlink w:history="1" r:id="rIdlhup3hksflhbohrwuo-wg">
               <w:r>
                 <w:rPr>
                   <w:rFonts w:ascii="Arial" w:cs="Arial" w:eastAsia="Arial" w:hAnsi="Arial"/>
@@ -7998,7 +7998,7 @@
               <w:spacing w:after="10" w:before="0"/>
               <w:ind w:left="120"/>
             </w:pPr>
-            <w:hyperlink w:history="1" r:id="rIdleeiodfhizyefkovotgr8">
+            <w:hyperlink w:history="1" r:id="rIdjuin83ojgtrnndhlipd0u">
               <w:r>
                 <w:rPr>
                   <w:rFonts w:ascii="Arial" w:cs="Arial" w:eastAsia="Arial" w:hAnsi="Arial"/>
@@ -8040,7 +8040,7 @@
                 <w:sz w:val="18"/>
                 <w:szCs w:val="18"/>
               </w:rPr>
-              <w:t xml:space="preserve">The class returns to the DQB (initiated in Lesson 1). Each learner writes two sticky-note entries: (1) a BLUE note stating one thing they now know ('I now know that…') and (2) a YELLOW note stating one new question that today's lesson has raised ('I still wonder…'). Pairs share their notes with their neighbour before posting. The teacher reads aloud three blue notes and three yellow notes selected from the board, narrating how today's evidence has partially answered the driving question and identifying which yellow-note questions will be addressed in upcoming lessons (e.g., 'What happens to the AREA when LSF = 3?' will be Lesson 4). The teacher updates a class 'Story So Far' strip on the board: 'We now know: LSF = 3 means every length in Photo B is 3× the corresponding length in Photo A. We still need to know: what happens to area and volume?'</w:t>
+              <w:t xml:space="preserve">The class returns to the DQB (initiated in Lesson 1). Each learner writes two sticky-note entries: (1) a BLUE note stating one thing they now know ('I now know that…') and (2) a YELLOW note stating one new question that today's lesson has raised ('I still wonder…'). Pairs share their notes with their neighbour before posting. The teacher reads aloud three blue notes and three yellow notes selected from the board, narrating how today's evidence has partially answered the driving question and identifying which yellow-note questions will be addressed in upcoming lessons (e.g., 'What happens to the AREA when LSF = 3?' will be Lesson 7). The teacher updates a class 'Story So Far' strip on the board: 'We now know: LSF = 3 means every length in Photo B is 3× the corresponding length in Photo A. We still need to know: what happens to area and volume?'</w:t>
             </w:r>
           </w:p>
         </w:tc>
@@ -8072,7 +8072,7 @@
                 <w:sz w:val="18"/>
                 <w:szCs w:val="18"/>
               </w:rPr>
-              <w:t xml:space="preserve">Hand out two sticky notes per learner. Say: 'In one minute, write your BLUE note — one thing you can now explain about the passport photo puzzle. Then write your YELLOW note — one question today's lesson raised that we haven't answered yet.' Allow 3 minutes of silent writing. 'Show your partner. Does their blue note agree with what you discovered?' Allow 2 minutes of pair comparison. 'Post your notes on the DQB — blues in the KNOW column, yellows in the WONDER column.' Read aloud selected notes, narrating: 'Amina writes: I now know that LSF = 3 means every measurement is exactly 3 times bigger. That is exactly right — and it explains why the photo looks the same but IS bigger.' For yellow notes: 'Odhiambo wonders: does the area also triple? Excellent question — we will investigate that in Lesson 4. I am writing that question here on our DQB under FUTURE EVIDENCE.' Update the Story So Far strip.</w:t>
+              <w:t xml:space="preserve">Hand out two sticky notes per learner. Say: 'In one minute, write your BLUE note — one thing you can now explain about the passport photo puzzle. Then write your YELLOW note — one question today's lesson raised that we haven't answered yet.' Allow 3 minutes of silent writing. 'Show your partner. Does their blue note agree with what you discovered?' Allow 2 minutes of pair comparison. 'Post your notes on the DQB — blues in the KNOW column, yellows in the WONDER column.' Read aloud selected notes, narrating: 'Amina writes: I now know that LSF = 3 means every measurement is exactly 3 times bigger. That is exactly right — and it explains why the photo looks the same but IS bigger.' For yellow notes: 'Odhiambo wonders: does the area also triple? Excellent question — we will investigate that in Lesson 7. I am writing that question here on our DQB under FUTURE EVIDENCE.' Update the Story So Far strip.</w:t>
             </w:r>
           </w:p>
         </w:tc>
@@ -8193,7 +8193,7 @@
             <w:pPr>
               <w:spacing w:after="20" w:before="0"/>
             </w:pPr>
-            <w:hyperlink w:history="1" r:id="rIdqtlxp_l3jcpkrky31-6pb">
+            <w:hyperlink w:history="1" r:id="rId5o0guazale3hde8zed2po">
               <w:r>
                 <w:rPr>
                   <w:rFonts w:ascii="Arial" w:cs="Arial" w:eastAsia="Arial" w:hAnsi="Arial"/>
@@ -8242,7 +8242,7 @@
               <w:spacing w:after="10" w:before="0"/>
               <w:ind w:left="120"/>
             </w:pPr>
-            <w:hyperlink w:history="1" r:id="rIdqxc9lft9gtt4ufe0xsycu">
+            <w:hyperlink w:history="1" r:id="rIdoy1cqxlyupmybrt5v-6yl">
               <w:r>
                 <w:rPr>
                   <w:rFonts w:ascii="Arial" w:cs="Arial" w:eastAsia="Arial" w:hAnsi="Arial"/>
@@ -8287,7 +8287,7 @@
             <w:pPr>
               <w:spacing w:after="20" w:before="0"/>
             </w:pPr>
-            <w:hyperlink w:history="1" r:id="rIdsehw8ca_h_yij7xjzm5cs">
+            <w:hyperlink w:history="1" r:id="rIdenxbehwzfafxgnwiasni3">
               <w:r>
                 <w:rPr>
                   <w:rFonts w:ascii="Arial" w:cs="Arial" w:eastAsia="Arial" w:hAnsi="Arial"/>
@@ -8336,7 +8336,7 @@
               <w:spacing w:after="10" w:before="0"/>
               <w:ind w:left="120"/>
             </w:pPr>
-            <w:hyperlink w:history="1" r:id="rId9tedyr7ftjaxo24b4xecs">
+            <w:hyperlink w:history="1" r:id="rIdn4ypskglnrvyuc6aoyzko">
               <w:r>
                 <w:rPr>
                   <w:rFonts w:ascii="Arial" w:cs="Arial" w:eastAsia="Arial" w:hAnsi="Arial"/>
@@ -8643,7 +8643,7 @@
                 <w:sz w:val="18"/>
                 <w:szCs w:val="18"/>
               </w:rPr>
-              <w:t xml:space="preserve">4. MISCONCEPTION WATCH: Did any learners compute the ratio as small ÷ large (giving 0.33)? If so, this direction-of-scale-factor confusion is a known barrier to the area-ratio lesson (Lesson 4) — address it explicitly at the start of Lesson 3 with a short warm-up: 'Which photo is the original? Which is the enlargement? Which way do we divide?'</w:t>
+              <w:t xml:space="preserve">4. MISCONCEPTION WATCH: Did any learners compute the ratio as small ÷ large (giving 0.33)? If so, this direction-of-scale-factor confusion is a known barrier to the area-ratio lesson (Lesson 7) — address it explicitly at the start of Lesson 3 with a short warm-up: 'Which photo is the original? Which is the enlargement? Which way do we divide?'</w:t>
             </w:r>
           </w:p>
           <w:p>
@@ -8943,7 +8943,7 @@
         </w:rPr>
         <w:t xml:space="preserve">© 2026 SeaVuria and ARES. Aligned with KICD objectives. Developed by SeaVuria; technical implementation by ARES (with AI assistance from Claude). Licensed under </w:t>
       </w:r>
-      <w:hyperlink w:history="1" r:id="rIdv3axqraf3b2osjxyro70w">
+      <w:hyperlink w:history="1" r:id="rIdhzmtm7obww_bmt8agurdr">
         <w:r>
           <w:rPr>
             <w:rFonts w:ascii="Arial" w:cs="Arial" w:eastAsia="Arial" w:hAnsi="Arial"/>
@@ -8964,7 +8964,7 @@
         </w:rPr>
         <w:t xml:space="preserve"> (</w:t>
       </w:r>
-      <w:hyperlink w:history="1" r:id="rIdsua_imvvu19xkitisjzlw">
+      <w:hyperlink w:history="1" r:id="rId0lnovjrapad06vdbqufc_">
         <w:r>
           <w:rPr>
             <w:rFonts w:ascii="Arial" w:cs="Arial" w:eastAsia="Arial" w:hAnsi="Arial"/>
@@ -9977,7 +9977,7 @@
             <w:pPr>
               <w:spacing w:after="20" w:before="0"/>
             </w:pPr>
-            <w:hyperlink w:history="1" r:id="rIdslwfpov37urrku5aluwcu">
+            <w:hyperlink w:history="1" r:id="rIdvm9hn4lir3gsuaume3-39">
               <w:r>
                 <w:rPr>
                   <w:rFonts w:ascii="Arial" w:cs="Arial" w:eastAsia="Arial" w:hAnsi="Arial"/>
@@ -10010,7 +10010,7 @@
               <w:spacing w:after="10" w:before="0"/>
               <w:ind w:left="120"/>
             </w:pPr>
-            <w:hyperlink w:history="1" r:id="rIdx_iu2cvpratarx1wmk8wq">
+            <w:hyperlink w:history="1" r:id="rIdr9f9hrter6qvxzpwb8jce">
               <w:r>
                 <w:rPr>
                   <w:rFonts w:ascii="Arial" w:cs="Arial" w:eastAsia="Arial" w:hAnsi="Arial"/>
@@ -10055,7 +10055,7 @@
             <w:pPr>
               <w:spacing w:after="20" w:before="0"/>
             </w:pPr>
-            <w:hyperlink w:history="1" r:id="rIdlefjkktccl1uow7pcn-s_">
+            <w:hyperlink w:history="1" r:id="rIdusnfmk7fwez1vgvk3wjyq">
               <w:r>
                 <w:rPr>
                   <w:rFonts w:ascii="Arial" w:cs="Arial" w:eastAsia="Arial" w:hAnsi="Arial"/>
@@ -10088,7 +10088,7 @@
               <w:spacing w:after="10" w:before="0"/>
               <w:ind w:left="120"/>
             </w:pPr>
-            <w:hyperlink w:history="1" r:id="rIdrzjxod8ao4hxv_gb3_7ft">
+            <w:hyperlink w:history="1" r:id="rIdp0abwtgxlmgcuxt5nebo5">
               <w:r>
                 <w:rPr>
                   <w:rFonts w:ascii="Arial" w:cs="Arial" w:eastAsia="Arial" w:hAnsi="Arial"/>
@@ -10283,7 +10283,7 @@
             <w:pPr>
               <w:spacing w:after="20" w:before="0"/>
             </w:pPr>
-            <w:hyperlink w:history="1" r:id="rIdkafng5y1gd63aif0ldz61">
+            <w:hyperlink w:history="1" r:id="rIdkmkz5xq0kzza7txkweet9">
               <w:r>
                 <w:rPr>
                   <w:rFonts w:ascii="Arial" w:cs="Arial" w:eastAsia="Arial" w:hAnsi="Arial"/>
@@ -10316,7 +10316,7 @@
               <w:spacing w:after="10" w:before="0"/>
               <w:ind w:left="120"/>
             </w:pPr>
-            <w:hyperlink w:history="1" r:id="rIdza0pumzdbyimci7idbn14">
+            <w:hyperlink w:history="1" r:id="rIdx3hcyjflklpypvsac4q0i">
               <w:r>
                 <w:rPr>
                   <w:rFonts w:ascii="Arial" w:cs="Arial" w:eastAsia="Arial" w:hAnsi="Arial"/>
@@ -10361,7 +10361,7 @@
             <w:pPr>
               <w:spacing w:after="20" w:before="0"/>
             </w:pPr>
-            <w:hyperlink w:history="1" r:id="rIdrf_muel_vnigomzjofeiu">
+            <w:hyperlink w:history="1" r:id="rIdk5d2tkgcunjrvdzxi0tpm">
               <w:r>
                 <w:rPr>
                   <w:rFonts w:ascii="Arial" w:cs="Arial" w:eastAsia="Arial" w:hAnsi="Arial"/>
@@ -10394,7 +10394,7 @@
               <w:spacing w:after="10" w:before="0"/>
               <w:ind w:left="120"/>
             </w:pPr>
-            <w:hyperlink w:history="1" r:id="rIdm1kmvpmyvwapiojafsdmi">
+            <w:hyperlink w:history="1" r:id="rIdcxlpjjfcxhbq1o077nv_d">
               <w:r>
                 <w:rPr>
                   <w:rFonts w:ascii="Arial" w:cs="Arial" w:eastAsia="Arial" w:hAnsi="Arial"/>
@@ -10589,7 +10589,7 @@
             <w:pPr>
               <w:spacing w:after="20" w:before="0"/>
             </w:pPr>
-            <w:hyperlink w:history="1" r:id="rIdqqqdvjf70bctlcpbjj376">
+            <w:hyperlink w:history="1" r:id="rIdj7zr1vzvhrfhbgyv4v6vx">
               <w:r>
                 <w:rPr>
                   <w:rFonts w:ascii="Arial" w:cs="Arial" w:eastAsia="Arial" w:hAnsi="Arial"/>
@@ -10622,7 +10622,7 @@
               <w:spacing w:after="10" w:before="0"/>
               <w:ind w:left="120"/>
             </w:pPr>
-            <w:hyperlink w:history="1" r:id="rIdrffse2ze_-0r2hxsk62je">
+            <w:hyperlink w:history="1" r:id="rIdzo0hlcmf1kpntokba4vrf">
               <w:r>
                 <w:rPr>
                   <w:rFonts w:ascii="Arial" w:cs="Arial" w:eastAsia="Arial" w:hAnsi="Arial"/>
@@ -10667,7 +10667,7 @@
             <w:pPr>
               <w:spacing w:after="20" w:before="0"/>
             </w:pPr>
-            <w:hyperlink w:history="1" r:id="rIddsatc0spyg2ngdckj-kx8">
+            <w:hyperlink w:history="1" r:id="rIdxskqlm6kyuoqadctgllot">
               <w:r>
                 <w:rPr>
                   <w:rFonts w:ascii="Arial" w:cs="Arial" w:eastAsia="Arial" w:hAnsi="Arial"/>
@@ -10700,7 +10700,7 @@
               <w:spacing w:after="10" w:before="0"/>
               <w:ind w:left="120"/>
             </w:pPr>
-            <w:hyperlink w:history="1" r:id="rIdvje38feh7ft81oqpd-z-i">
+            <w:hyperlink w:history="1" r:id="rIdnikv1jnmpcb-qxxg1qx0h">
               <w:r>
                 <w:rPr>
                   <w:rFonts w:ascii="Arial" w:cs="Arial" w:eastAsia="Arial" w:hAnsi="Arial"/>
@@ -10895,7 +10895,7 @@
             <w:pPr>
               <w:spacing w:after="20" w:before="0"/>
             </w:pPr>
-            <w:hyperlink w:history="1" r:id="rIdxscsrvvksoocuhj5z1ytr">
+            <w:hyperlink w:history="1" r:id="rId8y8i16luypov7rwr9ac8a">
               <w:r>
                 <w:rPr>
                   <w:rFonts w:ascii="Arial" w:cs="Arial" w:eastAsia="Arial" w:hAnsi="Arial"/>
@@ -10928,7 +10928,7 @@
               <w:spacing w:after="10" w:before="0"/>
               <w:ind w:left="120"/>
             </w:pPr>
-            <w:hyperlink w:history="1" r:id="rIdadv1r61bg2g9kh0fe7dcq">
+            <w:hyperlink w:history="1" r:id="rIdqfoaekgi_brorpk_py3ty">
               <w:r>
                 <w:rPr>
                   <w:rFonts w:ascii="Arial" w:cs="Arial" w:eastAsia="Arial" w:hAnsi="Arial"/>
@@ -10973,7 +10973,7 @@
             <w:pPr>
               <w:spacing w:after="20" w:before="0"/>
             </w:pPr>
-            <w:hyperlink w:history="1" r:id="rIdpszwvty164fibrxmgrinl">
+            <w:hyperlink w:history="1" r:id="rIdfcg5jrop5c2mwtgpqoauy">
               <w:r>
                 <w:rPr>
                   <w:rFonts w:ascii="Arial" w:cs="Arial" w:eastAsia="Arial" w:hAnsi="Arial"/>
@@ -11006,7 +11006,7 @@
               <w:spacing w:after="10" w:before="0"/>
               <w:ind w:left="120"/>
             </w:pPr>
-            <w:hyperlink w:history="1" r:id="rIdc8b2oh94r-xxrymcmg2u3">
+            <w:hyperlink w:history="1" r:id="rIdsanphxxahwvsvyh_sck38">
               <w:r>
                 <w:rPr>
                   <w:rFonts w:ascii="Arial" w:cs="Arial" w:eastAsia="Arial" w:hAnsi="Arial"/>
@@ -11201,7 +11201,7 @@
             <w:pPr>
               <w:spacing w:after="20" w:before="0"/>
             </w:pPr>
-            <w:hyperlink w:history="1" r:id="rIdsh-pj3xydc2ke3p3cv-5z">
+            <w:hyperlink w:history="1" r:id="rIdo5kdcjhwyn-i0m7wlzuwe">
               <w:r>
                 <w:rPr>
                   <w:rFonts w:ascii="Arial" w:cs="Arial" w:eastAsia="Arial" w:hAnsi="Arial"/>
@@ -11250,7 +11250,7 @@
               <w:spacing w:after="10" w:before="0"/>
               <w:ind w:left="120"/>
             </w:pPr>
-            <w:hyperlink w:history="1" r:id="rIdxim_5wk-chnrjwuucor0v">
+            <w:hyperlink w:history="1" r:id="rIdzlwqzypb3rfwq_zoqqixw">
               <w:r>
                 <w:rPr>
                   <w:rFonts w:ascii="Arial" w:cs="Arial" w:eastAsia="Arial" w:hAnsi="Arial"/>
@@ -11295,7 +11295,7 @@
             <w:pPr>
               <w:spacing w:after="20" w:before="0"/>
             </w:pPr>
-            <w:hyperlink w:history="1" r:id="rIdprbpcil4dctrmduqa5pf0">
+            <w:hyperlink w:history="1" r:id="rId7ib0mlec7mxx3loyedecs">
               <w:r>
                 <w:rPr>
                   <w:rFonts w:ascii="Arial" w:cs="Arial" w:eastAsia="Arial" w:hAnsi="Arial"/>
@@ -11328,7 +11328,7 @@
               <w:spacing w:after="10" w:before="0"/>
               <w:ind w:left="120"/>
             </w:pPr>
-            <w:hyperlink w:history="1" r:id="rId75yfrdpqqi8bs0tvf8mmm">
+            <w:hyperlink w:history="1" r:id="rId3xrti_otz8u48i3fvlivs">
               <w:r>
                 <w:rPr>
                   <w:rFonts w:ascii="Arial" w:cs="Arial" w:eastAsia="Arial" w:hAnsi="Arial"/>
@@ -11840,7 +11840,7 @@
         </w:rPr>
         <w:t xml:space="preserve">© 2026 SeaVuria and ARES. Aligned with KICD objectives. Developed by SeaVuria; technical implementation by ARES (with AI assistance from Claude). Licensed under </w:t>
       </w:r>
-      <w:hyperlink w:history="1" r:id="rIdy6dg0gbmu1yo4s9yzlqvj">
+      <w:hyperlink w:history="1" r:id="rIdjmca1_41zcncahbgk3yyb">
         <w:r>
           <w:rPr>
             <w:rFonts w:ascii="Arial" w:cs="Arial" w:eastAsia="Arial" w:hAnsi="Arial"/>
@@ -11861,7 +11861,7 @@
         </w:rPr>
         <w:t xml:space="preserve"> (</w:t>
       </w:r>
-      <w:hyperlink w:history="1" r:id="rIdhmdkkeg_zznbb6m_v9bel">
+      <w:hyperlink w:history="1" r:id="rIdxxut6egrnliqixbf6felr">
         <w:r>
           <w:rPr>
             <w:rFonts w:ascii="Arial" w:cs="Arial" w:eastAsia="Arial" w:hAnsi="Arial"/>
@@ -12874,7 +12874,7 @@
             <w:pPr>
               <w:spacing w:after="20" w:before="0"/>
             </w:pPr>
-            <w:hyperlink w:history="1" r:id="rIdtgck1dln1hieakoxcy33k">
+            <w:hyperlink w:history="1" r:id="rIdeta3c3szjmwv3w061xjlh">
               <w:r>
                 <w:rPr>
                   <w:rFonts w:ascii="Arial" w:cs="Arial" w:eastAsia="Arial" w:hAnsi="Arial"/>
@@ -12907,7 +12907,7 @@
               <w:spacing w:after="10" w:before="0"/>
               <w:ind w:left="120"/>
             </w:pPr>
-            <w:hyperlink w:history="1" r:id="rIdwn_jtlvycwri73azg8q_v">
+            <w:hyperlink w:history="1" r:id="rIdo3pfrdu---akk6zbh7ley">
               <w:r>
                 <w:rPr>
                   <w:rFonts w:ascii="Arial" w:cs="Arial" w:eastAsia="Arial" w:hAnsi="Arial"/>
@@ -12952,7 +12952,7 @@
             <w:pPr>
               <w:spacing w:after="20" w:before="0"/>
             </w:pPr>
-            <w:hyperlink w:history="1" r:id="rIdjvemitwy-xjbrrzu_awbm">
+            <w:hyperlink w:history="1" r:id="rIdyqiikvkygrcc9gt33kgg-">
               <w:r>
                 <w:rPr>
                   <w:rFonts w:ascii="Arial" w:cs="Arial" w:eastAsia="Arial" w:hAnsi="Arial"/>
@@ -12985,7 +12985,7 @@
               <w:spacing w:after="10" w:before="0"/>
               <w:ind w:left="120"/>
             </w:pPr>
-            <w:hyperlink w:history="1" r:id="rIdqw95u44v7zizsrakrqyih">
+            <w:hyperlink w:history="1" r:id="rIdjl3ql2jkjwlpo8y8ntx83">
               <w:r>
                 <w:rPr>
                   <w:rFonts w:ascii="Arial" w:cs="Arial" w:eastAsia="Arial" w:hAnsi="Arial"/>
@@ -13180,7 +13180,7 @@
             <w:pPr>
               <w:spacing w:after="20" w:before="0"/>
             </w:pPr>
-            <w:hyperlink w:history="1" r:id="rIdcucuc9adlyoneuwdzzob1">
+            <w:hyperlink w:history="1" r:id="rIdnb_c5xlmwjhkgqszakswy">
               <w:r>
                 <w:rPr>
                   <w:rFonts w:ascii="Arial" w:cs="Arial" w:eastAsia="Arial" w:hAnsi="Arial"/>
@@ -13213,7 +13213,7 @@
               <w:spacing w:after="10" w:before="0"/>
               <w:ind w:left="120"/>
             </w:pPr>
-            <w:hyperlink w:history="1" r:id="rIdwstdoawfcdxp7mknu5cqq">
+            <w:hyperlink w:history="1" r:id="rIdeja6zvdiuynx1e_l34ffx">
               <w:r>
                 <w:rPr>
                   <w:rFonts w:ascii="Arial" w:cs="Arial" w:eastAsia="Arial" w:hAnsi="Arial"/>
@@ -13258,7 +13258,7 @@
             <w:pPr>
               <w:spacing w:after="20" w:before="0"/>
             </w:pPr>
-            <w:hyperlink w:history="1" r:id="rIdgt3jc8ojk73v25_iaozzs">
+            <w:hyperlink w:history="1" r:id="rIdzlivkqmvxpwndutufdwyj">
               <w:r>
                 <w:rPr>
                   <w:rFonts w:ascii="Arial" w:cs="Arial" w:eastAsia="Arial" w:hAnsi="Arial"/>
@@ -13291,7 +13291,7 @@
               <w:spacing w:after="10" w:before="0"/>
               <w:ind w:left="120"/>
             </w:pPr>
-            <w:hyperlink w:history="1" r:id="rIdgetjearkfsor5nrmz26yu">
+            <w:hyperlink w:history="1" r:id="rIdcfgd7lfqbkelbppzox7wy">
               <w:r>
                 <w:rPr>
                   <w:rFonts w:ascii="Arial" w:cs="Arial" w:eastAsia="Arial" w:hAnsi="Arial"/>
@@ -13486,7 +13486,7 @@
             <w:pPr>
               <w:spacing w:after="20" w:before="0"/>
             </w:pPr>
-            <w:hyperlink w:history="1" r:id="rId6epatfluwf9dvsbgdgnjj">
+            <w:hyperlink w:history="1" r:id="rIdt4kncmzjzal--riur-yyu">
               <w:r>
                 <w:rPr>
                   <w:rFonts w:ascii="Arial" w:cs="Arial" w:eastAsia="Arial" w:hAnsi="Arial"/>
@@ -13519,7 +13519,7 @@
               <w:spacing w:after="10" w:before="0"/>
               <w:ind w:left="120"/>
             </w:pPr>
-            <w:hyperlink w:history="1" r:id="rIdscgmvicennv64c1ljrvkv">
+            <w:hyperlink w:history="1" r:id="rId8ja1aduigjb_vk3em5bet">
               <w:r>
                 <w:rPr>
                   <w:rFonts w:ascii="Arial" w:cs="Arial" w:eastAsia="Arial" w:hAnsi="Arial"/>
@@ -13564,7 +13564,7 @@
             <w:pPr>
               <w:spacing w:after="20" w:before="0"/>
             </w:pPr>
-            <w:hyperlink w:history="1" r:id="rIdet8h3vf-odmhnqaulkvze">
+            <w:hyperlink w:history="1" r:id="rId5bq4f9tvlkfdtliur5xy3">
               <w:r>
                 <w:rPr>
                   <w:rFonts w:ascii="Arial" w:cs="Arial" w:eastAsia="Arial" w:hAnsi="Arial"/>
@@ -13597,7 +13597,7 @@
               <w:spacing w:after="10" w:before="0"/>
               <w:ind w:left="120"/>
             </w:pPr>
-            <w:hyperlink w:history="1" r:id="rIdkbcxg9m9yfziccs3tyv_m">
+            <w:hyperlink w:history="1" r:id="rIdze695v-m4v34d8zbdwrp-">
               <w:r>
                 <w:rPr>
                   <w:rFonts w:ascii="Arial" w:cs="Arial" w:eastAsia="Arial" w:hAnsi="Arial"/>
@@ -13792,7 +13792,7 @@
             <w:pPr>
               <w:spacing w:after="20" w:before="0"/>
             </w:pPr>
-            <w:hyperlink w:history="1" r:id="rId6lw94kud9unwtxnwdbfuv">
+            <w:hyperlink w:history="1" r:id="rIde66albtyufb1_-qfn7kjq">
               <w:r>
                 <w:rPr>
                   <w:rFonts w:ascii="Arial" w:cs="Arial" w:eastAsia="Arial" w:hAnsi="Arial"/>
@@ -13825,7 +13825,7 @@
               <w:spacing w:after="10" w:before="0"/>
               <w:ind w:left="120"/>
             </w:pPr>
-            <w:hyperlink w:history="1" r:id="rIdrvhq_dkt8s7f1oiqapx8j">
+            <w:hyperlink w:history="1" r:id="rIds5wqa7oz82d8wp0u-inqx">
               <w:r>
                 <w:rPr>
                   <w:rFonts w:ascii="Arial" w:cs="Arial" w:eastAsia="Arial" w:hAnsi="Arial"/>
@@ -13870,7 +13870,7 @@
             <w:pPr>
               <w:spacing w:after="20" w:before="0"/>
             </w:pPr>
-            <w:hyperlink w:history="1" r:id="rIdhvvlw8nnky0bkp4sszm3f">
+            <w:hyperlink w:history="1" r:id="rIdcn74xmar_xie5ckzovpjc">
               <w:r>
                 <w:rPr>
                   <w:rFonts w:ascii="Arial" w:cs="Arial" w:eastAsia="Arial" w:hAnsi="Arial"/>
@@ -13903,7 +13903,7 @@
               <w:spacing w:after="10" w:before="0"/>
               <w:ind w:left="120"/>
             </w:pPr>
-            <w:hyperlink w:history="1" r:id="rIdin9lj9c6gunlcbd78wam2">
+            <w:hyperlink w:history="1" r:id="rIdo-u8xwbzifmkpszhltfma">
               <w:r>
                 <w:rPr>
                   <w:rFonts w:ascii="Arial" w:cs="Arial" w:eastAsia="Arial" w:hAnsi="Arial"/>
@@ -14098,7 +14098,7 @@
             <w:pPr>
               <w:spacing w:after="20" w:before="0"/>
             </w:pPr>
-            <w:hyperlink w:history="1" r:id="rIdysvn6ugyudsryhjbb5p9g">
+            <w:hyperlink w:history="1" r:id="rIdyl56uaykj0jpn_kuwoqfj">
               <w:r>
                 <w:rPr>
                   <w:rFonts w:ascii="Arial" w:cs="Arial" w:eastAsia="Arial" w:hAnsi="Arial"/>
@@ -14147,7 +14147,7 @@
               <w:spacing w:after="10" w:before="0"/>
               <w:ind w:left="120"/>
             </w:pPr>
-            <w:hyperlink w:history="1" r:id="rIdz0n8jf_zzghrhbs52cld3">
+            <w:hyperlink w:history="1" r:id="rIdcehd_0aqvtcqymyvmaeci">
               <w:r>
                 <w:rPr>
                   <w:rFonts w:ascii="Arial" w:cs="Arial" w:eastAsia="Arial" w:hAnsi="Arial"/>
@@ -14192,7 +14192,7 @@
             <w:pPr>
               <w:spacing w:after="20" w:before="0"/>
             </w:pPr>
-            <w:hyperlink w:history="1" r:id="rIdanpxykuhvs2hnnsju3vv-">
+            <w:hyperlink w:history="1" r:id="rIdnfbopoxajdafi4tbmfwua">
               <w:r>
                 <w:rPr>
                   <w:rFonts w:ascii="Arial" w:cs="Arial" w:eastAsia="Arial" w:hAnsi="Arial"/>
@@ -14225,7 +14225,7 @@
               <w:spacing w:after="10" w:before="0"/>
               <w:ind w:left="120"/>
             </w:pPr>
-            <w:hyperlink w:history="1" r:id="rIdaryy91xpar0yeyifrj7zd">
+            <w:hyperlink w:history="1" r:id="rIdmj7hf8tv_bze0im4gmgrf">
               <w:r>
                 <w:rPr>
                   <w:rFonts w:ascii="Arial" w:cs="Arial" w:eastAsia="Arial" w:hAnsi="Arial"/>
@@ -14737,7 +14737,7 @@
         </w:rPr>
         <w:t xml:space="preserve">© 2026 SeaVuria and ARES. Aligned with KICD objectives. Developed by SeaVuria; technical implementation by ARES (with AI assistance from Claude). Licensed under </w:t>
       </w:r>
-      <w:hyperlink w:history="1" r:id="rIdreltvv55aw4urpikqpowa">
+      <w:hyperlink w:history="1" r:id="rIdzydrns6auhhzudpw1qzmn">
         <w:r>
           <w:rPr>
             <w:rFonts w:ascii="Arial" w:cs="Arial" w:eastAsia="Arial" w:hAnsi="Arial"/>
@@ -14758,7 +14758,7 @@
         </w:rPr>
         <w:t xml:space="preserve"> (</w:t>
       </w:r>
-      <w:hyperlink w:history="1" r:id="rId7rn66tjlmivc1z3j7x3oa">
+      <w:hyperlink w:history="1" r:id="rIdfzzndrsqhmx8xviozmfoc">
         <w:r>
           <w:rPr>
             <w:rFonts w:ascii="Arial" w:cs="Arial" w:eastAsia="Arial" w:hAnsi="Arial"/>
@@ -15771,7 +15771,7 @@
             <w:pPr>
               <w:spacing w:after="20" w:before="0"/>
             </w:pPr>
-            <w:hyperlink w:history="1" r:id="rIdhyswzertg1cespnly8ica">
+            <w:hyperlink w:history="1" r:id="rIdxl6m101cx9rshezatvlkb">
               <w:r>
                 <w:rPr>
                   <w:rFonts w:ascii="Arial" w:cs="Arial" w:eastAsia="Arial" w:hAnsi="Arial"/>
@@ -15804,7 +15804,7 @@
               <w:spacing w:after="10" w:before="0"/>
               <w:ind w:left="120"/>
             </w:pPr>
-            <w:hyperlink w:history="1" r:id="rIdxmrzvthxhilpeq24i507h">
+            <w:hyperlink w:history="1" r:id="rId-xjdsiln2js1hdps8x6zu">
               <w:r>
                 <w:rPr>
                   <w:rFonts w:ascii="Arial" w:cs="Arial" w:eastAsia="Arial" w:hAnsi="Arial"/>
@@ -15849,7 +15849,7 @@
             <w:pPr>
               <w:spacing w:after="20" w:before="0"/>
             </w:pPr>
-            <w:hyperlink w:history="1" r:id="rId3h6y_uzhrfr5jxvjqmtwa">
+            <w:hyperlink w:history="1" r:id="rId2d7hz_k54blet0lmbjahu">
               <w:r>
                 <w:rPr>
                   <w:rFonts w:ascii="Arial" w:cs="Arial" w:eastAsia="Arial" w:hAnsi="Arial"/>
@@ -15882,7 +15882,7 @@
               <w:spacing w:after="10" w:before="0"/>
               <w:ind w:left="120"/>
             </w:pPr>
-            <w:hyperlink w:history="1" r:id="rId7mqktvivvfe8zmatffzqd">
+            <w:hyperlink w:history="1" r:id="rId0-zlowsl0nu3ubsjcpp-h">
               <w:r>
                 <w:rPr>
                   <w:rFonts w:ascii="Arial" w:cs="Arial" w:eastAsia="Arial" w:hAnsi="Arial"/>
@@ -16077,7 +16077,7 @@
             <w:pPr>
               <w:spacing w:after="20" w:before="0"/>
             </w:pPr>
-            <w:hyperlink w:history="1" r:id="rIdjer6ftzytbagvr6m3oze7">
+            <w:hyperlink w:history="1" r:id="rIdfwsgxc5puozhzejdj6np6">
               <w:r>
                 <w:rPr>
                   <w:rFonts w:ascii="Arial" w:cs="Arial" w:eastAsia="Arial" w:hAnsi="Arial"/>
@@ -16110,7 +16110,7 @@
               <w:spacing w:after="10" w:before="0"/>
               <w:ind w:left="120"/>
             </w:pPr>
-            <w:hyperlink w:history="1" r:id="rIdtquhthxsfhci5e4c-qaqx">
+            <w:hyperlink w:history="1" r:id="rIddy_ynckex4m-7whr37jim">
               <w:r>
                 <w:rPr>
                   <w:rFonts w:ascii="Arial" w:cs="Arial" w:eastAsia="Arial" w:hAnsi="Arial"/>
@@ -16155,7 +16155,7 @@
             <w:pPr>
               <w:spacing w:after="20" w:before="0"/>
             </w:pPr>
-            <w:hyperlink w:history="1" r:id="rIdk2bi3b7ttewmwsi6p7qds">
+            <w:hyperlink w:history="1" r:id="rIdvez7rv9-8q_rwebhylvqe">
               <w:r>
                 <w:rPr>
                   <w:rFonts w:ascii="Arial" w:cs="Arial" w:eastAsia="Arial" w:hAnsi="Arial"/>
@@ -16188,7 +16188,7 @@
               <w:spacing w:after="10" w:before="0"/>
               <w:ind w:left="120"/>
             </w:pPr>
-            <w:hyperlink w:history="1" r:id="rId2rs66wv3cs-xoesaupnaq">
+            <w:hyperlink w:history="1" r:id="rIda9-4d5m8wwevlrtsy-p-u">
               <w:r>
                 <w:rPr>
                   <w:rFonts w:ascii="Arial" w:cs="Arial" w:eastAsia="Arial" w:hAnsi="Arial"/>
@@ -16383,7 +16383,7 @@
             <w:pPr>
               <w:spacing w:after="20" w:before="0"/>
             </w:pPr>
-            <w:hyperlink w:history="1" r:id="rIdjdaboa6agwkxxlitpbpf4">
+            <w:hyperlink w:history="1" r:id="rIdmb8sru8ipazcslpwcnzyj">
               <w:r>
                 <w:rPr>
                   <w:rFonts w:ascii="Arial" w:cs="Arial" w:eastAsia="Arial" w:hAnsi="Arial"/>
@@ -16416,7 +16416,7 @@
               <w:spacing w:after="10" w:before="0"/>
               <w:ind w:left="120"/>
             </w:pPr>
-            <w:hyperlink w:history="1" r:id="rIdykcjnj2hasepnq1vudgya">
+            <w:hyperlink w:history="1" r:id="rIdei6kie69ezzkkkl-_ttua">
               <w:r>
                 <w:rPr>
                   <w:rFonts w:ascii="Arial" w:cs="Arial" w:eastAsia="Arial" w:hAnsi="Arial"/>
@@ -16461,7 +16461,7 @@
             <w:pPr>
               <w:spacing w:after="20" w:before="0"/>
             </w:pPr>
-            <w:hyperlink w:history="1" r:id="rId3ojvdks9hohlc2lu6vond">
+            <w:hyperlink w:history="1" r:id="rId1bdqaatt_2vgnurntk-ip">
               <w:r>
                 <w:rPr>
                   <w:rFonts w:ascii="Arial" w:cs="Arial" w:eastAsia="Arial" w:hAnsi="Arial"/>
@@ -16510,7 +16510,7 @@
               <w:spacing w:after="10" w:before="0"/>
               <w:ind w:left="120"/>
             </w:pPr>
-            <w:hyperlink w:history="1" r:id="rIdhrdiaojpieuojtkisrzii">
+            <w:hyperlink w:history="1" r:id="rIdnjep9cua11zepazvebnwf">
               <w:r>
                 <w:rPr>
                   <w:rFonts w:ascii="Arial" w:cs="Arial" w:eastAsia="Arial" w:hAnsi="Arial"/>
@@ -16705,7 +16705,7 @@
             <w:pPr>
               <w:spacing w:after="20" w:before="0"/>
             </w:pPr>
-            <w:hyperlink w:history="1" r:id="rIdv9rllca9lii8k1g46tfys">
+            <w:hyperlink w:history="1" r:id="rIdimomap_aqzugudqhine8e">
               <w:r>
                 <w:rPr>
                   <w:rFonts w:ascii="Arial" w:cs="Arial" w:eastAsia="Arial" w:hAnsi="Arial"/>
@@ -16738,7 +16738,7 @@
               <w:spacing w:after="10" w:before="0"/>
               <w:ind w:left="120"/>
             </w:pPr>
-            <w:hyperlink w:history="1" r:id="rIdixsph4ut0zxnd-d719ocu">
+            <w:hyperlink w:history="1" r:id="rId7lj0vcntm--pfkzpcf9u8">
               <w:r>
                 <w:rPr>
                   <w:rFonts w:ascii="Arial" w:cs="Arial" w:eastAsia="Arial" w:hAnsi="Arial"/>
@@ -16783,7 +16783,7 @@
             <w:pPr>
               <w:spacing w:after="20" w:before="0"/>
             </w:pPr>
-            <w:hyperlink w:history="1" r:id="rIdjc3eqxwqmrmwtyvlaepc2">
+            <w:hyperlink w:history="1" r:id="rIdeh7jk9x9dmbkykxg6b7vp">
               <w:r>
                 <w:rPr>
                   <w:rFonts w:ascii="Arial" w:cs="Arial" w:eastAsia="Arial" w:hAnsi="Arial"/>
@@ -16832,7 +16832,7 @@
               <w:spacing w:after="10" w:before="0"/>
               <w:ind w:left="120"/>
             </w:pPr>
-            <w:hyperlink w:history="1" r:id="rIdy6j-5vigzpc4_iygo9-s7">
+            <w:hyperlink w:history="1" r:id="rIdo64oghplg8vazv05p3fak">
               <w:r>
                 <w:rPr>
                   <w:rFonts w:ascii="Arial" w:cs="Arial" w:eastAsia="Arial" w:hAnsi="Arial"/>
@@ -16874,7 +16874,7 @@
                 <w:sz w:val="18"/>
                 <w:szCs w:val="18"/>
               </w:rPr>
-              <w:t xml:space="preserve">Each learner individually writes two sticky notes (or index cards): (1) a BLUE note answering — in one sentence — the question 'What mathematical rule did the photographer's software follow?' using the term LSF; (2) a GREEN note adding one NEW question or remaining puzzle they still have about LSF and similarity. Learners post their blue notes on the DQB column 'We Now Understand' and green notes on the column 'We Still Wonder'. The class does a 3-minute silent gallery walk along the DQB, reading posted notes. Teacher reads aloud 3 blue notes and 2 green notes, highlighting one green note that will be the entry point for Lesson 6 (LSF and areas).</w:t>
+              <w:t xml:space="preserve">Each learner individually writes two sticky notes (or index cards): (1) a BLUE note answering — in one sentence — the question 'What mathematical rule did the photographer's software follow?' using the term LSF; (2) a GREEN note adding one NEW question or remaining puzzle they still have about LSF and similarity. Learners post their blue notes on the DQB column 'We Now Understand' and green notes on the column 'We Still Wonder'. The class does a 3-minute silent gallery walk along the DQB, reading posted notes. Teacher reads aloud 3 blue notes and 2 green notes, highlighting one green note that will be the entry point for Lesson 7 (LSF and areas).</w:t>
             </w:r>
           </w:p>
         </w:tc>
@@ -16906,7 +16906,7 @@
                 <w:sz w:val="18"/>
                 <w:szCs w:val="18"/>
               </w:rPr>
-              <w:t xml:space="preserve">Teacher distributes two sticky notes to each learner and says: 'We started this unit with a puzzle: how can two photos look identical but be completely different sizes? Today you found the mathematical answer. On your BLUE note, write one sentence answering the driving question — use the term Linear Scale Factor. On your GREEN note, write something you are still wondering about.' [WAIT 3 minutes silent writing.] 'Walk to the DQB and post your notes in the correct columns. Then take 3 minutes to read what your classmates wrote — you are not talking, just reading.' [WAIT 3 minutes gallery walk.] Teacher then reads aloud, verbatim, 3 blue notes chosen for clarity and precision. 'Listen to this one — it says: [reads]. Is this a complete answer? What makes it strong?' [WAIT 10 seconds.] Cold-call 1 learner to evaluate the sentence. Then: 'Now listen to this green note: [reads a note about area ratios or volume]. This is a brilliant question — and it is exactly what we are going to investigate in Lesson 6. Hold that question.'</w:t>
+              <w:t xml:space="preserve">Teacher distributes two sticky notes to each learner and says: 'We started this unit with a puzzle: how can two photos look identical but be completely different sizes? Today you found the mathematical answer. On your BLUE note, write one sentence answering the driving question — use the term Linear Scale Factor. On your GREEN note, write something you are still wondering about.' [WAIT 3 minutes silent writing.] 'Walk to the DQB and post your notes in the correct columns. Then take 3 minutes to read what your classmates wrote — you are not talking, just reading.' [WAIT 3 minutes gallery walk.] Teacher then reads aloud, verbatim, 3 blue notes chosen for clarity and precision. 'Listen to this one — it says: [reads]. Is this a complete answer? What makes it strong?' [WAIT 10 seconds.] Cold-call 1 learner to evaluate the sentence. Then: 'Now listen to this green note: [reads a note about area ratios or volume]. This is a brilliant question — and it is exactly what we are going to investigate in Lesson 7. Hold that question.'</w:t>
             </w:r>
           </w:p>
         </w:tc>
@@ -16938,7 +16938,7 @@
                 <w:sz w:val="18"/>
                 <w:szCs w:val="18"/>
               </w:rPr>
-              <w:t xml:space="preserve">Public Knowledge Construction via the DQB. The two-colour sticky note system makes visible the distinction between consolidated understanding (blue) and productive uncertainty (green). The gallery walk activates peer-to-peer learning without teacher mediation, and the teacher's deliberate selection of a green note as the Lesson 6 entry point models scientific inquiry — new questions arise from new understanding, exactly as in the passport photo phenomenon.</w:t>
+              <w:t xml:space="preserve">Public Knowledge Construction via the DQB. The two-colour sticky note system makes visible the distinction between consolidated understanding (blue) and productive uncertainty (green). The gallery walk activates peer-to-peer learning without teacher mediation, and the teacher's deliberate selection of a green note as the Lesson 7 entry point models scientific inquiry — new questions arise from new understanding, exactly as in the passport photo phenomenon.</w:t>
             </w:r>
           </w:p>
         </w:tc>
@@ -17027,7 +17027,7 @@
             <w:pPr>
               <w:spacing w:after="20" w:before="0"/>
             </w:pPr>
-            <w:hyperlink w:history="1" r:id="rId4immeqj7_s2vgabyst8zj">
+            <w:hyperlink w:history="1" r:id="rIdywp1yvlfpvqem9p4jduav">
               <w:r>
                 <w:rPr>
                   <w:rFonts w:ascii="Arial" w:cs="Arial" w:eastAsia="Arial" w:hAnsi="Arial"/>
@@ -17076,7 +17076,7 @@
               <w:spacing w:after="10" w:before="0"/>
               <w:ind w:left="120"/>
             </w:pPr>
-            <w:hyperlink w:history="1" r:id="rIdicuxctnzuokbu7v4qja7m">
+            <w:hyperlink w:history="1" r:id="rIdrvbblm-jj9zeegwp7zrem">
               <w:r>
                 <w:rPr>
                   <w:rFonts w:ascii="Arial" w:cs="Arial" w:eastAsia="Arial" w:hAnsi="Arial"/>
@@ -17121,7 +17121,7 @@
             <w:pPr>
               <w:spacing w:after="20" w:before="0"/>
             </w:pPr>
-            <w:hyperlink w:history="1" r:id="rIdi3_wty7qryk2qq_tkshin">
+            <w:hyperlink w:history="1" r:id="rIdut-k_0gbgvrw3lfcsl0al">
               <w:r>
                 <w:rPr>
                   <w:rFonts w:ascii="Arial" w:cs="Arial" w:eastAsia="Arial" w:hAnsi="Arial"/>
@@ -17170,7 +17170,7 @@
               <w:spacing w:after="10" w:before="0"/>
               <w:ind w:left="120"/>
             </w:pPr>
-            <w:hyperlink w:history="1" r:id="rIdruhdlz-kp-_el47wgpxlm">
+            <w:hyperlink w:history="1" r:id="rIdeqxmuvjmiquckd3iwggyl">
               <w:r>
                 <w:rPr>
                   <w:rFonts w:ascii="Arial" w:cs="Arial" w:eastAsia="Arial" w:hAnsi="Arial"/>
@@ -17682,7 +17682,7 @@
         </w:rPr>
         <w:t xml:space="preserve">© 2026 SeaVuria and ARES. Aligned with KICD objectives. Developed by SeaVuria; technical implementation by ARES (with AI assistance from Claude). Licensed under </w:t>
       </w:r>
-      <w:hyperlink w:history="1" r:id="rIdbcb9z31tnzjqmwgpgbugm">
+      <w:hyperlink w:history="1" r:id="rId51g7gvnnlcxclks2xgfj8">
         <w:r>
           <w:rPr>
             <w:rFonts w:ascii="Arial" w:cs="Arial" w:eastAsia="Arial" w:hAnsi="Arial"/>
@@ -17703,7 +17703,7 @@
         </w:rPr>
         <w:t xml:space="preserve"> (</w:t>
       </w:r>
-      <w:hyperlink w:history="1" r:id="rIdqjbvlh0urkpfwa2fyhwal">
+      <w:hyperlink w:history="1" r:id="rIdpdonpbdjwqivkvfmrreyj">
         <w:r>
           <w:rPr>
             <w:rFonts w:ascii="Arial" w:cs="Arial" w:eastAsia="Arial" w:hAnsi="Arial"/>
@@ -18716,7 +18716,7 @@
             <w:pPr>
               <w:spacing w:after="20" w:before="0"/>
             </w:pPr>
-            <w:hyperlink w:history="1" r:id="rIddztr_7_nsqs-6ni1oxhhv">
+            <w:hyperlink w:history="1" r:id="rIdjip4x2itrc-uottfltuul">
               <w:r>
                 <w:rPr>
                   <w:rFonts w:ascii="Arial" w:cs="Arial" w:eastAsia="Arial" w:hAnsi="Arial"/>
@@ -18749,7 +18749,7 @@
               <w:spacing w:after="10" w:before="0"/>
               <w:ind w:left="120"/>
             </w:pPr>
-            <w:hyperlink w:history="1" r:id="rIdx1vvx__ngwp9kzclqvryc">
+            <w:hyperlink w:history="1" r:id="rIdo8zqx5d5vurr4o1jgbfld">
               <w:r>
                 <w:rPr>
                   <w:rFonts w:ascii="Arial" w:cs="Arial" w:eastAsia="Arial" w:hAnsi="Arial"/>
@@ -18794,7 +18794,7 @@
             <w:pPr>
               <w:spacing w:after="20" w:before="0"/>
             </w:pPr>
-            <w:hyperlink w:history="1" r:id="rIdett68ibtl71oay20_5vpc">
+            <w:hyperlink w:history="1" r:id="rIdyl6gdaciiw4grldpilgk5">
               <w:r>
                 <w:rPr>
                   <w:rFonts w:ascii="Arial" w:cs="Arial" w:eastAsia="Arial" w:hAnsi="Arial"/>
@@ -18827,7 +18827,7 @@
               <w:spacing w:after="10" w:before="0"/>
               <w:ind w:left="120"/>
             </w:pPr>
-            <w:hyperlink w:history="1" r:id="rIdym4ci5vejk65arzbliulb">
+            <w:hyperlink w:history="1" r:id="rIdhtxjcei-c04nsctayho_k">
               <w:r>
                 <w:rPr>
                   <w:rFonts w:ascii="Arial" w:cs="Arial" w:eastAsia="Arial" w:hAnsi="Arial"/>
@@ -19022,7 +19022,7 @@
             <w:pPr>
               <w:spacing w:after="20" w:before="0"/>
             </w:pPr>
-            <w:hyperlink w:history="1" r:id="rIdrzdqjha-0zxkx3msvjuca">
+            <w:hyperlink w:history="1" r:id="rIdnpq02niy8p9jo7axqzxyx">
               <w:r>
                 <w:rPr>
                   <w:rFonts w:ascii="Arial" w:cs="Arial" w:eastAsia="Arial" w:hAnsi="Arial"/>
@@ -19055,7 +19055,7 @@
               <w:spacing w:after="10" w:before="0"/>
               <w:ind w:left="120"/>
             </w:pPr>
-            <w:hyperlink w:history="1" r:id="rIdr6dyahwegdmwvenwbj3i9">
+            <w:hyperlink w:history="1" r:id="rIdjg233_szxosqs03dgw34b">
               <w:r>
                 <w:rPr>
                   <w:rFonts w:ascii="Arial" w:cs="Arial" w:eastAsia="Arial" w:hAnsi="Arial"/>
@@ -19100,7 +19100,7 @@
             <w:pPr>
               <w:spacing w:after="20" w:before="0"/>
             </w:pPr>
-            <w:hyperlink w:history="1" r:id="rIdaaidnf5rfkcuytctgsm4z">
+            <w:hyperlink w:history="1" r:id="rIdr2bhwgmico_twjpvabnvr">
               <w:r>
                 <w:rPr>
                   <w:rFonts w:ascii="Arial" w:cs="Arial" w:eastAsia="Arial" w:hAnsi="Arial"/>
@@ -19133,7 +19133,7 @@
               <w:spacing w:after="10" w:before="0"/>
               <w:ind w:left="120"/>
             </w:pPr>
-            <w:hyperlink w:history="1" r:id="rIdhadjvta2wzd7_yzyguamp">
+            <w:hyperlink w:history="1" r:id="rId_5j9ufcoi0hjstdbsiyam">
               <w:r>
                 <w:rPr>
                   <w:rFonts w:ascii="Arial" w:cs="Arial" w:eastAsia="Arial" w:hAnsi="Arial"/>
@@ -19175,7 +19175,7 @@
                 <w:sz w:val="18"/>
                 <w:szCs w:val="18"/>
               </w:rPr>
-              <w:t xml:space="preserve">Part A (8 min) — Revisiting Lesson 2 Data: Students retrieve their Lesson 2 measurement tables (passport photo dimensions: 35 mm × 45 mm and 105 mm × 135 mm). In pairs, they complete a structured ratio table on a printed/digital worksheet: they calculate width ratio (105 ÷ 35), height ratio (135 ÷ 45), and diagonal ratio (using Pythagoras results from Lesson 4 if available). They record all three ratios and write a one-sentence conclusion: 'Every length ratio equals ___.' Part B (12 min) — Teacher Think-Aloud: Worked Example 1 (Passport Photo). Teacher projects the following problem: 'The passport photo studio on Kimathi Street prints a standard photo (35 mm × 45 mm) and a noticeboard enlargement. The width of the enlargement is 105 mm. Find: (i) the LSF, (ii) the height of the enlargement, (iii) whether a 70 mm × 90 mm print from the same studio is also similar to the original.' Teacher solves aloud, narrating every step: 'Step 1 — I identify a pair of corresponding lengths I know fully: width 35 mm → 105 mm. Step 2 — LSF = image length ÷ object length = 105 ÷ 35 = 3. Step 3 — Every other length is multiplied by 3: height = 45 × 3 = 135 mm. Step 4 — For the 70 × 90 print: width ratio = 70 ÷ 35 = 2, height ratio = 90 ÷ 45 = 2. Both ratios equal 2, so yes it is similar, with LSF = 2.' Teacher annotates diagram with arrows labelled '× 3' on every side. Teacher then asks: 'What would happen to the face in the photo if the photographer applied LSF = 3 to the width but LSF = 2 to the height?' Wait 15 seconds. Cold-call 2 students.</w:t>
+              <w:t xml:space="preserve">Part A (8 min) — Revisiting Lesson 2 Data: Students retrieve their Lesson 2 measurement tables (passport photo dimensions: 35 mm × 45 mm and 105 mm × 135 mm). In pairs, they complete a structured ratio table on a printed/digital worksheet: they calculate width ratio (105 ÷ 35), height ratio (135 ÷ 45), and diagonal ratio (using Pythagoras results from Lesson 5 if available). They record all three ratios and write a one-sentence conclusion: 'Every length ratio equals ___.' Part B (12 min) — Teacher Think-Aloud: Worked Example 1 (Passport Photo). Teacher projects the following problem: 'The passport photo studio on Kimathi Street prints a standard photo (35 mm × 45 mm) and a noticeboard enlargement. The width of the enlargement is 105 mm. Find: (i) the LSF, (ii) the height of the enlargement, (iii) whether a 70 mm × 90 mm print from the same studio is also similar to the original.' Teacher solves aloud, narrating every step: 'Step 1 — I identify a pair of corresponding lengths I know fully: width 35 mm → 105 mm. Step 2 — LSF = image length ÷ object length = 105 ÷ 35 = 3. Step 3 — Every other length is multiplied by 3: height = 45 × 3 = 135 mm. Step 4 — For the 70 × 90 print: width ratio = 70 ÷ 35 = 2, height ratio = 90 ÷ 45 = 2. Both ratios equal 2, so yes it is similar, with LSF = 2.' Teacher annotates diagram with arrows labelled '× 3' on every side. Teacher then asks: 'What would happen to the face in the photo if the photographer applied LSF = 3 to the width but LSF = 2 to the height?' Wait 15 seconds. Cold-call 2 students.</w:t>
             </w:r>
           </w:p>
         </w:tc>
@@ -19328,7 +19328,7 @@
             <w:pPr>
               <w:spacing w:after="20" w:before="0"/>
             </w:pPr>
-            <w:hyperlink w:history="1" r:id="rIdbomqr1jkz_rxagwsdh0gz">
+            <w:hyperlink w:history="1" r:id="rIdjrmnknkadlob5-tbvzrdu">
               <w:r>
                 <w:rPr>
                   <w:rFonts w:ascii="Arial" w:cs="Arial" w:eastAsia="Arial" w:hAnsi="Arial"/>
@@ -19361,7 +19361,7 @@
               <w:spacing w:after="10" w:before="0"/>
               <w:ind w:left="120"/>
             </w:pPr>
-            <w:hyperlink w:history="1" r:id="rIdugdv9ypbyw_hbqfgqpyxe">
+            <w:hyperlink w:history="1" r:id="rIdnu4buidjvubedwj35boff">
               <w:r>
                 <w:rPr>
                   <w:rFonts w:ascii="Arial" w:cs="Arial" w:eastAsia="Arial" w:hAnsi="Arial"/>
@@ -19406,7 +19406,7 @@
             <w:pPr>
               <w:spacing w:after="20" w:before="0"/>
             </w:pPr>
-            <w:hyperlink w:history="1" r:id="rIdubnat5uvizdd3ioofk_nm">
+            <w:hyperlink w:history="1" r:id="rIdgfk6xss3-3mxhshxyvzw8">
               <w:r>
                 <w:rPr>
                   <w:rFonts w:ascii="Arial" w:cs="Arial" w:eastAsia="Arial" w:hAnsi="Arial"/>
@@ -19439,7 +19439,7 @@
               <w:spacing w:after="10" w:before="0"/>
               <w:ind w:left="120"/>
             </w:pPr>
-            <w:hyperlink w:history="1" r:id="rIdjhmybkpdhjm5f9rlwkilk">
+            <w:hyperlink w:history="1" r:id="rIdhk6kxta_wqq4ajrbrbzlw">
               <w:r>
                 <w:rPr>
                   <w:rFonts w:ascii="Arial" w:cs="Arial" w:eastAsia="Arial" w:hAnsi="Arial"/>
@@ -19634,7 +19634,7 @@
             <w:pPr>
               <w:spacing w:after="20" w:before="0"/>
             </w:pPr>
-            <w:hyperlink w:history="1" r:id="rIdtdpzzjowtbzehcqrjpqny">
+            <w:hyperlink w:history="1" r:id="rIdap65hnnnjbozzss02g3fu">
               <w:r>
                 <w:rPr>
                   <w:rFonts w:ascii="Arial" w:cs="Arial" w:eastAsia="Arial" w:hAnsi="Arial"/>
@@ -19667,7 +19667,7 @@
               <w:spacing w:after="10" w:before="0"/>
               <w:ind w:left="120"/>
             </w:pPr>
-            <w:hyperlink w:history="1" r:id="rId5hqcg5xhk4aowh84p248b">
+            <w:hyperlink w:history="1" r:id="rId-ng-vpdz9dg8mefm-3jnw">
               <w:r>
                 <w:rPr>
                   <w:rFonts w:ascii="Arial" w:cs="Arial" w:eastAsia="Arial" w:hAnsi="Arial"/>
@@ -19712,7 +19712,7 @@
             <w:pPr>
               <w:spacing w:after="20" w:before="0"/>
             </w:pPr>
-            <w:hyperlink w:history="1" r:id="rIdcknndesjis4xat37sigsc">
+            <w:hyperlink w:history="1" r:id="rId65xqc3ugz4bw1hc1ant5d">
               <w:r>
                 <w:rPr>
                   <w:rFonts w:ascii="Arial" w:cs="Arial" w:eastAsia="Arial" w:hAnsi="Arial"/>
@@ -19745,7 +19745,7 @@
               <w:spacing w:after="10" w:before="0"/>
               <w:ind w:left="120"/>
             </w:pPr>
-            <w:hyperlink w:history="1" r:id="rIdmypmkxzijagckcqkphm7n">
+            <w:hyperlink w:history="1" r:id="rIdbcvncragkgfniwnadlhjh">
               <w:r>
                 <w:rPr>
                   <w:rFonts w:ascii="Arial" w:cs="Arial" w:eastAsia="Arial" w:hAnsi="Arial"/>
@@ -19940,7 +19940,7 @@
             <w:pPr>
               <w:spacing w:after="20" w:before="0"/>
             </w:pPr>
-            <w:hyperlink w:history="1" r:id="rIdqxp5jgrvl5i36-mrtwqff">
+            <w:hyperlink w:history="1" r:id="rIdjtzemytbknva8tmlljjte">
               <w:r>
                 <w:rPr>
                   <w:rFonts w:ascii="Arial" w:cs="Arial" w:eastAsia="Arial" w:hAnsi="Arial"/>
@@ -19973,7 +19973,7 @@
               <w:spacing w:after="10" w:before="0"/>
               <w:ind w:left="120"/>
             </w:pPr>
-            <w:hyperlink w:history="1" r:id="rIdsszpkducrhlg_o5so0zdz">
+            <w:hyperlink w:history="1" r:id="rId8u0hkb3i3jt0dqlipyzg1">
               <w:r>
                 <w:rPr>
                   <w:rFonts w:ascii="Arial" w:cs="Arial" w:eastAsia="Arial" w:hAnsi="Arial"/>
@@ -20018,7 +20018,7 @@
             <w:pPr>
               <w:spacing w:after="20" w:before="0"/>
             </w:pPr>
-            <w:hyperlink w:history="1" r:id="rIdcvj7q5s5qnpzo2vlhrk2a">
+            <w:hyperlink w:history="1" r:id="rIdcfjrxblmbiqfgmtv57aie">
               <w:r>
                 <w:rPr>
                   <w:rFonts w:ascii="Arial" w:cs="Arial" w:eastAsia="Arial" w:hAnsi="Arial"/>
@@ -20067,7 +20067,7 @@
               <w:spacing w:after="10" w:before="0"/>
               <w:ind w:left="120"/>
             </w:pPr>
-            <w:hyperlink w:history="1" r:id="rId645pljmj7h6ty8ubbn86y">
+            <w:hyperlink w:history="1" r:id="rIdotndavugg8mlebrwcdnyq">
               <w:r>
                 <w:rPr>
                   <w:rFonts w:ascii="Arial" w:cs="Arial" w:eastAsia="Arial" w:hAnsi="Arial"/>
@@ -20579,7 +20579,7 @@
         </w:rPr>
         <w:t xml:space="preserve">© 2026 SeaVuria and ARES. Aligned with KICD objectives. Developed by SeaVuria; technical implementation by ARES (with AI assistance from Claude). Licensed under </w:t>
       </w:r>
-      <w:hyperlink w:history="1" r:id="rIdtbmmqtle0wtce75jlbl5z">
+      <w:hyperlink w:history="1" r:id="rIdhdw54agozxkvcmwt0dasb">
         <w:r>
           <w:rPr>
             <w:rFonts w:ascii="Arial" w:cs="Arial" w:eastAsia="Arial" w:hAnsi="Arial"/>
@@ -20600,7 +20600,7 @@
         </w:rPr>
         <w:t xml:space="preserve"> (</w:t>
       </w:r>
-      <w:hyperlink w:history="1" r:id="rId6h5gkcgdyvmxapb_fpdzc">
+      <w:hyperlink w:history="1" r:id="rIdj4uzuykdtypj8y8oaafb9">
         <w:r>
           <w:rPr>
             <w:rFonts w:ascii="Arial" w:cs="Arial" w:eastAsia="Arial" w:hAnsi="Arial"/>
@@ -21613,7 +21613,7 @@
             <w:pPr>
               <w:spacing w:after="20" w:before="0"/>
             </w:pPr>
-            <w:hyperlink w:history="1" r:id="rIdjjtzz3dqhgotn_o1zsvrr">
+            <w:hyperlink w:history="1" r:id="rIdej3e3izkw28esd3vptcbb">
               <w:r>
                 <w:rPr>
                   <w:rFonts w:ascii="Arial" w:cs="Arial" w:eastAsia="Arial" w:hAnsi="Arial"/>
@@ -21646,7 +21646,7 @@
               <w:spacing w:after="10" w:before="0"/>
               <w:ind w:left="120"/>
             </w:pPr>
-            <w:hyperlink w:history="1" r:id="rIdafx-apbgvfgq1ednju9wz">
+            <w:hyperlink w:history="1" r:id="rIdymgarxxgxq7z4luzr0p2l">
               <w:r>
                 <w:rPr>
                   <w:rFonts w:ascii="Arial" w:cs="Arial" w:eastAsia="Arial" w:hAnsi="Arial"/>
@@ -21691,7 +21691,7 @@
             <w:pPr>
               <w:spacing w:after="20" w:before="0"/>
             </w:pPr>
-            <w:hyperlink w:history="1" r:id="rId9jc6h0pauv-55ja9tnoc6">
+            <w:hyperlink w:history="1" r:id="rId2-beagoaa10wisrhvhksu">
               <w:r>
                 <w:rPr>
                   <w:rFonts w:ascii="Arial" w:cs="Arial" w:eastAsia="Arial" w:hAnsi="Arial"/>
@@ -21724,7 +21724,7 @@
               <w:spacing w:after="10" w:before="0"/>
               <w:ind w:left="120"/>
             </w:pPr>
-            <w:hyperlink w:history="1" r:id="rId-uraqbkmuxljodr0l1mql">
+            <w:hyperlink w:history="1" r:id="rIdgc2wfu04kn9t9s9krww1i">
               <w:r>
                 <w:rPr>
                   <w:rFonts w:ascii="Arial" w:cs="Arial" w:eastAsia="Arial" w:hAnsi="Arial"/>
@@ -21919,7 +21919,7 @@
             <w:pPr>
               <w:spacing w:after="20" w:before="0"/>
             </w:pPr>
-            <w:hyperlink w:history="1" r:id="rIdquz2bkjpwq1tq0iiv1cqg">
+            <w:hyperlink w:history="1" r:id="rIdbo3kbex5nfqko6csztiny">
               <w:r>
                 <w:rPr>
                   <w:rFonts w:ascii="Arial" w:cs="Arial" w:eastAsia="Arial" w:hAnsi="Arial"/>
@@ -21952,7 +21952,7 @@
               <w:spacing w:after="10" w:before="0"/>
               <w:ind w:left="120"/>
             </w:pPr>
-            <w:hyperlink w:history="1" r:id="rId7piwh8dukt44w3ufbp_nl">
+            <w:hyperlink w:history="1" r:id="rId0wthxi85_3mthocb__xta">
               <w:r>
                 <w:rPr>
                   <w:rFonts w:ascii="Arial" w:cs="Arial" w:eastAsia="Arial" w:hAnsi="Arial"/>
@@ -21997,7 +21997,7 @@
             <w:pPr>
               <w:spacing w:after="20" w:before="0"/>
             </w:pPr>
-            <w:hyperlink w:history="1" r:id="rIduls5w8ncnhg2y438efixa">
+            <w:hyperlink w:history="1" r:id="rIdnz13to40xnlf9mxo65mpd">
               <w:r>
                 <w:rPr>
                   <w:rFonts w:ascii="Arial" w:cs="Arial" w:eastAsia="Arial" w:hAnsi="Arial"/>
@@ -22030,7 +22030,7 @@
               <w:spacing w:after="10" w:before="0"/>
               <w:ind w:left="120"/>
             </w:pPr>
-            <w:hyperlink w:history="1" r:id="rIdtd_rshqesafb3cu6jrg3b">
+            <w:hyperlink w:history="1" r:id="rIdtdbkewg9wp74khqymtpv5">
               <w:r>
                 <w:rPr>
                   <w:rFonts w:ascii="Arial" w:cs="Arial" w:eastAsia="Arial" w:hAnsi="Arial"/>
@@ -22225,7 +22225,7 @@
             <w:pPr>
               <w:spacing w:after="20" w:before="0"/>
             </w:pPr>
-            <w:hyperlink w:history="1" r:id="rIdomte5elnf7pjpcgsseuph">
+            <w:hyperlink w:history="1" r:id="rIdkjsnq9-ieglnbtae2qemo">
               <w:r>
                 <w:rPr>
                   <w:rFonts w:ascii="Arial" w:cs="Arial" w:eastAsia="Arial" w:hAnsi="Arial"/>
@@ -22274,7 +22274,7 @@
               <w:spacing w:after="10" w:before="0"/>
               <w:ind w:left="120"/>
             </w:pPr>
-            <w:hyperlink w:history="1" r:id="rIdyvklaaz-ngrye93sr9nz6">
+            <w:hyperlink w:history="1" r:id="rIdpvawcfxnxfegq07bsn2pj">
               <w:r>
                 <w:rPr>
                   <w:rFonts w:ascii="Arial" w:cs="Arial" w:eastAsia="Arial" w:hAnsi="Arial"/>
@@ -22319,7 +22319,7 @@
             <w:pPr>
               <w:spacing w:after="20" w:before="0"/>
             </w:pPr>
-            <w:hyperlink w:history="1" r:id="rIddy-yxne5vorgrfttc_f76">
+            <w:hyperlink w:history="1" r:id="rIdoacuoecv01le7pu25um4s">
               <w:r>
                 <w:rPr>
                   <w:rFonts w:ascii="Arial" w:cs="Arial" w:eastAsia="Arial" w:hAnsi="Arial"/>
@@ -22368,7 +22368,7 @@
               <w:spacing w:after="10" w:before="0"/>
               <w:ind w:left="120"/>
             </w:pPr>
-            <w:hyperlink w:history="1" r:id="rIdq1mn2he0-hzkufo_ptljq">
+            <w:hyperlink w:history="1" r:id="rIdgwzhirk7zxowt4glu9zs6">
               <w:r>
                 <w:rPr>
                   <w:rFonts w:ascii="Arial" w:cs="Arial" w:eastAsia="Arial" w:hAnsi="Arial"/>
@@ -22563,7 +22563,7 @@
             <w:pPr>
               <w:spacing w:after="20" w:before="0"/>
             </w:pPr>
-            <w:hyperlink w:history="1" r:id="rIdagfntaf5y_frevdssc2af">
+            <w:hyperlink w:history="1" r:id="rIdsae2okdnrotcj-di2azyx">
               <w:r>
                 <w:rPr>
                   <w:rFonts w:ascii="Arial" w:cs="Arial" w:eastAsia="Arial" w:hAnsi="Arial"/>
@@ -22612,7 +22612,7 @@
               <w:spacing w:after="10" w:before="0"/>
               <w:ind w:left="120"/>
             </w:pPr>
-            <w:hyperlink w:history="1" r:id="rIdbaq8eruadu6lpkubgqfia">
+            <w:hyperlink w:history="1" r:id="rIdipi-goz-uylt-6lurb5i0">
               <w:r>
                 <w:rPr>
                   <w:rFonts w:ascii="Arial" w:cs="Arial" w:eastAsia="Arial" w:hAnsi="Arial"/>
@@ -22657,7 +22657,7 @@
             <w:pPr>
               <w:spacing w:after="20" w:before="0"/>
             </w:pPr>
-            <w:hyperlink w:history="1" r:id="rIdff2qsxkyzcdzylhynud9s">
+            <w:hyperlink w:history="1" r:id="rIdqjovcpkntpseyhfwc9rtl">
               <w:r>
                 <w:rPr>
                   <w:rFonts w:ascii="Arial" w:cs="Arial" w:eastAsia="Arial" w:hAnsi="Arial"/>
@@ -22706,7 +22706,7 @@
               <w:spacing w:after="10" w:before="0"/>
               <w:ind w:left="120"/>
             </w:pPr>
-            <w:hyperlink w:history="1" r:id="rIduhfvwgexmdj1bocvcxfkc">
+            <w:hyperlink w:history="1" r:id="rIdsb6aosf_sj5dtx_zvt4zl">
               <w:r>
                 <w:rPr>
                   <w:rFonts w:ascii="Arial" w:cs="Arial" w:eastAsia="Arial" w:hAnsi="Arial"/>
@@ -22901,7 +22901,7 @@
             <w:pPr>
               <w:spacing w:after="20" w:before="0"/>
             </w:pPr>
-            <w:hyperlink w:history="1" r:id="rIdqpkdhmx5g9u3qwihjiiwk">
+            <w:hyperlink w:history="1" r:id="rIdwm8lrvc1ekosw9yookow2">
               <w:r>
                 <w:rPr>
                   <w:rFonts w:ascii="Arial" w:cs="Arial" w:eastAsia="Arial" w:hAnsi="Arial"/>
@@ -22950,7 +22950,7 @@
               <w:spacing w:after="10" w:before="0"/>
               <w:ind w:left="120"/>
             </w:pPr>
-            <w:hyperlink w:history="1" r:id="rIdmcxvlglduzu_m5ft9gkq1">
+            <w:hyperlink w:history="1" r:id="rIdtamrnxen4ornl6xv26ds9">
               <w:r>
                 <w:rPr>
                   <w:rFonts w:ascii="Arial" w:cs="Arial" w:eastAsia="Arial" w:hAnsi="Arial"/>
@@ -22995,7 +22995,7 @@
             <w:pPr>
               <w:spacing w:after="20" w:before="0"/>
             </w:pPr>
-            <w:hyperlink w:history="1" r:id="rIdlaxql1zhrk-sfltzrornu">
+            <w:hyperlink w:history="1" r:id="rIdx-eewtfpugytgydhmqmbl">
               <w:r>
                 <w:rPr>
                   <w:rFonts w:ascii="Arial" w:cs="Arial" w:eastAsia="Arial" w:hAnsi="Arial"/>
@@ -23044,7 +23044,7 @@
               <w:spacing w:after="10" w:before="0"/>
               <w:ind w:left="120"/>
             </w:pPr>
-            <w:hyperlink w:history="1" r:id="rIdomcocyqc-bnza0cmzvnal">
+            <w:hyperlink w:history="1" r:id="rId8wmh2rij3w56hpntf9yo-">
               <w:r>
                 <w:rPr>
                   <w:rFonts w:ascii="Arial" w:cs="Arial" w:eastAsia="Arial" w:hAnsi="Arial"/>
@@ -23556,7 +23556,7 @@
         </w:rPr>
         <w:t xml:space="preserve">© 2026 SeaVuria and ARES. Aligned with KICD objectives. Developed by SeaVuria; technical implementation by ARES (with AI assistance from Claude). Licensed under </w:t>
       </w:r>
-      <w:hyperlink w:history="1" r:id="rIdyl-dzj9ariuy5w1mxnkli">
+      <w:hyperlink w:history="1" r:id="rId1wgsls0-7pzjsd2fobh8x">
         <w:r>
           <w:rPr>
             <w:rFonts w:ascii="Arial" w:cs="Arial" w:eastAsia="Arial" w:hAnsi="Arial"/>
@@ -23577,7 +23577,7 @@
         </w:rPr>
         <w:t xml:space="preserve"> (</w:t>
       </w:r>
-      <w:hyperlink w:history="1" r:id="rIdbh-4b8ndbsboegmj7begx">
+      <w:hyperlink w:history="1" r:id="rIdbactsxy-a5ud_bkkdb3jd">
         <w:r>
           <w:rPr>
             <w:rFonts w:ascii="Arial" w:cs="Arial" w:eastAsia="Arial" w:hAnsi="Arial"/>
@@ -24590,7 +24590,7 @@
             <w:pPr>
               <w:spacing w:after="20" w:before="0"/>
             </w:pPr>
-            <w:hyperlink w:history="1" r:id="rIdiwocmc06x5czopxlgexv5">
+            <w:hyperlink w:history="1" r:id="rIduropfr42cmxdij46hc8st">
               <w:r>
                 <w:rPr>
                   <w:rFonts w:ascii="Arial" w:cs="Arial" w:eastAsia="Arial" w:hAnsi="Arial"/>
@@ -24623,7 +24623,7 @@
               <w:spacing w:after="10" w:before="0"/>
               <w:ind w:left="120"/>
             </w:pPr>
-            <w:hyperlink w:history="1" r:id="rIdbmihmhc4ms76a1_wnws1x">
+            <w:hyperlink w:history="1" r:id="rIddvlg2nfxlq0gsxakirzim">
               <w:r>
                 <w:rPr>
                   <w:rFonts w:ascii="Arial" w:cs="Arial" w:eastAsia="Arial" w:hAnsi="Arial"/>
@@ -24668,7 +24668,7 @@
             <w:pPr>
               <w:spacing w:after="20" w:before="0"/>
             </w:pPr>
-            <w:hyperlink w:history="1" r:id="rIdttnswrv99aonxqn_ecdyg">
+            <w:hyperlink w:history="1" r:id="rIdaqrwjlgqdqoaproenkmwo">
               <w:r>
                 <w:rPr>
                   <w:rFonts w:ascii="Arial" w:cs="Arial" w:eastAsia="Arial" w:hAnsi="Arial"/>
@@ -24701,7 +24701,7 @@
               <w:spacing w:after="10" w:before="0"/>
               <w:ind w:left="120"/>
             </w:pPr>
-            <w:hyperlink w:history="1" r:id="rIdos7ha27-ffea-lv9n1lej">
+            <w:hyperlink w:history="1" r:id="rId70mniqpawsjxwbieysaxf">
               <w:r>
                 <w:rPr>
                   <w:rFonts w:ascii="Arial" w:cs="Arial" w:eastAsia="Arial" w:hAnsi="Arial"/>
@@ -24896,7 +24896,7 @@
             <w:pPr>
               <w:spacing w:after="20" w:before="0"/>
             </w:pPr>
-            <w:hyperlink w:history="1" r:id="rIdkby_pu8qrfuei0jpvfcg0">
+            <w:hyperlink w:history="1" r:id="rIdllzxq0nmpaf6tfzpounls">
               <w:r>
                 <w:rPr>
                   <w:rFonts w:ascii="Arial" w:cs="Arial" w:eastAsia="Arial" w:hAnsi="Arial"/>
@@ -24929,7 +24929,7 @@
               <w:spacing w:after="10" w:before="0"/>
               <w:ind w:left="120"/>
             </w:pPr>
-            <w:hyperlink w:history="1" r:id="rIdfuocetbnl-hjswunbl57x">
+            <w:hyperlink w:history="1" r:id="rIdooujqyvzad_qqjng-dnhx">
               <w:r>
                 <w:rPr>
                   <w:rFonts w:ascii="Arial" w:cs="Arial" w:eastAsia="Arial" w:hAnsi="Arial"/>
@@ -24974,7 +24974,7 @@
             <w:pPr>
               <w:spacing w:after="20" w:before="0"/>
             </w:pPr>
-            <w:hyperlink w:history="1" r:id="rIda8tagmcipptcivo0a9ept">
+            <w:hyperlink w:history="1" r:id="rIdkmayps7jo2l7hli27uzoq">
               <w:r>
                 <w:rPr>
                   <w:rFonts w:ascii="Arial" w:cs="Arial" w:eastAsia="Arial" w:hAnsi="Arial"/>
@@ -25007,7 +25007,7 @@
               <w:spacing w:after="10" w:before="0"/>
               <w:ind w:left="120"/>
             </w:pPr>
-            <w:hyperlink w:history="1" r:id="rIdpdh_0ds7rwxkyucq9w2jo">
+            <w:hyperlink w:history="1" r:id="rIdjq2ay7g-vitjgdp3o248s">
               <w:r>
                 <w:rPr>
                   <w:rFonts w:ascii="Arial" w:cs="Arial" w:eastAsia="Arial" w:hAnsi="Arial"/>
@@ -25202,7 +25202,7 @@
             <w:pPr>
               <w:spacing w:after="20" w:before="0"/>
             </w:pPr>
-            <w:hyperlink w:history="1" r:id="rIdnf8l9sbbxoc6o_bwhzj3i">
+            <w:hyperlink w:history="1" r:id="rId6uuo4x59q1hxl3wgkpdpt">
               <w:r>
                 <w:rPr>
                   <w:rFonts w:ascii="Arial" w:cs="Arial" w:eastAsia="Arial" w:hAnsi="Arial"/>
@@ -25235,7 +25235,7 @@
               <w:spacing w:after="10" w:before="0"/>
               <w:ind w:left="120"/>
             </w:pPr>
-            <w:hyperlink w:history="1" r:id="rIdqkhp81d9fhszigf22ryu8">
+            <w:hyperlink w:history="1" r:id="rIdjhuieftom5km5b5qc3iiy">
               <w:r>
                 <w:rPr>
                   <w:rFonts w:ascii="Arial" w:cs="Arial" w:eastAsia="Arial" w:hAnsi="Arial"/>
@@ -25280,7 +25280,7 @@
             <w:pPr>
               <w:spacing w:after="20" w:before="0"/>
             </w:pPr>
-            <w:hyperlink w:history="1" r:id="rIdespf8rsiawgbwq1a2h5v5">
+            <w:hyperlink w:history="1" r:id="rIdxdxvndkxyktstrtbdij63">
               <w:r>
                 <w:rPr>
                   <w:rFonts w:ascii="Arial" w:cs="Arial" w:eastAsia="Arial" w:hAnsi="Arial"/>
@@ -25313,7 +25313,7 @@
               <w:spacing w:after="10" w:before="0"/>
               <w:ind w:left="120"/>
             </w:pPr>
-            <w:hyperlink w:history="1" r:id="rIdj7oogmuzgng5kb6hy717n">
+            <w:hyperlink w:history="1" r:id="rIdnnnromtc7qsce_aw-kcna">
               <w:r>
                 <w:rPr>
                   <w:rFonts w:ascii="Arial" w:cs="Arial" w:eastAsia="Arial" w:hAnsi="Arial"/>
@@ -25508,7 +25508,7 @@
             <w:pPr>
               <w:spacing w:after="20" w:before="0"/>
             </w:pPr>
-            <w:hyperlink w:history="1" r:id="rIddcfhvgplhelhuslte3lxy">
+            <w:hyperlink w:history="1" r:id="rIdlcy41ddd9e4ugo5tltalz">
               <w:r>
                 <w:rPr>
                   <w:rFonts w:ascii="Arial" w:cs="Arial" w:eastAsia="Arial" w:hAnsi="Arial"/>
@@ -25541,7 +25541,7 @@
               <w:spacing w:after="10" w:before="0"/>
               <w:ind w:left="120"/>
             </w:pPr>
-            <w:hyperlink w:history="1" r:id="rIdwmf_ct3vwikvkxqhp6as3">
+            <w:hyperlink w:history="1" r:id="rIddnsfjsh9snzhstluvomkx">
               <w:r>
                 <w:rPr>
                   <w:rFonts w:ascii="Arial" w:cs="Arial" w:eastAsia="Arial" w:hAnsi="Arial"/>
@@ -25586,7 +25586,7 @@
             <w:pPr>
               <w:spacing w:after="20" w:before="0"/>
             </w:pPr>
-            <w:hyperlink w:history="1" r:id="rIdjezfm5rrabe-s6hdb02gi">
+            <w:hyperlink w:history="1" r:id="rIdmyfcimudv2emrjs8bqmg_">
               <w:r>
                 <w:rPr>
                   <w:rFonts w:ascii="Arial" w:cs="Arial" w:eastAsia="Arial" w:hAnsi="Arial"/>
@@ -25619,7 +25619,7 @@
               <w:spacing w:after="10" w:before="0"/>
               <w:ind w:left="120"/>
             </w:pPr>
-            <w:hyperlink w:history="1" r:id="rIdeqn_pjocwsblpgavagyvt">
+            <w:hyperlink w:history="1" r:id="rIdyqlmpgx-8t233w0invx61">
               <w:r>
                 <w:rPr>
                   <w:rFonts w:ascii="Arial" w:cs="Arial" w:eastAsia="Arial" w:hAnsi="Arial"/>
@@ -25814,7 +25814,7 @@
             <w:pPr>
               <w:spacing w:after="20" w:before="0"/>
             </w:pPr>
-            <w:hyperlink w:history="1" r:id="rIdowqbwpd6dixboab9nkclu">
+            <w:hyperlink w:history="1" r:id="rIdi_vuqofacvlmw723zobu1">
               <w:r>
                 <w:rPr>
                   <w:rFonts w:ascii="Arial" w:cs="Arial" w:eastAsia="Arial" w:hAnsi="Arial"/>
@@ -25863,7 +25863,7 @@
               <w:spacing w:after="10" w:before="0"/>
               <w:ind w:left="120"/>
             </w:pPr>
-            <w:hyperlink w:history="1" r:id="rIdkqbzjyfr_9ltl0u61eeis">
+            <w:hyperlink w:history="1" r:id="rIddfsbael4m_bo0gcpmvnhg">
               <w:r>
                 <w:rPr>
                   <w:rFonts w:ascii="Arial" w:cs="Arial" w:eastAsia="Arial" w:hAnsi="Arial"/>
@@ -25908,7 +25908,7 @@
             <w:pPr>
               <w:spacing w:after="20" w:before="0"/>
             </w:pPr>
-            <w:hyperlink w:history="1" r:id="rIdjiewe7yvll4qa55tiy_gx">
+            <w:hyperlink w:history="1" r:id="rIdcupyrghlx9kqyjwmqa85g">
               <w:r>
                 <w:rPr>
                   <w:rFonts w:ascii="Arial" w:cs="Arial" w:eastAsia="Arial" w:hAnsi="Arial"/>
@@ -25957,7 +25957,7 @@
               <w:spacing w:after="10" w:before="0"/>
               <w:ind w:left="120"/>
             </w:pPr>
-            <w:hyperlink w:history="1" r:id="rIdkn0wpjppvlelsxti3olbk">
+            <w:hyperlink w:history="1" r:id="rIdlwsgv8jhggr2m-hgnrzjq">
               <w:r>
                 <w:rPr>
                   <w:rFonts w:ascii="Arial" w:cs="Arial" w:eastAsia="Arial" w:hAnsi="Arial"/>
@@ -26469,7 +26469,7 @@
         </w:rPr>
         <w:t xml:space="preserve">© 2026 SeaVuria and ARES. Aligned with KICD objectives. Developed by SeaVuria; technical implementation by ARES (with AI assistance from Claude). Licensed under </w:t>
       </w:r>
-      <w:hyperlink w:history="1" r:id="rIdmtc2crk6kdclkrwqkhfpl">
+      <w:hyperlink w:history="1" r:id="rId_mtf2qy-ddoewxotd2aik">
         <w:r>
           <w:rPr>
             <w:rFonts w:ascii="Arial" w:cs="Arial" w:eastAsia="Arial" w:hAnsi="Arial"/>
@@ -26490,7 +26490,7 @@
         </w:rPr>
         <w:t xml:space="preserve"> (</w:t>
       </w:r>
-      <w:hyperlink w:history="1" r:id="rId4j-qhwkk7vrkix9iqyk0q">
+      <w:hyperlink w:history="1" r:id="rIdczau-81iqvdg5rhavy1km">
         <w:r>
           <w:rPr>
             <w:rFonts w:ascii="Arial" w:cs="Arial" w:eastAsia="Arial" w:hAnsi="Arial"/>
@@ -27061,7 +27061,7 @@
                 <w:sz w:val="18"/>
                 <w:szCs w:val="18"/>
               </w:rPr>
-              <w:t xml:space="preserve">Lessons 7 and 8 taught learners to construct enlargements given the centre and scale factor. Lesson 9 reverses the process: given the passport photo (object) and the noticeboard enlargement (image), where exactly was the optical centre — the camera lens? This reverse-engineering step deepens understanding of the enlargement relationship and prepares learners for Lesson 10, where they must choose an appropriate centre when producing their own scale drawings.</w:t>
+              <w:t xml:space="preserve">Earlier lessons found the scale factor of the enlargement. Lesson 9 now asks: given the passport photo (object) and the noticeboard enlargement (image), where exactly was the optical centre — the camera lens? This reverse-engineering step deepens understanding of the enlargement relationship and prepares learners for Lesson 10, where they must choose an appropriate centre when producing their own scale drawings.</w:t>
             </w:r>
           </w:p>
         </w:tc>
@@ -27503,7 +27503,7 @@
             <w:pPr>
               <w:spacing w:after="20" w:before="0"/>
             </w:pPr>
-            <w:hyperlink w:history="1" r:id="rIdqetyvodls96ftwj0395ff">
+            <w:hyperlink w:history="1" r:id="rIduagfwqanz6ztjtbrbvmm8">
               <w:r>
                 <w:rPr>
                   <w:rFonts w:ascii="Arial" w:cs="Arial" w:eastAsia="Arial" w:hAnsi="Arial"/>
@@ -27536,7 +27536,7 @@
               <w:spacing w:after="10" w:before="0"/>
               <w:ind w:left="120"/>
             </w:pPr>
-            <w:hyperlink w:history="1" r:id="rId7hvskafxhlid8je4nojtg">
+            <w:hyperlink w:history="1" r:id="rIdfutffcm156gbzgntmxizm">
               <w:r>
                 <w:rPr>
                   <w:rFonts w:ascii="Arial" w:cs="Arial" w:eastAsia="Arial" w:hAnsi="Arial"/>
@@ -27581,7 +27581,7 @@
             <w:pPr>
               <w:spacing w:after="20" w:before="0"/>
             </w:pPr>
-            <w:hyperlink w:history="1" r:id="rIdwante5jfijtbi5m9z96be">
+            <w:hyperlink w:history="1" r:id="rIdwbigmtwqumdyjhew8aroe">
               <w:r>
                 <w:rPr>
                   <w:rFonts w:ascii="Arial" w:cs="Arial" w:eastAsia="Arial" w:hAnsi="Arial"/>
@@ -27614,7 +27614,7 @@
               <w:spacing w:after="10" w:before="0"/>
               <w:ind w:left="120"/>
             </w:pPr>
-            <w:hyperlink w:history="1" r:id="rIdynva0sqzjcwfjd23blfnr">
+            <w:hyperlink w:history="1" r:id="rIdm5wwsi2u4cbsl-cqi_ckb">
               <w:r>
                 <w:rPr>
                   <w:rFonts w:ascii="Arial" w:cs="Arial" w:eastAsia="Arial" w:hAnsi="Arial"/>
@@ -27752,7 +27752,7 @@
                 <w:sz w:val="18"/>
                 <w:szCs w:val="18"/>
               </w:rPr>
-              <w:t xml:space="preserve">Listen for whether learners spontaneously mention 'lines', 'ratios', or 'intersection' — this reveals prior knowledge from Lessons 7 and 8. Learners who say 'impossible' likely have not yet connected the collinearity property from the construction lessons; note these learners for targeted questioning during the Observe phase.</w:t>
+              <w:t xml:space="preserve">Listen for whether learners spontaneously mention 'lines', 'ratios', or 'intersection' — this reveals prior knowledge from earlier lessons. Learners who say 'impossible' likely have not yet connected the collinearity property from the construction lessons; note these learners for targeted questioning during the Observe phase.</w:t>
             </w:r>
           </w:p>
         </w:tc>
@@ -27809,7 +27809,7 @@
             <w:pPr>
               <w:spacing w:after="20" w:before="0"/>
             </w:pPr>
-            <w:hyperlink w:history="1" r:id="rId6crl_i5gb3ukfzsyjypdu">
+            <w:hyperlink w:history="1" r:id="rId2ntjddhkzodrvmolyfbc5">
               <w:r>
                 <w:rPr>
                   <w:rFonts w:ascii="Arial" w:cs="Arial" w:eastAsia="Arial" w:hAnsi="Arial"/>
@@ -27842,7 +27842,7 @@
               <w:spacing w:after="10" w:before="0"/>
               <w:ind w:left="120"/>
             </w:pPr>
-            <w:hyperlink w:history="1" r:id="rIdvedbywrfg-7ni0rwa-tyj">
+            <w:hyperlink w:history="1" r:id="rId0o07240x5loonl9ccrfbh">
               <w:r>
                 <w:rPr>
                   <w:rFonts w:ascii="Arial" w:cs="Arial" w:eastAsia="Arial" w:hAnsi="Arial"/>
@@ -27887,7 +27887,7 @@
             <w:pPr>
               <w:spacing w:after="20" w:before="0"/>
             </w:pPr>
-            <w:hyperlink w:history="1" r:id="rId_cvf5k1_guyx5yn-h3pqb">
+            <w:hyperlink w:history="1" r:id="rIdpcjl0cnreydk-w0rjz1j2">
               <w:r>
                 <w:rPr>
                   <w:rFonts w:ascii="Arial" w:cs="Arial" w:eastAsia="Arial" w:hAnsi="Arial"/>
@@ -27920,7 +27920,7 @@
               <w:spacing w:after="10" w:before="0"/>
               <w:ind w:left="120"/>
             </w:pPr>
-            <w:hyperlink w:history="1" r:id="rIdpjf4j2ifrtkjcmuyqfyzf">
+            <w:hyperlink w:history="1" r:id="rIdffso9geaw10mzj6urzle0">
               <w:r>
                 <w:rPr>
                   <w:rFonts w:ascii="Arial" w:cs="Arial" w:eastAsia="Arial" w:hAnsi="Arial"/>
@@ -28026,7 +28026,7 @@
                 <w:sz w:val="18"/>
                 <w:szCs w:val="18"/>
               </w:rPr>
-              <w:t xml:space="preserve">Guided construction with structured measurement and ratio tabulation. The 'silent start' respects individual processing time before collaborative sense-making. The ratio table creates a data-driven discovery moment analogous to the area investigation in Lesson 4.</w:t>
+              <w:t xml:space="preserve">Guided construction with structured measurement and ratio tabulation. The 'silent start' respects individual processing time before collaborative sense-making. The ratio table creates a data-driven discovery moment analogous to the area investigation in Lessons 7 and 8.</w:t>
             </w:r>
           </w:p>
         </w:tc>
@@ -28115,7 +28115,7 @@
             <w:pPr>
               <w:spacing w:after="20" w:before="0"/>
             </w:pPr>
-            <w:hyperlink w:history="1" r:id="rIdcwyhgmbgftdiy_q0lvvrz">
+            <w:hyperlink w:history="1" r:id="rIdf7kd4zieeab1jpg7rgjho">
               <w:r>
                 <w:rPr>
                   <w:rFonts w:ascii="Arial" w:cs="Arial" w:eastAsia="Arial" w:hAnsi="Arial"/>
@@ -28164,7 +28164,7 @@
               <w:spacing w:after="10" w:before="0"/>
               <w:ind w:left="120"/>
             </w:pPr>
-            <w:hyperlink w:history="1" r:id="rIdyvhgq1ofvgcl7r7crvakn">
+            <w:hyperlink w:history="1" r:id="rId3vdsajbjnvhx0qplhgwmb">
               <w:r>
                 <w:rPr>
                   <w:rFonts w:ascii="Arial" w:cs="Arial" w:eastAsia="Arial" w:hAnsi="Arial"/>
@@ -28209,7 +28209,7 @@
             <w:pPr>
               <w:spacing w:after="20" w:before="0"/>
             </w:pPr>
-            <w:hyperlink w:history="1" r:id="rIdyloplrvdipfr127qt92cr">
+            <w:hyperlink w:history="1" r:id="rIdxxwqjzt30ybf3nkxx5mvv">
               <w:r>
                 <w:rPr>
                   <w:rFonts w:ascii="Arial" w:cs="Arial" w:eastAsia="Arial" w:hAnsi="Arial"/>
@@ -28258,7 +28258,7 @@
               <w:spacing w:after="10" w:before="0"/>
               <w:ind w:left="120"/>
             </w:pPr>
-            <w:hyperlink w:history="1" r:id="rIdnymnucubbgqo3bds0op4i">
+            <w:hyperlink w:history="1" r:id="rIdu4q24jkyg7nq8eltgfq7u">
               <w:r>
                 <w:rPr>
                   <w:rFonts w:ascii="Arial" w:cs="Arial" w:eastAsia="Arial" w:hAnsi="Arial"/>
@@ -28332,7 +28332,7 @@
                 <w:sz w:val="18"/>
                 <w:szCs w:val="18"/>
               </w:rPr>
-              <w:t xml:space="preserve">Begin with: 'In Lessons 7 and 8, we were given the centre and asked to find the image. Today we reverse the process — we are given the object and image and asked to find the centre. This is called reverse-engineering, and it is exactly what an investigator does.' Write on the board: 'KEY PROPERTY — O, A, A' are collinear and OA prime divided by OA equals k.' Say: 'Write this in your own words in your notes before I write the formal version.' [WAIT 30 seconds.] For Worked Example 1, say: 'I will model the first two lines. Then I want you to draw the third line yourself and find where they all meet.' After learners find the intersection, confirm: 'So the projector in the Nakuru Huduma Centre was positioned at this coordinate. Does that make sense geometrically? Is it inside or outside the triangles?' [WAIT 15 seconds.] For Worked Example 2, say: 'Now no grid. We use algebra. With a partner, write the equation of the line through A(1,2) and A'(4,8).' [WAIT 90 seconds.] Take one pair's response, correct if needed, then say: 'Now write the line through B and B'. Solve simultaneously. You have 2 minutes.' Circulate, checking gradient calculations and simultaneous equation setup. Bring class back: 'What coordinates did you get? Does the LSF from OA prime over OA match what you expect?' Consolidate: 'This algebraic method is powerful because it works even when the lines would intersect off the page.'</w:t>
+              <w:t xml:space="preserve">Begin with: 'So far we have compared the object and image to find the scale factor. Today we are given the object and image and asked to find the centre. This is called reverse-engineering, and it is exactly what an investigator does.' Write on the board: 'KEY PROPERTY — O, A, A' are collinear and OA prime divided by OA equals k.' Say: 'Write this in your own words in your notes before I write the formal version.' [WAIT 30 seconds.] For Worked Example 1, say: 'I will model the first two lines. Then I want you to draw the third line yourself and find where they all meet.' After learners find the intersection, confirm: 'So the projector in the Nakuru Huduma Centre was positioned at this coordinate. Does that make sense geometrically? Is it inside or outside the triangles?' [WAIT 15 seconds.] For Worked Example 2, say: 'Now no grid. We use algebra. With a partner, write the equation of the line through A(1,2) and A'(4,8).' [WAIT 90 seconds.] Take one pair's response, correct if needed, then say: 'Now write the line through B and B'. Solve simultaneously. You have 2 minutes.' Circulate, checking gradient calculations and simultaneous equation setup. Bring class back: 'What coordinates did you get? Does the LSF from OA prime over OA match what you expect?' Consolidate: 'This algebraic method is powerful because it works even when the lines would intersect off the page.'</w:t>
             </w:r>
           </w:p>
         </w:tc>
@@ -28453,7 +28453,7 @@
             <w:pPr>
               <w:spacing w:after="20" w:before="0"/>
             </w:pPr>
-            <w:hyperlink w:history="1" r:id="rIdalhy2qfdvmqseudssx8dx">
+            <w:hyperlink w:history="1" r:id="rId7ltfhaklu5ftcaxx-mqth">
               <w:r>
                 <w:rPr>
                   <w:rFonts w:ascii="Arial" w:cs="Arial" w:eastAsia="Arial" w:hAnsi="Arial"/>
@@ -28502,7 +28502,7 @@
               <w:spacing w:after="10" w:before="0"/>
               <w:ind w:left="120"/>
             </w:pPr>
-            <w:hyperlink w:history="1" r:id="rIdf6zhf3pvv0amnfzz9n7re">
+            <w:hyperlink w:history="1" r:id="rIdcz26o6wdd_p_gg1clbtwh">
               <w:r>
                 <w:rPr>
                   <w:rFonts w:ascii="Arial" w:cs="Arial" w:eastAsia="Arial" w:hAnsi="Arial"/>
@@ -28547,7 +28547,7 @@
             <w:pPr>
               <w:spacing w:after="20" w:before="0"/>
             </w:pPr>
-            <w:hyperlink w:history="1" r:id="rIdhlfjczck0jqpjawuy7_lu">
+            <w:hyperlink w:history="1" r:id="rId-tdy3cyytnwoaejd5gmta">
               <w:r>
                 <w:rPr>
                   <w:rFonts w:ascii="Arial" w:cs="Arial" w:eastAsia="Arial" w:hAnsi="Arial"/>
@@ -28596,7 +28596,7 @@
               <w:spacing w:after="10" w:before="0"/>
               <w:ind w:left="120"/>
             </w:pPr>
-            <w:hyperlink w:history="1" r:id="rId-5aju4rvpunvp5u9sffgn">
+            <w:hyperlink w:history="1" r:id="rIdvyxrd4oj9yiumsbcm71gi">
               <w:r>
                 <w:rPr>
                   <w:rFonts w:ascii="Arial" w:cs="Arial" w:eastAsia="Arial" w:hAnsi="Arial"/>
@@ -28638,7 +28638,7 @@
                 <w:sz w:val="18"/>
                 <w:szCs w:val="18"/>
               </w:rPr>
-              <w:t xml:space="preserve">Learners return to the Driving Question Board displayed at the front of the room. The teacher reads aloud the current state of the board (accumulated from Lessons 1 to 8): the LSF connection, ASF = LSF², VSF = LSF³, positive and negative scale factors. The teacher then asks: 'Our driving question asks what mathematical rule the photographer's software followed. We now know about LSF, ASF, and VSF. But today we discovered something new. What new evidence does Lesson 9 add to our answer?' Learners write one sentence on a sticky note (or in their books if sticky notes are unavailable) and selected learners read theirs aloud. The teacher adds a new card to the DQB reading: 'The centre of enlargement is the unique point from which every length is scaled — it corresponds to the camera lens position. Given any object and its image, we can locate this centre by the collinearity property.' Learners copy the updated DQB summary into their notes.</w:t>
+              <w:t xml:space="preserve">Learners return to the Driving Question Board displayed at the front of the room. The teacher reads aloud the current state of the board (accumulated from Lessons 1 to 8): the LSF connection, ASF = LSF², and the open question of whether VSF = LSF³. The teacher then asks: 'Our driving question asks what mathematical rule the photographer's software followed. We now know about LSF and ASF. But today we discovered something new. What new evidence does Lesson 9 add to our answer?' Learners write one sentence on a sticky note (or in their books if sticky notes are unavailable) and selected learners read theirs aloud. The teacher adds a new card to the DQB reading: 'The centre of enlargement is the unique point from which every length is scaled — it corresponds to the camera lens position. Given any object and its image, we can locate this centre by the collinearity property.' Learners copy the updated DQB summary into their notes.</w:t>
             </w:r>
           </w:p>
         </w:tc>
@@ -28791,7 +28791,7 @@
             <w:pPr>
               <w:spacing w:after="20" w:before="0"/>
             </w:pPr>
-            <w:hyperlink w:history="1" r:id="rIdh3_ulsdlxarrjbi1suyd1">
+            <w:hyperlink w:history="1" r:id="rIdnb6chs1nbr7euzajup4nk">
               <w:r>
                 <w:rPr>
                   <w:rFonts w:ascii="Arial" w:cs="Arial" w:eastAsia="Arial" w:hAnsi="Arial"/>
@@ -28840,7 +28840,7 @@
               <w:spacing w:after="10" w:before="0"/>
               <w:ind w:left="120"/>
             </w:pPr>
-            <w:hyperlink w:history="1" r:id="rIdsfiynvegxvf9iqazy4bp_">
+            <w:hyperlink w:history="1" r:id="rIdaceura4s9dhlyacujewyc">
               <w:r>
                 <w:rPr>
                   <w:rFonts w:ascii="Arial" w:cs="Arial" w:eastAsia="Arial" w:hAnsi="Arial"/>
@@ -28885,7 +28885,7 @@
             <w:pPr>
               <w:spacing w:after="20" w:before="0"/>
             </w:pPr>
-            <w:hyperlink w:history="1" r:id="rIdmyj1yqrlcm0qilgoztrg6">
+            <w:hyperlink w:history="1" r:id="rId3otckybxnclvk3lmdap1x">
               <w:r>
                 <w:rPr>
                   <w:rFonts w:ascii="Arial" w:cs="Arial" w:eastAsia="Arial" w:hAnsi="Arial"/>
@@ -28918,7 +28918,7 @@
               <w:spacing w:after="10" w:before="0"/>
               <w:ind w:left="120"/>
             </w:pPr>
-            <w:hyperlink w:history="1" r:id="rIdojgn_iefdp7j73dzqgezx">
+            <w:hyperlink w:history="1" r:id="rIdnng7viswzqgleoqqkko0e">
               <w:r>
                 <w:rPr>
                   <w:rFonts w:ascii="Arial" w:cs="Arial" w:eastAsia="Arial" w:hAnsi="Arial"/>
@@ -28960,7 +28960,7 @@
                 <w:sz w:val="18"/>
                 <w:szCs w:val="18"/>
               </w:rPr>
-              <w:t xml:space="preserve">Learners open to the diagram they have been building across the unit — the annotated passport photo enlargement model. In Lesson 7 they added the centre of enlargement to the diagram; in Lesson 8 they showed what happens with a negative LSF. Today they annotate the model further: (1) they draw lines from the centre O through each corner of the small photo to the corresponding corner of the large photo, labelling the distances OA and OA' and writing OA'/OA = 3 (the LSF); (2) they write a caption: 'The centre of enlargement corresponds to the camera lens. Given both prints, we can locate the lens position by the collinearity property: O, A, and A prime are always collinear.' Learners also attempt a short independent practice problem: 'A photo studio in Eldoret produces a small print with one corner at A(2, 3) and the corresponding corner of the large print at A'(8, 15). A second pair of corresponding corners is B(5, 3) and B'(17, 15). Locate the centre of enlargement and state the LSF.' Learners work individually for 5 minutes, then compare with a partner.</w:t>
+              <w:t xml:space="preserve">Learners open to the diagram they have been building across the unit — the annotated passport photo enlargement model. In Lessons 7 and 8 they added the areas and ASF = LSF². Today they annotate the model further: (1) they draw lines from the centre O through each corner of the small photo to the corresponding corner of the large photo, labelling the distances OA and OA' and writing OA'/OA = 3 (the LSF); (2) they write a caption: 'The centre of enlargement corresponds to the camera lens. Given both prints, we can locate the lens position by the collinearity property: O, A, and A prime are always collinear.' Learners also attempt a short independent practice problem: 'A photo studio in Eldoret produces a small print with one corner at A(2, 3) and the corresponding corner of the large print at A'(8, 15). A second pair of corresponding corners is B(5, 3) and B'(17, 15). Locate the centre of enlargement and state the LSF.' Learners work individually for 5 minutes, then compare with a partner.</w:t>
             </w:r>
           </w:p>
         </w:tc>
@@ -29430,7 +29430,7 @@
         </w:rPr>
         <w:t xml:space="preserve">© 2026 SeaVuria and ARES. Aligned with KICD objectives. Developed by SeaVuria; technical implementation by ARES (with AI assistance from Claude). Licensed under </w:t>
       </w:r>
-      <w:hyperlink w:history="1" r:id="rId2ja38rxoelhxxqwchz0wr">
+      <w:hyperlink w:history="1" r:id="rIdinwyk1bdqnkgcseb9jm_x">
         <w:r>
           <w:rPr>
             <w:rFonts w:ascii="Arial" w:cs="Arial" w:eastAsia="Arial" w:hAnsi="Arial"/>
@@ -29451,7 +29451,7 @@
         </w:rPr>
         <w:t xml:space="preserve"> (</w:t>
       </w:r>
-      <w:hyperlink w:history="1" r:id="rIdhcjnxopcntyfuajaqsbvn">
+      <w:hyperlink w:history="1" r:id="rIdhprmtvlh1e6sg6nc-tgs9">
         <w:r>
           <w:rPr>
             <w:rFonts w:ascii="Arial" w:cs="Arial" w:eastAsia="Arial" w:hAnsi="Arial"/>
@@ -30464,7 +30464,7 @@
             <w:pPr>
               <w:spacing w:after="20" w:before="0"/>
             </w:pPr>
-            <w:hyperlink w:history="1" r:id="rIdfzoikmppgguq6huwysci5">
+            <w:hyperlink w:history="1" r:id="rIdcs5zhjzlau8tmzir4gzdw">
               <w:r>
                 <w:rPr>
                   <w:rFonts w:ascii="Arial" w:cs="Arial" w:eastAsia="Arial" w:hAnsi="Arial"/>
@@ -30497,7 +30497,7 @@
               <w:spacing w:after="10" w:before="0"/>
               <w:ind w:left="120"/>
             </w:pPr>
-            <w:hyperlink w:history="1" r:id="rId7x1qesb-ursffe_og54ic">
+            <w:hyperlink w:history="1" r:id="rIdpxw_gfdsq2sgqxpvmiebq">
               <w:r>
                 <w:rPr>
                   <w:rFonts w:ascii="Arial" w:cs="Arial" w:eastAsia="Arial" w:hAnsi="Arial"/>
@@ -30542,7 +30542,7 @@
             <w:pPr>
               <w:spacing w:after="20" w:before="0"/>
             </w:pPr>
-            <w:hyperlink w:history="1" r:id="rIdqmu8vlhasiabf_k3dcpab">
+            <w:hyperlink w:history="1" r:id="rId_bd0yosss5noironwc1ge">
               <w:r>
                 <w:rPr>
                   <w:rFonts w:ascii="Arial" w:cs="Arial" w:eastAsia="Arial" w:hAnsi="Arial"/>
@@ -30575,7 +30575,7 @@
               <w:spacing w:after="10" w:before="0"/>
               <w:ind w:left="120"/>
             </w:pPr>
-            <w:hyperlink w:history="1" r:id="rId2lty1ihikxuodqrxaovsc">
+            <w:hyperlink w:history="1" r:id="rIdxqnjsruw2dgkpbuhmdhwk">
               <w:r>
                 <w:rPr>
                   <w:rFonts w:ascii="Arial" w:cs="Arial" w:eastAsia="Arial" w:hAnsi="Arial"/>
@@ -30770,7 +30770,7 @@
             <w:pPr>
               <w:spacing w:after="20" w:before="0"/>
             </w:pPr>
-            <w:hyperlink w:history="1" r:id="rIdzxriels1h32thish5jg09">
+            <w:hyperlink w:history="1" r:id="rId5fvg_tnelu3ongec3bedx">
               <w:r>
                 <w:rPr>
                   <w:rFonts w:ascii="Arial" w:cs="Arial" w:eastAsia="Arial" w:hAnsi="Arial"/>
@@ -30803,7 +30803,7 @@
               <w:spacing w:after="10" w:before="0"/>
               <w:ind w:left="120"/>
             </w:pPr>
-            <w:hyperlink w:history="1" r:id="rIdnpuswj0kmv6dpiafulawj">
+            <w:hyperlink w:history="1" r:id="rId0g5gbswsk__z8xci6un45">
               <w:r>
                 <w:rPr>
                   <w:rFonts w:ascii="Arial" w:cs="Arial" w:eastAsia="Arial" w:hAnsi="Arial"/>
@@ -30848,7 +30848,7 @@
             <w:pPr>
               <w:spacing w:after="20" w:before="0"/>
             </w:pPr>
-            <w:hyperlink w:history="1" r:id="rIdbvgfu9irjfejfxmur2u9y">
+            <w:hyperlink w:history="1" r:id="rIdcs34a9x0mifsbzrjt6azc">
               <w:r>
                 <w:rPr>
                   <w:rFonts w:ascii="Arial" w:cs="Arial" w:eastAsia="Arial" w:hAnsi="Arial"/>
@@ -30881,7 +30881,7 @@
               <w:spacing w:after="10" w:before="0"/>
               <w:ind w:left="120"/>
             </w:pPr>
-            <w:hyperlink w:history="1" r:id="rId05sjwh21xecl_yvztcizy">
+            <w:hyperlink w:history="1" r:id="rIddmlro56sst3oht4jez3o-">
               <w:r>
                 <w:rPr>
                   <w:rFonts w:ascii="Arial" w:cs="Arial" w:eastAsia="Arial" w:hAnsi="Arial"/>
@@ -31076,7 +31076,7 @@
             <w:pPr>
               <w:spacing w:after="20" w:before="0"/>
             </w:pPr>
-            <w:hyperlink w:history="1" r:id="rIdbchkntbvcnprymxl6v-61">
+            <w:hyperlink w:history="1" r:id="rIdbbm7p5ckzme7zsjgci9d6">
               <w:r>
                 <w:rPr>
                   <w:rFonts w:ascii="Arial" w:cs="Arial" w:eastAsia="Arial" w:hAnsi="Arial"/>
@@ -31109,7 +31109,7 @@
               <w:spacing w:after="10" w:before="0"/>
               <w:ind w:left="120"/>
             </w:pPr>
-            <w:hyperlink w:history="1" r:id="rIdpfocmtgrp393xo9p9scqi">
+            <w:hyperlink w:history="1" r:id="rId6vkpiiykgwsd1s32ipzlr">
               <w:r>
                 <w:rPr>
                   <w:rFonts w:ascii="Arial" w:cs="Arial" w:eastAsia="Arial" w:hAnsi="Arial"/>
@@ -31154,7 +31154,7 @@
             <w:pPr>
               <w:spacing w:after="20" w:before="0"/>
             </w:pPr>
-            <w:hyperlink w:history="1" r:id="rIdc8x-rpvz3x_3ymbqbemd6">
+            <w:hyperlink w:history="1" r:id="rIdd6ytsainyiqc7kjimsper">
               <w:r>
                 <w:rPr>
                   <w:rFonts w:ascii="Arial" w:cs="Arial" w:eastAsia="Arial" w:hAnsi="Arial"/>
@@ -31187,7 +31187,7 @@
               <w:spacing w:after="10" w:before="0"/>
               <w:ind w:left="120"/>
             </w:pPr>
-            <w:hyperlink w:history="1" r:id="rIdf5mhfs0iaexq3vrbd1idy">
+            <w:hyperlink w:history="1" r:id="rIdoi5mo95wywoefs546gxlq">
               <w:r>
                 <w:rPr>
                   <w:rFonts w:ascii="Arial" w:cs="Arial" w:eastAsia="Arial" w:hAnsi="Arial"/>
@@ -31382,7 +31382,7 @@
             <w:pPr>
               <w:spacing w:after="20" w:before="0"/>
             </w:pPr>
-            <w:hyperlink w:history="1" r:id="rId1wiggzf-duzilsy0xqh04">
+            <w:hyperlink w:history="1" r:id="rId_97g8xnguuojtd5vskkdf">
               <w:r>
                 <w:rPr>
                   <w:rFonts w:ascii="Arial" w:cs="Arial" w:eastAsia="Arial" w:hAnsi="Arial"/>
@@ -31415,7 +31415,7 @@
               <w:spacing w:after="10" w:before="0"/>
               <w:ind w:left="120"/>
             </w:pPr>
-            <w:hyperlink w:history="1" r:id="rIdhsp9natfzwad_kkrfz2eh">
+            <w:hyperlink w:history="1" r:id="rIdag1mhciahvansyiw5flgn">
               <w:r>
                 <w:rPr>
                   <w:rFonts w:ascii="Arial" w:cs="Arial" w:eastAsia="Arial" w:hAnsi="Arial"/>
@@ -31460,7 +31460,7 @@
             <w:pPr>
               <w:spacing w:after="20" w:before="0"/>
             </w:pPr>
-            <w:hyperlink w:history="1" r:id="rIdvyysk4hxezizatq4jxl9d">
+            <w:hyperlink w:history="1" r:id="rId3le9shk7g4ojtoec_xlwy">
               <w:r>
                 <w:rPr>
                   <w:rFonts w:ascii="Arial" w:cs="Arial" w:eastAsia="Arial" w:hAnsi="Arial"/>
@@ -31493,7 +31493,7 @@
               <w:spacing w:after="10" w:before="0"/>
               <w:ind w:left="120"/>
             </w:pPr>
-            <w:hyperlink w:history="1" r:id="rIdp6rz0cpm319ogfrc124te">
+            <w:hyperlink w:history="1" r:id="rIdhckwvpl0plqzdq8kdg2j7">
               <w:r>
                 <w:rPr>
                   <w:rFonts w:ascii="Arial" w:cs="Arial" w:eastAsia="Arial" w:hAnsi="Arial"/>
@@ -31688,7 +31688,7 @@
             <w:pPr>
               <w:spacing w:after="20" w:before="0"/>
             </w:pPr>
-            <w:hyperlink w:history="1" r:id="rIdnbiczheltprhffxhjlvny">
+            <w:hyperlink w:history="1" r:id="rIdfuvl1dyujdb8bppfrwz7v">
               <w:r>
                 <w:rPr>
                   <w:rFonts w:ascii="Arial" w:cs="Arial" w:eastAsia="Arial" w:hAnsi="Arial"/>
@@ -31737,7 +31737,7 @@
               <w:spacing w:after="10" w:before="0"/>
               <w:ind w:left="120"/>
             </w:pPr>
-            <w:hyperlink w:history="1" r:id="rIduuuy2xpprl7y_2gehqxx4">
+            <w:hyperlink w:history="1" r:id="rId6qb7wxtinshay5vs2cmwj">
               <w:r>
                 <w:rPr>
                   <w:rFonts w:ascii="Arial" w:cs="Arial" w:eastAsia="Arial" w:hAnsi="Arial"/>
@@ -31782,7 +31782,7 @@
             <w:pPr>
               <w:spacing w:after="20" w:before="0"/>
             </w:pPr>
-            <w:hyperlink w:history="1" r:id="rIdbozcpod5axjir-cekrlhy">
+            <w:hyperlink w:history="1" r:id="rIdoafhptsc3eri6htukzuv0">
               <w:r>
                 <w:rPr>
                   <w:rFonts w:ascii="Arial" w:cs="Arial" w:eastAsia="Arial" w:hAnsi="Arial"/>
@@ -31815,7 +31815,7 @@
               <w:spacing w:after="10" w:before="0"/>
               <w:ind w:left="120"/>
             </w:pPr>
-            <w:hyperlink w:history="1" r:id="rIdpbeq-w8at4mx5hygrskkg">
+            <w:hyperlink w:history="1" r:id="rIdervagcmwvbsayzjojod4j">
               <w:r>
                 <w:rPr>
                   <w:rFonts w:ascii="Arial" w:cs="Arial" w:eastAsia="Arial" w:hAnsi="Arial"/>
@@ -32327,7 +32327,7 @@
         </w:rPr>
         <w:t xml:space="preserve">© 2026 SeaVuria and ARES. Aligned with KICD objectives. Developed by SeaVuria; technical implementation by ARES (with AI assistance from Claude). Licensed under </w:t>
       </w:r>
-      <w:hyperlink w:history="1" r:id="rIdnity386drvbu7xzopm4rk">
+      <w:hyperlink w:history="1" r:id="rId9tjuzkv4om2qtk7c5vgpc">
         <w:r>
           <w:rPr>
             <w:rFonts w:ascii="Arial" w:cs="Arial" w:eastAsia="Arial" w:hAnsi="Arial"/>
@@ -32348,7 +32348,7 @@
         </w:rPr>
         <w:t xml:space="preserve"> (</w:t>
       </w:r>
-      <w:hyperlink w:history="1" r:id="rIdlsa7xntnmkpfyjlky-ljt">
+      <w:hyperlink w:history="1" r:id="rIdziwx2c7f9x3fb6ts_lyhr">
         <w:r>
           <w:rPr>
             <w:rFonts w:ascii="Arial" w:cs="Arial" w:eastAsia="Arial" w:hAnsi="Arial"/>
@@ -33361,7 +33361,7 @@
             <w:pPr>
               <w:spacing w:after="20" w:before="0"/>
             </w:pPr>
-            <w:hyperlink w:history="1" r:id="rIdiprdsgeztv2xrztiwpttc">
+            <w:hyperlink w:history="1" r:id="rIdauhf2la5wh9t7m6ky4-9l">
               <w:r>
                 <w:rPr>
                   <w:rFonts w:ascii="Arial" w:cs="Arial" w:eastAsia="Arial" w:hAnsi="Arial"/>
@@ -33394,7 +33394,7 @@
               <w:spacing w:after="10" w:before="0"/>
               <w:ind w:left="120"/>
             </w:pPr>
-            <w:hyperlink w:history="1" r:id="rIdjpg6waegkaassmfd8z5yx">
+            <w:hyperlink w:history="1" r:id="rIdrqekvkixfjerclz39uapl">
               <w:r>
                 <w:rPr>
                   <w:rFonts w:ascii="Arial" w:cs="Arial" w:eastAsia="Arial" w:hAnsi="Arial"/>
@@ -33439,7 +33439,7 @@
             <w:pPr>
               <w:spacing w:after="20" w:before="0"/>
             </w:pPr>
-            <w:hyperlink w:history="1" r:id="rIdcsk9uuy2ljebbkxm3ovzf">
+            <w:hyperlink w:history="1" r:id="rIdzggsif2zbjvqtcy_-tscn">
               <w:r>
                 <w:rPr>
                   <w:rFonts w:ascii="Arial" w:cs="Arial" w:eastAsia="Arial" w:hAnsi="Arial"/>
@@ -33472,7 +33472,7 @@
               <w:spacing w:after="10" w:before="0"/>
               <w:ind w:left="120"/>
             </w:pPr>
-            <w:hyperlink w:history="1" r:id="rIdtm5vl2l9akr9tvl1pep1h">
+            <w:hyperlink w:history="1" r:id="rIdzzjx6rcqcamikuo554_83">
               <w:r>
                 <w:rPr>
                   <w:rFonts w:ascii="Arial" w:cs="Arial" w:eastAsia="Arial" w:hAnsi="Arial"/>
@@ -33667,7 +33667,7 @@
             <w:pPr>
               <w:spacing w:after="20" w:before="0"/>
             </w:pPr>
-            <w:hyperlink w:history="1" r:id="rIdpeknzpbmicr6fujerbp1g">
+            <w:hyperlink w:history="1" r:id="rIdvmdwndthhxje8qtt1ixoi">
               <w:r>
                 <w:rPr>
                   <w:rFonts w:ascii="Arial" w:cs="Arial" w:eastAsia="Arial" w:hAnsi="Arial"/>
@@ -33700,7 +33700,7 @@
               <w:spacing w:after="10" w:before="0"/>
               <w:ind w:left="120"/>
             </w:pPr>
-            <w:hyperlink w:history="1" r:id="rIdcz-czqlmjhyxu_az3ul5q">
+            <w:hyperlink w:history="1" r:id="rIdm5hkl5amgvzog1ulqonyq">
               <w:r>
                 <w:rPr>
                   <w:rFonts w:ascii="Arial" w:cs="Arial" w:eastAsia="Arial" w:hAnsi="Arial"/>
@@ -33745,7 +33745,7 @@
             <w:pPr>
               <w:spacing w:after="20" w:before="0"/>
             </w:pPr>
-            <w:hyperlink w:history="1" r:id="rIdxn6tjyxscs3wttbwzhl2f">
+            <w:hyperlink w:history="1" r:id="rId1i-d_q2a4py6htru1tqul">
               <w:r>
                 <w:rPr>
                   <w:rFonts w:ascii="Arial" w:cs="Arial" w:eastAsia="Arial" w:hAnsi="Arial"/>
@@ -33778,7 +33778,7 @@
               <w:spacing w:after="10" w:before="0"/>
               <w:ind w:left="120"/>
             </w:pPr>
-            <w:hyperlink w:history="1" r:id="rIdq1ap4u96beepqyqytmdn9">
+            <w:hyperlink w:history="1" r:id="rIdvgqd2xvghakks9myiyil3">
               <w:r>
                 <w:rPr>
                   <w:rFonts w:ascii="Arial" w:cs="Arial" w:eastAsia="Arial" w:hAnsi="Arial"/>
@@ -33973,7 +33973,7 @@
             <w:pPr>
               <w:spacing w:after="20" w:before="0"/>
             </w:pPr>
-            <w:hyperlink w:history="1" r:id="rIdrf1mxpkpdcqxfaxhvvrds">
+            <w:hyperlink w:history="1" r:id="rIdkgbtzsfqkigji6ebdiy6k">
               <w:r>
                 <w:rPr>
                   <w:rFonts w:ascii="Arial" w:cs="Arial" w:eastAsia="Arial" w:hAnsi="Arial"/>
@@ -34022,7 +34022,7 @@
               <w:spacing w:after="10" w:before="0"/>
               <w:ind w:left="120"/>
             </w:pPr>
-            <w:hyperlink w:history="1" r:id="rIdudlmvjgwvql7lotbe_j99">
+            <w:hyperlink w:history="1" r:id="rIdfigoqlyfvuge6svyen35m">
               <w:r>
                 <w:rPr>
                   <w:rFonts w:ascii="Arial" w:cs="Arial" w:eastAsia="Arial" w:hAnsi="Arial"/>
@@ -34067,7 +34067,7 @@
             <w:pPr>
               <w:spacing w:after="20" w:before="0"/>
             </w:pPr>
-            <w:hyperlink w:history="1" r:id="rIdnhkgyjv09s7gtbhtk_nfw">
+            <w:hyperlink w:history="1" r:id="rId2i0mvqb6wtxjiptuup6pb">
               <w:r>
                 <w:rPr>
                   <w:rFonts w:ascii="Arial" w:cs="Arial" w:eastAsia="Arial" w:hAnsi="Arial"/>
@@ -34116,7 +34116,7 @@
               <w:spacing w:after="10" w:before="0"/>
               <w:ind w:left="120"/>
             </w:pPr>
-            <w:hyperlink w:history="1" r:id="rId3xhvxl5cljq2tu6llvty1">
+            <w:hyperlink w:history="1" r:id="rIdtqrvfzeggcxrtj_p0rszd">
               <w:r>
                 <w:rPr>
                   <w:rFonts w:ascii="Arial" w:cs="Arial" w:eastAsia="Arial" w:hAnsi="Arial"/>
@@ -34311,7 +34311,7 @@
             <w:pPr>
               <w:spacing w:after="20" w:before="0"/>
             </w:pPr>
-            <w:hyperlink w:history="1" r:id="rIdoct17lrunzxr7fcgbbk3d">
+            <w:hyperlink w:history="1" r:id="rIdeftn0uoxrdnxgggsfavsh">
               <w:r>
                 <w:rPr>
                   <w:rFonts w:ascii="Arial" w:cs="Arial" w:eastAsia="Arial" w:hAnsi="Arial"/>
@@ -34360,7 +34360,7 @@
               <w:spacing w:after="10" w:before="0"/>
               <w:ind w:left="120"/>
             </w:pPr>
-            <w:hyperlink w:history="1" r:id="rIdcesmqanzlxhngcl9lkynb">
+            <w:hyperlink w:history="1" r:id="rId-etbyvt1kongelrswk4cw">
               <w:r>
                 <w:rPr>
                   <w:rFonts w:ascii="Arial" w:cs="Arial" w:eastAsia="Arial" w:hAnsi="Arial"/>
@@ -34405,7 +34405,7 @@
             <w:pPr>
               <w:spacing w:after="20" w:before="0"/>
             </w:pPr>
-            <w:hyperlink w:history="1" r:id="rIdviemlsbzhzxnskh-z0jel">
+            <w:hyperlink w:history="1" r:id="rId3moforwyqlgqm_9zfsvkj">
               <w:r>
                 <w:rPr>
                   <w:rFonts w:ascii="Arial" w:cs="Arial" w:eastAsia="Arial" w:hAnsi="Arial"/>
@@ -34454,7 +34454,7 @@
               <w:spacing w:after="10" w:before="0"/>
               <w:ind w:left="120"/>
             </w:pPr>
-            <w:hyperlink w:history="1" r:id="rIduxlvht-niekw0wkwvhmqf">
+            <w:hyperlink w:history="1" r:id="rIdgxigzr-w-6ryk3zuxhm9d">
               <w:r>
                 <w:rPr>
                   <w:rFonts w:ascii="Arial" w:cs="Arial" w:eastAsia="Arial" w:hAnsi="Arial"/>
@@ -34649,7 +34649,7 @@
             <w:pPr>
               <w:spacing w:after="20" w:before="0"/>
             </w:pPr>
-            <w:hyperlink w:history="1" r:id="rIdksqfnepf1e0psmtght_8b">
+            <w:hyperlink w:history="1" r:id="rIdgbigrjl3ln2geo_4yr2lr">
               <w:r>
                 <w:rPr>
                   <w:rFonts w:ascii="Arial" w:cs="Arial" w:eastAsia="Arial" w:hAnsi="Arial"/>
@@ -34698,7 +34698,7 @@
               <w:spacing w:after="10" w:before="0"/>
               <w:ind w:left="120"/>
             </w:pPr>
-            <w:hyperlink w:history="1" r:id="rIdruf7nyuleyk9_czbk5ln9">
+            <w:hyperlink w:history="1" r:id="rIddvbtfom9i2hdqtuotgiue">
               <w:r>
                 <w:rPr>
                   <w:rFonts w:ascii="Arial" w:cs="Arial" w:eastAsia="Arial" w:hAnsi="Arial"/>
@@ -34743,7 +34743,7 @@
             <w:pPr>
               <w:spacing w:after="20" w:before="0"/>
             </w:pPr>
-            <w:hyperlink w:history="1" r:id="rId-lpr9dmb2gihqckdl0mut">
+            <w:hyperlink w:history="1" r:id="rIdj0jzuzpx9g2tuxrjeazo9">
               <w:r>
                 <w:rPr>
                   <w:rFonts w:ascii="Arial" w:cs="Arial" w:eastAsia="Arial" w:hAnsi="Arial"/>
@@ -34792,7 +34792,7 @@
               <w:spacing w:after="10" w:before="0"/>
               <w:ind w:left="120"/>
             </w:pPr>
-            <w:hyperlink w:history="1" r:id="rIdfer7yi83eoh6warxjaa0_">
+            <w:hyperlink w:history="1" r:id="rId2jxmxfgjgsyukdbfjkogs">
               <w:r>
                 <w:rPr>
                   <w:rFonts w:ascii="Arial" w:cs="Arial" w:eastAsia="Arial" w:hAnsi="Arial"/>
@@ -35304,7 +35304,7 @@
         </w:rPr>
         <w:t xml:space="preserve">© 2026 SeaVuria and ARES. Aligned with KICD objectives. Developed by SeaVuria; technical implementation by ARES (with AI assistance from Claude). Licensed under </w:t>
       </w:r>
-      <w:hyperlink w:history="1" r:id="rIdeo2mewt1lqhzeu90f0ms2">
+      <w:hyperlink w:history="1" r:id="rIdxtj1n3vzeea2xfnj_2zob">
         <w:r>
           <w:rPr>
             <w:rFonts w:ascii="Arial" w:cs="Arial" w:eastAsia="Arial" w:hAnsi="Arial"/>
@@ -35325,7 +35325,7 @@
         </w:rPr>
         <w:t xml:space="preserve"> (</w:t>
       </w:r>
-      <w:hyperlink w:history="1" r:id="rIddt-bcm2cdaecx_jqb4vus">
+      <w:hyperlink w:history="1" r:id="rIdnogjvr-1esvrfyjdmg3nv">
         <w:r>
           <w:rPr>
             <w:rFonts w:ascii="Arial" w:cs="Arial" w:eastAsia="Arial" w:hAnsi="Arial"/>
@@ -36338,7 +36338,7 @@
             <w:pPr>
               <w:spacing w:after="20" w:before="0"/>
             </w:pPr>
-            <w:hyperlink w:history="1" r:id="rIdb9icid4zwufo_vi0he-np">
+            <w:hyperlink w:history="1" r:id="rIdhre7t7mkx0uf0hhmpy9jw">
               <w:r>
                 <w:rPr>
                   <w:rFonts w:ascii="Arial" w:cs="Arial" w:eastAsia="Arial" w:hAnsi="Arial"/>
@@ -36371,7 +36371,7 @@
               <w:spacing w:after="10" w:before="0"/>
               <w:ind w:left="120"/>
             </w:pPr>
-            <w:hyperlink w:history="1" r:id="rIdbhwwbzkkbl35g0smby49r">
+            <w:hyperlink w:history="1" r:id="rIdjhreoz_50h-qaii0slrea">
               <w:r>
                 <w:rPr>
                   <w:rFonts w:ascii="Arial" w:cs="Arial" w:eastAsia="Arial" w:hAnsi="Arial"/>
@@ -36416,7 +36416,7 @@
             <w:pPr>
               <w:spacing w:after="20" w:before="0"/>
             </w:pPr>
-            <w:hyperlink w:history="1" r:id="rIduggc0iaa1fq_v06aic84u">
+            <w:hyperlink w:history="1" r:id="rIdks8uyhsjdcyjfaepj4rr7">
               <w:r>
                 <w:rPr>
                   <w:rFonts w:ascii="Arial" w:cs="Arial" w:eastAsia="Arial" w:hAnsi="Arial"/>
@@ -36449,7 +36449,7 @@
               <w:spacing w:after="10" w:before="0"/>
               <w:ind w:left="120"/>
             </w:pPr>
-            <w:hyperlink w:history="1" r:id="rIdogf8o2-6hgenxzmfscifv">
+            <w:hyperlink w:history="1" r:id="rIdvyrpafmhmxnlkegp8fhql">
               <w:r>
                 <w:rPr>
                   <w:rFonts w:ascii="Arial" w:cs="Arial" w:eastAsia="Arial" w:hAnsi="Arial"/>
@@ -36644,7 +36644,7 @@
             <w:pPr>
               <w:spacing w:after="20" w:before="0"/>
             </w:pPr>
-            <w:hyperlink w:history="1" r:id="rIdo90z0676pchbwhzrujrk1">
+            <w:hyperlink w:history="1" r:id="rIdya_pxsmyedfcofayitl2i">
               <w:r>
                 <w:rPr>
                   <w:rFonts w:ascii="Arial" w:cs="Arial" w:eastAsia="Arial" w:hAnsi="Arial"/>
@@ -36677,7 +36677,7 @@
               <w:spacing w:after="10" w:before="0"/>
               <w:ind w:left="120"/>
             </w:pPr>
-            <w:hyperlink w:history="1" r:id="rId5c73toltfbz2j49zb3lpl">
+            <w:hyperlink w:history="1" r:id="rIdsuxmnlkgt6fqanntzjhms">
               <w:r>
                 <w:rPr>
                   <w:rFonts w:ascii="Arial" w:cs="Arial" w:eastAsia="Arial" w:hAnsi="Arial"/>
@@ -36722,7 +36722,7 @@
             <w:pPr>
               <w:spacing w:after="20" w:before="0"/>
             </w:pPr>
-            <w:hyperlink w:history="1" r:id="rIdjzf8vkblntrpv2zvt9j2-">
+            <w:hyperlink w:history="1" r:id="rIdzaclxj9tjfsshotalaotv">
               <w:r>
                 <w:rPr>
                   <w:rFonts w:ascii="Arial" w:cs="Arial" w:eastAsia="Arial" w:hAnsi="Arial"/>
@@ -36755,7 +36755,7 @@
               <w:spacing w:after="10" w:before="0"/>
               <w:ind w:left="120"/>
             </w:pPr>
-            <w:hyperlink w:history="1" r:id="rIdfr8ldgnzdpwsmrvnl6-am">
+            <w:hyperlink w:history="1" r:id="rIdvolhlzx-l4ldbfw3pkcom">
               <w:r>
                 <w:rPr>
                   <w:rFonts w:ascii="Arial" w:cs="Arial" w:eastAsia="Arial" w:hAnsi="Arial"/>
@@ -36950,7 +36950,7 @@
             <w:pPr>
               <w:spacing w:after="20" w:before="0"/>
             </w:pPr>
-            <w:hyperlink w:history="1" r:id="rIdfyykf3do1opco5wcjfw1c">
+            <w:hyperlink w:history="1" r:id="rIdmky4kq2ehvnv-ou3yhu1s">
               <w:r>
                 <w:rPr>
                   <w:rFonts w:ascii="Arial" w:cs="Arial" w:eastAsia="Arial" w:hAnsi="Arial"/>
@@ -36999,7 +36999,7 @@
               <w:spacing w:after="10" w:before="0"/>
               <w:ind w:left="120"/>
             </w:pPr>
-            <w:hyperlink w:history="1" r:id="rIday-oaxgneuwslvggpbteb">
+            <w:hyperlink w:history="1" r:id="rIdgw4uhqtftmigrnfnfmplu">
               <w:r>
                 <w:rPr>
                   <w:rFonts w:ascii="Arial" w:cs="Arial" w:eastAsia="Arial" w:hAnsi="Arial"/>
@@ -37044,7 +37044,7 @@
             <w:pPr>
               <w:spacing w:after="20" w:before="0"/>
             </w:pPr>
-            <w:hyperlink w:history="1" r:id="rIdbp1y7l0icbu8ajibjfwvt">
+            <w:hyperlink w:history="1" r:id="rIdk-axs4ftmexqr7bdm5ffc">
               <w:r>
                 <w:rPr>
                   <w:rFonts w:ascii="Arial" w:cs="Arial" w:eastAsia="Arial" w:hAnsi="Arial"/>
@@ -37093,7 +37093,7 @@
               <w:spacing w:after="10" w:before="0"/>
               <w:ind w:left="120"/>
             </w:pPr>
-            <w:hyperlink w:history="1" r:id="rIdbxo5ceibodizz4yrprrxx">
+            <w:hyperlink w:history="1" r:id="rIdwob2ikgjybijmgmieuxt_">
               <w:r>
                 <w:rPr>
                   <w:rFonts w:ascii="Arial" w:cs="Arial" w:eastAsia="Arial" w:hAnsi="Arial"/>
@@ -37288,7 +37288,7 @@
             <w:pPr>
               <w:spacing w:after="20" w:before="0"/>
             </w:pPr>
-            <w:hyperlink w:history="1" r:id="rIdsczwwhnlavz9tijnrqyrr">
+            <w:hyperlink w:history="1" r:id="rIdkphzxrywrqzezp8c2dmpt">
               <w:r>
                 <w:rPr>
                   <w:rFonts w:ascii="Arial" w:cs="Arial" w:eastAsia="Arial" w:hAnsi="Arial"/>
@@ -37337,7 +37337,7 @@
               <w:spacing w:after="10" w:before="0"/>
               <w:ind w:left="120"/>
             </w:pPr>
-            <w:hyperlink w:history="1" r:id="rId6ajjwrfzzun7z_lnwxdwu">
+            <w:hyperlink w:history="1" r:id="rId2wawn2rp1u9txt8b__u7t">
               <w:r>
                 <w:rPr>
                   <w:rFonts w:ascii="Arial" w:cs="Arial" w:eastAsia="Arial" w:hAnsi="Arial"/>
@@ -37382,7 +37382,7 @@
             <w:pPr>
               <w:spacing w:after="20" w:before="0"/>
             </w:pPr>
-            <w:hyperlink w:history="1" r:id="rIdkzfqrdetpyvpemubqqpxn">
+            <w:hyperlink w:history="1" r:id="rIdjfenaqaghvwyfnm6lkhzm">
               <w:r>
                 <w:rPr>
                   <w:rFonts w:ascii="Arial" w:cs="Arial" w:eastAsia="Arial" w:hAnsi="Arial"/>
@@ -37431,7 +37431,7 @@
               <w:spacing w:after="10" w:before="0"/>
               <w:ind w:left="120"/>
             </w:pPr>
-            <w:hyperlink w:history="1" r:id="rIdc_hdivvqeqwo30ev0oqrj">
+            <w:hyperlink w:history="1" r:id="rId08pilcbhes-orhn7rtrlx">
               <w:r>
                 <w:rPr>
                   <w:rFonts w:ascii="Arial" w:cs="Arial" w:eastAsia="Arial" w:hAnsi="Arial"/>
@@ -37626,7 +37626,7 @@
             <w:pPr>
               <w:spacing w:after="20" w:before="0"/>
             </w:pPr>
-            <w:hyperlink w:history="1" r:id="rIdvrfk1b9-spcfnyni-3wcy">
+            <w:hyperlink w:history="1" r:id="rIdtcjnjlibpxl2uex65gyrv">
               <w:r>
                 <w:rPr>
                   <w:rFonts w:ascii="Arial" w:cs="Arial" w:eastAsia="Arial" w:hAnsi="Arial"/>
@@ -37675,7 +37675,7 @@
               <w:spacing w:after="10" w:before="0"/>
               <w:ind w:left="120"/>
             </w:pPr>
-            <w:hyperlink w:history="1" r:id="rIdocckza6ktmi9y2g0v4jhq">
+            <w:hyperlink w:history="1" r:id="rId_s3xo4-9clkk-ubnwpae4">
               <w:r>
                 <w:rPr>
                   <w:rFonts w:ascii="Arial" w:cs="Arial" w:eastAsia="Arial" w:hAnsi="Arial"/>
@@ -37720,7 +37720,7 @@
             <w:pPr>
               <w:spacing w:after="20" w:before="0"/>
             </w:pPr>
-            <w:hyperlink w:history="1" r:id="rIdqr461_rqkud5hve49jv24">
+            <w:hyperlink w:history="1" r:id="rId774zsl60ib1xuroufpvgg">
               <w:r>
                 <w:rPr>
                   <w:rFonts w:ascii="Arial" w:cs="Arial" w:eastAsia="Arial" w:hAnsi="Arial"/>
@@ -37769,7 +37769,7 @@
               <w:spacing w:after="10" w:before="0"/>
               <w:ind w:left="120"/>
             </w:pPr>
-            <w:hyperlink w:history="1" r:id="rIdcbi2fpwfxxoopv2we9ptr">
+            <w:hyperlink w:history="1" r:id="rIdjglf_6haettnh8izxodws">
               <w:r>
                 <w:rPr>
                   <w:rFonts w:ascii="Arial" w:cs="Arial" w:eastAsia="Arial" w:hAnsi="Arial"/>
@@ -38281,7 +38281,7 @@
         </w:rPr>
         <w:t xml:space="preserve">© 2026 SeaVuria and ARES. Aligned with KICD objectives. Developed by SeaVuria; technical implementation by ARES (with AI assistance from Claude). Licensed under </w:t>
       </w:r>
-      <w:hyperlink w:history="1" r:id="rIdu35ogcct4kedfpn1l55yl">
+      <w:hyperlink w:history="1" r:id="rIdt8qu2kwmotpa-jirmi9pg">
         <w:r>
           <w:rPr>
             <w:rFonts w:ascii="Arial" w:cs="Arial" w:eastAsia="Arial" w:hAnsi="Arial"/>
@@ -38302,7 +38302,7 @@
         </w:rPr>
         <w:t xml:space="preserve"> (</w:t>
       </w:r>
-      <w:hyperlink w:history="1" r:id="rIdshbnme3tx8mhschdnfvvj">
+      <w:hyperlink w:history="1" r:id="rIdp5xibhx26vkp_dcocuefd">
         <w:r>
           <w:rPr>
             <w:rFonts w:ascii="Arial" w:cs="Arial" w:eastAsia="Arial" w:hAnsi="Arial"/>

--- a/data/outputs/v2/Maths/SS2.1_Similarity_and_Enlargement/Mathematics_Similarity_and_Enlargement_CBE_LessonSequence.docx
+++ b/data/outputs/v2/Maths/SS2.1_Similarity_and_Enlargement/Mathematics_Similarity_and_Enlargement_CBE_LessonSequence.docx
@@ -2940,7 +2940,7 @@
         </w:rPr>
         <w:t xml:space="preserve">© 2026 SeaVuria and ARES. This work is licensed under a </w:t>
       </w:r>
-      <w:hyperlink w:history="1" r:id="rIdmyf7umwa5xqmypcrate70">
+      <w:hyperlink w:history="1" r:id="rIdiqlkn250djdxhxeljpxc2">
         <w:r>
           <w:rPr>
             <w:rFonts w:ascii="Arial" w:cs="Arial" w:eastAsia="Arial" w:hAnsi="Arial"/>
@@ -2960,7 +2960,7 @@
         </w:rPr>
         <w:t xml:space="preserve"> (</w:t>
       </w:r>
-      <w:hyperlink w:history="1" r:id="rId047wcwt6bhqwkbffn_rd-">
+      <w:hyperlink w:history="1" r:id="rIdu7c3nmdwcavyzocl2egzv">
         <w:r>
           <w:rPr>
             <w:rFonts w:ascii="Arial" w:cs="Arial" w:eastAsia="Arial" w:hAnsi="Arial"/>
@@ -2980,7 +2980,7 @@
         </w:rPr>
         <w:t xml:space="preserve">). To view a copy of this license, visit </w:t>
       </w:r>
-      <w:hyperlink w:history="1" r:id="rIdzs-n7srccnney1zkfdomr">
+      <w:hyperlink w:history="1" r:id="rIdmvx07d051puj2qenndube">
         <w:r>
           <w:rPr>
             <w:rFonts w:ascii="Arial" w:cs="Arial" w:eastAsia="Arial" w:hAnsi="Arial"/>
@@ -3992,7 +3992,7 @@
             <w:pPr>
               <w:spacing w:after="20" w:before="0"/>
             </w:pPr>
-            <w:hyperlink w:history="1" r:id="rIdf2dpqea2hpzmbgpsngbh7">
+            <w:hyperlink w:history="1" r:id="rId4e3vcjzpnrgrwcxuhttst">
               <w:r>
                 <w:rPr>
                   <w:rFonts w:ascii="Arial" w:cs="Arial" w:eastAsia="Arial" w:hAnsi="Arial"/>
@@ -4025,7 +4025,7 @@
               <w:spacing w:after="10" w:before="0"/>
               <w:ind w:left="120"/>
             </w:pPr>
-            <w:hyperlink w:history="1" r:id="rIdcibb5bzib75nopgwlzs35">
+            <w:hyperlink w:history="1" r:id="rIdddkxza4x--f6qudxnl-e-">
               <w:r>
                 <w:rPr>
                   <w:rFonts w:ascii="Arial" w:cs="Arial" w:eastAsia="Arial" w:hAnsi="Arial"/>
@@ -4070,7 +4070,7 @@
             <w:pPr>
               <w:spacing w:after="20" w:before="0"/>
             </w:pPr>
-            <w:hyperlink w:history="1" r:id="rIdb4w6ujvswa1hdf0gilpjj">
+            <w:hyperlink w:history="1" r:id="rIdmhjdd8xjqtl_mqhbhnp-f">
               <w:r>
                 <w:rPr>
                   <w:rFonts w:ascii="Arial" w:cs="Arial" w:eastAsia="Arial" w:hAnsi="Arial"/>
@@ -4103,7 +4103,7 @@
               <w:spacing w:after="10" w:before="0"/>
               <w:ind w:left="120"/>
             </w:pPr>
-            <w:hyperlink w:history="1" r:id="rIduqxfc_lghjgoitzuwrq48">
+            <w:hyperlink w:history="1" r:id="rIdvkgclk3q7qkrdumdxbzeb">
               <w:r>
                 <w:rPr>
                   <w:rFonts w:ascii="Arial" w:cs="Arial" w:eastAsia="Arial" w:hAnsi="Arial"/>
@@ -4298,7 +4298,7 @@
             <w:pPr>
               <w:spacing w:after="20" w:before="0"/>
             </w:pPr>
-            <w:hyperlink w:history="1" r:id="rIdruuonn76sqc8hf8iekq5s">
+            <w:hyperlink w:history="1" r:id="rIdki3kl9ntinzqkchb9aso7">
               <w:r>
                 <w:rPr>
                   <w:rFonts w:ascii="Arial" w:cs="Arial" w:eastAsia="Arial" w:hAnsi="Arial"/>
@@ -4331,7 +4331,7 @@
               <w:spacing w:after="10" w:before="0"/>
               <w:ind w:left="120"/>
             </w:pPr>
-            <w:hyperlink w:history="1" r:id="rIdw650ql2vnaug2zgrxse0q">
+            <w:hyperlink w:history="1" r:id="rIdfgyummm8n98wp20yvnpib">
               <w:r>
                 <w:rPr>
                   <w:rFonts w:ascii="Arial" w:cs="Arial" w:eastAsia="Arial" w:hAnsi="Arial"/>
@@ -4376,7 +4376,7 @@
             <w:pPr>
               <w:spacing w:after="20" w:before="0"/>
             </w:pPr>
-            <w:hyperlink w:history="1" r:id="rIdhdj8l5ooev4n43naasqi8">
+            <w:hyperlink w:history="1" r:id="rIdqtpjcid7r4vhs1j8ubnbw">
               <w:r>
                 <w:rPr>
                   <w:rFonts w:ascii="Arial" w:cs="Arial" w:eastAsia="Arial" w:hAnsi="Arial"/>
@@ -4409,7 +4409,7 @@
               <w:spacing w:after="10" w:before="0"/>
               <w:ind w:left="120"/>
             </w:pPr>
-            <w:hyperlink w:history="1" r:id="rIdqdbrvnq_tznqtdqj8iagi">
+            <w:hyperlink w:history="1" r:id="rIdoymgtkj1akebkja-vd59p">
               <w:r>
                 <w:rPr>
                   <w:rFonts w:ascii="Arial" w:cs="Arial" w:eastAsia="Arial" w:hAnsi="Arial"/>
@@ -4604,7 +4604,7 @@
             <w:pPr>
               <w:spacing w:after="20" w:before="0"/>
             </w:pPr>
-            <w:hyperlink w:history="1" r:id="rIdzqh7fbr0hcf7vjtnme_em">
+            <w:hyperlink w:history="1" r:id="rIdkxgfmxtr6v-lhxmiyf5sn">
               <w:r>
                 <w:rPr>
                   <w:rFonts w:ascii="Arial" w:cs="Arial" w:eastAsia="Arial" w:hAnsi="Arial"/>
@@ -4653,7 +4653,7 @@
               <w:spacing w:after="10" w:before="0"/>
               <w:ind w:left="120"/>
             </w:pPr>
-            <w:hyperlink w:history="1" r:id="rIdwwlkgqddtriskupffjslx">
+            <w:hyperlink w:history="1" r:id="rIdyklu0psl-ijsfgx5zqw0q">
               <w:r>
                 <w:rPr>
                   <w:rFonts w:ascii="Arial" w:cs="Arial" w:eastAsia="Arial" w:hAnsi="Arial"/>
@@ -4698,7 +4698,7 @@
             <w:pPr>
               <w:spacing w:after="20" w:before="0"/>
             </w:pPr>
-            <w:hyperlink w:history="1" r:id="rId6g8fdiihnd_ez9n7iaxwj">
+            <w:hyperlink w:history="1" r:id="rIdpkhrsbgtusi1lek3dz9vr">
               <w:r>
                 <w:rPr>
                   <w:rFonts w:ascii="Arial" w:cs="Arial" w:eastAsia="Arial" w:hAnsi="Arial"/>
@@ -4747,7 +4747,7 @@
               <w:spacing w:after="10" w:before="0"/>
               <w:ind w:left="120"/>
             </w:pPr>
-            <w:hyperlink w:history="1" r:id="rId0ey6xt0fkoyv3409uwtfo">
+            <w:hyperlink w:history="1" r:id="rIdkg_oqxnba-g4iyhs_1yuh">
               <w:r>
                 <w:rPr>
                   <w:rFonts w:ascii="Arial" w:cs="Arial" w:eastAsia="Arial" w:hAnsi="Arial"/>
@@ -4942,7 +4942,7 @@
             <w:pPr>
               <w:spacing w:after="20" w:before="0"/>
             </w:pPr>
-            <w:hyperlink w:history="1" r:id="rId1mf9oxj_llfafwwskmb8c">
+            <w:hyperlink w:history="1" r:id="rIdwem3wlaojb89twds72vhl">
               <w:r>
                 <w:rPr>
                   <w:rFonts w:ascii="Arial" w:cs="Arial" w:eastAsia="Arial" w:hAnsi="Arial"/>
@@ -4991,7 +4991,7 @@
               <w:spacing w:after="10" w:before="0"/>
               <w:ind w:left="120"/>
             </w:pPr>
-            <w:hyperlink w:history="1" r:id="rIdjk5pd7eftxjrrsppyd-wr">
+            <w:hyperlink w:history="1" r:id="rIdjnmki5md-zuqsrbv1fe8q">
               <w:r>
                 <w:rPr>
                   <w:rFonts w:ascii="Arial" w:cs="Arial" w:eastAsia="Arial" w:hAnsi="Arial"/>
@@ -5036,7 +5036,7 @@
             <w:pPr>
               <w:spacing w:after="20" w:before="0"/>
             </w:pPr>
-            <w:hyperlink w:history="1" r:id="rId_dhnlrxsixqslzcx8o89v">
+            <w:hyperlink w:history="1" r:id="rId5bz9let0a_u8blfadsukh">
               <w:r>
                 <w:rPr>
                   <w:rFonts w:ascii="Arial" w:cs="Arial" w:eastAsia="Arial" w:hAnsi="Arial"/>
@@ -5085,7 +5085,7 @@
               <w:spacing w:after="10" w:before="0"/>
               <w:ind w:left="120"/>
             </w:pPr>
-            <w:hyperlink w:history="1" r:id="rIdtqkw7ugiwkyz23jg9rhx2">
+            <w:hyperlink w:history="1" r:id="rIdf4awp85ukch_9bfjmiv3p">
               <w:r>
                 <w:rPr>
                   <w:rFonts w:ascii="Arial" w:cs="Arial" w:eastAsia="Arial" w:hAnsi="Arial"/>
@@ -5280,7 +5280,7 @@
             <w:pPr>
               <w:spacing w:after="20" w:before="0"/>
             </w:pPr>
-            <w:hyperlink w:history="1" r:id="rIdxedrqrhqjmkifihbjmvmq">
+            <w:hyperlink w:history="1" r:id="rIdawznx3v9dz5dwtvwj4ysy">
               <w:r>
                 <w:rPr>
                   <w:rFonts w:ascii="Arial" w:cs="Arial" w:eastAsia="Arial" w:hAnsi="Arial"/>
@@ -5329,7 +5329,7 @@
               <w:spacing w:after="10" w:before="0"/>
               <w:ind w:left="120"/>
             </w:pPr>
-            <w:hyperlink w:history="1" r:id="rIdknkx_riw4-cih1hct3yfn">
+            <w:hyperlink w:history="1" r:id="rIdpcmkafmxaq3sebrlskmbl">
               <w:r>
                 <w:rPr>
                   <w:rFonts w:ascii="Arial" w:cs="Arial" w:eastAsia="Arial" w:hAnsi="Arial"/>
@@ -5374,7 +5374,7 @@
             <w:pPr>
               <w:spacing w:after="20" w:before="0"/>
             </w:pPr>
-            <w:hyperlink w:history="1" r:id="rId1xgjcco2fnpvdtvthdpuk">
+            <w:hyperlink w:history="1" r:id="rIdaksg7miwqdid3q0_orede">
               <w:r>
                 <w:rPr>
                   <w:rFonts w:ascii="Arial" w:cs="Arial" w:eastAsia="Arial" w:hAnsi="Arial"/>
@@ -5423,7 +5423,7 @@
               <w:spacing w:after="10" w:before="0"/>
               <w:ind w:left="120"/>
             </w:pPr>
-            <w:hyperlink w:history="1" r:id="rIdf-qlb5syqbhsb7cuxlljr">
+            <w:hyperlink w:history="1" r:id="rIdri2wksaafv0ekmcumcuwn">
               <w:r>
                 <w:rPr>
                   <w:rFonts w:ascii="Arial" w:cs="Arial" w:eastAsia="Arial" w:hAnsi="Arial"/>
@@ -5935,7 +5935,7 @@
         </w:rPr>
         <w:t xml:space="preserve">© 2026 SeaVuria and ARES. Aligned with KICD objectives. Developed by SeaVuria; technical implementation by ARES (with AI assistance from Claude). Licensed under </w:t>
       </w:r>
-      <w:hyperlink w:history="1" r:id="rIdfuiliwhhzploztfuhbs75">
+      <w:hyperlink w:history="1" r:id="rId-ydsv06x5fhykw4zu0dzf">
         <w:r>
           <w:rPr>
             <w:rFonts w:ascii="Arial" w:cs="Arial" w:eastAsia="Arial" w:hAnsi="Arial"/>
@@ -5956,7 +5956,7 @@
         </w:rPr>
         <w:t xml:space="preserve"> (</w:t>
       </w:r>
-      <w:hyperlink w:history="1" r:id="rIdnqbqb8id93fwyzrtvnz6b">
+      <w:hyperlink w:history="1" r:id="rIdrds6ab0oadtlhrzgkgp6j">
         <w:r>
           <w:rPr>
             <w:rFonts w:ascii="Arial" w:cs="Arial" w:eastAsia="Arial" w:hAnsi="Arial"/>
@@ -6969,7 +6969,7 @@
             <w:pPr>
               <w:spacing w:after="20" w:before="0"/>
             </w:pPr>
-            <w:hyperlink w:history="1" r:id="rIdfvgkkxeswx8utekhlvrhv">
+            <w:hyperlink w:history="1" r:id="rIdc-5uvbpnt3mueo9cka2yn">
               <w:r>
                 <w:rPr>
                   <w:rFonts w:ascii="Arial" w:cs="Arial" w:eastAsia="Arial" w:hAnsi="Arial"/>
@@ -7002,7 +7002,7 @@
               <w:spacing w:after="10" w:before="0"/>
               <w:ind w:left="120"/>
             </w:pPr>
-            <w:hyperlink w:history="1" r:id="rIdw5e_xdygu3_ernw4baey5">
+            <w:hyperlink w:history="1" r:id="rIdimfy7uiztk_mrzblfmqs_">
               <w:r>
                 <w:rPr>
                   <w:rFonts w:ascii="Arial" w:cs="Arial" w:eastAsia="Arial" w:hAnsi="Arial"/>
@@ -7047,7 +7047,7 @@
             <w:pPr>
               <w:spacing w:after="20" w:before="0"/>
             </w:pPr>
-            <w:hyperlink w:history="1" r:id="rIdg25xu6zgra0yury31tucy">
+            <w:hyperlink w:history="1" r:id="rIdcagvsqubeq2aafae47brs">
               <w:r>
                 <w:rPr>
                   <w:rFonts w:ascii="Arial" w:cs="Arial" w:eastAsia="Arial" w:hAnsi="Arial"/>
@@ -7080,7 +7080,7 @@
               <w:spacing w:after="10" w:before="0"/>
               <w:ind w:left="120"/>
             </w:pPr>
-            <w:hyperlink w:history="1" r:id="rIdzyupmuox3m4dzgcgzntc6">
+            <w:hyperlink w:history="1" r:id="rId1fvsproxc2wrzhe9ydqyg">
               <w:r>
                 <w:rPr>
                   <w:rFonts w:ascii="Arial" w:cs="Arial" w:eastAsia="Arial" w:hAnsi="Arial"/>
@@ -7275,7 +7275,7 @@
             <w:pPr>
               <w:spacing w:after="20" w:before="0"/>
             </w:pPr>
-            <w:hyperlink w:history="1" r:id="rIdmm9g8s8ib2dd2axardwvl">
+            <w:hyperlink w:history="1" r:id="rIdybenhy3mjos6wgns1fio8">
               <w:r>
                 <w:rPr>
                   <w:rFonts w:ascii="Arial" w:cs="Arial" w:eastAsia="Arial" w:hAnsi="Arial"/>
@@ -7308,7 +7308,7 @@
               <w:spacing w:after="10" w:before="0"/>
               <w:ind w:left="120"/>
             </w:pPr>
-            <w:hyperlink w:history="1" r:id="rIds-x-oo2vfvtyx4xa0eoea">
+            <w:hyperlink w:history="1" r:id="rIdpw9e19ms1xygoejegt1bd">
               <w:r>
                 <w:rPr>
                   <w:rFonts w:ascii="Arial" w:cs="Arial" w:eastAsia="Arial" w:hAnsi="Arial"/>
@@ -7353,7 +7353,7 @@
             <w:pPr>
               <w:spacing w:after="20" w:before="0"/>
             </w:pPr>
-            <w:hyperlink w:history="1" r:id="rIdpju75rc80ejjcxtpki0qx">
+            <w:hyperlink w:history="1" r:id="rId8nljs6n_watb4tjvp50lf">
               <w:r>
                 <w:rPr>
                   <w:rFonts w:ascii="Arial" w:cs="Arial" w:eastAsia="Arial" w:hAnsi="Arial"/>
@@ -7386,7 +7386,7 @@
               <w:spacing w:after="10" w:before="0"/>
               <w:ind w:left="120"/>
             </w:pPr>
-            <w:hyperlink w:history="1" r:id="rIdrceit1b4e-sbuthm38yd9">
+            <w:hyperlink w:history="1" r:id="rIdqoqqiev8b0nw16xhby0wy">
               <w:r>
                 <w:rPr>
                   <w:rFonts w:ascii="Arial" w:cs="Arial" w:eastAsia="Arial" w:hAnsi="Arial"/>
@@ -7581,7 +7581,7 @@
             <w:pPr>
               <w:spacing w:after="20" w:before="0"/>
             </w:pPr>
-            <w:hyperlink w:history="1" r:id="rIdofnnnety3xl52hzq8tnfs">
+            <w:hyperlink w:history="1" r:id="rIdtrhckysuzt6ppvlly-rgx">
               <w:r>
                 <w:rPr>
                   <w:rFonts w:ascii="Arial" w:cs="Arial" w:eastAsia="Arial" w:hAnsi="Arial"/>
@@ -7614,7 +7614,7 @@
               <w:spacing w:after="10" w:before="0"/>
               <w:ind w:left="120"/>
             </w:pPr>
-            <w:hyperlink w:history="1" r:id="rIdixsddkrje8qka6ryplf76">
+            <w:hyperlink w:history="1" r:id="rIdfbhhpbqpjytmoazk1ghpn">
               <w:r>
                 <w:rPr>
                   <w:rFonts w:ascii="Arial" w:cs="Arial" w:eastAsia="Arial" w:hAnsi="Arial"/>
@@ -7659,7 +7659,7 @@
             <w:pPr>
               <w:spacing w:after="20" w:before="0"/>
             </w:pPr>
-            <w:hyperlink w:history="1" r:id="rIdndfv_82amsoccblutx3pp">
+            <w:hyperlink w:history="1" r:id="rIdqveaziuozbqnhkiw62uyg">
               <w:r>
                 <w:rPr>
                   <w:rFonts w:ascii="Arial" w:cs="Arial" w:eastAsia="Arial" w:hAnsi="Arial"/>
@@ -7692,7 +7692,7 @@
               <w:spacing w:after="10" w:before="0"/>
               <w:ind w:left="120"/>
             </w:pPr>
-            <w:hyperlink w:history="1" r:id="rIdachxjxuv99cw-4oibsaln">
+            <w:hyperlink w:history="1" r:id="rIda1zoi2oljqy_v4peswxs3">
               <w:r>
                 <w:rPr>
                   <w:rFonts w:ascii="Arial" w:cs="Arial" w:eastAsia="Arial" w:hAnsi="Arial"/>
@@ -7887,7 +7887,7 @@
             <w:pPr>
               <w:spacing w:after="20" w:before="0"/>
             </w:pPr>
-            <w:hyperlink w:history="1" r:id="rIdrcwwjp0cwhsftnpr8ixxr">
+            <w:hyperlink w:history="1" r:id="rIdokoyoejtfqm8py-fop_10">
               <w:r>
                 <w:rPr>
                   <w:rFonts w:ascii="Arial" w:cs="Arial" w:eastAsia="Arial" w:hAnsi="Arial"/>
@@ -7920,7 +7920,7 @@
               <w:spacing w:after="10" w:before="0"/>
               <w:ind w:left="120"/>
             </w:pPr>
-            <w:hyperlink w:history="1" r:id="rIdplx5bw_nrpjcmlc0x9ewu">
+            <w:hyperlink w:history="1" r:id="rIdq_ucx6xv8-wdelhoxmtxr">
               <w:r>
                 <w:rPr>
                   <w:rFonts w:ascii="Arial" w:cs="Arial" w:eastAsia="Arial" w:hAnsi="Arial"/>
@@ -7965,7 +7965,7 @@
             <w:pPr>
               <w:spacing w:after="20" w:before="0"/>
             </w:pPr>
-            <w:hyperlink w:history="1" r:id="rIdlhup3hksflhbohrwuo-wg">
+            <w:hyperlink w:history="1" r:id="rIdwf8edndwq6twy-i5ruxht">
               <w:r>
                 <w:rPr>
                   <w:rFonts w:ascii="Arial" w:cs="Arial" w:eastAsia="Arial" w:hAnsi="Arial"/>
@@ -7998,7 +7998,7 @@
               <w:spacing w:after="10" w:before="0"/>
               <w:ind w:left="120"/>
             </w:pPr>
-            <w:hyperlink w:history="1" r:id="rIdjuin83ojgtrnndhlipd0u">
+            <w:hyperlink w:history="1" r:id="rIdjo30cm2c8urnu1ovj46ur">
               <w:r>
                 <w:rPr>
                   <w:rFonts w:ascii="Arial" w:cs="Arial" w:eastAsia="Arial" w:hAnsi="Arial"/>
@@ -8193,7 +8193,7 @@
             <w:pPr>
               <w:spacing w:after="20" w:before="0"/>
             </w:pPr>
-            <w:hyperlink w:history="1" r:id="rId5o0guazale3hde8zed2po">
+            <w:hyperlink w:history="1" r:id="rId5ivtcbvvbh3jolhypusk0">
               <w:r>
                 <w:rPr>
                   <w:rFonts w:ascii="Arial" w:cs="Arial" w:eastAsia="Arial" w:hAnsi="Arial"/>
@@ -8242,7 +8242,7 @@
               <w:spacing w:after="10" w:before="0"/>
               <w:ind w:left="120"/>
             </w:pPr>
-            <w:hyperlink w:history="1" r:id="rIdoy1cqxlyupmybrt5v-6yl">
+            <w:hyperlink w:history="1" r:id="rId97akqn1jxdvtzt7fjcutp">
               <w:r>
                 <w:rPr>
                   <w:rFonts w:ascii="Arial" w:cs="Arial" w:eastAsia="Arial" w:hAnsi="Arial"/>
@@ -8287,7 +8287,7 @@
             <w:pPr>
               <w:spacing w:after="20" w:before="0"/>
             </w:pPr>
-            <w:hyperlink w:history="1" r:id="rIdenxbehwzfafxgnwiasni3">
+            <w:hyperlink w:history="1" r:id="rIdixj8lgtoyilumfuy1gnyr">
               <w:r>
                 <w:rPr>
                   <w:rFonts w:ascii="Arial" w:cs="Arial" w:eastAsia="Arial" w:hAnsi="Arial"/>
@@ -8336,7 +8336,7 @@
               <w:spacing w:after="10" w:before="0"/>
               <w:ind w:left="120"/>
             </w:pPr>
-            <w:hyperlink w:history="1" r:id="rIdn4ypskglnrvyuc6aoyzko">
+            <w:hyperlink w:history="1" r:id="rIdnxniefftgu42q0hesdd-p">
               <w:r>
                 <w:rPr>
                   <w:rFonts w:ascii="Arial" w:cs="Arial" w:eastAsia="Arial" w:hAnsi="Arial"/>
@@ -8943,7 +8943,7 @@
         </w:rPr>
         <w:t xml:space="preserve">© 2026 SeaVuria and ARES. Aligned with KICD objectives. Developed by SeaVuria; technical implementation by ARES (with AI assistance from Claude). Licensed under </w:t>
       </w:r>
-      <w:hyperlink w:history="1" r:id="rIdhzmtm7obww_bmt8agurdr">
+      <w:hyperlink w:history="1" r:id="rIdfmnz8stof3dludchby3hf">
         <w:r>
           <w:rPr>
             <w:rFonts w:ascii="Arial" w:cs="Arial" w:eastAsia="Arial" w:hAnsi="Arial"/>
@@ -8964,7 +8964,7 @@
         </w:rPr>
         <w:t xml:space="preserve"> (</w:t>
       </w:r>
-      <w:hyperlink w:history="1" r:id="rId0lnovjrapad06vdbqufc_">
+      <w:hyperlink w:history="1" r:id="rIdp8cvidpgmboazmwzn1sqj">
         <w:r>
           <w:rPr>
             <w:rFonts w:ascii="Arial" w:cs="Arial" w:eastAsia="Arial" w:hAnsi="Arial"/>
@@ -9977,7 +9977,7 @@
             <w:pPr>
               <w:spacing w:after="20" w:before="0"/>
             </w:pPr>
-            <w:hyperlink w:history="1" r:id="rIdvm9hn4lir3gsuaume3-39">
+            <w:hyperlink w:history="1" r:id="rIdgtkp0wyupwthhzvujzwji">
               <w:r>
                 <w:rPr>
                   <w:rFonts w:ascii="Arial" w:cs="Arial" w:eastAsia="Arial" w:hAnsi="Arial"/>
@@ -10010,7 +10010,7 @@
               <w:spacing w:after="10" w:before="0"/>
               <w:ind w:left="120"/>
             </w:pPr>
-            <w:hyperlink w:history="1" r:id="rIdr9f9hrter6qvxzpwb8jce">
+            <w:hyperlink w:history="1" r:id="rIdqd28-hrx8sud3fl5hll05">
               <w:r>
                 <w:rPr>
                   <w:rFonts w:ascii="Arial" w:cs="Arial" w:eastAsia="Arial" w:hAnsi="Arial"/>
@@ -10055,7 +10055,7 @@
             <w:pPr>
               <w:spacing w:after="20" w:before="0"/>
             </w:pPr>
-            <w:hyperlink w:history="1" r:id="rIdusnfmk7fwez1vgvk3wjyq">
+            <w:hyperlink w:history="1" r:id="rIdv6u_kfhzj4kowy-_l5fht">
               <w:r>
                 <w:rPr>
                   <w:rFonts w:ascii="Arial" w:cs="Arial" w:eastAsia="Arial" w:hAnsi="Arial"/>
@@ -10088,7 +10088,7 @@
               <w:spacing w:after="10" w:before="0"/>
               <w:ind w:left="120"/>
             </w:pPr>
-            <w:hyperlink w:history="1" r:id="rIdp0abwtgxlmgcuxt5nebo5">
+            <w:hyperlink w:history="1" r:id="rIdlnfpi1v6_x7vtmnnoiqwy">
               <w:r>
                 <w:rPr>
                   <w:rFonts w:ascii="Arial" w:cs="Arial" w:eastAsia="Arial" w:hAnsi="Arial"/>
@@ -10283,7 +10283,7 @@
             <w:pPr>
               <w:spacing w:after="20" w:before="0"/>
             </w:pPr>
-            <w:hyperlink w:history="1" r:id="rIdkmkz5xq0kzza7txkweet9">
+            <w:hyperlink w:history="1" r:id="rIdwygndd1nske-9goz4st9n">
               <w:r>
                 <w:rPr>
                   <w:rFonts w:ascii="Arial" w:cs="Arial" w:eastAsia="Arial" w:hAnsi="Arial"/>
@@ -10316,7 +10316,7 @@
               <w:spacing w:after="10" w:before="0"/>
               <w:ind w:left="120"/>
             </w:pPr>
-            <w:hyperlink w:history="1" r:id="rIdx3hcyjflklpypvsac4q0i">
+            <w:hyperlink w:history="1" r:id="rIdrgx5t6kguxva8g4c6cot-">
               <w:r>
                 <w:rPr>
                   <w:rFonts w:ascii="Arial" w:cs="Arial" w:eastAsia="Arial" w:hAnsi="Arial"/>
@@ -10361,7 +10361,7 @@
             <w:pPr>
               <w:spacing w:after="20" w:before="0"/>
             </w:pPr>
-            <w:hyperlink w:history="1" r:id="rIdk5d2tkgcunjrvdzxi0tpm">
+            <w:hyperlink w:history="1" r:id="rIdqt2plwy2ulwdkfig0ivvb">
               <w:r>
                 <w:rPr>
                   <w:rFonts w:ascii="Arial" w:cs="Arial" w:eastAsia="Arial" w:hAnsi="Arial"/>
@@ -10394,7 +10394,7 @@
               <w:spacing w:after="10" w:before="0"/>
               <w:ind w:left="120"/>
             </w:pPr>
-            <w:hyperlink w:history="1" r:id="rIdcxlpjjfcxhbq1o077nv_d">
+            <w:hyperlink w:history="1" r:id="rIds66xb95cddlhxn5ttsbn6">
               <w:r>
                 <w:rPr>
                   <w:rFonts w:ascii="Arial" w:cs="Arial" w:eastAsia="Arial" w:hAnsi="Arial"/>
@@ -10589,7 +10589,7 @@
             <w:pPr>
               <w:spacing w:after="20" w:before="0"/>
             </w:pPr>
-            <w:hyperlink w:history="1" r:id="rIdj7zr1vzvhrfhbgyv4v6vx">
+            <w:hyperlink w:history="1" r:id="rIdogoqjgmb0krz4nw7xzyzw">
               <w:r>
                 <w:rPr>
                   <w:rFonts w:ascii="Arial" w:cs="Arial" w:eastAsia="Arial" w:hAnsi="Arial"/>
@@ -10622,7 +10622,7 @@
               <w:spacing w:after="10" w:before="0"/>
               <w:ind w:left="120"/>
             </w:pPr>
-            <w:hyperlink w:history="1" r:id="rIdzo0hlcmf1kpntokba4vrf">
+            <w:hyperlink w:history="1" r:id="rIdnbsf4xd_djv9mpx3qi_hs">
               <w:r>
                 <w:rPr>
                   <w:rFonts w:ascii="Arial" w:cs="Arial" w:eastAsia="Arial" w:hAnsi="Arial"/>
@@ -10667,7 +10667,7 @@
             <w:pPr>
               <w:spacing w:after="20" w:before="0"/>
             </w:pPr>
-            <w:hyperlink w:history="1" r:id="rIdxskqlm6kyuoqadctgllot">
+            <w:hyperlink w:history="1" r:id="rIdeyvio0rurste4letp0qaw">
               <w:r>
                 <w:rPr>
                   <w:rFonts w:ascii="Arial" w:cs="Arial" w:eastAsia="Arial" w:hAnsi="Arial"/>
@@ -10700,7 +10700,7 @@
               <w:spacing w:after="10" w:before="0"/>
               <w:ind w:left="120"/>
             </w:pPr>
-            <w:hyperlink w:history="1" r:id="rIdnikv1jnmpcb-qxxg1qx0h">
+            <w:hyperlink w:history="1" r:id="rIdwj7vwfvyezo8n_d299zly">
               <w:r>
                 <w:rPr>
                   <w:rFonts w:ascii="Arial" w:cs="Arial" w:eastAsia="Arial" w:hAnsi="Arial"/>
@@ -10895,7 +10895,7 @@
             <w:pPr>
               <w:spacing w:after="20" w:before="0"/>
             </w:pPr>
-            <w:hyperlink w:history="1" r:id="rId8y8i16luypov7rwr9ac8a">
+            <w:hyperlink w:history="1" r:id="rIdxkqyick-wgumjw-_fdtbn">
               <w:r>
                 <w:rPr>
                   <w:rFonts w:ascii="Arial" w:cs="Arial" w:eastAsia="Arial" w:hAnsi="Arial"/>
@@ -10928,7 +10928,7 @@
               <w:spacing w:after="10" w:before="0"/>
               <w:ind w:left="120"/>
             </w:pPr>
-            <w:hyperlink w:history="1" r:id="rIdqfoaekgi_brorpk_py3ty">
+            <w:hyperlink w:history="1" r:id="rIdo0w8jdzmwxcbcz6h9w-hu">
               <w:r>
                 <w:rPr>
                   <w:rFonts w:ascii="Arial" w:cs="Arial" w:eastAsia="Arial" w:hAnsi="Arial"/>
@@ -10973,7 +10973,7 @@
             <w:pPr>
               <w:spacing w:after="20" w:before="0"/>
             </w:pPr>
-            <w:hyperlink w:history="1" r:id="rIdfcg5jrop5c2mwtgpqoauy">
+            <w:hyperlink w:history="1" r:id="rIdlv4q76wqpyie8mc0bdhhg">
               <w:r>
                 <w:rPr>
                   <w:rFonts w:ascii="Arial" w:cs="Arial" w:eastAsia="Arial" w:hAnsi="Arial"/>
@@ -11006,7 +11006,7 @@
               <w:spacing w:after="10" w:before="0"/>
               <w:ind w:left="120"/>
             </w:pPr>
-            <w:hyperlink w:history="1" r:id="rIdsanphxxahwvsvyh_sck38">
+            <w:hyperlink w:history="1" r:id="rIdyofss5288rv3qbsygvcnk">
               <w:r>
                 <w:rPr>
                   <w:rFonts w:ascii="Arial" w:cs="Arial" w:eastAsia="Arial" w:hAnsi="Arial"/>
@@ -11201,7 +11201,7 @@
             <w:pPr>
               <w:spacing w:after="20" w:before="0"/>
             </w:pPr>
-            <w:hyperlink w:history="1" r:id="rIdo5kdcjhwyn-i0m7wlzuwe">
+            <w:hyperlink w:history="1" r:id="rIdajjr_eo1lb6d-etmwpp5u">
               <w:r>
                 <w:rPr>
                   <w:rFonts w:ascii="Arial" w:cs="Arial" w:eastAsia="Arial" w:hAnsi="Arial"/>
@@ -11250,7 +11250,7 @@
               <w:spacing w:after="10" w:before="0"/>
               <w:ind w:left="120"/>
             </w:pPr>
-            <w:hyperlink w:history="1" r:id="rIdzlwqzypb3rfwq_zoqqixw">
+            <w:hyperlink w:history="1" r:id="rId_pbicxihg35rgce1g6bz_">
               <w:r>
                 <w:rPr>
                   <w:rFonts w:ascii="Arial" w:cs="Arial" w:eastAsia="Arial" w:hAnsi="Arial"/>
@@ -11295,7 +11295,7 @@
             <w:pPr>
               <w:spacing w:after="20" w:before="0"/>
             </w:pPr>
-            <w:hyperlink w:history="1" r:id="rId7ib0mlec7mxx3loyedecs">
+            <w:hyperlink w:history="1" r:id="rIdnkbhfa5ssndwpj23eh95k">
               <w:r>
                 <w:rPr>
                   <w:rFonts w:ascii="Arial" w:cs="Arial" w:eastAsia="Arial" w:hAnsi="Arial"/>
@@ -11328,7 +11328,7 @@
               <w:spacing w:after="10" w:before="0"/>
               <w:ind w:left="120"/>
             </w:pPr>
-            <w:hyperlink w:history="1" r:id="rId3xrti_otz8u48i3fvlivs">
+            <w:hyperlink w:history="1" r:id="rIdjityrn2-49bhz0shjp4kn">
               <w:r>
                 <w:rPr>
                   <w:rFonts w:ascii="Arial" w:cs="Arial" w:eastAsia="Arial" w:hAnsi="Arial"/>
@@ -11840,7 +11840,7 @@
         </w:rPr>
         <w:t xml:space="preserve">© 2026 SeaVuria and ARES. Aligned with KICD objectives. Developed by SeaVuria; technical implementation by ARES (with AI assistance from Claude). Licensed under </w:t>
       </w:r>
-      <w:hyperlink w:history="1" r:id="rIdjmca1_41zcncahbgk3yyb">
+      <w:hyperlink w:history="1" r:id="rIdcysmsdz-a0-ccfgp5azlh">
         <w:r>
           <w:rPr>
             <w:rFonts w:ascii="Arial" w:cs="Arial" w:eastAsia="Arial" w:hAnsi="Arial"/>
@@ -11861,7 +11861,7 @@
         </w:rPr>
         <w:t xml:space="preserve"> (</w:t>
       </w:r>
-      <w:hyperlink w:history="1" r:id="rIdxxut6egrnliqixbf6felr">
+      <w:hyperlink w:history="1" r:id="rIdfk-mf_axvltxfa7dnzg1a">
         <w:r>
           <w:rPr>
             <w:rFonts w:ascii="Arial" w:cs="Arial" w:eastAsia="Arial" w:hAnsi="Arial"/>
@@ -12874,7 +12874,7 @@
             <w:pPr>
               <w:spacing w:after="20" w:before="0"/>
             </w:pPr>
-            <w:hyperlink w:history="1" r:id="rIdeta3c3szjmwv3w061xjlh">
+            <w:hyperlink w:history="1" r:id="rId8jc1aej6mnwifoy_x81dx">
               <w:r>
                 <w:rPr>
                   <w:rFonts w:ascii="Arial" w:cs="Arial" w:eastAsia="Arial" w:hAnsi="Arial"/>
@@ -12907,7 +12907,7 @@
               <w:spacing w:after="10" w:before="0"/>
               <w:ind w:left="120"/>
             </w:pPr>
-            <w:hyperlink w:history="1" r:id="rIdo3pfrdu---akk6zbh7ley">
+            <w:hyperlink w:history="1" r:id="rIdpp2qkw1q4-vkqtjapwgef">
               <w:r>
                 <w:rPr>
                   <w:rFonts w:ascii="Arial" w:cs="Arial" w:eastAsia="Arial" w:hAnsi="Arial"/>
@@ -12952,7 +12952,7 @@
             <w:pPr>
               <w:spacing w:after="20" w:before="0"/>
             </w:pPr>
-            <w:hyperlink w:history="1" r:id="rIdyqiikvkygrcc9gt33kgg-">
+            <w:hyperlink w:history="1" r:id="rId0dd0rqooezsbahdgbrd3w">
               <w:r>
                 <w:rPr>
                   <w:rFonts w:ascii="Arial" w:cs="Arial" w:eastAsia="Arial" w:hAnsi="Arial"/>
@@ -12985,7 +12985,7 @@
               <w:spacing w:after="10" w:before="0"/>
               <w:ind w:left="120"/>
             </w:pPr>
-            <w:hyperlink w:history="1" r:id="rIdjl3ql2jkjwlpo8y8ntx83">
+            <w:hyperlink w:history="1" r:id="rIdje-utkvm9nvajsvnqhdhn">
               <w:r>
                 <w:rPr>
                   <w:rFonts w:ascii="Arial" w:cs="Arial" w:eastAsia="Arial" w:hAnsi="Arial"/>
@@ -13180,7 +13180,7 @@
             <w:pPr>
               <w:spacing w:after="20" w:before="0"/>
             </w:pPr>
-            <w:hyperlink w:history="1" r:id="rIdnb_c5xlmwjhkgqszakswy">
+            <w:hyperlink w:history="1" r:id="rId5dyz9_t35u5zweqms9vvb">
               <w:r>
                 <w:rPr>
                   <w:rFonts w:ascii="Arial" w:cs="Arial" w:eastAsia="Arial" w:hAnsi="Arial"/>
@@ -13213,7 +13213,7 @@
               <w:spacing w:after="10" w:before="0"/>
               <w:ind w:left="120"/>
             </w:pPr>
-            <w:hyperlink w:history="1" r:id="rIdeja6zvdiuynx1e_l34ffx">
+            <w:hyperlink w:history="1" r:id="rId64cy6iskulabm7tx0kkjr">
               <w:r>
                 <w:rPr>
                   <w:rFonts w:ascii="Arial" w:cs="Arial" w:eastAsia="Arial" w:hAnsi="Arial"/>
@@ -13258,7 +13258,7 @@
             <w:pPr>
               <w:spacing w:after="20" w:before="0"/>
             </w:pPr>
-            <w:hyperlink w:history="1" r:id="rIdzlivkqmvxpwndutufdwyj">
+            <w:hyperlink w:history="1" r:id="rIdonzu_qct_rvt5mkdklxti">
               <w:r>
                 <w:rPr>
                   <w:rFonts w:ascii="Arial" w:cs="Arial" w:eastAsia="Arial" w:hAnsi="Arial"/>
@@ -13291,7 +13291,7 @@
               <w:spacing w:after="10" w:before="0"/>
               <w:ind w:left="120"/>
             </w:pPr>
-            <w:hyperlink w:history="1" r:id="rIdcfgd7lfqbkelbppzox7wy">
+            <w:hyperlink w:history="1" r:id="rIdb5ytusgtotzp7yo7xk2kk">
               <w:r>
                 <w:rPr>
                   <w:rFonts w:ascii="Arial" w:cs="Arial" w:eastAsia="Arial" w:hAnsi="Arial"/>
@@ -13486,7 +13486,7 @@
             <w:pPr>
               <w:spacing w:after="20" w:before="0"/>
             </w:pPr>
-            <w:hyperlink w:history="1" r:id="rIdt4kncmzjzal--riur-yyu">
+            <w:hyperlink w:history="1" r:id="rIdnlparpff6iicn0_0v-4nu">
               <w:r>
                 <w:rPr>
                   <w:rFonts w:ascii="Arial" w:cs="Arial" w:eastAsia="Arial" w:hAnsi="Arial"/>
@@ -13519,7 +13519,7 @@
               <w:spacing w:after="10" w:before="0"/>
               <w:ind w:left="120"/>
             </w:pPr>
-            <w:hyperlink w:history="1" r:id="rId8ja1aduigjb_vk3em5bet">
+            <w:hyperlink w:history="1" r:id="rIduwj9ilgnd53rsgw2lscmw">
               <w:r>
                 <w:rPr>
                   <w:rFonts w:ascii="Arial" w:cs="Arial" w:eastAsia="Arial" w:hAnsi="Arial"/>
@@ -13564,7 +13564,7 @@
             <w:pPr>
               <w:spacing w:after="20" w:before="0"/>
             </w:pPr>
-            <w:hyperlink w:history="1" r:id="rId5bq4f9tvlkfdtliur5xy3">
+            <w:hyperlink w:history="1" r:id="rIdthojcel9jhinbd7j9jcsm">
               <w:r>
                 <w:rPr>
                   <w:rFonts w:ascii="Arial" w:cs="Arial" w:eastAsia="Arial" w:hAnsi="Arial"/>
@@ -13597,7 +13597,7 @@
               <w:spacing w:after="10" w:before="0"/>
               <w:ind w:left="120"/>
             </w:pPr>
-            <w:hyperlink w:history="1" r:id="rIdze695v-m4v34d8zbdwrp-">
+            <w:hyperlink w:history="1" r:id="rIdrlcf7zcrwrfkphnuvuln7">
               <w:r>
                 <w:rPr>
                   <w:rFonts w:ascii="Arial" w:cs="Arial" w:eastAsia="Arial" w:hAnsi="Arial"/>
@@ -13792,7 +13792,7 @@
             <w:pPr>
               <w:spacing w:after="20" w:before="0"/>
             </w:pPr>
-            <w:hyperlink w:history="1" r:id="rIde66albtyufb1_-qfn7kjq">
+            <w:hyperlink w:history="1" r:id="rId9r_ykojfdyivclftf94cj">
               <w:r>
                 <w:rPr>
                   <w:rFonts w:ascii="Arial" w:cs="Arial" w:eastAsia="Arial" w:hAnsi="Arial"/>
@@ -13825,7 +13825,7 @@
               <w:spacing w:after="10" w:before="0"/>
               <w:ind w:left="120"/>
             </w:pPr>
-            <w:hyperlink w:history="1" r:id="rIds5wqa7oz82d8wp0u-inqx">
+            <w:hyperlink w:history="1" r:id="rIdhfmmlymubuqridv51hffy">
               <w:r>
                 <w:rPr>
                   <w:rFonts w:ascii="Arial" w:cs="Arial" w:eastAsia="Arial" w:hAnsi="Arial"/>
@@ -13870,7 +13870,7 @@
             <w:pPr>
               <w:spacing w:after="20" w:before="0"/>
             </w:pPr>
-            <w:hyperlink w:history="1" r:id="rIdcn74xmar_xie5ckzovpjc">
+            <w:hyperlink w:history="1" r:id="rIdhzvyi7smdbzshtdjrli1q">
               <w:r>
                 <w:rPr>
                   <w:rFonts w:ascii="Arial" w:cs="Arial" w:eastAsia="Arial" w:hAnsi="Arial"/>
@@ -13903,7 +13903,7 @@
               <w:spacing w:after="10" w:before="0"/>
               <w:ind w:left="120"/>
             </w:pPr>
-            <w:hyperlink w:history="1" r:id="rIdo-u8xwbzifmkpszhltfma">
+            <w:hyperlink w:history="1" r:id="rIdghpktktof27z1oa3dlyi0">
               <w:r>
                 <w:rPr>
                   <w:rFonts w:ascii="Arial" w:cs="Arial" w:eastAsia="Arial" w:hAnsi="Arial"/>
@@ -14098,7 +14098,7 @@
             <w:pPr>
               <w:spacing w:after="20" w:before="0"/>
             </w:pPr>
-            <w:hyperlink w:history="1" r:id="rIdyl56uaykj0jpn_kuwoqfj">
+            <w:hyperlink w:history="1" r:id="rIdjs5ovqsqz42wqbillnwp9">
               <w:r>
                 <w:rPr>
                   <w:rFonts w:ascii="Arial" w:cs="Arial" w:eastAsia="Arial" w:hAnsi="Arial"/>
@@ -14147,7 +14147,7 @@
               <w:spacing w:after="10" w:before="0"/>
               <w:ind w:left="120"/>
             </w:pPr>
-            <w:hyperlink w:history="1" r:id="rIdcehd_0aqvtcqymyvmaeci">
+            <w:hyperlink w:history="1" r:id="rIdimixekwev0qyoyped7bat">
               <w:r>
                 <w:rPr>
                   <w:rFonts w:ascii="Arial" w:cs="Arial" w:eastAsia="Arial" w:hAnsi="Arial"/>
@@ -14192,7 +14192,7 @@
             <w:pPr>
               <w:spacing w:after="20" w:before="0"/>
             </w:pPr>
-            <w:hyperlink w:history="1" r:id="rIdnfbopoxajdafi4tbmfwua">
+            <w:hyperlink w:history="1" r:id="rId6x3sax_sui7duyymz8eqo">
               <w:r>
                 <w:rPr>
                   <w:rFonts w:ascii="Arial" w:cs="Arial" w:eastAsia="Arial" w:hAnsi="Arial"/>
@@ -14225,7 +14225,7 @@
               <w:spacing w:after="10" w:before="0"/>
               <w:ind w:left="120"/>
             </w:pPr>
-            <w:hyperlink w:history="1" r:id="rIdmj7hf8tv_bze0im4gmgrf">
+            <w:hyperlink w:history="1" r:id="rIdsy6jbacgvyyw8dmfamwvw">
               <w:r>
                 <w:rPr>
                   <w:rFonts w:ascii="Arial" w:cs="Arial" w:eastAsia="Arial" w:hAnsi="Arial"/>
@@ -14737,7 +14737,7 @@
         </w:rPr>
         <w:t xml:space="preserve">© 2026 SeaVuria and ARES. Aligned with KICD objectives. Developed by SeaVuria; technical implementation by ARES (with AI assistance from Claude). Licensed under </w:t>
       </w:r>
-      <w:hyperlink w:history="1" r:id="rIdzydrns6auhhzudpw1qzmn">
+      <w:hyperlink w:history="1" r:id="rIdr-joh4rfsxeiyofvoy4ee">
         <w:r>
           <w:rPr>
             <w:rFonts w:ascii="Arial" w:cs="Arial" w:eastAsia="Arial" w:hAnsi="Arial"/>
@@ -14758,7 +14758,7 @@
         </w:rPr>
         <w:t xml:space="preserve"> (</w:t>
       </w:r>
-      <w:hyperlink w:history="1" r:id="rIdfzzndrsqhmx8xviozmfoc">
+      <w:hyperlink w:history="1" r:id="rIdjrqv9l60qymiuktstfh5t">
         <w:r>
           <w:rPr>
             <w:rFonts w:ascii="Arial" w:cs="Arial" w:eastAsia="Arial" w:hAnsi="Arial"/>
@@ -15771,7 +15771,7 @@
             <w:pPr>
               <w:spacing w:after="20" w:before="0"/>
             </w:pPr>
-            <w:hyperlink w:history="1" r:id="rIdxl6m101cx9rshezatvlkb">
+            <w:hyperlink w:history="1" r:id="rIda9i_at0m8feq5e0umayty">
               <w:r>
                 <w:rPr>
                   <w:rFonts w:ascii="Arial" w:cs="Arial" w:eastAsia="Arial" w:hAnsi="Arial"/>
@@ -15804,7 +15804,7 @@
               <w:spacing w:after="10" w:before="0"/>
               <w:ind w:left="120"/>
             </w:pPr>
-            <w:hyperlink w:history="1" r:id="rId-xjdsiln2js1hdps8x6zu">
+            <w:hyperlink w:history="1" r:id="rIdkpnrxbhtprtsvnqdruox0">
               <w:r>
                 <w:rPr>
                   <w:rFonts w:ascii="Arial" w:cs="Arial" w:eastAsia="Arial" w:hAnsi="Arial"/>
@@ -15849,7 +15849,7 @@
             <w:pPr>
               <w:spacing w:after="20" w:before="0"/>
             </w:pPr>
-            <w:hyperlink w:history="1" r:id="rId2d7hz_k54blet0lmbjahu">
+            <w:hyperlink w:history="1" r:id="rIda80sdpshb_9dpmql0pv0d">
               <w:r>
                 <w:rPr>
                   <w:rFonts w:ascii="Arial" w:cs="Arial" w:eastAsia="Arial" w:hAnsi="Arial"/>
@@ -15882,7 +15882,7 @@
               <w:spacing w:after="10" w:before="0"/>
               <w:ind w:left="120"/>
             </w:pPr>
-            <w:hyperlink w:history="1" r:id="rId0-zlowsl0nu3ubsjcpp-h">
+            <w:hyperlink w:history="1" r:id="rIdtpd2uazm7ii-ym2dmqeun">
               <w:r>
                 <w:rPr>
                   <w:rFonts w:ascii="Arial" w:cs="Arial" w:eastAsia="Arial" w:hAnsi="Arial"/>
@@ -16077,7 +16077,7 @@
             <w:pPr>
               <w:spacing w:after="20" w:before="0"/>
             </w:pPr>
-            <w:hyperlink w:history="1" r:id="rIdfwsgxc5puozhzejdj6np6">
+            <w:hyperlink w:history="1" r:id="rIdlcxmrb-7caa96obskmami">
               <w:r>
                 <w:rPr>
                   <w:rFonts w:ascii="Arial" w:cs="Arial" w:eastAsia="Arial" w:hAnsi="Arial"/>
@@ -16110,7 +16110,7 @@
               <w:spacing w:after="10" w:before="0"/>
               <w:ind w:left="120"/>
             </w:pPr>
-            <w:hyperlink w:history="1" r:id="rIddy_ynckex4m-7whr37jim">
+            <w:hyperlink w:history="1" r:id="rIdw-qnbymtrk34dlbeggu3t">
               <w:r>
                 <w:rPr>
                   <w:rFonts w:ascii="Arial" w:cs="Arial" w:eastAsia="Arial" w:hAnsi="Arial"/>
@@ -16155,7 +16155,7 @@
             <w:pPr>
               <w:spacing w:after="20" w:before="0"/>
             </w:pPr>
-            <w:hyperlink w:history="1" r:id="rIdvez7rv9-8q_rwebhylvqe">
+            <w:hyperlink w:history="1" r:id="rIdbsje1omn276ewqjy1hua2">
               <w:r>
                 <w:rPr>
                   <w:rFonts w:ascii="Arial" w:cs="Arial" w:eastAsia="Arial" w:hAnsi="Arial"/>
@@ -16188,7 +16188,7 @@
               <w:spacing w:after="10" w:before="0"/>
               <w:ind w:left="120"/>
             </w:pPr>
-            <w:hyperlink w:history="1" r:id="rIda9-4d5m8wwevlrtsy-p-u">
+            <w:hyperlink w:history="1" r:id="rIdmw_xarfffa6lcftuibgx4">
               <w:r>
                 <w:rPr>
                   <w:rFonts w:ascii="Arial" w:cs="Arial" w:eastAsia="Arial" w:hAnsi="Arial"/>
@@ -16383,7 +16383,7 @@
             <w:pPr>
               <w:spacing w:after="20" w:before="0"/>
             </w:pPr>
-            <w:hyperlink w:history="1" r:id="rIdmb8sru8ipazcslpwcnzyj">
+            <w:hyperlink w:history="1" r:id="rId-sah50_qqr__tj8ta6ni7">
               <w:r>
                 <w:rPr>
                   <w:rFonts w:ascii="Arial" w:cs="Arial" w:eastAsia="Arial" w:hAnsi="Arial"/>
@@ -16416,7 +16416,7 @@
               <w:spacing w:after="10" w:before="0"/>
               <w:ind w:left="120"/>
             </w:pPr>
-            <w:hyperlink w:history="1" r:id="rIdei6kie69ezzkkkl-_ttua">
+            <w:hyperlink w:history="1" r:id="rIdfy7egn5xkiogaisxleeg-">
               <w:r>
                 <w:rPr>
                   <w:rFonts w:ascii="Arial" w:cs="Arial" w:eastAsia="Arial" w:hAnsi="Arial"/>
@@ -16461,7 +16461,7 @@
             <w:pPr>
               <w:spacing w:after="20" w:before="0"/>
             </w:pPr>
-            <w:hyperlink w:history="1" r:id="rId1bdqaatt_2vgnurntk-ip">
+            <w:hyperlink w:history="1" r:id="rId1i9f14t-8vfwhh8kxxfcd">
               <w:r>
                 <w:rPr>
                   <w:rFonts w:ascii="Arial" w:cs="Arial" w:eastAsia="Arial" w:hAnsi="Arial"/>
@@ -16510,7 +16510,7 @@
               <w:spacing w:after="10" w:before="0"/>
               <w:ind w:left="120"/>
             </w:pPr>
-            <w:hyperlink w:history="1" r:id="rIdnjep9cua11zepazvebnwf">
+            <w:hyperlink w:history="1" r:id="rId7usa8wj2adr0am8ycvly1">
               <w:r>
                 <w:rPr>
                   <w:rFonts w:ascii="Arial" w:cs="Arial" w:eastAsia="Arial" w:hAnsi="Arial"/>
@@ -16705,7 +16705,7 @@
             <w:pPr>
               <w:spacing w:after="20" w:before="0"/>
             </w:pPr>
-            <w:hyperlink w:history="1" r:id="rIdimomap_aqzugudqhine8e">
+            <w:hyperlink w:history="1" r:id="rIdplvbogkkbbup_tc19rct9">
               <w:r>
                 <w:rPr>
                   <w:rFonts w:ascii="Arial" w:cs="Arial" w:eastAsia="Arial" w:hAnsi="Arial"/>
@@ -16738,7 +16738,7 @@
               <w:spacing w:after="10" w:before="0"/>
               <w:ind w:left="120"/>
             </w:pPr>
-            <w:hyperlink w:history="1" r:id="rId7lj0vcntm--pfkzpcf9u8">
+            <w:hyperlink w:history="1" r:id="rIder1nx3durm5ftsrpfyfxe">
               <w:r>
                 <w:rPr>
                   <w:rFonts w:ascii="Arial" w:cs="Arial" w:eastAsia="Arial" w:hAnsi="Arial"/>
@@ -16783,7 +16783,7 @@
             <w:pPr>
               <w:spacing w:after="20" w:before="0"/>
             </w:pPr>
-            <w:hyperlink w:history="1" r:id="rIdeh7jk9x9dmbkykxg6b7vp">
+            <w:hyperlink w:history="1" r:id="rIdtesivunru5yyyai9gvj2a">
               <w:r>
                 <w:rPr>
                   <w:rFonts w:ascii="Arial" w:cs="Arial" w:eastAsia="Arial" w:hAnsi="Arial"/>
@@ -16832,7 +16832,7 @@
               <w:spacing w:after="10" w:before="0"/>
               <w:ind w:left="120"/>
             </w:pPr>
-            <w:hyperlink w:history="1" r:id="rIdo64oghplg8vazv05p3fak">
+            <w:hyperlink w:history="1" r:id="rIdclsnuixen8vqtse7uc0qe">
               <w:r>
                 <w:rPr>
                   <w:rFonts w:ascii="Arial" w:cs="Arial" w:eastAsia="Arial" w:hAnsi="Arial"/>
@@ -17027,7 +17027,7 @@
             <w:pPr>
               <w:spacing w:after="20" w:before="0"/>
             </w:pPr>
-            <w:hyperlink w:history="1" r:id="rIdywp1yvlfpvqem9p4jduav">
+            <w:hyperlink w:history="1" r:id="rId-sphobek2fqty86tq_8_e">
               <w:r>
                 <w:rPr>
                   <w:rFonts w:ascii="Arial" w:cs="Arial" w:eastAsia="Arial" w:hAnsi="Arial"/>
@@ -17076,7 +17076,7 @@
               <w:spacing w:after="10" w:before="0"/>
               <w:ind w:left="120"/>
             </w:pPr>
-            <w:hyperlink w:history="1" r:id="rIdrvbblm-jj9zeegwp7zrem">
+            <w:hyperlink w:history="1" r:id="rIdcan_xy0pxaylr4-tont2b">
               <w:r>
                 <w:rPr>
                   <w:rFonts w:ascii="Arial" w:cs="Arial" w:eastAsia="Arial" w:hAnsi="Arial"/>
@@ -17121,7 +17121,7 @@
             <w:pPr>
               <w:spacing w:after="20" w:before="0"/>
             </w:pPr>
-            <w:hyperlink w:history="1" r:id="rIdut-k_0gbgvrw3lfcsl0al">
+            <w:hyperlink w:history="1" r:id="rIda1vihbbvpgui0lvur6uvg">
               <w:r>
                 <w:rPr>
                   <w:rFonts w:ascii="Arial" w:cs="Arial" w:eastAsia="Arial" w:hAnsi="Arial"/>
@@ -17170,7 +17170,7 @@
               <w:spacing w:after="10" w:before="0"/>
               <w:ind w:left="120"/>
             </w:pPr>
-            <w:hyperlink w:history="1" r:id="rIdeqxmuvjmiquckd3iwggyl">
+            <w:hyperlink w:history="1" r:id="rIdznwgizdcvhfredtt3atwa">
               <w:r>
                 <w:rPr>
                   <w:rFonts w:ascii="Arial" w:cs="Arial" w:eastAsia="Arial" w:hAnsi="Arial"/>
@@ -17682,7 +17682,7 @@
         </w:rPr>
         <w:t xml:space="preserve">© 2026 SeaVuria and ARES. Aligned with KICD objectives. Developed by SeaVuria; technical implementation by ARES (with AI assistance from Claude). Licensed under </w:t>
       </w:r>
-      <w:hyperlink w:history="1" r:id="rId51g7gvnnlcxclks2xgfj8">
+      <w:hyperlink w:history="1" r:id="rIdpvir7f6ydp2b5xqsx88fm">
         <w:r>
           <w:rPr>
             <w:rFonts w:ascii="Arial" w:cs="Arial" w:eastAsia="Arial" w:hAnsi="Arial"/>
@@ -17703,7 +17703,7 @@
         </w:rPr>
         <w:t xml:space="preserve"> (</w:t>
       </w:r>
-      <w:hyperlink w:history="1" r:id="rIdpdonpbdjwqivkvfmrreyj">
+      <w:hyperlink w:history="1" r:id="rIdedfleluqaeckl9d0mj3wd">
         <w:r>
           <w:rPr>
             <w:rFonts w:ascii="Arial" w:cs="Arial" w:eastAsia="Arial" w:hAnsi="Arial"/>
@@ -18716,7 +18716,7 @@
             <w:pPr>
               <w:spacing w:after="20" w:before="0"/>
             </w:pPr>
-            <w:hyperlink w:history="1" r:id="rIdjip4x2itrc-uottfltuul">
+            <w:hyperlink w:history="1" r:id="rIdgz8smfbmlq3dcvxqcpt5c">
               <w:r>
                 <w:rPr>
                   <w:rFonts w:ascii="Arial" w:cs="Arial" w:eastAsia="Arial" w:hAnsi="Arial"/>
@@ -18749,7 +18749,7 @@
               <w:spacing w:after="10" w:before="0"/>
               <w:ind w:left="120"/>
             </w:pPr>
-            <w:hyperlink w:history="1" r:id="rIdo8zqx5d5vurr4o1jgbfld">
+            <w:hyperlink w:history="1" r:id="rIdfvn0cbhoc2i3xoahgxrh4">
               <w:r>
                 <w:rPr>
                   <w:rFonts w:ascii="Arial" w:cs="Arial" w:eastAsia="Arial" w:hAnsi="Arial"/>
@@ -18794,7 +18794,7 @@
             <w:pPr>
               <w:spacing w:after="20" w:before="0"/>
             </w:pPr>
-            <w:hyperlink w:history="1" r:id="rIdyl6gdaciiw4grldpilgk5">
+            <w:hyperlink w:history="1" r:id="rIdkimulii0epinklhpjjcba">
               <w:r>
                 <w:rPr>
                   <w:rFonts w:ascii="Arial" w:cs="Arial" w:eastAsia="Arial" w:hAnsi="Arial"/>
@@ -18827,7 +18827,7 @@
               <w:spacing w:after="10" w:before="0"/>
               <w:ind w:left="120"/>
             </w:pPr>
-            <w:hyperlink w:history="1" r:id="rIdhtxjcei-c04nsctayho_k">
+            <w:hyperlink w:history="1" r:id="rIdwm60iolpf5n4zmrz1pzmq">
               <w:r>
                 <w:rPr>
                   <w:rFonts w:ascii="Arial" w:cs="Arial" w:eastAsia="Arial" w:hAnsi="Arial"/>
@@ -19022,7 +19022,7 @@
             <w:pPr>
               <w:spacing w:after="20" w:before="0"/>
             </w:pPr>
-            <w:hyperlink w:history="1" r:id="rIdnpq02niy8p9jo7axqzxyx">
+            <w:hyperlink w:history="1" r:id="rId3kbp9abwmmcukickst1qw">
               <w:r>
                 <w:rPr>
                   <w:rFonts w:ascii="Arial" w:cs="Arial" w:eastAsia="Arial" w:hAnsi="Arial"/>
@@ -19055,7 +19055,7 @@
               <w:spacing w:after="10" w:before="0"/>
               <w:ind w:left="120"/>
             </w:pPr>
-            <w:hyperlink w:history="1" r:id="rIdjg233_szxosqs03dgw34b">
+            <w:hyperlink w:history="1" r:id="rId_hd4he4axz5f4voozknmg">
               <w:r>
                 <w:rPr>
                   <w:rFonts w:ascii="Arial" w:cs="Arial" w:eastAsia="Arial" w:hAnsi="Arial"/>
@@ -19100,7 +19100,7 @@
             <w:pPr>
               <w:spacing w:after="20" w:before="0"/>
             </w:pPr>
-            <w:hyperlink w:history="1" r:id="rIdr2bhwgmico_twjpvabnvr">
+            <w:hyperlink w:history="1" r:id="rIdwqbb7ymzqgvd7trcitxjq">
               <w:r>
                 <w:rPr>
                   <w:rFonts w:ascii="Arial" w:cs="Arial" w:eastAsia="Arial" w:hAnsi="Arial"/>
@@ -19133,7 +19133,7 @@
               <w:spacing w:after="10" w:before="0"/>
               <w:ind w:left="120"/>
             </w:pPr>
-            <w:hyperlink w:history="1" r:id="rId_5j9ufcoi0hjstdbsiyam">
+            <w:hyperlink w:history="1" r:id="rId0vswm-_qxnad00-d1v9rd">
               <w:r>
                 <w:rPr>
                   <w:rFonts w:ascii="Arial" w:cs="Arial" w:eastAsia="Arial" w:hAnsi="Arial"/>
@@ -19328,7 +19328,7 @@
             <w:pPr>
               <w:spacing w:after="20" w:before="0"/>
             </w:pPr>
-            <w:hyperlink w:history="1" r:id="rIdjrmnknkadlob5-tbvzrdu">
+            <w:hyperlink w:history="1" r:id="rId_d8xbt_a0xnpmoxaa7hjp">
               <w:r>
                 <w:rPr>
                   <w:rFonts w:ascii="Arial" w:cs="Arial" w:eastAsia="Arial" w:hAnsi="Arial"/>
@@ -19361,7 +19361,7 @@
               <w:spacing w:after="10" w:before="0"/>
               <w:ind w:left="120"/>
             </w:pPr>
-            <w:hyperlink w:history="1" r:id="rIdnu4buidjvubedwj35boff">
+            <w:hyperlink w:history="1" r:id="rId872vcumflffxetu5ga2fn">
               <w:r>
                 <w:rPr>
                   <w:rFonts w:ascii="Arial" w:cs="Arial" w:eastAsia="Arial" w:hAnsi="Arial"/>
@@ -19406,7 +19406,7 @@
             <w:pPr>
               <w:spacing w:after="20" w:before="0"/>
             </w:pPr>
-            <w:hyperlink w:history="1" r:id="rIdgfk6xss3-3mxhshxyvzw8">
+            <w:hyperlink w:history="1" r:id="rIdqkkzcdzgp8xygi4eym8r_">
               <w:r>
                 <w:rPr>
                   <w:rFonts w:ascii="Arial" w:cs="Arial" w:eastAsia="Arial" w:hAnsi="Arial"/>
@@ -19439,7 +19439,7 @@
               <w:spacing w:after="10" w:before="0"/>
               <w:ind w:left="120"/>
             </w:pPr>
-            <w:hyperlink w:history="1" r:id="rIdhk6kxta_wqq4ajrbrbzlw">
+            <w:hyperlink w:history="1" r:id="rIdthaclaohisy8etskaahz_">
               <w:r>
                 <w:rPr>
                   <w:rFonts w:ascii="Arial" w:cs="Arial" w:eastAsia="Arial" w:hAnsi="Arial"/>
@@ -19634,7 +19634,7 @@
             <w:pPr>
               <w:spacing w:after="20" w:before="0"/>
             </w:pPr>
-            <w:hyperlink w:history="1" r:id="rIdap65hnnnjbozzss02g3fu">
+            <w:hyperlink w:history="1" r:id="rIdpfvvx1if44dgx69sunjlc">
               <w:r>
                 <w:rPr>
                   <w:rFonts w:ascii="Arial" w:cs="Arial" w:eastAsia="Arial" w:hAnsi="Arial"/>
@@ -19667,7 +19667,7 @@
               <w:spacing w:after="10" w:before="0"/>
               <w:ind w:left="120"/>
             </w:pPr>
-            <w:hyperlink w:history="1" r:id="rId-ng-vpdz9dg8mefm-3jnw">
+            <w:hyperlink w:history="1" r:id="rIdokpopdzpjlnwo2ny-dtep">
               <w:r>
                 <w:rPr>
                   <w:rFonts w:ascii="Arial" w:cs="Arial" w:eastAsia="Arial" w:hAnsi="Arial"/>
@@ -19712,7 +19712,7 @@
             <w:pPr>
               <w:spacing w:after="20" w:before="0"/>
             </w:pPr>
-            <w:hyperlink w:history="1" r:id="rId65xqc3ugz4bw1hc1ant5d">
+            <w:hyperlink w:history="1" r:id="rIdsydrveqdvayzinsr4kals">
               <w:r>
                 <w:rPr>
                   <w:rFonts w:ascii="Arial" w:cs="Arial" w:eastAsia="Arial" w:hAnsi="Arial"/>
@@ -19745,7 +19745,7 @@
               <w:spacing w:after="10" w:before="0"/>
               <w:ind w:left="120"/>
             </w:pPr>
-            <w:hyperlink w:history="1" r:id="rIdbcvncragkgfniwnadlhjh">
+            <w:hyperlink w:history="1" r:id="rIdqkfm87nwq-aewqp6pqeyw">
               <w:r>
                 <w:rPr>
                   <w:rFonts w:ascii="Arial" w:cs="Arial" w:eastAsia="Arial" w:hAnsi="Arial"/>
@@ -19940,7 +19940,7 @@
             <w:pPr>
               <w:spacing w:after="20" w:before="0"/>
             </w:pPr>
-            <w:hyperlink w:history="1" r:id="rIdjtzemytbknva8tmlljjte">
+            <w:hyperlink w:history="1" r:id="rIdkfvstimnx8vehas_-bdvl">
               <w:r>
                 <w:rPr>
                   <w:rFonts w:ascii="Arial" w:cs="Arial" w:eastAsia="Arial" w:hAnsi="Arial"/>
@@ -19973,7 +19973,7 @@
               <w:spacing w:after="10" w:before="0"/>
               <w:ind w:left="120"/>
             </w:pPr>
-            <w:hyperlink w:history="1" r:id="rId8u0hkb3i3jt0dqlipyzg1">
+            <w:hyperlink w:history="1" r:id="rIdnqct9xiexpebwrqoexuzq">
               <w:r>
                 <w:rPr>
                   <w:rFonts w:ascii="Arial" w:cs="Arial" w:eastAsia="Arial" w:hAnsi="Arial"/>
@@ -20018,7 +20018,7 @@
             <w:pPr>
               <w:spacing w:after="20" w:before="0"/>
             </w:pPr>
-            <w:hyperlink w:history="1" r:id="rIdcfjrxblmbiqfgmtv57aie">
+            <w:hyperlink w:history="1" r:id="rIdxpjljnr2mn9xbl-0wp0xi">
               <w:r>
                 <w:rPr>
                   <w:rFonts w:ascii="Arial" w:cs="Arial" w:eastAsia="Arial" w:hAnsi="Arial"/>
@@ -20067,7 +20067,7 @@
               <w:spacing w:after="10" w:before="0"/>
               <w:ind w:left="120"/>
             </w:pPr>
-            <w:hyperlink w:history="1" r:id="rIdotndavugg8mlebrwcdnyq">
+            <w:hyperlink w:history="1" r:id="rId17ykhhd4mcg-o1b1wuduh">
               <w:r>
                 <w:rPr>
                   <w:rFonts w:ascii="Arial" w:cs="Arial" w:eastAsia="Arial" w:hAnsi="Arial"/>
@@ -20579,7 +20579,7 @@
         </w:rPr>
         <w:t xml:space="preserve">© 2026 SeaVuria and ARES. Aligned with KICD objectives. Developed by SeaVuria; technical implementation by ARES (with AI assistance from Claude). Licensed under </w:t>
       </w:r>
-      <w:hyperlink w:history="1" r:id="rIdhdw54agozxkvcmwt0dasb">
+      <w:hyperlink w:history="1" r:id="rIdefwploi6xqrjcc87kaydy">
         <w:r>
           <w:rPr>
             <w:rFonts w:ascii="Arial" w:cs="Arial" w:eastAsia="Arial" w:hAnsi="Arial"/>
@@ -20600,7 +20600,7 @@
         </w:rPr>
         <w:t xml:space="preserve"> (</w:t>
       </w:r>
-      <w:hyperlink w:history="1" r:id="rIdj4uzuykdtypj8y8oaafb9">
+      <w:hyperlink w:history="1" r:id="rIdlllw3xklski3pakwr9a7v">
         <w:r>
           <w:rPr>
             <w:rFonts w:ascii="Arial" w:cs="Arial" w:eastAsia="Arial" w:hAnsi="Arial"/>
@@ -21613,7 +21613,7 @@
             <w:pPr>
               <w:spacing w:after="20" w:before="0"/>
             </w:pPr>
-            <w:hyperlink w:history="1" r:id="rIdej3e3izkw28esd3vptcbb">
+            <w:hyperlink w:history="1" r:id="rIdxnompjdo5ww3s8d2oehr5">
               <w:r>
                 <w:rPr>
                   <w:rFonts w:ascii="Arial" w:cs="Arial" w:eastAsia="Arial" w:hAnsi="Arial"/>
@@ -21646,7 +21646,7 @@
               <w:spacing w:after="10" w:before="0"/>
               <w:ind w:left="120"/>
             </w:pPr>
-            <w:hyperlink w:history="1" r:id="rIdymgarxxgxq7z4luzr0p2l">
+            <w:hyperlink w:history="1" r:id="rIdxtz7zqmkszfjgs7ahj-fe">
               <w:r>
                 <w:rPr>
                   <w:rFonts w:ascii="Arial" w:cs="Arial" w:eastAsia="Arial" w:hAnsi="Arial"/>
@@ -21691,7 +21691,7 @@
             <w:pPr>
               <w:spacing w:after="20" w:before="0"/>
             </w:pPr>
-            <w:hyperlink w:history="1" r:id="rId2-beagoaa10wisrhvhksu">
+            <w:hyperlink w:history="1" r:id="rIdwcvunfud5n9gtsbqvzgc3">
               <w:r>
                 <w:rPr>
                   <w:rFonts w:ascii="Arial" w:cs="Arial" w:eastAsia="Arial" w:hAnsi="Arial"/>
@@ -21724,7 +21724,7 @@
               <w:spacing w:after="10" w:before="0"/>
               <w:ind w:left="120"/>
             </w:pPr>
-            <w:hyperlink w:history="1" r:id="rIdgc2wfu04kn9t9s9krww1i">
+            <w:hyperlink w:history="1" r:id="rIdyl9wc9bwxz5tjal0zhgol">
               <w:r>
                 <w:rPr>
                   <w:rFonts w:ascii="Arial" w:cs="Arial" w:eastAsia="Arial" w:hAnsi="Arial"/>
@@ -21919,7 +21919,7 @@
             <w:pPr>
               <w:spacing w:after="20" w:before="0"/>
             </w:pPr>
-            <w:hyperlink w:history="1" r:id="rIdbo3kbex5nfqko6csztiny">
+            <w:hyperlink w:history="1" r:id="rId03tvnftuic1wbr9k7yisx">
               <w:r>
                 <w:rPr>
                   <w:rFonts w:ascii="Arial" w:cs="Arial" w:eastAsia="Arial" w:hAnsi="Arial"/>
@@ -21952,7 +21952,7 @@
               <w:spacing w:after="10" w:before="0"/>
               <w:ind w:left="120"/>
             </w:pPr>
-            <w:hyperlink w:history="1" r:id="rId0wthxi85_3mthocb__xta">
+            <w:hyperlink w:history="1" r:id="rId9l-zyoeqvpbl2matmjkw4">
               <w:r>
                 <w:rPr>
                   <w:rFonts w:ascii="Arial" w:cs="Arial" w:eastAsia="Arial" w:hAnsi="Arial"/>
@@ -21997,7 +21997,7 @@
             <w:pPr>
               <w:spacing w:after="20" w:before="0"/>
             </w:pPr>
-            <w:hyperlink w:history="1" r:id="rIdnz13to40xnlf9mxo65mpd">
+            <w:hyperlink w:history="1" r:id="rIdn904me6onm9cmhfsr5ukd">
               <w:r>
                 <w:rPr>
                   <w:rFonts w:ascii="Arial" w:cs="Arial" w:eastAsia="Arial" w:hAnsi="Arial"/>
@@ -22030,7 +22030,7 @@
               <w:spacing w:after="10" w:before="0"/>
               <w:ind w:left="120"/>
             </w:pPr>
-            <w:hyperlink w:history="1" r:id="rIdtdbkewg9wp74khqymtpv5">
+            <w:hyperlink w:history="1" r:id="rIdngozn1zvebpbdtiokor07">
               <w:r>
                 <w:rPr>
                   <w:rFonts w:ascii="Arial" w:cs="Arial" w:eastAsia="Arial" w:hAnsi="Arial"/>
@@ -22225,7 +22225,7 @@
             <w:pPr>
               <w:spacing w:after="20" w:before="0"/>
             </w:pPr>
-            <w:hyperlink w:history="1" r:id="rIdkjsnq9-ieglnbtae2qemo">
+            <w:hyperlink w:history="1" r:id="rIdkvev1cj5eflemwwkfik27">
               <w:r>
                 <w:rPr>
                   <w:rFonts w:ascii="Arial" w:cs="Arial" w:eastAsia="Arial" w:hAnsi="Arial"/>
@@ -22274,7 +22274,7 @@
               <w:spacing w:after="10" w:before="0"/>
               <w:ind w:left="120"/>
             </w:pPr>
-            <w:hyperlink w:history="1" r:id="rIdpvawcfxnxfegq07bsn2pj">
+            <w:hyperlink w:history="1" r:id="rIdfdz3ygsx12qvikwyfhzt7">
               <w:r>
                 <w:rPr>
                   <w:rFonts w:ascii="Arial" w:cs="Arial" w:eastAsia="Arial" w:hAnsi="Arial"/>
@@ -22319,7 +22319,7 @@
             <w:pPr>
               <w:spacing w:after="20" w:before="0"/>
             </w:pPr>
-            <w:hyperlink w:history="1" r:id="rIdoacuoecv01le7pu25um4s">
+            <w:hyperlink w:history="1" r:id="rId3uetghw5vumccvzd_juyr">
               <w:r>
                 <w:rPr>
                   <w:rFonts w:ascii="Arial" w:cs="Arial" w:eastAsia="Arial" w:hAnsi="Arial"/>
@@ -22368,7 +22368,7 @@
               <w:spacing w:after="10" w:before="0"/>
               <w:ind w:left="120"/>
             </w:pPr>
-            <w:hyperlink w:history="1" r:id="rIdgwzhirk7zxowt4glu9zs6">
+            <w:hyperlink w:history="1" r:id="rIddqa5pl5pu45c804g9uyxf">
               <w:r>
                 <w:rPr>
                   <w:rFonts w:ascii="Arial" w:cs="Arial" w:eastAsia="Arial" w:hAnsi="Arial"/>
@@ -22563,7 +22563,7 @@
             <w:pPr>
               <w:spacing w:after="20" w:before="0"/>
             </w:pPr>
-            <w:hyperlink w:history="1" r:id="rIdsae2okdnrotcj-di2azyx">
+            <w:hyperlink w:history="1" r:id="rIda6tsoc54crlnmpockxzj5">
               <w:r>
                 <w:rPr>
                   <w:rFonts w:ascii="Arial" w:cs="Arial" w:eastAsia="Arial" w:hAnsi="Arial"/>
@@ -22612,7 +22612,7 @@
               <w:spacing w:after="10" w:before="0"/>
               <w:ind w:left="120"/>
             </w:pPr>
-            <w:hyperlink w:history="1" r:id="rIdipi-goz-uylt-6lurb5i0">
+            <w:hyperlink w:history="1" r:id="rIdez4vgcxvqv5crdkvz9cqg">
               <w:r>
                 <w:rPr>
                   <w:rFonts w:ascii="Arial" w:cs="Arial" w:eastAsia="Arial" w:hAnsi="Arial"/>
@@ -22657,7 +22657,7 @@
             <w:pPr>
               <w:spacing w:after="20" w:before="0"/>
             </w:pPr>
-            <w:hyperlink w:history="1" r:id="rIdqjovcpkntpseyhfwc9rtl">
+            <w:hyperlink w:history="1" r:id="rIdda9jytcdifqkgf7jbpa0b">
               <w:r>
                 <w:rPr>
                   <w:rFonts w:ascii="Arial" w:cs="Arial" w:eastAsia="Arial" w:hAnsi="Arial"/>
@@ -22706,7 +22706,7 @@
               <w:spacing w:after="10" w:before="0"/>
               <w:ind w:left="120"/>
             </w:pPr>
-            <w:hyperlink w:history="1" r:id="rIdsb6aosf_sj5dtx_zvt4zl">
+            <w:hyperlink w:history="1" r:id="rId2w1uz93lynkibmk1kndwx">
               <w:r>
                 <w:rPr>
                   <w:rFonts w:ascii="Arial" w:cs="Arial" w:eastAsia="Arial" w:hAnsi="Arial"/>
@@ -22901,7 +22901,7 @@
             <w:pPr>
               <w:spacing w:after="20" w:before="0"/>
             </w:pPr>
-            <w:hyperlink w:history="1" r:id="rIdwm8lrvc1ekosw9yookow2">
+            <w:hyperlink w:history="1" r:id="rId5zvy27zbdpzcd2mi7c8rp">
               <w:r>
                 <w:rPr>
                   <w:rFonts w:ascii="Arial" w:cs="Arial" w:eastAsia="Arial" w:hAnsi="Arial"/>
@@ -22950,7 +22950,7 @@
               <w:spacing w:after="10" w:before="0"/>
               <w:ind w:left="120"/>
             </w:pPr>
-            <w:hyperlink w:history="1" r:id="rIdtamrnxen4ornl6xv26ds9">
+            <w:hyperlink w:history="1" r:id="rId0x_mctsp37km4ivklpmhk">
               <w:r>
                 <w:rPr>
                   <w:rFonts w:ascii="Arial" w:cs="Arial" w:eastAsia="Arial" w:hAnsi="Arial"/>
@@ -22995,7 +22995,7 @@
             <w:pPr>
               <w:spacing w:after="20" w:before="0"/>
             </w:pPr>
-            <w:hyperlink w:history="1" r:id="rIdx-eewtfpugytgydhmqmbl">
+            <w:hyperlink w:history="1" r:id="rIdehuzcgqoks50fmgs2sxl-">
               <w:r>
                 <w:rPr>
                   <w:rFonts w:ascii="Arial" w:cs="Arial" w:eastAsia="Arial" w:hAnsi="Arial"/>
@@ -23044,7 +23044,7 @@
               <w:spacing w:after="10" w:before="0"/>
               <w:ind w:left="120"/>
             </w:pPr>
-            <w:hyperlink w:history="1" r:id="rId8wmh2rij3w56hpntf9yo-">
+            <w:hyperlink w:history="1" r:id="rIdt6i00ybq8spzx5yxkdtel">
               <w:r>
                 <w:rPr>
                   <w:rFonts w:ascii="Arial" w:cs="Arial" w:eastAsia="Arial" w:hAnsi="Arial"/>
@@ -23556,7 +23556,7 @@
         </w:rPr>
         <w:t xml:space="preserve">© 2026 SeaVuria and ARES. Aligned with KICD objectives. Developed by SeaVuria; technical implementation by ARES (with AI assistance from Claude). Licensed under </w:t>
       </w:r>
-      <w:hyperlink w:history="1" r:id="rId1wgsls0-7pzjsd2fobh8x">
+      <w:hyperlink w:history="1" r:id="rIdrly4b9wjiznru6f4cfa_p">
         <w:r>
           <w:rPr>
             <w:rFonts w:ascii="Arial" w:cs="Arial" w:eastAsia="Arial" w:hAnsi="Arial"/>
@@ -23577,7 +23577,7 @@
         </w:rPr>
         <w:t xml:space="preserve"> (</w:t>
       </w:r>
-      <w:hyperlink w:history="1" r:id="rIdbactsxy-a5ud_bkkdb3jd">
+      <w:hyperlink w:history="1" r:id="rIdmoainr1bm6wkiidttidfo">
         <w:r>
           <w:rPr>
             <w:rFonts w:ascii="Arial" w:cs="Arial" w:eastAsia="Arial" w:hAnsi="Arial"/>
@@ -24590,7 +24590,7 @@
             <w:pPr>
               <w:spacing w:after="20" w:before="0"/>
             </w:pPr>
-            <w:hyperlink w:history="1" r:id="rIduropfr42cmxdij46hc8st">
+            <w:hyperlink w:history="1" r:id="rIde6r6j8nv0as2vapbzrrnf">
               <w:r>
                 <w:rPr>
                   <w:rFonts w:ascii="Arial" w:cs="Arial" w:eastAsia="Arial" w:hAnsi="Arial"/>
@@ -24623,7 +24623,7 @@
               <w:spacing w:after="10" w:before="0"/>
               <w:ind w:left="120"/>
             </w:pPr>
-            <w:hyperlink w:history="1" r:id="rIddvlg2nfxlq0gsxakirzim">
+            <w:hyperlink w:history="1" r:id="rIdtsrbzpfzpwzhraxcpfeze">
               <w:r>
                 <w:rPr>
                   <w:rFonts w:ascii="Arial" w:cs="Arial" w:eastAsia="Arial" w:hAnsi="Arial"/>
@@ -24668,7 +24668,7 @@
             <w:pPr>
               <w:spacing w:after="20" w:before="0"/>
             </w:pPr>
-            <w:hyperlink w:history="1" r:id="rIdaqrwjlgqdqoaproenkmwo">
+            <w:hyperlink w:history="1" r:id="rIdpkfkl_wfeigpzkpfjz4bz">
               <w:r>
                 <w:rPr>
                   <w:rFonts w:ascii="Arial" w:cs="Arial" w:eastAsia="Arial" w:hAnsi="Arial"/>
@@ -24701,7 +24701,7 @@
               <w:spacing w:after="10" w:before="0"/>
               <w:ind w:left="120"/>
             </w:pPr>
-            <w:hyperlink w:history="1" r:id="rId70mniqpawsjxwbieysaxf">
+            <w:hyperlink w:history="1" r:id="rIdrl9secvjtuic7yp9ca4qa">
               <w:r>
                 <w:rPr>
                   <w:rFonts w:ascii="Arial" w:cs="Arial" w:eastAsia="Arial" w:hAnsi="Arial"/>
@@ -24896,7 +24896,7 @@
             <w:pPr>
               <w:spacing w:after="20" w:before="0"/>
             </w:pPr>
-            <w:hyperlink w:history="1" r:id="rIdllzxq0nmpaf6tfzpounls">
+            <w:hyperlink w:history="1" r:id="rId60hu0rtvvppswwuik8tpk">
               <w:r>
                 <w:rPr>
                   <w:rFonts w:ascii="Arial" w:cs="Arial" w:eastAsia="Arial" w:hAnsi="Arial"/>
@@ -24929,7 +24929,7 @@
               <w:spacing w:after="10" w:before="0"/>
               <w:ind w:left="120"/>
             </w:pPr>
-            <w:hyperlink w:history="1" r:id="rIdooujqyvzad_qqjng-dnhx">
+            <w:hyperlink w:history="1" r:id="rIdw0lmraguoxn9uoqjtew2y">
               <w:r>
                 <w:rPr>
                   <w:rFonts w:ascii="Arial" w:cs="Arial" w:eastAsia="Arial" w:hAnsi="Arial"/>
@@ -24974,7 +24974,7 @@
             <w:pPr>
               <w:spacing w:after="20" w:before="0"/>
             </w:pPr>
-            <w:hyperlink w:history="1" r:id="rIdkmayps7jo2l7hli27uzoq">
+            <w:hyperlink w:history="1" r:id="rIdsgzvvxgdl_i0teaq072mi">
               <w:r>
                 <w:rPr>
                   <w:rFonts w:ascii="Arial" w:cs="Arial" w:eastAsia="Arial" w:hAnsi="Arial"/>
@@ -25007,7 +25007,7 @@
               <w:spacing w:after="10" w:before="0"/>
               <w:ind w:left="120"/>
             </w:pPr>
-            <w:hyperlink w:history="1" r:id="rIdjq2ay7g-vitjgdp3o248s">
+            <w:hyperlink w:history="1" r:id="rIdlbyu8gfyk1qposgufuvyo">
               <w:r>
                 <w:rPr>
                   <w:rFonts w:ascii="Arial" w:cs="Arial" w:eastAsia="Arial" w:hAnsi="Arial"/>
@@ -25202,7 +25202,7 @@
             <w:pPr>
               <w:spacing w:after="20" w:before="0"/>
             </w:pPr>
-            <w:hyperlink w:history="1" r:id="rId6uuo4x59q1hxl3wgkpdpt">
+            <w:hyperlink w:history="1" r:id="rIdrpho5urwsm5kuaor2lohe">
               <w:r>
                 <w:rPr>
                   <w:rFonts w:ascii="Arial" w:cs="Arial" w:eastAsia="Arial" w:hAnsi="Arial"/>
@@ -25235,7 +25235,7 @@
               <w:spacing w:after="10" w:before="0"/>
               <w:ind w:left="120"/>
             </w:pPr>
-            <w:hyperlink w:history="1" r:id="rIdjhuieftom5km5b5qc3iiy">
+            <w:hyperlink w:history="1" r:id="rId2qiad82604b1epwfv1wxd">
               <w:r>
                 <w:rPr>
                   <w:rFonts w:ascii="Arial" w:cs="Arial" w:eastAsia="Arial" w:hAnsi="Arial"/>
@@ -25280,7 +25280,7 @@
             <w:pPr>
               <w:spacing w:after="20" w:before="0"/>
             </w:pPr>
-            <w:hyperlink w:history="1" r:id="rIdxdxvndkxyktstrtbdij63">
+            <w:hyperlink w:history="1" r:id="rIdqcewtgnidd99jorqkyqsf">
               <w:r>
                 <w:rPr>
                   <w:rFonts w:ascii="Arial" w:cs="Arial" w:eastAsia="Arial" w:hAnsi="Arial"/>
@@ -25313,7 +25313,7 @@
               <w:spacing w:after="10" w:before="0"/>
               <w:ind w:left="120"/>
             </w:pPr>
-            <w:hyperlink w:history="1" r:id="rIdnnnromtc7qsce_aw-kcna">
+            <w:hyperlink w:history="1" r:id="rIdgungyiecvzv_futx5fwte">
               <w:r>
                 <w:rPr>
                   <w:rFonts w:ascii="Arial" w:cs="Arial" w:eastAsia="Arial" w:hAnsi="Arial"/>
@@ -25508,7 +25508,7 @@
             <w:pPr>
               <w:spacing w:after="20" w:before="0"/>
             </w:pPr>
-            <w:hyperlink w:history="1" r:id="rIdlcy41ddd9e4ugo5tltalz">
+            <w:hyperlink w:history="1" r:id="rId0uccupyogjf3aqfhz1iu2">
               <w:r>
                 <w:rPr>
                   <w:rFonts w:ascii="Arial" w:cs="Arial" w:eastAsia="Arial" w:hAnsi="Arial"/>
@@ -25541,7 +25541,7 @@
               <w:spacing w:after="10" w:before="0"/>
               <w:ind w:left="120"/>
             </w:pPr>
-            <w:hyperlink w:history="1" r:id="rIddnsfjsh9snzhstluvomkx">
+            <w:hyperlink w:history="1" r:id="rIdmirhdvj1jyfm-c43fglmi">
               <w:r>
                 <w:rPr>
                   <w:rFonts w:ascii="Arial" w:cs="Arial" w:eastAsia="Arial" w:hAnsi="Arial"/>
@@ -25586,7 +25586,7 @@
             <w:pPr>
               <w:spacing w:after="20" w:before="0"/>
             </w:pPr>
-            <w:hyperlink w:history="1" r:id="rIdmyfcimudv2emrjs8bqmg_">
+            <w:hyperlink w:history="1" r:id="rIdjqw9usd95v35xhvohh-sn">
               <w:r>
                 <w:rPr>
                   <w:rFonts w:ascii="Arial" w:cs="Arial" w:eastAsia="Arial" w:hAnsi="Arial"/>
@@ -25619,7 +25619,7 @@
               <w:spacing w:after="10" w:before="0"/>
               <w:ind w:left="120"/>
             </w:pPr>
-            <w:hyperlink w:history="1" r:id="rIdyqlmpgx-8t233w0invx61">
+            <w:hyperlink w:history="1" r:id="rIdc9xfn4d3vhumr6g8z0yhf">
               <w:r>
                 <w:rPr>
                   <w:rFonts w:ascii="Arial" w:cs="Arial" w:eastAsia="Arial" w:hAnsi="Arial"/>
@@ -25814,7 +25814,7 @@
             <w:pPr>
               <w:spacing w:after="20" w:before="0"/>
             </w:pPr>
-            <w:hyperlink w:history="1" r:id="rIdi_vuqofacvlmw723zobu1">
+            <w:hyperlink w:history="1" r:id="rIdqs6cbtrodubrekcr4ke9e">
               <w:r>
                 <w:rPr>
                   <w:rFonts w:ascii="Arial" w:cs="Arial" w:eastAsia="Arial" w:hAnsi="Arial"/>
@@ -25863,7 +25863,7 @@
               <w:spacing w:after="10" w:before="0"/>
               <w:ind w:left="120"/>
             </w:pPr>
-            <w:hyperlink w:history="1" r:id="rIddfsbael4m_bo0gcpmvnhg">
+            <w:hyperlink w:history="1" r:id="rIdcfvzn40-jsq887tqlbu0v">
               <w:r>
                 <w:rPr>
                   <w:rFonts w:ascii="Arial" w:cs="Arial" w:eastAsia="Arial" w:hAnsi="Arial"/>
@@ -25908,7 +25908,7 @@
             <w:pPr>
               <w:spacing w:after="20" w:before="0"/>
             </w:pPr>
-            <w:hyperlink w:history="1" r:id="rIdcupyrghlx9kqyjwmqa85g">
+            <w:hyperlink w:history="1" r:id="rIdr1hoqc1lhhchsunt7uvfn">
               <w:r>
                 <w:rPr>
                   <w:rFonts w:ascii="Arial" w:cs="Arial" w:eastAsia="Arial" w:hAnsi="Arial"/>
@@ -25957,7 +25957,7 @@
               <w:spacing w:after="10" w:before="0"/>
               <w:ind w:left="120"/>
             </w:pPr>
-            <w:hyperlink w:history="1" r:id="rIdlwsgv8jhggr2m-hgnrzjq">
+            <w:hyperlink w:history="1" r:id="rIdosnmq4qhrj-mm7lqs0p3l">
               <w:r>
                 <w:rPr>
                   <w:rFonts w:ascii="Arial" w:cs="Arial" w:eastAsia="Arial" w:hAnsi="Arial"/>
@@ -26469,7 +26469,7 @@
         </w:rPr>
         <w:t xml:space="preserve">© 2026 SeaVuria and ARES. Aligned with KICD objectives. Developed by SeaVuria; technical implementation by ARES (with AI assistance from Claude). Licensed under </w:t>
       </w:r>
-      <w:hyperlink w:history="1" r:id="rId_mtf2qy-ddoewxotd2aik">
+      <w:hyperlink w:history="1" r:id="rIdwdwzhrzef5reykhevp_lz">
         <w:r>
           <w:rPr>
             <w:rFonts w:ascii="Arial" w:cs="Arial" w:eastAsia="Arial" w:hAnsi="Arial"/>
@@ -26490,7 +26490,7 @@
         </w:rPr>
         <w:t xml:space="preserve"> (</w:t>
       </w:r>
-      <w:hyperlink w:history="1" r:id="rIdczau-81iqvdg5rhavy1km">
+      <w:hyperlink w:history="1" r:id="rId56njra8hdx9ydba46tw2r">
         <w:r>
           <w:rPr>
             <w:rFonts w:ascii="Arial" w:cs="Arial" w:eastAsia="Arial" w:hAnsi="Arial"/>
@@ -27503,7 +27503,7 @@
             <w:pPr>
               <w:spacing w:after="20" w:before="0"/>
             </w:pPr>
-            <w:hyperlink w:history="1" r:id="rIduagfwqanz6ztjtbrbvmm8">
+            <w:hyperlink w:history="1" r:id="rIdgdvzmxipabzblyqj3ohqi">
               <w:r>
                 <w:rPr>
                   <w:rFonts w:ascii="Arial" w:cs="Arial" w:eastAsia="Arial" w:hAnsi="Arial"/>
@@ -27536,7 +27536,7 @@
               <w:spacing w:after="10" w:before="0"/>
               <w:ind w:left="120"/>
             </w:pPr>
-            <w:hyperlink w:history="1" r:id="rIdfutffcm156gbzgntmxizm">
+            <w:hyperlink w:history="1" r:id="rIdu5eqj6-pxjcmwog4rtf9t">
               <w:r>
                 <w:rPr>
                   <w:rFonts w:ascii="Arial" w:cs="Arial" w:eastAsia="Arial" w:hAnsi="Arial"/>
@@ -27581,7 +27581,7 @@
             <w:pPr>
               <w:spacing w:after="20" w:before="0"/>
             </w:pPr>
-            <w:hyperlink w:history="1" r:id="rIdwbigmtwqumdyjhew8aroe">
+            <w:hyperlink w:history="1" r:id="rIdm_owxpkg5qa8xs-zp0x5y">
               <w:r>
                 <w:rPr>
                   <w:rFonts w:ascii="Arial" w:cs="Arial" w:eastAsia="Arial" w:hAnsi="Arial"/>
@@ -27614,7 +27614,7 @@
               <w:spacing w:after="10" w:before="0"/>
               <w:ind w:left="120"/>
             </w:pPr>
-            <w:hyperlink w:history="1" r:id="rIdm5wwsi2u4cbsl-cqi_ckb">
+            <w:hyperlink w:history="1" r:id="rIdxfi9_audtsr9e5p6ia7zm">
               <w:r>
                 <w:rPr>
                   <w:rFonts w:ascii="Arial" w:cs="Arial" w:eastAsia="Arial" w:hAnsi="Arial"/>
@@ -27809,7 +27809,7 @@
             <w:pPr>
               <w:spacing w:after="20" w:before="0"/>
             </w:pPr>
-            <w:hyperlink w:history="1" r:id="rId2ntjddhkzodrvmolyfbc5">
+            <w:hyperlink w:history="1" r:id="rIdtcwdjwphn-hzdzetyis-u">
               <w:r>
                 <w:rPr>
                   <w:rFonts w:ascii="Arial" w:cs="Arial" w:eastAsia="Arial" w:hAnsi="Arial"/>
@@ -27842,7 +27842,7 @@
               <w:spacing w:after="10" w:before="0"/>
               <w:ind w:left="120"/>
             </w:pPr>
-            <w:hyperlink w:history="1" r:id="rId0o07240x5loonl9ccrfbh">
+            <w:hyperlink w:history="1" r:id="rId1_psnu3wbxr4zdt2sve6c">
               <w:r>
                 <w:rPr>
                   <w:rFonts w:ascii="Arial" w:cs="Arial" w:eastAsia="Arial" w:hAnsi="Arial"/>
@@ -27887,7 +27887,7 @@
             <w:pPr>
               <w:spacing w:after="20" w:before="0"/>
             </w:pPr>
-            <w:hyperlink w:history="1" r:id="rIdpcjl0cnreydk-w0rjz1j2">
+            <w:hyperlink w:history="1" r:id="rId0nsbtmfaol4t84fghkuab">
               <w:r>
                 <w:rPr>
                   <w:rFonts w:ascii="Arial" w:cs="Arial" w:eastAsia="Arial" w:hAnsi="Arial"/>
@@ -27920,7 +27920,7 @@
               <w:spacing w:after="10" w:before="0"/>
               <w:ind w:left="120"/>
             </w:pPr>
-            <w:hyperlink w:history="1" r:id="rIdffso9geaw10mzj6urzle0">
+            <w:hyperlink w:history="1" r:id="rIdnf8_s66cvv53_zz1zmxkg">
               <w:r>
                 <w:rPr>
                   <w:rFonts w:ascii="Arial" w:cs="Arial" w:eastAsia="Arial" w:hAnsi="Arial"/>
@@ -28115,7 +28115,7 @@
             <w:pPr>
               <w:spacing w:after="20" w:before="0"/>
             </w:pPr>
-            <w:hyperlink w:history="1" r:id="rIdf7kd4zieeab1jpg7rgjho">
+            <w:hyperlink w:history="1" r:id="rIdgi442qpww_tfttlnf3opk">
               <w:r>
                 <w:rPr>
                   <w:rFonts w:ascii="Arial" w:cs="Arial" w:eastAsia="Arial" w:hAnsi="Arial"/>
@@ -28164,7 +28164,7 @@
               <w:spacing w:after="10" w:before="0"/>
               <w:ind w:left="120"/>
             </w:pPr>
-            <w:hyperlink w:history="1" r:id="rId3vdsajbjnvhx0qplhgwmb">
+            <w:hyperlink w:history="1" r:id="rIdp4ajszrrpa0izg5lqcaxi">
               <w:r>
                 <w:rPr>
                   <w:rFonts w:ascii="Arial" w:cs="Arial" w:eastAsia="Arial" w:hAnsi="Arial"/>
@@ -28209,7 +28209,7 @@
             <w:pPr>
               <w:spacing w:after="20" w:before="0"/>
             </w:pPr>
-            <w:hyperlink w:history="1" r:id="rIdxxwqjzt30ybf3nkxx5mvv">
+            <w:hyperlink w:history="1" r:id="rIdiscpkt91xg69x6opfn467">
               <w:r>
                 <w:rPr>
                   <w:rFonts w:ascii="Arial" w:cs="Arial" w:eastAsia="Arial" w:hAnsi="Arial"/>
@@ -28258,7 +28258,7 @@
               <w:spacing w:after="10" w:before="0"/>
               <w:ind w:left="120"/>
             </w:pPr>
-            <w:hyperlink w:history="1" r:id="rIdu4q24jkyg7nq8eltgfq7u">
+            <w:hyperlink w:history="1" r:id="rIdwuvwdbb2s8z78xezccgo2">
               <w:r>
                 <w:rPr>
                   <w:rFonts w:ascii="Arial" w:cs="Arial" w:eastAsia="Arial" w:hAnsi="Arial"/>
@@ -28453,7 +28453,7 @@
             <w:pPr>
               <w:spacing w:after="20" w:before="0"/>
             </w:pPr>
-            <w:hyperlink w:history="1" r:id="rId7ltfhaklu5ftcaxx-mqth">
+            <w:hyperlink w:history="1" r:id="rIdlwxlabyzutoomn-1-r6c0">
               <w:r>
                 <w:rPr>
                   <w:rFonts w:ascii="Arial" w:cs="Arial" w:eastAsia="Arial" w:hAnsi="Arial"/>
@@ -28502,7 +28502,7 @@
               <w:spacing w:after="10" w:before="0"/>
               <w:ind w:left="120"/>
             </w:pPr>
-            <w:hyperlink w:history="1" r:id="rIdcz26o6wdd_p_gg1clbtwh">
+            <w:hyperlink w:history="1" r:id="rIdawkfh2pdvqz8kambwdhtd">
               <w:r>
                 <w:rPr>
                   <w:rFonts w:ascii="Arial" w:cs="Arial" w:eastAsia="Arial" w:hAnsi="Arial"/>
@@ -28547,7 +28547,7 @@
             <w:pPr>
               <w:spacing w:after="20" w:before="0"/>
             </w:pPr>
-            <w:hyperlink w:history="1" r:id="rId-tdy3cyytnwoaejd5gmta">
+            <w:hyperlink w:history="1" r:id="rIditeq8uexxc5h8aen75eya">
               <w:r>
                 <w:rPr>
                   <w:rFonts w:ascii="Arial" w:cs="Arial" w:eastAsia="Arial" w:hAnsi="Arial"/>
@@ -28596,7 +28596,7 @@
               <w:spacing w:after="10" w:before="0"/>
               <w:ind w:left="120"/>
             </w:pPr>
-            <w:hyperlink w:history="1" r:id="rIdvyxrd4oj9yiumsbcm71gi">
+            <w:hyperlink w:history="1" r:id="rIdnsw9-lv8vtdgv43uhxtuc">
               <w:r>
                 <w:rPr>
                   <w:rFonts w:ascii="Arial" w:cs="Arial" w:eastAsia="Arial" w:hAnsi="Arial"/>
@@ -28791,7 +28791,7 @@
             <w:pPr>
               <w:spacing w:after="20" w:before="0"/>
             </w:pPr>
-            <w:hyperlink w:history="1" r:id="rIdnb6chs1nbr7euzajup4nk">
+            <w:hyperlink w:history="1" r:id="rId2dyzd60f82b7nnldrd-cw">
               <w:r>
                 <w:rPr>
                   <w:rFonts w:ascii="Arial" w:cs="Arial" w:eastAsia="Arial" w:hAnsi="Arial"/>
@@ -28840,7 +28840,7 @@
               <w:spacing w:after="10" w:before="0"/>
               <w:ind w:left="120"/>
             </w:pPr>
-            <w:hyperlink w:history="1" r:id="rIdaceura4s9dhlyacujewyc">
+            <w:hyperlink w:history="1" r:id="rIda2k1hlcbcgwbpcggms-uj">
               <w:r>
                 <w:rPr>
                   <w:rFonts w:ascii="Arial" w:cs="Arial" w:eastAsia="Arial" w:hAnsi="Arial"/>
@@ -28885,7 +28885,7 @@
             <w:pPr>
               <w:spacing w:after="20" w:before="0"/>
             </w:pPr>
-            <w:hyperlink w:history="1" r:id="rId3otckybxnclvk3lmdap1x">
+            <w:hyperlink w:history="1" r:id="rIdp1itx-a-ksmvarfcjcpk_">
               <w:r>
                 <w:rPr>
                   <w:rFonts w:ascii="Arial" w:cs="Arial" w:eastAsia="Arial" w:hAnsi="Arial"/>
@@ -28918,7 +28918,7 @@
               <w:spacing w:after="10" w:before="0"/>
               <w:ind w:left="120"/>
             </w:pPr>
-            <w:hyperlink w:history="1" r:id="rIdnng7viswzqgleoqqkko0e">
+            <w:hyperlink w:history="1" r:id="rIdl0mehojkkzru0twmi1tkp">
               <w:r>
                 <w:rPr>
                   <w:rFonts w:ascii="Arial" w:cs="Arial" w:eastAsia="Arial" w:hAnsi="Arial"/>
@@ -29430,7 +29430,7 @@
         </w:rPr>
         <w:t xml:space="preserve">© 2026 SeaVuria and ARES. Aligned with KICD objectives. Developed by SeaVuria; technical implementation by ARES (with AI assistance from Claude). Licensed under </w:t>
       </w:r>
-      <w:hyperlink w:history="1" r:id="rIdinwyk1bdqnkgcseb9jm_x">
+      <w:hyperlink w:history="1" r:id="rId_0vdwxi1dykcrkxcv7phg">
         <w:r>
           <w:rPr>
             <w:rFonts w:ascii="Arial" w:cs="Arial" w:eastAsia="Arial" w:hAnsi="Arial"/>
@@ -29451,7 +29451,7 @@
         </w:rPr>
         <w:t xml:space="preserve"> (</w:t>
       </w:r>
-      <w:hyperlink w:history="1" r:id="rIdhprmtvlh1e6sg6nc-tgs9">
+      <w:hyperlink w:history="1" r:id="rId7uyk2ae_p4vncvzfv2cc9">
         <w:r>
           <w:rPr>
             <w:rFonts w:ascii="Arial" w:cs="Arial" w:eastAsia="Arial" w:hAnsi="Arial"/>
@@ -30464,7 +30464,7 @@
             <w:pPr>
               <w:spacing w:after="20" w:before="0"/>
             </w:pPr>
-            <w:hyperlink w:history="1" r:id="rIdcs5zhjzlau8tmzir4gzdw">
+            <w:hyperlink w:history="1" r:id="rIdzqyvhynygmahxn5p4e81z">
               <w:r>
                 <w:rPr>
                   <w:rFonts w:ascii="Arial" w:cs="Arial" w:eastAsia="Arial" w:hAnsi="Arial"/>
@@ -30497,7 +30497,7 @@
               <w:spacing w:after="10" w:before="0"/>
               <w:ind w:left="120"/>
             </w:pPr>
-            <w:hyperlink w:history="1" r:id="rIdpxw_gfdsq2sgqxpvmiebq">
+            <w:hyperlink w:history="1" r:id="rIdoh6tb1pdk9-0bvizhtehq">
               <w:r>
                 <w:rPr>
                   <w:rFonts w:ascii="Arial" w:cs="Arial" w:eastAsia="Arial" w:hAnsi="Arial"/>
@@ -30542,7 +30542,7 @@
             <w:pPr>
               <w:spacing w:after="20" w:before="0"/>
             </w:pPr>
-            <w:hyperlink w:history="1" r:id="rId_bd0yosss5noironwc1ge">
+            <w:hyperlink w:history="1" r:id="rIdlygfp4dyc2m36jj28vetq">
               <w:r>
                 <w:rPr>
                   <w:rFonts w:ascii="Arial" w:cs="Arial" w:eastAsia="Arial" w:hAnsi="Arial"/>
@@ -30575,7 +30575,7 @@
               <w:spacing w:after="10" w:before="0"/>
               <w:ind w:left="120"/>
             </w:pPr>
-            <w:hyperlink w:history="1" r:id="rIdxqnjsruw2dgkpbuhmdhwk">
+            <w:hyperlink w:history="1" r:id="rIdxwitlvu6fpiio2fhxajbh">
               <w:r>
                 <w:rPr>
                   <w:rFonts w:ascii="Arial" w:cs="Arial" w:eastAsia="Arial" w:hAnsi="Arial"/>
@@ -30770,7 +30770,7 @@
             <w:pPr>
               <w:spacing w:after="20" w:before="0"/>
             </w:pPr>
-            <w:hyperlink w:history="1" r:id="rId5fvg_tnelu3ongec3bedx">
+            <w:hyperlink w:history="1" r:id="rId1cr52offoy6hkls-gy17j">
               <w:r>
                 <w:rPr>
                   <w:rFonts w:ascii="Arial" w:cs="Arial" w:eastAsia="Arial" w:hAnsi="Arial"/>
@@ -30803,7 +30803,7 @@
               <w:spacing w:after="10" w:before="0"/>
               <w:ind w:left="120"/>
             </w:pPr>
-            <w:hyperlink w:history="1" r:id="rId0g5gbswsk__z8xci6un45">
+            <w:hyperlink w:history="1" r:id="rIdkguy2skpvsk5lpyvd-tsb">
               <w:r>
                 <w:rPr>
                   <w:rFonts w:ascii="Arial" w:cs="Arial" w:eastAsia="Arial" w:hAnsi="Arial"/>
@@ -30848,7 +30848,7 @@
             <w:pPr>
               <w:spacing w:after="20" w:before="0"/>
             </w:pPr>
-            <w:hyperlink w:history="1" r:id="rIdcs34a9x0mifsbzrjt6azc">
+            <w:hyperlink w:history="1" r:id="rIdwdvnyxbjnjsrobnhe3web">
               <w:r>
                 <w:rPr>
                   <w:rFonts w:ascii="Arial" w:cs="Arial" w:eastAsia="Arial" w:hAnsi="Arial"/>
@@ -30881,7 +30881,7 @@
               <w:spacing w:after="10" w:before="0"/>
               <w:ind w:left="120"/>
             </w:pPr>
-            <w:hyperlink w:history="1" r:id="rIddmlro56sst3oht4jez3o-">
+            <w:hyperlink w:history="1" r:id="rIds_nzlyt4orkvvt7c_vy51">
               <w:r>
                 <w:rPr>
                   <w:rFonts w:ascii="Arial" w:cs="Arial" w:eastAsia="Arial" w:hAnsi="Arial"/>
@@ -31076,7 +31076,7 @@
             <w:pPr>
               <w:spacing w:after="20" w:before="0"/>
             </w:pPr>
-            <w:hyperlink w:history="1" r:id="rIdbbm7p5ckzme7zsjgci9d6">
+            <w:hyperlink w:history="1" r:id="rId5tkdnqoutzeh9c8f0okuw">
               <w:r>
                 <w:rPr>
                   <w:rFonts w:ascii="Arial" w:cs="Arial" w:eastAsia="Arial" w:hAnsi="Arial"/>
@@ -31109,7 +31109,7 @@
               <w:spacing w:after="10" w:before="0"/>
               <w:ind w:left="120"/>
             </w:pPr>
-            <w:hyperlink w:history="1" r:id="rId6vkpiiykgwsd1s32ipzlr">
+            <w:hyperlink w:history="1" r:id="rIdplnd2qz6ib2toelc54ylo">
               <w:r>
                 <w:rPr>
                   <w:rFonts w:ascii="Arial" w:cs="Arial" w:eastAsia="Arial" w:hAnsi="Arial"/>
@@ -31154,7 +31154,7 @@
             <w:pPr>
               <w:spacing w:after="20" w:before="0"/>
             </w:pPr>
-            <w:hyperlink w:history="1" r:id="rIdd6ytsainyiqc7kjimsper">
+            <w:hyperlink w:history="1" r:id="rIdyhpxfz9klinvfk9nqlvcc">
               <w:r>
                 <w:rPr>
                   <w:rFonts w:ascii="Arial" w:cs="Arial" w:eastAsia="Arial" w:hAnsi="Arial"/>
@@ -31187,7 +31187,7 @@
               <w:spacing w:after="10" w:before="0"/>
               <w:ind w:left="120"/>
             </w:pPr>
-            <w:hyperlink w:history="1" r:id="rIdoi5mo95wywoefs546gxlq">
+            <w:hyperlink w:history="1" r:id="rId6vi1i3qv7gg_bc8q0nq2l">
               <w:r>
                 <w:rPr>
                   <w:rFonts w:ascii="Arial" w:cs="Arial" w:eastAsia="Arial" w:hAnsi="Arial"/>
@@ -31382,7 +31382,7 @@
             <w:pPr>
               <w:spacing w:after="20" w:before="0"/>
             </w:pPr>
-            <w:hyperlink w:history="1" r:id="rId_97g8xnguuojtd5vskkdf">
+            <w:hyperlink w:history="1" r:id="rIdszswfwjkdscskdfuddfdz">
               <w:r>
                 <w:rPr>
                   <w:rFonts w:ascii="Arial" w:cs="Arial" w:eastAsia="Arial" w:hAnsi="Arial"/>
@@ -31415,7 +31415,7 @@
               <w:spacing w:after="10" w:before="0"/>
               <w:ind w:left="120"/>
             </w:pPr>
-            <w:hyperlink w:history="1" r:id="rIdag1mhciahvansyiw5flgn">
+            <w:hyperlink w:history="1" r:id="rId4mao56oizqox8co4mgiqu">
               <w:r>
                 <w:rPr>
                   <w:rFonts w:ascii="Arial" w:cs="Arial" w:eastAsia="Arial" w:hAnsi="Arial"/>
@@ -31460,7 +31460,7 @@
             <w:pPr>
               <w:spacing w:after="20" w:before="0"/>
             </w:pPr>
-            <w:hyperlink w:history="1" r:id="rId3le9shk7g4ojtoec_xlwy">
+            <w:hyperlink w:history="1" r:id="rIdatua4s1zlfwln_1sxseth">
               <w:r>
                 <w:rPr>
                   <w:rFonts w:ascii="Arial" w:cs="Arial" w:eastAsia="Arial" w:hAnsi="Arial"/>
@@ -31493,7 +31493,7 @@
               <w:spacing w:after="10" w:before="0"/>
               <w:ind w:left="120"/>
             </w:pPr>
-            <w:hyperlink w:history="1" r:id="rIdhckwvpl0plqzdq8kdg2j7">
+            <w:hyperlink w:history="1" r:id="rIdpb2l55oosrszp5iq-wmho">
               <w:r>
                 <w:rPr>
                   <w:rFonts w:ascii="Arial" w:cs="Arial" w:eastAsia="Arial" w:hAnsi="Arial"/>
@@ -31688,7 +31688,7 @@
             <w:pPr>
               <w:spacing w:after="20" w:before="0"/>
             </w:pPr>
-            <w:hyperlink w:history="1" r:id="rIdfuvl1dyujdb8bppfrwz7v">
+            <w:hyperlink w:history="1" r:id="rIdntajvpe4qqh8apozivgkc">
               <w:r>
                 <w:rPr>
                   <w:rFonts w:ascii="Arial" w:cs="Arial" w:eastAsia="Arial" w:hAnsi="Arial"/>
@@ -31737,7 +31737,7 @@
               <w:spacing w:after="10" w:before="0"/>
               <w:ind w:left="120"/>
             </w:pPr>
-            <w:hyperlink w:history="1" r:id="rId6qb7wxtinshay5vs2cmwj">
+            <w:hyperlink w:history="1" r:id="rId8jameh6ffjnt7kxoz8krf">
               <w:r>
                 <w:rPr>
                   <w:rFonts w:ascii="Arial" w:cs="Arial" w:eastAsia="Arial" w:hAnsi="Arial"/>
@@ -31782,7 +31782,7 @@
             <w:pPr>
               <w:spacing w:after="20" w:before="0"/>
             </w:pPr>
-            <w:hyperlink w:history="1" r:id="rIdoafhptsc3eri6htukzuv0">
+            <w:hyperlink w:history="1" r:id="rIdkruldkxmcluv9t6tua-fe">
               <w:r>
                 <w:rPr>
                   <w:rFonts w:ascii="Arial" w:cs="Arial" w:eastAsia="Arial" w:hAnsi="Arial"/>
@@ -31815,7 +31815,7 @@
               <w:spacing w:after="10" w:before="0"/>
               <w:ind w:left="120"/>
             </w:pPr>
-            <w:hyperlink w:history="1" r:id="rIdervagcmwvbsayzjojod4j">
+            <w:hyperlink w:history="1" r:id="rIdjjzlo7ho_0uchlvbkd4sy">
               <w:r>
                 <w:rPr>
                   <w:rFonts w:ascii="Arial" w:cs="Arial" w:eastAsia="Arial" w:hAnsi="Arial"/>
@@ -32327,7 +32327,7 @@
         </w:rPr>
         <w:t xml:space="preserve">© 2026 SeaVuria and ARES. Aligned with KICD objectives. Developed by SeaVuria; technical implementation by ARES (with AI assistance from Claude). Licensed under </w:t>
       </w:r>
-      <w:hyperlink w:history="1" r:id="rId9tjuzkv4om2qtk7c5vgpc">
+      <w:hyperlink w:history="1" r:id="rIdqf5h9_n5jpucudwjrldrq">
         <w:r>
           <w:rPr>
             <w:rFonts w:ascii="Arial" w:cs="Arial" w:eastAsia="Arial" w:hAnsi="Arial"/>
@@ -32348,7 +32348,7 @@
         </w:rPr>
         <w:t xml:space="preserve"> (</w:t>
       </w:r>
-      <w:hyperlink w:history="1" r:id="rIdziwx2c7f9x3fb6ts_lyhr">
+      <w:hyperlink w:history="1" r:id="rIdq7fxcgjzd20tikw-pcrsq">
         <w:r>
           <w:rPr>
             <w:rFonts w:ascii="Arial" w:cs="Arial" w:eastAsia="Arial" w:hAnsi="Arial"/>
@@ -33361,7 +33361,7 @@
             <w:pPr>
               <w:spacing w:after="20" w:before="0"/>
             </w:pPr>
-            <w:hyperlink w:history="1" r:id="rIdauhf2la5wh9t7m6ky4-9l">
+            <w:hyperlink w:history="1" r:id="rIdtez1lsbonovhrklgs7fn2">
               <w:r>
                 <w:rPr>
                   <w:rFonts w:ascii="Arial" w:cs="Arial" w:eastAsia="Arial" w:hAnsi="Arial"/>
@@ -33394,7 +33394,7 @@
               <w:spacing w:after="10" w:before="0"/>
               <w:ind w:left="120"/>
             </w:pPr>
-            <w:hyperlink w:history="1" r:id="rIdrqekvkixfjerclz39uapl">
+            <w:hyperlink w:history="1" r:id="rIdhrvmcexd_zxckbumijhk2">
               <w:r>
                 <w:rPr>
                   <w:rFonts w:ascii="Arial" w:cs="Arial" w:eastAsia="Arial" w:hAnsi="Arial"/>
@@ -33439,7 +33439,7 @@
             <w:pPr>
               <w:spacing w:after="20" w:before="0"/>
             </w:pPr>
-            <w:hyperlink w:history="1" r:id="rIdzggsif2zbjvqtcy_-tscn">
+            <w:hyperlink w:history="1" r:id="rIdykurxmrez_dws_nq8ub75">
               <w:r>
                 <w:rPr>
                   <w:rFonts w:ascii="Arial" w:cs="Arial" w:eastAsia="Arial" w:hAnsi="Arial"/>
@@ -33472,7 +33472,7 @@
               <w:spacing w:after="10" w:before="0"/>
               <w:ind w:left="120"/>
             </w:pPr>
-            <w:hyperlink w:history="1" r:id="rIdzzjx6rcqcamikuo554_83">
+            <w:hyperlink w:history="1" r:id="rId8pklyxzqb-njfiv3fmkkg">
               <w:r>
                 <w:rPr>
                   <w:rFonts w:ascii="Arial" w:cs="Arial" w:eastAsia="Arial" w:hAnsi="Arial"/>
@@ -33667,7 +33667,7 @@
             <w:pPr>
               <w:spacing w:after="20" w:before="0"/>
             </w:pPr>
-            <w:hyperlink w:history="1" r:id="rIdvmdwndthhxje8qtt1ixoi">
+            <w:hyperlink w:history="1" r:id="rIdxffwsn_dfiwbyvvw1tdeo">
               <w:r>
                 <w:rPr>
                   <w:rFonts w:ascii="Arial" w:cs="Arial" w:eastAsia="Arial" w:hAnsi="Arial"/>
@@ -33700,7 +33700,7 @@
               <w:spacing w:after="10" w:before="0"/>
               <w:ind w:left="120"/>
             </w:pPr>
-            <w:hyperlink w:history="1" r:id="rIdm5hkl5amgvzog1ulqonyq">
+            <w:hyperlink w:history="1" r:id="rId50h6pjvoj_her4h1wfcsb">
               <w:r>
                 <w:rPr>
                   <w:rFonts w:ascii="Arial" w:cs="Arial" w:eastAsia="Arial" w:hAnsi="Arial"/>
@@ -33745,7 +33745,7 @@
             <w:pPr>
               <w:spacing w:after="20" w:before="0"/>
             </w:pPr>
-            <w:hyperlink w:history="1" r:id="rId1i-d_q2a4py6htru1tqul">
+            <w:hyperlink w:history="1" r:id="rId1xj6rm_dvkonvl6lhzb7t">
               <w:r>
                 <w:rPr>
                   <w:rFonts w:ascii="Arial" w:cs="Arial" w:eastAsia="Arial" w:hAnsi="Arial"/>
@@ -33778,7 +33778,7 @@
               <w:spacing w:after="10" w:before="0"/>
               <w:ind w:left="120"/>
             </w:pPr>
-            <w:hyperlink w:history="1" r:id="rIdvgqd2xvghakks9myiyil3">
+            <w:hyperlink w:history="1" r:id="rIdyryeemzw8e18wupgrqzid">
               <w:r>
                 <w:rPr>
                   <w:rFonts w:ascii="Arial" w:cs="Arial" w:eastAsia="Arial" w:hAnsi="Arial"/>
@@ -33973,7 +33973,7 @@
             <w:pPr>
               <w:spacing w:after="20" w:before="0"/>
             </w:pPr>
-            <w:hyperlink w:history="1" r:id="rIdkgbtzsfqkigji6ebdiy6k">
+            <w:hyperlink w:history="1" r:id="rIdutpkqmfqwv4b0vfl7zqqf">
               <w:r>
                 <w:rPr>
                   <w:rFonts w:ascii="Arial" w:cs="Arial" w:eastAsia="Arial" w:hAnsi="Arial"/>
@@ -34022,7 +34022,7 @@
               <w:spacing w:after="10" w:before="0"/>
               <w:ind w:left="120"/>
             </w:pPr>
-            <w:hyperlink w:history="1" r:id="rIdfigoqlyfvuge6svyen35m">
+            <w:hyperlink w:history="1" r:id="rId40efvmwdfocjgsm_tujmv">
               <w:r>
                 <w:rPr>
                   <w:rFonts w:ascii="Arial" w:cs="Arial" w:eastAsia="Arial" w:hAnsi="Arial"/>
@@ -34067,7 +34067,7 @@
             <w:pPr>
               <w:spacing w:after="20" w:before="0"/>
             </w:pPr>
-            <w:hyperlink w:history="1" r:id="rId2i0mvqb6wtxjiptuup6pb">
+            <w:hyperlink w:history="1" r:id="rIdmlffirsxaway6-glfxffr">
               <w:r>
                 <w:rPr>
                   <w:rFonts w:ascii="Arial" w:cs="Arial" w:eastAsia="Arial" w:hAnsi="Arial"/>
@@ -34116,7 +34116,7 @@
               <w:spacing w:after="10" w:before="0"/>
               <w:ind w:left="120"/>
             </w:pPr>
-            <w:hyperlink w:history="1" r:id="rIdtqrvfzeggcxrtj_p0rszd">
+            <w:hyperlink w:history="1" r:id="rIdeiusbs8ccp_y-sbydo5at">
               <w:r>
                 <w:rPr>
                   <w:rFonts w:ascii="Arial" w:cs="Arial" w:eastAsia="Arial" w:hAnsi="Arial"/>
@@ -34311,7 +34311,7 @@
             <w:pPr>
               <w:spacing w:after="20" w:before="0"/>
             </w:pPr>
-            <w:hyperlink w:history="1" r:id="rIdeftn0uoxrdnxgggsfavsh">
+            <w:hyperlink w:history="1" r:id="rIdo-7c3mvaevl3qjt33t_nh">
               <w:r>
                 <w:rPr>
                   <w:rFonts w:ascii="Arial" w:cs="Arial" w:eastAsia="Arial" w:hAnsi="Arial"/>
@@ -34360,7 +34360,7 @@
               <w:spacing w:after="10" w:before="0"/>
               <w:ind w:left="120"/>
             </w:pPr>
-            <w:hyperlink w:history="1" r:id="rId-etbyvt1kongelrswk4cw">
+            <w:hyperlink w:history="1" r:id="rIdbkmuwugnfn8jov143es1u">
               <w:r>
                 <w:rPr>
                   <w:rFonts w:ascii="Arial" w:cs="Arial" w:eastAsia="Arial" w:hAnsi="Arial"/>
@@ -34405,7 +34405,7 @@
             <w:pPr>
               <w:spacing w:after="20" w:before="0"/>
             </w:pPr>
-            <w:hyperlink w:history="1" r:id="rId3moforwyqlgqm_9zfsvkj">
+            <w:hyperlink w:history="1" r:id="rIdgr9u2ijkla3kyjjakybl9">
               <w:r>
                 <w:rPr>
                   <w:rFonts w:ascii="Arial" w:cs="Arial" w:eastAsia="Arial" w:hAnsi="Arial"/>
@@ -34454,7 +34454,7 @@
               <w:spacing w:after="10" w:before="0"/>
               <w:ind w:left="120"/>
             </w:pPr>
-            <w:hyperlink w:history="1" r:id="rIdgxigzr-w-6ryk3zuxhm9d">
+            <w:hyperlink w:history="1" r:id="rIdfqdqpbacjlw0z8g-7rrzi">
               <w:r>
                 <w:rPr>
                   <w:rFonts w:ascii="Arial" w:cs="Arial" w:eastAsia="Arial" w:hAnsi="Arial"/>
@@ -34649,7 +34649,7 @@
             <w:pPr>
               <w:spacing w:after="20" w:before="0"/>
             </w:pPr>
-            <w:hyperlink w:history="1" r:id="rIdgbigrjl3ln2geo_4yr2lr">
+            <w:hyperlink w:history="1" r:id="rIddt0va8s5qpsp1qosjhhlz">
               <w:r>
                 <w:rPr>
                   <w:rFonts w:ascii="Arial" w:cs="Arial" w:eastAsia="Arial" w:hAnsi="Arial"/>
@@ -34698,7 +34698,7 @@
               <w:spacing w:after="10" w:before="0"/>
               <w:ind w:left="120"/>
             </w:pPr>
-            <w:hyperlink w:history="1" r:id="rIddvbtfom9i2hdqtuotgiue">
+            <w:hyperlink w:history="1" r:id="rIdpkgo53cz9qsayfr4gif1f">
               <w:r>
                 <w:rPr>
                   <w:rFonts w:ascii="Arial" w:cs="Arial" w:eastAsia="Arial" w:hAnsi="Arial"/>
@@ -34743,7 +34743,7 @@
             <w:pPr>
               <w:spacing w:after="20" w:before="0"/>
             </w:pPr>
-            <w:hyperlink w:history="1" r:id="rIdj0jzuzpx9g2tuxrjeazo9">
+            <w:hyperlink w:history="1" r:id="rId11cfeielg-4egyaygasn1">
               <w:r>
                 <w:rPr>
                   <w:rFonts w:ascii="Arial" w:cs="Arial" w:eastAsia="Arial" w:hAnsi="Arial"/>
@@ -34792,7 +34792,7 @@
               <w:spacing w:after="10" w:before="0"/>
               <w:ind w:left="120"/>
             </w:pPr>
-            <w:hyperlink w:history="1" r:id="rId2jxmxfgjgsyukdbfjkogs">
+            <w:hyperlink w:history="1" r:id="rIdrsgfxsjouandd9z481r39">
               <w:r>
                 <w:rPr>
                   <w:rFonts w:ascii="Arial" w:cs="Arial" w:eastAsia="Arial" w:hAnsi="Arial"/>
@@ -35304,7 +35304,7 @@
         </w:rPr>
         <w:t xml:space="preserve">© 2026 SeaVuria and ARES. Aligned with KICD objectives. Developed by SeaVuria; technical implementation by ARES (with AI assistance from Claude). Licensed under </w:t>
       </w:r>
-      <w:hyperlink w:history="1" r:id="rIdxtj1n3vzeea2xfnj_2zob">
+      <w:hyperlink w:history="1" r:id="rIdblaehmfjbrobihsxkfp_u">
         <w:r>
           <w:rPr>
             <w:rFonts w:ascii="Arial" w:cs="Arial" w:eastAsia="Arial" w:hAnsi="Arial"/>
@@ -35325,7 +35325,7 @@
         </w:rPr>
         <w:t xml:space="preserve"> (</w:t>
       </w:r>
-      <w:hyperlink w:history="1" r:id="rIdnogjvr-1esvrfyjdmg3nv">
+      <w:hyperlink w:history="1" r:id="rIda9rmosfuztxpnork_jp8m">
         <w:r>
           <w:rPr>
             <w:rFonts w:ascii="Arial" w:cs="Arial" w:eastAsia="Arial" w:hAnsi="Arial"/>
@@ -36338,7 +36338,7 @@
             <w:pPr>
               <w:spacing w:after="20" w:before="0"/>
             </w:pPr>
-            <w:hyperlink w:history="1" r:id="rIdhre7t7mkx0uf0hhmpy9jw">
+            <w:hyperlink w:history="1" r:id="rIdwr__n7cms6htuk3b1ybaq">
               <w:r>
                 <w:rPr>
                   <w:rFonts w:ascii="Arial" w:cs="Arial" w:eastAsia="Arial" w:hAnsi="Arial"/>
@@ -36371,7 +36371,7 @@
               <w:spacing w:after="10" w:before="0"/>
               <w:ind w:left="120"/>
             </w:pPr>
-            <w:hyperlink w:history="1" r:id="rIdjhreoz_50h-qaii0slrea">
+            <w:hyperlink w:history="1" r:id="rId-vhlx0j1h5qmxhimyabf7">
               <w:r>
                 <w:rPr>
                   <w:rFonts w:ascii="Arial" w:cs="Arial" w:eastAsia="Arial" w:hAnsi="Arial"/>
@@ -36416,7 +36416,7 @@
             <w:pPr>
               <w:spacing w:after="20" w:before="0"/>
             </w:pPr>
-            <w:hyperlink w:history="1" r:id="rIdks8uyhsjdcyjfaepj4rr7">
+            <w:hyperlink w:history="1" r:id="rId789x3bzspm7p__pxnvbgc">
               <w:r>
                 <w:rPr>
                   <w:rFonts w:ascii="Arial" w:cs="Arial" w:eastAsia="Arial" w:hAnsi="Arial"/>
@@ -36449,7 +36449,7 @@
               <w:spacing w:after="10" w:before="0"/>
               <w:ind w:left="120"/>
             </w:pPr>
-            <w:hyperlink w:history="1" r:id="rIdvyrpafmhmxnlkegp8fhql">
+            <w:hyperlink w:history="1" r:id="rIdvrhizb7wcrd-sr-2qoxny">
               <w:r>
                 <w:rPr>
                   <w:rFonts w:ascii="Arial" w:cs="Arial" w:eastAsia="Arial" w:hAnsi="Arial"/>
@@ -36644,7 +36644,7 @@
             <w:pPr>
               <w:spacing w:after="20" w:before="0"/>
             </w:pPr>
-            <w:hyperlink w:history="1" r:id="rIdya_pxsmyedfcofayitl2i">
+            <w:hyperlink w:history="1" r:id="rId7-3mrwnvgrapyezknfmvi">
               <w:r>
                 <w:rPr>
                   <w:rFonts w:ascii="Arial" w:cs="Arial" w:eastAsia="Arial" w:hAnsi="Arial"/>
@@ -36677,7 +36677,7 @@
               <w:spacing w:after="10" w:before="0"/>
               <w:ind w:left="120"/>
             </w:pPr>
-            <w:hyperlink w:history="1" r:id="rIdsuxmnlkgt6fqanntzjhms">
+            <w:hyperlink w:history="1" r:id="rIdxmgub9srvtega-dez7foj">
               <w:r>
                 <w:rPr>
                   <w:rFonts w:ascii="Arial" w:cs="Arial" w:eastAsia="Arial" w:hAnsi="Arial"/>
@@ -36722,7 +36722,7 @@
             <w:pPr>
               <w:spacing w:after="20" w:before="0"/>
             </w:pPr>
-            <w:hyperlink w:history="1" r:id="rIdzaclxj9tjfsshotalaotv">
+            <w:hyperlink w:history="1" r:id="rIdcah5llqqbfb3ixnamnux8">
               <w:r>
                 <w:rPr>
                   <w:rFonts w:ascii="Arial" w:cs="Arial" w:eastAsia="Arial" w:hAnsi="Arial"/>
@@ -36755,7 +36755,7 @@
               <w:spacing w:after="10" w:before="0"/>
               <w:ind w:left="120"/>
             </w:pPr>
-            <w:hyperlink w:history="1" r:id="rIdvolhlzx-l4ldbfw3pkcom">
+            <w:hyperlink w:history="1" r:id="rIdgbcmchiagfbnjms7xnpug">
               <w:r>
                 <w:rPr>
                   <w:rFonts w:ascii="Arial" w:cs="Arial" w:eastAsia="Arial" w:hAnsi="Arial"/>
@@ -36950,7 +36950,7 @@
             <w:pPr>
               <w:spacing w:after="20" w:before="0"/>
             </w:pPr>
-            <w:hyperlink w:history="1" r:id="rIdmky4kq2ehvnv-ou3yhu1s">
+            <w:hyperlink w:history="1" r:id="rId_eq8ljxdhydig6eb3xucf">
               <w:r>
                 <w:rPr>
                   <w:rFonts w:ascii="Arial" w:cs="Arial" w:eastAsia="Arial" w:hAnsi="Arial"/>
@@ -36999,7 +36999,7 @@
               <w:spacing w:after="10" w:before="0"/>
               <w:ind w:left="120"/>
             </w:pPr>
-            <w:hyperlink w:history="1" r:id="rIdgw4uhqtftmigrnfnfmplu">
+            <w:hyperlink w:history="1" r:id="rIdqkiguj271uyxc_gjdc-dt">
               <w:r>
                 <w:rPr>
                   <w:rFonts w:ascii="Arial" w:cs="Arial" w:eastAsia="Arial" w:hAnsi="Arial"/>
@@ -37044,7 +37044,7 @@
             <w:pPr>
               <w:spacing w:after="20" w:before="0"/>
             </w:pPr>
-            <w:hyperlink w:history="1" r:id="rIdk-axs4ftmexqr7bdm5ffc">
+            <w:hyperlink w:history="1" r:id="rIdt8owrs1q8nnbyfe8ioi-6">
               <w:r>
                 <w:rPr>
                   <w:rFonts w:ascii="Arial" w:cs="Arial" w:eastAsia="Arial" w:hAnsi="Arial"/>
@@ -37093,7 +37093,7 @@
               <w:spacing w:after="10" w:before="0"/>
               <w:ind w:left="120"/>
             </w:pPr>
-            <w:hyperlink w:history="1" r:id="rIdwob2ikgjybijmgmieuxt_">
+            <w:hyperlink w:history="1" r:id="rIdr12wpbc0d47j07tayibek">
               <w:r>
                 <w:rPr>
                   <w:rFonts w:ascii="Arial" w:cs="Arial" w:eastAsia="Arial" w:hAnsi="Arial"/>
@@ -37288,7 +37288,7 @@
             <w:pPr>
               <w:spacing w:after="20" w:before="0"/>
             </w:pPr>
-            <w:hyperlink w:history="1" r:id="rIdkphzxrywrqzezp8c2dmpt">
+            <w:hyperlink w:history="1" r:id="rIdx4urmlh5tak1iq--hobvu">
               <w:r>
                 <w:rPr>
                   <w:rFonts w:ascii="Arial" w:cs="Arial" w:eastAsia="Arial" w:hAnsi="Arial"/>
@@ -37337,7 +37337,7 @@
               <w:spacing w:after="10" w:before="0"/>
               <w:ind w:left="120"/>
             </w:pPr>
-            <w:hyperlink w:history="1" r:id="rId2wawn2rp1u9txt8b__u7t">
+            <w:hyperlink w:history="1" r:id="rId5r5_1xboxcd3ivsmelp17">
               <w:r>
                 <w:rPr>
                   <w:rFonts w:ascii="Arial" w:cs="Arial" w:eastAsia="Arial" w:hAnsi="Arial"/>
@@ -37382,7 +37382,7 @@
             <w:pPr>
               <w:spacing w:after="20" w:before="0"/>
             </w:pPr>
-            <w:hyperlink w:history="1" r:id="rIdjfenaqaghvwyfnm6lkhzm">
+            <w:hyperlink w:history="1" r:id="rIdbd091gzymj5rkfouvlwhu">
               <w:r>
                 <w:rPr>
                   <w:rFonts w:ascii="Arial" w:cs="Arial" w:eastAsia="Arial" w:hAnsi="Arial"/>
@@ -37431,7 +37431,7 @@
               <w:spacing w:after="10" w:before="0"/>
               <w:ind w:left="120"/>
             </w:pPr>
-            <w:hyperlink w:history="1" r:id="rId08pilcbhes-orhn7rtrlx">
+            <w:hyperlink w:history="1" r:id="rIdtepkvpcdyuohouqqkc3o2">
               <w:r>
                 <w:rPr>
                   <w:rFonts w:ascii="Arial" w:cs="Arial" w:eastAsia="Arial" w:hAnsi="Arial"/>
@@ -37626,7 +37626,7 @@
             <w:pPr>
               <w:spacing w:after="20" w:before="0"/>
             </w:pPr>
-            <w:hyperlink w:history="1" r:id="rIdtcjnjlibpxl2uex65gyrv">
+            <w:hyperlink w:history="1" r:id="rIdik7oyxxa0wfxlimyaub9h">
               <w:r>
                 <w:rPr>
                   <w:rFonts w:ascii="Arial" w:cs="Arial" w:eastAsia="Arial" w:hAnsi="Arial"/>
@@ -37675,7 +37675,7 @@
               <w:spacing w:after="10" w:before="0"/>
               <w:ind w:left="120"/>
             </w:pPr>
-            <w:hyperlink w:history="1" r:id="rId_s3xo4-9clkk-ubnwpae4">
+            <w:hyperlink w:history="1" r:id="rIdkcyrjbterobs_p-jxpr3n">
               <w:r>
                 <w:rPr>
                   <w:rFonts w:ascii="Arial" w:cs="Arial" w:eastAsia="Arial" w:hAnsi="Arial"/>
@@ -37720,7 +37720,7 @@
             <w:pPr>
               <w:spacing w:after="20" w:before="0"/>
             </w:pPr>
-            <w:hyperlink w:history="1" r:id="rId774zsl60ib1xuroufpvgg">
+            <w:hyperlink w:history="1" r:id="rIdzr6iqy8mgaktjbluwzzs5">
               <w:r>
                 <w:rPr>
                   <w:rFonts w:ascii="Arial" w:cs="Arial" w:eastAsia="Arial" w:hAnsi="Arial"/>
@@ -37769,7 +37769,7 @@
               <w:spacing w:after="10" w:before="0"/>
               <w:ind w:left="120"/>
             </w:pPr>
-            <w:hyperlink w:history="1" r:id="rIdjglf_6haettnh8izxodws">
+            <w:hyperlink w:history="1" r:id="rIdewoaawgegoiijfimkdo2c">
               <w:r>
                 <w:rPr>
                   <w:rFonts w:ascii="Arial" w:cs="Arial" w:eastAsia="Arial" w:hAnsi="Arial"/>
@@ -38281,7 +38281,7 @@
         </w:rPr>
         <w:t xml:space="preserve">© 2026 SeaVuria and ARES. Aligned with KICD objectives. Developed by SeaVuria; technical implementation by ARES (with AI assistance from Claude). Licensed under </w:t>
       </w:r>
-      <w:hyperlink w:history="1" r:id="rIdt8qu2kwmotpa-jirmi9pg">
+      <w:hyperlink w:history="1" r:id="rIdz_r2y4gzk17wsgs6rkdhg">
         <w:r>
           <w:rPr>
             <w:rFonts w:ascii="Arial" w:cs="Arial" w:eastAsia="Arial" w:hAnsi="Arial"/>
@@ -38302,7 +38302,7 @@
         </w:rPr>
         <w:t xml:space="preserve"> (</w:t>
       </w:r>
-      <w:hyperlink w:history="1" r:id="rIdp5xibhx26vkp_dcocuefd">
+      <w:hyperlink w:history="1" r:id="rIdegjgpbvcffmx-iv1tlbl0">
         <w:r>
           <w:rPr>
             <w:rFonts w:ascii="Arial" w:cs="Arial" w:eastAsia="Arial" w:hAnsi="Arial"/>

--- a/data/outputs/v2/Maths/SS2.1_Similarity_and_Enlargement/Mathematics_Similarity_and_Enlargement_CBE_LessonSequence.docx
+++ b/data/outputs/v2/Maths/SS2.1_Similarity_and_Enlargement/Mathematics_Similarity_and_Enlargement_CBE_LessonSequence.docx
@@ -4,6 +4,7 @@
   <w:body>
     <w:p>
       <w:pPr>
+        <w:keepNext w:val="false"/>
         <w:spacing w:after="30" w:before="0"/>
         <w:jc w:val="center"/>
       </w:pPr>
@@ -23,6 +24,7 @@
     </w:p>
     <w:p>
       <w:pPr>
+        <w:keepNext w:val="false"/>
         <w:spacing w:after="60" w:before="0"/>
         <w:jc w:val="center"/>
       </w:pPr>
@@ -81,6 +83,7 @@
           </w:tcPr>
           <w:p>
             <w:pPr>
+              <w:keepNext w:val="false"/>
               <w:spacing w:after="40" w:before="0"/>
               <w:jc w:val="center"/>
             </w:pPr>
@@ -115,6 +118,7 @@
           </w:tcPr>
           <w:p>
             <w:pPr>
+              <w:keepNext w:val="false"/>
               <w:spacing w:after="40" w:before="0"/>
               <w:jc w:val="left"/>
             </w:pPr>
@@ -147,6 +151,7 @@
           </w:tcPr>
           <w:p>
             <w:pPr>
+              <w:keepNext w:val="false"/>
               <w:spacing w:after="40" w:before="0"/>
               <w:jc w:val="left"/>
             </w:pPr>
@@ -181,6 +186,7 @@
           </w:tcPr>
           <w:p>
             <w:pPr>
+              <w:keepNext w:val="false"/>
               <w:spacing w:after="40" w:before="0"/>
               <w:jc w:val="left"/>
             </w:pPr>
@@ -213,6 +219,7 @@
           </w:tcPr>
           <w:p>
             <w:pPr>
+              <w:keepNext w:val="false"/>
               <w:spacing w:after="40" w:before="0"/>
               <w:jc w:val="left"/>
             </w:pPr>
@@ -247,6 +254,7 @@
           </w:tcPr>
           <w:p>
             <w:pPr>
+              <w:keepNext w:val="false"/>
               <w:spacing w:after="40" w:before="0"/>
               <w:jc w:val="left"/>
             </w:pPr>
@@ -279,6 +287,7 @@
           </w:tcPr>
           <w:p>
             <w:pPr>
+              <w:keepNext w:val="false"/>
               <w:spacing w:after="40" w:before="0"/>
               <w:jc w:val="left"/>
             </w:pPr>
@@ -313,6 +322,7 @@
           </w:tcPr>
           <w:p>
             <w:pPr>
+              <w:keepNext w:val="false"/>
               <w:spacing w:after="40" w:before="0"/>
               <w:jc w:val="left"/>
             </w:pPr>
@@ -345,6 +355,7 @@
           </w:tcPr>
           <w:p>
             <w:pPr>
+              <w:keepNext w:val="false"/>
               <w:spacing w:after="40" w:before="0"/>
               <w:jc w:val="left"/>
             </w:pPr>
@@ -379,6 +390,7 @@
           </w:tcPr>
           <w:p>
             <w:pPr>
+              <w:keepNext w:val="false"/>
               <w:spacing w:after="40" w:before="0"/>
               <w:jc w:val="left"/>
             </w:pPr>
@@ -411,6 +423,7 @@
           </w:tcPr>
           <w:p>
             <w:pPr>
+              <w:keepNext w:val="false"/>
               <w:spacing w:after="40" w:before="0"/>
               <w:jc w:val="left"/>
             </w:pPr>
@@ -445,6 +458,7 @@
           </w:tcPr>
           <w:p>
             <w:pPr>
+              <w:keepNext w:val="false"/>
               <w:spacing w:after="40" w:before="0"/>
               <w:jc w:val="left"/>
             </w:pPr>
@@ -652,6 +666,7 @@
           </w:tcPr>
           <w:p>
             <w:pPr>
+              <w:keepNext w:val="false"/>
               <w:spacing w:after="40" w:before="0"/>
               <w:jc w:val="left"/>
             </w:pPr>
@@ -684,6 +699,7 @@
           </w:tcPr>
           <w:p>
             <w:pPr>
+              <w:keepNext w:val="false"/>
               <w:spacing w:after="40" w:before="0"/>
               <w:jc w:val="left"/>
             </w:pPr>
@@ -703,6 +719,7 @@
           </w:p>
           <w:p>
             <w:pPr>
+              <w:keepNext w:val="false"/>
               <w:spacing w:after="40" w:before="0"/>
               <w:jc w:val="left"/>
             </w:pPr>
@@ -722,6 +739,7 @@
           </w:p>
           <w:p>
             <w:pPr>
+              <w:keepNext w:val="false"/>
               <w:spacing w:after="40" w:before="0"/>
               <w:jc w:val="left"/>
             </w:pPr>
@@ -741,6 +759,7 @@
           </w:p>
           <w:p>
             <w:pPr>
+              <w:keepNext w:val="false"/>
               <w:spacing w:after="40" w:before="0"/>
               <w:jc w:val="left"/>
             </w:pPr>
@@ -760,6 +779,7 @@
           </w:p>
           <w:p>
             <w:pPr>
+              <w:keepNext w:val="false"/>
               <w:spacing w:after="40" w:before="0"/>
               <w:jc w:val="left"/>
             </w:pPr>
@@ -779,6 +799,7 @@
           </w:p>
           <w:p>
             <w:pPr>
+              <w:keepNext w:val="false"/>
               <w:spacing w:after="40" w:before="0"/>
               <w:jc w:val="left"/>
             </w:pPr>
@@ -798,6 +819,7 @@
           </w:p>
           <w:p>
             <w:pPr>
+              <w:keepNext w:val="false"/>
               <w:spacing w:after="40" w:before="0"/>
               <w:jc w:val="left"/>
             </w:pPr>
@@ -817,6 +839,7 @@
           </w:p>
           <w:p>
             <w:pPr>
+              <w:keepNext w:val="false"/>
               <w:spacing w:after="40" w:before="0"/>
               <w:jc w:val="left"/>
             </w:pPr>
@@ -836,6 +859,7 @@
           </w:p>
           <w:p>
             <w:pPr>
+              <w:keepNext w:val="false"/>
               <w:spacing w:after="40" w:before="0"/>
               <w:jc w:val="left"/>
             </w:pPr>
@@ -855,6 +879,7 @@
           </w:p>
           <w:p>
             <w:pPr>
+              <w:keepNext w:val="false"/>
               <w:spacing w:after="40" w:before="0"/>
               <w:jc w:val="left"/>
             </w:pPr>
@@ -889,6 +914,7 @@
           </w:tcPr>
           <w:p>
             <w:pPr>
+              <w:keepNext w:val="false"/>
               <w:spacing w:after="40" w:before="0"/>
               <w:jc w:val="left"/>
             </w:pPr>
@@ -1016,6 +1042,7 @@
           </w:tcPr>
           <w:p>
             <w:pPr>
+              <w:keepNext w:val="false"/>
               <w:spacing w:after="40" w:before="0"/>
               <w:jc w:val="left"/>
             </w:pPr>
@@ -1123,6 +1150,7 @@
           </w:tcPr>
           <w:p>
             <w:pPr>
+              <w:keepNext w:val="false"/>
               <w:spacing w:after="40" w:before="0"/>
               <w:jc w:val="left"/>
             </w:pPr>
@@ -1270,6 +1298,7 @@
           </w:tcPr>
           <w:p>
             <w:pPr>
+              <w:keepNext w:val="false"/>
               <w:spacing w:after="40" w:before="0"/>
               <w:jc w:val="left"/>
             </w:pPr>
@@ -1377,6 +1406,7 @@
           </w:tcPr>
           <w:p>
             <w:pPr>
+              <w:keepNext w:val="false"/>
               <w:spacing w:after="40" w:before="0"/>
               <w:jc w:val="left"/>
             </w:pPr>
@@ -1524,6 +1554,7 @@
           </w:tcPr>
           <w:p>
             <w:pPr>
+              <w:keepNext w:val="false"/>
               <w:spacing w:after="40" w:before="0"/>
               <w:jc w:val="left"/>
             </w:pPr>
@@ -1556,6 +1587,7 @@
           </w:tcPr>
           <w:p>
             <w:pPr>
+              <w:keepNext w:val="false"/>
               <w:spacing w:after="40" w:before="0"/>
               <w:jc w:val="left"/>
             </w:pPr>
@@ -1590,6 +1622,7 @@
           </w:tcPr>
           <w:p>
             <w:pPr>
+              <w:keepNext w:val="false"/>
               <w:spacing w:after="40" w:before="0"/>
               <w:jc w:val="left"/>
             </w:pPr>
@@ -1622,6 +1655,7 @@
           </w:tcPr>
           <w:p>
             <w:pPr>
+              <w:keepNext w:val="false"/>
               <w:spacing w:after="40" w:before="0"/>
               <w:jc w:val="left"/>
             </w:pPr>
@@ -1641,6 +1675,7 @@
           </w:p>
           <w:p>
             <w:pPr>
+              <w:keepNext w:val="false"/>
               <w:spacing w:after="40" w:before="0"/>
               <w:jc w:val="left"/>
             </w:pPr>
@@ -1660,6 +1695,7 @@
           </w:p>
           <w:p>
             <w:pPr>
+              <w:keepNext w:val="false"/>
               <w:spacing w:after="40" w:before="0"/>
               <w:jc w:val="left"/>
             </w:pPr>
@@ -1679,6 +1715,7 @@
           </w:p>
           <w:p>
             <w:pPr>
+              <w:keepNext w:val="false"/>
               <w:spacing w:after="40" w:before="0"/>
               <w:jc w:val="left"/>
             </w:pPr>
@@ -1698,6 +1735,7 @@
           </w:p>
           <w:p>
             <w:pPr>
+              <w:keepNext w:val="false"/>
               <w:spacing w:after="40" w:before="0"/>
               <w:jc w:val="left"/>
             </w:pPr>
@@ -1732,6 +1770,7 @@
           </w:tcPr>
           <w:p>
             <w:pPr>
+              <w:keepNext w:val="false"/>
               <w:spacing w:after="40" w:before="0"/>
               <w:jc w:val="left"/>
             </w:pPr>
@@ -1764,6 +1803,7 @@
           </w:tcPr>
           <w:p>
             <w:pPr>
+              <w:keepNext w:val="false"/>
               <w:spacing w:after="40" w:before="0"/>
               <w:jc w:val="left"/>
             </w:pPr>
@@ -1798,6 +1838,7 @@
           </w:tcPr>
           <w:p>
             <w:pPr>
+              <w:keepNext w:val="false"/>
               <w:spacing w:after="40" w:before="0"/>
               <w:jc w:val="left"/>
             </w:pPr>
@@ -1830,6 +1871,7 @@
           </w:tcPr>
           <w:p>
             <w:pPr>
+              <w:keepNext w:val="false"/>
               <w:spacing w:after="40" w:before="0"/>
               <w:jc w:val="left"/>
             </w:pPr>
@@ -1849,6 +1891,7 @@
           </w:p>
           <w:p>
             <w:pPr>
+              <w:keepNext w:val="false"/>
               <w:spacing w:after="40" w:before="0"/>
               <w:jc w:val="left"/>
             </w:pPr>
@@ -1868,6 +1911,7 @@
           </w:p>
           <w:p>
             <w:pPr>
+              <w:keepNext w:val="false"/>
               <w:spacing w:after="40" w:before="0"/>
               <w:jc w:val="left"/>
             </w:pPr>
@@ -1887,6 +1931,7 @@
           </w:p>
           <w:p>
             <w:pPr>
+              <w:keepNext w:val="false"/>
               <w:spacing w:after="40" w:before="0"/>
               <w:jc w:val="left"/>
             </w:pPr>
@@ -1906,6 +1951,7 @@
           </w:p>
           <w:p>
             <w:pPr>
+              <w:keepNext w:val="false"/>
               <w:spacing w:after="40" w:before="0"/>
               <w:jc w:val="left"/>
             </w:pPr>
@@ -1925,6 +1971,7 @@
           </w:p>
           <w:p>
             <w:pPr>
+              <w:keepNext w:val="false"/>
               <w:spacing w:after="40" w:before="0"/>
               <w:jc w:val="left"/>
             </w:pPr>
@@ -1944,6 +1991,7 @@
           </w:p>
           <w:p>
             <w:pPr>
+              <w:keepNext w:val="false"/>
               <w:spacing w:after="40" w:before="0"/>
               <w:jc w:val="left"/>
             </w:pPr>
@@ -1963,6 +2011,7 @@
           </w:p>
           <w:p>
             <w:pPr>
+              <w:keepNext w:val="false"/>
               <w:spacing w:after="40" w:before="0"/>
               <w:jc w:val="left"/>
             </w:pPr>
@@ -1982,6 +2031,7 @@
           </w:p>
           <w:p>
             <w:pPr>
+              <w:keepNext w:val="false"/>
               <w:spacing w:after="40" w:before="0"/>
               <w:jc w:val="left"/>
             </w:pPr>
@@ -2001,6 +2051,7 @@
           </w:p>
           <w:p>
             <w:pPr>
+              <w:keepNext w:val="false"/>
               <w:spacing w:after="40" w:before="0"/>
               <w:jc w:val="left"/>
             </w:pPr>
@@ -2020,6 +2071,7 @@
           </w:p>
           <w:p>
             <w:pPr>
+              <w:keepNext w:val="false"/>
               <w:spacing w:after="40" w:before="0"/>
               <w:jc w:val="left"/>
             </w:pPr>
@@ -2039,6 +2091,7 @@
           </w:p>
           <w:p>
             <w:pPr>
+              <w:keepNext w:val="false"/>
               <w:spacing w:after="40" w:before="0"/>
               <w:jc w:val="left"/>
             </w:pPr>
@@ -2073,6 +2126,7 @@
           </w:tcPr>
           <w:p>
             <w:pPr>
+              <w:keepNext w:val="false"/>
               <w:spacing w:after="40" w:before="0"/>
               <w:jc w:val="left"/>
             </w:pPr>
@@ -2304,7 +2358,7 @@
         </w:rPr>
         <w:t xml:space="preserve">© 2026 SeaVuria and ARES. This work is licensed under a </w:t>
       </w:r>
-      <w:hyperlink w:history="1" r:id="rIdunx2s1odeoekvwhcxy7mt">
+      <w:hyperlink w:history="1" r:id="rIdgm0pmidd-3wylf2h5wcjk">
         <w:r>
           <w:rPr>
             <w:rFonts w:ascii="Arial" w:cs="Arial" w:eastAsia="Arial" w:hAnsi="Arial"/>
@@ -2324,7 +2378,7 @@
         </w:rPr>
         <w:t xml:space="preserve"> (</w:t>
       </w:r>
-      <w:hyperlink w:history="1" r:id="rIda4bd-vzokqxkyfgogdst8">
+      <w:hyperlink w:history="1" r:id="rIdmoyfsycgseumqoejfyu35">
         <w:r>
           <w:rPr>
             <w:rFonts w:ascii="Arial" w:cs="Arial" w:eastAsia="Arial" w:hAnsi="Arial"/>
@@ -2344,7 +2398,7 @@
         </w:rPr>
         <w:t xml:space="preserve">). To view a copy of this license, visit </w:t>
       </w:r>
-      <w:hyperlink w:history="1" r:id="rIdsos8be_jdsuxqn1dhxu2t">
+      <w:hyperlink w:history="1" r:id="rIdh41thohj744f0unk89sl7">
         <w:r>
           <w:rPr>
             <w:rFonts w:ascii="Arial" w:cs="Arial" w:eastAsia="Arial" w:hAnsi="Arial"/>
@@ -2403,6 +2457,7 @@
           </w:tcPr>
           <w:p>
             <w:pPr>
+              <w:keepNext w:val="false"/>
               <w:spacing w:after="40" w:before="0"/>
               <w:jc w:val="center"/>
             </w:pPr>
@@ -2438,6 +2493,7 @@
           </w:tcPr>
           <w:p>
             <w:pPr>
+              <w:keepNext w:val="false"/>
               <w:spacing w:after="40" w:before="0"/>
               <w:jc w:val="center"/>
             </w:pPr>
@@ -2472,6 +2528,7 @@
           </w:tcPr>
           <w:p>
             <w:pPr>
+              <w:keepNext w:val="false"/>
               <w:spacing w:after="40" w:before="0"/>
               <w:jc w:val="left"/>
             </w:pPr>
@@ -2504,6 +2561,7 @@
           </w:tcPr>
           <w:p>
             <w:pPr>
+              <w:keepNext w:val="false"/>
               <w:spacing w:after="40" w:before="0"/>
               <w:jc w:val="left"/>
             </w:pPr>
@@ -2538,6 +2596,7 @@
           </w:tcPr>
           <w:p>
             <w:pPr>
+              <w:keepNext w:val="false"/>
               <w:spacing w:after="40" w:before="0"/>
               <w:jc w:val="left"/>
             </w:pPr>
@@ -2570,6 +2629,7 @@
           </w:tcPr>
           <w:p>
             <w:pPr>
+              <w:keepNext w:val="false"/>
               <w:spacing w:after="40" w:before="0"/>
               <w:jc w:val="left"/>
             </w:pPr>
@@ -2604,6 +2664,7 @@
           </w:tcPr>
           <w:p>
             <w:pPr>
+              <w:keepNext w:val="false"/>
               <w:spacing w:after="40" w:before="0"/>
               <w:jc w:val="left"/>
             </w:pPr>
@@ -2636,6 +2697,7 @@
           </w:tcPr>
           <w:p>
             <w:pPr>
+              <w:keepNext w:val="false"/>
               <w:spacing w:after="40" w:before="0"/>
               <w:jc w:val="left"/>
             </w:pPr>
@@ -2670,6 +2732,7 @@
           </w:tcPr>
           <w:p>
             <w:pPr>
+              <w:keepNext w:val="false"/>
               <w:spacing w:after="40" w:before="0"/>
               <w:jc w:val="left"/>
             </w:pPr>
@@ -2702,6 +2765,7 @@
           </w:tcPr>
           <w:p>
             <w:pPr>
+              <w:keepNext w:val="false"/>
               <w:spacing w:after="40" w:before="0"/>
               <w:jc w:val="left"/>
             </w:pPr>
@@ -2736,6 +2800,7 @@
           </w:tcPr>
           <w:p>
             <w:pPr>
+              <w:keepNext w:val="false"/>
               <w:spacing w:after="40" w:before="0"/>
               <w:jc w:val="left"/>
             </w:pPr>
@@ -2768,6 +2833,7 @@
           </w:tcPr>
           <w:p>
             <w:pPr>
+              <w:keepNext w:val="false"/>
               <w:spacing w:after="40" w:before="0"/>
               <w:jc w:val="left"/>
             </w:pPr>
@@ -2802,6 +2868,7 @@
           </w:tcPr>
           <w:p>
             <w:pPr>
+              <w:keepNext w:val="false"/>
               <w:spacing w:after="40" w:before="0"/>
               <w:jc w:val="left"/>
             </w:pPr>
@@ -2834,6 +2901,7 @@
           </w:tcPr>
           <w:p>
             <w:pPr>
+              <w:keepNext w:val="false"/>
               <w:spacing w:after="40" w:before="0"/>
               <w:jc w:val="left"/>
             </w:pPr>
@@ -2868,6 +2936,7 @@
           </w:tcPr>
           <w:p>
             <w:pPr>
+              <w:keepNext w:val="false"/>
               <w:spacing w:after="40" w:before="0"/>
               <w:jc w:val="left"/>
             </w:pPr>
@@ -2900,6 +2969,7 @@
           </w:tcPr>
           <w:p>
             <w:pPr>
+              <w:keepNext w:val="false"/>
               <w:spacing w:after="40" w:before="0"/>
               <w:jc w:val="left"/>
             </w:pPr>
@@ -2934,6 +3004,7 @@
           </w:tcPr>
           <w:p>
             <w:pPr>
+              <w:keepNext w:val="false"/>
               <w:spacing w:after="40" w:before="0"/>
               <w:jc w:val="left"/>
             </w:pPr>
@@ -2966,6 +3037,7 @@
           </w:tcPr>
           <w:p>
             <w:pPr>
+              <w:keepNext w:val="false"/>
               <w:spacing w:after="40" w:before="0"/>
               <w:jc w:val="left"/>
             </w:pPr>
@@ -3025,6 +3097,7 @@
           </w:tcPr>
           <w:p>
             <w:pPr>
+              <w:keepNext w:val="false"/>
               <w:spacing w:after="40" w:before="0"/>
               <w:jc w:val="center"/>
             </w:pPr>
@@ -3059,6 +3132,7 @@
           </w:tcPr>
           <w:p>
             <w:pPr>
+              <w:keepNext w:val="false"/>
               <w:spacing w:after="40" w:before="0"/>
               <w:jc w:val="left"/>
             </w:pPr>
@@ -3123,6 +3197,7 @@
           </w:tcPr>
           <w:p>
             <w:pPr>
+              <w:keepNext w:val="false"/>
               <w:spacing w:after="40" w:before="0"/>
               <w:jc w:val="center"/>
             </w:pPr>
@@ -3157,6 +3232,7 @@
           </w:tcPr>
           <w:p>
             <w:pPr>
+              <w:keepNext w:val="false"/>
               <w:spacing w:after="40" w:before="0"/>
               <w:jc w:val="left"/>
             </w:pPr>
@@ -3189,6 +3265,7 @@
           </w:tcPr>
           <w:p>
             <w:pPr>
+              <w:keepNext w:val="false"/>
               <w:spacing w:after="40" w:before="0"/>
               <w:jc w:val="left"/>
             </w:pPr>
@@ -3221,6 +3298,7 @@
           </w:tcPr>
           <w:p>
             <w:pPr>
+              <w:keepNext w:val="false"/>
               <w:spacing w:after="40" w:before="0"/>
               <w:jc w:val="left"/>
             </w:pPr>
@@ -3253,6 +3331,7 @@
           </w:tcPr>
           <w:p>
             <w:pPr>
+              <w:keepNext w:val="false"/>
               <w:spacing w:after="40" w:before="0"/>
               <w:jc w:val="left"/>
             </w:pPr>
@@ -3285,6 +3364,7 @@
           </w:tcPr>
           <w:p>
             <w:pPr>
+              <w:keepNext w:val="false"/>
               <w:spacing w:after="40" w:before="0"/>
               <w:jc w:val="left"/>
             </w:pPr>
@@ -3319,6 +3399,7 @@
           </w:tcPr>
           <w:p>
             <w:pPr>
+              <w:keepNext w:val="false"/>
               <w:spacing w:after="40" w:before="0"/>
               <w:jc w:val="left"/>
             </w:pPr>
@@ -3356,7 +3437,7 @@
             <w:pPr>
               <w:spacing w:after="20" w:before="0"/>
             </w:pPr>
-            <w:hyperlink w:history="1" r:id="rIdulfd11bhz_tsimvh6z9s4">
+            <w:hyperlink w:history="1" r:id="rIdmqhml-yfsfqjr0fa312qe">
               <w:r>
                 <w:rPr>
                   <w:rFonts w:ascii="Arial" w:cs="Arial" w:eastAsia="Arial" w:hAnsi="Arial"/>
@@ -3389,7 +3470,7 @@
               <w:spacing w:after="10" w:before="0"/>
               <w:ind w:left="120"/>
             </w:pPr>
-            <w:hyperlink w:history="1" r:id="rIdke4dcpotagceadsvb0p-t">
+            <w:hyperlink w:history="1" r:id="rIdgpreytnj-dfoetxvkcztk">
               <w:r>
                 <w:rPr>
                   <w:rFonts w:ascii="Arial" w:cs="Arial" w:eastAsia="Arial" w:hAnsi="Arial"/>
@@ -3434,7 +3515,7 @@
             <w:pPr>
               <w:spacing w:after="20" w:before="0"/>
             </w:pPr>
-            <w:hyperlink w:history="1" r:id="rIdlfwjrddakbknoiq4ql2mx">
+            <w:hyperlink w:history="1" r:id="rIdcahrpo5yamgqjp0bi6qwg">
               <w:r>
                 <w:rPr>
                   <w:rFonts w:ascii="Arial" w:cs="Arial" w:eastAsia="Arial" w:hAnsi="Arial"/>
@@ -3467,7 +3548,7 @@
               <w:spacing w:after="10" w:before="0"/>
               <w:ind w:left="120"/>
             </w:pPr>
-            <w:hyperlink w:history="1" r:id="rId7x_d1uniqmvn8dfj2d2eo">
+            <w:hyperlink w:history="1" r:id="rIdfimxbj_pfrr_6kby0q1u9">
               <w:r>
                 <w:rPr>
                   <w:rFonts w:ascii="Arial" w:cs="Arial" w:eastAsia="Arial" w:hAnsi="Arial"/>
@@ -3495,6 +3576,7 @@
           </w:tcPr>
           <w:p>
             <w:pPr>
+              <w:keepNext w:val="false"/>
               <w:spacing w:after="40" w:before="0"/>
               <w:jc w:val="left"/>
             </w:pPr>
@@ -3527,6 +3609,7 @@
           </w:tcPr>
           <w:p>
             <w:pPr>
+              <w:keepNext w:val="false"/>
               <w:spacing w:after="40" w:before="0"/>
               <w:jc w:val="left"/>
             </w:pPr>
@@ -3559,6 +3642,7 @@
           </w:tcPr>
           <w:p>
             <w:pPr>
+              <w:keepNext w:val="false"/>
               <w:spacing w:after="40" w:before="0"/>
               <w:jc w:val="left"/>
             </w:pPr>
@@ -3591,6 +3675,7 @@
           </w:tcPr>
           <w:p>
             <w:pPr>
+              <w:keepNext w:val="false"/>
               <w:spacing w:after="40" w:before="0"/>
               <w:jc w:val="left"/>
             </w:pPr>
@@ -3625,6 +3710,7 @@
           </w:tcPr>
           <w:p>
             <w:pPr>
+              <w:keepNext w:val="false"/>
               <w:spacing w:after="40" w:before="0"/>
               <w:jc w:val="left"/>
             </w:pPr>
@@ -3662,7 +3748,7 @@
             <w:pPr>
               <w:spacing w:after="20" w:before="0"/>
             </w:pPr>
-            <w:hyperlink w:history="1" r:id="rId8501ozr3eequynelglml3">
+            <w:hyperlink w:history="1" r:id="rIdk6gjq2piklbwpavjmyfo4">
               <w:r>
                 <w:rPr>
                   <w:rFonts w:ascii="Arial" w:cs="Arial" w:eastAsia="Arial" w:hAnsi="Arial"/>
@@ -3695,7 +3781,7 @@
               <w:spacing w:after="10" w:before="0"/>
               <w:ind w:left="120"/>
             </w:pPr>
-            <w:hyperlink w:history="1" r:id="rIdoyvfc9yojrwle4m-0gzsw">
+            <w:hyperlink w:history="1" r:id="rIdmq8usxge5awi7ghb-lyng">
               <w:r>
                 <w:rPr>
                   <w:rFonts w:ascii="Arial" w:cs="Arial" w:eastAsia="Arial" w:hAnsi="Arial"/>
@@ -3740,7 +3826,7 @@
             <w:pPr>
               <w:spacing w:after="20" w:before="0"/>
             </w:pPr>
-            <w:hyperlink w:history="1" r:id="rIdejo-_08wxd7ufsjagaesj">
+            <w:hyperlink w:history="1" r:id="rIdwtdilogc0okg6qij0nf5m">
               <w:r>
                 <w:rPr>
                   <w:rFonts w:ascii="Arial" w:cs="Arial" w:eastAsia="Arial" w:hAnsi="Arial"/>
@@ -3773,7 +3859,7 @@
               <w:spacing w:after="10" w:before="0"/>
               <w:ind w:left="120"/>
             </w:pPr>
-            <w:hyperlink w:history="1" r:id="rIdlocvvg4_r0jrhgvv4nvnr">
+            <w:hyperlink w:history="1" r:id="rId3i45pab85-ozrjso0wxjj">
               <w:r>
                 <w:rPr>
                   <w:rFonts w:ascii="Arial" w:cs="Arial" w:eastAsia="Arial" w:hAnsi="Arial"/>
@@ -3801,6 +3887,7 @@
           </w:tcPr>
           <w:p>
             <w:pPr>
+              <w:keepNext w:val="false"/>
               <w:spacing w:after="40" w:before="0"/>
               <w:jc w:val="left"/>
             </w:pPr>
@@ -3833,6 +3920,7 @@
           </w:tcPr>
           <w:p>
             <w:pPr>
+              <w:keepNext w:val="false"/>
               <w:spacing w:after="40" w:before="0"/>
               <w:jc w:val="left"/>
             </w:pPr>
@@ -3865,6 +3953,7 @@
           </w:tcPr>
           <w:p>
             <w:pPr>
+              <w:keepNext w:val="false"/>
               <w:spacing w:after="40" w:before="0"/>
               <w:jc w:val="left"/>
             </w:pPr>
@@ -3897,6 +3986,7 @@
           </w:tcPr>
           <w:p>
             <w:pPr>
+              <w:keepNext w:val="false"/>
               <w:spacing w:after="40" w:before="0"/>
               <w:jc w:val="left"/>
             </w:pPr>
@@ -3931,6 +4021,7 @@
           </w:tcPr>
           <w:p>
             <w:pPr>
+              <w:keepNext w:val="false"/>
               <w:spacing w:after="40" w:before="0"/>
               <w:jc w:val="left"/>
             </w:pPr>
@@ -3968,7 +4059,7 @@
             <w:pPr>
               <w:spacing w:after="20" w:before="0"/>
             </w:pPr>
-            <w:hyperlink w:history="1" r:id="rIdj7dpbleqcolcxcb3cdg-2">
+            <w:hyperlink w:history="1" r:id="rId9fn7wbqbcnxqcsaahiob0">
               <w:r>
                 <w:rPr>
                   <w:rFonts w:ascii="Arial" w:cs="Arial" w:eastAsia="Arial" w:hAnsi="Arial"/>
@@ -4001,7 +4092,7 @@
               <w:spacing w:after="10" w:before="0"/>
               <w:ind w:left="120"/>
             </w:pPr>
-            <w:hyperlink w:history="1" r:id="rIdznuvwr875bvvqsv7zqqly">
+            <w:hyperlink w:history="1" r:id="rIdwemnv6uchjs-pqlrgnlmb">
               <w:r>
                 <w:rPr>
                   <w:rFonts w:ascii="Arial" w:cs="Arial" w:eastAsia="Arial" w:hAnsi="Arial"/>
@@ -4046,7 +4137,7 @@
             <w:pPr>
               <w:spacing w:after="20" w:before="0"/>
             </w:pPr>
-            <w:hyperlink w:history="1" r:id="rIdr7-gm_nqkmxuzhbs0cppp">
+            <w:hyperlink w:history="1" r:id="rId8gqyszaqvkdat3ny_stcx">
               <w:r>
                 <w:rPr>
                   <w:rFonts w:ascii="Arial" w:cs="Arial" w:eastAsia="Arial" w:hAnsi="Arial"/>
@@ -4079,7 +4170,7 @@
               <w:spacing w:after="10" w:before="0"/>
               <w:ind w:left="120"/>
             </w:pPr>
-            <w:hyperlink w:history="1" r:id="rIdxyuaa0fidbnzcdx7jj1w3">
+            <w:hyperlink w:history="1" r:id="rIdaaagmtuh0x1v0ljoqydcm">
               <w:r>
                 <w:rPr>
                   <w:rFonts w:ascii="Arial" w:cs="Arial" w:eastAsia="Arial" w:hAnsi="Arial"/>
@@ -4107,6 +4198,7 @@
           </w:tcPr>
           <w:p>
             <w:pPr>
+              <w:keepNext w:val="false"/>
               <w:spacing w:after="40" w:before="0"/>
               <w:jc w:val="left"/>
             </w:pPr>
@@ -4139,6 +4231,7 @@
           </w:tcPr>
           <w:p>
             <w:pPr>
+              <w:keepNext w:val="false"/>
               <w:spacing w:after="40" w:before="0"/>
               <w:jc w:val="left"/>
             </w:pPr>
@@ -4171,6 +4264,7 @@
           </w:tcPr>
           <w:p>
             <w:pPr>
+              <w:keepNext w:val="false"/>
               <w:spacing w:after="40" w:before="0"/>
               <w:jc w:val="left"/>
             </w:pPr>
@@ -4203,6 +4297,7 @@
           </w:tcPr>
           <w:p>
             <w:pPr>
+              <w:keepNext w:val="false"/>
               <w:spacing w:after="40" w:before="0"/>
               <w:jc w:val="left"/>
             </w:pPr>
@@ -4237,6 +4332,7 @@
           </w:tcPr>
           <w:p>
             <w:pPr>
+              <w:keepNext w:val="false"/>
               <w:spacing w:after="40" w:before="0"/>
               <w:jc w:val="left"/>
             </w:pPr>
@@ -4274,7 +4370,7 @@
             <w:pPr>
               <w:spacing w:after="20" w:before="0"/>
             </w:pPr>
-            <w:hyperlink w:history="1" r:id="rIdd943k9blsknjauzb5rqbc">
+            <w:hyperlink w:history="1" r:id="rIdhg6yqcmkvqpmj5lfpb_hu">
               <w:r>
                 <w:rPr>
                   <w:rFonts w:ascii="Arial" w:cs="Arial" w:eastAsia="Arial" w:hAnsi="Arial"/>
@@ -4307,7 +4403,7 @@
               <w:spacing w:after="10" w:before="0"/>
               <w:ind w:left="120"/>
             </w:pPr>
-            <w:hyperlink w:history="1" r:id="rIdnl4yom4zuw1tnfrchg3tc">
+            <w:hyperlink w:history="1" r:id="rIdddvsidjcmpotc3xankfyp">
               <w:r>
                 <w:rPr>
                   <w:rFonts w:ascii="Arial" w:cs="Arial" w:eastAsia="Arial" w:hAnsi="Arial"/>
@@ -4352,7 +4448,7 @@
             <w:pPr>
               <w:spacing w:after="20" w:before="0"/>
             </w:pPr>
-            <w:hyperlink w:history="1" r:id="rIdkcs56nhaxdf5fawm7mqbn">
+            <w:hyperlink w:history="1" r:id="rIduaoe3angpclbe2b7a03ns">
               <w:r>
                 <w:rPr>
                   <w:rFonts w:ascii="Arial" w:cs="Arial" w:eastAsia="Arial" w:hAnsi="Arial"/>
@@ -4385,7 +4481,7 @@
               <w:spacing w:after="10" w:before="0"/>
               <w:ind w:left="120"/>
             </w:pPr>
-            <w:hyperlink w:history="1" r:id="rIdj-02ltpahyhj0i1zcjlz9">
+            <w:hyperlink w:history="1" r:id="rId3twnw2r9cv9ld7-rtqbvu">
               <w:r>
                 <w:rPr>
                   <w:rFonts w:ascii="Arial" w:cs="Arial" w:eastAsia="Arial" w:hAnsi="Arial"/>
@@ -4413,6 +4509,7 @@
           </w:tcPr>
           <w:p>
             <w:pPr>
+              <w:keepNext w:val="false"/>
               <w:spacing w:after="40" w:before="0"/>
               <w:jc w:val="left"/>
             </w:pPr>
@@ -4445,6 +4542,7 @@
           </w:tcPr>
           <w:p>
             <w:pPr>
+              <w:keepNext w:val="false"/>
               <w:spacing w:after="40" w:before="0"/>
               <w:jc w:val="left"/>
             </w:pPr>
@@ -4477,6 +4575,7 @@
           </w:tcPr>
           <w:p>
             <w:pPr>
+              <w:keepNext w:val="false"/>
               <w:spacing w:after="40" w:before="0"/>
               <w:jc w:val="left"/>
             </w:pPr>
@@ -4509,6 +4608,7 @@
           </w:tcPr>
           <w:p>
             <w:pPr>
+              <w:keepNext w:val="false"/>
               <w:spacing w:after="40" w:before="0"/>
               <w:jc w:val="left"/>
             </w:pPr>
@@ -4543,6 +4643,7 @@
           </w:tcPr>
           <w:p>
             <w:pPr>
+              <w:keepNext w:val="false"/>
               <w:spacing w:after="40" w:before="0"/>
               <w:jc w:val="left"/>
             </w:pPr>
@@ -4580,7 +4681,7 @@
             <w:pPr>
               <w:spacing w:after="20" w:before="0"/>
             </w:pPr>
-            <w:hyperlink w:history="1" r:id="rIdyjkg5czaez9g2llenekey">
+            <w:hyperlink w:history="1" r:id="rIdxll191eco1sw9mlr8i6ci">
               <w:r>
                 <w:rPr>
                   <w:rFonts w:ascii="Arial" w:cs="Arial" w:eastAsia="Arial" w:hAnsi="Arial"/>
@@ -4613,7 +4714,7 @@
               <w:spacing w:after="10" w:before="0"/>
               <w:ind w:left="120"/>
             </w:pPr>
-            <w:hyperlink w:history="1" r:id="rIdkecxkofmrxjlbafff9x7w">
+            <w:hyperlink w:history="1" r:id="rIdgvgeu5x8l6sqaqohzoqha">
               <w:r>
                 <w:rPr>
                   <w:rFonts w:ascii="Arial" w:cs="Arial" w:eastAsia="Arial" w:hAnsi="Arial"/>
@@ -4658,7 +4759,7 @@
             <w:pPr>
               <w:spacing w:after="20" w:before="0"/>
             </w:pPr>
-            <w:hyperlink w:history="1" r:id="rIdpnp42yhh1koun0jpkmpby">
+            <w:hyperlink w:history="1" r:id="rIdnpkqarsvskyju-yulzgvf">
               <w:r>
                 <w:rPr>
                   <w:rFonts w:ascii="Arial" w:cs="Arial" w:eastAsia="Arial" w:hAnsi="Arial"/>
@@ -4691,7 +4792,7 @@
               <w:spacing w:after="10" w:before="0"/>
               <w:ind w:left="120"/>
             </w:pPr>
-            <w:hyperlink w:history="1" r:id="rIdb5jufj21jhju0yujmhyyt">
+            <w:hyperlink w:history="1" r:id="rIdlgwcety58k-wmpz9xdrfp">
               <w:r>
                 <w:rPr>
                   <w:rFonts w:ascii="Arial" w:cs="Arial" w:eastAsia="Arial" w:hAnsi="Arial"/>
@@ -4719,6 +4820,7 @@
           </w:tcPr>
           <w:p>
             <w:pPr>
+              <w:keepNext w:val="false"/>
               <w:spacing w:after="40" w:before="0"/>
               <w:jc w:val="left"/>
             </w:pPr>
@@ -4751,6 +4853,7 @@
           </w:tcPr>
           <w:p>
             <w:pPr>
+              <w:keepNext w:val="false"/>
               <w:spacing w:after="40" w:before="0"/>
               <w:jc w:val="left"/>
             </w:pPr>
@@ -4783,6 +4886,7 @@
           </w:tcPr>
           <w:p>
             <w:pPr>
+              <w:keepNext w:val="false"/>
               <w:spacing w:after="40" w:before="0"/>
               <w:jc w:val="left"/>
             </w:pPr>
@@ -4815,6 +4919,7 @@
           </w:tcPr>
           <w:p>
             <w:pPr>
+              <w:keepNext w:val="false"/>
               <w:spacing w:after="40" w:before="0"/>
               <w:jc w:val="left"/>
             </w:pPr>
@@ -4874,6 +4979,7 @@
           </w:tcPr>
           <w:p>
             <w:pPr>
+              <w:keepNext w:val="false"/>
               <w:spacing w:after="40" w:before="0"/>
               <w:jc w:val="center"/>
             </w:pPr>
@@ -4908,6 +5014,7 @@
           </w:tcPr>
           <w:p>
             <w:pPr>
+              <w:keepNext w:val="false"/>
               <w:spacing w:after="40" w:before="0"/>
               <w:jc w:val="left"/>
             </w:pPr>
@@ -4969,6 +5076,7 @@
           </w:tcPr>
           <w:p>
             <w:pPr>
+              <w:keepNext w:val="false"/>
               <w:spacing w:after="40" w:before="0"/>
               <w:jc w:val="center"/>
             </w:pPr>
@@ -5003,6 +5111,7 @@
           </w:tcPr>
           <w:p>
             <w:pPr>
+              <w:keepNext w:val="false"/>
               <w:spacing w:after="40" w:before="0"/>
               <w:jc w:val="left"/>
             </w:pPr>
@@ -5035,6 +5144,7 @@
           </w:tcPr>
           <w:p>
             <w:pPr>
+              <w:keepNext w:val="false"/>
               <w:spacing w:after="40" w:before="0"/>
               <w:jc w:val="left"/>
             </w:pPr>
@@ -5069,6 +5179,7 @@
           </w:tcPr>
           <w:p>
             <w:pPr>
+              <w:keepNext w:val="false"/>
               <w:spacing w:after="40" w:before="0"/>
               <w:jc w:val="left"/>
             </w:pPr>
@@ -5101,6 +5212,7 @@
           </w:tcPr>
           <w:p>
             <w:pPr>
+              <w:keepNext w:val="false"/>
               <w:spacing w:after="40" w:before="0"/>
               <w:jc w:val="left"/>
             </w:pPr>
@@ -5135,6 +5247,7 @@
           </w:tcPr>
           <w:p>
             <w:pPr>
+              <w:keepNext w:val="false"/>
               <w:spacing w:after="40" w:before="0"/>
               <w:jc w:val="left"/>
             </w:pPr>
@@ -5167,6 +5280,7 @@
           </w:tcPr>
           <w:p>
             <w:pPr>
+              <w:keepNext w:val="false"/>
               <w:spacing w:after="40" w:before="0"/>
               <w:jc w:val="left"/>
             </w:pPr>
@@ -5203,7 +5317,7 @@
         </w:rPr>
         <w:t xml:space="preserve">© 2026 SeaVuria and ARES. Aligned with KICD objectives. Developed by SeaVuria; technical implementation by ARES (with AI assistance from Claude). Licensed under </w:t>
       </w:r>
-      <w:hyperlink w:history="1" r:id="rIdgn7onbomrjtp7pfhfcbl1">
+      <w:hyperlink w:history="1" r:id="rIdkktxc_2qgfwnnwjso1ob5">
         <w:r>
           <w:rPr>
             <w:rFonts w:ascii="Arial" w:cs="Arial" w:eastAsia="Arial" w:hAnsi="Arial"/>
@@ -5224,7 +5338,7 @@
         </w:rPr>
         <w:t xml:space="preserve"> (</w:t>
       </w:r>
-      <w:hyperlink w:history="1" r:id="rIduajic4pwkcz_2cwagvqxc">
+      <w:hyperlink w:history="1" r:id="rIdz4tuybpcexbgrrcjabcfb">
         <w:r>
           <w:rPr>
             <w:rFonts w:ascii="Arial" w:cs="Arial" w:eastAsia="Arial" w:hAnsi="Arial"/>
@@ -5284,6 +5398,7 @@
           </w:tcPr>
           <w:p>
             <w:pPr>
+              <w:keepNext w:val="false"/>
               <w:spacing w:after="40" w:before="0"/>
               <w:jc w:val="center"/>
             </w:pPr>
@@ -5319,6 +5434,7 @@
           </w:tcPr>
           <w:p>
             <w:pPr>
+              <w:keepNext w:val="false"/>
               <w:spacing w:after="40" w:before="0"/>
               <w:jc w:val="center"/>
             </w:pPr>
@@ -5353,6 +5469,7 @@
           </w:tcPr>
           <w:p>
             <w:pPr>
+              <w:keepNext w:val="false"/>
               <w:spacing w:after="40" w:before="0"/>
               <w:jc w:val="left"/>
             </w:pPr>
@@ -5385,6 +5502,7 @@
           </w:tcPr>
           <w:p>
             <w:pPr>
+              <w:keepNext w:val="false"/>
               <w:spacing w:after="40" w:before="0"/>
               <w:jc w:val="left"/>
             </w:pPr>
@@ -5419,6 +5537,7 @@
           </w:tcPr>
           <w:p>
             <w:pPr>
+              <w:keepNext w:val="false"/>
               <w:spacing w:after="40" w:before="0"/>
               <w:jc w:val="left"/>
             </w:pPr>
@@ -5451,6 +5570,7 @@
           </w:tcPr>
           <w:p>
             <w:pPr>
+              <w:keepNext w:val="false"/>
               <w:spacing w:after="40" w:before="0"/>
               <w:jc w:val="left"/>
             </w:pPr>
@@ -5485,6 +5605,7 @@
           </w:tcPr>
           <w:p>
             <w:pPr>
+              <w:keepNext w:val="false"/>
               <w:spacing w:after="40" w:before="0"/>
               <w:jc w:val="left"/>
             </w:pPr>
@@ -5517,6 +5638,7 @@
           </w:tcPr>
           <w:p>
             <w:pPr>
+              <w:keepNext w:val="false"/>
               <w:spacing w:after="40" w:before="0"/>
               <w:jc w:val="left"/>
             </w:pPr>
@@ -5551,6 +5673,7 @@
           </w:tcPr>
           <w:p>
             <w:pPr>
+              <w:keepNext w:val="false"/>
               <w:spacing w:after="40" w:before="0"/>
               <w:jc w:val="left"/>
             </w:pPr>
@@ -5583,6 +5706,7 @@
           </w:tcPr>
           <w:p>
             <w:pPr>
+              <w:keepNext w:val="false"/>
               <w:spacing w:after="40" w:before="0"/>
               <w:jc w:val="left"/>
             </w:pPr>
@@ -5617,6 +5741,7 @@
           </w:tcPr>
           <w:p>
             <w:pPr>
+              <w:keepNext w:val="false"/>
               <w:spacing w:after="40" w:before="0"/>
               <w:jc w:val="left"/>
             </w:pPr>
@@ -5649,6 +5774,7 @@
           </w:tcPr>
           <w:p>
             <w:pPr>
+              <w:keepNext w:val="false"/>
               <w:spacing w:after="40" w:before="0"/>
               <w:jc w:val="left"/>
             </w:pPr>
@@ -5683,6 +5809,7 @@
           </w:tcPr>
           <w:p>
             <w:pPr>
+              <w:keepNext w:val="false"/>
               <w:spacing w:after="40" w:before="0"/>
               <w:jc w:val="left"/>
             </w:pPr>
@@ -5715,6 +5842,7 @@
           </w:tcPr>
           <w:p>
             <w:pPr>
+              <w:keepNext w:val="false"/>
               <w:spacing w:after="40" w:before="0"/>
               <w:jc w:val="left"/>
             </w:pPr>
@@ -5749,6 +5877,7 @@
           </w:tcPr>
           <w:p>
             <w:pPr>
+              <w:keepNext w:val="false"/>
               <w:spacing w:after="40" w:before="0"/>
               <w:jc w:val="left"/>
             </w:pPr>
@@ -5781,6 +5910,7 @@
           </w:tcPr>
           <w:p>
             <w:pPr>
+              <w:keepNext w:val="false"/>
               <w:spacing w:after="40" w:before="0"/>
               <w:jc w:val="left"/>
             </w:pPr>
@@ -5815,6 +5945,7 @@
           </w:tcPr>
           <w:p>
             <w:pPr>
+              <w:keepNext w:val="false"/>
               <w:spacing w:after="40" w:before="0"/>
               <w:jc w:val="left"/>
             </w:pPr>
@@ -5847,6 +5978,7 @@
           </w:tcPr>
           <w:p>
             <w:pPr>
+              <w:keepNext w:val="false"/>
               <w:spacing w:after="40" w:before="0"/>
               <w:jc w:val="left"/>
             </w:pPr>
@@ -5906,6 +6038,7 @@
           </w:tcPr>
           <w:p>
             <w:pPr>
+              <w:keepNext w:val="false"/>
               <w:spacing w:after="40" w:before="0"/>
               <w:jc w:val="center"/>
             </w:pPr>
@@ -5940,6 +6073,7 @@
           </w:tcPr>
           <w:p>
             <w:pPr>
+              <w:keepNext w:val="false"/>
               <w:spacing w:after="40" w:before="0"/>
               <w:jc w:val="left"/>
             </w:pPr>
@@ -6004,6 +6138,7 @@
           </w:tcPr>
           <w:p>
             <w:pPr>
+              <w:keepNext w:val="false"/>
               <w:spacing w:after="40" w:before="0"/>
               <w:jc w:val="center"/>
             </w:pPr>
@@ -6038,6 +6173,7 @@
           </w:tcPr>
           <w:p>
             <w:pPr>
+              <w:keepNext w:val="false"/>
               <w:spacing w:after="40" w:before="0"/>
               <w:jc w:val="left"/>
             </w:pPr>
@@ -6070,6 +6206,7 @@
           </w:tcPr>
           <w:p>
             <w:pPr>
+              <w:keepNext w:val="false"/>
               <w:spacing w:after="40" w:before="0"/>
               <w:jc w:val="left"/>
             </w:pPr>
@@ -6102,6 +6239,7 @@
           </w:tcPr>
           <w:p>
             <w:pPr>
+              <w:keepNext w:val="false"/>
               <w:spacing w:after="40" w:before="0"/>
               <w:jc w:val="left"/>
             </w:pPr>
@@ -6134,6 +6272,7 @@
           </w:tcPr>
           <w:p>
             <w:pPr>
+              <w:keepNext w:val="false"/>
               <w:spacing w:after="40" w:before="0"/>
               <w:jc w:val="left"/>
             </w:pPr>
@@ -6166,6 +6305,7 @@
           </w:tcPr>
           <w:p>
             <w:pPr>
+              <w:keepNext w:val="false"/>
               <w:spacing w:after="40" w:before="0"/>
               <w:jc w:val="left"/>
             </w:pPr>
@@ -6200,6 +6340,7 @@
           </w:tcPr>
           <w:p>
             <w:pPr>
+              <w:keepNext w:val="false"/>
               <w:spacing w:after="40" w:before="0"/>
               <w:jc w:val="left"/>
             </w:pPr>
@@ -6237,7 +6378,7 @@
             <w:pPr>
               <w:spacing w:after="20" w:before="0"/>
             </w:pPr>
-            <w:hyperlink w:history="1" r:id="rIdnqzrnx-alzhizha7jlam4">
+            <w:hyperlink w:history="1" r:id="rIda52wz20u69wytorp-qtoo">
               <w:r>
                 <w:rPr>
                   <w:rFonts w:ascii="Arial" w:cs="Arial" w:eastAsia="Arial" w:hAnsi="Arial"/>
@@ -6270,7 +6411,7 @@
               <w:spacing w:after="10" w:before="0"/>
               <w:ind w:left="120"/>
             </w:pPr>
-            <w:hyperlink w:history="1" r:id="rIdwxn8ci7qdusxe9upngrp9">
+            <w:hyperlink w:history="1" r:id="rIdklgmil7bi4yltzxle_dkg">
               <w:r>
                 <w:rPr>
                   <w:rFonts w:ascii="Arial" w:cs="Arial" w:eastAsia="Arial" w:hAnsi="Arial"/>
@@ -6315,7 +6456,7 @@
             <w:pPr>
               <w:spacing w:after="20" w:before="0"/>
             </w:pPr>
-            <w:hyperlink w:history="1" r:id="rIdfkuxzrc7sngn-_elrpcq1">
+            <w:hyperlink w:history="1" r:id="rIdjfpbpnr3kejg3pcahk3ya">
               <w:r>
                 <w:rPr>
                   <w:rFonts w:ascii="Arial" w:cs="Arial" w:eastAsia="Arial" w:hAnsi="Arial"/>
@@ -6348,7 +6489,7 @@
               <w:spacing w:after="10" w:before="0"/>
               <w:ind w:left="120"/>
             </w:pPr>
-            <w:hyperlink w:history="1" r:id="rIdoadc8senhbufofnshrw9u">
+            <w:hyperlink w:history="1" r:id="rIdsaonophrfzfrefmtmz_bz">
               <w:r>
                 <w:rPr>
                   <w:rFonts w:ascii="Arial" w:cs="Arial" w:eastAsia="Arial" w:hAnsi="Arial"/>
@@ -6376,6 +6517,7 @@
           </w:tcPr>
           <w:p>
             <w:pPr>
+              <w:keepNext w:val="false"/>
               <w:spacing w:after="40" w:before="0"/>
               <w:jc w:val="left"/>
             </w:pPr>
@@ -6408,6 +6550,7 @@
           </w:tcPr>
           <w:p>
             <w:pPr>
+              <w:keepNext w:val="false"/>
               <w:spacing w:after="40" w:before="0"/>
               <w:jc w:val="left"/>
             </w:pPr>
@@ -6440,6 +6583,7 @@
           </w:tcPr>
           <w:p>
             <w:pPr>
+              <w:keepNext w:val="false"/>
               <w:spacing w:after="40" w:before="0"/>
               <w:jc w:val="left"/>
             </w:pPr>
@@ -6472,6 +6616,7 @@
           </w:tcPr>
           <w:p>
             <w:pPr>
+              <w:keepNext w:val="false"/>
               <w:spacing w:after="40" w:before="0"/>
               <w:jc w:val="left"/>
             </w:pPr>
@@ -6506,6 +6651,7 @@
           </w:tcPr>
           <w:p>
             <w:pPr>
+              <w:keepNext w:val="false"/>
               <w:spacing w:after="40" w:before="0"/>
               <w:jc w:val="left"/>
             </w:pPr>
@@ -6543,7 +6689,7 @@
             <w:pPr>
               <w:spacing w:after="20" w:before="0"/>
             </w:pPr>
-            <w:hyperlink w:history="1" r:id="rId1b3wszh7wk7js8mgzh02e">
+            <w:hyperlink w:history="1" r:id="rId-xxy5eywaz9mmf4viczaa">
               <w:r>
                 <w:rPr>
                   <w:rFonts w:ascii="Arial" w:cs="Arial" w:eastAsia="Arial" w:hAnsi="Arial"/>
@@ -6576,7 +6722,7 @@
               <w:spacing w:after="10" w:before="0"/>
               <w:ind w:left="120"/>
             </w:pPr>
-            <w:hyperlink w:history="1" r:id="rIdcugr8utto80gcp6wd9yvy">
+            <w:hyperlink w:history="1" r:id="rIdqy5brd0hhirohnmokmiqk">
               <w:r>
                 <w:rPr>
                   <w:rFonts w:ascii="Arial" w:cs="Arial" w:eastAsia="Arial" w:hAnsi="Arial"/>
@@ -6621,7 +6767,7 @@
             <w:pPr>
               <w:spacing w:after="20" w:before="0"/>
             </w:pPr>
-            <w:hyperlink w:history="1" r:id="rIdr5ky7lwxxsjfulkx07o5k">
+            <w:hyperlink w:history="1" r:id="rId-_wryqiwnzrcluygslr8q">
               <w:r>
                 <w:rPr>
                   <w:rFonts w:ascii="Arial" w:cs="Arial" w:eastAsia="Arial" w:hAnsi="Arial"/>
@@ -6654,7 +6800,7 @@
               <w:spacing w:after="10" w:before="0"/>
               <w:ind w:left="120"/>
             </w:pPr>
-            <w:hyperlink w:history="1" r:id="rIddmlyglpwjia9b2jxvnjsf">
+            <w:hyperlink w:history="1" r:id="rId6kivwkzsa-19xzjnc0t8w">
               <w:r>
                 <w:rPr>
                   <w:rFonts w:ascii="Arial" w:cs="Arial" w:eastAsia="Arial" w:hAnsi="Arial"/>
@@ -6682,6 +6828,7 @@
           </w:tcPr>
           <w:p>
             <w:pPr>
+              <w:keepNext w:val="false"/>
               <w:spacing w:after="40" w:before="0"/>
               <w:jc w:val="left"/>
             </w:pPr>
@@ -6714,6 +6861,7 @@
           </w:tcPr>
           <w:p>
             <w:pPr>
+              <w:keepNext w:val="false"/>
               <w:spacing w:after="40" w:before="0"/>
               <w:jc w:val="left"/>
             </w:pPr>
@@ -6746,6 +6894,7 @@
           </w:tcPr>
           <w:p>
             <w:pPr>
+              <w:keepNext w:val="false"/>
               <w:spacing w:after="40" w:before="0"/>
               <w:jc w:val="left"/>
             </w:pPr>
@@ -6778,6 +6927,7 @@
           </w:tcPr>
           <w:p>
             <w:pPr>
+              <w:keepNext w:val="false"/>
               <w:spacing w:after="40" w:before="0"/>
               <w:jc w:val="left"/>
             </w:pPr>
@@ -6812,6 +6962,7 @@
           </w:tcPr>
           <w:p>
             <w:pPr>
+              <w:keepNext w:val="false"/>
               <w:spacing w:after="40" w:before="0"/>
               <w:jc w:val="left"/>
             </w:pPr>
@@ -6849,7 +7000,7 @@
             <w:pPr>
               <w:spacing w:after="20" w:before="0"/>
             </w:pPr>
-            <w:hyperlink w:history="1" r:id="rIduvin4opbmprbyssaxgxme">
+            <w:hyperlink w:history="1" r:id="rIdtisq9fx7cjtsoor_nhwtb">
               <w:r>
                 <w:rPr>
                   <w:rFonts w:ascii="Arial" w:cs="Arial" w:eastAsia="Arial" w:hAnsi="Arial"/>
@@ -6882,7 +7033,7 @@
               <w:spacing w:after="10" w:before="0"/>
               <w:ind w:left="120"/>
             </w:pPr>
-            <w:hyperlink w:history="1" r:id="rIdpyg2yczzgjzhfa9d808im">
+            <w:hyperlink w:history="1" r:id="rId8f3zgqtjq9nm3inboenc-">
               <w:r>
                 <w:rPr>
                   <w:rFonts w:ascii="Arial" w:cs="Arial" w:eastAsia="Arial" w:hAnsi="Arial"/>
@@ -6927,7 +7078,7 @@
             <w:pPr>
               <w:spacing w:after="20" w:before="0"/>
             </w:pPr>
-            <w:hyperlink w:history="1" r:id="rId5a2pbfvjgkk9iuxgqh48o">
+            <w:hyperlink w:history="1" r:id="rId4ait9t6gjouc9cc1jrmw9">
               <w:r>
                 <w:rPr>
                   <w:rFonts w:ascii="Arial" w:cs="Arial" w:eastAsia="Arial" w:hAnsi="Arial"/>
@@ -6960,7 +7111,7 @@
               <w:spacing w:after="10" w:before="0"/>
               <w:ind w:left="120"/>
             </w:pPr>
-            <w:hyperlink w:history="1" r:id="rIdvpwin32wqvmeilis_tm5g">
+            <w:hyperlink w:history="1" r:id="rId2oll2twah6mt8affe0k9r">
               <w:r>
                 <w:rPr>
                   <w:rFonts w:ascii="Arial" w:cs="Arial" w:eastAsia="Arial" w:hAnsi="Arial"/>
@@ -6988,6 +7139,7 @@
           </w:tcPr>
           <w:p>
             <w:pPr>
+              <w:keepNext w:val="false"/>
               <w:spacing w:after="40" w:before="0"/>
               <w:jc w:val="left"/>
             </w:pPr>
@@ -7020,6 +7172,7 @@
           </w:tcPr>
           <w:p>
             <w:pPr>
+              <w:keepNext w:val="false"/>
               <w:spacing w:after="40" w:before="0"/>
               <w:jc w:val="left"/>
             </w:pPr>
@@ -7052,6 +7205,7 @@
           </w:tcPr>
           <w:p>
             <w:pPr>
+              <w:keepNext w:val="false"/>
               <w:spacing w:after="40" w:before="0"/>
               <w:jc w:val="left"/>
             </w:pPr>
@@ -7084,6 +7238,7 @@
           </w:tcPr>
           <w:p>
             <w:pPr>
+              <w:keepNext w:val="false"/>
               <w:spacing w:after="40" w:before="0"/>
               <w:jc w:val="left"/>
             </w:pPr>
@@ -7118,6 +7273,7 @@
           </w:tcPr>
           <w:p>
             <w:pPr>
+              <w:keepNext w:val="false"/>
               <w:spacing w:after="40" w:before="0"/>
               <w:jc w:val="left"/>
             </w:pPr>
@@ -7155,7 +7311,7 @@
             <w:pPr>
               <w:spacing w:after="20" w:before="0"/>
             </w:pPr>
-            <w:hyperlink w:history="1" r:id="rIdxtxi25e2ecmwkk8h8murn">
+            <w:hyperlink w:history="1" r:id="rIdfaopcgdebkvst5xteyio-">
               <w:r>
                 <w:rPr>
                   <w:rFonts w:ascii="Arial" w:cs="Arial" w:eastAsia="Arial" w:hAnsi="Arial"/>
@@ -7188,7 +7344,7 @@
               <w:spacing w:after="10" w:before="0"/>
               <w:ind w:left="120"/>
             </w:pPr>
-            <w:hyperlink w:history="1" r:id="rIdf1led0ibzygy5n5vwgd6c">
+            <w:hyperlink w:history="1" r:id="rIdk18wln6o8i7y9r7heyphl">
               <w:r>
                 <w:rPr>
                   <w:rFonts w:ascii="Arial" w:cs="Arial" w:eastAsia="Arial" w:hAnsi="Arial"/>
@@ -7233,7 +7389,7 @@
             <w:pPr>
               <w:spacing w:after="20" w:before="0"/>
             </w:pPr>
-            <w:hyperlink w:history="1" r:id="rIdhcyv1r4j5x0r5yzigrtby">
+            <w:hyperlink w:history="1" r:id="rIdlvwjrbknaw9maz4nixlnd">
               <w:r>
                 <w:rPr>
                   <w:rFonts w:ascii="Arial" w:cs="Arial" w:eastAsia="Arial" w:hAnsi="Arial"/>
@@ -7266,7 +7422,7 @@
               <w:spacing w:after="10" w:before="0"/>
               <w:ind w:left="120"/>
             </w:pPr>
-            <w:hyperlink w:history="1" r:id="rIdmox-dnat2tilaqls5mkjm">
+            <w:hyperlink w:history="1" r:id="rIdoq6twmltqr_3hg2j3bus4">
               <w:r>
                 <w:rPr>
                   <w:rFonts w:ascii="Arial" w:cs="Arial" w:eastAsia="Arial" w:hAnsi="Arial"/>
@@ -7294,6 +7450,7 @@
           </w:tcPr>
           <w:p>
             <w:pPr>
+              <w:keepNext w:val="false"/>
               <w:spacing w:after="40" w:before="0"/>
               <w:jc w:val="left"/>
             </w:pPr>
@@ -7326,6 +7483,7 @@
           </w:tcPr>
           <w:p>
             <w:pPr>
+              <w:keepNext w:val="false"/>
               <w:spacing w:after="40" w:before="0"/>
               <w:jc w:val="left"/>
             </w:pPr>
@@ -7358,6 +7516,7 @@
           </w:tcPr>
           <w:p>
             <w:pPr>
+              <w:keepNext w:val="false"/>
               <w:spacing w:after="40" w:before="0"/>
               <w:jc w:val="left"/>
             </w:pPr>
@@ -7390,6 +7549,7 @@
           </w:tcPr>
           <w:p>
             <w:pPr>
+              <w:keepNext w:val="false"/>
               <w:spacing w:after="40" w:before="0"/>
               <w:jc w:val="left"/>
             </w:pPr>
@@ -7424,6 +7584,7 @@
           </w:tcPr>
           <w:p>
             <w:pPr>
+              <w:keepNext w:val="false"/>
               <w:spacing w:after="40" w:before="0"/>
               <w:jc w:val="left"/>
             </w:pPr>
@@ -7461,7 +7622,7 @@
             <w:pPr>
               <w:spacing w:after="20" w:before="0"/>
             </w:pPr>
-            <w:hyperlink w:history="1" r:id="rIdmghxsv7w3kl9q2crt6udn">
+            <w:hyperlink w:history="1" r:id="rIde0nvrl6n5us8whgjdpzbj">
               <w:r>
                 <w:rPr>
                   <w:rFonts w:ascii="Arial" w:cs="Arial" w:eastAsia="Arial" w:hAnsi="Arial"/>
@@ -7510,7 +7671,7 @@
               <w:spacing w:after="10" w:before="0"/>
               <w:ind w:left="120"/>
             </w:pPr>
-            <w:hyperlink w:history="1" r:id="rId6swygkyfxqp8hn-9xw0ni">
+            <w:hyperlink w:history="1" r:id="rIduvmnji3-cvugrqs_ullaj">
               <w:r>
                 <w:rPr>
                   <w:rFonts w:ascii="Arial" w:cs="Arial" w:eastAsia="Arial" w:hAnsi="Arial"/>
@@ -7555,7 +7716,7 @@
             <w:pPr>
               <w:spacing w:after="20" w:before="0"/>
             </w:pPr>
-            <w:hyperlink w:history="1" r:id="rId1buz1o0khx7hz0dkkmzfo">
+            <w:hyperlink w:history="1" r:id="rIdiebkbmfdaamquvzinghha">
               <w:r>
                 <w:rPr>
                   <w:rFonts w:ascii="Arial" w:cs="Arial" w:eastAsia="Arial" w:hAnsi="Arial"/>
@@ -7588,7 +7749,7 @@
               <w:spacing w:after="10" w:before="0"/>
               <w:ind w:left="120"/>
             </w:pPr>
-            <w:hyperlink w:history="1" r:id="rId6dzwic3izjdgrweuomshb">
+            <w:hyperlink w:history="1" r:id="rIdjwhrmjmth3ttcxroh_l0a">
               <w:r>
                 <w:rPr>
                   <w:rFonts w:ascii="Arial" w:cs="Arial" w:eastAsia="Arial" w:hAnsi="Arial"/>
@@ -7616,6 +7777,7 @@
           </w:tcPr>
           <w:p>
             <w:pPr>
+              <w:keepNext w:val="false"/>
               <w:spacing w:after="40" w:before="0"/>
               <w:jc w:val="left"/>
             </w:pPr>
@@ -7648,6 +7810,7 @@
           </w:tcPr>
           <w:p>
             <w:pPr>
+              <w:keepNext w:val="false"/>
               <w:spacing w:after="40" w:before="0"/>
               <w:jc w:val="left"/>
             </w:pPr>
@@ -7680,6 +7843,7 @@
           </w:tcPr>
           <w:p>
             <w:pPr>
+              <w:keepNext w:val="false"/>
               <w:spacing w:after="40" w:before="0"/>
               <w:jc w:val="left"/>
             </w:pPr>
@@ -7712,6 +7876,7 @@
           </w:tcPr>
           <w:p>
             <w:pPr>
+              <w:keepNext w:val="false"/>
               <w:spacing w:after="40" w:before="0"/>
               <w:jc w:val="left"/>
             </w:pPr>
@@ -7771,6 +7936,7 @@
           </w:tcPr>
           <w:p>
             <w:pPr>
+              <w:keepNext w:val="false"/>
               <w:spacing w:after="40" w:before="0"/>
               <w:jc w:val="center"/>
             </w:pPr>
@@ -7805,6 +7971,7 @@
           </w:tcPr>
           <w:p>
             <w:pPr>
+              <w:keepNext w:val="false"/>
               <w:spacing w:after="40" w:before="0"/>
               <w:jc w:val="left"/>
             </w:pPr>
@@ -7866,6 +8033,7 @@
           </w:tcPr>
           <w:p>
             <w:pPr>
+              <w:keepNext w:val="false"/>
               <w:spacing w:after="40" w:before="0"/>
               <w:jc w:val="center"/>
             </w:pPr>
@@ -7900,6 +8068,7 @@
           </w:tcPr>
           <w:p>
             <w:pPr>
+              <w:keepNext w:val="false"/>
               <w:spacing w:after="40" w:before="0"/>
               <w:jc w:val="left"/>
             </w:pPr>
@@ -7932,6 +8101,7 @@
           </w:tcPr>
           <w:p>
             <w:pPr>
+              <w:keepNext w:val="false"/>
               <w:spacing w:after="40" w:before="0"/>
               <w:jc w:val="left"/>
             </w:pPr>
@@ -7966,6 +8136,7 @@
           </w:tcPr>
           <w:p>
             <w:pPr>
+              <w:keepNext w:val="false"/>
               <w:spacing w:after="40" w:before="0"/>
               <w:jc w:val="left"/>
             </w:pPr>
@@ -7998,6 +8169,7 @@
           </w:tcPr>
           <w:p>
             <w:pPr>
+              <w:keepNext w:val="false"/>
               <w:spacing w:after="40" w:before="0"/>
               <w:jc w:val="left"/>
             </w:pPr>
@@ -8032,6 +8204,7 @@
           </w:tcPr>
           <w:p>
             <w:pPr>
+              <w:keepNext w:val="false"/>
               <w:spacing w:after="40" w:before="0"/>
               <w:jc w:val="left"/>
             </w:pPr>
@@ -8064,6 +8237,7 @@
           </w:tcPr>
           <w:p>
             <w:pPr>
+              <w:keepNext w:val="false"/>
               <w:spacing w:after="40" w:before="0"/>
               <w:jc w:val="left"/>
             </w:pPr>
@@ -8100,7 +8274,7 @@
         </w:rPr>
         <w:t xml:space="preserve">© 2026 SeaVuria and ARES. Aligned with KICD objectives. Developed by SeaVuria; technical implementation by ARES (with AI assistance from Claude). Licensed under </w:t>
       </w:r>
-      <w:hyperlink w:history="1" r:id="rIdhgxixbcso-aolrk5logpd">
+      <w:hyperlink w:history="1" r:id="rIdasuwh3tjb0xhyaqaev8da">
         <w:r>
           <w:rPr>
             <w:rFonts w:ascii="Arial" w:cs="Arial" w:eastAsia="Arial" w:hAnsi="Arial"/>
@@ -8121,7 +8295,7 @@
         </w:rPr>
         <w:t xml:space="preserve"> (</w:t>
       </w:r>
-      <w:hyperlink w:history="1" r:id="rIdgk_rg7i_bixtcfutgohaf">
+      <w:hyperlink w:history="1" r:id="rIdvcapc8_witodmay7b-321">
         <w:r>
           <w:rPr>
             <w:rFonts w:ascii="Arial" w:cs="Arial" w:eastAsia="Arial" w:hAnsi="Arial"/>
@@ -8181,6 +8355,7 @@
           </w:tcPr>
           <w:p>
             <w:pPr>
+              <w:keepNext w:val="false"/>
               <w:spacing w:after="40" w:before="0"/>
               <w:jc w:val="center"/>
             </w:pPr>
@@ -8216,6 +8391,7 @@
           </w:tcPr>
           <w:p>
             <w:pPr>
+              <w:keepNext w:val="false"/>
               <w:spacing w:after="40" w:before="0"/>
               <w:jc w:val="center"/>
             </w:pPr>
@@ -8250,6 +8426,7 @@
           </w:tcPr>
           <w:p>
             <w:pPr>
+              <w:keepNext w:val="false"/>
               <w:spacing w:after="40" w:before="0"/>
               <w:jc w:val="left"/>
             </w:pPr>
@@ -8282,6 +8459,7 @@
           </w:tcPr>
           <w:p>
             <w:pPr>
+              <w:keepNext w:val="false"/>
               <w:spacing w:after="40" w:before="0"/>
               <w:jc w:val="left"/>
             </w:pPr>
@@ -8316,6 +8494,7 @@
           </w:tcPr>
           <w:p>
             <w:pPr>
+              <w:keepNext w:val="false"/>
               <w:spacing w:after="40" w:before="0"/>
               <w:jc w:val="left"/>
             </w:pPr>
@@ -8348,6 +8527,7 @@
           </w:tcPr>
           <w:p>
             <w:pPr>
+              <w:keepNext w:val="false"/>
               <w:spacing w:after="40" w:before="0"/>
               <w:jc w:val="left"/>
             </w:pPr>
@@ -8382,6 +8562,7 @@
           </w:tcPr>
           <w:p>
             <w:pPr>
+              <w:keepNext w:val="false"/>
               <w:spacing w:after="40" w:before="0"/>
               <w:jc w:val="left"/>
             </w:pPr>
@@ -8414,6 +8595,7 @@
           </w:tcPr>
           <w:p>
             <w:pPr>
+              <w:keepNext w:val="false"/>
               <w:spacing w:after="40" w:before="0"/>
               <w:jc w:val="left"/>
             </w:pPr>
@@ -8448,6 +8630,7 @@
           </w:tcPr>
           <w:p>
             <w:pPr>
+              <w:keepNext w:val="false"/>
               <w:spacing w:after="40" w:before="0"/>
               <w:jc w:val="left"/>
             </w:pPr>
@@ -8480,6 +8663,7 @@
           </w:tcPr>
           <w:p>
             <w:pPr>
+              <w:keepNext w:val="false"/>
               <w:spacing w:after="40" w:before="0"/>
               <w:jc w:val="left"/>
             </w:pPr>
@@ -8514,6 +8698,7 @@
           </w:tcPr>
           <w:p>
             <w:pPr>
+              <w:keepNext w:val="false"/>
               <w:spacing w:after="40" w:before="0"/>
               <w:jc w:val="left"/>
             </w:pPr>
@@ -8546,6 +8731,7 @@
           </w:tcPr>
           <w:p>
             <w:pPr>
+              <w:keepNext w:val="false"/>
               <w:spacing w:after="40" w:before="0"/>
               <w:jc w:val="left"/>
             </w:pPr>
@@ -8580,6 +8766,7 @@
           </w:tcPr>
           <w:p>
             <w:pPr>
+              <w:keepNext w:val="false"/>
               <w:spacing w:after="40" w:before="0"/>
               <w:jc w:val="left"/>
             </w:pPr>
@@ -8612,6 +8799,7 @@
           </w:tcPr>
           <w:p>
             <w:pPr>
+              <w:keepNext w:val="false"/>
               <w:spacing w:after="40" w:before="0"/>
               <w:jc w:val="left"/>
             </w:pPr>
@@ -8646,6 +8834,7 @@
           </w:tcPr>
           <w:p>
             <w:pPr>
+              <w:keepNext w:val="false"/>
               <w:spacing w:after="40" w:before="0"/>
               <w:jc w:val="left"/>
             </w:pPr>
@@ -8678,6 +8867,7 @@
           </w:tcPr>
           <w:p>
             <w:pPr>
+              <w:keepNext w:val="false"/>
               <w:spacing w:after="40" w:before="0"/>
               <w:jc w:val="left"/>
             </w:pPr>
@@ -8712,6 +8902,7 @@
           </w:tcPr>
           <w:p>
             <w:pPr>
+              <w:keepNext w:val="false"/>
               <w:spacing w:after="40" w:before="0"/>
               <w:jc w:val="left"/>
             </w:pPr>
@@ -8744,6 +8935,7 @@
           </w:tcPr>
           <w:p>
             <w:pPr>
+              <w:keepNext w:val="false"/>
               <w:spacing w:after="40" w:before="0"/>
               <w:jc w:val="left"/>
             </w:pPr>
@@ -8803,6 +8995,7 @@
           </w:tcPr>
           <w:p>
             <w:pPr>
+              <w:keepNext w:val="false"/>
               <w:spacing w:after="40" w:before="0"/>
               <w:jc w:val="center"/>
             </w:pPr>
@@ -8837,6 +9030,7 @@
           </w:tcPr>
           <w:p>
             <w:pPr>
+              <w:keepNext w:val="false"/>
               <w:spacing w:after="40" w:before="0"/>
               <w:jc w:val="left"/>
             </w:pPr>
@@ -8901,6 +9095,7 @@
           </w:tcPr>
           <w:p>
             <w:pPr>
+              <w:keepNext w:val="false"/>
               <w:spacing w:after="40" w:before="0"/>
               <w:jc w:val="center"/>
             </w:pPr>
@@ -8935,6 +9130,7 @@
           </w:tcPr>
           <w:p>
             <w:pPr>
+              <w:keepNext w:val="false"/>
               <w:spacing w:after="40" w:before="0"/>
               <w:jc w:val="left"/>
             </w:pPr>
@@ -8967,6 +9163,7 @@
           </w:tcPr>
           <w:p>
             <w:pPr>
+              <w:keepNext w:val="false"/>
               <w:spacing w:after="40" w:before="0"/>
               <w:jc w:val="left"/>
             </w:pPr>
@@ -8999,6 +9196,7 @@
           </w:tcPr>
           <w:p>
             <w:pPr>
+              <w:keepNext w:val="false"/>
               <w:spacing w:after="40" w:before="0"/>
               <w:jc w:val="left"/>
             </w:pPr>
@@ -9031,6 +9229,7 @@
           </w:tcPr>
           <w:p>
             <w:pPr>
+              <w:keepNext w:val="false"/>
               <w:spacing w:after="40" w:before="0"/>
               <w:jc w:val="left"/>
             </w:pPr>
@@ -9063,6 +9262,7 @@
           </w:tcPr>
           <w:p>
             <w:pPr>
+              <w:keepNext w:val="false"/>
               <w:spacing w:after="40" w:before="0"/>
               <w:jc w:val="left"/>
             </w:pPr>
@@ -9097,6 +9297,7 @@
           </w:tcPr>
           <w:p>
             <w:pPr>
+              <w:keepNext w:val="false"/>
               <w:spacing w:after="40" w:before="0"/>
               <w:jc w:val="left"/>
             </w:pPr>
@@ -9134,7 +9335,7 @@
             <w:pPr>
               <w:spacing w:after="20" w:before="0"/>
             </w:pPr>
-            <w:hyperlink w:history="1" r:id="rId3ityjfdeo0texasulckhz">
+            <w:hyperlink w:history="1" r:id="rIdv-dl-erfrmuzrcepawcwi">
               <w:r>
                 <w:rPr>
                   <w:rFonts w:ascii="Arial" w:cs="Arial" w:eastAsia="Arial" w:hAnsi="Arial"/>
@@ -9167,7 +9368,7 @@
               <w:spacing w:after="10" w:before="0"/>
               <w:ind w:left="120"/>
             </w:pPr>
-            <w:hyperlink w:history="1" r:id="rIdzz_bbwh0zycisjdpsl6ev">
+            <w:hyperlink w:history="1" r:id="rIdndmrmpe5y2rzp6fecbrg7">
               <w:r>
                 <w:rPr>
                   <w:rFonts w:ascii="Arial" w:cs="Arial" w:eastAsia="Arial" w:hAnsi="Arial"/>
@@ -9212,7 +9413,7 @@
             <w:pPr>
               <w:spacing w:after="20" w:before="0"/>
             </w:pPr>
-            <w:hyperlink w:history="1" r:id="rIdiebesw5ebqmgonsmue9mi">
+            <w:hyperlink w:history="1" r:id="rIdb7n4f66znnpzdn5tyvclp">
               <w:r>
                 <w:rPr>
                   <w:rFonts w:ascii="Arial" w:cs="Arial" w:eastAsia="Arial" w:hAnsi="Arial"/>
@@ -9245,7 +9446,7 @@
               <w:spacing w:after="10" w:before="0"/>
               <w:ind w:left="120"/>
             </w:pPr>
-            <w:hyperlink w:history="1" r:id="rIdo_nwcijblvyrxz1mrs5sh">
+            <w:hyperlink w:history="1" r:id="rIddpsxnmiposxtbnb_wc6oz">
               <w:r>
                 <w:rPr>
                   <w:rFonts w:ascii="Arial" w:cs="Arial" w:eastAsia="Arial" w:hAnsi="Arial"/>
@@ -9273,6 +9474,7 @@
           </w:tcPr>
           <w:p>
             <w:pPr>
+              <w:keepNext w:val="false"/>
               <w:spacing w:after="40" w:before="0"/>
               <w:jc w:val="left"/>
             </w:pPr>
@@ -9305,6 +9507,7 @@
           </w:tcPr>
           <w:p>
             <w:pPr>
+              <w:keepNext w:val="false"/>
               <w:spacing w:after="40" w:before="0"/>
               <w:jc w:val="left"/>
             </w:pPr>
@@ -9337,6 +9540,7 @@
           </w:tcPr>
           <w:p>
             <w:pPr>
+              <w:keepNext w:val="false"/>
               <w:spacing w:after="40" w:before="0"/>
               <w:jc w:val="left"/>
             </w:pPr>
@@ -9369,6 +9573,7 @@
           </w:tcPr>
           <w:p>
             <w:pPr>
+              <w:keepNext w:val="false"/>
               <w:spacing w:after="40" w:before="0"/>
               <w:jc w:val="left"/>
             </w:pPr>
@@ -9403,6 +9608,7 @@
           </w:tcPr>
           <w:p>
             <w:pPr>
+              <w:keepNext w:val="false"/>
               <w:spacing w:after="40" w:before="0"/>
               <w:jc w:val="left"/>
             </w:pPr>
@@ -9440,7 +9646,7 @@
             <w:pPr>
               <w:spacing w:after="20" w:before="0"/>
             </w:pPr>
-            <w:hyperlink w:history="1" r:id="rIdlamc-uortcxku2vuwwqtp">
+            <w:hyperlink w:history="1" r:id="rIddq780qwxljzjzdw4_hejg">
               <w:r>
                 <w:rPr>
                   <w:rFonts w:ascii="Arial" w:cs="Arial" w:eastAsia="Arial" w:hAnsi="Arial"/>
@@ -9473,7 +9679,7 @@
               <w:spacing w:after="10" w:before="0"/>
               <w:ind w:left="120"/>
             </w:pPr>
-            <w:hyperlink w:history="1" r:id="rIdlyd79xtnvlidsnrvbdfyj">
+            <w:hyperlink w:history="1" r:id="rIdylq4flmd36z82fu4zwuvt">
               <w:r>
                 <w:rPr>
                   <w:rFonts w:ascii="Arial" w:cs="Arial" w:eastAsia="Arial" w:hAnsi="Arial"/>
@@ -9518,7 +9724,7 @@
             <w:pPr>
               <w:spacing w:after="20" w:before="0"/>
             </w:pPr>
-            <w:hyperlink w:history="1" r:id="rIdiqnppll-sxrhshn9sg2tj">
+            <w:hyperlink w:history="1" r:id="rIdpbpadizbepu3xnzpcitrp">
               <w:r>
                 <w:rPr>
                   <w:rFonts w:ascii="Arial" w:cs="Arial" w:eastAsia="Arial" w:hAnsi="Arial"/>
@@ -9551,7 +9757,7 @@
               <w:spacing w:after="10" w:before="0"/>
               <w:ind w:left="120"/>
             </w:pPr>
-            <w:hyperlink w:history="1" r:id="rIdp9bmqxpxz_ezorjuof87p">
+            <w:hyperlink w:history="1" r:id="rIdy1bpsybrr89au4iwdb-8j">
               <w:r>
                 <w:rPr>
                   <w:rFonts w:ascii="Arial" w:cs="Arial" w:eastAsia="Arial" w:hAnsi="Arial"/>
@@ -9579,6 +9785,7 @@
           </w:tcPr>
           <w:p>
             <w:pPr>
+              <w:keepNext w:val="false"/>
               <w:spacing w:after="40" w:before="0"/>
               <w:jc w:val="left"/>
             </w:pPr>
@@ -9611,6 +9818,7 @@
           </w:tcPr>
           <w:p>
             <w:pPr>
+              <w:keepNext w:val="false"/>
               <w:spacing w:after="40" w:before="0"/>
               <w:jc w:val="left"/>
             </w:pPr>
@@ -9643,6 +9851,7 @@
           </w:tcPr>
           <w:p>
             <w:pPr>
+              <w:keepNext w:val="false"/>
               <w:spacing w:after="40" w:before="0"/>
               <w:jc w:val="left"/>
             </w:pPr>
@@ -9675,6 +9884,7 @@
           </w:tcPr>
           <w:p>
             <w:pPr>
+              <w:keepNext w:val="false"/>
               <w:spacing w:after="40" w:before="0"/>
               <w:jc w:val="left"/>
             </w:pPr>
@@ -9709,6 +9919,7 @@
           </w:tcPr>
           <w:p>
             <w:pPr>
+              <w:keepNext w:val="false"/>
               <w:spacing w:after="40" w:before="0"/>
               <w:jc w:val="left"/>
             </w:pPr>
@@ -9746,7 +9957,7 @@
             <w:pPr>
               <w:spacing w:after="20" w:before="0"/>
             </w:pPr>
-            <w:hyperlink w:history="1" r:id="rId2zdteh2emxtnpq44ue4lu">
+            <w:hyperlink w:history="1" r:id="rId3eagmi8kryed_z6-clbww">
               <w:r>
                 <w:rPr>
                   <w:rFonts w:ascii="Arial" w:cs="Arial" w:eastAsia="Arial" w:hAnsi="Arial"/>
@@ -9779,7 +9990,7 @@
               <w:spacing w:after="10" w:before="0"/>
               <w:ind w:left="120"/>
             </w:pPr>
-            <w:hyperlink w:history="1" r:id="rId7qjptpaz7gkl74z364s1l">
+            <w:hyperlink w:history="1" r:id="rIdzlnavpuu_ia4m-ypob9d9">
               <w:r>
                 <w:rPr>
                   <w:rFonts w:ascii="Arial" w:cs="Arial" w:eastAsia="Arial" w:hAnsi="Arial"/>
@@ -9824,7 +10035,7 @@
             <w:pPr>
               <w:spacing w:after="20" w:before="0"/>
             </w:pPr>
-            <w:hyperlink w:history="1" r:id="rIdpctvaeoxkse2xh2z2mg2t">
+            <w:hyperlink w:history="1" r:id="rIdqizdkmjvvn-lydmsiz2la">
               <w:r>
                 <w:rPr>
                   <w:rFonts w:ascii="Arial" w:cs="Arial" w:eastAsia="Arial" w:hAnsi="Arial"/>
@@ -9857,7 +10068,7 @@
               <w:spacing w:after="10" w:before="0"/>
               <w:ind w:left="120"/>
             </w:pPr>
-            <w:hyperlink w:history="1" r:id="rId0cx0gefsuvgbjxmjvrupt">
+            <w:hyperlink w:history="1" r:id="rIdw8qsqdmo1xiiophwsqumi">
               <w:r>
                 <w:rPr>
                   <w:rFonts w:ascii="Arial" w:cs="Arial" w:eastAsia="Arial" w:hAnsi="Arial"/>
@@ -9885,6 +10096,7 @@
           </w:tcPr>
           <w:p>
             <w:pPr>
+              <w:keepNext w:val="false"/>
               <w:spacing w:after="40" w:before="0"/>
               <w:jc w:val="left"/>
             </w:pPr>
@@ -9917,6 +10129,7 @@
           </w:tcPr>
           <w:p>
             <w:pPr>
+              <w:keepNext w:val="false"/>
               <w:spacing w:after="40" w:before="0"/>
               <w:jc w:val="left"/>
             </w:pPr>
@@ -9949,6 +10162,7 @@
           </w:tcPr>
           <w:p>
             <w:pPr>
+              <w:keepNext w:val="false"/>
               <w:spacing w:after="40" w:before="0"/>
               <w:jc w:val="left"/>
             </w:pPr>
@@ -9981,6 +10195,7 @@
           </w:tcPr>
           <w:p>
             <w:pPr>
+              <w:keepNext w:val="false"/>
               <w:spacing w:after="40" w:before="0"/>
               <w:jc w:val="left"/>
             </w:pPr>
@@ -10015,6 +10230,7 @@
           </w:tcPr>
           <w:p>
             <w:pPr>
+              <w:keepNext w:val="false"/>
               <w:spacing w:after="40" w:before="0"/>
               <w:jc w:val="left"/>
             </w:pPr>
@@ -10052,7 +10268,7 @@
             <w:pPr>
               <w:spacing w:after="20" w:before="0"/>
             </w:pPr>
-            <w:hyperlink w:history="1" r:id="rIdhiugyzjm55b8ne6m3yebu">
+            <w:hyperlink w:history="1" r:id="rIdhm6ga9mzt1iqiuyz_olto">
               <w:r>
                 <w:rPr>
                   <w:rFonts w:ascii="Arial" w:cs="Arial" w:eastAsia="Arial" w:hAnsi="Arial"/>
@@ -10085,7 +10301,7 @@
               <w:spacing w:after="10" w:before="0"/>
               <w:ind w:left="120"/>
             </w:pPr>
-            <w:hyperlink w:history="1" r:id="rId5hyeyymsmiojl4wzlvna8">
+            <w:hyperlink w:history="1" r:id="rIdfd71j2pww6c_nvttw8pcd">
               <w:r>
                 <w:rPr>
                   <w:rFonts w:ascii="Arial" w:cs="Arial" w:eastAsia="Arial" w:hAnsi="Arial"/>
@@ -10130,7 +10346,7 @@
             <w:pPr>
               <w:spacing w:after="20" w:before="0"/>
             </w:pPr>
-            <w:hyperlink w:history="1" r:id="rId7cioamtobx9roeqkz-gmz">
+            <w:hyperlink w:history="1" r:id="rIds2tpotdck_qaqcs65bv6q">
               <w:r>
                 <w:rPr>
                   <w:rFonts w:ascii="Arial" w:cs="Arial" w:eastAsia="Arial" w:hAnsi="Arial"/>
@@ -10163,7 +10379,7 @@
               <w:spacing w:after="10" w:before="0"/>
               <w:ind w:left="120"/>
             </w:pPr>
-            <w:hyperlink w:history="1" r:id="rId4jx5ptulvi-3nht-w1f_m">
+            <w:hyperlink w:history="1" r:id="rIdxkz3hp2owtb4gyaksdvvq">
               <w:r>
                 <w:rPr>
                   <w:rFonts w:ascii="Arial" w:cs="Arial" w:eastAsia="Arial" w:hAnsi="Arial"/>
@@ -10191,6 +10407,7 @@
           </w:tcPr>
           <w:p>
             <w:pPr>
+              <w:keepNext w:val="false"/>
               <w:spacing w:after="40" w:before="0"/>
               <w:jc w:val="left"/>
             </w:pPr>
@@ -10223,6 +10440,7 @@
           </w:tcPr>
           <w:p>
             <w:pPr>
+              <w:keepNext w:val="false"/>
               <w:spacing w:after="40" w:before="0"/>
               <w:jc w:val="left"/>
             </w:pPr>
@@ -10255,6 +10473,7 @@
           </w:tcPr>
           <w:p>
             <w:pPr>
+              <w:keepNext w:val="false"/>
               <w:spacing w:after="40" w:before="0"/>
               <w:jc w:val="left"/>
             </w:pPr>
@@ -10287,6 +10506,7 @@
           </w:tcPr>
           <w:p>
             <w:pPr>
+              <w:keepNext w:val="false"/>
               <w:spacing w:after="40" w:before="0"/>
               <w:jc w:val="left"/>
             </w:pPr>
@@ -10321,6 +10541,7 @@
           </w:tcPr>
           <w:p>
             <w:pPr>
+              <w:keepNext w:val="false"/>
               <w:spacing w:after="40" w:before="0"/>
               <w:jc w:val="left"/>
             </w:pPr>
@@ -10358,7 +10579,7 @@
             <w:pPr>
               <w:spacing w:after="20" w:before="0"/>
             </w:pPr>
-            <w:hyperlink w:history="1" r:id="rIdsnp3zj9sxloqdt7wneod0">
+            <w:hyperlink w:history="1" r:id="rIdom1i1tbzhfetzgezcjwjf">
               <w:r>
                 <w:rPr>
                   <w:rFonts w:ascii="Arial" w:cs="Arial" w:eastAsia="Arial" w:hAnsi="Arial"/>
@@ -10391,7 +10612,7 @@
               <w:spacing w:after="10" w:before="0"/>
               <w:ind w:left="120"/>
             </w:pPr>
-            <w:hyperlink w:history="1" r:id="rIdzwle0zl6gbjkpjrvjqaj4">
+            <w:hyperlink w:history="1" r:id="rIdkiboncnpk_xeuk8a-xfxa">
               <w:r>
                 <w:rPr>
                   <w:rFonts w:ascii="Arial" w:cs="Arial" w:eastAsia="Arial" w:hAnsi="Arial"/>
@@ -10436,7 +10657,7 @@
             <w:pPr>
               <w:spacing w:after="20" w:before="0"/>
             </w:pPr>
-            <w:hyperlink w:history="1" r:id="rIdrxezsm0jx1mwothqmphoe">
+            <w:hyperlink w:history="1" r:id="rIdxxcnn5nfouoe03ghcdaim">
               <w:r>
                 <w:rPr>
                   <w:rFonts w:ascii="Arial" w:cs="Arial" w:eastAsia="Arial" w:hAnsi="Arial"/>
@@ -10469,7 +10690,7 @@
               <w:spacing w:after="10" w:before="0"/>
               <w:ind w:left="120"/>
             </w:pPr>
-            <w:hyperlink w:history="1" r:id="rIdkz1j5c4x8taf5oqpvbrs5">
+            <w:hyperlink w:history="1" r:id="rIdwbyuhui6cpizzacy2htas">
               <w:r>
                 <w:rPr>
                   <w:rFonts w:ascii="Arial" w:cs="Arial" w:eastAsia="Arial" w:hAnsi="Arial"/>
@@ -10497,6 +10718,7 @@
           </w:tcPr>
           <w:p>
             <w:pPr>
+              <w:keepNext w:val="false"/>
               <w:spacing w:after="40" w:before="0"/>
               <w:jc w:val="left"/>
             </w:pPr>
@@ -10529,6 +10751,7 @@
           </w:tcPr>
           <w:p>
             <w:pPr>
+              <w:keepNext w:val="false"/>
               <w:spacing w:after="40" w:before="0"/>
               <w:jc w:val="left"/>
             </w:pPr>
@@ -10561,6 +10784,7 @@
           </w:tcPr>
           <w:p>
             <w:pPr>
+              <w:keepNext w:val="false"/>
               <w:spacing w:after="40" w:before="0"/>
               <w:jc w:val="left"/>
             </w:pPr>
@@ -10593,6 +10817,7 @@
           </w:tcPr>
           <w:p>
             <w:pPr>
+              <w:keepNext w:val="false"/>
               <w:spacing w:after="40" w:before="0"/>
               <w:jc w:val="left"/>
             </w:pPr>
@@ -10652,6 +10877,7 @@
           </w:tcPr>
           <w:p>
             <w:pPr>
+              <w:keepNext w:val="false"/>
               <w:spacing w:after="40" w:before="0"/>
               <w:jc w:val="center"/>
             </w:pPr>
@@ -10686,6 +10912,7 @@
           </w:tcPr>
           <w:p>
             <w:pPr>
+              <w:keepNext w:val="false"/>
               <w:spacing w:after="40" w:before="0"/>
               <w:jc w:val="left"/>
             </w:pPr>
@@ -10747,6 +10974,7 @@
           </w:tcPr>
           <w:p>
             <w:pPr>
+              <w:keepNext w:val="false"/>
               <w:spacing w:after="40" w:before="0"/>
               <w:jc w:val="center"/>
             </w:pPr>
@@ -10781,6 +11009,7 @@
           </w:tcPr>
           <w:p>
             <w:pPr>
+              <w:keepNext w:val="false"/>
               <w:spacing w:after="40" w:before="0"/>
               <w:jc w:val="left"/>
             </w:pPr>
@@ -10813,6 +11042,7 @@
           </w:tcPr>
           <w:p>
             <w:pPr>
+              <w:keepNext w:val="false"/>
               <w:spacing w:after="40" w:before="0"/>
               <w:jc w:val="left"/>
             </w:pPr>
@@ -10847,6 +11077,7 @@
           </w:tcPr>
           <w:p>
             <w:pPr>
+              <w:keepNext w:val="false"/>
               <w:spacing w:after="40" w:before="0"/>
               <w:jc w:val="left"/>
             </w:pPr>
@@ -10879,6 +11110,7 @@
           </w:tcPr>
           <w:p>
             <w:pPr>
+              <w:keepNext w:val="false"/>
               <w:spacing w:after="40" w:before="0"/>
               <w:jc w:val="left"/>
             </w:pPr>
@@ -10913,6 +11145,7 @@
           </w:tcPr>
           <w:p>
             <w:pPr>
+              <w:keepNext w:val="false"/>
               <w:spacing w:after="40" w:before="0"/>
               <w:jc w:val="left"/>
             </w:pPr>
@@ -10945,6 +11178,7 @@
           </w:tcPr>
           <w:p>
             <w:pPr>
+              <w:keepNext w:val="false"/>
               <w:spacing w:after="40" w:before="0"/>
               <w:jc w:val="left"/>
             </w:pPr>
@@ -10981,7 +11215,7 @@
         </w:rPr>
         <w:t xml:space="preserve">© 2026 SeaVuria and ARES. Aligned with KICD objectives. Developed by SeaVuria; technical implementation by ARES (with AI assistance from Claude). Licensed under </w:t>
       </w:r>
-      <w:hyperlink w:history="1" r:id="rIdb7fwr324ppaprmsdwikuu">
+      <w:hyperlink w:history="1" r:id="rIdjuyaxtf6lir05ym59lk2r">
         <w:r>
           <w:rPr>
             <w:rFonts w:ascii="Arial" w:cs="Arial" w:eastAsia="Arial" w:hAnsi="Arial"/>
@@ -11002,7 +11236,7 @@
         </w:rPr>
         <w:t xml:space="preserve"> (</w:t>
       </w:r>
-      <w:hyperlink w:history="1" r:id="rIdt_ws8oi1cjiaksobiudxa">
+      <w:hyperlink w:history="1" r:id="rIdoblrr2fryrhxi1bch9xxp">
         <w:r>
           <w:rPr>
             <w:rFonts w:ascii="Arial" w:cs="Arial" w:eastAsia="Arial" w:hAnsi="Arial"/>
@@ -11062,6 +11296,7 @@
           </w:tcPr>
           <w:p>
             <w:pPr>
+              <w:keepNext w:val="false"/>
               <w:spacing w:after="40" w:before="0"/>
               <w:jc w:val="center"/>
             </w:pPr>
@@ -11097,6 +11332,7 @@
           </w:tcPr>
           <w:p>
             <w:pPr>
+              <w:keepNext w:val="false"/>
               <w:spacing w:after="40" w:before="0"/>
               <w:jc w:val="center"/>
             </w:pPr>
@@ -11131,6 +11367,7 @@
           </w:tcPr>
           <w:p>
             <w:pPr>
+              <w:keepNext w:val="false"/>
               <w:spacing w:after="40" w:before="0"/>
               <w:jc w:val="left"/>
             </w:pPr>
@@ -11163,6 +11400,7 @@
           </w:tcPr>
           <w:p>
             <w:pPr>
+              <w:keepNext w:val="false"/>
               <w:spacing w:after="40" w:before="0"/>
               <w:jc w:val="left"/>
             </w:pPr>
@@ -11197,6 +11435,7 @@
           </w:tcPr>
           <w:p>
             <w:pPr>
+              <w:keepNext w:val="false"/>
               <w:spacing w:after="40" w:before="0"/>
               <w:jc w:val="left"/>
             </w:pPr>
@@ -11229,6 +11468,7 @@
           </w:tcPr>
           <w:p>
             <w:pPr>
+              <w:keepNext w:val="false"/>
               <w:spacing w:after="40" w:before="0"/>
               <w:jc w:val="left"/>
             </w:pPr>
@@ -11263,6 +11503,7 @@
           </w:tcPr>
           <w:p>
             <w:pPr>
+              <w:keepNext w:val="false"/>
               <w:spacing w:after="40" w:before="0"/>
               <w:jc w:val="left"/>
             </w:pPr>
@@ -11295,6 +11536,7 @@
           </w:tcPr>
           <w:p>
             <w:pPr>
+              <w:keepNext w:val="false"/>
               <w:spacing w:after="40" w:before="0"/>
               <w:jc w:val="left"/>
             </w:pPr>
@@ -11329,6 +11571,7 @@
           </w:tcPr>
           <w:p>
             <w:pPr>
+              <w:keepNext w:val="false"/>
               <w:spacing w:after="40" w:before="0"/>
               <w:jc w:val="left"/>
             </w:pPr>
@@ -11361,6 +11604,7 @@
           </w:tcPr>
           <w:p>
             <w:pPr>
+              <w:keepNext w:val="false"/>
               <w:spacing w:after="40" w:before="0"/>
               <w:jc w:val="left"/>
             </w:pPr>
@@ -11395,6 +11639,7 @@
           </w:tcPr>
           <w:p>
             <w:pPr>
+              <w:keepNext w:val="false"/>
               <w:spacing w:after="40" w:before="0"/>
               <w:jc w:val="left"/>
             </w:pPr>
@@ -11427,6 +11672,7 @@
           </w:tcPr>
           <w:p>
             <w:pPr>
+              <w:keepNext w:val="false"/>
               <w:spacing w:after="40" w:before="0"/>
               <w:jc w:val="left"/>
             </w:pPr>
@@ -11461,6 +11707,7 @@
           </w:tcPr>
           <w:p>
             <w:pPr>
+              <w:keepNext w:val="false"/>
               <w:spacing w:after="40" w:before="0"/>
               <w:jc w:val="left"/>
             </w:pPr>
@@ -11493,6 +11740,7 @@
           </w:tcPr>
           <w:p>
             <w:pPr>
+              <w:keepNext w:val="false"/>
               <w:spacing w:after="40" w:before="0"/>
               <w:jc w:val="left"/>
             </w:pPr>
@@ -11527,6 +11775,7 @@
           </w:tcPr>
           <w:p>
             <w:pPr>
+              <w:keepNext w:val="false"/>
               <w:spacing w:after="40" w:before="0"/>
               <w:jc w:val="left"/>
             </w:pPr>
@@ -11559,6 +11808,7 @@
           </w:tcPr>
           <w:p>
             <w:pPr>
+              <w:keepNext w:val="false"/>
               <w:spacing w:after="40" w:before="0"/>
               <w:jc w:val="left"/>
             </w:pPr>
@@ -11593,6 +11843,7 @@
           </w:tcPr>
           <w:p>
             <w:pPr>
+              <w:keepNext w:val="false"/>
               <w:spacing w:after="40" w:before="0"/>
               <w:jc w:val="left"/>
             </w:pPr>
@@ -11625,6 +11876,7 @@
           </w:tcPr>
           <w:p>
             <w:pPr>
+              <w:keepNext w:val="false"/>
               <w:spacing w:after="40" w:before="0"/>
               <w:jc w:val="left"/>
             </w:pPr>
@@ -11684,6 +11936,7 @@
           </w:tcPr>
           <w:p>
             <w:pPr>
+              <w:keepNext w:val="false"/>
               <w:spacing w:after="40" w:before="0"/>
               <w:jc w:val="center"/>
             </w:pPr>
@@ -11718,6 +11971,7 @@
           </w:tcPr>
           <w:p>
             <w:pPr>
+              <w:keepNext w:val="false"/>
               <w:spacing w:after="40" w:before="0"/>
               <w:jc w:val="left"/>
             </w:pPr>
@@ -11782,6 +12036,7 @@
           </w:tcPr>
           <w:p>
             <w:pPr>
+              <w:keepNext w:val="false"/>
               <w:spacing w:after="40" w:before="0"/>
               <w:jc w:val="center"/>
             </w:pPr>
@@ -11816,6 +12071,7 @@
           </w:tcPr>
           <w:p>
             <w:pPr>
+              <w:keepNext w:val="false"/>
               <w:spacing w:after="40" w:before="0"/>
               <w:jc w:val="left"/>
             </w:pPr>
@@ -11848,6 +12104,7 @@
           </w:tcPr>
           <w:p>
             <w:pPr>
+              <w:keepNext w:val="false"/>
               <w:spacing w:after="40" w:before="0"/>
               <w:jc w:val="left"/>
             </w:pPr>
@@ -11880,6 +12137,7 @@
           </w:tcPr>
           <w:p>
             <w:pPr>
+              <w:keepNext w:val="false"/>
               <w:spacing w:after="40" w:before="0"/>
               <w:jc w:val="left"/>
             </w:pPr>
@@ -11912,6 +12170,7 @@
           </w:tcPr>
           <w:p>
             <w:pPr>
+              <w:keepNext w:val="false"/>
               <w:spacing w:after="40" w:before="0"/>
               <w:jc w:val="left"/>
             </w:pPr>
@@ -11944,6 +12203,7 @@
           </w:tcPr>
           <w:p>
             <w:pPr>
+              <w:keepNext w:val="false"/>
               <w:spacing w:after="40" w:before="0"/>
               <w:jc w:val="left"/>
             </w:pPr>
@@ -11978,6 +12238,7 @@
           </w:tcPr>
           <w:p>
             <w:pPr>
+              <w:keepNext w:val="false"/>
               <w:spacing w:after="40" w:before="0"/>
               <w:jc w:val="left"/>
             </w:pPr>
@@ -12015,7 +12276,7 @@
             <w:pPr>
               <w:spacing w:after="20" w:before="0"/>
             </w:pPr>
-            <w:hyperlink w:history="1" r:id="rIdoah3kuraivnlagxm1-auj">
+            <w:hyperlink w:history="1" r:id="rIdmrcsdhyffcmpjimfwbgem">
               <w:r>
                 <w:rPr>
                   <w:rFonts w:ascii="Arial" w:cs="Arial" w:eastAsia="Arial" w:hAnsi="Arial"/>
@@ -12048,7 +12309,7 @@
               <w:spacing w:after="10" w:before="0"/>
               <w:ind w:left="120"/>
             </w:pPr>
-            <w:hyperlink w:history="1" r:id="rId3hvbkbcpoofr4y8b9prh_">
+            <w:hyperlink w:history="1" r:id="rIdizeo6ubopiwsrlkoojxq5">
               <w:r>
                 <w:rPr>
                   <w:rFonts w:ascii="Arial" w:cs="Arial" w:eastAsia="Arial" w:hAnsi="Arial"/>
@@ -12093,7 +12354,7 @@
             <w:pPr>
               <w:spacing w:after="20" w:before="0"/>
             </w:pPr>
-            <w:hyperlink w:history="1" r:id="rIdfpvgfiucn1u1-itrxgq-q">
+            <w:hyperlink w:history="1" r:id="rIdchkmblaqispj0dfv-e_0j">
               <w:r>
                 <w:rPr>
                   <w:rFonts w:ascii="Arial" w:cs="Arial" w:eastAsia="Arial" w:hAnsi="Arial"/>
@@ -12126,7 +12387,7 @@
               <w:spacing w:after="10" w:before="0"/>
               <w:ind w:left="120"/>
             </w:pPr>
-            <w:hyperlink w:history="1" r:id="rId1jtrhtcvkfuifb_vom7-4">
+            <w:hyperlink w:history="1" r:id="rIdiutz11aewmpwwhnemyaif">
               <w:r>
                 <w:rPr>
                   <w:rFonts w:ascii="Arial" w:cs="Arial" w:eastAsia="Arial" w:hAnsi="Arial"/>
@@ -12154,6 +12415,7 @@
           </w:tcPr>
           <w:p>
             <w:pPr>
+              <w:keepNext w:val="false"/>
               <w:spacing w:after="40" w:before="0"/>
               <w:jc w:val="left"/>
             </w:pPr>
@@ -12186,6 +12448,7 @@
           </w:tcPr>
           <w:p>
             <w:pPr>
+              <w:keepNext w:val="false"/>
               <w:spacing w:after="40" w:before="0"/>
               <w:jc w:val="left"/>
             </w:pPr>
@@ -12218,6 +12481,7 @@
           </w:tcPr>
           <w:p>
             <w:pPr>
+              <w:keepNext w:val="false"/>
               <w:spacing w:after="40" w:before="0"/>
               <w:jc w:val="left"/>
             </w:pPr>
@@ -12250,6 +12514,7 @@
           </w:tcPr>
           <w:p>
             <w:pPr>
+              <w:keepNext w:val="false"/>
               <w:spacing w:after="40" w:before="0"/>
               <w:jc w:val="left"/>
             </w:pPr>
@@ -12284,6 +12549,7 @@
           </w:tcPr>
           <w:p>
             <w:pPr>
+              <w:keepNext w:val="false"/>
               <w:spacing w:after="40" w:before="0"/>
               <w:jc w:val="left"/>
             </w:pPr>
@@ -12321,7 +12587,7 @@
             <w:pPr>
               <w:spacing w:after="20" w:before="0"/>
             </w:pPr>
-            <w:hyperlink w:history="1" r:id="rIdzhw7nysfnhyz2bhvdltv-">
+            <w:hyperlink w:history="1" r:id="rIdezbhw3wz1qulk5hij1h5n">
               <w:r>
                 <w:rPr>
                   <w:rFonts w:ascii="Arial" w:cs="Arial" w:eastAsia="Arial" w:hAnsi="Arial"/>
@@ -12354,7 +12620,7 @@
               <w:spacing w:after="10" w:before="0"/>
               <w:ind w:left="120"/>
             </w:pPr>
-            <w:hyperlink w:history="1" r:id="rIdzasmap8aaphiowqsqk179">
+            <w:hyperlink w:history="1" r:id="rId40f5cvzd7lzceqjff_dlm">
               <w:r>
                 <w:rPr>
                   <w:rFonts w:ascii="Arial" w:cs="Arial" w:eastAsia="Arial" w:hAnsi="Arial"/>
@@ -12399,7 +12665,7 @@
             <w:pPr>
               <w:spacing w:after="20" w:before="0"/>
             </w:pPr>
-            <w:hyperlink w:history="1" r:id="rIdia8oflbhpqb5g89umvesn">
+            <w:hyperlink w:history="1" r:id="rIdux955r-esw6id5vibtvd8">
               <w:r>
                 <w:rPr>
                   <w:rFonts w:ascii="Arial" w:cs="Arial" w:eastAsia="Arial" w:hAnsi="Arial"/>
@@ -12432,7 +12698,7 @@
               <w:spacing w:after="10" w:before="0"/>
               <w:ind w:left="120"/>
             </w:pPr>
-            <w:hyperlink w:history="1" r:id="rId0bxuuq86g2okme6irydfv">
+            <w:hyperlink w:history="1" r:id="rIdugdbcdpx3fdlfdhx7rtlt">
               <w:r>
                 <w:rPr>
                   <w:rFonts w:ascii="Arial" w:cs="Arial" w:eastAsia="Arial" w:hAnsi="Arial"/>
@@ -12460,6 +12726,7 @@
           </w:tcPr>
           <w:p>
             <w:pPr>
+              <w:keepNext w:val="false"/>
               <w:spacing w:after="40" w:before="0"/>
               <w:jc w:val="left"/>
             </w:pPr>
@@ -12492,6 +12759,7 @@
           </w:tcPr>
           <w:p>
             <w:pPr>
+              <w:keepNext w:val="false"/>
               <w:spacing w:after="40" w:before="0"/>
               <w:jc w:val="left"/>
             </w:pPr>
@@ -12524,6 +12792,7 @@
           </w:tcPr>
           <w:p>
             <w:pPr>
+              <w:keepNext w:val="false"/>
               <w:spacing w:after="40" w:before="0"/>
               <w:jc w:val="left"/>
             </w:pPr>
@@ -12556,6 +12825,7 @@
           </w:tcPr>
           <w:p>
             <w:pPr>
+              <w:keepNext w:val="false"/>
               <w:spacing w:after="40" w:before="0"/>
               <w:jc w:val="left"/>
             </w:pPr>
@@ -12590,6 +12860,7 @@
           </w:tcPr>
           <w:p>
             <w:pPr>
+              <w:keepNext w:val="false"/>
               <w:spacing w:after="40" w:before="0"/>
               <w:jc w:val="left"/>
             </w:pPr>
@@ -12627,7 +12898,7 @@
             <w:pPr>
               <w:spacing w:after="20" w:before="0"/>
             </w:pPr>
-            <w:hyperlink w:history="1" r:id="rIdlpotlp1jaoimzkwvgacn0">
+            <w:hyperlink w:history="1" r:id="rIdmpcmywdeveeldtvnnbufa">
               <w:r>
                 <w:rPr>
                   <w:rFonts w:ascii="Arial" w:cs="Arial" w:eastAsia="Arial" w:hAnsi="Arial"/>
@@ -12660,7 +12931,7 @@
               <w:spacing w:after="10" w:before="0"/>
               <w:ind w:left="120"/>
             </w:pPr>
-            <w:hyperlink w:history="1" r:id="rIdnoqpcnim80lfrjz12diha">
+            <w:hyperlink w:history="1" r:id="rIdwemzf7zvolpqun6dosepr">
               <w:r>
                 <w:rPr>
                   <w:rFonts w:ascii="Arial" w:cs="Arial" w:eastAsia="Arial" w:hAnsi="Arial"/>
@@ -12705,7 +12976,7 @@
             <w:pPr>
               <w:spacing w:after="20" w:before="0"/>
             </w:pPr>
-            <w:hyperlink w:history="1" r:id="rIdgpr71jmpm3ye216yendfk">
+            <w:hyperlink w:history="1" r:id="rIdvra1q2po_xfx3tqsoluyi">
               <w:r>
                 <w:rPr>
                   <w:rFonts w:ascii="Arial" w:cs="Arial" w:eastAsia="Arial" w:hAnsi="Arial"/>
@@ -12738,7 +13009,7 @@
               <w:spacing w:after="10" w:before="0"/>
               <w:ind w:left="120"/>
             </w:pPr>
-            <w:hyperlink w:history="1" r:id="rId3e4hz_ykg72rvbfinyakt">
+            <w:hyperlink w:history="1" r:id="rIdijvxq0vp-vfe6viwd8xen">
               <w:r>
                 <w:rPr>
                   <w:rFonts w:ascii="Arial" w:cs="Arial" w:eastAsia="Arial" w:hAnsi="Arial"/>
@@ -12766,6 +13037,7 @@
           </w:tcPr>
           <w:p>
             <w:pPr>
+              <w:keepNext w:val="false"/>
               <w:spacing w:after="40" w:before="0"/>
               <w:jc w:val="left"/>
             </w:pPr>
@@ -12798,6 +13070,7 @@
           </w:tcPr>
           <w:p>
             <w:pPr>
+              <w:keepNext w:val="false"/>
               <w:spacing w:after="40" w:before="0"/>
               <w:jc w:val="left"/>
             </w:pPr>
@@ -12830,6 +13103,7 @@
           </w:tcPr>
           <w:p>
             <w:pPr>
+              <w:keepNext w:val="false"/>
               <w:spacing w:after="40" w:before="0"/>
               <w:jc w:val="left"/>
             </w:pPr>
@@ -12862,6 +13136,7 @@
           </w:tcPr>
           <w:p>
             <w:pPr>
+              <w:keepNext w:val="false"/>
               <w:spacing w:after="40" w:before="0"/>
               <w:jc w:val="left"/>
             </w:pPr>
@@ -12896,6 +13171,7 @@
           </w:tcPr>
           <w:p>
             <w:pPr>
+              <w:keepNext w:val="false"/>
               <w:spacing w:after="40" w:before="0"/>
               <w:jc w:val="left"/>
             </w:pPr>
@@ -12933,7 +13209,7 @@
             <w:pPr>
               <w:spacing w:after="20" w:before="0"/>
             </w:pPr>
-            <w:hyperlink w:history="1" r:id="rIdhhgp-ncvbrw6l9sipydfb">
+            <w:hyperlink w:history="1" r:id="rId0a3icv8guzetgdks7qiy2">
               <w:r>
                 <w:rPr>
                   <w:rFonts w:ascii="Arial" w:cs="Arial" w:eastAsia="Arial" w:hAnsi="Arial"/>
@@ -12966,7 +13242,7 @@
               <w:spacing w:after="10" w:before="0"/>
               <w:ind w:left="120"/>
             </w:pPr>
-            <w:hyperlink w:history="1" r:id="rIdlki51kestbxefvwite0pn">
+            <w:hyperlink w:history="1" r:id="rId4p_t72tpzjprcs22matkf">
               <w:r>
                 <w:rPr>
                   <w:rFonts w:ascii="Arial" w:cs="Arial" w:eastAsia="Arial" w:hAnsi="Arial"/>
@@ -13011,7 +13287,7 @@
             <w:pPr>
               <w:spacing w:after="20" w:before="0"/>
             </w:pPr>
-            <w:hyperlink w:history="1" r:id="rId7dx8e1g-0fgkitwmmi42o">
+            <w:hyperlink w:history="1" r:id="rIdcuatwmvzmfamd78muwnry">
               <w:r>
                 <w:rPr>
                   <w:rFonts w:ascii="Arial" w:cs="Arial" w:eastAsia="Arial" w:hAnsi="Arial"/>
@@ -13044,7 +13320,7 @@
               <w:spacing w:after="10" w:before="0"/>
               <w:ind w:left="120"/>
             </w:pPr>
-            <w:hyperlink w:history="1" r:id="rIdliqcpc4f5jxrvqoieqo37">
+            <w:hyperlink w:history="1" r:id="rId6fm6jsby2k9edpcu8sek-">
               <w:r>
                 <w:rPr>
                   <w:rFonts w:ascii="Arial" w:cs="Arial" w:eastAsia="Arial" w:hAnsi="Arial"/>
@@ -13072,6 +13348,7 @@
           </w:tcPr>
           <w:p>
             <w:pPr>
+              <w:keepNext w:val="false"/>
               <w:spacing w:after="40" w:before="0"/>
               <w:jc w:val="left"/>
             </w:pPr>
@@ -13104,6 +13381,7 @@
           </w:tcPr>
           <w:p>
             <w:pPr>
+              <w:keepNext w:val="false"/>
               <w:spacing w:after="40" w:before="0"/>
               <w:jc w:val="left"/>
             </w:pPr>
@@ -13136,6 +13414,7 @@
           </w:tcPr>
           <w:p>
             <w:pPr>
+              <w:keepNext w:val="false"/>
               <w:spacing w:after="40" w:before="0"/>
               <w:jc w:val="left"/>
             </w:pPr>
@@ -13168,6 +13447,7 @@
           </w:tcPr>
           <w:p>
             <w:pPr>
+              <w:keepNext w:val="false"/>
               <w:spacing w:after="40" w:before="0"/>
               <w:jc w:val="left"/>
             </w:pPr>
@@ -13202,6 +13482,7 @@
           </w:tcPr>
           <w:p>
             <w:pPr>
+              <w:keepNext w:val="false"/>
               <w:spacing w:after="40" w:before="0"/>
               <w:jc w:val="left"/>
             </w:pPr>
@@ -13239,7 +13520,7 @@
             <w:pPr>
               <w:spacing w:after="20" w:before="0"/>
             </w:pPr>
-            <w:hyperlink w:history="1" r:id="rIdyo8p88qdux9aeqma50fnh">
+            <w:hyperlink w:history="1" r:id="rIdyv6-b3c7vnibi9gn92g-y">
               <w:r>
                 <w:rPr>
                   <w:rFonts w:ascii="Arial" w:cs="Arial" w:eastAsia="Arial" w:hAnsi="Arial"/>
@@ -13288,7 +13569,7 @@
               <w:spacing w:after="10" w:before="0"/>
               <w:ind w:left="120"/>
             </w:pPr>
-            <w:hyperlink w:history="1" r:id="rIdjrydlf02z9fleiqfakqvi">
+            <w:hyperlink w:history="1" r:id="rId9lljir9b2mf5iebn8z_yo">
               <w:r>
                 <w:rPr>
                   <w:rFonts w:ascii="Arial" w:cs="Arial" w:eastAsia="Arial" w:hAnsi="Arial"/>
@@ -13333,7 +13614,7 @@
             <w:pPr>
               <w:spacing w:after="20" w:before="0"/>
             </w:pPr>
-            <w:hyperlink w:history="1" r:id="rIdphbyz00zzfwedxkkgle4j">
+            <w:hyperlink w:history="1" r:id="rId9jit47qen5s3zatzea-kn">
               <w:r>
                 <w:rPr>
                   <w:rFonts w:ascii="Arial" w:cs="Arial" w:eastAsia="Arial" w:hAnsi="Arial"/>
@@ -13382,7 +13663,7 @@
               <w:spacing w:after="10" w:before="0"/>
               <w:ind w:left="120"/>
             </w:pPr>
-            <w:hyperlink w:history="1" r:id="rIddoo83pecsplp1aoujbua4">
+            <w:hyperlink w:history="1" r:id="rIdhqxpnpl6zvtfk5pivfpqs">
               <w:r>
                 <w:rPr>
                   <w:rFonts w:ascii="Arial" w:cs="Arial" w:eastAsia="Arial" w:hAnsi="Arial"/>
@@ -13410,6 +13691,7 @@
           </w:tcPr>
           <w:p>
             <w:pPr>
+              <w:keepNext w:val="false"/>
               <w:spacing w:after="40" w:before="0"/>
               <w:jc w:val="left"/>
             </w:pPr>
@@ -13442,6 +13724,7 @@
           </w:tcPr>
           <w:p>
             <w:pPr>
+              <w:keepNext w:val="false"/>
               <w:spacing w:after="40" w:before="0"/>
               <w:jc w:val="left"/>
             </w:pPr>
@@ -13474,6 +13757,7 @@
           </w:tcPr>
           <w:p>
             <w:pPr>
+              <w:keepNext w:val="false"/>
               <w:spacing w:after="40" w:before="0"/>
               <w:jc w:val="left"/>
             </w:pPr>
@@ -13506,6 +13790,7 @@
           </w:tcPr>
           <w:p>
             <w:pPr>
+              <w:keepNext w:val="false"/>
               <w:spacing w:after="40" w:before="0"/>
               <w:jc w:val="left"/>
             </w:pPr>
@@ -13565,6 +13850,7 @@
           </w:tcPr>
           <w:p>
             <w:pPr>
+              <w:keepNext w:val="false"/>
               <w:spacing w:after="40" w:before="0"/>
               <w:jc w:val="center"/>
             </w:pPr>
@@ -13599,6 +13885,7 @@
           </w:tcPr>
           <w:p>
             <w:pPr>
+              <w:keepNext w:val="false"/>
               <w:spacing w:after="40" w:before="0"/>
               <w:jc w:val="left"/>
             </w:pPr>
@@ -13660,6 +13947,7 @@
           </w:tcPr>
           <w:p>
             <w:pPr>
+              <w:keepNext w:val="false"/>
               <w:spacing w:after="40" w:before="0"/>
               <w:jc w:val="center"/>
             </w:pPr>
@@ -13694,6 +13982,7 @@
           </w:tcPr>
           <w:p>
             <w:pPr>
+              <w:keepNext w:val="false"/>
               <w:spacing w:after="40" w:before="0"/>
               <w:jc w:val="left"/>
             </w:pPr>
@@ -13726,6 +14015,7 @@
           </w:tcPr>
           <w:p>
             <w:pPr>
+              <w:keepNext w:val="false"/>
               <w:spacing w:after="40" w:before="0"/>
               <w:jc w:val="left"/>
             </w:pPr>
@@ -13760,6 +14050,7 @@
           </w:tcPr>
           <w:p>
             <w:pPr>
+              <w:keepNext w:val="false"/>
               <w:spacing w:after="40" w:before="0"/>
               <w:jc w:val="left"/>
             </w:pPr>
@@ -13792,6 +14083,7 @@
           </w:tcPr>
           <w:p>
             <w:pPr>
+              <w:keepNext w:val="false"/>
               <w:spacing w:after="40" w:before="0"/>
               <w:jc w:val="left"/>
             </w:pPr>
@@ -13826,6 +14118,7 @@
           </w:tcPr>
           <w:p>
             <w:pPr>
+              <w:keepNext w:val="false"/>
               <w:spacing w:after="40" w:before="0"/>
               <w:jc w:val="left"/>
             </w:pPr>
@@ -13858,6 +14151,7 @@
           </w:tcPr>
           <w:p>
             <w:pPr>
+              <w:keepNext w:val="false"/>
               <w:spacing w:after="40" w:before="0"/>
               <w:jc w:val="left"/>
             </w:pPr>
@@ -13894,7 +14188,7 @@
         </w:rPr>
         <w:t xml:space="preserve">© 2026 SeaVuria and ARES. Aligned with KICD objectives. Developed by SeaVuria; technical implementation by ARES (with AI assistance from Claude). Licensed under </w:t>
       </w:r>
-      <w:hyperlink w:history="1" r:id="rIdpdldjlapibzaoy4hf2k5g">
+      <w:hyperlink w:history="1" r:id="rIdzhxo5jypbx2ms0e01-b-e">
         <w:r>
           <w:rPr>
             <w:rFonts w:ascii="Arial" w:cs="Arial" w:eastAsia="Arial" w:hAnsi="Arial"/>
@@ -13915,7 +14209,7 @@
         </w:rPr>
         <w:t xml:space="preserve"> (</w:t>
       </w:r>
-      <w:hyperlink w:history="1" r:id="rIdm5v9wuzkg0qtynmxxztyc">
+      <w:hyperlink w:history="1" r:id="rIdfa0vpo0usmneoba_lrwkw">
         <w:r>
           <w:rPr>
             <w:rFonts w:ascii="Arial" w:cs="Arial" w:eastAsia="Arial" w:hAnsi="Arial"/>
@@ -13975,6 +14269,7 @@
           </w:tcPr>
           <w:p>
             <w:pPr>
+              <w:keepNext w:val="false"/>
               <w:spacing w:after="40" w:before="0"/>
               <w:jc w:val="center"/>
             </w:pPr>
@@ -14010,6 +14305,7 @@
           </w:tcPr>
           <w:p>
             <w:pPr>
+              <w:keepNext w:val="false"/>
               <w:spacing w:after="40" w:before="0"/>
               <w:jc w:val="center"/>
             </w:pPr>
@@ -14044,6 +14340,7 @@
           </w:tcPr>
           <w:p>
             <w:pPr>
+              <w:keepNext w:val="false"/>
               <w:spacing w:after="40" w:before="0"/>
               <w:jc w:val="left"/>
             </w:pPr>
@@ -14076,6 +14373,7 @@
           </w:tcPr>
           <w:p>
             <w:pPr>
+              <w:keepNext w:val="false"/>
               <w:spacing w:after="40" w:before="0"/>
               <w:jc w:val="left"/>
             </w:pPr>
@@ -14110,6 +14408,7 @@
           </w:tcPr>
           <w:p>
             <w:pPr>
+              <w:keepNext w:val="false"/>
               <w:spacing w:after="40" w:before="0"/>
               <w:jc w:val="left"/>
             </w:pPr>
@@ -14142,6 +14441,7 @@
           </w:tcPr>
           <w:p>
             <w:pPr>
+              <w:keepNext w:val="false"/>
               <w:spacing w:after="40" w:before="0"/>
               <w:jc w:val="left"/>
             </w:pPr>
@@ -14176,6 +14476,7 @@
           </w:tcPr>
           <w:p>
             <w:pPr>
+              <w:keepNext w:val="false"/>
               <w:spacing w:after="40" w:before="0"/>
               <w:jc w:val="left"/>
             </w:pPr>
@@ -14208,6 +14509,7 @@
           </w:tcPr>
           <w:p>
             <w:pPr>
+              <w:keepNext w:val="false"/>
               <w:spacing w:after="40" w:before="0"/>
               <w:jc w:val="left"/>
             </w:pPr>
@@ -14242,6 +14544,7 @@
           </w:tcPr>
           <w:p>
             <w:pPr>
+              <w:keepNext w:val="false"/>
               <w:spacing w:after="40" w:before="0"/>
               <w:jc w:val="left"/>
             </w:pPr>
@@ -14274,6 +14577,7 @@
           </w:tcPr>
           <w:p>
             <w:pPr>
+              <w:keepNext w:val="false"/>
               <w:spacing w:after="40" w:before="0"/>
               <w:jc w:val="left"/>
             </w:pPr>
@@ -14308,6 +14612,7 @@
           </w:tcPr>
           <w:p>
             <w:pPr>
+              <w:keepNext w:val="false"/>
               <w:spacing w:after="40" w:before="0"/>
               <w:jc w:val="left"/>
             </w:pPr>
@@ -14340,6 +14645,7 @@
           </w:tcPr>
           <w:p>
             <w:pPr>
+              <w:keepNext w:val="false"/>
               <w:spacing w:after="40" w:before="0"/>
               <w:jc w:val="left"/>
             </w:pPr>
@@ -14374,6 +14680,7 @@
           </w:tcPr>
           <w:p>
             <w:pPr>
+              <w:keepNext w:val="false"/>
               <w:spacing w:after="40" w:before="0"/>
               <w:jc w:val="left"/>
             </w:pPr>
@@ -14406,6 +14713,7 @@
           </w:tcPr>
           <w:p>
             <w:pPr>
+              <w:keepNext w:val="false"/>
               <w:spacing w:after="40" w:before="0"/>
               <w:jc w:val="left"/>
             </w:pPr>
@@ -14440,6 +14748,7 @@
           </w:tcPr>
           <w:p>
             <w:pPr>
+              <w:keepNext w:val="false"/>
               <w:spacing w:after="40" w:before="0"/>
               <w:jc w:val="left"/>
             </w:pPr>
@@ -14472,6 +14781,7 @@
           </w:tcPr>
           <w:p>
             <w:pPr>
+              <w:keepNext w:val="false"/>
               <w:spacing w:after="40" w:before="0"/>
               <w:jc w:val="left"/>
             </w:pPr>
@@ -14506,6 +14816,7 @@
           </w:tcPr>
           <w:p>
             <w:pPr>
+              <w:keepNext w:val="false"/>
               <w:spacing w:after="40" w:before="0"/>
               <w:jc w:val="left"/>
             </w:pPr>
@@ -14538,6 +14849,7 @@
           </w:tcPr>
           <w:p>
             <w:pPr>
+              <w:keepNext w:val="false"/>
               <w:spacing w:after="40" w:before="0"/>
               <w:jc w:val="left"/>
             </w:pPr>
@@ -14597,6 +14909,7 @@
           </w:tcPr>
           <w:p>
             <w:pPr>
+              <w:keepNext w:val="false"/>
               <w:spacing w:after="40" w:before="0"/>
               <w:jc w:val="center"/>
             </w:pPr>
@@ -14631,6 +14944,7 @@
           </w:tcPr>
           <w:p>
             <w:pPr>
+              <w:keepNext w:val="false"/>
               <w:spacing w:after="40" w:before="0"/>
               <w:jc w:val="left"/>
             </w:pPr>
@@ -14695,6 +15009,7 @@
           </w:tcPr>
           <w:p>
             <w:pPr>
+              <w:keepNext w:val="false"/>
               <w:spacing w:after="40" w:before="0"/>
               <w:jc w:val="center"/>
             </w:pPr>
@@ -14729,6 +15044,7 @@
           </w:tcPr>
           <w:p>
             <w:pPr>
+              <w:keepNext w:val="false"/>
               <w:spacing w:after="40" w:before="0"/>
               <w:jc w:val="left"/>
             </w:pPr>
@@ -14761,6 +15077,7 @@
           </w:tcPr>
           <w:p>
             <w:pPr>
+              <w:keepNext w:val="false"/>
               <w:spacing w:after="40" w:before="0"/>
               <w:jc w:val="left"/>
             </w:pPr>
@@ -14793,6 +15110,7 @@
           </w:tcPr>
           <w:p>
             <w:pPr>
+              <w:keepNext w:val="false"/>
               <w:spacing w:after="40" w:before="0"/>
               <w:jc w:val="left"/>
             </w:pPr>
@@ -14825,6 +15143,7 @@
           </w:tcPr>
           <w:p>
             <w:pPr>
+              <w:keepNext w:val="false"/>
               <w:spacing w:after="40" w:before="0"/>
               <w:jc w:val="left"/>
             </w:pPr>
@@ -14857,6 +15176,7 @@
           </w:tcPr>
           <w:p>
             <w:pPr>
+              <w:keepNext w:val="false"/>
               <w:spacing w:after="40" w:before="0"/>
               <w:jc w:val="left"/>
             </w:pPr>
@@ -14891,6 +15211,7 @@
           </w:tcPr>
           <w:p>
             <w:pPr>
+              <w:keepNext w:val="false"/>
               <w:spacing w:after="40" w:before="0"/>
               <w:jc w:val="left"/>
             </w:pPr>
@@ -14928,7 +15249,7 @@
             <w:pPr>
               <w:spacing w:after="20" w:before="0"/>
             </w:pPr>
-            <w:hyperlink w:history="1" r:id="rIdviuc4cpjfk8hkphjnmunp">
+            <w:hyperlink w:history="1" r:id="rIdc6tgjkjvdy_njgqkfn_om">
               <w:r>
                 <w:rPr>
                   <w:rFonts w:ascii="Arial" w:cs="Arial" w:eastAsia="Arial" w:hAnsi="Arial"/>
@@ -14961,7 +15282,7 @@
               <w:spacing w:after="10" w:before="0"/>
               <w:ind w:left="120"/>
             </w:pPr>
-            <w:hyperlink w:history="1" r:id="rId7l_yhm2xc4h8yz8u7ovpj">
+            <w:hyperlink w:history="1" r:id="rIdjzx86jal8rokvjxt_ucli">
               <w:r>
                 <w:rPr>
                   <w:rFonts w:ascii="Arial" w:cs="Arial" w:eastAsia="Arial" w:hAnsi="Arial"/>
@@ -15006,7 +15327,7 @@
             <w:pPr>
               <w:spacing w:after="20" w:before="0"/>
             </w:pPr>
-            <w:hyperlink w:history="1" r:id="rIdugedcfq56_l2fhtszpykc">
+            <w:hyperlink w:history="1" r:id="rId8ahhsd2oxh-g1-0hs6xqd">
               <w:r>
                 <w:rPr>
                   <w:rFonts w:ascii="Arial" w:cs="Arial" w:eastAsia="Arial" w:hAnsi="Arial"/>
@@ -15039,7 +15360,7 @@
               <w:spacing w:after="10" w:before="0"/>
               <w:ind w:left="120"/>
             </w:pPr>
-            <w:hyperlink w:history="1" r:id="rIdonc_pfnq-1zi0jrnphl0p">
+            <w:hyperlink w:history="1" r:id="rIduvkbs-a0qaadwvjgl3pko">
               <w:r>
                 <w:rPr>
                   <w:rFonts w:ascii="Arial" w:cs="Arial" w:eastAsia="Arial" w:hAnsi="Arial"/>
@@ -15067,6 +15388,7 @@
           </w:tcPr>
           <w:p>
             <w:pPr>
+              <w:keepNext w:val="false"/>
               <w:spacing w:after="40" w:before="0"/>
               <w:jc w:val="left"/>
             </w:pPr>
@@ -15099,6 +15421,7 @@
           </w:tcPr>
           <w:p>
             <w:pPr>
+              <w:keepNext w:val="false"/>
               <w:spacing w:after="40" w:before="0"/>
               <w:jc w:val="left"/>
             </w:pPr>
@@ -15131,6 +15454,7 @@
           </w:tcPr>
           <w:p>
             <w:pPr>
+              <w:keepNext w:val="false"/>
               <w:spacing w:after="40" w:before="0"/>
               <w:jc w:val="left"/>
             </w:pPr>
@@ -15163,6 +15487,7 @@
           </w:tcPr>
           <w:p>
             <w:pPr>
+              <w:keepNext w:val="false"/>
               <w:spacing w:after="40" w:before="0"/>
               <w:jc w:val="left"/>
             </w:pPr>
@@ -15197,6 +15522,7 @@
           </w:tcPr>
           <w:p>
             <w:pPr>
+              <w:keepNext w:val="false"/>
               <w:spacing w:after="40" w:before="0"/>
               <w:jc w:val="left"/>
             </w:pPr>
@@ -15234,7 +15560,7 @@
             <w:pPr>
               <w:spacing w:after="20" w:before="0"/>
             </w:pPr>
-            <w:hyperlink w:history="1" r:id="rIdjlhynbwtq_lkk-li2yghu">
+            <w:hyperlink w:history="1" r:id="rIdafqgazg9hkzeoktrcaf-j">
               <w:r>
                 <w:rPr>
                   <w:rFonts w:ascii="Arial" w:cs="Arial" w:eastAsia="Arial" w:hAnsi="Arial"/>
@@ -15267,7 +15593,7 @@
               <w:spacing w:after="10" w:before="0"/>
               <w:ind w:left="120"/>
             </w:pPr>
-            <w:hyperlink w:history="1" r:id="rIdacmgnmaefcjzobdm4cims">
+            <w:hyperlink w:history="1" r:id="rId3uuhstzj2c5farwuav00-">
               <w:r>
                 <w:rPr>
                   <w:rFonts w:ascii="Arial" w:cs="Arial" w:eastAsia="Arial" w:hAnsi="Arial"/>
@@ -15312,7 +15638,7 @@
             <w:pPr>
               <w:spacing w:after="20" w:before="0"/>
             </w:pPr>
-            <w:hyperlink w:history="1" r:id="rIdm2sezz1yhp11jkxr5jqln">
+            <w:hyperlink w:history="1" r:id="rId56kzwa8n6tbyav92lpn-w">
               <w:r>
                 <w:rPr>
                   <w:rFonts w:ascii="Arial" w:cs="Arial" w:eastAsia="Arial" w:hAnsi="Arial"/>
@@ -15345,7 +15671,7 @@
               <w:spacing w:after="10" w:before="0"/>
               <w:ind w:left="120"/>
             </w:pPr>
-            <w:hyperlink w:history="1" r:id="rIdw0zsywvyasggod4vp_m36">
+            <w:hyperlink w:history="1" r:id="rIdm2w4paxzhkawcthclg1mu">
               <w:r>
                 <w:rPr>
                   <w:rFonts w:ascii="Arial" w:cs="Arial" w:eastAsia="Arial" w:hAnsi="Arial"/>
@@ -15373,6 +15699,7 @@
           </w:tcPr>
           <w:p>
             <w:pPr>
+              <w:keepNext w:val="false"/>
               <w:spacing w:after="40" w:before="0"/>
               <w:jc w:val="left"/>
             </w:pPr>
@@ -15405,6 +15732,7 @@
           </w:tcPr>
           <w:p>
             <w:pPr>
+              <w:keepNext w:val="false"/>
               <w:spacing w:after="40" w:before="0"/>
               <w:jc w:val="left"/>
             </w:pPr>
@@ -15437,6 +15765,7 @@
           </w:tcPr>
           <w:p>
             <w:pPr>
+              <w:keepNext w:val="false"/>
               <w:spacing w:after="40" w:before="0"/>
               <w:jc w:val="left"/>
             </w:pPr>
@@ -15469,6 +15798,7 @@
           </w:tcPr>
           <w:p>
             <w:pPr>
+              <w:keepNext w:val="false"/>
               <w:spacing w:after="40" w:before="0"/>
               <w:jc w:val="left"/>
             </w:pPr>
@@ -15503,6 +15833,7 @@
           </w:tcPr>
           <w:p>
             <w:pPr>
+              <w:keepNext w:val="false"/>
               <w:spacing w:after="40" w:before="0"/>
               <w:jc w:val="left"/>
             </w:pPr>
@@ -15540,7 +15871,7 @@
             <w:pPr>
               <w:spacing w:after="20" w:before="0"/>
             </w:pPr>
-            <w:hyperlink w:history="1" r:id="rIdi9oypf7qtpxm2o9g1e7zr">
+            <w:hyperlink w:history="1" r:id="rIdrcxbnzkj6fbbgyptzjghv">
               <w:r>
                 <w:rPr>
                   <w:rFonts w:ascii="Arial" w:cs="Arial" w:eastAsia="Arial" w:hAnsi="Arial"/>
@@ -15573,7 +15904,7 @@
               <w:spacing w:after="10" w:before="0"/>
               <w:ind w:left="120"/>
             </w:pPr>
-            <w:hyperlink w:history="1" r:id="rIdjc-a_hfy9ylu3v8i13ozv">
+            <w:hyperlink w:history="1" r:id="rIdd_odvbp99rjlcjrvczfui">
               <w:r>
                 <w:rPr>
                   <w:rFonts w:ascii="Arial" w:cs="Arial" w:eastAsia="Arial" w:hAnsi="Arial"/>
@@ -15618,7 +15949,7 @@
             <w:pPr>
               <w:spacing w:after="20" w:before="0"/>
             </w:pPr>
-            <w:hyperlink w:history="1" r:id="rIdom2hsjqnjk8gonurq4wmb">
+            <w:hyperlink w:history="1" r:id="rIdapq0geibj5crncyzb8bfn">
               <w:r>
                 <w:rPr>
                   <w:rFonts w:ascii="Arial" w:cs="Arial" w:eastAsia="Arial" w:hAnsi="Arial"/>
@@ -15651,7 +15982,7 @@
               <w:spacing w:after="10" w:before="0"/>
               <w:ind w:left="120"/>
             </w:pPr>
-            <w:hyperlink w:history="1" r:id="rIdm_blhaqlsrjd-mgt_0epo">
+            <w:hyperlink w:history="1" r:id="rIdlcgkovq-vkt_qxuaqyqkt">
               <w:r>
                 <w:rPr>
                   <w:rFonts w:ascii="Arial" w:cs="Arial" w:eastAsia="Arial" w:hAnsi="Arial"/>
@@ -15679,6 +16010,7 @@
           </w:tcPr>
           <w:p>
             <w:pPr>
+              <w:keepNext w:val="false"/>
               <w:spacing w:after="40" w:before="0"/>
               <w:jc w:val="left"/>
             </w:pPr>
@@ -15711,6 +16043,7 @@
           </w:tcPr>
           <w:p>
             <w:pPr>
+              <w:keepNext w:val="false"/>
               <w:spacing w:after="40" w:before="0"/>
               <w:jc w:val="left"/>
             </w:pPr>
@@ -15743,6 +16076,7 @@
           </w:tcPr>
           <w:p>
             <w:pPr>
+              <w:keepNext w:val="false"/>
               <w:spacing w:after="40" w:before="0"/>
               <w:jc w:val="left"/>
             </w:pPr>
@@ -15775,6 +16109,7 @@
           </w:tcPr>
           <w:p>
             <w:pPr>
+              <w:keepNext w:val="false"/>
               <w:spacing w:after="40" w:before="0"/>
               <w:jc w:val="left"/>
             </w:pPr>
@@ -15809,6 +16144,7 @@
           </w:tcPr>
           <w:p>
             <w:pPr>
+              <w:keepNext w:val="false"/>
               <w:spacing w:after="40" w:before="0"/>
               <w:jc w:val="left"/>
             </w:pPr>
@@ -15846,7 +16182,7 @@
             <w:pPr>
               <w:spacing w:after="20" w:before="0"/>
             </w:pPr>
-            <w:hyperlink w:history="1" r:id="rIdc5js8fw0pis7atlobycn1">
+            <w:hyperlink w:history="1" r:id="rIdphvsjy1nuzud52bj0bnqi">
               <w:r>
                 <w:rPr>
                   <w:rFonts w:ascii="Arial" w:cs="Arial" w:eastAsia="Arial" w:hAnsi="Arial"/>
@@ -15879,7 +16215,7 @@
               <w:spacing w:after="10" w:before="0"/>
               <w:ind w:left="120"/>
             </w:pPr>
-            <w:hyperlink w:history="1" r:id="rIdms6qohgolaiwionyjdbxz">
+            <w:hyperlink w:history="1" r:id="rId0famk3m_w6kssecj9ls6o">
               <w:r>
                 <w:rPr>
                   <w:rFonts w:ascii="Arial" w:cs="Arial" w:eastAsia="Arial" w:hAnsi="Arial"/>
@@ -15924,7 +16260,7 @@
             <w:pPr>
               <w:spacing w:after="20" w:before="0"/>
             </w:pPr>
-            <w:hyperlink w:history="1" r:id="rId2kqjuxqd9dtwksp7uwpvm">
+            <w:hyperlink w:history="1" r:id="rIdzdj3uocui1ynhd_n79kye">
               <w:r>
                 <w:rPr>
                   <w:rFonts w:ascii="Arial" w:cs="Arial" w:eastAsia="Arial" w:hAnsi="Arial"/>
@@ -15957,7 +16293,7 @@
               <w:spacing w:after="10" w:before="0"/>
               <w:ind w:left="120"/>
             </w:pPr>
-            <w:hyperlink w:history="1" r:id="rIdxxbufxyglsknac1rmjrf_">
+            <w:hyperlink w:history="1" r:id="rIdq91ptjg7miookankcenqo">
               <w:r>
                 <w:rPr>
                   <w:rFonts w:ascii="Arial" w:cs="Arial" w:eastAsia="Arial" w:hAnsi="Arial"/>
@@ -15985,6 +16321,7 @@
           </w:tcPr>
           <w:p>
             <w:pPr>
+              <w:keepNext w:val="false"/>
               <w:spacing w:after="40" w:before="0"/>
               <w:jc w:val="left"/>
             </w:pPr>
@@ -16017,6 +16354,7 @@
           </w:tcPr>
           <w:p>
             <w:pPr>
+              <w:keepNext w:val="false"/>
               <w:spacing w:after="40" w:before="0"/>
               <w:jc w:val="left"/>
             </w:pPr>
@@ -16049,6 +16387,7 @@
           </w:tcPr>
           <w:p>
             <w:pPr>
+              <w:keepNext w:val="false"/>
               <w:spacing w:after="40" w:before="0"/>
               <w:jc w:val="left"/>
             </w:pPr>
@@ -16081,6 +16420,7 @@
           </w:tcPr>
           <w:p>
             <w:pPr>
+              <w:keepNext w:val="false"/>
               <w:spacing w:after="40" w:before="0"/>
               <w:jc w:val="left"/>
             </w:pPr>
@@ -16115,6 +16455,7 @@
           </w:tcPr>
           <w:p>
             <w:pPr>
+              <w:keepNext w:val="false"/>
               <w:spacing w:after="40" w:before="0"/>
               <w:jc w:val="left"/>
             </w:pPr>
@@ -16152,7 +16493,7 @@
             <w:pPr>
               <w:spacing w:after="20" w:before="0"/>
             </w:pPr>
-            <w:hyperlink w:history="1" r:id="rId0cworvmdfi2deflo1kjht">
+            <w:hyperlink w:history="1" r:id="rIdexzqv4bzcheftxg6_vpad">
               <w:r>
                 <w:rPr>
                   <w:rFonts w:ascii="Arial" w:cs="Arial" w:eastAsia="Arial" w:hAnsi="Arial"/>
@@ -16185,7 +16526,7 @@
               <w:spacing w:after="10" w:before="0"/>
               <w:ind w:left="120"/>
             </w:pPr>
-            <w:hyperlink w:history="1" r:id="rIdwfr7mzsndl-yvcwlcmndd">
+            <w:hyperlink w:history="1" r:id="rIdd3ivk1cm6ddrmm8tiwzi-">
               <w:r>
                 <w:rPr>
                   <w:rFonts w:ascii="Arial" w:cs="Arial" w:eastAsia="Arial" w:hAnsi="Arial"/>
@@ -16230,7 +16571,7 @@
             <w:pPr>
               <w:spacing w:after="20" w:before="0"/>
             </w:pPr>
-            <w:hyperlink w:history="1" r:id="rIdhkwokfmyxvidwecobjqvo">
+            <w:hyperlink w:history="1" r:id="rIdl24ojnpnzywe-iue5eg_m">
               <w:r>
                 <w:rPr>
                   <w:rFonts w:ascii="Arial" w:cs="Arial" w:eastAsia="Arial" w:hAnsi="Arial"/>
@@ -16279,7 +16620,7 @@
               <w:spacing w:after="10" w:before="0"/>
               <w:ind w:left="120"/>
             </w:pPr>
-            <w:hyperlink w:history="1" r:id="rIdp_azzwv1d431plwuzanou">
+            <w:hyperlink w:history="1" r:id="rIdonykprxxx9cqe5s-rumlz">
               <w:r>
                 <w:rPr>
                   <w:rFonts w:ascii="Arial" w:cs="Arial" w:eastAsia="Arial" w:hAnsi="Arial"/>
@@ -16307,6 +16648,7 @@
           </w:tcPr>
           <w:p>
             <w:pPr>
+              <w:keepNext w:val="false"/>
               <w:spacing w:after="40" w:before="0"/>
               <w:jc w:val="left"/>
             </w:pPr>
@@ -16339,6 +16681,7 @@
           </w:tcPr>
           <w:p>
             <w:pPr>
+              <w:keepNext w:val="false"/>
               <w:spacing w:after="40" w:before="0"/>
               <w:jc w:val="left"/>
             </w:pPr>
@@ -16371,6 +16714,7 @@
           </w:tcPr>
           <w:p>
             <w:pPr>
+              <w:keepNext w:val="false"/>
               <w:spacing w:after="40" w:before="0"/>
               <w:jc w:val="left"/>
             </w:pPr>
@@ -16403,6 +16747,7 @@
           </w:tcPr>
           <w:p>
             <w:pPr>
+              <w:keepNext w:val="false"/>
               <w:spacing w:after="40" w:before="0"/>
               <w:jc w:val="left"/>
             </w:pPr>
@@ -16462,6 +16807,7 @@
           </w:tcPr>
           <w:p>
             <w:pPr>
+              <w:keepNext w:val="false"/>
               <w:spacing w:after="40" w:before="0"/>
               <w:jc w:val="center"/>
             </w:pPr>
@@ -16496,6 +16842,7 @@
           </w:tcPr>
           <w:p>
             <w:pPr>
+              <w:keepNext w:val="false"/>
               <w:spacing w:after="40" w:before="0"/>
               <w:jc w:val="left"/>
             </w:pPr>
@@ -16557,6 +16904,7 @@
           </w:tcPr>
           <w:p>
             <w:pPr>
+              <w:keepNext w:val="false"/>
               <w:spacing w:after="40" w:before="0"/>
               <w:jc w:val="center"/>
             </w:pPr>
@@ -16591,6 +16939,7 @@
           </w:tcPr>
           <w:p>
             <w:pPr>
+              <w:keepNext w:val="false"/>
               <w:spacing w:after="40" w:before="0"/>
               <w:jc w:val="left"/>
             </w:pPr>
@@ -16623,6 +16972,7 @@
           </w:tcPr>
           <w:p>
             <w:pPr>
+              <w:keepNext w:val="false"/>
               <w:spacing w:after="40" w:before="0"/>
               <w:jc w:val="left"/>
             </w:pPr>
@@ -16657,6 +17007,7 @@
           </w:tcPr>
           <w:p>
             <w:pPr>
+              <w:keepNext w:val="false"/>
               <w:spacing w:after="40" w:before="0"/>
               <w:jc w:val="left"/>
             </w:pPr>
@@ -16689,6 +17040,7 @@
           </w:tcPr>
           <w:p>
             <w:pPr>
+              <w:keepNext w:val="false"/>
               <w:spacing w:after="40" w:before="0"/>
               <w:jc w:val="left"/>
             </w:pPr>
@@ -16723,6 +17075,7 @@
           </w:tcPr>
           <w:p>
             <w:pPr>
+              <w:keepNext w:val="false"/>
               <w:spacing w:after="40" w:before="0"/>
               <w:jc w:val="left"/>
             </w:pPr>
@@ -16755,6 +17108,7 @@
           </w:tcPr>
           <w:p>
             <w:pPr>
+              <w:keepNext w:val="false"/>
               <w:spacing w:after="40" w:before="0"/>
               <w:jc w:val="left"/>
             </w:pPr>
@@ -16791,7 +17145,7 @@
         </w:rPr>
         <w:t xml:space="preserve">© 2026 SeaVuria and ARES. Aligned with KICD objectives. Developed by SeaVuria; technical implementation by ARES (with AI assistance from Claude). Licensed under </w:t>
       </w:r>
-      <w:hyperlink w:history="1" r:id="rIds5ucm4bltfpflj1abmtdz">
+      <w:hyperlink w:history="1" r:id="rIdo1a0ak7cpcrglkyfyz3g5">
         <w:r>
           <w:rPr>
             <w:rFonts w:ascii="Arial" w:cs="Arial" w:eastAsia="Arial" w:hAnsi="Arial"/>
@@ -16812,7 +17166,7 @@
         </w:rPr>
         <w:t xml:space="preserve"> (</w:t>
       </w:r>
-      <w:hyperlink w:history="1" r:id="rIdfgpck1x6bkslmkxka6lwk">
+      <w:hyperlink w:history="1" r:id="rIdp3dtrzdbepedkxcpcj7yi">
         <w:r>
           <w:rPr>
             <w:rFonts w:ascii="Arial" w:cs="Arial" w:eastAsia="Arial" w:hAnsi="Arial"/>
@@ -16872,6 +17226,7 @@
           </w:tcPr>
           <w:p>
             <w:pPr>
+              <w:keepNext w:val="false"/>
               <w:spacing w:after="40" w:before="0"/>
               <w:jc w:val="center"/>
             </w:pPr>
@@ -16907,6 +17262,7 @@
           </w:tcPr>
           <w:p>
             <w:pPr>
+              <w:keepNext w:val="false"/>
               <w:spacing w:after="40" w:before="0"/>
               <w:jc w:val="center"/>
             </w:pPr>
@@ -16941,6 +17297,7 @@
           </w:tcPr>
           <w:p>
             <w:pPr>
+              <w:keepNext w:val="false"/>
               <w:spacing w:after="40" w:before="0"/>
               <w:jc w:val="left"/>
             </w:pPr>
@@ -16973,6 +17330,7 @@
           </w:tcPr>
           <w:p>
             <w:pPr>
+              <w:keepNext w:val="false"/>
               <w:spacing w:after="40" w:before="0"/>
               <w:jc w:val="left"/>
             </w:pPr>
@@ -17007,6 +17365,7 @@
           </w:tcPr>
           <w:p>
             <w:pPr>
+              <w:keepNext w:val="false"/>
               <w:spacing w:after="40" w:before="0"/>
               <w:jc w:val="left"/>
             </w:pPr>
@@ -17039,6 +17398,7 @@
           </w:tcPr>
           <w:p>
             <w:pPr>
+              <w:keepNext w:val="false"/>
               <w:spacing w:after="40" w:before="0"/>
               <w:jc w:val="left"/>
             </w:pPr>
@@ -17073,6 +17433,7 @@
           </w:tcPr>
           <w:p>
             <w:pPr>
+              <w:keepNext w:val="false"/>
               <w:spacing w:after="40" w:before="0"/>
               <w:jc w:val="left"/>
             </w:pPr>
@@ -17105,6 +17466,7 @@
           </w:tcPr>
           <w:p>
             <w:pPr>
+              <w:keepNext w:val="false"/>
               <w:spacing w:after="40" w:before="0"/>
               <w:jc w:val="left"/>
             </w:pPr>
@@ -17139,6 +17501,7 @@
           </w:tcPr>
           <w:p>
             <w:pPr>
+              <w:keepNext w:val="false"/>
               <w:spacing w:after="40" w:before="0"/>
               <w:jc w:val="left"/>
             </w:pPr>
@@ -17171,6 +17534,7 @@
           </w:tcPr>
           <w:p>
             <w:pPr>
+              <w:keepNext w:val="false"/>
               <w:spacing w:after="40" w:before="0"/>
               <w:jc w:val="left"/>
             </w:pPr>
@@ -17205,6 +17569,7 @@
           </w:tcPr>
           <w:p>
             <w:pPr>
+              <w:keepNext w:val="false"/>
               <w:spacing w:after="40" w:before="0"/>
               <w:jc w:val="left"/>
             </w:pPr>
@@ -17237,6 +17602,7 @@
           </w:tcPr>
           <w:p>
             <w:pPr>
+              <w:keepNext w:val="false"/>
               <w:spacing w:after="40" w:before="0"/>
               <w:jc w:val="left"/>
             </w:pPr>
@@ -17271,6 +17637,7 @@
           </w:tcPr>
           <w:p>
             <w:pPr>
+              <w:keepNext w:val="false"/>
               <w:spacing w:after="40" w:before="0"/>
               <w:jc w:val="left"/>
             </w:pPr>
@@ -17303,6 +17670,7 @@
           </w:tcPr>
           <w:p>
             <w:pPr>
+              <w:keepNext w:val="false"/>
               <w:spacing w:after="40" w:before="0"/>
               <w:jc w:val="left"/>
             </w:pPr>
@@ -17337,6 +17705,7 @@
           </w:tcPr>
           <w:p>
             <w:pPr>
+              <w:keepNext w:val="false"/>
               <w:spacing w:after="40" w:before="0"/>
               <w:jc w:val="left"/>
             </w:pPr>
@@ -17369,6 +17738,7 @@
           </w:tcPr>
           <w:p>
             <w:pPr>
+              <w:keepNext w:val="false"/>
               <w:spacing w:after="40" w:before="0"/>
               <w:jc w:val="left"/>
             </w:pPr>
@@ -17403,6 +17773,7 @@
           </w:tcPr>
           <w:p>
             <w:pPr>
+              <w:keepNext w:val="false"/>
               <w:spacing w:after="40" w:before="0"/>
               <w:jc w:val="left"/>
             </w:pPr>
@@ -17435,6 +17806,7 @@
           </w:tcPr>
           <w:p>
             <w:pPr>
+              <w:keepNext w:val="false"/>
               <w:spacing w:after="40" w:before="0"/>
               <w:jc w:val="left"/>
             </w:pPr>
@@ -17494,6 +17866,7 @@
           </w:tcPr>
           <w:p>
             <w:pPr>
+              <w:keepNext w:val="false"/>
               <w:spacing w:after="40" w:before="0"/>
               <w:jc w:val="center"/>
             </w:pPr>
@@ -17528,6 +17901,7 @@
           </w:tcPr>
           <w:p>
             <w:pPr>
+              <w:keepNext w:val="false"/>
               <w:spacing w:after="40" w:before="0"/>
               <w:jc w:val="left"/>
             </w:pPr>
@@ -17592,6 +17966,7 @@
           </w:tcPr>
           <w:p>
             <w:pPr>
+              <w:keepNext w:val="false"/>
               <w:spacing w:after="40" w:before="0"/>
               <w:jc w:val="center"/>
             </w:pPr>
@@ -17626,6 +18001,7 @@
           </w:tcPr>
           <w:p>
             <w:pPr>
+              <w:keepNext w:val="false"/>
               <w:spacing w:after="40" w:before="0"/>
               <w:jc w:val="left"/>
             </w:pPr>
@@ -17658,6 +18034,7 @@
           </w:tcPr>
           <w:p>
             <w:pPr>
+              <w:keepNext w:val="false"/>
               <w:spacing w:after="40" w:before="0"/>
               <w:jc w:val="left"/>
             </w:pPr>
@@ -17690,6 +18067,7 @@
           </w:tcPr>
           <w:p>
             <w:pPr>
+              <w:keepNext w:val="false"/>
               <w:spacing w:after="40" w:before="0"/>
               <w:jc w:val="left"/>
             </w:pPr>
@@ -17722,6 +18100,7 @@
           </w:tcPr>
           <w:p>
             <w:pPr>
+              <w:keepNext w:val="false"/>
               <w:spacing w:after="40" w:before="0"/>
               <w:jc w:val="left"/>
             </w:pPr>
@@ -17754,6 +18133,7 @@
           </w:tcPr>
           <w:p>
             <w:pPr>
+              <w:keepNext w:val="false"/>
               <w:spacing w:after="40" w:before="0"/>
               <w:jc w:val="left"/>
             </w:pPr>
@@ -17788,6 +18168,7 @@
           </w:tcPr>
           <w:p>
             <w:pPr>
+              <w:keepNext w:val="false"/>
               <w:spacing w:after="40" w:before="0"/>
               <w:jc w:val="left"/>
             </w:pPr>
@@ -17825,7 +18206,7 @@
             <w:pPr>
               <w:spacing w:after="20" w:before="0"/>
             </w:pPr>
-            <w:hyperlink w:history="1" r:id="rIdiygrlak9mr2irvo2_-fuv">
+            <w:hyperlink w:history="1" r:id="rIdf1w83edblhvfsczw8qm7c">
               <w:r>
                 <w:rPr>
                   <w:rFonts w:ascii="Arial" w:cs="Arial" w:eastAsia="Arial" w:hAnsi="Arial"/>
@@ -17858,7 +18239,7 @@
               <w:spacing w:after="10" w:before="0"/>
               <w:ind w:left="120"/>
             </w:pPr>
-            <w:hyperlink w:history="1" r:id="rIdcsnkjkkbjitp9napp6thr">
+            <w:hyperlink w:history="1" r:id="rIdmnztihwbmdkomlpj8eyxj">
               <w:r>
                 <w:rPr>
                   <w:rFonts w:ascii="Arial" w:cs="Arial" w:eastAsia="Arial" w:hAnsi="Arial"/>
@@ -17903,7 +18284,7 @@
             <w:pPr>
               <w:spacing w:after="20" w:before="0"/>
             </w:pPr>
-            <w:hyperlink w:history="1" r:id="rIdlw2iisxjf18wqyzmsmsvd">
+            <w:hyperlink w:history="1" r:id="rIdqvn_pwn2f-yppokr-0eev">
               <w:r>
                 <w:rPr>
                   <w:rFonts w:ascii="Arial" w:cs="Arial" w:eastAsia="Arial" w:hAnsi="Arial"/>
@@ -17952,7 +18333,7 @@
               <w:spacing w:after="10" w:before="0"/>
               <w:ind w:left="120"/>
             </w:pPr>
-            <w:hyperlink w:history="1" r:id="rId2o5s_j1f3qb8avv5uqgxu">
+            <w:hyperlink w:history="1" r:id="rIdhshrh3tmqjjm9hcnpexqe">
               <w:r>
                 <w:rPr>
                   <w:rFonts w:ascii="Arial" w:cs="Arial" w:eastAsia="Arial" w:hAnsi="Arial"/>
@@ -17980,6 +18361,7 @@
           </w:tcPr>
           <w:p>
             <w:pPr>
+              <w:keepNext w:val="false"/>
               <w:spacing w:after="40" w:before="0"/>
               <w:jc w:val="left"/>
             </w:pPr>
@@ -18012,6 +18394,7 @@
           </w:tcPr>
           <w:p>
             <w:pPr>
+              <w:keepNext w:val="false"/>
               <w:spacing w:after="40" w:before="0"/>
               <w:jc w:val="left"/>
             </w:pPr>
@@ -18044,6 +18427,7 @@
           </w:tcPr>
           <w:p>
             <w:pPr>
+              <w:keepNext w:val="false"/>
               <w:spacing w:after="40" w:before="0"/>
               <w:jc w:val="left"/>
             </w:pPr>
@@ -18076,6 +18460,7 @@
           </w:tcPr>
           <w:p>
             <w:pPr>
+              <w:keepNext w:val="false"/>
               <w:spacing w:after="40" w:before="0"/>
               <w:jc w:val="left"/>
             </w:pPr>
@@ -18110,6 +18495,7 @@
           </w:tcPr>
           <w:p>
             <w:pPr>
+              <w:keepNext w:val="false"/>
               <w:spacing w:after="40" w:before="0"/>
               <w:jc w:val="left"/>
             </w:pPr>
@@ -18147,7 +18533,7 @@
             <w:pPr>
               <w:spacing w:after="20" w:before="0"/>
             </w:pPr>
-            <w:hyperlink w:history="1" r:id="rIdw7nbdunhu47kiiyovybt5">
+            <w:hyperlink w:history="1" r:id="rIdiaspclwiy0zeclpzasnuj">
               <w:r>
                 <w:rPr>
                   <w:rFonts w:ascii="Arial" w:cs="Arial" w:eastAsia="Arial" w:hAnsi="Arial"/>
@@ -18180,7 +18566,7 @@
               <w:spacing w:after="10" w:before="0"/>
               <w:ind w:left="120"/>
             </w:pPr>
-            <w:hyperlink w:history="1" r:id="rIdu2d7fixki5qgd0n4hbwa1">
+            <w:hyperlink w:history="1" r:id="rIdkr-yh_djrmxb3svuwqrx0">
               <w:r>
                 <w:rPr>
                   <w:rFonts w:ascii="Arial" w:cs="Arial" w:eastAsia="Arial" w:hAnsi="Arial"/>
@@ -18225,7 +18611,7 @@
             <w:pPr>
               <w:spacing w:after="20" w:before="0"/>
             </w:pPr>
-            <w:hyperlink w:history="1" r:id="rId-rlkprx3vu311u5y80pjk">
+            <w:hyperlink w:history="1" r:id="rIduquuwjnkvvln6aycuntck">
               <w:r>
                 <w:rPr>
                   <w:rFonts w:ascii="Arial" w:cs="Arial" w:eastAsia="Arial" w:hAnsi="Arial"/>
@@ -18274,7 +18660,7 @@
               <w:spacing w:after="10" w:before="0"/>
               <w:ind w:left="120"/>
             </w:pPr>
-            <w:hyperlink w:history="1" r:id="rIdg_vjliox3tc1pimmblxvu">
+            <w:hyperlink w:history="1" r:id="rIdv16khyj1ozs-tzcc1pw7e">
               <w:r>
                 <w:rPr>
                   <w:rFonts w:ascii="Arial" w:cs="Arial" w:eastAsia="Arial" w:hAnsi="Arial"/>
@@ -18302,6 +18688,7 @@
           </w:tcPr>
           <w:p>
             <w:pPr>
+              <w:keepNext w:val="false"/>
               <w:spacing w:after="40" w:before="0"/>
               <w:jc w:val="left"/>
             </w:pPr>
@@ -18334,6 +18721,7 @@
           </w:tcPr>
           <w:p>
             <w:pPr>
+              <w:keepNext w:val="false"/>
               <w:spacing w:after="40" w:before="0"/>
               <w:jc w:val="left"/>
             </w:pPr>
@@ -18366,6 +18754,7 @@
           </w:tcPr>
           <w:p>
             <w:pPr>
+              <w:keepNext w:val="false"/>
               <w:spacing w:after="40" w:before="0"/>
               <w:jc w:val="left"/>
             </w:pPr>
@@ -18398,6 +18787,7 @@
           </w:tcPr>
           <w:p>
             <w:pPr>
+              <w:keepNext w:val="false"/>
               <w:spacing w:after="40" w:before="0"/>
               <w:jc w:val="left"/>
             </w:pPr>
@@ -18432,6 +18822,7 @@
           </w:tcPr>
           <w:p>
             <w:pPr>
+              <w:keepNext w:val="false"/>
               <w:spacing w:after="40" w:before="0"/>
               <w:jc w:val="left"/>
             </w:pPr>
@@ -18469,7 +18860,7 @@
             <w:pPr>
               <w:spacing w:after="20" w:before="0"/>
             </w:pPr>
-            <w:hyperlink w:history="1" r:id="rIdxoetuvzswlepwdc4a47r-">
+            <w:hyperlink w:history="1" r:id="rId8p63vadsk4oqyw3hcszch">
               <w:r>
                 <w:rPr>
                   <w:rFonts w:ascii="Arial" w:cs="Arial" w:eastAsia="Arial" w:hAnsi="Arial"/>
@@ -18518,7 +18909,7 @@
               <w:spacing w:after="10" w:before="0"/>
               <w:ind w:left="120"/>
             </w:pPr>
-            <w:hyperlink w:history="1" r:id="rIdtk9lpe5vzcy3axmfmvcj5">
+            <w:hyperlink w:history="1" r:id="rIdtb3pzq0i3pvsnjtoj-ge0">
               <w:r>
                 <w:rPr>
                   <w:rFonts w:ascii="Arial" w:cs="Arial" w:eastAsia="Arial" w:hAnsi="Arial"/>
@@ -18563,7 +18954,7 @@
             <w:pPr>
               <w:spacing w:after="20" w:before="0"/>
             </w:pPr>
-            <w:hyperlink w:history="1" r:id="rIdu2fpfczkhngx1_md7ifku">
+            <w:hyperlink w:history="1" r:id="rIdwtjzthluvemfyc5i4hzbk">
               <w:r>
                 <w:rPr>
                   <w:rFonts w:ascii="Arial" w:cs="Arial" w:eastAsia="Arial" w:hAnsi="Arial"/>
@@ -18612,7 +19003,7 @@
               <w:spacing w:after="10" w:before="0"/>
               <w:ind w:left="120"/>
             </w:pPr>
-            <w:hyperlink w:history="1" r:id="rIdvyaehautdwmuhlo4bu_1p">
+            <w:hyperlink w:history="1" r:id="rId06aqdqlulrv9wphwsgwb8">
               <w:r>
                 <w:rPr>
                   <w:rFonts w:ascii="Arial" w:cs="Arial" w:eastAsia="Arial" w:hAnsi="Arial"/>
@@ -18640,6 +19031,7 @@
           </w:tcPr>
           <w:p>
             <w:pPr>
+              <w:keepNext w:val="false"/>
               <w:spacing w:after="40" w:before="0"/>
               <w:jc w:val="left"/>
             </w:pPr>
@@ -18672,6 +19064,7 @@
           </w:tcPr>
           <w:p>
             <w:pPr>
+              <w:keepNext w:val="false"/>
               <w:spacing w:after="40" w:before="0"/>
               <w:jc w:val="left"/>
             </w:pPr>
@@ -18704,6 +19097,7 @@
           </w:tcPr>
           <w:p>
             <w:pPr>
+              <w:keepNext w:val="false"/>
               <w:spacing w:after="40" w:before="0"/>
               <w:jc w:val="left"/>
             </w:pPr>
@@ -18736,6 +19130,7 @@
           </w:tcPr>
           <w:p>
             <w:pPr>
+              <w:keepNext w:val="false"/>
               <w:spacing w:after="40" w:before="0"/>
               <w:jc w:val="left"/>
             </w:pPr>
@@ -18770,6 +19165,7 @@
           </w:tcPr>
           <w:p>
             <w:pPr>
+              <w:keepNext w:val="false"/>
               <w:spacing w:after="40" w:before="0"/>
               <w:jc w:val="left"/>
             </w:pPr>
@@ -18807,7 +19203,7 @@
             <w:pPr>
               <w:spacing w:after="20" w:before="0"/>
             </w:pPr>
-            <w:hyperlink w:history="1" r:id="rIdeekppilh6_fkpzqx0l86a">
+            <w:hyperlink w:history="1" r:id="rIdgquccexfwlp4bhy8vwm8i">
               <w:r>
                 <w:rPr>
                   <w:rFonts w:ascii="Arial" w:cs="Arial" w:eastAsia="Arial" w:hAnsi="Arial"/>
@@ -18856,7 +19252,7 @@
               <w:spacing w:after="10" w:before="0"/>
               <w:ind w:left="120"/>
             </w:pPr>
-            <w:hyperlink w:history="1" r:id="rId7z_g4nx4t_jrg1ijrc6kp">
+            <w:hyperlink w:history="1" r:id="rIdffbxpwe-ay5yslbdj0nkw">
               <w:r>
                 <w:rPr>
                   <w:rFonts w:ascii="Arial" w:cs="Arial" w:eastAsia="Arial" w:hAnsi="Arial"/>
@@ -18901,7 +19297,7 @@
             <w:pPr>
               <w:spacing w:after="20" w:before="0"/>
             </w:pPr>
-            <w:hyperlink w:history="1" r:id="rIduimm75s852irvdy3wsbit">
+            <w:hyperlink w:history="1" r:id="rId7yqt4pc_4u_-geufpadvf">
               <w:r>
                 <w:rPr>
                   <w:rFonts w:ascii="Arial" w:cs="Arial" w:eastAsia="Arial" w:hAnsi="Arial"/>
@@ -18950,7 +19346,7 @@
               <w:spacing w:after="10" w:before="0"/>
               <w:ind w:left="120"/>
             </w:pPr>
-            <w:hyperlink w:history="1" r:id="rIdk3_ffxies1svjj_vf1osc">
+            <w:hyperlink w:history="1" r:id="rIdxsv49f7zlcjeu4qfxblxt">
               <w:r>
                 <w:rPr>
                   <w:rFonts w:ascii="Arial" w:cs="Arial" w:eastAsia="Arial" w:hAnsi="Arial"/>
@@ -18978,6 +19374,7 @@
           </w:tcPr>
           <w:p>
             <w:pPr>
+              <w:keepNext w:val="false"/>
               <w:spacing w:after="40" w:before="0"/>
               <w:jc w:val="left"/>
             </w:pPr>
@@ -19010,6 +19407,7 @@
           </w:tcPr>
           <w:p>
             <w:pPr>
+              <w:keepNext w:val="false"/>
               <w:spacing w:after="40" w:before="0"/>
               <w:jc w:val="left"/>
             </w:pPr>
@@ -19042,6 +19440,7 @@
           </w:tcPr>
           <w:p>
             <w:pPr>
+              <w:keepNext w:val="false"/>
               <w:spacing w:after="40" w:before="0"/>
               <w:jc w:val="left"/>
             </w:pPr>
@@ -19074,6 +19473,7 @@
           </w:tcPr>
           <w:p>
             <w:pPr>
+              <w:keepNext w:val="false"/>
               <w:spacing w:after="40" w:before="0"/>
               <w:jc w:val="left"/>
             </w:pPr>
@@ -19108,6 +19508,7 @@
           </w:tcPr>
           <w:p>
             <w:pPr>
+              <w:keepNext w:val="false"/>
               <w:spacing w:after="40" w:before="0"/>
               <w:jc w:val="left"/>
             </w:pPr>
@@ -19145,7 +19546,7 @@
             <w:pPr>
               <w:spacing w:after="20" w:before="0"/>
             </w:pPr>
-            <w:hyperlink w:history="1" r:id="rIdjqifmyu3rwunvhzujgkjs">
+            <w:hyperlink w:history="1" r:id="rIdwmzzufo_fv25aa2wx_8n8">
               <w:r>
                 <w:rPr>
                   <w:rFonts w:ascii="Arial" w:cs="Arial" w:eastAsia="Arial" w:hAnsi="Arial"/>
@@ -19194,7 +19595,7 @@
               <w:spacing w:after="10" w:before="0"/>
               <w:ind w:left="120"/>
             </w:pPr>
-            <w:hyperlink w:history="1" r:id="rIdsgoogbgs7_3xyswapuz3_">
+            <w:hyperlink w:history="1" r:id="rIdlsozuwi2vv1skccs1w_gy">
               <w:r>
                 <w:rPr>
                   <w:rFonts w:ascii="Arial" w:cs="Arial" w:eastAsia="Arial" w:hAnsi="Arial"/>
@@ -19239,7 +19640,7 @@
             <w:pPr>
               <w:spacing w:after="20" w:before="0"/>
             </w:pPr>
-            <w:hyperlink w:history="1" r:id="rIdsuelsps1junbs1j5c3rmk">
+            <w:hyperlink w:history="1" r:id="rIddh_klkrqzikdxlvpvzn4n">
               <w:r>
                 <w:rPr>
                   <w:rFonts w:ascii="Arial" w:cs="Arial" w:eastAsia="Arial" w:hAnsi="Arial"/>
@@ -19288,7 +19689,7 @@
               <w:spacing w:after="10" w:before="0"/>
               <w:ind w:left="120"/>
             </w:pPr>
-            <w:hyperlink w:history="1" r:id="rIdwiqhs79hqolzrted68g2g">
+            <w:hyperlink w:history="1" r:id="rIdffmlvql80blacg-suxtam">
               <w:r>
                 <w:rPr>
                   <w:rFonts w:ascii="Arial" w:cs="Arial" w:eastAsia="Arial" w:hAnsi="Arial"/>
@@ -19316,6 +19717,7 @@
           </w:tcPr>
           <w:p>
             <w:pPr>
+              <w:keepNext w:val="false"/>
               <w:spacing w:after="40" w:before="0"/>
               <w:jc w:val="left"/>
             </w:pPr>
@@ -19348,6 +19750,7 @@
           </w:tcPr>
           <w:p>
             <w:pPr>
+              <w:keepNext w:val="false"/>
               <w:spacing w:after="40" w:before="0"/>
               <w:jc w:val="left"/>
             </w:pPr>
@@ -19380,6 +19783,7 @@
           </w:tcPr>
           <w:p>
             <w:pPr>
+              <w:keepNext w:val="false"/>
               <w:spacing w:after="40" w:before="0"/>
               <w:jc w:val="left"/>
             </w:pPr>
@@ -19412,6 +19816,7 @@
           </w:tcPr>
           <w:p>
             <w:pPr>
+              <w:keepNext w:val="false"/>
               <w:spacing w:after="40" w:before="0"/>
               <w:jc w:val="left"/>
             </w:pPr>
@@ -19471,6 +19876,7 @@
           </w:tcPr>
           <w:p>
             <w:pPr>
+              <w:keepNext w:val="false"/>
               <w:spacing w:after="40" w:before="0"/>
               <w:jc w:val="center"/>
             </w:pPr>
@@ -19505,6 +19911,7 @@
           </w:tcPr>
           <w:p>
             <w:pPr>
+              <w:keepNext w:val="false"/>
               <w:spacing w:after="40" w:before="0"/>
               <w:jc w:val="left"/>
             </w:pPr>
@@ -19566,6 +19973,7 @@
           </w:tcPr>
           <w:p>
             <w:pPr>
+              <w:keepNext w:val="false"/>
               <w:spacing w:after="40" w:before="0"/>
               <w:jc w:val="center"/>
             </w:pPr>
@@ -19600,6 +20008,7 @@
           </w:tcPr>
           <w:p>
             <w:pPr>
+              <w:keepNext w:val="false"/>
               <w:spacing w:after="40" w:before="0"/>
               <w:jc w:val="left"/>
             </w:pPr>
@@ -19632,6 +20041,7 @@
           </w:tcPr>
           <w:p>
             <w:pPr>
+              <w:keepNext w:val="false"/>
               <w:spacing w:after="40" w:before="0"/>
               <w:jc w:val="left"/>
             </w:pPr>
@@ -19666,6 +20076,7 @@
           </w:tcPr>
           <w:p>
             <w:pPr>
+              <w:keepNext w:val="false"/>
               <w:spacing w:after="40" w:before="0"/>
               <w:jc w:val="left"/>
             </w:pPr>
@@ -19698,6 +20109,7 @@
           </w:tcPr>
           <w:p>
             <w:pPr>
+              <w:keepNext w:val="false"/>
               <w:spacing w:after="40" w:before="0"/>
               <w:jc w:val="left"/>
             </w:pPr>
@@ -19732,6 +20144,7 @@
           </w:tcPr>
           <w:p>
             <w:pPr>
+              <w:keepNext w:val="false"/>
               <w:spacing w:after="40" w:before="0"/>
               <w:jc w:val="left"/>
             </w:pPr>
@@ -19764,6 +20177,7 @@
           </w:tcPr>
           <w:p>
             <w:pPr>
+              <w:keepNext w:val="false"/>
               <w:spacing w:after="40" w:before="0"/>
               <w:jc w:val="left"/>
             </w:pPr>
@@ -19800,7 +20214,7 @@
         </w:rPr>
         <w:t xml:space="preserve">© 2026 SeaVuria and ARES. Aligned with KICD objectives. Developed by SeaVuria; technical implementation by ARES (with AI assistance from Claude). Licensed under </w:t>
       </w:r>
-      <w:hyperlink w:history="1" r:id="rIdkh6x6n1st-jzh-jaupqyj">
+      <w:hyperlink w:history="1" r:id="rIdghorfwclhd91bz98ubzwm">
         <w:r>
           <w:rPr>
             <w:rFonts w:ascii="Arial" w:cs="Arial" w:eastAsia="Arial" w:hAnsi="Arial"/>
@@ -19821,7 +20235,7 @@
         </w:rPr>
         <w:t xml:space="preserve"> (</w:t>
       </w:r>
-      <w:hyperlink w:history="1" r:id="rIdf-leqt8wp6ql4w1nonnza">
+      <w:hyperlink w:history="1" r:id="rId6f_wkceafvgdbzkg7ix6z">
         <w:r>
           <w:rPr>
             <w:rFonts w:ascii="Arial" w:cs="Arial" w:eastAsia="Arial" w:hAnsi="Arial"/>
@@ -19881,6 +20295,7 @@
           </w:tcPr>
           <w:p>
             <w:pPr>
+              <w:keepNext w:val="false"/>
               <w:spacing w:after="40" w:before="0"/>
               <w:jc w:val="center"/>
             </w:pPr>
@@ -19916,6 +20331,7 @@
           </w:tcPr>
           <w:p>
             <w:pPr>
+              <w:keepNext w:val="false"/>
               <w:spacing w:after="40" w:before="0"/>
               <w:jc w:val="center"/>
             </w:pPr>
@@ -19950,6 +20366,7 @@
           </w:tcPr>
           <w:p>
             <w:pPr>
+              <w:keepNext w:val="false"/>
               <w:spacing w:after="40" w:before="0"/>
               <w:jc w:val="left"/>
             </w:pPr>
@@ -19982,6 +20399,7 @@
           </w:tcPr>
           <w:p>
             <w:pPr>
+              <w:keepNext w:val="false"/>
               <w:spacing w:after="40" w:before="0"/>
               <w:jc w:val="left"/>
             </w:pPr>
@@ -20016,6 +20434,7 @@
           </w:tcPr>
           <w:p>
             <w:pPr>
+              <w:keepNext w:val="false"/>
               <w:spacing w:after="40" w:before="0"/>
               <w:jc w:val="left"/>
             </w:pPr>
@@ -20048,6 +20467,7 @@
           </w:tcPr>
           <w:p>
             <w:pPr>
+              <w:keepNext w:val="false"/>
               <w:spacing w:after="40" w:before="0"/>
               <w:jc w:val="left"/>
             </w:pPr>
@@ -20082,6 +20502,7 @@
           </w:tcPr>
           <w:p>
             <w:pPr>
+              <w:keepNext w:val="false"/>
               <w:spacing w:after="40" w:before="0"/>
               <w:jc w:val="left"/>
             </w:pPr>
@@ -20114,6 +20535,7 @@
           </w:tcPr>
           <w:p>
             <w:pPr>
+              <w:keepNext w:val="false"/>
               <w:spacing w:after="40" w:before="0"/>
               <w:jc w:val="left"/>
             </w:pPr>
@@ -20148,6 +20570,7 @@
           </w:tcPr>
           <w:p>
             <w:pPr>
+              <w:keepNext w:val="false"/>
               <w:spacing w:after="40" w:before="0"/>
               <w:jc w:val="left"/>
             </w:pPr>
@@ -20180,6 +20603,7 @@
           </w:tcPr>
           <w:p>
             <w:pPr>
+              <w:keepNext w:val="false"/>
               <w:spacing w:after="40" w:before="0"/>
               <w:jc w:val="left"/>
             </w:pPr>
@@ -20214,6 +20638,7 @@
           </w:tcPr>
           <w:p>
             <w:pPr>
+              <w:keepNext w:val="false"/>
               <w:spacing w:after="40" w:before="0"/>
               <w:jc w:val="left"/>
             </w:pPr>
@@ -20246,6 +20671,7 @@
           </w:tcPr>
           <w:p>
             <w:pPr>
+              <w:keepNext w:val="false"/>
               <w:spacing w:after="40" w:before="0"/>
               <w:jc w:val="left"/>
             </w:pPr>
@@ -20280,6 +20706,7 @@
           </w:tcPr>
           <w:p>
             <w:pPr>
+              <w:keepNext w:val="false"/>
               <w:spacing w:after="40" w:before="0"/>
               <w:jc w:val="left"/>
             </w:pPr>
@@ -20312,6 +20739,7 @@
           </w:tcPr>
           <w:p>
             <w:pPr>
+              <w:keepNext w:val="false"/>
               <w:spacing w:after="40" w:before="0"/>
               <w:jc w:val="left"/>
             </w:pPr>
@@ -20346,6 +20774,7 @@
           </w:tcPr>
           <w:p>
             <w:pPr>
+              <w:keepNext w:val="false"/>
               <w:spacing w:after="40" w:before="0"/>
               <w:jc w:val="left"/>
             </w:pPr>
@@ -20378,6 +20807,7 @@
           </w:tcPr>
           <w:p>
             <w:pPr>
+              <w:keepNext w:val="false"/>
               <w:spacing w:after="40" w:before="0"/>
               <w:jc w:val="left"/>
             </w:pPr>
@@ -20412,6 +20842,7 @@
           </w:tcPr>
           <w:p>
             <w:pPr>
+              <w:keepNext w:val="false"/>
               <w:spacing w:after="40" w:before="0"/>
               <w:jc w:val="left"/>
             </w:pPr>
@@ -20444,6 +20875,7 @@
           </w:tcPr>
           <w:p>
             <w:pPr>
+              <w:keepNext w:val="false"/>
               <w:spacing w:after="40" w:before="0"/>
               <w:jc w:val="left"/>
             </w:pPr>
@@ -20503,6 +20935,7 @@
           </w:tcPr>
           <w:p>
             <w:pPr>
+              <w:keepNext w:val="false"/>
               <w:spacing w:after="40" w:before="0"/>
               <w:jc w:val="center"/>
             </w:pPr>
@@ -20537,6 +20970,7 @@
           </w:tcPr>
           <w:p>
             <w:pPr>
+              <w:keepNext w:val="false"/>
               <w:spacing w:after="40" w:before="0"/>
               <w:jc w:val="left"/>
             </w:pPr>
@@ -20601,6 +21035,7 @@
           </w:tcPr>
           <w:p>
             <w:pPr>
+              <w:keepNext w:val="false"/>
               <w:spacing w:after="40" w:before="0"/>
               <w:jc w:val="center"/>
             </w:pPr>
@@ -20635,6 +21070,7 @@
           </w:tcPr>
           <w:p>
             <w:pPr>
+              <w:keepNext w:val="false"/>
               <w:spacing w:after="40" w:before="0"/>
               <w:jc w:val="left"/>
             </w:pPr>
@@ -20667,6 +21103,7 @@
           </w:tcPr>
           <w:p>
             <w:pPr>
+              <w:keepNext w:val="false"/>
               <w:spacing w:after="40" w:before="0"/>
               <w:jc w:val="left"/>
             </w:pPr>
@@ -20699,6 +21136,7 @@
           </w:tcPr>
           <w:p>
             <w:pPr>
+              <w:keepNext w:val="false"/>
               <w:spacing w:after="40" w:before="0"/>
               <w:jc w:val="left"/>
             </w:pPr>
@@ -20731,6 +21169,7 @@
           </w:tcPr>
           <w:p>
             <w:pPr>
+              <w:keepNext w:val="false"/>
               <w:spacing w:after="40" w:before="0"/>
               <w:jc w:val="left"/>
             </w:pPr>
@@ -20763,6 +21202,7 @@
           </w:tcPr>
           <w:p>
             <w:pPr>
+              <w:keepNext w:val="false"/>
               <w:spacing w:after="40" w:before="0"/>
               <w:jc w:val="left"/>
             </w:pPr>
@@ -20797,6 +21237,7 @@
           </w:tcPr>
           <w:p>
             <w:pPr>
+              <w:keepNext w:val="false"/>
               <w:spacing w:after="40" w:before="0"/>
               <w:jc w:val="left"/>
             </w:pPr>
@@ -20834,7 +21275,7 @@
             <w:pPr>
               <w:spacing w:after="20" w:before="0"/>
             </w:pPr>
-            <w:hyperlink w:history="1" r:id="rIdk3g3c7ef6xb8eq-16ks3v">
+            <w:hyperlink w:history="1" r:id="rIdtmunewnp7tqgi-f4sjk9_">
               <w:r>
                 <w:rPr>
                   <w:rFonts w:ascii="Arial" w:cs="Arial" w:eastAsia="Arial" w:hAnsi="Arial"/>
@@ -20867,7 +21308,7 @@
               <w:spacing w:after="10" w:before="0"/>
               <w:ind w:left="120"/>
             </w:pPr>
-            <w:hyperlink w:history="1" r:id="rId5ekyuc_99yulux6fclbat">
+            <w:hyperlink w:history="1" r:id="rIdfyo-cmdpoy87fljhsrge3">
               <w:r>
                 <w:rPr>
                   <w:rFonts w:ascii="Arial" w:cs="Arial" w:eastAsia="Arial" w:hAnsi="Arial"/>
@@ -20912,7 +21353,7 @@
             <w:pPr>
               <w:spacing w:after="20" w:before="0"/>
             </w:pPr>
-            <w:hyperlink w:history="1" r:id="rId_qqtc5pez555y1z13ktlm">
+            <w:hyperlink w:history="1" r:id="rIdf2s6yugah9ssxwpkcke_s">
               <w:r>
                 <w:rPr>
                   <w:rFonts w:ascii="Arial" w:cs="Arial" w:eastAsia="Arial" w:hAnsi="Arial"/>
@@ -20945,7 +21386,7 @@
               <w:spacing w:after="10" w:before="0"/>
               <w:ind w:left="120"/>
             </w:pPr>
-            <w:hyperlink w:history="1" r:id="rIdfzuuqclpt75frddzaw1se">
+            <w:hyperlink w:history="1" r:id="rIdfil0jno6jf_pfpn8ykd78">
               <w:r>
                 <w:rPr>
                   <w:rFonts w:ascii="Arial" w:cs="Arial" w:eastAsia="Arial" w:hAnsi="Arial"/>
@@ -20973,6 +21414,7 @@
           </w:tcPr>
           <w:p>
             <w:pPr>
+              <w:keepNext w:val="false"/>
               <w:spacing w:after="40" w:before="0"/>
               <w:jc w:val="left"/>
             </w:pPr>
@@ -21005,6 +21447,7 @@
           </w:tcPr>
           <w:p>
             <w:pPr>
+              <w:keepNext w:val="false"/>
               <w:spacing w:after="40" w:before="0"/>
               <w:jc w:val="left"/>
             </w:pPr>
@@ -21037,6 +21480,7 @@
           </w:tcPr>
           <w:p>
             <w:pPr>
+              <w:keepNext w:val="false"/>
               <w:spacing w:after="40" w:before="0"/>
               <w:jc w:val="left"/>
             </w:pPr>
@@ -21069,6 +21513,7 @@
           </w:tcPr>
           <w:p>
             <w:pPr>
+              <w:keepNext w:val="false"/>
               <w:spacing w:after="40" w:before="0"/>
               <w:jc w:val="left"/>
             </w:pPr>
@@ -21103,6 +21548,7 @@
           </w:tcPr>
           <w:p>
             <w:pPr>
+              <w:keepNext w:val="false"/>
               <w:spacing w:after="40" w:before="0"/>
               <w:jc w:val="left"/>
             </w:pPr>
@@ -21140,7 +21586,7 @@
             <w:pPr>
               <w:spacing w:after="20" w:before="0"/>
             </w:pPr>
-            <w:hyperlink w:history="1" r:id="rIdxydmh3t4z1aaysknuh5il">
+            <w:hyperlink w:history="1" r:id="rIdusebagvhkgqslpptl-mfy">
               <w:r>
                 <w:rPr>
                   <w:rFonts w:ascii="Arial" w:cs="Arial" w:eastAsia="Arial" w:hAnsi="Arial"/>
@@ -21173,7 +21619,7 @@
               <w:spacing w:after="10" w:before="0"/>
               <w:ind w:left="120"/>
             </w:pPr>
-            <w:hyperlink w:history="1" r:id="rIdfjl2pfquqi8zoyrlptbrx">
+            <w:hyperlink w:history="1" r:id="rIdqshrxcslvqsn5oii2vjep">
               <w:r>
                 <w:rPr>
                   <w:rFonts w:ascii="Arial" w:cs="Arial" w:eastAsia="Arial" w:hAnsi="Arial"/>
@@ -21218,7 +21664,7 @@
             <w:pPr>
               <w:spacing w:after="20" w:before="0"/>
             </w:pPr>
-            <w:hyperlink w:history="1" r:id="rIdznl9pnsmo7ytm4uxpmpvv">
+            <w:hyperlink w:history="1" r:id="rIdahcehbw_6odrp790zwp7p">
               <w:r>
                 <w:rPr>
                   <w:rFonts w:ascii="Arial" w:cs="Arial" w:eastAsia="Arial" w:hAnsi="Arial"/>
@@ -21251,7 +21697,7 @@
               <w:spacing w:after="10" w:before="0"/>
               <w:ind w:left="120"/>
             </w:pPr>
-            <w:hyperlink w:history="1" r:id="rIdqdou4b250melqfzkyzant">
+            <w:hyperlink w:history="1" r:id="rIdagftvwkdfcexwb14cmdhs">
               <w:r>
                 <w:rPr>
                   <w:rFonts w:ascii="Arial" w:cs="Arial" w:eastAsia="Arial" w:hAnsi="Arial"/>
@@ -21279,6 +21725,7 @@
           </w:tcPr>
           <w:p>
             <w:pPr>
+              <w:keepNext w:val="false"/>
               <w:spacing w:after="40" w:before="0"/>
               <w:jc w:val="left"/>
             </w:pPr>
@@ -21311,6 +21758,7 @@
           </w:tcPr>
           <w:p>
             <w:pPr>
+              <w:keepNext w:val="false"/>
               <w:spacing w:after="40" w:before="0"/>
               <w:jc w:val="left"/>
             </w:pPr>
@@ -21343,6 +21791,7 @@
           </w:tcPr>
           <w:p>
             <w:pPr>
+              <w:keepNext w:val="false"/>
               <w:spacing w:after="40" w:before="0"/>
               <w:jc w:val="left"/>
             </w:pPr>
@@ -21375,6 +21824,7 @@
           </w:tcPr>
           <w:p>
             <w:pPr>
+              <w:keepNext w:val="false"/>
               <w:spacing w:after="40" w:before="0"/>
               <w:jc w:val="left"/>
             </w:pPr>
@@ -21409,6 +21859,7 @@
           </w:tcPr>
           <w:p>
             <w:pPr>
+              <w:keepNext w:val="false"/>
               <w:spacing w:after="40" w:before="0"/>
               <w:jc w:val="left"/>
             </w:pPr>
@@ -21446,7 +21897,7 @@
             <w:pPr>
               <w:spacing w:after="20" w:before="0"/>
             </w:pPr>
-            <w:hyperlink w:history="1" r:id="rIdijnf9n7wjoeaitncx_ezh">
+            <w:hyperlink w:history="1" r:id="rIdvjduwfjxlbtyye7nm_zug">
               <w:r>
                 <w:rPr>
                   <w:rFonts w:ascii="Arial" w:cs="Arial" w:eastAsia="Arial" w:hAnsi="Arial"/>
@@ -21495,7 +21946,7 @@
               <w:spacing w:after="10" w:before="0"/>
               <w:ind w:left="120"/>
             </w:pPr>
-            <w:hyperlink w:history="1" r:id="rIdtspjy5yvdtyeo5tqoxru9">
+            <w:hyperlink w:history="1" r:id="rId5zziiqfgygvpad19f-r_c">
               <w:r>
                 <w:rPr>
                   <w:rFonts w:ascii="Arial" w:cs="Arial" w:eastAsia="Arial" w:hAnsi="Arial"/>
@@ -21540,7 +21991,7 @@
             <w:pPr>
               <w:spacing w:after="20" w:before="0"/>
             </w:pPr>
-            <w:hyperlink w:history="1" r:id="rIdfxjvou6vd3hs66tyxai1u">
+            <w:hyperlink w:history="1" r:id="rIdycfaqla-6vbwv3cq9k-p1">
               <w:r>
                 <w:rPr>
                   <w:rFonts w:ascii="Arial" w:cs="Arial" w:eastAsia="Arial" w:hAnsi="Arial"/>
@@ -21573,7 +22024,7 @@
               <w:spacing w:after="10" w:before="0"/>
               <w:ind w:left="120"/>
             </w:pPr>
-            <w:hyperlink w:history="1" r:id="rIdfe-bf66nbpueao_9blexu">
+            <w:hyperlink w:history="1" r:id="rIdexziowx3lnuoyvcbx-t1q">
               <w:r>
                 <w:rPr>
                   <w:rFonts w:ascii="Arial" w:cs="Arial" w:eastAsia="Arial" w:hAnsi="Arial"/>
@@ -21601,6 +22052,7 @@
           </w:tcPr>
           <w:p>
             <w:pPr>
+              <w:keepNext w:val="false"/>
               <w:spacing w:after="40" w:before="0"/>
               <w:jc w:val="left"/>
             </w:pPr>
@@ -21633,6 +22085,7 @@
           </w:tcPr>
           <w:p>
             <w:pPr>
+              <w:keepNext w:val="false"/>
               <w:spacing w:after="40" w:before="0"/>
               <w:jc w:val="left"/>
             </w:pPr>
@@ -21665,6 +22118,7 @@
           </w:tcPr>
           <w:p>
             <w:pPr>
+              <w:keepNext w:val="false"/>
               <w:spacing w:after="40" w:before="0"/>
               <w:jc w:val="left"/>
             </w:pPr>
@@ -21697,6 +22151,7 @@
           </w:tcPr>
           <w:p>
             <w:pPr>
+              <w:keepNext w:val="false"/>
               <w:spacing w:after="40" w:before="0"/>
               <w:jc w:val="left"/>
             </w:pPr>
@@ -21731,6 +22186,7 @@
           </w:tcPr>
           <w:p>
             <w:pPr>
+              <w:keepNext w:val="false"/>
               <w:spacing w:after="40" w:before="0"/>
               <w:jc w:val="left"/>
             </w:pPr>
@@ -21768,7 +22224,7 @@
             <w:pPr>
               <w:spacing w:after="20" w:before="0"/>
             </w:pPr>
-            <w:hyperlink w:history="1" r:id="rIdcwdsohibzzcz9bws5exf8">
+            <w:hyperlink w:history="1" r:id="rIddn-c_sd4csue6fqm1exno">
               <w:r>
                 <w:rPr>
                   <w:rFonts w:ascii="Arial" w:cs="Arial" w:eastAsia="Arial" w:hAnsi="Arial"/>
@@ -21817,7 +22273,7 @@
               <w:spacing w:after="10" w:before="0"/>
               <w:ind w:left="120"/>
             </w:pPr>
-            <w:hyperlink w:history="1" r:id="rId6pizzba47m-4qzzrng7p8">
+            <w:hyperlink w:history="1" r:id="rIdj5sc-uqdf5fbcarpgwegy">
               <w:r>
                 <w:rPr>
                   <w:rFonts w:ascii="Arial" w:cs="Arial" w:eastAsia="Arial" w:hAnsi="Arial"/>
@@ -21862,7 +22318,7 @@
             <w:pPr>
               <w:spacing w:after="20" w:before="0"/>
             </w:pPr>
-            <w:hyperlink w:history="1" r:id="rId7e9g5srdisfrlmnqgtm2u">
+            <w:hyperlink w:history="1" r:id="rIdcgd_6rd-cxn3uncgqkfb4">
               <w:r>
                 <w:rPr>
                   <w:rFonts w:ascii="Arial" w:cs="Arial" w:eastAsia="Arial" w:hAnsi="Arial"/>
@@ -21895,7 +22351,7 @@
               <w:spacing w:after="10" w:before="0"/>
               <w:ind w:left="120"/>
             </w:pPr>
-            <w:hyperlink w:history="1" r:id="rIdom7cpkkaikszmczd9lbm2">
+            <w:hyperlink w:history="1" r:id="rId2v7f9d_k5mpvsippumfur">
               <w:r>
                 <w:rPr>
                   <w:rFonts w:ascii="Arial" w:cs="Arial" w:eastAsia="Arial" w:hAnsi="Arial"/>
@@ -21923,6 +22379,7 @@
           </w:tcPr>
           <w:p>
             <w:pPr>
+              <w:keepNext w:val="false"/>
               <w:spacing w:after="40" w:before="0"/>
               <w:jc w:val="left"/>
             </w:pPr>
@@ -21955,6 +22412,7 @@
           </w:tcPr>
           <w:p>
             <w:pPr>
+              <w:keepNext w:val="false"/>
               <w:spacing w:after="40" w:before="0"/>
               <w:jc w:val="left"/>
             </w:pPr>
@@ -21987,6 +22445,7 @@
           </w:tcPr>
           <w:p>
             <w:pPr>
+              <w:keepNext w:val="false"/>
               <w:spacing w:after="40" w:before="0"/>
               <w:jc w:val="left"/>
             </w:pPr>
@@ -22019,6 +22478,7 @@
           </w:tcPr>
           <w:p>
             <w:pPr>
+              <w:keepNext w:val="false"/>
               <w:spacing w:after="40" w:before="0"/>
               <w:jc w:val="left"/>
             </w:pPr>
@@ -22053,6 +22513,7 @@
           </w:tcPr>
           <w:p>
             <w:pPr>
+              <w:keepNext w:val="false"/>
               <w:spacing w:after="40" w:before="0"/>
               <w:jc w:val="left"/>
             </w:pPr>
@@ -22090,7 +22551,7 @@
             <w:pPr>
               <w:spacing w:after="20" w:before="0"/>
             </w:pPr>
-            <w:hyperlink w:history="1" r:id="rIde1acppsqc0kh0pmiqxgyh">
+            <w:hyperlink w:history="1" r:id="rIdysdnguq-gmpffbca3v888">
               <w:r>
                 <w:rPr>
                   <w:rFonts w:ascii="Arial" w:cs="Arial" w:eastAsia="Arial" w:hAnsi="Arial"/>
@@ -22139,7 +22600,7 @@
               <w:spacing w:after="10" w:before="0"/>
               <w:ind w:left="120"/>
             </w:pPr>
-            <w:hyperlink w:history="1" r:id="rIdq521svrghozwusi_6fp7a">
+            <w:hyperlink w:history="1" r:id="rId7mpkuw-cw-kdlcrucdqie">
               <w:r>
                 <w:rPr>
                   <w:rFonts w:ascii="Arial" w:cs="Arial" w:eastAsia="Arial" w:hAnsi="Arial"/>
@@ -22184,7 +22645,7 @@
             <w:pPr>
               <w:spacing w:after="20" w:before="0"/>
             </w:pPr>
-            <w:hyperlink w:history="1" r:id="rIddxqykewjx5jroevq8in8o">
+            <w:hyperlink w:history="1" r:id="rId6cygrtmksg51yskjh3jzl">
               <w:r>
                 <w:rPr>
                   <w:rFonts w:ascii="Arial" w:cs="Arial" w:eastAsia="Arial" w:hAnsi="Arial"/>
@@ -22233,7 +22694,7 @@
               <w:spacing w:after="10" w:before="0"/>
               <w:ind w:left="120"/>
             </w:pPr>
-            <w:hyperlink w:history="1" r:id="rIdhwe9krzc-htasy7xd2uiw">
+            <w:hyperlink w:history="1" r:id="rId7r9a8bhkiz4-ash_u3wwi">
               <w:r>
                 <w:rPr>
                   <w:rFonts w:ascii="Arial" w:cs="Arial" w:eastAsia="Arial" w:hAnsi="Arial"/>
@@ -22261,6 +22722,7 @@
           </w:tcPr>
           <w:p>
             <w:pPr>
+              <w:keepNext w:val="false"/>
               <w:spacing w:after="40" w:before="0"/>
               <w:jc w:val="left"/>
             </w:pPr>
@@ -22293,6 +22755,7 @@
           </w:tcPr>
           <w:p>
             <w:pPr>
+              <w:keepNext w:val="false"/>
               <w:spacing w:after="40" w:before="0"/>
               <w:jc w:val="left"/>
             </w:pPr>
@@ -22325,6 +22788,7 @@
           </w:tcPr>
           <w:p>
             <w:pPr>
+              <w:keepNext w:val="false"/>
               <w:spacing w:after="40" w:before="0"/>
               <w:jc w:val="left"/>
             </w:pPr>
@@ -22357,6 +22821,7 @@
           </w:tcPr>
           <w:p>
             <w:pPr>
+              <w:keepNext w:val="false"/>
               <w:spacing w:after="40" w:before="0"/>
               <w:jc w:val="left"/>
             </w:pPr>
@@ -22416,6 +22881,7 @@
           </w:tcPr>
           <w:p>
             <w:pPr>
+              <w:keepNext w:val="false"/>
               <w:spacing w:after="40" w:before="0"/>
               <w:jc w:val="center"/>
             </w:pPr>
@@ -22450,6 +22916,7 @@
           </w:tcPr>
           <w:p>
             <w:pPr>
+              <w:keepNext w:val="false"/>
               <w:spacing w:after="40" w:before="0"/>
               <w:jc w:val="left"/>
             </w:pPr>
@@ -22511,6 +22978,7 @@
           </w:tcPr>
           <w:p>
             <w:pPr>
+              <w:keepNext w:val="false"/>
               <w:spacing w:after="40" w:before="0"/>
               <w:jc w:val="center"/>
             </w:pPr>
@@ -22545,6 +23013,7 @@
           </w:tcPr>
           <w:p>
             <w:pPr>
+              <w:keepNext w:val="false"/>
               <w:spacing w:after="40" w:before="0"/>
               <w:jc w:val="left"/>
             </w:pPr>
@@ -22577,6 +23046,7 @@
           </w:tcPr>
           <w:p>
             <w:pPr>
+              <w:keepNext w:val="false"/>
               <w:spacing w:after="40" w:before="0"/>
               <w:jc w:val="left"/>
             </w:pPr>
@@ -22611,6 +23081,7 @@
           </w:tcPr>
           <w:p>
             <w:pPr>
+              <w:keepNext w:val="false"/>
               <w:spacing w:after="40" w:before="0"/>
               <w:jc w:val="left"/>
             </w:pPr>
@@ -22643,6 +23114,7 @@
           </w:tcPr>
           <w:p>
             <w:pPr>
+              <w:keepNext w:val="false"/>
               <w:spacing w:after="40" w:before="0"/>
               <w:jc w:val="left"/>
             </w:pPr>
@@ -22677,6 +23149,7 @@
           </w:tcPr>
           <w:p>
             <w:pPr>
+              <w:keepNext w:val="false"/>
               <w:spacing w:after="40" w:before="0"/>
               <w:jc w:val="left"/>
             </w:pPr>
@@ -22709,6 +23182,7 @@
           </w:tcPr>
           <w:p>
             <w:pPr>
+              <w:keepNext w:val="false"/>
               <w:spacing w:after="40" w:before="0"/>
               <w:jc w:val="left"/>
             </w:pPr>
@@ -22745,7 +23219,7 @@
         </w:rPr>
         <w:t xml:space="preserve">© 2026 SeaVuria and ARES. Aligned with KICD objectives. Developed by SeaVuria; technical implementation by ARES (with AI assistance from Claude). Licensed under </w:t>
       </w:r>
-      <w:hyperlink w:history="1" r:id="rIdfdd832fdvrauyfk8fazml">
+      <w:hyperlink w:history="1" r:id="rIdnk5beqmmhhbiemqslppzs">
         <w:r>
           <w:rPr>
             <w:rFonts w:ascii="Arial" w:cs="Arial" w:eastAsia="Arial" w:hAnsi="Arial"/>
@@ -22766,7 +23240,7 @@
         </w:rPr>
         <w:t xml:space="preserve"> (</w:t>
       </w:r>
-      <w:hyperlink w:history="1" r:id="rId9yq0fk_205hxg6ddxxzd8">
+      <w:hyperlink w:history="1" r:id="rIdsosgrbqqfug8jyngd10qp">
         <w:r>
           <w:rPr>
             <w:rFonts w:ascii="Arial" w:cs="Arial" w:eastAsia="Arial" w:hAnsi="Arial"/>
@@ -22826,6 +23300,7 @@
           </w:tcPr>
           <w:p>
             <w:pPr>
+              <w:keepNext w:val="false"/>
               <w:spacing w:after="40" w:before="0"/>
               <w:jc w:val="center"/>
             </w:pPr>
@@ -22861,6 +23336,7 @@
           </w:tcPr>
           <w:p>
             <w:pPr>
+              <w:keepNext w:val="false"/>
               <w:spacing w:after="40" w:before="0"/>
               <w:jc w:val="center"/>
             </w:pPr>
@@ -22895,6 +23371,7 @@
           </w:tcPr>
           <w:p>
             <w:pPr>
+              <w:keepNext w:val="false"/>
               <w:spacing w:after="40" w:before="0"/>
               <w:jc w:val="left"/>
             </w:pPr>
@@ -22927,6 +23404,7 @@
           </w:tcPr>
           <w:p>
             <w:pPr>
+              <w:keepNext w:val="false"/>
               <w:spacing w:after="40" w:before="0"/>
               <w:jc w:val="left"/>
             </w:pPr>
@@ -22961,6 +23439,7 @@
           </w:tcPr>
           <w:p>
             <w:pPr>
+              <w:keepNext w:val="false"/>
               <w:spacing w:after="40" w:before="0"/>
               <w:jc w:val="left"/>
             </w:pPr>
@@ -22993,6 +23472,7 @@
           </w:tcPr>
           <w:p>
             <w:pPr>
+              <w:keepNext w:val="false"/>
               <w:spacing w:after="40" w:before="0"/>
               <w:jc w:val="left"/>
             </w:pPr>
@@ -23027,6 +23507,7 @@
           </w:tcPr>
           <w:p>
             <w:pPr>
+              <w:keepNext w:val="false"/>
               <w:spacing w:after="40" w:before="0"/>
               <w:jc w:val="left"/>
             </w:pPr>
@@ -23059,6 +23540,7 @@
           </w:tcPr>
           <w:p>
             <w:pPr>
+              <w:keepNext w:val="false"/>
               <w:spacing w:after="40" w:before="0"/>
               <w:jc w:val="left"/>
             </w:pPr>
@@ -23093,6 +23575,7 @@
           </w:tcPr>
           <w:p>
             <w:pPr>
+              <w:keepNext w:val="false"/>
               <w:spacing w:after="40" w:before="0"/>
               <w:jc w:val="left"/>
             </w:pPr>
@@ -23125,6 +23608,7 @@
           </w:tcPr>
           <w:p>
             <w:pPr>
+              <w:keepNext w:val="false"/>
               <w:spacing w:after="40" w:before="0"/>
               <w:jc w:val="left"/>
             </w:pPr>
@@ -23159,6 +23643,7 @@
           </w:tcPr>
           <w:p>
             <w:pPr>
+              <w:keepNext w:val="false"/>
               <w:spacing w:after="40" w:before="0"/>
               <w:jc w:val="left"/>
             </w:pPr>
@@ -23191,6 +23676,7 @@
           </w:tcPr>
           <w:p>
             <w:pPr>
+              <w:keepNext w:val="false"/>
               <w:spacing w:after="40" w:before="0"/>
               <w:jc w:val="left"/>
             </w:pPr>
@@ -23225,6 +23711,7 @@
           </w:tcPr>
           <w:p>
             <w:pPr>
+              <w:keepNext w:val="false"/>
               <w:spacing w:after="40" w:before="0"/>
               <w:jc w:val="left"/>
             </w:pPr>
@@ -23257,6 +23744,7 @@
           </w:tcPr>
           <w:p>
             <w:pPr>
+              <w:keepNext w:val="false"/>
               <w:spacing w:after="40" w:before="0"/>
               <w:jc w:val="left"/>
             </w:pPr>
@@ -23291,6 +23779,7 @@
           </w:tcPr>
           <w:p>
             <w:pPr>
+              <w:keepNext w:val="false"/>
               <w:spacing w:after="40" w:before="0"/>
               <w:jc w:val="left"/>
             </w:pPr>
@@ -23323,6 +23812,7 @@
           </w:tcPr>
           <w:p>
             <w:pPr>
+              <w:keepNext w:val="false"/>
               <w:spacing w:after="40" w:before="0"/>
               <w:jc w:val="left"/>
             </w:pPr>
@@ -23357,6 +23847,7 @@
           </w:tcPr>
           <w:p>
             <w:pPr>
+              <w:keepNext w:val="false"/>
               <w:spacing w:after="40" w:before="0"/>
               <w:jc w:val="left"/>
             </w:pPr>
@@ -23389,6 +23880,7 @@
           </w:tcPr>
           <w:p>
             <w:pPr>
+              <w:keepNext w:val="false"/>
               <w:spacing w:after="40" w:before="0"/>
               <w:jc w:val="left"/>
             </w:pPr>
@@ -23448,6 +23940,7 @@
           </w:tcPr>
           <w:p>
             <w:pPr>
+              <w:keepNext w:val="false"/>
               <w:spacing w:after="40" w:before="0"/>
               <w:jc w:val="center"/>
             </w:pPr>
@@ -23482,6 +23975,7 @@
           </w:tcPr>
           <w:p>
             <w:pPr>
+              <w:keepNext w:val="false"/>
               <w:spacing w:after="40" w:before="0"/>
               <w:jc w:val="left"/>
             </w:pPr>
@@ -23546,6 +24040,7 @@
           </w:tcPr>
           <w:p>
             <w:pPr>
+              <w:keepNext w:val="false"/>
               <w:spacing w:after="40" w:before="0"/>
               <w:jc w:val="center"/>
             </w:pPr>
@@ -23580,6 +24075,7 @@
           </w:tcPr>
           <w:p>
             <w:pPr>
+              <w:keepNext w:val="false"/>
               <w:spacing w:after="40" w:before="0"/>
               <w:jc w:val="left"/>
             </w:pPr>
@@ -23612,6 +24108,7 @@
           </w:tcPr>
           <w:p>
             <w:pPr>
+              <w:keepNext w:val="false"/>
               <w:spacing w:after="40" w:before="0"/>
               <w:jc w:val="left"/>
             </w:pPr>
@@ -23644,6 +24141,7 @@
           </w:tcPr>
           <w:p>
             <w:pPr>
+              <w:keepNext w:val="false"/>
               <w:spacing w:after="40" w:before="0"/>
               <w:jc w:val="left"/>
             </w:pPr>
@@ -23676,6 +24174,7 @@
           </w:tcPr>
           <w:p>
             <w:pPr>
+              <w:keepNext w:val="false"/>
               <w:spacing w:after="40" w:before="0"/>
               <w:jc w:val="left"/>
             </w:pPr>
@@ -23708,6 +24207,7 @@
           </w:tcPr>
           <w:p>
             <w:pPr>
+              <w:keepNext w:val="false"/>
               <w:spacing w:after="40" w:before="0"/>
               <w:jc w:val="left"/>
             </w:pPr>
@@ -23742,6 +24242,7 @@
           </w:tcPr>
           <w:p>
             <w:pPr>
+              <w:keepNext w:val="false"/>
               <w:spacing w:after="40" w:before="0"/>
               <w:jc w:val="left"/>
             </w:pPr>
@@ -23779,7 +24280,7 @@
             <w:pPr>
               <w:spacing w:after="20" w:before="0"/>
             </w:pPr>
-            <w:hyperlink w:history="1" r:id="rIdw3w1zbmczqczepiicwi3o">
+            <w:hyperlink w:history="1" r:id="rIdznd5fhmxurze6dhnjsag5">
               <w:r>
                 <w:rPr>
                   <w:rFonts w:ascii="Arial" w:cs="Arial" w:eastAsia="Arial" w:hAnsi="Arial"/>
@@ -23812,7 +24313,7 @@
               <w:spacing w:after="10" w:before="0"/>
               <w:ind w:left="120"/>
             </w:pPr>
-            <w:hyperlink w:history="1" r:id="rIdzu9s6_i20jyy-yqtnir_c">
+            <w:hyperlink w:history="1" r:id="rIduxswo2c8tmops1tmcgzmd">
               <w:r>
                 <w:rPr>
                   <w:rFonts w:ascii="Arial" w:cs="Arial" w:eastAsia="Arial" w:hAnsi="Arial"/>
@@ -23857,7 +24358,7 @@
             <w:pPr>
               <w:spacing w:after="20" w:before="0"/>
             </w:pPr>
-            <w:hyperlink w:history="1" r:id="rIdsmbuilh5_brokzowddeqm">
+            <w:hyperlink w:history="1" r:id="rIdhwbjomgsrqpdhfvfleapv">
               <w:r>
                 <w:rPr>
                   <w:rFonts w:ascii="Arial" w:cs="Arial" w:eastAsia="Arial" w:hAnsi="Arial"/>
@@ -23890,7 +24391,7 @@
               <w:spacing w:after="10" w:before="0"/>
               <w:ind w:left="120"/>
             </w:pPr>
-            <w:hyperlink w:history="1" r:id="rId8u3gqnutdekgnuocnhm5x">
+            <w:hyperlink w:history="1" r:id="rId0ktroc71dozjvh4yagr_6">
               <w:r>
                 <w:rPr>
                   <w:rFonts w:ascii="Arial" w:cs="Arial" w:eastAsia="Arial" w:hAnsi="Arial"/>
@@ -23918,6 +24419,7 @@
           </w:tcPr>
           <w:p>
             <w:pPr>
+              <w:keepNext w:val="false"/>
               <w:spacing w:after="40" w:before="0"/>
               <w:jc w:val="left"/>
             </w:pPr>
@@ -23950,6 +24452,7 @@
           </w:tcPr>
           <w:p>
             <w:pPr>
+              <w:keepNext w:val="false"/>
               <w:spacing w:after="40" w:before="0"/>
               <w:jc w:val="left"/>
             </w:pPr>
@@ -23982,6 +24485,7 @@
           </w:tcPr>
           <w:p>
             <w:pPr>
+              <w:keepNext w:val="false"/>
               <w:spacing w:after="40" w:before="0"/>
               <w:jc w:val="left"/>
             </w:pPr>
@@ -24014,6 +24518,7 @@
           </w:tcPr>
           <w:p>
             <w:pPr>
+              <w:keepNext w:val="false"/>
               <w:spacing w:after="40" w:before="0"/>
               <w:jc w:val="left"/>
             </w:pPr>
@@ -24048,6 +24553,7 @@
           </w:tcPr>
           <w:p>
             <w:pPr>
+              <w:keepNext w:val="false"/>
               <w:spacing w:after="40" w:before="0"/>
               <w:jc w:val="left"/>
             </w:pPr>
@@ -24085,7 +24591,7 @@
             <w:pPr>
               <w:spacing w:after="20" w:before="0"/>
             </w:pPr>
-            <w:hyperlink w:history="1" r:id="rId0lwklgmpjo2j10xsqbpvi">
+            <w:hyperlink w:history="1" r:id="rIdoeum4cevpzidopwma88xw">
               <w:r>
                 <w:rPr>
                   <w:rFonts w:ascii="Arial" w:cs="Arial" w:eastAsia="Arial" w:hAnsi="Arial"/>
@@ -24118,7 +24624,7 @@
               <w:spacing w:after="10" w:before="0"/>
               <w:ind w:left="120"/>
             </w:pPr>
-            <w:hyperlink w:history="1" r:id="rIdtxuzwixngnfgxonwo1fet">
+            <w:hyperlink w:history="1" r:id="rIddac_vluhhpjr1vvvtim9l">
               <w:r>
                 <w:rPr>
                   <w:rFonts w:ascii="Arial" w:cs="Arial" w:eastAsia="Arial" w:hAnsi="Arial"/>
@@ -24163,7 +24669,7 @@
             <w:pPr>
               <w:spacing w:after="20" w:before="0"/>
             </w:pPr>
-            <w:hyperlink w:history="1" r:id="rIdpbn-fz2l2hvj83ejvyyhe">
+            <w:hyperlink w:history="1" r:id="rIdkjzyumrgrr2r3y9l1os6_">
               <w:r>
                 <w:rPr>
                   <w:rFonts w:ascii="Arial" w:cs="Arial" w:eastAsia="Arial" w:hAnsi="Arial"/>
@@ -24196,7 +24702,7 @@
               <w:spacing w:after="10" w:before="0"/>
               <w:ind w:left="120"/>
             </w:pPr>
-            <w:hyperlink w:history="1" r:id="rIde0uxcrakyn_bla0iaoimm">
+            <w:hyperlink w:history="1" r:id="rIdbk7vu_b99uswlo8gld1zq">
               <w:r>
                 <w:rPr>
                   <w:rFonts w:ascii="Arial" w:cs="Arial" w:eastAsia="Arial" w:hAnsi="Arial"/>
@@ -24224,6 +24730,7 @@
           </w:tcPr>
           <w:p>
             <w:pPr>
+              <w:keepNext w:val="false"/>
               <w:spacing w:after="40" w:before="0"/>
               <w:jc w:val="left"/>
             </w:pPr>
@@ -24256,6 +24763,7 @@
           </w:tcPr>
           <w:p>
             <w:pPr>
+              <w:keepNext w:val="false"/>
               <w:spacing w:after="40" w:before="0"/>
               <w:jc w:val="left"/>
             </w:pPr>
@@ -24288,6 +24796,7 @@
           </w:tcPr>
           <w:p>
             <w:pPr>
+              <w:keepNext w:val="false"/>
               <w:spacing w:after="40" w:before="0"/>
               <w:jc w:val="left"/>
             </w:pPr>
@@ -24320,6 +24829,7 @@
           </w:tcPr>
           <w:p>
             <w:pPr>
+              <w:keepNext w:val="false"/>
               <w:spacing w:after="40" w:before="0"/>
               <w:jc w:val="left"/>
             </w:pPr>
@@ -24354,6 +24864,7 @@
           </w:tcPr>
           <w:p>
             <w:pPr>
+              <w:keepNext w:val="false"/>
               <w:spacing w:after="40" w:before="0"/>
               <w:jc w:val="left"/>
             </w:pPr>
@@ -24391,7 +24902,7 @@
             <w:pPr>
               <w:spacing w:after="20" w:before="0"/>
             </w:pPr>
-            <w:hyperlink w:history="1" r:id="rIdyvfskryy_4l611iyi8u1r">
+            <w:hyperlink w:history="1" r:id="rIdr2svjucljodfm0lydckt6">
               <w:r>
                 <w:rPr>
                   <w:rFonts w:ascii="Arial" w:cs="Arial" w:eastAsia="Arial" w:hAnsi="Arial"/>
@@ -24424,7 +24935,7 @@
               <w:spacing w:after="10" w:before="0"/>
               <w:ind w:left="120"/>
             </w:pPr>
-            <w:hyperlink w:history="1" r:id="rId-vyyeuuvc7cavig8qgml1">
+            <w:hyperlink w:history="1" r:id="rId1rjhnstdr2qfzw-4xsxfh">
               <w:r>
                 <w:rPr>
                   <w:rFonts w:ascii="Arial" w:cs="Arial" w:eastAsia="Arial" w:hAnsi="Arial"/>
@@ -24469,7 +24980,7 @@
             <w:pPr>
               <w:spacing w:after="20" w:before="0"/>
             </w:pPr>
-            <w:hyperlink w:history="1" r:id="rIdvnkhqlwtanneop5srcdjw">
+            <w:hyperlink w:history="1" r:id="rIdb1ajlokkr4yuk-7f2xyqt">
               <w:r>
                 <w:rPr>
                   <w:rFonts w:ascii="Arial" w:cs="Arial" w:eastAsia="Arial" w:hAnsi="Arial"/>
@@ -24502,7 +25013,7 @@
               <w:spacing w:after="10" w:before="0"/>
               <w:ind w:left="120"/>
             </w:pPr>
-            <w:hyperlink w:history="1" r:id="rIdcklqitwqas5zxpcm6kauq">
+            <w:hyperlink w:history="1" r:id="rIdx_mp-3coike5kcjanpdgm">
               <w:r>
                 <w:rPr>
                   <w:rFonts w:ascii="Arial" w:cs="Arial" w:eastAsia="Arial" w:hAnsi="Arial"/>
@@ -24530,6 +25041,7 @@
           </w:tcPr>
           <w:p>
             <w:pPr>
+              <w:keepNext w:val="false"/>
               <w:spacing w:after="40" w:before="0"/>
               <w:jc w:val="left"/>
             </w:pPr>
@@ -24562,6 +25074,7 @@
           </w:tcPr>
           <w:p>
             <w:pPr>
+              <w:keepNext w:val="false"/>
               <w:spacing w:after="40" w:before="0"/>
               <w:jc w:val="left"/>
             </w:pPr>
@@ -24594,6 +25107,7 @@
           </w:tcPr>
           <w:p>
             <w:pPr>
+              <w:keepNext w:val="false"/>
               <w:spacing w:after="40" w:before="0"/>
               <w:jc w:val="left"/>
             </w:pPr>
@@ -24626,6 +25140,7 @@
           </w:tcPr>
           <w:p>
             <w:pPr>
+              <w:keepNext w:val="false"/>
               <w:spacing w:after="40" w:before="0"/>
               <w:jc w:val="left"/>
             </w:pPr>
@@ -24660,6 +25175,7 @@
           </w:tcPr>
           <w:p>
             <w:pPr>
+              <w:keepNext w:val="false"/>
               <w:spacing w:after="40" w:before="0"/>
               <w:jc w:val="left"/>
             </w:pPr>
@@ -24697,7 +25213,7 @@
             <w:pPr>
               <w:spacing w:after="20" w:before="0"/>
             </w:pPr>
-            <w:hyperlink w:history="1" r:id="rIdclknipweso7l3razm4c5f">
+            <w:hyperlink w:history="1" r:id="rIdwbculnar8vqxv4ga_iqxu">
               <w:r>
                 <w:rPr>
                   <w:rFonts w:ascii="Arial" w:cs="Arial" w:eastAsia="Arial" w:hAnsi="Arial"/>
@@ -24730,7 +25246,7 @@
               <w:spacing w:after="10" w:before="0"/>
               <w:ind w:left="120"/>
             </w:pPr>
-            <w:hyperlink w:history="1" r:id="rIdoinvd2aqvkl_xelwdcvve">
+            <w:hyperlink w:history="1" r:id="rIdkdxiug7pgtqf6o8ersayp">
               <w:r>
                 <w:rPr>
                   <w:rFonts w:ascii="Arial" w:cs="Arial" w:eastAsia="Arial" w:hAnsi="Arial"/>
@@ -24775,7 +25291,7 @@
             <w:pPr>
               <w:spacing w:after="20" w:before="0"/>
             </w:pPr>
-            <w:hyperlink w:history="1" r:id="rIdzdvbwryqi0aga-ivigvup">
+            <w:hyperlink w:history="1" r:id="rIdx_dcspwwaigtuecdn7enx">
               <w:r>
                 <w:rPr>
                   <w:rFonts w:ascii="Arial" w:cs="Arial" w:eastAsia="Arial" w:hAnsi="Arial"/>
@@ -24808,7 +25324,7 @@
               <w:spacing w:after="10" w:before="0"/>
               <w:ind w:left="120"/>
             </w:pPr>
-            <w:hyperlink w:history="1" r:id="rIdnn8nu1c9dmovqzkaixjl8">
+            <w:hyperlink w:history="1" r:id="rIdndwjnawxeb7dw6vqvvl5y">
               <w:r>
                 <w:rPr>
                   <w:rFonts w:ascii="Arial" w:cs="Arial" w:eastAsia="Arial" w:hAnsi="Arial"/>
@@ -24836,6 +25352,7 @@
           </w:tcPr>
           <w:p>
             <w:pPr>
+              <w:keepNext w:val="false"/>
               <w:spacing w:after="40" w:before="0"/>
               <w:jc w:val="left"/>
             </w:pPr>
@@ -24868,6 +25385,7 @@
           </w:tcPr>
           <w:p>
             <w:pPr>
+              <w:keepNext w:val="false"/>
               <w:spacing w:after="40" w:before="0"/>
               <w:jc w:val="left"/>
             </w:pPr>
@@ -24900,6 +25418,7 @@
           </w:tcPr>
           <w:p>
             <w:pPr>
+              <w:keepNext w:val="false"/>
               <w:spacing w:after="40" w:before="0"/>
               <w:jc w:val="left"/>
             </w:pPr>
@@ -24932,6 +25451,7 @@
           </w:tcPr>
           <w:p>
             <w:pPr>
+              <w:keepNext w:val="false"/>
               <w:spacing w:after="40" w:before="0"/>
               <w:jc w:val="left"/>
             </w:pPr>
@@ -24966,6 +25486,7 @@
           </w:tcPr>
           <w:p>
             <w:pPr>
+              <w:keepNext w:val="false"/>
               <w:spacing w:after="40" w:before="0"/>
               <w:jc w:val="left"/>
             </w:pPr>
@@ -25003,7 +25524,7 @@
             <w:pPr>
               <w:spacing w:after="20" w:before="0"/>
             </w:pPr>
-            <w:hyperlink w:history="1" r:id="rIdy7ashivlo04oe6-130whf">
+            <w:hyperlink w:history="1" r:id="rIdlhhedqbalz3yljus0ud-j">
               <w:r>
                 <w:rPr>
                   <w:rFonts w:ascii="Arial" w:cs="Arial" w:eastAsia="Arial" w:hAnsi="Arial"/>
@@ -25036,7 +25557,7 @@
               <w:spacing w:after="10" w:before="0"/>
               <w:ind w:left="120"/>
             </w:pPr>
-            <w:hyperlink w:history="1" r:id="rIdquyx8vovixeddzlm8wybb">
+            <w:hyperlink w:history="1" r:id="rId9dlyzbiukpsz1l7uvts0b">
               <w:r>
                 <w:rPr>
                   <w:rFonts w:ascii="Arial" w:cs="Arial" w:eastAsia="Arial" w:hAnsi="Arial"/>
@@ -25081,7 +25602,7 @@
             <w:pPr>
               <w:spacing w:after="20" w:before="0"/>
             </w:pPr>
-            <w:hyperlink w:history="1" r:id="rIdvrzrv49vkevzu9jgudn3c">
+            <w:hyperlink w:history="1" r:id="rId1383agbviygmdorepi5f4">
               <w:r>
                 <w:rPr>
                   <w:rFonts w:ascii="Arial" w:cs="Arial" w:eastAsia="Arial" w:hAnsi="Arial"/>
@@ -25130,7 +25651,7 @@
               <w:spacing w:after="10" w:before="0"/>
               <w:ind w:left="120"/>
             </w:pPr>
-            <w:hyperlink w:history="1" r:id="rId0fvscxamr4ktdcveoqhlf">
+            <w:hyperlink w:history="1" r:id="rId_mtj-htdrqkwh_uttih29">
               <w:r>
                 <w:rPr>
                   <w:rFonts w:ascii="Arial" w:cs="Arial" w:eastAsia="Arial" w:hAnsi="Arial"/>
@@ -25158,6 +25679,7 @@
           </w:tcPr>
           <w:p>
             <w:pPr>
+              <w:keepNext w:val="false"/>
               <w:spacing w:after="40" w:before="0"/>
               <w:jc w:val="left"/>
             </w:pPr>
@@ -25190,6 +25712,7 @@
           </w:tcPr>
           <w:p>
             <w:pPr>
+              <w:keepNext w:val="false"/>
               <w:spacing w:after="40" w:before="0"/>
               <w:jc w:val="left"/>
             </w:pPr>
@@ -25222,6 +25745,7 @@
           </w:tcPr>
           <w:p>
             <w:pPr>
+              <w:keepNext w:val="false"/>
               <w:spacing w:after="40" w:before="0"/>
               <w:jc w:val="left"/>
             </w:pPr>
@@ -25254,6 +25778,7 @@
           </w:tcPr>
           <w:p>
             <w:pPr>
+              <w:keepNext w:val="false"/>
               <w:spacing w:after="40" w:before="0"/>
               <w:jc w:val="left"/>
             </w:pPr>
@@ -25313,6 +25838,7 @@
           </w:tcPr>
           <w:p>
             <w:pPr>
+              <w:keepNext w:val="false"/>
               <w:spacing w:after="40" w:before="0"/>
               <w:jc w:val="center"/>
             </w:pPr>
@@ -25347,6 +25873,7 @@
           </w:tcPr>
           <w:p>
             <w:pPr>
+              <w:keepNext w:val="false"/>
               <w:spacing w:after="40" w:before="0"/>
               <w:jc w:val="left"/>
             </w:pPr>
@@ -25408,6 +25935,7 @@
           </w:tcPr>
           <w:p>
             <w:pPr>
+              <w:keepNext w:val="false"/>
               <w:spacing w:after="40" w:before="0"/>
               <w:jc w:val="center"/>
             </w:pPr>
@@ -25442,6 +25970,7 @@
           </w:tcPr>
           <w:p>
             <w:pPr>
+              <w:keepNext w:val="false"/>
               <w:spacing w:after="40" w:before="0"/>
               <w:jc w:val="left"/>
             </w:pPr>
@@ -25474,6 +26003,7 @@
           </w:tcPr>
           <w:p>
             <w:pPr>
+              <w:keepNext w:val="false"/>
               <w:spacing w:after="40" w:before="0"/>
               <w:jc w:val="left"/>
             </w:pPr>
@@ -25508,6 +26038,7 @@
           </w:tcPr>
           <w:p>
             <w:pPr>
+              <w:keepNext w:val="false"/>
               <w:spacing w:after="40" w:before="0"/>
               <w:jc w:val="left"/>
             </w:pPr>
@@ -25540,6 +26071,7 @@
           </w:tcPr>
           <w:p>
             <w:pPr>
+              <w:keepNext w:val="false"/>
               <w:spacing w:after="40" w:before="0"/>
               <w:jc w:val="left"/>
             </w:pPr>
@@ -25574,6 +26106,7 @@
           </w:tcPr>
           <w:p>
             <w:pPr>
+              <w:keepNext w:val="false"/>
               <w:spacing w:after="40" w:before="0"/>
               <w:jc w:val="left"/>
             </w:pPr>
@@ -25606,6 +26139,7 @@
           </w:tcPr>
           <w:p>
             <w:pPr>
+              <w:keepNext w:val="false"/>
               <w:spacing w:after="40" w:before="0"/>
               <w:jc w:val="left"/>
             </w:pPr>
@@ -25642,7 +26176,7 @@
         </w:rPr>
         <w:t xml:space="preserve">© 2026 SeaVuria and ARES. Aligned with KICD objectives. Developed by SeaVuria; technical implementation by ARES (with AI assistance from Claude). Licensed under </w:t>
       </w:r>
-      <w:hyperlink w:history="1" r:id="rId54ap36x5h66_nhwopz_7j">
+      <w:hyperlink w:history="1" r:id="rIdljtuf1cw6-sf-h5j9sfnc">
         <w:r>
           <w:rPr>
             <w:rFonts w:ascii="Arial" w:cs="Arial" w:eastAsia="Arial" w:hAnsi="Arial"/>
@@ -25663,7 +26197,7 @@
         </w:rPr>
         <w:t xml:space="preserve"> (</w:t>
       </w:r>
-      <w:hyperlink w:history="1" r:id="rIdvzeygywxqdlx1fw1t4li3">
+      <w:hyperlink w:history="1" r:id="rId4aolbgrmnde8myg--ir_6">
         <w:r>
           <w:rPr>
             <w:rFonts w:ascii="Arial" w:cs="Arial" w:eastAsia="Arial" w:hAnsi="Arial"/>
@@ -25723,6 +26257,7 @@
           </w:tcPr>
           <w:p>
             <w:pPr>
+              <w:keepNext w:val="false"/>
               <w:spacing w:after="40" w:before="0"/>
               <w:jc w:val="center"/>
             </w:pPr>
@@ -25758,6 +26293,7 @@
           </w:tcPr>
           <w:p>
             <w:pPr>
+              <w:keepNext w:val="false"/>
               <w:spacing w:after="40" w:before="0"/>
               <w:jc w:val="center"/>
             </w:pPr>
@@ -25792,6 +26328,7 @@
           </w:tcPr>
           <w:p>
             <w:pPr>
+              <w:keepNext w:val="false"/>
               <w:spacing w:after="40" w:before="0"/>
               <w:jc w:val="left"/>
             </w:pPr>
@@ -25824,6 +26361,7 @@
           </w:tcPr>
           <w:p>
             <w:pPr>
+              <w:keepNext w:val="false"/>
               <w:spacing w:after="40" w:before="0"/>
               <w:jc w:val="left"/>
             </w:pPr>
@@ -25858,6 +26396,7 @@
           </w:tcPr>
           <w:p>
             <w:pPr>
+              <w:keepNext w:val="false"/>
               <w:spacing w:after="40" w:before="0"/>
               <w:jc w:val="left"/>
             </w:pPr>
@@ -25890,6 +26429,7 @@
           </w:tcPr>
           <w:p>
             <w:pPr>
+              <w:keepNext w:val="false"/>
               <w:spacing w:after="40" w:before="0"/>
               <w:jc w:val="left"/>
             </w:pPr>
@@ -25924,6 +26464,7 @@
           </w:tcPr>
           <w:p>
             <w:pPr>
+              <w:keepNext w:val="false"/>
               <w:spacing w:after="40" w:before="0"/>
               <w:jc w:val="left"/>
             </w:pPr>
@@ -25956,6 +26497,7 @@
           </w:tcPr>
           <w:p>
             <w:pPr>
+              <w:keepNext w:val="false"/>
               <w:spacing w:after="40" w:before="0"/>
               <w:jc w:val="left"/>
             </w:pPr>
@@ -25990,6 +26532,7 @@
           </w:tcPr>
           <w:p>
             <w:pPr>
+              <w:keepNext w:val="false"/>
               <w:spacing w:after="40" w:before="0"/>
               <w:jc w:val="left"/>
             </w:pPr>
@@ -26022,6 +26565,7 @@
           </w:tcPr>
           <w:p>
             <w:pPr>
+              <w:keepNext w:val="false"/>
               <w:spacing w:after="40" w:before="0"/>
               <w:jc w:val="left"/>
             </w:pPr>
@@ -26056,6 +26600,7 @@
           </w:tcPr>
           <w:p>
             <w:pPr>
+              <w:keepNext w:val="false"/>
               <w:spacing w:after="40" w:before="0"/>
               <w:jc w:val="left"/>
             </w:pPr>
@@ -26088,6 +26633,7 @@
           </w:tcPr>
           <w:p>
             <w:pPr>
+              <w:keepNext w:val="false"/>
               <w:spacing w:after="40" w:before="0"/>
               <w:jc w:val="left"/>
             </w:pPr>
@@ -26122,6 +26668,7 @@
           </w:tcPr>
           <w:p>
             <w:pPr>
+              <w:keepNext w:val="false"/>
               <w:spacing w:after="40" w:before="0"/>
               <w:jc w:val="left"/>
             </w:pPr>
@@ -26154,6 +26701,7 @@
           </w:tcPr>
           <w:p>
             <w:pPr>
+              <w:keepNext w:val="false"/>
               <w:spacing w:after="40" w:before="0"/>
               <w:jc w:val="left"/>
             </w:pPr>
@@ -26188,6 +26736,7 @@
           </w:tcPr>
           <w:p>
             <w:pPr>
+              <w:keepNext w:val="false"/>
               <w:spacing w:after="40" w:before="0"/>
               <w:jc w:val="left"/>
             </w:pPr>
@@ -26220,6 +26769,7 @@
           </w:tcPr>
           <w:p>
             <w:pPr>
+              <w:keepNext w:val="false"/>
               <w:spacing w:after="40" w:before="0"/>
               <w:jc w:val="left"/>
             </w:pPr>
@@ -26254,6 +26804,7 @@
           </w:tcPr>
           <w:p>
             <w:pPr>
+              <w:keepNext w:val="false"/>
               <w:spacing w:after="40" w:before="0"/>
               <w:jc w:val="left"/>
             </w:pPr>
@@ -26286,6 +26837,7 @@
           </w:tcPr>
           <w:p>
             <w:pPr>
+              <w:keepNext w:val="false"/>
               <w:spacing w:after="40" w:before="0"/>
               <w:jc w:val="left"/>
             </w:pPr>
@@ -26345,6 +26897,7 @@
           </w:tcPr>
           <w:p>
             <w:pPr>
+              <w:keepNext w:val="false"/>
               <w:spacing w:after="40" w:before="0"/>
               <w:jc w:val="center"/>
             </w:pPr>
@@ -26379,6 +26932,7 @@
           </w:tcPr>
           <w:p>
             <w:pPr>
+              <w:keepNext w:val="false"/>
               <w:spacing w:after="40" w:before="0"/>
               <w:jc w:val="left"/>
             </w:pPr>
@@ -26443,6 +26997,7 @@
           </w:tcPr>
           <w:p>
             <w:pPr>
+              <w:keepNext w:val="false"/>
               <w:spacing w:after="40" w:before="0"/>
               <w:jc w:val="center"/>
             </w:pPr>
@@ -26477,6 +27032,7 @@
           </w:tcPr>
           <w:p>
             <w:pPr>
+              <w:keepNext w:val="false"/>
               <w:spacing w:after="40" w:before="0"/>
               <w:jc w:val="left"/>
             </w:pPr>
@@ -26509,6 +27065,7 @@
           </w:tcPr>
           <w:p>
             <w:pPr>
+              <w:keepNext w:val="false"/>
               <w:spacing w:after="40" w:before="0"/>
               <w:jc w:val="left"/>
             </w:pPr>
@@ -26541,6 +27098,7 @@
           </w:tcPr>
           <w:p>
             <w:pPr>
+              <w:keepNext w:val="false"/>
               <w:spacing w:after="40" w:before="0"/>
               <w:jc w:val="left"/>
             </w:pPr>
@@ -26573,6 +27131,7 @@
           </w:tcPr>
           <w:p>
             <w:pPr>
+              <w:keepNext w:val="false"/>
               <w:spacing w:after="40" w:before="0"/>
               <w:jc w:val="left"/>
             </w:pPr>
@@ -26605,6 +27164,7 @@
           </w:tcPr>
           <w:p>
             <w:pPr>
+              <w:keepNext w:val="false"/>
               <w:spacing w:after="40" w:before="0"/>
               <w:jc w:val="left"/>
             </w:pPr>
@@ -26639,6 +27199,7 @@
           </w:tcPr>
           <w:p>
             <w:pPr>
+              <w:keepNext w:val="false"/>
               <w:spacing w:after="40" w:before="0"/>
               <w:jc w:val="left"/>
             </w:pPr>
@@ -26676,7 +27237,7 @@
             <w:pPr>
               <w:spacing w:after="20" w:before="0"/>
             </w:pPr>
-            <w:hyperlink w:history="1" r:id="rIdmgpr-kxqfg_xjhnsw4jbo">
+            <w:hyperlink w:history="1" r:id="rIdzsv9hxbwa0_qrxh_2sdua">
               <w:r>
                 <w:rPr>
                   <w:rFonts w:ascii="Arial" w:cs="Arial" w:eastAsia="Arial" w:hAnsi="Arial"/>
@@ -26709,7 +27270,7 @@
               <w:spacing w:after="10" w:before="0"/>
               <w:ind w:left="120"/>
             </w:pPr>
-            <w:hyperlink w:history="1" r:id="rIdvko4r9mwbvji2wfzaq8tl">
+            <w:hyperlink w:history="1" r:id="rIdki5blkxqinbq08b9go3xx">
               <w:r>
                 <w:rPr>
                   <w:rFonts w:ascii="Arial" w:cs="Arial" w:eastAsia="Arial" w:hAnsi="Arial"/>
@@ -26754,7 +27315,7 @@
             <w:pPr>
               <w:spacing w:after="20" w:before="0"/>
             </w:pPr>
-            <w:hyperlink w:history="1" r:id="rIdhcsx6mwsilcwpxlhdspt4">
+            <w:hyperlink w:history="1" r:id="rId1a32-vc0fzgio9twloc91">
               <w:r>
                 <w:rPr>
                   <w:rFonts w:ascii="Arial" w:cs="Arial" w:eastAsia="Arial" w:hAnsi="Arial"/>
@@ -26803,7 +27364,7 @@
               <w:spacing w:after="10" w:before="0"/>
               <w:ind w:left="120"/>
             </w:pPr>
-            <w:hyperlink w:history="1" r:id="rIdbcldohacthxtwyirtog0o">
+            <w:hyperlink w:history="1" r:id="rIdmr_vvlj7oug7bat0gmoni">
               <w:r>
                 <w:rPr>
                   <w:rFonts w:ascii="Arial" w:cs="Arial" w:eastAsia="Arial" w:hAnsi="Arial"/>
@@ -26831,6 +27392,7 @@
           </w:tcPr>
           <w:p>
             <w:pPr>
+              <w:keepNext w:val="false"/>
               <w:spacing w:after="40" w:before="0"/>
               <w:jc w:val="left"/>
             </w:pPr>
@@ -26863,6 +27425,7 @@
           </w:tcPr>
           <w:p>
             <w:pPr>
+              <w:keepNext w:val="false"/>
               <w:spacing w:after="40" w:before="0"/>
               <w:jc w:val="left"/>
             </w:pPr>
@@ -26895,6 +27458,7 @@
           </w:tcPr>
           <w:p>
             <w:pPr>
+              <w:keepNext w:val="false"/>
               <w:spacing w:after="40" w:before="0"/>
               <w:jc w:val="left"/>
             </w:pPr>
@@ -26927,6 +27491,7 @@
           </w:tcPr>
           <w:p>
             <w:pPr>
+              <w:keepNext w:val="false"/>
               <w:spacing w:after="40" w:before="0"/>
               <w:jc w:val="left"/>
             </w:pPr>
@@ -26961,6 +27526,7 @@
           </w:tcPr>
           <w:p>
             <w:pPr>
+              <w:keepNext w:val="false"/>
               <w:spacing w:after="40" w:before="0"/>
               <w:jc w:val="left"/>
             </w:pPr>
@@ -26998,7 +27564,7 @@
             <w:pPr>
               <w:spacing w:after="20" w:before="0"/>
             </w:pPr>
-            <w:hyperlink w:history="1" r:id="rIdxxporwamaks0adrrl6n_y">
+            <w:hyperlink w:history="1" r:id="rIdofkln6y45alv5sljczepf">
               <w:r>
                 <w:rPr>
                   <w:rFonts w:ascii="Arial" w:cs="Arial" w:eastAsia="Arial" w:hAnsi="Arial"/>
@@ -27031,7 +27597,7 @@
               <w:spacing w:after="10" w:before="0"/>
               <w:ind w:left="120"/>
             </w:pPr>
-            <w:hyperlink w:history="1" r:id="rIdsfsr9yub8bxgr-wlelvzj">
+            <w:hyperlink w:history="1" r:id="rIdv-d5bnse6ibpbmochloji">
               <w:r>
                 <w:rPr>
                   <w:rFonts w:ascii="Arial" w:cs="Arial" w:eastAsia="Arial" w:hAnsi="Arial"/>
@@ -27076,7 +27642,7 @@
             <w:pPr>
               <w:spacing w:after="20" w:before="0"/>
             </w:pPr>
-            <w:hyperlink w:history="1" r:id="rId_tdkjpbepo6gsv96xkbn9">
+            <w:hyperlink w:history="1" r:id="rIdvo9mon0otkmsy938bglp-">
               <w:r>
                 <w:rPr>
                   <w:rFonts w:ascii="Arial" w:cs="Arial" w:eastAsia="Arial" w:hAnsi="Arial"/>
@@ -27125,7 +27691,7 @@
               <w:spacing w:after="10" w:before="0"/>
               <w:ind w:left="120"/>
             </w:pPr>
-            <w:hyperlink w:history="1" r:id="rIdiwyblevvb--qk4od5e-hq">
+            <w:hyperlink w:history="1" r:id="rIdjcg7nsattobaleyd6k4hq">
               <w:r>
                 <w:rPr>
                   <w:rFonts w:ascii="Arial" w:cs="Arial" w:eastAsia="Arial" w:hAnsi="Arial"/>
@@ -27153,6 +27719,7 @@
           </w:tcPr>
           <w:p>
             <w:pPr>
+              <w:keepNext w:val="false"/>
               <w:spacing w:after="40" w:before="0"/>
               <w:jc w:val="left"/>
             </w:pPr>
@@ -27185,6 +27752,7 @@
           </w:tcPr>
           <w:p>
             <w:pPr>
+              <w:keepNext w:val="false"/>
               <w:spacing w:after="40" w:before="0"/>
               <w:jc w:val="left"/>
             </w:pPr>
@@ -27217,6 +27785,7 @@
           </w:tcPr>
           <w:p>
             <w:pPr>
+              <w:keepNext w:val="false"/>
               <w:spacing w:after="40" w:before="0"/>
               <w:jc w:val="left"/>
             </w:pPr>
@@ -27249,6 +27818,7 @@
           </w:tcPr>
           <w:p>
             <w:pPr>
+              <w:keepNext w:val="false"/>
               <w:spacing w:after="40" w:before="0"/>
               <w:jc w:val="left"/>
             </w:pPr>
@@ -27283,6 +27853,7 @@
           </w:tcPr>
           <w:p>
             <w:pPr>
+              <w:keepNext w:val="false"/>
               <w:spacing w:after="40" w:before="0"/>
               <w:jc w:val="left"/>
             </w:pPr>
@@ -27320,7 +27891,7 @@
             <w:pPr>
               <w:spacing w:after="20" w:before="0"/>
             </w:pPr>
-            <w:hyperlink w:history="1" r:id="rIdu-aoz5dwtdfjox-skqgvw">
+            <w:hyperlink w:history="1" r:id="rIdhhlp0gnwenonou4jo2cbr">
               <w:r>
                 <w:rPr>
                   <w:rFonts w:ascii="Arial" w:cs="Arial" w:eastAsia="Arial" w:hAnsi="Arial"/>
@@ -27353,7 +27924,7 @@
               <w:spacing w:after="10" w:before="0"/>
               <w:ind w:left="120"/>
             </w:pPr>
-            <w:hyperlink w:history="1" r:id="rIdfoqkisz6rauhknmdhlgcd">
+            <w:hyperlink w:history="1" r:id="rIdn_lv-hcsz24h8ic8_auvq">
               <w:r>
                 <w:rPr>
                   <w:rFonts w:ascii="Arial" w:cs="Arial" w:eastAsia="Arial" w:hAnsi="Arial"/>
@@ -27398,7 +27969,7 @@
             <w:pPr>
               <w:spacing w:after="20" w:before="0"/>
             </w:pPr>
-            <w:hyperlink w:history="1" r:id="rId1g_kys7cy2lxulurwetdw">
+            <w:hyperlink w:history="1" r:id="rIdvy37g27x86_-h8smqopj0">
               <w:r>
                 <w:rPr>
                   <w:rFonts w:ascii="Arial" w:cs="Arial" w:eastAsia="Arial" w:hAnsi="Arial"/>
@@ -27447,7 +28018,7 @@
               <w:spacing w:after="10" w:before="0"/>
               <w:ind w:left="120"/>
             </w:pPr>
-            <w:hyperlink w:history="1" r:id="rIdfo6t9koqnjl7qjewmwycw">
+            <w:hyperlink w:history="1" r:id="rId4cmkhriximnpjwif_7qse">
               <w:r>
                 <w:rPr>
                   <w:rFonts w:ascii="Arial" w:cs="Arial" w:eastAsia="Arial" w:hAnsi="Arial"/>
@@ -27475,6 +28046,7 @@
           </w:tcPr>
           <w:p>
             <w:pPr>
+              <w:keepNext w:val="false"/>
               <w:spacing w:after="40" w:before="0"/>
               <w:jc w:val="left"/>
             </w:pPr>
@@ -27507,6 +28079,7 @@
           </w:tcPr>
           <w:p>
             <w:pPr>
+              <w:keepNext w:val="false"/>
               <w:spacing w:after="40" w:before="0"/>
               <w:jc w:val="left"/>
             </w:pPr>
@@ -27539,6 +28112,7 @@
           </w:tcPr>
           <w:p>
             <w:pPr>
+              <w:keepNext w:val="false"/>
               <w:spacing w:after="40" w:before="0"/>
               <w:jc w:val="left"/>
             </w:pPr>
@@ -27571,6 +28145,7 @@
           </w:tcPr>
           <w:p>
             <w:pPr>
+              <w:keepNext w:val="false"/>
               <w:spacing w:after="40" w:before="0"/>
               <w:jc w:val="left"/>
             </w:pPr>
@@ -27605,6 +28180,7 @@
           </w:tcPr>
           <w:p>
             <w:pPr>
+              <w:keepNext w:val="false"/>
               <w:spacing w:after="40" w:before="0"/>
               <w:jc w:val="left"/>
             </w:pPr>
@@ -27642,7 +28218,7 @@
             <w:pPr>
               <w:spacing w:after="20" w:before="0"/>
             </w:pPr>
-            <w:hyperlink w:history="1" r:id="rIdj7kfcsvrawrxzr7yf-xzb">
+            <w:hyperlink w:history="1" r:id="rId7azag0vxqzsyistzmgodn">
               <w:r>
                 <w:rPr>
                   <w:rFonts w:ascii="Arial" w:cs="Arial" w:eastAsia="Arial" w:hAnsi="Arial"/>
@@ -27675,7 +28251,7 @@
               <w:spacing w:after="10" w:before="0"/>
               <w:ind w:left="120"/>
             </w:pPr>
-            <w:hyperlink w:history="1" r:id="rId_aykmrbtkzlybha1vg8re">
+            <w:hyperlink w:history="1" r:id="rIdvs_krmmn-ebsma3hylz7o">
               <w:r>
                 <w:rPr>
                   <w:rFonts w:ascii="Arial" w:cs="Arial" w:eastAsia="Arial" w:hAnsi="Arial"/>
@@ -27720,7 +28296,7 @@
             <w:pPr>
               <w:spacing w:after="20" w:before="0"/>
             </w:pPr>
-            <w:hyperlink w:history="1" r:id="rIdmoph6uwh_ck4qhdnz2vbi">
+            <w:hyperlink w:history="1" r:id="rIdewurt0n6ipzozmhf2jhsw">
               <w:r>
                 <w:rPr>
                   <w:rFonts w:ascii="Arial" w:cs="Arial" w:eastAsia="Arial" w:hAnsi="Arial"/>
@@ -27769,7 +28345,7 @@
               <w:spacing w:after="10" w:before="0"/>
               <w:ind w:left="120"/>
             </w:pPr>
-            <w:hyperlink w:history="1" r:id="rIddzqzcmom6hqvwj7nya9rc">
+            <w:hyperlink w:history="1" r:id="rIdzffpte-a2yfooxgx-megx">
               <w:r>
                 <w:rPr>
                   <w:rFonts w:ascii="Arial" w:cs="Arial" w:eastAsia="Arial" w:hAnsi="Arial"/>
@@ -27797,6 +28373,7 @@
           </w:tcPr>
           <w:p>
             <w:pPr>
+              <w:keepNext w:val="false"/>
               <w:spacing w:after="40" w:before="0"/>
               <w:jc w:val="left"/>
             </w:pPr>
@@ -27829,6 +28406,7 @@
           </w:tcPr>
           <w:p>
             <w:pPr>
+              <w:keepNext w:val="false"/>
               <w:spacing w:after="40" w:before="0"/>
               <w:jc w:val="left"/>
             </w:pPr>
@@ -27861,6 +28439,7 @@
           </w:tcPr>
           <w:p>
             <w:pPr>
+              <w:keepNext w:val="false"/>
               <w:spacing w:after="40" w:before="0"/>
               <w:jc w:val="left"/>
             </w:pPr>
@@ -27893,6 +28472,7 @@
           </w:tcPr>
           <w:p>
             <w:pPr>
+              <w:keepNext w:val="false"/>
               <w:spacing w:after="40" w:before="0"/>
               <w:jc w:val="left"/>
             </w:pPr>
@@ -27927,6 +28507,7 @@
           </w:tcPr>
           <w:p>
             <w:pPr>
+              <w:keepNext w:val="false"/>
               <w:spacing w:after="40" w:before="0"/>
               <w:jc w:val="left"/>
             </w:pPr>
@@ -27964,7 +28545,7 @@
             <w:pPr>
               <w:spacing w:after="20" w:before="0"/>
             </w:pPr>
-            <w:hyperlink w:history="1" r:id="rId5r5qu-hdxjyxm8dzvsdax">
+            <w:hyperlink w:history="1" r:id="rIdylhlpbug54qldjb0owpad">
               <w:r>
                 <w:rPr>
                   <w:rFonts w:ascii="Arial" w:cs="Arial" w:eastAsia="Arial" w:hAnsi="Arial"/>
@@ -28013,7 +28594,7 @@
               <w:spacing w:after="10" w:before="0"/>
               <w:ind w:left="120"/>
             </w:pPr>
-            <w:hyperlink w:history="1" r:id="rIdptpdtl9hpod9nhwgjh1db">
+            <w:hyperlink w:history="1" r:id="rIdrk6gkkqqmbof2fryoerex">
               <w:r>
                 <w:rPr>
                   <w:rFonts w:ascii="Arial" w:cs="Arial" w:eastAsia="Arial" w:hAnsi="Arial"/>
@@ -28058,7 +28639,7 @@
             <w:pPr>
               <w:spacing w:after="20" w:before="0"/>
             </w:pPr>
-            <w:hyperlink w:history="1" r:id="rIdpetvx7bu5qaltfnkvyjde">
+            <w:hyperlink w:history="1" r:id="rIdhqg0azp1nwli4if1lh1nn">
               <w:r>
                 <w:rPr>
                   <w:rFonts w:ascii="Arial" w:cs="Arial" w:eastAsia="Arial" w:hAnsi="Arial"/>
@@ -28107,7 +28688,7 @@
               <w:spacing w:after="10" w:before="0"/>
               <w:ind w:left="120"/>
             </w:pPr>
-            <w:hyperlink w:history="1" r:id="rIdh7g4gosipewubi5i9ih_s">
+            <w:hyperlink w:history="1" r:id="rId3z3zql-h6mhcoew8rbfdl">
               <w:r>
                 <w:rPr>
                   <w:rFonts w:ascii="Arial" w:cs="Arial" w:eastAsia="Arial" w:hAnsi="Arial"/>
@@ -28135,6 +28716,7 @@
           </w:tcPr>
           <w:p>
             <w:pPr>
+              <w:keepNext w:val="false"/>
               <w:spacing w:after="40" w:before="0"/>
               <w:jc w:val="left"/>
             </w:pPr>
@@ -28167,6 +28749,7 @@
           </w:tcPr>
           <w:p>
             <w:pPr>
+              <w:keepNext w:val="false"/>
               <w:spacing w:after="40" w:before="0"/>
               <w:jc w:val="left"/>
             </w:pPr>
@@ -28199,6 +28782,7 @@
           </w:tcPr>
           <w:p>
             <w:pPr>
+              <w:keepNext w:val="false"/>
               <w:spacing w:after="40" w:before="0"/>
               <w:jc w:val="left"/>
             </w:pPr>
@@ -28231,6 +28815,7 @@
           </w:tcPr>
           <w:p>
             <w:pPr>
+              <w:keepNext w:val="false"/>
               <w:spacing w:after="40" w:before="0"/>
               <w:jc w:val="left"/>
             </w:pPr>
@@ -28290,6 +28875,7 @@
           </w:tcPr>
           <w:p>
             <w:pPr>
+              <w:keepNext w:val="false"/>
               <w:spacing w:after="40" w:before="0"/>
               <w:jc w:val="center"/>
             </w:pPr>
@@ -28324,6 +28910,7 @@
           </w:tcPr>
           <w:p>
             <w:pPr>
+              <w:keepNext w:val="false"/>
               <w:spacing w:after="40" w:before="0"/>
               <w:jc w:val="left"/>
             </w:pPr>
@@ -28385,6 +28972,7 @@
           </w:tcPr>
           <w:p>
             <w:pPr>
+              <w:keepNext w:val="false"/>
               <w:spacing w:after="40" w:before="0"/>
               <w:jc w:val="center"/>
             </w:pPr>
@@ -28419,6 +29007,7 @@
           </w:tcPr>
           <w:p>
             <w:pPr>
+              <w:keepNext w:val="false"/>
               <w:spacing w:after="40" w:before="0"/>
               <w:jc w:val="left"/>
             </w:pPr>
@@ -28451,6 +29040,7 @@
           </w:tcPr>
           <w:p>
             <w:pPr>
+              <w:keepNext w:val="false"/>
               <w:spacing w:after="40" w:before="0"/>
               <w:jc w:val="left"/>
             </w:pPr>
@@ -28485,6 +29075,7 @@
           </w:tcPr>
           <w:p>
             <w:pPr>
+              <w:keepNext w:val="false"/>
               <w:spacing w:after="40" w:before="0"/>
               <w:jc w:val="left"/>
             </w:pPr>
@@ -28517,6 +29108,7 @@
           </w:tcPr>
           <w:p>
             <w:pPr>
+              <w:keepNext w:val="false"/>
               <w:spacing w:after="40" w:before="0"/>
               <w:jc w:val="left"/>
             </w:pPr>
@@ -28551,6 +29143,7 @@
           </w:tcPr>
           <w:p>
             <w:pPr>
+              <w:keepNext w:val="false"/>
               <w:spacing w:after="40" w:before="0"/>
               <w:jc w:val="left"/>
             </w:pPr>
@@ -28583,6 +29176,7 @@
           </w:tcPr>
           <w:p>
             <w:pPr>
+              <w:keepNext w:val="false"/>
               <w:spacing w:after="40" w:before="0"/>
               <w:jc w:val="left"/>
             </w:pPr>
@@ -28619,7 +29213,7 @@
         </w:rPr>
         <w:t xml:space="preserve">© 2026 SeaVuria and ARES. Aligned with KICD objectives. Developed by SeaVuria; technical implementation by ARES (with AI assistance from Claude). Licensed under </w:t>
       </w:r>
-      <w:hyperlink w:history="1" r:id="rIdadbzt4kxy4usquzwvxuxs">
+      <w:hyperlink w:history="1" r:id="rIdiychqe5soqvhd9x44th_n">
         <w:r>
           <w:rPr>
             <w:rFonts w:ascii="Arial" w:cs="Arial" w:eastAsia="Arial" w:hAnsi="Arial"/>
@@ -28640,7 +29234,7 @@
         </w:rPr>
         <w:t xml:space="preserve"> (</w:t>
       </w:r>
-      <w:hyperlink w:history="1" r:id="rIdl2qwdxahqqm1clcp6sx-s">
+      <w:hyperlink w:history="1" r:id="rIdznklkktxnnj_clnfhkg1t">
         <w:r>
           <w:rPr>
             <w:rFonts w:ascii="Arial" w:cs="Arial" w:eastAsia="Arial" w:hAnsi="Arial"/>
@@ -28700,6 +29294,7 @@
           </w:tcPr>
           <w:p>
             <w:pPr>
+              <w:keepNext w:val="false"/>
               <w:spacing w:after="40" w:before="0"/>
               <w:jc w:val="center"/>
             </w:pPr>
@@ -28735,6 +29330,7 @@
           </w:tcPr>
           <w:p>
             <w:pPr>
+              <w:keepNext w:val="false"/>
               <w:spacing w:after="40" w:before="0"/>
               <w:jc w:val="center"/>
             </w:pPr>
@@ -28769,6 +29365,7 @@
           </w:tcPr>
           <w:p>
             <w:pPr>
+              <w:keepNext w:val="false"/>
               <w:spacing w:after="40" w:before="0"/>
               <w:jc w:val="left"/>
             </w:pPr>
@@ -28801,6 +29398,7 @@
           </w:tcPr>
           <w:p>
             <w:pPr>
+              <w:keepNext w:val="false"/>
               <w:spacing w:after="40" w:before="0"/>
               <w:jc w:val="left"/>
             </w:pPr>
@@ -28835,6 +29433,7 @@
           </w:tcPr>
           <w:p>
             <w:pPr>
+              <w:keepNext w:val="false"/>
               <w:spacing w:after="40" w:before="0"/>
               <w:jc w:val="left"/>
             </w:pPr>
@@ -28867,6 +29466,7 @@
           </w:tcPr>
           <w:p>
             <w:pPr>
+              <w:keepNext w:val="false"/>
               <w:spacing w:after="40" w:before="0"/>
               <w:jc w:val="left"/>
             </w:pPr>
@@ -28901,6 +29501,7 @@
           </w:tcPr>
           <w:p>
             <w:pPr>
+              <w:keepNext w:val="false"/>
               <w:spacing w:after="40" w:before="0"/>
               <w:jc w:val="left"/>
             </w:pPr>
@@ -28933,6 +29534,7 @@
           </w:tcPr>
           <w:p>
             <w:pPr>
+              <w:keepNext w:val="false"/>
               <w:spacing w:after="40" w:before="0"/>
               <w:jc w:val="left"/>
             </w:pPr>
@@ -28967,6 +29569,7 @@
           </w:tcPr>
           <w:p>
             <w:pPr>
+              <w:keepNext w:val="false"/>
               <w:spacing w:after="40" w:before="0"/>
               <w:jc w:val="left"/>
             </w:pPr>
@@ -28999,6 +29602,7 @@
           </w:tcPr>
           <w:p>
             <w:pPr>
+              <w:keepNext w:val="false"/>
               <w:spacing w:after="40" w:before="0"/>
               <w:jc w:val="left"/>
             </w:pPr>
@@ -29033,6 +29637,7 @@
           </w:tcPr>
           <w:p>
             <w:pPr>
+              <w:keepNext w:val="false"/>
               <w:spacing w:after="40" w:before="0"/>
               <w:jc w:val="left"/>
             </w:pPr>
@@ -29065,6 +29670,7 @@
           </w:tcPr>
           <w:p>
             <w:pPr>
+              <w:keepNext w:val="false"/>
               <w:spacing w:after="40" w:before="0"/>
               <w:jc w:val="left"/>
             </w:pPr>
@@ -29099,6 +29705,7 @@
           </w:tcPr>
           <w:p>
             <w:pPr>
+              <w:keepNext w:val="false"/>
               <w:spacing w:after="40" w:before="0"/>
               <w:jc w:val="left"/>
             </w:pPr>
@@ -29131,6 +29738,7 @@
           </w:tcPr>
           <w:p>
             <w:pPr>
+              <w:keepNext w:val="false"/>
               <w:spacing w:after="40" w:before="0"/>
               <w:jc w:val="left"/>
             </w:pPr>
@@ -29165,6 +29773,7 @@
           </w:tcPr>
           <w:p>
             <w:pPr>
+              <w:keepNext w:val="false"/>
               <w:spacing w:after="40" w:before="0"/>
               <w:jc w:val="left"/>
             </w:pPr>
@@ -29197,6 +29806,7 @@
           </w:tcPr>
           <w:p>
             <w:pPr>
+              <w:keepNext w:val="false"/>
               <w:spacing w:after="40" w:before="0"/>
               <w:jc w:val="left"/>
             </w:pPr>
@@ -29231,6 +29841,7 @@
           </w:tcPr>
           <w:p>
             <w:pPr>
+              <w:keepNext w:val="false"/>
               <w:spacing w:after="40" w:before="0"/>
               <w:jc w:val="left"/>
             </w:pPr>
@@ -29263,6 +29874,7 @@
           </w:tcPr>
           <w:p>
             <w:pPr>
+              <w:keepNext w:val="false"/>
               <w:spacing w:after="40" w:before="0"/>
               <w:jc w:val="left"/>
             </w:pPr>
@@ -29322,6 +29934,7 @@
           </w:tcPr>
           <w:p>
             <w:pPr>
+              <w:keepNext w:val="false"/>
               <w:spacing w:after="40" w:before="0"/>
               <w:jc w:val="center"/>
             </w:pPr>
@@ -29356,6 +29969,7 @@
           </w:tcPr>
           <w:p>
             <w:pPr>
+              <w:keepNext w:val="false"/>
               <w:spacing w:after="40" w:before="0"/>
               <w:jc w:val="left"/>
             </w:pPr>
@@ -29420,6 +30034,7 @@
           </w:tcPr>
           <w:p>
             <w:pPr>
+              <w:keepNext w:val="false"/>
               <w:spacing w:after="40" w:before="0"/>
               <w:jc w:val="center"/>
             </w:pPr>
@@ -29454,6 +30069,7 @@
           </w:tcPr>
           <w:p>
             <w:pPr>
+              <w:keepNext w:val="false"/>
               <w:spacing w:after="40" w:before="0"/>
               <w:jc w:val="left"/>
             </w:pPr>
@@ -29486,6 +30102,7 @@
           </w:tcPr>
           <w:p>
             <w:pPr>
+              <w:keepNext w:val="false"/>
               <w:spacing w:after="40" w:before="0"/>
               <w:jc w:val="left"/>
             </w:pPr>
@@ -29518,6 +30135,7 @@
           </w:tcPr>
           <w:p>
             <w:pPr>
+              <w:keepNext w:val="false"/>
               <w:spacing w:after="40" w:before="0"/>
               <w:jc w:val="left"/>
             </w:pPr>
@@ -29550,6 +30168,7 @@
           </w:tcPr>
           <w:p>
             <w:pPr>
+              <w:keepNext w:val="false"/>
               <w:spacing w:after="40" w:before="0"/>
               <w:jc w:val="left"/>
             </w:pPr>
@@ -29582,6 +30201,7 @@
           </w:tcPr>
           <w:p>
             <w:pPr>
+              <w:keepNext w:val="false"/>
               <w:spacing w:after="40" w:before="0"/>
               <w:jc w:val="left"/>
             </w:pPr>
@@ -29616,6 +30236,7 @@
           </w:tcPr>
           <w:p>
             <w:pPr>
+              <w:keepNext w:val="false"/>
               <w:spacing w:after="40" w:before="0"/>
               <w:jc w:val="left"/>
             </w:pPr>
@@ -29653,7 +30274,7 @@
             <w:pPr>
               <w:spacing w:after="20" w:before="0"/>
             </w:pPr>
-            <w:hyperlink w:history="1" r:id="rIds0_9oup20mumlwyprvwtp">
+            <w:hyperlink w:history="1" r:id="rIdtd10d97zh_wkt4gnpv1kx">
               <w:r>
                 <w:rPr>
                   <w:rFonts w:ascii="Arial" w:cs="Arial" w:eastAsia="Arial" w:hAnsi="Arial"/>
@@ -29686,7 +30307,7 @@
               <w:spacing w:after="10" w:before="0"/>
               <w:ind w:left="120"/>
             </w:pPr>
-            <w:hyperlink w:history="1" r:id="rIdn2dqnojwbtrebgboob-rn">
+            <w:hyperlink w:history="1" r:id="rIdgvvdqvmn1adxegchkiolb">
               <w:r>
                 <w:rPr>
                   <w:rFonts w:ascii="Arial" w:cs="Arial" w:eastAsia="Arial" w:hAnsi="Arial"/>
@@ -29731,7 +30352,7 @@
             <w:pPr>
               <w:spacing w:after="20" w:before="0"/>
             </w:pPr>
-            <w:hyperlink w:history="1" r:id="rIde_k2lnxmcvwzvuzx8udyw">
+            <w:hyperlink w:history="1" r:id="rId7kxqkmcp5qjws_rvzla9_">
               <w:r>
                 <w:rPr>
                   <w:rFonts w:ascii="Arial" w:cs="Arial" w:eastAsia="Arial" w:hAnsi="Arial"/>
@@ -29764,7 +30385,7 @@
               <w:spacing w:after="10" w:before="0"/>
               <w:ind w:left="120"/>
             </w:pPr>
-            <w:hyperlink w:history="1" r:id="rIdek-gpzgs2fvyh97q0qmy1">
+            <w:hyperlink w:history="1" r:id="rIduop_3lipwz9miea1fvrm4">
               <w:r>
                 <w:rPr>
                   <w:rFonts w:ascii="Arial" w:cs="Arial" w:eastAsia="Arial" w:hAnsi="Arial"/>
@@ -29792,6 +30413,7 @@
           </w:tcPr>
           <w:p>
             <w:pPr>
+              <w:keepNext w:val="false"/>
               <w:spacing w:after="40" w:before="0"/>
               <w:jc w:val="left"/>
             </w:pPr>
@@ -29824,6 +30446,7 @@
           </w:tcPr>
           <w:p>
             <w:pPr>
+              <w:keepNext w:val="false"/>
               <w:spacing w:after="40" w:before="0"/>
               <w:jc w:val="left"/>
             </w:pPr>
@@ -29856,6 +30479,7 @@
           </w:tcPr>
           <w:p>
             <w:pPr>
+              <w:keepNext w:val="false"/>
               <w:spacing w:after="40" w:before="0"/>
               <w:jc w:val="left"/>
             </w:pPr>
@@ -29888,6 +30512,7 @@
           </w:tcPr>
           <w:p>
             <w:pPr>
+              <w:keepNext w:val="false"/>
               <w:spacing w:after="40" w:before="0"/>
               <w:jc w:val="left"/>
             </w:pPr>
@@ -29922,6 +30547,7 @@
           </w:tcPr>
           <w:p>
             <w:pPr>
+              <w:keepNext w:val="false"/>
               <w:spacing w:after="40" w:before="0"/>
               <w:jc w:val="left"/>
             </w:pPr>
@@ -29959,7 +30585,7 @@
             <w:pPr>
               <w:spacing w:after="20" w:before="0"/>
             </w:pPr>
-            <w:hyperlink w:history="1" r:id="rIdkfaixaocxlbqj3ull_gfu">
+            <w:hyperlink w:history="1" r:id="rIde25rfed7ugd3oobpu-03s">
               <w:r>
                 <w:rPr>
                   <w:rFonts w:ascii="Arial" w:cs="Arial" w:eastAsia="Arial" w:hAnsi="Arial"/>
@@ -29992,7 +30618,7 @@
               <w:spacing w:after="10" w:before="0"/>
               <w:ind w:left="120"/>
             </w:pPr>
-            <w:hyperlink w:history="1" r:id="rIdbek_lhllbrdwcbqqbinpy">
+            <w:hyperlink w:history="1" r:id="rId5dd5n9m8gh4ynjtjst-ke">
               <w:r>
                 <w:rPr>
                   <w:rFonts w:ascii="Arial" w:cs="Arial" w:eastAsia="Arial" w:hAnsi="Arial"/>
@@ -30037,7 +30663,7 @@
             <w:pPr>
               <w:spacing w:after="20" w:before="0"/>
             </w:pPr>
-            <w:hyperlink w:history="1" r:id="rId-v5wcuy43qfdfep0n5ine">
+            <w:hyperlink w:history="1" r:id="rId2aq1pn18cuqzz-u5vobkv">
               <w:r>
                 <w:rPr>
                   <w:rFonts w:ascii="Arial" w:cs="Arial" w:eastAsia="Arial" w:hAnsi="Arial"/>
@@ -30070,7 +30696,7 @@
               <w:spacing w:after="10" w:before="0"/>
               <w:ind w:left="120"/>
             </w:pPr>
-            <w:hyperlink w:history="1" r:id="rId7prs1o4ev5mr1lyp3gogz">
+            <w:hyperlink w:history="1" r:id="rId6va3q2ivbkojwtr2wv-hb">
               <w:r>
                 <w:rPr>
                   <w:rFonts w:ascii="Arial" w:cs="Arial" w:eastAsia="Arial" w:hAnsi="Arial"/>
@@ -30098,6 +30724,7 @@
           </w:tcPr>
           <w:p>
             <w:pPr>
+              <w:keepNext w:val="false"/>
               <w:spacing w:after="40" w:before="0"/>
               <w:jc w:val="left"/>
             </w:pPr>
@@ -30130,6 +30757,7 @@
           </w:tcPr>
           <w:p>
             <w:pPr>
+              <w:keepNext w:val="false"/>
               <w:spacing w:after="40" w:before="0"/>
               <w:jc w:val="left"/>
             </w:pPr>
@@ -30162,6 +30790,7 @@
           </w:tcPr>
           <w:p>
             <w:pPr>
+              <w:keepNext w:val="false"/>
               <w:spacing w:after="40" w:before="0"/>
               <w:jc w:val="left"/>
             </w:pPr>
@@ -30194,6 +30823,7 @@
           </w:tcPr>
           <w:p>
             <w:pPr>
+              <w:keepNext w:val="false"/>
               <w:spacing w:after="40" w:before="0"/>
               <w:jc w:val="left"/>
             </w:pPr>
@@ -30228,6 +30858,7 @@
           </w:tcPr>
           <w:p>
             <w:pPr>
+              <w:keepNext w:val="false"/>
               <w:spacing w:after="40" w:before="0"/>
               <w:jc w:val="left"/>
             </w:pPr>
@@ -30265,7 +30896,7 @@
             <w:pPr>
               <w:spacing w:after="20" w:before="0"/>
             </w:pPr>
-            <w:hyperlink w:history="1" r:id="rId01mliwvqd0ca-pdlyrk48">
+            <w:hyperlink w:history="1" r:id="rIdlchqmspsms_sndxxerzix">
               <w:r>
                 <w:rPr>
                   <w:rFonts w:ascii="Arial" w:cs="Arial" w:eastAsia="Arial" w:hAnsi="Arial"/>
@@ -30298,7 +30929,7 @@
               <w:spacing w:after="10" w:before="0"/>
               <w:ind w:left="120"/>
             </w:pPr>
-            <w:hyperlink w:history="1" r:id="rId5tktbkdl2n1bvmdpgkeas">
+            <w:hyperlink w:history="1" r:id="rId4wcu-nl38hfbwvayothue">
               <w:r>
                 <w:rPr>
                   <w:rFonts w:ascii="Arial" w:cs="Arial" w:eastAsia="Arial" w:hAnsi="Arial"/>
@@ -30343,7 +30974,7 @@
             <w:pPr>
               <w:spacing w:after="20" w:before="0"/>
             </w:pPr>
-            <w:hyperlink w:history="1" r:id="rIdb6ban6cqlvejmwxbx3tlb">
+            <w:hyperlink w:history="1" r:id="rIddr0ckkvc9kp6yeq5jzyff">
               <w:r>
                 <w:rPr>
                   <w:rFonts w:ascii="Arial" w:cs="Arial" w:eastAsia="Arial" w:hAnsi="Arial"/>
@@ -30376,7 +31007,7 @@
               <w:spacing w:after="10" w:before="0"/>
               <w:ind w:left="120"/>
             </w:pPr>
-            <w:hyperlink w:history="1" r:id="rIddq49okhj69yotoxk3ozxf">
+            <w:hyperlink w:history="1" r:id="rIdgras0s-xyh6h4jehic0a2">
               <w:r>
                 <w:rPr>
                   <w:rFonts w:ascii="Arial" w:cs="Arial" w:eastAsia="Arial" w:hAnsi="Arial"/>
@@ -30404,6 +31035,7 @@
           </w:tcPr>
           <w:p>
             <w:pPr>
+              <w:keepNext w:val="false"/>
               <w:spacing w:after="40" w:before="0"/>
               <w:jc w:val="left"/>
             </w:pPr>
@@ -30436,6 +31068,7 @@
           </w:tcPr>
           <w:p>
             <w:pPr>
+              <w:keepNext w:val="false"/>
               <w:spacing w:after="40" w:before="0"/>
               <w:jc w:val="left"/>
             </w:pPr>
@@ -30468,6 +31101,7 @@
           </w:tcPr>
           <w:p>
             <w:pPr>
+              <w:keepNext w:val="false"/>
               <w:spacing w:after="40" w:before="0"/>
               <w:jc w:val="left"/>
             </w:pPr>
@@ -30500,6 +31134,7 @@
           </w:tcPr>
           <w:p>
             <w:pPr>
+              <w:keepNext w:val="false"/>
               <w:spacing w:after="40" w:before="0"/>
               <w:jc w:val="left"/>
             </w:pPr>
@@ -30534,6 +31169,7 @@
           </w:tcPr>
           <w:p>
             <w:pPr>
+              <w:keepNext w:val="false"/>
               <w:spacing w:after="40" w:before="0"/>
               <w:jc w:val="left"/>
             </w:pPr>
@@ -30571,7 +31207,7 @@
             <w:pPr>
               <w:spacing w:after="20" w:before="0"/>
             </w:pPr>
-            <w:hyperlink w:history="1" r:id="rIdeevd1auf2cnj-nm8om7in">
+            <w:hyperlink w:history="1" r:id="rIdy6zfr4pxxp5vd55bjw73v">
               <w:r>
                 <w:rPr>
                   <w:rFonts w:ascii="Arial" w:cs="Arial" w:eastAsia="Arial" w:hAnsi="Arial"/>
@@ -30604,7 +31240,7 @@
               <w:spacing w:after="10" w:before="0"/>
               <w:ind w:left="120"/>
             </w:pPr>
-            <w:hyperlink w:history="1" r:id="rIdaehyenukmdr4x2v6dmhqd">
+            <w:hyperlink w:history="1" r:id="rId7g_lp91voarwbqfbj3hrf">
               <w:r>
                 <w:rPr>
                   <w:rFonts w:ascii="Arial" w:cs="Arial" w:eastAsia="Arial" w:hAnsi="Arial"/>
@@ -30649,7 +31285,7 @@
             <w:pPr>
               <w:spacing w:after="20" w:before="0"/>
             </w:pPr>
-            <w:hyperlink w:history="1" r:id="rIdmgnec4hfl4elmt9xhzpea">
+            <w:hyperlink w:history="1" r:id="rIdxt_qzscnycejlgcoj76pd">
               <w:r>
                 <w:rPr>
                   <w:rFonts w:ascii="Arial" w:cs="Arial" w:eastAsia="Arial" w:hAnsi="Arial"/>
@@ -30682,7 +31318,7 @@
               <w:spacing w:after="10" w:before="0"/>
               <w:ind w:left="120"/>
             </w:pPr>
-            <w:hyperlink w:history="1" r:id="rIdstmaacoavje_trsmagczj">
+            <w:hyperlink w:history="1" r:id="rIdnv7mopj5ptohewmcvpv2f">
               <w:r>
                 <w:rPr>
                   <w:rFonts w:ascii="Arial" w:cs="Arial" w:eastAsia="Arial" w:hAnsi="Arial"/>
@@ -30710,6 +31346,7 @@
           </w:tcPr>
           <w:p>
             <w:pPr>
+              <w:keepNext w:val="false"/>
               <w:spacing w:after="40" w:before="0"/>
               <w:jc w:val="left"/>
             </w:pPr>
@@ -30742,6 +31379,7 @@
           </w:tcPr>
           <w:p>
             <w:pPr>
+              <w:keepNext w:val="false"/>
               <w:spacing w:after="40" w:before="0"/>
               <w:jc w:val="left"/>
             </w:pPr>
@@ -30774,6 +31412,7 @@
           </w:tcPr>
           <w:p>
             <w:pPr>
+              <w:keepNext w:val="false"/>
               <w:spacing w:after="40" w:before="0"/>
               <w:jc w:val="left"/>
             </w:pPr>
@@ -30806,6 +31445,7 @@
           </w:tcPr>
           <w:p>
             <w:pPr>
+              <w:keepNext w:val="false"/>
               <w:spacing w:after="40" w:before="0"/>
               <w:jc w:val="left"/>
             </w:pPr>
@@ -30840,6 +31480,7 @@
           </w:tcPr>
           <w:p>
             <w:pPr>
+              <w:keepNext w:val="false"/>
               <w:spacing w:after="40" w:before="0"/>
               <w:jc w:val="left"/>
             </w:pPr>
@@ -30877,7 +31518,7 @@
             <w:pPr>
               <w:spacing w:after="20" w:before="0"/>
             </w:pPr>
-            <w:hyperlink w:history="1" r:id="rIdp4e3cywtrgrmeoturk9bm">
+            <w:hyperlink w:history="1" r:id="rIdevi-3rrjokfk8iyny8pfz">
               <w:r>
                 <w:rPr>
                   <w:rFonts w:ascii="Arial" w:cs="Arial" w:eastAsia="Arial" w:hAnsi="Arial"/>
@@ -30926,7 +31567,7 @@
               <w:spacing w:after="10" w:before="0"/>
               <w:ind w:left="120"/>
             </w:pPr>
-            <w:hyperlink w:history="1" r:id="rIdod__uzd93uddtpcq12kxj">
+            <w:hyperlink w:history="1" r:id="rId2xv1uxzyub-3k2ncu1ho8">
               <w:r>
                 <w:rPr>
                   <w:rFonts w:ascii="Arial" w:cs="Arial" w:eastAsia="Arial" w:hAnsi="Arial"/>
@@ -30971,7 +31612,7 @@
             <w:pPr>
               <w:spacing w:after="20" w:before="0"/>
             </w:pPr>
-            <w:hyperlink w:history="1" r:id="rIdyqczjknn69e1g7-99_gqm">
+            <w:hyperlink w:history="1" r:id="rIdyfpjtrlq2fotty9i4vmhv">
               <w:r>
                 <w:rPr>
                   <w:rFonts w:ascii="Arial" w:cs="Arial" w:eastAsia="Arial" w:hAnsi="Arial"/>
@@ -31020,7 +31661,7 @@
               <w:spacing w:after="10" w:before="0"/>
               <w:ind w:left="120"/>
             </w:pPr>
-            <w:hyperlink w:history="1" r:id="rIdnwud2cl4v4y8t0efquyln">
+            <w:hyperlink w:history="1" r:id="rIdb7x0gjtc2qldcbxe6quwa">
               <w:r>
                 <w:rPr>
                   <w:rFonts w:ascii="Arial" w:cs="Arial" w:eastAsia="Arial" w:hAnsi="Arial"/>
@@ -31048,6 +31689,7 @@
           </w:tcPr>
           <w:p>
             <w:pPr>
+              <w:keepNext w:val="false"/>
               <w:spacing w:after="40" w:before="0"/>
               <w:jc w:val="left"/>
             </w:pPr>
@@ -31080,6 +31722,7 @@
           </w:tcPr>
           <w:p>
             <w:pPr>
+              <w:keepNext w:val="false"/>
               <w:spacing w:after="40" w:before="0"/>
               <w:jc w:val="left"/>
             </w:pPr>
@@ -31112,6 +31755,7 @@
           </w:tcPr>
           <w:p>
             <w:pPr>
+              <w:keepNext w:val="false"/>
               <w:spacing w:after="40" w:before="0"/>
               <w:jc w:val="left"/>
             </w:pPr>
@@ -31144,6 +31788,7 @@
           </w:tcPr>
           <w:p>
             <w:pPr>
+              <w:keepNext w:val="false"/>
               <w:spacing w:after="40" w:before="0"/>
               <w:jc w:val="left"/>
             </w:pPr>
@@ -31203,6 +31848,7 @@
           </w:tcPr>
           <w:p>
             <w:pPr>
+              <w:keepNext w:val="false"/>
               <w:spacing w:after="40" w:before="0"/>
               <w:jc w:val="center"/>
             </w:pPr>
@@ -31237,6 +31883,7 @@
           </w:tcPr>
           <w:p>
             <w:pPr>
+              <w:keepNext w:val="false"/>
               <w:spacing w:after="40" w:before="0"/>
               <w:jc w:val="left"/>
             </w:pPr>
@@ -31298,6 +31945,7 @@
           </w:tcPr>
           <w:p>
             <w:pPr>
+              <w:keepNext w:val="false"/>
               <w:spacing w:after="40" w:before="0"/>
               <w:jc w:val="center"/>
             </w:pPr>
@@ -31332,6 +31980,7 @@
           </w:tcPr>
           <w:p>
             <w:pPr>
+              <w:keepNext w:val="false"/>
               <w:spacing w:after="40" w:before="0"/>
               <w:jc w:val="left"/>
             </w:pPr>
@@ -31364,6 +32013,7 @@
           </w:tcPr>
           <w:p>
             <w:pPr>
+              <w:keepNext w:val="false"/>
               <w:spacing w:after="40" w:before="0"/>
               <w:jc w:val="left"/>
             </w:pPr>
@@ -31398,6 +32048,7 @@
           </w:tcPr>
           <w:p>
             <w:pPr>
+              <w:keepNext w:val="false"/>
               <w:spacing w:after="40" w:before="0"/>
               <w:jc w:val="left"/>
             </w:pPr>
@@ -31430,6 +32081,7 @@
           </w:tcPr>
           <w:p>
             <w:pPr>
+              <w:keepNext w:val="false"/>
               <w:spacing w:after="40" w:before="0"/>
               <w:jc w:val="left"/>
             </w:pPr>
@@ -31464,6 +32116,7 @@
           </w:tcPr>
           <w:p>
             <w:pPr>
+              <w:keepNext w:val="false"/>
               <w:spacing w:after="40" w:before="0"/>
               <w:jc w:val="left"/>
             </w:pPr>
@@ -31496,6 +32149,7 @@
           </w:tcPr>
           <w:p>
             <w:pPr>
+              <w:keepNext w:val="false"/>
               <w:spacing w:after="40" w:before="0"/>
               <w:jc w:val="left"/>
             </w:pPr>
@@ -31532,7 +32186,7 @@
         </w:rPr>
         <w:t xml:space="preserve">© 2026 SeaVuria and ARES. Aligned with KICD objectives. Developed by SeaVuria; technical implementation by ARES (with AI assistance from Claude). Licensed under </w:t>
       </w:r>
-      <w:hyperlink w:history="1" r:id="rIddzavjpx1rtjjst56hjcdt">
+      <w:hyperlink w:history="1" r:id="rId_asvdmdpbmqerv6zj--2a">
         <w:r>
           <w:rPr>
             <w:rFonts w:ascii="Arial" w:cs="Arial" w:eastAsia="Arial" w:hAnsi="Arial"/>
@@ -31553,7 +32207,7 @@
         </w:rPr>
         <w:t xml:space="preserve"> (</w:t>
       </w:r>
-      <w:hyperlink w:history="1" r:id="rIdyxjhokiey2bvus5zod1bb">
+      <w:hyperlink w:history="1" r:id="rIdnjq1jnctdurtmkewxawis">
         <w:r>
           <w:rPr>
             <w:rFonts w:ascii="Arial" w:cs="Arial" w:eastAsia="Arial" w:hAnsi="Arial"/>
@@ -31613,6 +32267,7 @@
           </w:tcPr>
           <w:p>
             <w:pPr>
+              <w:keepNext w:val="false"/>
               <w:spacing w:after="40" w:before="0"/>
               <w:jc w:val="center"/>
             </w:pPr>
@@ -31648,6 +32303,7 @@
           </w:tcPr>
           <w:p>
             <w:pPr>
+              <w:keepNext w:val="false"/>
               <w:spacing w:after="40" w:before="0"/>
               <w:jc w:val="center"/>
             </w:pPr>
@@ -31682,6 +32338,7 @@
           </w:tcPr>
           <w:p>
             <w:pPr>
+              <w:keepNext w:val="false"/>
               <w:spacing w:after="40" w:before="0"/>
               <w:jc w:val="left"/>
             </w:pPr>
@@ -31714,6 +32371,7 @@
           </w:tcPr>
           <w:p>
             <w:pPr>
+              <w:keepNext w:val="false"/>
               <w:spacing w:after="40" w:before="0"/>
               <w:jc w:val="left"/>
             </w:pPr>
@@ -31748,6 +32406,7 @@
           </w:tcPr>
           <w:p>
             <w:pPr>
+              <w:keepNext w:val="false"/>
               <w:spacing w:after="40" w:before="0"/>
               <w:jc w:val="left"/>
             </w:pPr>
@@ -31780,6 +32439,7 @@
           </w:tcPr>
           <w:p>
             <w:pPr>
+              <w:keepNext w:val="false"/>
               <w:spacing w:after="40" w:before="0"/>
               <w:jc w:val="left"/>
             </w:pPr>
@@ -31814,6 +32474,7 @@
           </w:tcPr>
           <w:p>
             <w:pPr>
+              <w:keepNext w:val="false"/>
               <w:spacing w:after="40" w:before="0"/>
               <w:jc w:val="left"/>
             </w:pPr>
@@ -31846,6 +32507,7 @@
           </w:tcPr>
           <w:p>
             <w:pPr>
+              <w:keepNext w:val="false"/>
               <w:spacing w:after="40" w:before="0"/>
               <w:jc w:val="left"/>
             </w:pPr>
@@ -31880,6 +32542,7 @@
           </w:tcPr>
           <w:p>
             <w:pPr>
+              <w:keepNext w:val="false"/>
               <w:spacing w:after="40" w:before="0"/>
               <w:jc w:val="left"/>
             </w:pPr>
@@ -31912,6 +32575,7 @@
           </w:tcPr>
           <w:p>
             <w:pPr>
+              <w:keepNext w:val="false"/>
               <w:spacing w:after="40" w:before="0"/>
               <w:jc w:val="left"/>
             </w:pPr>
@@ -31946,6 +32610,7 @@
           </w:tcPr>
           <w:p>
             <w:pPr>
+              <w:keepNext w:val="false"/>
               <w:spacing w:after="40" w:before="0"/>
               <w:jc w:val="left"/>
             </w:pPr>
@@ -31978,6 +32643,7 @@
           </w:tcPr>
           <w:p>
             <w:pPr>
+              <w:keepNext w:val="false"/>
               <w:spacing w:after="40" w:before="0"/>
               <w:jc w:val="left"/>
             </w:pPr>
@@ -32012,6 +32678,7 @@
           </w:tcPr>
           <w:p>
             <w:pPr>
+              <w:keepNext w:val="false"/>
               <w:spacing w:after="40" w:before="0"/>
               <w:jc w:val="left"/>
             </w:pPr>
@@ -32044,6 +32711,7 @@
           </w:tcPr>
           <w:p>
             <w:pPr>
+              <w:keepNext w:val="false"/>
               <w:spacing w:after="40" w:before="0"/>
               <w:jc w:val="left"/>
             </w:pPr>
@@ -32078,6 +32746,7 @@
           </w:tcPr>
           <w:p>
             <w:pPr>
+              <w:keepNext w:val="false"/>
               <w:spacing w:after="40" w:before="0"/>
               <w:jc w:val="left"/>
             </w:pPr>
@@ -32110,6 +32779,7 @@
           </w:tcPr>
           <w:p>
             <w:pPr>
+              <w:keepNext w:val="false"/>
               <w:spacing w:after="40" w:before="0"/>
               <w:jc w:val="left"/>
             </w:pPr>
@@ -32144,6 +32814,7 @@
           </w:tcPr>
           <w:p>
             <w:pPr>
+              <w:keepNext w:val="false"/>
               <w:spacing w:after="40" w:before="0"/>
               <w:jc w:val="left"/>
             </w:pPr>
@@ -32176,6 +32847,7 @@
           </w:tcPr>
           <w:p>
             <w:pPr>
+              <w:keepNext w:val="false"/>
               <w:spacing w:after="40" w:before="0"/>
               <w:jc w:val="left"/>
             </w:pPr>
@@ -32235,6 +32907,7 @@
           </w:tcPr>
           <w:p>
             <w:pPr>
+              <w:keepNext w:val="false"/>
               <w:spacing w:after="40" w:before="0"/>
               <w:jc w:val="center"/>
             </w:pPr>
@@ -32269,6 +32942,7 @@
           </w:tcPr>
           <w:p>
             <w:pPr>
+              <w:keepNext w:val="false"/>
               <w:spacing w:after="40" w:before="0"/>
               <w:jc w:val="left"/>
             </w:pPr>
@@ -32333,6 +33007,7 @@
           </w:tcPr>
           <w:p>
             <w:pPr>
+              <w:keepNext w:val="false"/>
               <w:spacing w:after="40" w:before="0"/>
               <w:jc w:val="center"/>
             </w:pPr>
@@ -32367,6 +33042,7 @@
           </w:tcPr>
           <w:p>
             <w:pPr>
+              <w:keepNext w:val="false"/>
               <w:spacing w:after="40" w:before="0"/>
               <w:jc w:val="left"/>
             </w:pPr>
@@ -32399,6 +33075,7 @@
           </w:tcPr>
           <w:p>
             <w:pPr>
+              <w:keepNext w:val="false"/>
               <w:spacing w:after="40" w:before="0"/>
               <w:jc w:val="left"/>
             </w:pPr>
@@ -32431,6 +33108,7 @@
           </w:tcPr>
           <w:p>
             <w:pPr>
+              <w:keepNext w:val="false"/>
               <w:spacing w:after="40" w:before="0"/>
               <w:jc w:val="left"/>
             </w:pPr>
@@ -32463,6 +33141,7 @@
           </w:tcPr>
           <w:p>
             <w:pPr>
+              <w:keepNext w:val="false"/>
               <w:spacing w:after="40" w:before="0"/>
               <w:jc w:val="left"/>
             </w:pPr>
@@ -32495,6 +33174,7 @@
           </w:tcPr>
           <w:p>
             <w:pPr>
+              <w:keepNext w:val="false"/>
               <w:spacing w:after="40" w:before="0"/>
               <w:jc w:val="left"/>
             </w:pPr>
@@ -32529,6 +33209,7 @@
           </w:tcPr>
           <w:p>
             <w:pPr>
+              <w:keepNext w:val="false"/>
               <w:spacing w:after="40" w:before="0"/>
               <w:jc w:val="left"/>
             </w:pPr>
@@ -32566,7 +33247,7 @@
             <w:pPr>
               <w:spacing w:after="20" w:before="0"/>
             </w:pPr>
-            <w:hyperlink w:history="1" r:id="rIdarkx9mm0s3oxvafgmnhw7">
+            <w:hyperlink w:history="1" r:id="rIdjlqwe_6gzbdurxjtul0zx">
               <w:r>
                 <w:rPr>
                   <w:rFonts w:ascii="Arial" w:cs="Arial" w:eastAsia="Arial" w:hAnsi="Arial"/>
@@ -32599,7 +33280,7 @@
               <w:spacing w:after="10" w:before="0"/>
               <w:ind w:left="120"/>
             </w:pPr>
-            <w:hyperlink w:history="1" r:id="rIdr8rkvealptrpdepp1thej">
+            <w:hyperlink w:history="1" r:id="rIdz5shuwlfwunmur8bouyp7">
               <w:r>
                 <w:rPr>
                   <w:rFonts w:ascii="Arial" w:cs="Arial" w:eastAsia="Arial" w:hAnsi="Arial"/>
@@ -32644,7 +33325,7 @@
             <w:pPr>
               <w:spacing w:after="20" w:before="0"/>
             </w:pPr>
-            <w:hyperlink w:history="1" r:id="rIdfjpgmcjsskenxhdon_vod">
+            <w:hyperlink w:history="1" r:id="rIdmwgujnlfxqhe87zgl_hf_">
               <w:r>
                 <w:rPr>
                   <w:rFonts w:ascii="Arial" w:cs="Arial" w:eastAsia="Arial" w:hAnsi="Arial"/>
@@ -32677,7 +33358,7 @@
               <w:spacing w:after="10" w:before="0"/>
               <w:ind w:left="120"/>
             </w:pPr>
-            <w:hyperlink w:history="1" r:id="rIdtf-1ach9wzudmbnc14aak">
+            <w:hyperlink w:history="1" r:id="rIdzv64xoxe_lht_w9tqwz4-">
               <w:r>
                 <w:rPr>
                   <w:rFonts w:ascii="Arial" w:cs="Arial" w:eastAsia="Arial" w:hAnsi="Arial"/>
@@ -32705,6 +33386,7 @@
           </w:tcPr>
           <w:p>
             <w:pPr>
+              <w:keepNext w:val="false"/>
               <w:spacing w:after="40" w:before="0"/>
               <w:jc w:val="left"/>
             </w:pPr>
@@ -32737,6 +33419,7 @@
           </w:tcPr>
           <w:p>
             <w:pPr>
+              <w:keepNext w:val="false"/>
               <w:spacing w:after="40" w:before="0"/>
               <w:jc w:val="left"/>
             </w:pPr>
@@ -32769,6 +33452,7 @@
           </w:tcPr>
           <w:p>
             <w:pPr>
+              <w:keepNext w:val="false"/>
               <w:spacing w:after="40" w:before="0"/>
               <w:jc w:val="left"/>
             </w:pPr>
@@ -32801,6 +33485,7 @@
           </w:tcPr>
           <w:p>
             <w:pPr>
+              <w:keepNext w:val="false"/>
               <w:spacing w:after="40" w:before="0"/>
               <w:jc w:val="left"/>
             </w:pPr>
@@ -32835,6 +33520,7 @@
           </w:tcPr>
           <w:p>
             <w:pPr>
+              <w:keepNext w:val="false"/>
               <w:spacing w:after="40" w:before="0"/>
               <w:jc w:val="left"/>
             </w:pPr>
@@ -32872,7 +33558,7 @@
             <w:pPr>
               <w:spacing w:after="20" w:before="0"/>
             </w:pPr>
-            <w:hyperlink w:history="1" r:id="rIdczig21vf7jajcdhu-w9ni">
+            <w:hyperlink w:history="1" r:id="rIdrcpvykahchp7ckfkdy58u">
               <w:r>
                 <w:rPr>
                   <w:rFonts w:ascii="Arial" w:cs="Arial" w:eastAsia="Arial" w:hAnsi="Arial"/>
@@ -32905,7 +33591,7 @@
               <w:spacing w:after="10" w:before="0"/>
               <w:ind w:left="120"/>
             </w:pPr>
-            <w:hyperlink w:history="1" r:id="rIdcnvznueiaahtyftskzwpo">
+            <w:hyperlink w:history="1" r:id="rIdy030hdfweixhca1c56qjy">
               <w:r>
                 <w:rPr>
                   <w:rFonts w:ascii="Arial" w:cs="Arial" w:eastAsia="Arial" w:hAnsi="Arial"/>
@@ -32950,7 +33636,7 @@
             <w:pPr>
               <w:spacing w:after="20" w:before="0"/>
             </w:pPr>
-            <w:hyperlink w:history="1" r:id="rIda7_dkrara6hh2m6iipwz7">
+            <w:hyperlink w:history="1" r:id="rId5lmz3nsbxxbvdo85bvi2d">
               <w:r>
                 <w:rPr>
                   <w:rFonts w:ascii="Arial" w:cs="Arial" w:eastAsia="Arial" w:hAnsi="Arial"/>
@@ -32983,7 +33669,7 @@
               <w:spacing w:after="10" w:before="0"/>
               <w:ind w:left="120"/>
             </w:pPr>
-            <w:hyperlink w:history="1" r:id="rIdbwgwutcwfkybjc0iymrd4">
+            <w:hyperlink w:history="1" r:id="rIdiundonz8mhnlc3tepcc2m">
               <w:r>
                 <w:rPr>
                   <w:rFonts w:ascii="Arial" w:cs="Arial" w:eastAsia="Arial" w:hAnsi="Arial"/>
@@ -33011,6 +33697,7 @@
           </w:tcPr>
           <w:p>
             <w:pPr>
+              <w:keepNext w:val="false"/>
               <w:spacing w:after="40" w:before="0"/>
               <w:jc w:val="left"/>
             </w:pPr>
@@ -33043,6 +33730,7 @@
           </w:tcPr>
           <w:p>
             <w:pPr>
+              <w:keepNext w:val="false"/>
               <w:spacing w:after="40" w:before="0"/>
               <w:jc w:val="left"/>
             </w:pPr>
@@ -33075,6 +33763,7 @@
           </w:tcPr>
           <w:p>
             <w:pPr>
+              <w:keepNext w:val="false"/>
               <w:spacing w:after="40" w:before="0"/>
               <w:jc w:val="left"/>
             </w:pPr>
@@ -33107,6 +33796,7 @@
           </w:tcPr>
           <w:p>
             <w:pPr>
+              <w:keepNext w:val="false"/>
               <w:spacing w:after="40" w:before="0"/>
               <w:jc w:val="left"/>
             </w:pPr>
@@ -33141,6 +33831,7 @@
           </w:tcPr>
           <w:p>
             <w:pPr>
+              <w:keepNext w:val="false"/>
               <w:spacing w:after="40" w:before="0"/>
               <w:jc w:val="left"/>
             </w:pPr>
@@ -33178,7 +33869,7 @@
             <w:pPr>
               <w:spacing w:after="20" w:before="0"/>
             </w:pPr>
-            <w:hyperlink w:history="1" r:id="rIdzmv-qhlmpag-cefbsvav1">
+            <w:hyperlink w:history="1" r:id="rIdsswgzcwgow3gtealr9uum">
               <w:r>
                 <w:rPr>
                   <w:rFonts w:ascii="Arial" w:cs="Arial" w:eastAsia="Arial" w:hAnsi="Arial"/>
@@ -33211,7 +33902,7 @@
               <w:spacing w:after="10" w:before="0"/>
               <w:ind w:left="120"/>
             </w:pPr>
-            <w:hyperlink w:history="1" r:id="rIdcjc_tawddho188mg48x_z">
+            <w:hyperlink w:history="1" r:id="rIdbkgppy1fhblfzrgv2jvz_">
               <w:r>
                 <w:rPr>
                   <w:rFonts w:ascii="Arial" w:cs="Arial" w:eastAsia="Arial" w:hAnsi="Arial"/>
@@ -33256,7 +33947,7 @@
             <w:pPr>
               <w:spacing w:after="20" w:before="0"/>
             </w:pPr>
-            <w:hyperlink w:history="1" r:id="rIdvqd5wy3nnfsp3utjkq38w">
+            <w:hyperlink w:history="1" r:id="rIdfbabiysq-rfcnk6nykkci">
               <w:r>
                 <w:rPr>
                   <w:rFonts w:ascii="Arial" w:cs="Arial" w:eastAsia="Arial" w:hAnsi="Arial"/>
@@ -33289,7 +33980,7 @@
               <w:spacing w:after="10" w:before="0"/>
               <w:ind w:left="120"/>
             </w:pPr>
-            <w:hyperlink w:history="1" r:id="rIdvwvqmc2mmwad1ex5-a6hk">
+            <w:hyperlink w:history="1" r:id="rIdy_qhpw2tujs9ux1kpwkrr">
               <w:r>
                 <w:rPr>
                   <w:rFonts w:ascii="Arial" w:cs="Arial" w:eastAsia="Arial" w:hAnsi="Arial"/>
@@ -33317,6 +34008,7 @@
           </w:tcPr>
           <w:p>
             <w:pPr>
+              <w:keepNext w:val="false"/>
               <w:spacing w:after="40" w:before="0"/>
               <w:jc w:val="left"/>
             </w:pPr>
@@ -33349,6 +34041,7 @@
           </w:tcPr>
           <w:p>
             <w:pPr>
+              <w:keepNext w:val="false"/>
               <w:spacing w:after="40" w:before="0"/>
               <w:jc w:val="left"/>
             </w:pPr>
@@ -33381,6 +34074,7 @@
           </w:tcPr>
           <w:p>
             <w:pPr>
+              <w:keepNext w:val="false"/>
               <w:spacing w:after="40" w:before="0"/>
               <w:jc w:val="left"/>
             </w:pPr>
@@ -33413,6 +34107,7 @@
           </w:tcPr>
           <w:p>
             <w:pPr>
+              <w:keepNext w:val="false"/>
               <w:spacing w:after="40" w:before="0"/>
               <w:jc w:val="left"/>
             </w:pPr>
@@ -33447,6 +34142,7 @@
           </w:tcPr>
           <w:p>
             <w:pPr>
+              <w:keepNext w:val="false"/>
               <w:spacing w:after="40" w:before="0"/>
               <w:jc w:val="left"/>
             </w:pPr>
@@ -33484,7 +34180,7 @@
             <w:pPr>
               <w:spacing w:after="20" w:before="0"/>
             </w:pPr>
-            <w:hyperlink w:history="1" r:id="rIdffg65ru_d9_smjruo2xlp">
+            <w:hyperlink w:history="1" r:id="rIdeof3qqjdekbcp-t5nkcas">
               <w:r>
                 <w:rPr>
                   <w:rFonts w:ascii="Arial" w:cs="Arial" w:eastAsia="Arial" w:hAnsi="Arial"/>
@@ -33517,7 +34213,7 @@
               <w:spacing w:after="10" w:before="0"/>
               <w:ind w:left="120"/>
             </w:pPr>
-            <w:hyperlink w:history="1" r:id="rIdpdf6icfr2yojzdxz7hsdn">
+            <w:hyperlink w:history="1" r:id="rIdanarbubfllpdqaek-fyxu">
               <w:r>
                 <w:rPr>
                   <w:rFonts w:ascii="Arial" w:cs="Arial" w:eastAsia="Arial" w:hAnsi="Arial"/>
@@ -33562,7 +34258,7 @@
             <w:pPr>
               <w:spacing w:after="20" w:before="0"/>
             </w:pPr>
-            <w:hyperlink w:history="1" r:id="rIdyfmr_wavknepr7hcf3aya">
+            <w:hyperlink w:history="1" r:id="rIdpko67l-jgvfa3qtonbzs_">
               <w:r>
                 <w:rPr>
                   <w:rFonts w:ascii="Arial" w:cs="Arial" w:eastAsia="Arial" w:hAnsi="Arial"/>
@@ -33595,7 +34291,7 @@
               <w:spacing w:after="10" w:before="0"/>
               <w:ind w:left="120"/>
             </w:pPr>
-            <w:hyperlink w:history="1" r:id="rIdppkwdckwdbsdlxjt5ltm-">
+            <w:hyperlink w:history="1" r:id="rId4v5xgxxi1ua-sq8ggqil1">
               <w:r>
                 <w:rPr>
                   <w:rFonts w:ascii="Arial" w:cs="Arial" w:eastAsia="Arial" w:hAnsi="Arial"/>
@@ -33623,6 +34319,7 @@
           </w:tcPr>
           <w:p>
             <w:pPr>
+              <w:keepNext w:val="false"/>
               <w:spacing w:after="40" w:before="0"/>
               <w:jc w:val="left"/>
             </w:pPr>
@@ -33655,6 +34352,7 @@
           </w:tcPr>
           <w:p>
             <w:pPr>
+              <w:keepNext w:val="false"/>
               <w:spacing w:after="40" w:before="0"/>
               <w:jc w:val="left"/>
             </w:pPr>
@@ -33687,6 +34385,7 @@
           </w:tcPr>
           <w:p>
             <w:pPr>
+              <w:keepNext w:val="false"/>
               <w:spacing w:after="40" w:before="0"/>
               <w:jc w:val="left"/>
             </w:pPr>
@@ -33719,6 +34418,7 @@
           </w:tcPr>
           <w:p>
             <w:pPr>
+              <w:keepNext w:val="false"/>
               <w:spacing w:after="40" w:before="0"/>
               <w:jc w:val="left"/>
             </w:pPr>
@@ -33753,6 +34453,7 @@
           </w:tcPr>
           <w:p>
             <w:pPr>
+              <w:keepNext w:val="false"/>
               <w:spacing w:after="40" w:before="0"/>
               <w:jc w:val="left"/>
             </w:pPr>
@@ -33790,7 +34491,7 @@
             <w:pPr>
               <w:spacing w:after="20" w:before="0"/>
             </w:pPr>
-            <w:hyperlink w:history="1" r:id="rIdamph2bfehwfj1pt62ypyo">
+            <w:hyperlink w:history="1" r:id="rIdkck7yk6ho3ogq3ksqggs2">
               <w:r>
                 <w:rPr>
                   <w:rFonts w:ascii="Arial" w:cs="Arial" w:eastAsia="Arial" w:hAnsi="Arial"/>
@@ -33823,7 +34524,7 @@
               <w:spacing w:after="10" w:before="0"/>
               <w:ind w:left="120"/>
             </w:pPr>
-            <w:hyperlink w:history="1" r:id="rIdiq3acdszp4mob6o_q90ku">
+            <w:hyperlink w:history="1" r:id="rId61cy6lefxped6-qmfx_rt">
               <w:r>
                 <w:rPr>
                   <w:rFonts w:ascii="Arial" w:cs="Arial" w:eastAsia="Arial" w:hAnsi="Arial"/>
@@ -33868,7 +34569,7 @@
             <w:pPr>
               <w:spacing w:after="20" w:before="0"/>
             </w:pPr>
-            <w:hyperlink w:history="1" r:id="rId-y67mowzxptmuk4vn0py2">
+            <w:hyperlink w:history="1" r:id="rIdp061iie_8wt2cfeyhse-f">
               <w:r>
                 <w:rPr>
                   <w:rFonts w:ascii="Arial" w:cs="Arial" w:eastAsia="Arial" w:hAnsi="Arial"/>
@@ -33901,7 +34602,7 @@
               <w:spacing w:after="10" w:before="0"/>
               <w:ind w:left="120"/>
             </w:pPr>
-            <w:hyperlink w:history="1" r:id="rIdcawxjalfaybv1laljpmjo">
+            <w:hyperlink w:history="1" r:id="rIdh7x4nv3tric4vdl5scrdu">
               <w:r>
                 <w:rPr>
                   <w:rFonts w:ascii="Arial" w:cs="Arial" w:eastAsia="Arial" w:hAnsi="Arial"/>
@@ -33929,6 +34630,7 @@
           </w:tcPr>
           <w:p>
             <w:pPr>
+              <w:keepNext w:val="false"/>
               <w:spacing w:after="40" w:before="0"/>
               <w:jc w:val="left"/>
             </w:pPr>
@@ -33961,6 +34663,7 @@
           </w:tcPr>
           <w:p>
             <w:pPr>
+              <w:keepNext w:val="false"/>
               <w:spacing w:after="40" w:before="0"/>
               <w:jc w:val="left"/>
             </w:pPr>
@@ -33993,6 +34696,7 @@
           </w:tcPr>
           <w:p>
             <w:pPr>
+              <w:keepNext w:val="false"/>
               <w:spacing w:after="40" w:before="0"/>
               <w:jc w:val="left"/>
             </w:pPr>
@@ -34025,6 +34729,7 @@
           </w:tcPr>
           <w:p>
             <w:pPr>
+              <w:keepNext w:val="false"/>
               <w:spacing w:after="40" w:before="0"/>
               <w:jc w:val="left"/>
             </w:pPr>
@@ -34084,6 +34789,7 @@
           </w:tcPr>
           <w:p>
             <w:pPr>
+              <w:keepNext w:val="false"/>
               <w:spacing w:after="40" w:before="0"/>
               <w:jc w:val="center"/>
             </w:pPr>
@@ -34118,6 +34824,7 @@
           </w:tcPr>
           <w:p>
             <w:pPr>
+              <w:keepNext w:val="false"/>
               <w:spacing w:after="40" w:before="0"/>
               <w:jc w:val="left"/>
             </w:pPr>
@@ -34179,6 +34886,7 @@
           </w:tcPr>
           <w:p>
             <w:pPr>
+              <w:keepNext w:val="false"/>
               <w:spacing w:after="40" w:before="0"/>
               <w:jc w:val="center"/>
             </w:pPr>
@@ -34213,6 +34921,7 @@
           </w:tcPr>
           <w:p>
             <w:pPr>
+              <w:keepNext w:val="false"/>
               <w:spacing w:after="40" w:before="0"/>
               <w:jc w:val="left"/>
             </w:pPr>
@@ -34245,6 +34954,7 @@
           </w:tcPr>
           <w:p>
             <w:pPr>
+              <w:keepNext w:val="false"/>
               <w:spacing w:after="40" w:before="0"/>
               <w:jc w:val="left"/>
             </w:pPr>
@@ -34279,6 +34989,7 @@
           </w:tcPr>
           <w:p>
             <w:pPr>
+              <w:keepNext w:val="false"/>
               <w:spacing w:after="40" w:before="0"/>
               <w:jc w:val="left"/>
             </w:pPr>
@@ -34311,6 +35022,7 @@
           </w:tcPr>
           <w:p>
             <w:pPr>
+              <w:keepNext w:val="false"/>
               <w:spacing w:after="40" w:before="0"/>
               <w:jc w:val="left"/>
             </w:pPr>
@@ -34345,6 +35057,7 @@
           </w:tcPr>
           <w:p>
             <w:pPr>
+              <w:keepNext w:val="false"/>
               <w:spacing w:after="40" w:before="0"/>
               <w:jc w:val="left"/>
             </w:pPr>
@@ -34377,6 +35090,7 @@
           </w:tcPr>
           <w:p>
             <w:pPr>
+              <w:keepNext w:val="false"/>
               <w:spacing w:after="40" w:before="0"/>
               <w:jc w:val="left"/>
             </w:pPr>
@@ -34413,7 +35127,7 @@
         </w:rPr>
         <w:t xml:space="preserve">© 2026 SeaVuria and ARES. Aligned with KICD objectives. Developed by SeaVuria; technical implementation by ARES (with AI assistance from Claude). Licensed under </w:t>
       </w:r>
-      <w:hyperlink w:history="1" r:id="rIdlj0uv9l4qrqlh9lr-lqxx">
+      <w:hyperlink w:history="1" r:id="rIdxljbxn05zevjyqy6skni6">
         <w:r>
           <w:rPr>
             <w:rFonts w:ascii="Arial" w:cs="Arial" w:eastAsia="Arial" w:hAnsi="Arial"/>
@@ -34434,7 +35148,7 @@
         </w:rPr>
         <w:t xml:space="preserve"> (</w:t>
       </w:r>
-      <w:hyperlink w:history="1" r:id="rId0zn1ckhrdzqwslluik9pi">
+      <w:hyperlink w:history="1" r:id="rIddza6r1ol3ucse60trlojr">
         <w:r>
           <w:rPr>
             <w:rFonts w:ascii="Arial" w:cs="Arial" w:eastAsia="Arial" w:hAnsi="Arial"/>
@@ -34494,6 +35208,7 @@
           </w:tcPr>
           <w:p>
             <w:pPr>
+              <w:keepNext w:val="false"/>
               <w:spacing w:after="40" w:before="0"/>
               <w:jc w:val="center"/>
             </w:pPr>
@@ -34529,6 +35244,7 @@
           </w:tcPr>
           <w:p>
             <w:pPr>
+              <w:keepNext w:val="false"/>
               <w:spacing w:after="40" w:before="0"/>
               <w:jc w:val="center"/>
             </w:pPr>
@@ -34563,6 +35279,7 @@
           </w:tcPr>
           <w:p>
             <w:pPr>
+              <w:keepNext w:val="false"/>
               <w:spacing w:after="40" w:before="0"/>
               <w:jc w:val="left"/>
             </w:pPr>
@@ -34595,6 +35312,7 @@
           </w:tcPr>
           <w:p>
             <w:pPr>
+              <w:keepNext w:val="false"/>
               <w:spacing w:after="40" w:before="0"/>
               <w:jc w:val="left"/>
             </w:pPr>
@@ -34629,6 +35347,7 @@
           </w:tcPr>
           <w:p>
             <w:pPr>
+              <w:keepNext w:val="false"/>
               <w:spacing w:after="40" w:before="0"/>
               <w:jc w:val="left"/>
             </w:pPr>
@@ -34661,6 +35380,7 @@
           </w:tcPr>
           <w:p>
             <w:pPr>
+              <w:keepNext w:val="false"/>
               <w:spacing w:after="40" w:before="0"/>
               <w:jc w:val="left"/>
             </w:pPr>
@@ -34695,6 +35415,7 @@
           </w:tcPr>
           <w:p>
             <w:pPr>
+              <w:keepNext w:val="false"/>
               <w:spacing w:after="40" w:before="0"/>
               <w:jc w:val="left"/>
             </w:pPr>
@@ -34727,6 +35448,7 @@
           </w:tcPr>
           <w:p>
             <w:pPr>
+              <w:keepNext w:val="false"/>
               <w:spacing w:after="40" w:before="0"/>
               <w:jc w:val="left"/>
             </w:pPr>
@@ -34761,6 +35483,7 @@
           </w:tcPr>
           <w:p>
             <w:pPr>
+              <w:keepNext w:val="false"/>
               <w:spacing w:after="40" w:before="0"/>
               <w:jc w:val="left"/>
             </w:pPr>
@@ -34793,6 +35516,7 @@
           </w:tcPr>
           <w:p>
             <w:pPr>
+              <w:keepNext w:val="false"/>
               <w:spacing w:after="40" w:before="0"/>
               <w:jc w:val="left"/>
             </w:pPr>
@@ -34827,6 +35551,7 @@
           </w:tcPr>
           <w:p>
             <w:pPr>
+              <w:keepNext w:val="false"/>
               <w:spacing w:after="40" w:before="0"/>
               <w:jc w:val="left"/>
             </w:pPr>
@@ -34859,6 +35584,7 @@
           </w:tcPr>
           <w:p>
             <w:pPr>
+              <w:keepNext w:val="false"/>
               <w:spacing w:after="40" w:before="0"/>
               <w:jc w:val="left"/>
             </w:pPr>
@@ -34893,6 +35619,7 @@
           </w:tcPr>
           <w:p>
             <w:pPr>
+              <w:keepNext w:val="false"/>
               <w:spacing w:after="40" w:before="0"/>
               <w:jc w:val="left"/>
             </w:pPr>
@@ -34925,6 +35652,7 @@
           </w:tcPr>
           <w:p>
             <w:pPr>
+              <w:keepNext w:val="false"/>
               <w:spacing w:after="40" w:before="0"/>
               <w:jc w:val="left"/>
             </w:pPr>
@@ -34959,6 +35687,7 @@
           </w:tcPr>
           <w:p>
             <w:pPr>
+              <w:keepNext w:val="false"/>
               <w:spacing w:after="40" w:before="0"/>
               <w:jc w:val="left"/>
             </w:pPr>
@@ -34991,6 +35720,7 @@
           </w:tcPr>
           <w:p>
             <w:pPr>
+              <w:keepNext w:val="false"/>
               <w:spacing w:after="40" w:before="0"/>
               <w:jc w:val="left"/>
             </w:pPr>
@@ -35025,6 +35755,7 @@
           </w:tcPr>
           <w:p>
             <w:pPr>
+              <w:keepNext w:val="false"/>
               <w:spacing w:after="40" w:before="0"/>
               <w:jc w:val="left"/>
             </w:pPr>
@@ -35057,6 +35788,7 @@
           </w:tcPr>
           <w:p>
             <w:pPr>
+              <w:keepNext w:val="false"/>
               <w:spacing w:after="40" w:before="0"/>
               <w:jc w:val="left"/>
             </w:pPr>
@@ -35116,6 +35848,7 @@
           </w:tcPr>
           <w:p>
             <w:pPr>
+              <w:keepNext w:val="false"/>
               <w:spacing w:after="40" w:before="0"/>
               <w:jc w:val="center"/>
             </w:pPr>
@@ -35150,6 +35883,7 @@
           </w:tcPr>
           <w:p>
             <w:pPr>
+              <w:keepNext w:val="false"/>
               <w:spacing w:after="40" w:before="0"/>
               <w:jc w:val="left"/>
             </w:pPr>
@@ -35214,6 +35948,7 @@
           </w:tcPr>
           <w:p>
             <w:pPr>
+              <w:keepNext w:val="false"/>
               <w:spacing w:after="40" w:before="0"/>
               <w:jc w:val="center"/>
             </w:pPr>
@@ -35248,6 +35983,7 @@
           </w:tcPr>
           <w:p>
             <w:pPr>
+              <w:keepNext w:val="false"/>
               <w:spacing w:after="40" w:before="0"/>
               <w:jc w:val="left"/>
             </w:pPr>
@@ -35280,6 +36016,7 @@
           </w:tcPr>
           <w:p>
             <w:pPr>
+              <w:keepNext w:val="false"/>
               <w:spacing w:after="40" w:before="0"/>
               <w:jc w:val="left"/>
             </w:pPr>
@@ -35312,6 +36049,7 @@
           </w:tcPr>
           <w:p>
             <w:pPr>
+              <w:keepNext w:val="false"/>
               <w:spacing w:after="40" w:before="0"/>
               <w:jc w:val="left"/>
             </w:pPr>
@@ -35344,6 +36082,7 @@
           </w:tcPr>
           <w:p>
             <w:pPr>
+              <w:keepNext w:val="false"/>
               <w:spacing w:after="40" w:before="0"/>
               <w:jc w:val="left"/>
             </w:pPr>
@@ -35376,6 +36115,7 @@
           </w:tcPr>
           <w:p>
             <w:pPr>
+              <w:keepNext w:val="false"/>
               <w:spacing w:after="40" w:before="0"/>
               <w:jc w:val="left"/>
             </w:pPr>
@@ -35410,6 +36150,7 @@
           </w:tcPr>
           <w:p>
             <w:pPr>
+              <w:keepNext w:val="false"/>
               <w:spacing w:after="40" w:before="0"/>
               <w:jc w:val="left"/>
             </w:pPr>
@@ -35447,7 +36188,7 @@
             <w:pPr>
               <w:spacing w:after="20" w:before="0"/>
             </w:pPr>
-            <w:hyperlink w:history="1" r:id="rIdnzr0istqiboyclp8by-is">
+            <w:hyperlink w:history="1" r:id="rIdj1ufm_2zztggguf1_68s2">
               <w:r>
                 <w:rPr>
                   <w:rFonts w:ascii="Arial" w:cs="Arial" w:eastAsia="Arial" w:hAnsi="Arial"/>
@@ -35496,7 +36237,7 @@
               <w:spacing w:after="10" w:before="0"/>
               <w:ind w:left="120"/>
             </w:pPr>
-            <w:hyperlink w:history="1" r:id="rIdn_n-mty8ywz-yrbh67qq8">
+            <w:hyperlink w:history="1" r:id="rIdcm8kqc4gvgkklfluetplc">
               <w:r>
                 <w:rPr>
                   <w:rFonts w:ascii="Arial" w:cs="Arial" w:eastAsia="Arial" w:hAnsi="Arial"/>
@@ -35541,7 +36282,7 @@
             <w:pPr>
               <w:spacing w:after="20" w:before="0"/>
             </w:pPr>
-            <w:hyperlink w:history="1" r:id="rId-py268bf4lymyvmqfq65q">
+            <w:hyperlink w:history="1" r:id="rIdywijlf5pff98uqlocgqja">
               <w:r>
                 <w:rPr>
                   <w:rFonts w:ascii="Arial" w:cs="Arial" w:eastAsia="Arial" w:hAnsi="Arial"/>
@@ -35574,7 +36315,7 @@
               <w:spacing w:after="10" w:before="0"/>
               <w:ind w:left="120"/>
             </w:pPr>
-            <w:hyperlink w:history="1" r:id="rId_9ogci_oinf877vv6zfqc">
+            <w:hyperlink w:history="1" r:id="rId-5tumnk-m1sdzij7snfk7">
               <w:r>
                 <w:rPr>
                   <w:rFonts w:ascii="Arial" w:cs="Arial" w:eastAsia="Arial" w:hAnsi="Arial"/>
@@ -35602,6 +36343,7 @@
           </w:tcPr>
           <w:p>
             <w:pPr>
+              <w:keepNext w:val="false"/>
               <w:spacing w:after="40" w:before="0"/>
               <w:jc w:val="left"/>
             </w:pPr>
@@ -35634,6 +36376,7 @@
           </w:tcPr>
           <w:p>
             <w:pPr>
+              <w:keepNext w:val="false"/>
               <w:spacing w:after="40" w:before="0"/>
               <w:jc w:val="left"/>
             </w:pPr>
@@ -35666,6 +36409,7 @@
           </w:tcPr>
           <w:p>
             <w:pPr>
+              <w:keepNext w:val="false"/>
               <w:spacing w:after="40" w:before="0"/>
               <w:jc w:val="left"/>
             </w:pPr>
@@ -35698,6 +36442,7 @@
           </w:tcPr>
           <w:p>
             <w:pPr>
+              <w:keepNext w:val="false"/>
               <w:spacing w:after="40" w:before="0"/>
               <w:jc w:val="left"/>
             </w:pPr>
@@ -35732,6 +36477,7 @@
           </w:tcPr>
           <w:p>
             <w:pPr>
+              <w:keepNext w:val="false"/>
               <w:spacing w:after="40" w:before="0"/>
               <w:jc w:val="left"/>
             </w:pPr>
@@ -35769,7 +36515,7 @@
             <w:pPr>
               <w:spacing w:after="20" w:before="0"/>
             </w:pPr>
-            <w:hyperlink w:history="1" r:id="rIddnjukqyccidlpulr5sah5">
+            <w:hyperlink w:history="1" r:id="rIduyo-s5vw4m-o549xmohbl">
               <w:r>
                 <w:rPr>
                   <w:rFonts w:ascii="Arial" w:cs="Arial" w:eastAsia="Arial" w:hAnsi="Arial"/>
@@ -35818,7 +36564,7 @@
               <w:spacing w:after="10" w:before="0"/>
               <w:ind w:left="120"/>
             </w:pPr>
-            <w:hyperlink w:history="1" r:id="rIdt7hdni2s8itbtlr4tq29i">
+            <w:hyperlink w:history="1" r:id="rId7wee3iyfm7_9mh0phyoe0">
               <w:r>
                 <w:rPr>
                   <w:rFonts w:ascii="Arial" w:cs="Arial" w:eastAsia="Arial" w:hAnsi="Arial"/>
@@ -35863,7 +36609,7 @@
             <w:pPr>
               <w:spacing w:after="20" w:before="0"/>
             </w:pPr>
-            <w:hyperlink w:history="1" r:id="rId8d6aowtoss-hng0f3vks7">
+            <w:hyperlink w:history="1" r:id="rId7kfqmu9t-hxlko3vcspzj">
               <w:r>
                 <w:rPr>
                   <w:rFonts w:ascii="Arial" w:cs="Arial" w:eastAsia="Arial" w:hAnsi="Arial"/>
@@ -35896,7 +36642,7 @@
               <w:spacing w:after="10" w:before="0"/>
               <w:ind w:left="120"/>
             </w:pPr>
-            <w:hyperlink w:history="1" r:id="rId9os5kaw7us-xwyb6xqc9b">
+            <w:hyperlink w:history="1" r:id="rIdsy5wxfx_3j2x-43vdtlxm">
               <w:r>
                 <w:rPr>
                   <w:rFonts w:ascii="Arial" w:cs="Arial" w:eastAsia="Arial" w:hAnsi="Arial"/>
@@ -35924,6 +36670,7 @@
           </w:tcPr>
           <w:p>
             <w:pPr>
+              <w:keepNext w:val="false"/>
               <w:spacing w:after="40" w:before="0"/>
               <w:jc w:val="left"/>
             </w:pPr>
@@ -35956,6 +36703,7 @@
           </w:tcPr>
           <w:p>
             <w:pPr>
+              <w:keepNext w:val="false"/>
               <w:spacing w:after="40" w:before="0"/>
               <w:jc w:val="left"/>
             </w:pPr>
@@ -35988,6 +36736,7 @@
           </w:tcPr>
           <w:p>
             <w:pPr>
+              <w:keepNext w:val="false"/>
               <w:spacing w:after="40" w:before="0"/>
               <w:jc w:val="left"/>
             </w:pPr>
@@ -36020,6 +36769,7 @@
           </w:tcPr>
           <w:p>
             <w:pPr>
+              <w:keepNext w:val="false"/>
               <w:spacing w:after="40" w:before="0"/>
               <w:jc w:val="left"/>
             </w:pPr>
@@ -36054,6 +36804,7 @@
           </w:tcPr>
           <w:p>
             <w:pPr>
+              <w:keepNext w:val="false"/>
               <w:spacing w:after="40" w:before="0"/>
               <w:jc w:val="left"/>
             </w:pPr>
@@ -36091,7 +36842,7 @@
             <w:pPr>
               <w:spacing w:after="20" w:before="0"/>
             </w:pPr>
-            <w:hyperlink w:history="1" r:id="rIdiwaizdeek437semqg2mar">
+            <w:hyperlink w:history="1" r:id="rIdcoir05nfvnjjsmlzruqdv">
               <w:r>
                 <w:rPr>
                   <w:rFonts w:ascii="Arial" w:cs="Arial" w:eastAsia="Arial" w:hAnsi="Arial"/>
@@ -36140,7 +36891,7 @@
               <w:spacing w:after="10" w:before="0"/>
               <w:ind w:left="120"/>
             </w:pPr>
-            <w:hyperlink w:history="1" r:id="rId6kpe4px703woxwsazkjqg">
+            <w:hyperlink w:history="1" r:id="rId-fqj42cywdquaijnhwd1j">
               <w:r>
                 <w:rPr>
                   <w:rFonts w:ascii="Arial" w:cs="Arial" w:eastAsia="Arial" w:hAnsi="Arial"/>
@@ -36185,7 +36936,7 @@
             <w:pPr>
               <w:spacing w:after="20" w:before="0"/>
             </w:pPr>
-            <w:hyperlink w:history="1" r:id="rIdqazkn0m3at5dahm1x184f">
+            <w:hyperlink w:history="1" r:id="rIdt3xyh_rtbsevnettvcnwt">
               <w:r>
                 <w:rPr>
                   <w:rFonts w:ascii="Arial" w:cs="Arial" w:eastAsia="Arial" w:hAnsi="Arial"/>
@@ -36218,7 +36969,7 @@
               <w:spacing w:after="10" w:before="0"/>
               <w:ind w:left="120"/>
             </w:pPr>
-            <w:hyperlink w:history="1" r:id="rIdvazneur_kmwemkw1h7cox">
+            <w:hyperlink w:history="1" r:id="rIdvtay_gy_s_cmjxwnu8kgq">
               <w:r>
                 <w:rPr>
                   <w:rFonts w:ascii="Arial" w:cs="Arial" w:eastAsia="Arial" w:hAnsi="Arial"/>
@@ -36246,6 +36997,7 @@
           </w:tcPr>
           <w:p>
             <w:pPr>
+              <w:keepNext w:val="false"/>
               <w:spacing w:after="40" w:before="0"/>
               <w:jc w:val="left"/>
             </w:pPr>
@@ -36278,6 +37030,7 @@
           </w:tcPr>
           <w:p>
             <w:pPr>
+              <w:keepNext w:val="false"/>
               <w:spacing w:after="40" w:before="0"/>
               <w:jc w:val="left"/>
             </w:pPr>
@@ -36310,6 +37063,7 @@
           </w:tcPr>
           <w:p>
             <w:pPr>
+              <w:keepNext w:val="false"/>
               <w:spacing w:after="40" w:before="0"/>
               <w:jc w:val="left"/>
             </w:pPr>
@@ -36342,6 +37096,7 @@
           </w:tcPr>
           <w:p>
             <w:pPr>
+              <w:keepNext w:val="false"/>
               <w:spacing w:after="40" w:before="0"/>
               <w:jc w:val="left"/>
             </w:pPr>
@@ -36376,6 +37131,7 @@
           </w:tcPr>
           <w:p>
             <w:pPr>
+              <w:keepNext w:val="false"/>
               <w:spacing w:after="40" w:before="0"/>
               <w:jc w:val="left"/>
             </w:pPr>
@@ -36413,7 +37169,7 @@
             <w:pPr>
               <w:spacing w:after="20" w:before="0"/>
             </w:pPr>
-            <w:hyperlink w:history="1" r:id="rIdn7mfjtfzcqpl2ztljvnpp">
+            <w:hyperlink w:history="1" r:id="rIdhsikcifelswpri8so6ioy">
               <w:r>
                 <w:rPr>
                   <w:rFonts w:ascii="Arial" w:cs="Arial" w:eastAsia="Arial" w:hAnsi="Arial"/>
@@ -36462,7 +37218,7 @@
               <w:spacing w:after="10" w:before="0"/>
               <w:ind w:left="120"/>
             </w:pPr>
-            <w:hyperlink w:history="1" r:id="rIdbanbdgmzcdyejlo9dwjvo">
+            <w:hyperlink w:history="1" r:id="rIdncym5bognb86arpcbwnth">
               <w:r>
                 <w:rPr>
                   <w:rFonts w:ascii="Arial" w:cs="Arial" w:eastAsia="Arial" w:hAnsi="Arial"/>
@@ -36507,7 +37263,7 @@
             <w:pPr>
               <w:spacing w:after="20" w:before="0"/>
             </w:pPr>
-            <w:hyperlink w:history="1" r:id="rId5p2wgjv9rt76nwhymuzyn">
+            <w:hyperlink w:history="1" r:id="rIdnzajbithqzf4jzopuvtji">
               <w:r>
                 <w:rPr>
                   <w:rFonts w:ascii="Arial" w:cs="Arial" w:eastAsia="Arial" w:hAnsi="Arial"/>
@@ -36540,7 +37296,7 @@
               <w:spacing w:after="10" w:before="0"/>
               <w:ind w:left="120"/>
             </w:pPr>
-            <w:hyperlink w:history="1" r:id="rIdyd93-y3ye_mcvdp-fo846">
+            <w:hyperlink w:history="1" r:id="rIdvxxnjj1glejzextvvokal">
               <w:r>
                 <w:rPr>
                   <w:rFonts w:ascii="Arial" w:cs="Arial" w:eastAsia="Arial" w:hAnsi="Arial"/>
@@ -36568,6 +37324,7 @@
           </w:tcPr>
           <w:p>
             <w:pPr>
+              <w:keepNext w:val="false"/>
               <w:spacing w:after="40" w:before="0"/>
               <w:jc w:val="left"/>
             </w:pPr>
@@ -36600,6 +37357,7 @@
           </w:tcPr>
           <w:p>
             <w:pPr>
+              <w:keepNext w:val="false"/>
               <w:spacing w:after="40" w:before="0"/>
               <w:jc w:val="left"/>
             </w:pPr>
@@ -36632,6 +37390,7 @@
           </w:tcPr>
           <w:p>
             <w:pPr>
+              <w:keepNext w:val="false"/>
               <w:spacing w:after="40" w:before="0"/>
               <w:jc w:val="left"/>
             </w:pPr>
@@ -36664,6 +37423,7 @@
           </w:tcPr>
           <w:p>
             <w:pPr>
+              <w:keepNext w:val="false"/>
               <w:spacing w:after="40" w:before="0"/>
               <w:jc w:val="left"/>
             </w:pPr>
@@ -36698,6 +37458,7 @@
           </w:tcPr>
           <w:p>
             <w:pPr>
+              <w:keepNext w:val="false"/>
               <w:spacing w:after="40" w:before="0"/>
               <w:jc w:val="left"/>
             </w:pPr>
@@ -36735,7 +37496,7 @@
             <w:pPr>
               <w:spacing w:after="20" w:before="0"/>
             </w:pPr>
-            <w:hyperlink w:history="1" r:id="rIdja1hux7vrbfplvkr2wngu">
+            <w:hyperlink w:history="1" r:id="rIdgcg0q-62cslobtbgif2vi">
               <w:r>
                 <w:rPr>
                   <w:rFonts w:ascii="Arial" w:cs="Arial" w:eastAsia="Arial" w:hAnsi="Arial"/>
@@ -36784,7 +37545,7 @@
               <w:spacing w:after="10" w:before="0"/>
               <w:ind w:left="120"/>
             </w:pPr>
-            <w:hyperlink w:history="1" r:id="rId2decnhnfhn9x8ofyxbjwy">
+            <w:hyperlink w:history="1" r:id="rIdbuxrnt0hzus7-zmjgvn40">
               <w:r>
                 <w:rPr>
                   <w:rFonts w:ascii="Arial" w:cs="Arial" w:eastAsia="Arial" w:hAnsi="Arial"/>
@@ -36829,7 +37590,7 @@
             <w:pPr>
               <w:spacing w:after="20" w:before="0"/>
             </w:pPr>
-            <w:hyperlink w:history="1" r:id="rIdhq5jjlrztsrft199n698a">
+            <w:hyperlink w:history="1" r:id="rIdgbam4v5es20nwdagpd-lk">
               <w:r>
                 <w:rPr>
                   <w:rFonts w:ascii="Arial" w:cs="Arial" w:eastAsia="Arial" w:hAnsi="Arial"/>
@@ -36862,7 +37623,7 @@
               <w:spacing w:after="10" w:before="0"/>
               <w:ind w:left="120"/>
             </w:pPr>
-            <w:hyperlink w:history="1" r:id="rId8v4cj4wjvi9b90xcx0gyr">
+            <w:hyperlink w:history="1" r:id="rIdbxkh0a_fl4cmpfqr976xy">
               <w:r>
                 <w:rPr>
                   <w:rFonts w:ascii="Arial" w:cs="Arial" w:eastAsia="Arial" w:hAnsi="Arial"/>
@@ -36890,6 +37651,7 @@
           </w:tcPr>
           <w:p>
             <w:pPr>
+              <w:keepNext w:val="false"/>
               <w:spacing w:after="40" w:before="0"/>
               <w:jc w:val="left"/>
             </w:pPr>
@@ -36922,6 +37684,7 @@
           </w:tcPr>
           <w:p>
             <w:pPr>
+              <w:keepNext w:val="false"/>
               <w:spacing w:after="40" w:before="0"/>
               <w:jc w:val="left"/>
             </w:pPr>
@@ -36954,6 +37717,7 @@
           </w:tcPr>
           <w:p>
             <w:pPr>
+              <w:keepNext w:val="false"/>
               <w:spacing w:after="40" w:before="0"/>
               <w:jc w:val="left"/>
             </w:pPr>
@@ -36986,6 +37750,7 @@
           </w:tcPr>
           <w:p>
             <w:pPr>
+              <w:keepNext w:val="false"/>
               <w:spacing w:after="40" w:before="0"/>
               <w:jc w:val="left"/>
             </w:pPr>
@@ -37045,6 +37810,7 @@
           </w:tcPr>
           <w:p>
             <w:pPr>
+              <w:keepNext w:val="false"/>
               <w:spacing w:after="40" w:before="0"/>
               <w:jc w:val="center"/>
             </w:pPr>
@@ -37079,6 +37845,7 @@
           </w:tcPr>
           <w:p>
             <w:pPr>
+              <w:keepNext w:val="false"/>
               <w:spacing w:after="40" w:before="0"/>
               <w:jc w:val="left"/>
             </w:pPr>
@@ -37140,6 +37907,7 @@
           </w:tcPr>
           <w:p>
             <w:pPr>
+              <w:keepNext w:val="false"/>
               <w:spacing w:after="40" w:before="0"/>
               <w:jc w:val="center"/>
             </w:pPr>
@@ -37174,6 +37942,7 @@
           </w:tcPr>
           <w:p>
             <w:pPr>
+              <w:keepNext w:val="false"/>
               <w:spacing w:after="40" w:before="0"/>
               <w:jc w:val="left"/>
             </w:pPr>
@@ -37206,6 +37975,7 @@
           </w:tcPr>
           <w:p>
             <w:pPr>
+              <w:keepNext w:val="false"/>
               <w:spacing w:after="40" w:before="0"/>
               <w:jc w:val="left"/>
             </w:pPr>
@@ -37240,6 +38010,7 @@
           </w:tcPr>
           <w:p>
             <w:pPr>
+              <w:keepNext w:val="false"/>
               <w:spacing w:after="40" w:before="0"/>
               <w:jc w:val="left"/>
             </w:pPr>
@@ -37272,6 +38043,7 @@
           </w:tcPr>
           <w:p>
             <w:pPr>
+              <w:keepNext w:val="false"/>
               <w:spacing w:after="40" w:before="0"/>
               <w:jc w:val="left"/>
             </w:pPr>
@@ -37306,6 +38078,7 @@
           </w:tcPr>
           <w:p>
             <w:pPr>
+              <w:keepNext w:val="false"/>
               <w:spacing w:after="40" w:before="0"/>
               <w:jc w:val="left"/>
             </w:pPr>
@@ -37338,6 +38111,7 @@
           </w:tcPr>
           <w:p>
             <w:pPr>
+              <w:keepNext w:val="false"/>
               <w:spacing w:after="40" w:before="0"/>
               <w:jc w:val="left"/>
             </w:pPr>
@@ -37374,7 +38148,7 @@
         </w:rPr>
         <w:t xml:space="preserve">© 2026 SeaVuria and ARES. Aligned with KICD objectives. Developed by SeaVuria; technical implementation by ARES (with AI assistance from Claude). Licensed under </w:t>
       </w:r>
-      <w:hyperlink w:history="1" r:id="rIdqunu15bi8znxvrsgpxayc">
+      <w:hyperlink w:history="1" r:id="rIdrcb3je6iiboenuie0e-t2">
         <w:r>
           <w:rPr>
             <w:rFonts w:ascii="Arial" w:cs="Arial" w:eastAsia="Arial" w:hAnsi="Arial"/>
@@ -37395,7 +38169,7 @@
         </w:rPr>
         <w:t xml:space="preserve"> (</w:t>
       </w:r>
-      <w:hyperlink w:history="1" r:id="rIdfeeyhyyqgthh0lge4i56c">
+      <w:hyperlink w:history="1" r:id="rIdkrbai1dgqouyukbzihphn">
         <w:r>
           <w:rPr>
             <w:rFonts w:ascii="Arial" w:cs="Arial" w:eastAsia="Arial" w:hAnsi="Arial"/>
@@ -37456,6 +38230,7 @@
           </w:tcPr>
           <w:p>
             <w:pPr>
+              <w:keepNext w:val="false"/>
               <w:spacing w:after="40" w:before="0"/>
               <w:jc w:val="center"/>
             </w:pPr>
@@ -37490,6 +38265,7 @@
           </w:tcPr>
           <w:p>
             <w:pPr>
+              <w:keepNext w:val="false"/>
               <w:spacing w:after="40" w:before="0"/>
               <w:jc w:val="left"/>
             </w:pPr>
@@ -37522,6 +38298,7 @@
           </w:tcPr>
           <w:p>
             <w:pPr>
+              <w:keepNext w:val="false"/>
               <w:spacing w:after="40" w:before="0"/>
               <w:jc w:val="left"/>
             </w:pPr>
@@ -37554,6 +38331,7 @@
           </w:tcPr>
           <w:p>
             <w:pPr>
+              <w:keepNext w:val="false"/>
               <w:spacing w:after="40" w:before="0"/>
               <w:jc w:val="left"/>
             </w:pPr>
@@ -37588,6 +38366,7 @@
           </w:tcPr>
           <w:p>
             <w:pPr>
+              <w:keepNext w:val="false"/>
               <w:spacing w:after="40" w:before="0"/>
               <w:jc w:val="left"/>
             </w:pPr>
@@ -37620,6 +38399,7 @@
           </w:tcPr>
           <w:p>
             <w:pPr>
+              <w:keepNext w:val="false"/>
               <w:spacing w:after="40" w:before="0"/>
               <w:jc w:val="left"/>
             </w:pPr>
@@ -37652,6 +38432,7 @@
           </w:tcPr>
           <w:p>
             <w:pPr>
+              <w:keepNext w:val="false"/>
               <w:spacing w:after="40" w:before="0"/>
               <w:jc w:val="left"/>
             </w:pPr>
@@ -37686,6 +38467,7 @@
           </w:tcPr>
           <w:p>
             <w:pPr>
+              <w:keepNext w:val="false"/>
               <w:spacing w:after="40" w:before="0"/>
               <w:jc w:val="left"/>
             </w:pPr>
@@ -37718,6 +38500,7 @@
           </w:tcPr>
           <w:p>
             <w:pPr>
+              <w:keepNext w:val="false"/>
               <w:spacing w:after="40" w:before="0"/>
               <w:jc w:val="left"/>
             </w:pPr>
@@ -37750,6 +38533,7 @@
           </w:tcPr>
           <w:p>
             <w:pPr>
+              <w:keepNext w:val="false"/>
               <w:spacing w:after="40" w:before="0"/>
               <w:jc w:val="left"/>
             </w:pPr>
@@ -37784,6 +38568,7 @@
           </w:tcPr>
           <w:p>
             <w:pPr>
+              <w:keepNext w:val="false"/>
               <w:spacing w:after="40" w:before="0"/>
               <w:jc w:val="left"/>
             </w:pPr>
@@ -37816,6 +38601,7 @@
           </w:tcPr>
           <w:p>
             <w:pPr>
+              <w:keepNext w:val="false"/>
               <w:spacing w:after="40" w:before="0"/>
               <w:jc w:val="left"/>
             </w:pPr>
@@ -37848,6 +38634,7 @@
           </w:tcPr>
           <w:p>
             <w:pPr>
+              <w:keepNext w:val="false"/>
               <w:spacing w:after="40" w:before="0"/>
               <w:jc w:val="left"/>
             </w:pPr>

--- a/data/outputs/v2/Maths/SS2.1_Similarity_and_Enlargement/Mathematics_Similarity_and_Enlargement_CBE_LessonSequence.docx
+++ b/data/outputs/v2/Maths/SS2.1_Similarity_and_Enlargement/Mathematics_Similarity_and_Enlargement_CBE_LessonSequence.docx
@@ -2358,7 +2358,7 @@
         </w:rPr>
         <w:t xml:space="preserve">© 2026 SeaVuria and ARES. This work is licensed under a </w:t>
       </w:r>
-      <w:hyperlink w:history="1" r:id="rIdgm0pmidd-3wylf2h5wcjk">
+      <w:hyperlink w:history="1" r:id="rIdyvmgiwiq3xsa1znsu-v-3">
         <w:r>
           <w:rPr>
             <w:rFonts w:ascii="Arial" w:cs="Arial" w:eastAsia="Arial" w:hAnsi="Arial"/>
@@ -2378,7 +2378,7 @@
         </w:rPr>
         <w:t xml:space="preserve"> (</w:t>
       </w:r>
-      <w:hyperlink w:history="1" r:id="rIdmoyfsycgseumqoejfyu35">
+      <w:hyperlink w:history="1" r:id="rId5k8yihg3iczl7b9hu5_al">
         <w:r>
           <w:rPr>
             <w:rFonts w:ascii="Arial" w:cs="Arial" w:eastAsia="Arial" w:hAnsi="Arial"/>
@@ -2398,7 +2398,7 @@
         </w:rPr>
         <w:t xml:space="preserve">). To view a copy of this license, visit </w:t>
       </w:r>
-      <w:hyperlink w:history="1" r:id="rIdh41thohj744f0unk89sl7">
+      <w:hyperlink w:history="1" r:id="rIdbbgy8n73jr2vubwpyzj_9">
         <w:r>
           <w:rPr>
             <w:rFonts w:ascii="Arial" w:cs="Arial" w:eastAsia="Arial" w:hAnsi="Arial"/>
@@ -3437,7 +3437,7 @@
             <w:pPr>
               <w:spacing w:after="20" w:before="0"/>
             </w:pPr>
-            <w:hyperlink w:history="1" r:id="rIdmqhml-yfsfqjr0fa312qe">
+            <w:hyperlink w:history="1" r:id="rIdbons-qrx2iazvjpgbfmok">
               <w:r>
                 <w:rPr>
                   <w:rFonts w:ascii="Arial" w:cs="Arial" w:eastAsia="Arial" w:hAnsi="Arial"/>
@@ -3470,7 +3470,7 @@
               <w:spacing w:after="10" w:before="0"/>
               <w:ind w:left="120"/>
             </w:pPr>
-            <w:hyperlink w:history="1" r:id="rIdgpreytnj-dfoetxvkcztk">
+            <w:hyperlink w:history="1" r:id="rIdslbbaruobokbat2vlyhbc">
               <w:r>
                 <w:rPr>
                   <w:rFonts w:ascii="Arial" w:cs="Arial" w:eastAsia="Arial" w:hAnsi="Arial"/>
@@ -3515,7 +3515,7 @@
             <w:pPr>
               <w:spacing w:after="20" w:before="0"/>
             </w:pPr>
-            <w:hyperlink w:history="1" r:id="rIdcahrpo5yamgqjp0bi6qwg">
+            <w:hyperlink w:history="1" r:id="rIdxocomtxwszlwd5g7u254e">
               <w:r>
                 <w:rPr>
                   <w:rFonts w:ascii="Arial" w:cs="Arial" w:eastAsia="Arial" w:hAnsi="Arial"/>
@@ -3548,7 +3548,7 @@
               <w:spacing w:after="10" w:before="0"/>
               <w:ind w:left="120"/>
             </w:pPr>
-            <w:hyperlink w:history="1" r:id="rIdfimxbj_pfrr_6kby0q1u9">
+            <w:hyperlink w:history="1" r:id="rIdnox_jzxeekylbe8rimzq6">
               <w:r>
                 <w:rPr>
                   <w:rFonts w:ascii="Arial" w:cs="Arial" w:eastAsia="Arial" w:hAnsi="Arial"/>
@@ -3748,7 +3748,7 @@
             <w:pPr>
               <w:spacing w:after="20" w:before="0"/>
             </w:pPr>
-            <w:hyperlink w:history="1" r:id="rIdk6gjq2piklbwpavjmyfo4">
+            <w:hyperlink w:history="1" r:id="rId0gjxs5ixgvm-lms2abby-">
               <w:r>
                 <w:rPr>
                   <w:rFonts w:ascii="Arial" w:cs="Arial" w:eastAsia="Arial" w:hAnsi="Arial"/>
@@ -3781,7 +3781,7 @@
               <w:spacing w:after="10" w:before="0"/>
               <w:ind w:left="120"/>
             </w:pPr>
-            <w:hyperlink w:history="1" r:id="rIdmq8usxge5awi7ghb-lyng">
+            <w:hyperlink w:history="1" r:id="rId53fh9jeyhot-r9adfz_1f">
               <w:r>
                 <w:rPr>
                   <w:rFonts w:ascii="Arial" w:cs="Arial" w:eastAsia="Arial" w:hAnsi="Arial"/>
@@ -3826,7 +3826,7 @@
             <w:pPr>
               <w:spacing w:after="20" w:before="0"/>
             </w:pPr>
-            <w:hyperlink w:history="1" r:id="rIdwtdilogc0okg6qij0nf5m">
+            <w:hyperlink w:history="1" r:id="rId67cdnr3netcc9q3eveji-">
               <w:r>
                 <w:rPr>
                   <w:rFonts w:ascii="Arial" w:cs="Arial" w:eastAsia="Arial" w:hAnsi="Arial"/>
@@ -3859,7 +3859,7 @@
               <w:spacing w:after="10" w:before="0"/>
               <w:ind w:left="120"/>
             </w:pPr>
-            <w:hyperlink w:history="1" r:id="rId3i45pab85-ozrjso0wxjj">
+            <w:hyperlink w:history="1" r:id="rIdis0s4glxyyqhjombuqosx">
               <w:r>
                 <w:rPr>
                   <w:rFonts w:ascii="Arial" w:cs="Arial" w:eastAsia="Arial" w:hAnsi="Arial"/>
@@ -4059,7 +4059,7 @@
             <w:pPr>
               <w:spacing w:after="20" w:before="0"/>
             </w:pPr>
-            <w:hyperlink w:history="1" r:id="rId9fn7wbqbcnxqcsaahiob0">
+            <w:hyperlink w:history="1" r:id="rIdssqlcg4jvsuijnqem3cvr">
               <w:r>
                 <w:rPr>
                   <w:rFonts w:ascii="Arial" w:cs="Arial" w:eastAsia="Arial" w:hAnsi="Arial"/>
@@ -4092,7 +4092,7 @@
               <w:spacing w:after="10" w:before="0"/>
               <w:ind w:left="120"/>
             </w:pPr>
-            <w:hyperlink w:history="1" r:id="rIdwemnv6uchjs-pqlrgnlmb">
+            <w:hyperlink w:history="1" r:id="rIdlsaozrjnp6ud0zruldqiy">
               <w:r>
                 <w:rPr>
                   <w:rFonts w:ascii="Arial" w:cs="Arial" w:eastAsia="Arial" w:hAnsi="Arial"/>
@@ -4137,7 +4137,7 @@
             <w:pPr>
               <w:spacing w:after="20" w:before="0"/>
             </w:pPr>
-            <w:hyperlink w:history="1" r:id="rId8gqyszaqvkdat3ny_stcx">
+            <w:hyperlink w:history="1" r:id="rIdr63vtl-dfmg7cittuwqob">
               <w:r>
                 <w:rPr>
                   <w:rFonts w:ascii="Arial" w:cs="Arial" w:eastAsia="Arial" w:hAnsi="Arial"/>
@@ -4170,7 +4170,7 @@
               <w:spacing w:after="10" w:before="0"/>
               <w:ind w:left="120"/>
             </w:pPr>
-            <w:hyperlink w:history="1" r:id="rIdaaagmtuh0x1v0ljoqydcm">
+            <w:hyperlink w:history="1" r:id="rId4x82divyzrmwraoozo2gr">
               <w:r>
                 <w:rPr>
                   <w:rFonts w:ascii="Arial" w:cs="Arial" w:eastAsia="Arial" w:hAnsi="Arial"/>
@@ -4370,7 +4370,7 @@
             <w:pPr>
               <w:spacing w:after="20" w:before="0"/>
             </w:pPr>
-            <w:hyperlink w:history="1" r:id="rIdhg6yqcmkvqpmj5lfpb_hu">
+            <w:hyperlink w:history="1" r:id="rIdgmuqirvn7gr99cnyl0rsq">
               <w:r>
                 <w:rPr>
                   <w:rFonts w:ascii="Arial" w:cs="Arial" w:eastAsia="Arial" w:hAnsi="Arial"/>
@@ -4403,7 +4403,7 @@
               <w:spacing w:after="10" w:before="0"/>
               <w:ind w:left="120"/>
             </w:pPr>
-            <w:hyperlink w:history="1" r:id="rIdddvsidjcmpotc3xankfyp">
+            <w:hyperlink w:history="1" r:id="rIdvptcoociayvaftgxhgp8q">
               <w:r>
                 <w:rPr>
                   <w:rFonts w:ascii="Arial" w:cs="Arial" w:eastAsia="Arial" w:hAnsi="Arial"/>
@@ -4448,7 +4448,7 @@
             <w:pPr>
               <w:spacing w:after="20" w:before="0"/>
             </w:pPr>
-            <w:hyperlink w:history="1" r:id="rIduaoe3angpclbe2b7a03ns">
+            <w:hyperlink w:history="1" r:id="rIdfd2euhu0g_xqry3ud_llu">
               <w:r>
                 <w:rPr>
                   <w:rFonts w:ascii="Arial" w:cs="Arial" w:eastAsia="Arial" w:hAnsi="Arial"/>
@@ -4481,7 +4481,7 @@
               <w:spacing w:after="10" w:before="0"/>
               <w:ind w:left="120"/>
             </w:pPr>
-            <w:hyperlink w:history="1" r:id="rId3twnw2r9cv9ld7-rtqbvu">
+            <w:hyperlink w:history="1" r:id="rIdvlqhscx5bcl9cfrdntv1g">
               <w:r>
                 <w:rPr>
                   <w:rFonts w:ascii="Arial" w:cs="Arial" w:eastAsia="Arial" w:hAnsi="Arial"/>
@@ -4681,7 +4681,7 @@
             <w:pPr>
               <w:spacing w:after="20" w:before="0"/>
             </w:pPr>
-            <w:hyperlink w:history="1" r:id="rIdxll191eco1sw9mlr8i6ci">
+            <w:hyperlink w:history="1" r:id="rIdx7wij4a1ymku3j46jldav">
               <w:r>
                 <w:rPr>
                   <w:rFonts w:ascii="Arial" w:cs="Arial" w:eastAsia="Arial" w:hAnsi="Arial"/>
@@ -4714,7 +4714,7 @@
               <w:spacing w:after="10" w:before="0"/>
               <w:ind w:left="120"/>
             </w:pPr>
-            <w:hyperlink w:history="1" r:id="rIdgvgeu5x8l6sqaqohzoqha">
+            <w:hyperlink w:history="1" r:id="rIdrww8-nmsbk43ibr6_swka">
               <w:r>
                 <w:rPr>
                   <w:rFonts w:ascii="Arial" w:cs="Arial" w:eastAsia="Arial" w:hAnsi="Arial"/>
@@ -4759,7 +4759,7 @@
             <w:pPr>
               <w:spacing w:after="20" w:before="0"/>
             </w:pPr>
-            <w:hyperlink w:history="1" r:id="rIdnpkqarsvskyju-yulzgvf">
+            <w:hyperlink w:history="1" r:id="rId0vuok5cxwzwbfotsglmuf">
               <w:r>
                 <w:rPr>
                   <w:rFonts w:ascii="Arial" w:cs="Arial" w:eastAsia="Arial" w:hAnsi="Arial"/>
@@ -4792,7 +4792,7 @@
               <w:spacing w:after="10" w:before="0"/>
               <w:ind w:left="120"/>
             </w:pPr>
-            <w:hyperlink w:history="1" r:id="rIdlgwcety58k-wmpz9xdrfp">
+            <w:hyperlink w:history="1" r:id="rIdaetipewetqbnuwwjuh0mu">
               <w:r>
                 <w:rPr>
                   <w:rFonts w:ascii="Arial" w:cs="Arial" w:eastAsia="Arial" w:hAnsi="Arial"/>
@@ -5317,7 +5317,7 @@
         </w:rPr>
         <w:t xml:space="preserve">© 2026 SeaVuria and ARES. Aligned with KICD objectives. Developed by SeaVuria; technical implementation by ARES (with AI assistance from Claude). Licensed under </w:t>
       </w:r>
-      <w:hyperlink w:history="1" r:id="rIdkktxc_2qgfwnnwjso1ob5">
+      <w:hyperlink w:history="1" r:id="rIdwhnuer9fi2qr5mpilmqay">
         <w:r>
           <w:rPr>
             <w:rFonts w:ascii="Arial" w:cs="Arial" w:eastAsia="Arial" w:hAnsi="Arial"/>
@@ -5338,7 +5338,7 @@
         </w:rPr>
         <w:t xml:space="preserve"> (</w:t>
       </w:r>
-      <w:hyperlink w:history="1" r:id="rIdz4tuybpcexbgrrcjabcfb">
+      <w:hyperlink w:history="1" r:id="rIdxbnnvm66gyt-ntsqeoeha">
         <w:r>
           <w:rPr>
             <w:rFonts w:ascii="Arial" w:cs="Arial" w:eastAsia="Arial" w:hAnsi="Arial"/>
@@ -6378,7 +6378,7 @@
             <w:pPr>
               <w:spacing w:after="20" w:before="0"/>
             </w:pPr>
-            <w:hyperlink w:history="1" r:id="rIda52wz20u69wytorp-qtoo">
+            <w:hyperlink w:history="1" r:id="rIdvyifkkztwdtnykrmp5bx_">
               <w:r>
                 <w:rPr>
                   <w:rFonts w:ascii="Arial" w:cs="Arial" w:eastAsia="Arial" w:hAnsi="Arial"/>
@@ -6411,7 +6411,7 @@
               <w:spacing w:after="10" w:before="0"/>
               <w:ind w:left="120"/>
             </w:pPr>
-            <w:hyperlink w:history="1" r:id="rIdklgmil7bi4yltzxle_dkg">
+            <w:hyperlink w:history="1" r:id="rId15jtbwvgd6uosqbjrkkyh">
               <w:r>
                 <w:rPr>
                   <w:rFonts w:ascii="Arial" w:cs="Arial" w:eastAsia="Arial" w:hAnsi="Arial"/>
@@ -6456,7 +6456,7 @@
             <w:pPr>
               <w:spacing w:after="20" w:before="0"/>
             </w:pPr>
-            <w:hyperlink w:history="1" r:id="rIdjfpbpnr3kejg3pcahk3ya">
+            <w:hyperlink w:history="1" r:id="rIdgywv9hzfutgr1pm6aiqrf">
               <w:r>
                 <w:rPr>
                   <w:rFonts w:ascii="Arial" w:cs="Arial" w:eastAsia="Arial" w:hAnsi="Arial"/>
@@ -6489,7 +6489,7 @@
               <w:spacing w:after="10" w:before="0"/>
               <w:ind w:left="120"/>
             </w:pPr>
-            <w:hyperlink w:history="1" r:id="rIdsaonophrfzfrefmtmz_bz">
+            <w:hyperlink w:history="1" r:id="rId3rdriitduv5daoey8xynl">
               <w:r>
                 <w:rPr>
                   <w:rFonts w:ascii="Arial" w:cs="Arial" w:eastAsia="Arial" w:hAnsi="Arial"/>
@@ -6689,7 +6689,7 @@
             <w:pPr>
               <w:spacing w:after="20" w:before="0"/>
             </w:pPr>
-            <w:hyperlink w:history="1" r:id="rId-xxy5eywaz9mmf4viczaa">
+            <w:hyperlink w:history="1" r:id="rIdkufdoq9rov0mo2akcaqtv">
               <w:r>
                 <w:rPr>
                   <w:rFonts w:ascii="Arial" w:cs="Arial" w:eastAsia="Arial" w:hAnsi="Arial"/>
@@ -6722,7 +6722,7 @@
               <w:spacing w:after="10" w:before="0"/>
               <w:ind w:left="120"/>
             </w:pPr>
-            <w:hyperlink w:history="1" r:id="rIdqy5brd0hhirohnmokmiqk">
+            <w:hyperlink w:history="1" r:id="rIdjdq2wsmxe_mh8202lzqjx">
               <w:r>
                 <w:rPr>
                   <w:rFonts w:ascii="Arial" w:cs="Arial" w:eastAsia="Arial" w:hAnsi="Arial"/>
@@ -6767,7 +6767,7 @@
             <w:pPr>
               <w:spacing w:after="20" w:before="0"/>
             </w:pPr>
-            <w:hyperlink w:history="1" r:id="rId-_wryqiwnzrcluygslr8q">
+            <w:hyperlink w:history="1" r:id="rIdk1n86sotsrblrwsd2qeid">
               <w:r>
                 <w:rPr>
                   <w:rFonts w:ascii="Arial" w:cs="Arial" w:eastAsia="Arial" w:hAnsi="Arial"/>
@@ -6800,7 +6800,7 @@
               <w:spacing w:after="10" w:before="0"/>
               <w:ind w:left="120"/>
             </w:pPr>
-            <w:hyperlink w:history="1" r:id="rId6kivwkzsa-19xzjnc0t8w">
+            <w:hyperlink w:history="1" r:id="rIdnqglvdcxaiaetgnqu4llj">
               <w:r>
                 <w:rPr>
                   <w:rFonts w:ascii="Arial" w:cs="Arial" w:eastAsia="Arial" w:hAnsi="Arial"/>
@@ -7000,7 +7000,7 @@
             <w:pPr>
               <w:spacing w:after="20" w:before="0"/>
             </w:pPr>
-            <w:hyperlink w:history="1" r:id="rIdtisq9fx7cjtsoor_nhwtb">
+            <w:hyperlink w:history="1" r:id="rIdoo0bliz6daa7g9yqsg0mn">
               <w:r>
                 <w:rPr>
                   <w:rFonts w:ascii="Arial" w:cs="Arial" w:eastAsia="Arial" w:hAnsi="Arial"/>
@@ -7033,7 +7033,7 @@
               <w:spacing w:after="10" w:before="0"/>
               <w:ind w:left="120"/>
             </w:pPr>
-            <w:hyperlink w:history="1" r:id="rId8f3zgqtjq9nm3inboenc-">
+            <w:hyperlink w:history="1" r:id="rIdsv6fqkqzxzy-lgzsbtywe">
               <w:r>
                 <w:rPr>
                   <w:rFonts w:ascii="Arial" w:cs="Arial" w:eastAsia="Arial" w:hAnsi="Arial"/>
@@ -7078,7 +7078,7 @@
             <w:pPr>
               <w:spacing w:after="20" w:before="0"/>
             </w:pPr>
-            <w:hyperlink w:history="1" r:id="rId4ait9t6gjouc9cc1jrmw9">
+            <w:hyperlink w:history="1" r:id="rId_qehyuyk2fwvggst3khmw">
               <w:r>
                 <w:rPr>
                   <w:rFonts w:ascii="Arial" w:cs="Arial" w:eastAsia="Arial" w:hAnsi="Arial"/>
@@ -7111,7 +7111,7 @@
               <w:spacing w:after="10" w:before="0"/>
               <w:ind w:left="120"/>
             </w:pPr>
-            <w:hyperlink w:history="1" r:id="rId2oll2twah6mt8affe0k9r">
+            <w:hyperlink w:history="1" r:id="rIdkbpunod1nlbefkmensij6">
               <w:r>
                 <w:rPr>
                   <w:rFonts w:ascii="Arial" w:cs="Arial" w:eastAsia="Arial" w:hAnsi="Arial"/>
@@ -7311,7 +7311,7 @@
             <w:pPr>
               <w:spacing w:after="20" w:before="0"/>
             </w:pPr>
-            <w:hyperlink w:history="1" r:id="rIdfaopcgdebkvst5xteyio-">
+            <w:hyperlink w:history="1" r:id="rIdrcq8y3pcez78tm28x0yug">
               <w:r>
                 <w:rPr>
                   <w:rFonts w:ascii="Arial" w:cs="Arial" w:eastAsia="Arial" w:hAnsi="Arial"/>
@@ -7344,7 +7344,7 @@
               <w:spacing w:after="10" w:before="0"/>
               <w:ind w:left="120"/>
             </w:pPr>
-            <w:hyperlink w:history="1" r:id="rIdk18wln6o8i7y9r7heyphl">
+            <w:hyperlink w:history="1" r:id="rIdgchrrwcucoo9an1jw4d4f">
               <w:r>
                 <w:rPr>
                   <w:rFonts w:ascii="Arial" w:cs="Arial" w:eastAsia="Arial" w:hAnsi="Arial"/>
@@ -7389,7 +7389,7 @@
             <w:pPr>
               <w:spacing w:after="20" w:before="0"/>
             </w:pPr>
-            <w:hyperlink w:history="1" r:id="rIdlvwjrbknaw9maz4nixlnd">
+            <w:hyperlink w:history="1" r:id="rIdnmgfodxnvarzf8de1gxcc">
               <w:r>
                 <w:rPr>
                   <w:rFonts w:ascii="Arial" w:cs="Arial" w:eastAsia="Arial" w:hAnsi="Arial"/>
@@ -7422,7 +7422,7 @@
               <w:spacing w:after="10" w:before="0"/>
               <w:ind w:left="120"/>
             </w:pPr>
-            <w:hyperlink w:history="1" r:id="rIdoq6twmltqr_3hg2j3bus4">
+            <w:hyperlink w:history="1" r:id="rId1luipkjpb-vdz1fep1eky">
               <w:r>
                 <w:rPr>
                   <w:rFonts w:ascii="Arial" w:cs="Arial" w:eastAsia="Arial" w:hAnsi="Arial"/>
@@ -7622,7 +7622,7 @@
             <w:pPr>
               <w:spacing w:after="20" w:before="0"/>
             </w:pPr>
-            <w:hyperlink w:history="1" r:id="rIde0nvrl6n5us8whgjdpzbj">
+            <w:hyperlink w:history="1" r:id="rIdfksnzao33awglazzpy15o">
               <w:r>
                 <w:rPr>
                   <w:rFonts w:ascii="Arial" w:cs="Arial" w:eastAsia="Arial" w:hAnsi="Arial"/>
@@ -7671,7 +7671,7 @@
               <w:spacing w:after="10" w:before="0"/>
               <w:ind w:left="120"/>
             </w:pPr>
-            <w:hyperlink w:history="1" r:id="rIduvmnji3-cvugrqs_ullaj">
+            <w:hyperlink w:history="1" r:id="rIdndqflbtvt16gyids20vxk">
               <w:r>
                 <w:rPr>
                   <w:rFonts w:ascii="Arial" w:cs="Arial" w:eastAsia="Arial" w:hAnsi="Arial"/>
@@ -7716,7 +7716,7 @@
             <w:pPr>
               <w:spacing w:after="20" w:before="0"/>
             </w:pPr>
-            <w:hyperlink w:history="1" r:id="rIdiebkbmfdaamquvzinghha">
+            <w:hyperlink w:history="1" r:id="rIdgd0pzuuvrbv6x_g32gnz5">
               <w:r>
                 <w:rPr>
                   <w:rFonts w:ascii="Arial" w:cs="Arial" w:eastAsia="Arial" w:hAnsi="Arial"/>
@@ -7749,7 +7749,7 @@
               <w:spacing w:after="10" w:before="0"/>
               <w:ind w:left="120"/>
             </w:pPr>
-            <w:hyperlink w:history="1" r:id="rIdjwhrmjmth3ttcxroh_l0a">
+            <w:hyperlink w:history="1" r:id="rId-smrxwu8fztyc7giubhdb">
               <w:r>
                 <w:rPr>
                   <w:rFonts w:ascii="Arial" w:cs="Arial" w:eastAsia="Arial" w:hAnsi="Arial"/>
@@ -8274,7 +8274,7 @@
         </w:rPr>
         <w:t xml:space="preserve">© 2026 SeaVuria and ARES. Aligned with KICD objectives. Developed by SeaVuria; technical implementation by ARES (with AI assistance from Claude). Licensed under </w:t>
       </w:r>
-      <w:hyperlink w:history="1" r:id="rIdasuwh3tjb0xhyaqaev8da">
+      <w:hyperlink w:history="1" r:id="rIds1kg8xu2dhi7rlgwbzhbn">
         <w:r>
           <w:rPr>
             <w:rFonts w:ascii="Arial" w:cs="Arial" w:eastAsia="Arial" w:hAnsi="Arial"/>
@@ -8295,7 +8295,7 @@
         </w:rPr>
         <w:t xml:space="preserve"> (</w:t>
       </w:r>
-      <w:hyperlink w:history="1" r:id="rIdvcapc8_witodmay7b-321">
+      <w:hyperlink w:history="1" r:id="rId-q5k6zrvqakumsagnw4m1">
         <w:r>
           <w:rPr>
             <w:rFonts w:ascii="Arial" w:cs="Arial" w:eastAsia="Arial" w:hAnsi="Arial"/>
@@ -9335,7 +9335,7 @@
             <w:pPr>
               <w:spacing w:after="20" w:before="0"/>
             </w:pPr>
-            <w:hyperlink w:history="1" r:id="rIdv-dl-erfrmuzrcepawcwi">
+            <w:hyperlink w:history="1" r:id="rIdsu8vaunsdd-3i9rc9v7n1">
               <w:r>
                 <w:rPr>
                   <w:rFonts w:ascii="Arial" w:cs="Arial" w:eastAsia="Arial" w:hAnsi="Arial"/>
@@ -9368,7 +9368,7 @@
               <w:spacing w:after="10" w:before="0"/>
               <w:ind w:left="120"/>
             </w:pPr>
-            <w:hyperlink w:history="1" r:id="rIdndmrmpe5y2rzp6fecbrg7">
+            <w:hyperlink w:history="1" r:id="rIdql1dd2k_ru8knqh0f9dw5">
               <w:r>
                 <w:rPr>
                   <w:rFonts w:ascii="Arial" w:cs="Arial" w:eastAsia="Arial" w:hAnsi="Arial"/>
@@ -9413,7 +9413,7 @@
             <w:pPr>
               <w:spacing w:after="20" w:before="0"/>
             </w:pPr>
-            <w:hyperlink w:history="1" r:id="rIdb7n4f66znnpzdn5tyvclp">
+            <w:hyperlink w:history="1" r:id="rIdjvxzmyzit5amx-12sglo_">
               <w:r>
                 <w:rPr>
                   <w:rFonts w:ascii="Arial" w:cs="Arial" w:eastAsia="Arial" w:hAnsi="Arial"/>
@@ -9446,7 +9446,7 @@
               <w:spacing w:after="10" w:before="0"/>
               <w:ind w:left="120"/>
             </w:pPr>
-            <w:hyperlink w:history="1" r:id="rIddpsxnmiposxtbnb_wc6oz">
+            <w:hyperlink w:history="1" r:id="rId2n4uwq_mwsvp_wu1n5bw-">
               <w:r>
                 <w:rPr>
                   <w:rFonts w:ascii="Arial" w:cs="Arial" w:eastAsia="Arial" w:hAnsi="Arial"/>
@@ -9646,7 +9646,7 @@
             <w:pPr>
               <w:spacing w:after="20" w:before="0"/>
             </w:pPr>
-            <w:hyperlink w:history="1" r:id="rIddq780qwxljzjzdw4_hejg">
+            <w:hyperlink w:history="1" r:id="rIdfkpg5elwcmtkuyjtksboj">
               <w:r>
                 <w:rPr>
                   <w:rFonts w:ascii="Arial" w:cs="Arial" w:eastAsia="Arial" w:hAnsi="Arial"/>
@@ -9679,7 +9679,7 @@
               <w:spacing w:after="10" w:before="0"/>
               <w:ind w:left="120"/>
             </w:pPr>
-            <w:hyperlink w:history="1" r:id="rIdylq4flmd36z82fu4zwuvt">
+            <w:hyperlink w:history="1" r:id="rIdk_oml1enqp45ghqnl_hji">
               <w:r>
                 <w:rPr>
                   <w:rFonts w:ascii="Arial" w:cs="Arial" w:eastAsia="Arial" w:hAnsi="Arial"/>
@@ -9724,7 +9724,7 @@
             <w:pPr>
               <w:spacing w:after="20" w:before="0"/>
             </w:pPr>
-            <w:hyperlink w:history="1" r:id="rIdpbpadizbepu3xnzpcitrp">
+            <w:hyperlink w:history="1" r:id="rId5hk7ug5mnun8ydsxxmznt">
               <w:r>
                 <w:rPr>
                   <w:rFonts w:ascii="Arial" w:cs="Arial" w:eastAsia="Arial" w:hAnsi="Arial"/>
@@ -9757,7 +9757,7 @@
               <w:spacing w:after="10" w:before="0"/>
               <w:ind w:left="120"/>
             </w:pPr>
-            <w:hyperlink w:history="1" r:id="rIdy1bpsybrr89au4iwdb-8j">
+            <w:hyperlink w:history="1" r:id="rIdms6a53o-ihc2xhpltwxbs">
               <w:r>
                 <w:rPr>
                   <w:rFonts w:ascii="Arial" w:cs="Arial" w:eastAsia="Arial" w:hAnsi="Arial"/>
@@ -9957,7 +9957,7 @@
             <w:pPr>
               <w:spacing w:after="20" w:before="0"/>
             </w:pPr>
-            <w:hyperlink w:history="1" r:id="rId3eagmi8kryed_z6-clbww">
+            <w:hyperlink w:history="1" r:id="rIdyzvb59mjbbcwilk2ilosy">
               <w:r>
                 <w:rPr>
                   <w:rFonts w:ascii="Arial" w:cs="Arial" w:eastAsia="Arial" w:hAnsi="Arial"/>
@@ -9990,7 +9990,7 @@
               <w:spacing w:after="10" w:before="0"/>
               <w:ind w:left="120"/>
             </w:pPr>
-            <w:hyperlink w:history="1" r:id="rIdzlnavpuu_ia4m-ypob9d9">
+            <w:hyperlink w:history="1" r:id="rIdvs1dwvw9d6nan9ftuvvwv">
               <w:r>
                 <w:rPr>
                   <w:rFonts w:ascii="Arial" w:cs="Arial" w:eastAsia="Arial" w:hAnsi="Arial"/>
@@ -10035,7 +10035,7 @@
             <w:pPr>
               <w:spacing w:after="20" w:before="0"/>
             </w:pPr>
-            <w:hyperlink w:history="1" r:id="rIdqizdkmjvvn-lydmsiz2la">
+            <w:hyperlink w:history="1" r:id="rIddidimlyvlbzg29-f1bktc">
               <w:r>
                 <w:rPr>
                   <w:rFonts w:ascii="Arial" w:cs="Arial" w:eastAsia="Arial" w:hAnsi="Arial"/>
@@ -10068,7 +10068,7 @@
               <w:spacing w:after="10" w:before="0"/>
               <w:ind w:left="120"/>
             </w:pPr>
-            <w:hyperlink w:history="1" r:id="rIdw8qsqdmo1xiiophwsqumi">
+            <w:hyperlink w:history="1" r:id="rIduvj89bupgcjm3qhkmxx9y">
               <w:r>
                 <w:rPr>
                   <w:rFonts w:ascii="Arial" w:cs="Arial" w:eastAsia="Arial" w:hAnsi="Arial"/>
@@ -10268,7 +10268,7 @@
             <w:pPr>
               <w:spacing w:after="20" w:before="0"/>
             </w:pPr>
-            <w:hyperlink w:history="1" r:id="rIdhm6ga9mzt1iqiuyz_olto">
+            <w:hyperlink w:history="1" r:id="rIdz_kdvo89aqmh_s1lec8va">
               <w:r>
                 <w:rPr>
                   <w:rFonts w:ascii="Arial" w:cs="Arial" w:eastAsia="Arial" w:hAnsi="Arial"/>
@@ -10301,7 +10301,7 @@
               <w:spacing w:after="10" w:before="0"/>
               <w:ind w:left="120"/>
             </w:pPr>
-            <w:hyperlink w:history="1" r:id="rIdfd71j2pww6c_nvttw8pcd">
+            <w:hyperlink w:history="1" r:id="rIdxhozrfvwgccb7bzplddwq">
               <w:r>
                 <w:rPr>
                   <w:rFonts w:ascii="Arial" w:cs="Arial" w:eastAsia="Arial" w:hAnsi="Arial"/>
@@ -10346,7 +10346,7 @@
             <w:pPr>
               <w:spacing w:after="20" w:before="0"/>
             </w:pPr>
-            <w:hyperlink w:history="1" r:id="rIds2tpotdck_qaqcs65bv6q">
+            <w:hyperlink w:history="1" r:id="rIdnvs-dxf5uigblnrenqmk_">
               <w:r>
                 <w:rPr>
                   <w:rFonts w:ascii="Arial" w:cs="Arial" w:eastAsia="Arial" w:hAnsi="Arial"/>
@@ -10379,7 +10379,7 @@
               <w:spacing w:after="10" w:before="0"/>
               <w:ind w:left="120"/>
             </w:pPr>
-            <w:hyperlink w:history="1" r:id="rIdxkz3hp2owtb4gyaksdvvq">
+            <w:hyperlink w:history="1" r:id="rIds1t9kftzyn689qvkhk6eh">
               <w:r>
                 <w:rPr>
                   <w:rFonts w:ascii="Arial" w:cs="Arial" w:eastAsia="Arial" w:hAnsi="Arial"/>
@@ -10579,7 +10579,7 @@
             <w:pPr>
               <w:spacing w:after="20" w:before="0"/>
             </w:pPr>
-            <w:hyperlink w:history="1" r:id="rIdom1i1tbzhfetzgezcjwjf">
+            <w:hyperlink w:history="1" r:id="rIdhqmignu5voojhri0oeqt8">
               <w:r>
                 <w:rPr>
                   <w:rFonts w:ascii="Arial" w:cs="Arial" w:eastAsia="Arial" w:hAnsi="Arial"/>
@@ -10612,7 +10612,7 @@
               <w:spacing w:after="10" w:before="0"/>
               <w:ind w:left="120"/>
             </w:pPr>
-            <w:hyperlink w:history="1" r:id="rIdkiboncnpk_xeuk8a-xfxa">
+            <w:hyperlink w:history="1" r:id="rIdqqz78uup6ahyqoxm0ocwh">
               <w:r>
                 <w:rPr>
                   <w:rFonts w:ascii="Arial" w:cs="Arial" w:eastAsia="Arial" w:hAnsi="Arial"/>
@@ -10657,7 +10657,7 @@
             <w:pPr>
               <w:spacing w:after="20" w:before="0"/>
             </w:pPr>
-            <w:hyperlink w:history="1" r:id="rIdxxcnn5nfouoe03ghcdaim">
+            <w:hyperlink w:history="1" r:id="rId-2zcocts0wpoejtjxxg4i">
               <w:r>
                 <w:rPr>
                   <w:rFonts w:ascii="Arial" w:cs="Arial" w:eastAsia="Arial" w:hAnsi="Arial"/>
@@ -10690,7 +10690,7 @@
               <w:spacing w:after="10" w:before="0"/>
               <w:ind w:left="120"/>
             </w:pPr>
-            <w:hyperlink w:history="1" r:id="rIdwbyuhui6cpizzacy2htas">
+            <w:hyperlink w:history="1" r:id="rIdjmgtjw_qy9tgtddukwowr">
               <w:r>
                 <w:rPr>
                   <w:rFonts w:ascii="Arial" w:cs="Arial" w:eastAsia="Arial" w:hAnsi="Arial"/>
@@ -11215,7 +11215,7 @@
         </w:rPr>
         <w:t xml:space="preserve">© 2026 SeaVuria and ARES. Aligned with KICD objectives. Developed by SeaVuria; technical implementation by ARES (with AI assistance from Claude). Licensed under </w:t>
       </w:r>
-      <w:hyperlink w:history="1" r:id="rIdjuyaxtf6lir05ym59lk2r">
+      <w:hyperlink w:history="1" r:id="rIddaufyhceu1zabv32cjj_u">
         <w:r>
           <w:rPr>
             <w:rFonts w:ascii="Arial" w:cs="Arial" w:eastAsia="Arial" w:hAnsi="Arial"/>
@@ -11236,7 +11236,7 @@
         </w:rPr>
         <w:t xml:space="preserve"> (</w:t>
       </w:r>
-      <w:hyperlink w:history="1" r:id="rIdoblrr2fryrhxi1bch9xxp">
+      <w:hyperlink w:history="1" r:id="rIdjgyofozhqwdr2qgozoxe7">
         <w:r>
           <w:rPr>
             <w:rFonts w:ascii="Arial" w:cs="Arial" w:eastAsia="Arial" w:hAnsi="Arial"/>
@@ -12276,7 +12276,7 @@
             <w:pPr>
               <w:spacing w:after="20" w:before="0"/>
             </w:pPr>
-            <w:hyperlink w:history="1" r:id="rIdmrcsdhyffcmpjimfwbgem">
+            <w:hyperlink w:history="1" r:id="rIdt1dmadqgzsvz9uxuj-zt5">
               <w:r>
                 <w:rPr>
                   <w:rFonts w:ascii="Arial" w:cs="Arial" w:eastAsia="Arial" w:hAnsi="Arial"/>
@@ -12309,7 +12309,7 @@
               <w:spacing w:after="10" w:before="0"/>
               <w:ind w:left="120"/>
             </w:pPr>
-            <w:hyperlink w:history="1" r:id="rIdizeo6ubopiwsrlkoojxq5">
+            <w:hyperlink w:history="1" r:id="rId4ldhadj1y8ez8vty6-bg8">
               <w:r>
                 <w:rPr>
                   <w:rFonts w:ascii="Arial" w:cs="Arial" w:eastAsia="Arial" w:hAnsi="Arial"/>
@@ -12354,7 +12354,7 @@
             <w:pPr>
               <w:spacing w:after="20" w:before="0"/>
             </w:pPr>
-            <w:hyperlink w:history="1" r:id="rIdchkmblaqispj0dfv-e_0j">
+            <w:hyperlink w:history="1" r:id="rIdtizglxqu9qcpwf3kqoqqv">
               <w:r>
                 <w:rPr>
                   <w:rFonts w:ascii="Arial" w:cs="Arial" w:eastAsia="Arial" w:hAnsi="Arial"/>
@@ -12387,7 +12387,7 @@
               <w:spacing w:after="10" w:before="0"/>
               <w:ind w:left="120"/>
             </w:pPr>
-            <w:hyperlink w:history="1" r:id="rIdiutz11aewmpwwhnemyaif">
+            <w:hyperlink w:history="1" r:id="rIdffnqrw7tfnq9vkp3wawt0">
               <w:r>
                 <w:rPr>
                   <w:rFonts w:ascii="Arial" w:cs="Arial" w:eastAsia="Arial" w:hAnsi="Arial"/>
@@ -12587,7 +12587,7 @@
             <w:pPr>
               <w:spacing w:after="20" w:before="0"/>
             </w:pPr>
-            <w:hyperlink w:history="1" r:id="rIdezbhw3wz1qulk5hij1h5n">
+            <w:hyperlink w:history="1" r:id="rIdiomvx7l0uqxh9bmpxxzrs">
               <w:r>
                 <w:rPr>
                   <w:rFonts w:ascii="Arial" w:cs="Arial" w:eastAsia="Arial" w:hAnsi="Arial"/>
@@ -12620,7 +12620,7 @@
               <w:spacing w:after="10" w:before="0"/>
               <w:ind w:left="120"/>
             </w:pPr>
-            <w:hyperlink w:history="1" r:id="rId40f5cvzd7lzceqjff_dlm">
+            <w:hyperlink w:history="1" r:id="rIdckcww0oipuqoebzfr2ss-">
               <w:r>
                 <w:rPr>
                   <w:rFonts w:ascii="Arial" w:cs="Arial" w:eastAsia="Arial" w:hAnsi="Arial"/>
@@ -12665,7 +12665,7 @@
             <w:pPr>
               <w:spacing w:after="20" w:before="0"/>
             </w:pPr>
-            <w:hyperlink w:history="1" r:id="rIdux955r-esw6id5vibtvd8">
+            <w:hyperlink w:history="1" r:id="rIddwhbo4ubeaou9c65nrole">
               <w:r>
                 <w:rPr>
                   <w:rFonts w:ascii="Arial" w:cs="Arial" w:eastAsia="Arial" w:hAnsi="Arial"/>
@@ -12698,7 +12698,7 @@
               <w:spacing w:after="10" w:before="0"/>
               <w:ind w:left="120"/>
             </w:pPr>
-            <w:hyperlink w:history="1" r:id="rIdugdbcdpx3fdlfdhx7rtlt">
+            <w:hyperlink w:history="1" r:id="rIda71mcxkixpye1gjg4fj8g">
               <w:r>
                 <w:rPr>
                   <w:rFonts w:ascii="Arial" w:cs="Arial" w:eastAsia="Arial" w:hAnsi="Arial"/>
@@ -12898,7 +12898,7 @@
             <w:pPr>
               <w:spacing w:after="20" w:before="0"/>
             </w:pPr>
-            <w:hyperlink w:history="1" r:id="rIdmpcmywdeveeldtvnnbufa">
+            <w:hyperlink w:history="1" r:id="rIdlewpq4nxbtsvyiugkdgby">
               <w:r>
                 <w:rPr>
                   <w:rFonts w:ascii="Arial" w:cs="Arial" w:eastAsia="Arial" w:hAnsi="Arial"/>
@@ -12931,7 +12931,7 @@
               <w:spacing w:after="10" w:before="0"/>
               <w:ind w:left="120"/>
             </w:pPr>
-            <w:hyperlink w:history="1" r:id="rIdwemzf7zvolpqun6dosepr">
+            <w:hyperlink w:history="1" r:id="rIdyzxixh-tlofjmabds0j5x">
               <w:r>
                 <w:rPr>
                   <w:rFonts w:ascii="Arial" w:cs="Arial" w:eastAsia="Arial" w:hAnsi="Arial"/>
@@ -12976,7 +12976,7 @@
             <w:pPr>
               <w:spacing w:after="20" w:before="0"/>
             </w:pPr>
-            <w:hyperlink w:history="1" r:id="rIdvra1q2po_xfx3tqsoluyi">
+            <w:hyperlink w:history="1" r:id="rIdwx1p0wcivx9rnzktyzmjb">
               <w:r>
                 <w:rPr>
                   <w:rFonts w:ascii="Arial" w:cs="Arial" w:eastAsia="Arial" w:hAnsi="Arial"/>
@@ -13009,7 +13009,7 @@
               <w:spacing w:after="10" w:before="0"/>
               <w:ind w:left="120"/>
             </w:pPr>
-            <w:hyperlink w:history="1" r:id="rIdijvxq0vp-vfe6viwd8xen">
+            <w:hyperlink w:history="1" r:id="rIdtc77sn17q8qldxm2-jlch">
               <w:r>
                 <w:rPr>
                   <w:rFonts w:ascii="Arial" w:cs="Arial" w:eastAsia="Arial" w:hAnsi="Arial"/>
@@ -13209,7 +13209,7 @@
             <w:pPr>
               <w:spacing w:after="20" w:before="0"/>
             </w:pPr>
-            <w:hyperlink w:history="1" r:id="rId0a3icv8guzetgdks7qiy2">
+            <w:hyperlink w:history="1" r:id="rIdy2h6aemv0eu6fyqdx4wka">
               <w:r>
                 <w:rPr>
                   <w:rFonts w:ascii="Arial" w:cs="Arial" w:eastAsia="Arial" w:hAnsi="Arial"/>
@@ -13242,7 +13242,7 @@
               <w:spacing w:after="10" w:before="0"/>
               <w:ind w:left="120"/>
             </w:pPr>
-            <w:hyperlink w:history="1" r:id="rId4p_t72tpzjprcs22matkf">
+            <w:hyperlink w:history="1" r:id="rIdzzklyvh_yffxa4vzeqoox">
               <w:r>
                 <w:rPr>
                   <w:rFonts w:ascii="Arial" w:cs="Arial" w:eastAsia="Arial" w:hAnsi="Arial"/>
@@ -13287,7 +13287,7 @@
             <w:pPr>
               <w:spacing w:after="20" w:before="0"/>
             </w:pPr>
-            <w:hyperlink w:history="1" r:id="rIdcuatwmvzmfamd78muwnry">
+            <w:hyperlink w:history="1" r:id="rIdckwqbl6zkey0efemkon3j">
               <w:r>
                 <w:rPr>
                   <w:rFonts w:ascii="Arial" w:cs="Arial" w:eastAsia="Arial" w:hAnsi="Arial"/>
@@ -13320,7 +13320,7 @@
               <w:spacing w:after="10" w:before="0"/>
               <w:ind w:left="120"/>
             </w:pPr>
-            <w:hyperlink w:history="1" r:id="rId6fm6jsby2k9edpcu8sek-">
+            <w:hyperlink w:history="1" r:id="rIdo7c0slat2xg2h0hmivm1i">
               <w:r>
                 <w:rPr>
                   <w:rFonts w:ascii="Arial" w:cs="Arial" w:eastAsia="Arial" w:hAnsi="Arial"/>
@@ -13520,7 +13520,7 @@
             <w:pPr>
               <w:spacing w:after="20" w:before="0"/>
             </w:pPr>
-            <w:hyperlink w:history="1" r:id="rIdyv6-b3c7vnibi9gn92g-y">
+            <w:hyperlink w:history="1" r:id="rIdybu2yqn599zff8x1yy6tk">
               <w:r>
                 <w:rPr>
                   <w:rFonts w:ascii="Arial" w:cs="Arial" w:eastAsia="Arial" w:hAnsi="Arial"/>
@@ -13569,7 +13569,7 @@
               <w:spacing w:after="10" w:before="0"/>
               <w:ind w:left="120"/>
             </w:pPr>
-            <w:hyperlink w:history="1" r:id="rId9lljir9b2mf5iebn8z_yo">
+            <w:hyperlink w:history="1" r:id="rId0u7kqy_b_7edhmppsg9ge">
               <w:r>
                 <w:rPr>
                   <w:rFonts w:ascii="Arial" w:cs="Arial" w:eastAsia="Arial" w:hAnsi="Arial"/>
@@ -13614,7 +13614,7 @@
             <w:pPr>
               <w:spacing w:after="20" w:before="0"/>
             </w:pPr>
-            <w:hyperlink w:history="1" r:id="rId9jit47qen5s3zatzea-kn">
+            <w:hyperlink w:history="1" r:id="rIdrnu-atjqir04qkrjxvurc">
               <w:r>
                 <w:rPr>
                   <w:rFonts w:ascii="Arial" w:cs="Arial" w:eastAsia="Arial" w:hAnsi="Arial"/>
@@ -13663,7 +13663,7 @@
               <w:spacing w:after="10" w:before="0"/>
               <w:ind w:left="120"/>
             </w:pPr>
-            <w:hyperlink w:history="1" r:id="rIdhqxpnpl6zvtfk5pivfpqs">
+            <w:hyperlink w:history="1" r:id="rIdybgpvvdgcfbaupmid7yi9">
               <w:r>
                 <w:rPr>
                   <w:rFonts w:ascii="Arial" w:cs="Arial" w:eastAsia="Arial" w:hAnsi="Arial"/>
@@ -14188,7 +14188,7 @@
         </w:rPr>
         <w:t xml:space="preserve">© 2026 SeaVuria and ARES. Aligned with KICD objectives. Developed by SeaVuria; technical implementation by ARES (with AI assistance from Claude). Licensed under </w:t>
       </w:r>
-      <w:hyperlink w:history="1" r:id="rIdzhxo5jypbx2ms0e01-b-e">
+      <w:hyperlink w:history="1" r:id="rIdrofouob7gy7rbyf7fhct6">
         <w:r>
           <w:rPr>
             <w:rFonts w:ascii="Arial" w:cs="Arial" w:eastAsia="Arial" w:hAnsi="Arial"/>
@@ -14209,7 +14209,7 @@
         </w:rPr>
         <w:t xml:space="preserve"> (</w:t>
       </w:r>
-      <w:hyperlink w:history="1" r:id="rIdfa0vpo0usmneoba_lrwkw">
+      <w:hyperlink w:history="1" r:id="rIdnfh4biguwglpupfcz8zw8">
         <w:r>
           <w:rPr>
             <w:rFonts w:ascii="Arial" w:cs="Arial" w:eastAsia="Arial" w:hAnsi="Arial"/>
@@ -15249,7 +15249,7 @@
             <w:pPr>
               <w:spacing w:after="20" w:before="0"/>
             </w:pPr>
-            <w:hyperlink w:history="1" r:id="rIdc6tgjkjvdy_njgqkfn_om">
+            <w:hyperlink w:history="1" r:id="rIdkya4ns7rcabbidvckk0ak">
               <w:r>
                 <w:rPr>
                   <w:rFonts w:ascii="Arial" w:cs="Arial" w:eastAsia="Arial" w:hAnsi="Arial"/>
@@ -15282,7 +15282,7 @@
               <w:spacing w:after="10" w:before="0"/>
               <w:ind w:left="120"/>
             </w:pPr>
-            <w:hyperlink w:history="1" r:id="rIdjzx86jal8rokvjxt_ucli">
+            <w:hyperlink w:history="1" r:id="rId26qlreefsnjdyzvuf5blp">
               <w:r>
                 <w:rPr>
                   <w:rFonts w:ascii="Arial" w:cs="Arial" w:eastAsia="Arial" w:hAnsi="Arial"/>
@@ -15327,7 +15327,7 @@
             <w:pPr>
               <w:spacing w:after="20" w:before="0"/>
             </w:pPr>
-            <w:hyperlink w:history="1" r:id="rId8ahhsd2oxh-g1-0hs6xqd">
+            <w:hyperlink w:history="1" r:id="rId0jsnmqo21-pzkgrqqay4j">
               <w:r>
                 <w:rPr>
                   <w:rFonts w:ascii="Arial" w:cs="Arial" w:eastAsia="Arial" w:hAnsi="Arial"/>
@@ -15360,7 +15360,7 @@
               <w:spacing w:after="10" w:before="0"/>
               <w:ind w:left="120"/>
             </w:pPr>
-            <w:hyperlink w:history="1" r:id="rIduvkbs-a0qaadwvjgl3pko">
+            <w:hyperlink w:history="1" r:id="rIddtn41wt40xadnqxwwcete">
               <w:r>
                 <w:rPr>
                   <w:rFonts w:ascii="Arial" w:cs="Arial" w:eastAsia="Arial" w:hAnsi="Arial"/>
@@ -15560,7 +15560,7 @@
             <w:pPr>
               <w:spacing w:after="20" w:before="0"/>
             </w:pPr>
-            <w:hyperlink w:history="1" r:id="rIdafqgazg9hkzeoktrcaf-j">
+            <w:hyperlink w:history="1" r:id="rIdssnrvczj-lgejnupcqgtv">
               <w:r>
                 <w:rPr>
                   <w:rFonts w:ascii="Arial" w:cs="Arial" w:eastAsia="Arial" w:hAnsi="Arial"/>
@@ -15593,7 +15593,7 @@
               <w:spacing w:after="10" w:before="0"/>
               <w:ind w:left="120"/>
             </w:pPr>
-            <w:hyperlink w:history="1" r:id="rId3uuhstzj2c5farwuav00-">
+            <w:hyperlink w:history="1" r:id="rId80ltqq-hloz0szv6l97lj">
               <w:r>
                 <w:rPr>
                   <w:rFonts w:ascii="Arial" w:cs="Arial" w:eastAsia="Arial" w:hAnsi="Arial"/>
@@ -15638,7 +15638,7 @@
             <w:pPr>
               <w:spacing w:after="20" w:before="0"/>
             </w:pPr>
-            <w:hyperlink w:history="1" r:id="rId56kzwa8n6tbyav92lpn-w">
+            <w:hyperlink w:history="1" r:id="rIduhbisuvspekt5sdieomi1">
               <w:r>
                 <w:rPr>
                   <w:rFonts w:ascii="Arial" w:cs="Arial" w:eastAsia="Arial" w:hAnsi="Arial"/>
@@ -15671,7 +15671,7 @@
               <w:spacing w:after="10" w:before="0"/>
               <w:ind w:left="120"/>
             </w:pPr>
-            <w:hyperlink w:history="1" r:id="rIdm2w4paxzhkawcthclg1mu">
+            <w:hyperlink w:history="1" r:id="rId8bn68smfnf6wcgkijyf_y">
               <w:r>
                 <w:rPr>
                   <w:rFonts w:ascii="Arial" w:cs="Arial" w:eastAsia="Arial" w:hAnsi="Arial"/>
@@ -15871,7 +15871,7 @@
             <w:pPr>
               <w:spacing w:after="20" w:before="0"/>
             </w:pPr>
-            <w:hyperlink w:history="1" r:id="rIdrcxbnzkj6fbbgyptzjghv">
+            <w:hyperlink w:history="1" r:id="rId-fj3y44yz-gy1uyyaoloo">
               <w:r>
                 <w:rPr>
                   <w:rFonts w:ascii="Arial" w:cs="Arial" w:eastAsia="Arial" w:hAnsi="Arial"/>
@@ -15904,7 +15904,7 @@
               <w:spacing w:after="10" w:before="0"/>
               <w:ind w:left="120"/>
             </w:pPr>
-            <w:hyperlink w:history="1" r:id="rIdd_odvbp99rjlcjrvczfui">
+            <w:hyperlink w:history="1" r:id="rIdwc6rv0iccrnjxa1_gulpw">
               <w:r>
                 <w:rPr>
                   <w:rFonts w:ascii="Arial" w:cs="Arial" w:eastAsia="Arial" w:hAnsi="Arial"/>
@@ -15949,7 +15949,7 @@
             <w:pPr>
               <w:spacing w:after="20" w:before="0"/>
             </w:pPr>
-            <w:hyperlink w:history="1" r:id="rIdapq0geibj5crncyzb8bfn">
+            <w:hyperlink w:history="1" r:id="rId3bqpuwktlnpsami_bddjd">
               <w:r>
                 <w:rPr>
                   <w:rFonts w:ascii="Arial" w:cs="Arial" w:eastAsia="Arial" w:hAnsi="Arial"/>
@@ -15982,7 +15982,7 @@
               <w:spacing w:after="10" w:before="0"/>
               <w:ind w:left="120"/>
             </w:pPr>
-            <w:hyperlink w:history="1" r:id="rIdlcgkovq-vkt_qxuaqyqkt">
+            <w:hyperlink w:history="1" r:id="rId9x4m1op6zfenaclhk2-q5">
               <w:r>
                 <w:rPr>
                   <w:rFonts w:ascii="Arial" w:cs="Arial" w:eastAsia="Arial" w:hAnsi="Arial"/>
@@ -16182,7 +16182,7 @@
             <w:pPr>
               <w:spacing w:after="20" w:before="0"/>
             </w:pPr>
-            <w:hyperlink w:history="1" r:id="rIdphvsjy1nuzud52bj0bnqi">
+            <w:hyperlink w:history="1" r:id="rId5ueugjn7rvbv1g3fjqkid">
               <w:r>
                 <w:rPr>
                   <w:rFonts w:ascii="Arial" w:cs="Arial" w:eastAsia="Arial" w:hAnsi="Arial"/>
@@ -16215,7 +16215,7 @@
               <w:spacing w:after="10" w:before="0"/>
               <w:ind w:left="120"/>
             </w:pPr>
-            <w:hyperlink w:history="1" r:id="rId0famk3m_w6kssecj9ls6o">
+            <w:hyperlink w:history="1" r:id="rIdz1xu4oajoclxkft59d1_h">
               <w:r>
                 <w:rPr>
                   <w:rFonts w:ascii="Arial" w:cs="Arial" w:eastAsia="Arial" w:hAnsi="Arial"/>
@@ -16260,7 +16260,7 @@
             <w:pPr>
               <w:spacing w:after="20" w:before="0"/>
             </w:pPr>
-            <w:hyperlink w:history="1" r:id="rIdzdj3uocui1ynhd_n79kye">
+            <w:hyperlink w:history="1" r:id="rIdb5-8r9elxqndgixge2kag">
               <w:r>
                 <w:rPr>
                   <w:rFonts w:ascii="Arial" w:cs="Arial" w:eastAsia="Arial" w:hAnsi="Arial"/>
@@ -16293,7 +16293,7 @@
               <w:spacing w:after="10" w:before="0"/>
               <w:ind w:left="120"/>
             </w:pPr>
-            <w:hyperlink w:history="1" r:id="rIdq91ptjg7miookankcenqo">
+            <w:hyperlink w:history="1" r:id="rIdxfyjnlrtuqaxdyfuio5l8">
               <w:r>
                 <w:rPr>
                   <w:rFonts w:ascii="Arial" w:cs="Arial" w:eastAsia="Arial" w:hAnsi="Arial"/>
@@ -16493,7 +16493,7 @@
             <w:pPr>
               <w:spacing w:after="20" w:before="0"/>
             </w:pPr>
-            <w:hyperlink w:history="1" r:id="rIdexzqv4bzcheftxg6_vpad">
+            <w:hyperlink w:history="1" r:id="rIdq24n8d9poxybz1hyofxvi">
               <w:r>
                 <w:rPr>
                   <w:rFonts w:ascii="Arial" w:cs="Arial" w:eastAsia="Arial" w:hAnsi="Arial"/>
@@ -16526,7 +16526,7 @@
               <w:spacing w:after="10" w:before="0"/>
               <w:ind w:left="120"/>
             </w:pPr>
-            <w:hyperlink w:history="1" r:id="rIdd3ivk1cm6ddrmm8tiwzi-">
+            <w:hyperlink w:history="1" r:id="rIdhehdh0ipr8toom7o0dyxw">
               <w:r>
                 <w:rPr>
                   <w:rFonts w:ascii="Arial" w:cs="Arial" w:eastAsia="Arial" w:hAnsi="Arial"/>
@@ -16571,7 +16571,7 @@
             <w:pPr>
               <w:spacing w:after="20" w:before="0"/>
             </w:pPr>
-            <w:hyperlink w:history="1" r:id="rIdl24ojnpnzywe-iue5eg_m">
+            <w:hyperlink w:history="1" r:id="rIdo7ziavo-crui5jk8cb8zi">
               <w:r>
                 <w:rPr>
                   <w:rFonts w:ascii="Arial" w:cs="Arial" w:eastAsia="Arial" w:hAnsi="Arial"/>
@@ -16620,7 +16620,7 @@
               <w:spacing w:after="10" w:before="0"/>
               <w:ind w:left="120"/>
             </w:pPr>
-            <w:hyperlink w:history="1" r:id="rIdonykprxxx9cqe5s-rumlz">
+            <w:hyperlink w:history="1" r:id="rIdoqonmvc8pj3yeyfoywebu">
               <w:r>
                 <w:rPr>
                   <w:rFonts w:ascii="Arial" w:cs="Arial" w:eastAsia="Arial" w:hAnsi="Arial"/>
@@ -17145,7 +17145,7 @@
         </w:rPr>
         <w:t xml:space="preserve">© 2026 SeaVuria and ARES. Aligned with KICD objectives. Developed by SeaVuria; technical implementation by ARES (with AI assistance from Claude). Licensed under </w:t>
       </w:r>
-      <w:hyperlink w:history="1" r:id="rIdo1a0ak7cpcrglkyfyz3g5">
+      <w:hyperlink w:history="1" r:id="rIdunsbddxn-g1lwvsanknrw">
         <w:r>
           <w:rPr>
             <w:rFonts w:ascii="Arial" w:cs="Arial" w:eastAsia="Arial" w:hAnsi="Arial"/>
@@ -17166,7 +17166,7 @@
         </w:rPr>
         <w:t xml:space="preserve"> (</w:t>
       </w:r>
-      <w:hyperlink w:history="1" r:id="rIdp3dtrzdbepedkxcpcj7yi">
+      <w:hyperlink w:history="1" r:id="rIdbcrm9kiezmfefspvjkg5i">
         <w:r>
           <w:rPr>
             <w:rFonts w:ascii="Arial" w:cs="Arial" w:eastAsia="Arial" w:hAnsi="Arial"/>
@@ -18206,7 +18206,7 @@
             <w:pPr>
               <w:spacing w:after="20" w:before="0"/>
             </w:pPr>
-            <w:hyperlink w:history="1" r:id="rIdf1w83edblhvfsczw8qm7c">
+            <w:hyperlink w:history="1" r:id="rId5l2i2vyecijipc7dgxy38">
               <w:r>
                 <w:rPr>
                   <w:rFonts w:ascii="Arial" w:cs="Arial" w:eastAsia="Arial" w:hAnsi="Arial"/>
@@ -18239,7 +18239,7 @@
               <w:spacing w:after="10" w:before="0"/>
               <w:ind w:left="120"/>
             </w:pPr>
-            <w:hyperlink w:history="1" r:id="rIdmnztihwbmdkomlpj8eyxj">
+            <w:hyperlink w:history="1" r:id="rId3gtazncwszcfaqkkav6b3">
               <w:r>
                 <w:rPr>
                   <w:rFonts w:ascii="Arial" w:cs="Arial" w:eastAsia="Arial" w:hAnsi="Arial"/>
@@ -18284,7 +18284,7 @@
             <w:pPr>
               <w:spacing w:after="20" w:before="0"/>
             </w:pPr>
-            <w:hyperlink w:history="1" r:id="rIdqvn_pwn2f-yppokr-0eev">
+            <w:hyperlink w:history="1" r:id="rIdgelapufrjrslbidw0trtx">
               <w:r>
                 <w:rPr>
                   <w:rFonts w:ascii="Arial" w:cs="Arial" w:eastAsia="Arial" w:hAnsi="Arial"/>
@@ -18333,7 +18333,7 @@
               <w:spacing w:after="10" w:before="0"/>
               <w:ind w:left="120"/>
             </w:pPr>
-            <w:hyperlink w:history="1" r:id="rIdhshrh3tmqjjm9hcnpexqe">
+            <w:hyperlink w:history="1" r:id="rIdcutbqgqrtwn4de3z5iwoe">
               <w:r>
                 <w:rPr>
                   <w:rFonts w:ascii="Arial" w:cs="Arial" w:eastAsia="Arial" w:hAnsi="Arial"/>
@@ -18533,7 +18533,7 @@
             <w:pPr>
               <w:spacing w:after="20" w:before="0"/>
             </w:pPr>
-            <w:hyperlink w:history="1" r:id="rIdiaspclwiy0zeclpzasnuj">
+            <w:hyperlink w:history="1" r:id="rIdkap0pfgbf3dqondzos_of">
               <w:r>
                 <w:rPr>
                   <w:rFonts w:ascii="Arial" w:cs="Arial" w:eastAsia="Arial" w:hAnsi="Arial"/>
@@ -18566,7 +18566,7 @@
               <w:spacing w:after="10" w:before="0"/>
               <w:ind w:left="120"/>
             </w:pPr>
-            <w:hyperlink w:history="1" r:id="rIdkr-yh_djrmxb3svuwqrx0">
+            <w:hyperlink w:history="1" r:id="rIdbf9mjqiqta9xe5-38-1at">
               <w:r>
                 <w:rPr>
                   <w:rFonts w:ascii="Arial" w:cs="Arial" w:eastAsia="Arial" w:hAnsi="Arial"/>
@@ -18611,7 +18611,7 @@
             <w:pPr>
               <w:spacing w:after="20" w:before="0"/>
             </w:pPr>
-            <w:hyperlink w:history="1" r:id="rIduquuwjnkvvln6aycuntck">
+            <w:hyperlink w:history="1" r:id="rIdgc1atnwhjipujofda3_x5">
               <w:r>
                 <w:rPr>
                   <w:rFonts w:ascii="Arial" w:cs="Arial" w:eastAsia="Arial" w:hAnsi="Arial"/>
@@ -18660,7 +18660,7 @@
               <w:spacing w:after="10" w:before="0"/>
               <w:ind w:left="120"/>
             </w:pPr>
-            <w:hyperlink w:history="1" r:id="rIdv16khyj1ozs-tzcc1pw7e">
+            <w:hyperlink w:history="1" r:id="rIdh6emxiihudu7wdat47amt">
               <w:r>
                 <w:rPr>
                   <w:rFonts w:ascii="Arial" w:cs="Arial" w:eastAsia="Arial" w:hAnsi="Arial"/>
@@ -18860,7 +18860,7 @@
             <w:pPr>
               <w:spacing w:after="20" w:before="0"/>
             </w:pPr>
-            <w:hyperlink w:history="1" r:id="rId8p63vadsk4oqyw3hcszch">
+            <w:hyperlink w:history="1" r:id="rIdwnpz-tmwmcon35q7mavti">
               <w:r>
                 <w:rPr>
                   <w:rFonts w:ascii="Arial" w:cs="Arial" w:eastAsia="Arial" w:hAnsi="Arial"/>
@@ -18909,7 +18909,7 @@
               <w:spacing w:after="10" w:before="0"/>
               <w:ind w:left="120"/>
             </w:pPr>
-            <w:hyperlink w:history="1" r:id="rIdtb3pzq0i3pvsnjtoj-ge0">
+            <w:hyperlink w:history="1" r:id="rId8mnwnw3mj4z1_eq65ne6f">
               <w:r>
                 <w:rPr>
                   <w:rFonts w:ascii="Arial" w:cs="Arial" w:eastAsia="Arial" w:hAnsi="Arial"/>
@@ -18954,7 +18954,7 @@
             <w:pPr>
               <w:spacing w:after="20" w:before="0"/>
             </w:pPr>
-            <w:hyperlink w:history="1" r:id="rIdwtjzthluvemfyc5i4hzbk">
+            <w:hyperlink w:history="1" r:id="rIdoodknny_121_v12o_lngt">
               <w:r>
                 <w:rPr>
                   <w:rFonts w:ascii="Arial" w:cs="Arial" w:eastAsia="Arial" w:hAnsi="Arial"/>
@@ -19003,7 +19003,7 @@
               <w:spacing w:after="10" w:before="0"/>
               <w:ind w:left="120"/>
             </w:pPr>
-            <w:hyperlink w:history="1" r:id="rId06aqdqlulrv9wphwsgwb8">
+            <w:hyperlink w:history="1" r:id="rIdygcqnykc2kypd1-vx1pvx">
               <w:r>
                 <w:rPr>
                   <w:rFonts w:ascii="Arial" w:cs="Arial" w:eastAsia="Arial" w:hAnsi="Arial"/>
@@ -19203,7 +19203,7 @@
             <w:pPr>
               <w:spacing w:after="20" w:before="0"/>
             </w:pPr>
-            <w:hyperlink w:history="1" r:id="rIdgquccexfwlp4bhy8vwm8i">
+            <w:hyperlink w:history="1" r:id="rIdla0i5kyrztmx-hbbczuax">
               <w:r>
                 <w:rPr>
                   <w:rFonts w:ascii="Arial" w:cs="Arial" w:eastAsia="Arial" w:hAnsi="Arial"/>
@@ -19252,7 +19252,7 @@
               <w:spacing w:after="10" w:before="0"/>
               <w:ind w:left="120"/>
             </w:pPr>
-            <w:hyperlink w:history="1" r:id="rIdffbxpwe-ay5yslbdj0nkw">
+            <w:hyperlink w:history="1" r:id="rIdzbx-v7l_z_ta_rahojfa_">
               <w:r>
                 <w:rPr>
                   <w:rFonts w:ascii="Arial" w:cs="Arial" w:eastAsia="Arial" w:hAnsi="Arial"/>
@@ -19297,7 +19297,7 @@
             <w:pPr>
               <w:spacing w:after="20" w:before="0"/>
             </w:pPr>
-            <w:hyperlink w:history="1" r:id="rId7yqt4pc_4u_-geufpadvf">
+            <w:hyperlink w:history="1" r:id="rIdcnxa-g_k_2-wknviakpcr">
               <w:r>
                 <w:rPr>
                   <w:rFonts w:ascii="Arial" w:cs="Arial" w:eastAsia="Arial" w:hAnsi="Arial"/>
@@ -19346,7 +19346,7 @@
               <w:spacing w:after="10" w:before="0"/>
               <w:ind w:left="120"/>
             </w:pPr>
-            <w:hyperlink w:history="1" r:id="rIdxsv49f7zlcjeu4qfxblxt">
+            <w:hyperlink w:history="1" r:id="rId9wmv8qivxv8zn-vcxt_m2">
               <w:r>
                 <w:rPr>
                   <w:rFonts w:ascii="Arial" w:cs="Arial" w:eastAsia="Arial" w:hAnsi="Arial"/>
@@ -19546,7 +19546,7 @@
             <w:pPr>
               <w:spacing w:after="20" w:before="0"/>
             </w:pPr>
-            <w:hyperlink w:history="1" r:id="rIdwmzzufo_fv25aa2wx_8n8">
+            <w:hyperlink w:history="1" r:id="rId82uoj4vx7jebb_laci2jl">
               <w:r>
                 <w:rPr>
                   <w:rFonts w:ascii="Arial" w:cs="Arial" w:eastAsia="Arial" w:hAnsi="Arial"/>
@@ -19595,7 +19595,7 @@
               <w:spacing w:after="10" w:before="0"/>
               <w:ind w:left="120"/>
             </w:pPr>
-            <w:hyperlink w:history="1" r:id="rIdlsozuwi2vv1skccs1w_gy">
+            <w:hyperlink w:history="1" r:id="rIdec8rc4tsfgr84mzsy7cby">
               <w:r>
                 <w:rPr>
                   <w:rFonts w:ascii="Arial" w:cs="Arial" w:eastAsia="Arial" w:hAnsi="Arial"/>
@@ -19640,7 +19640,7 @@
             <w:pPr>
               <w:spacing w:after="20" w:before="0"/>
             </w:pPr>
-            <w:hyperlink w:history="1" r:id="rIddh_klkrqzikdxlvpvzn4n">
+            <w:hyperlink w:history="1" r:id="rIdz6elnner_ocgbadncw7bt">
               <w:r>
                 <w:rPr>
                   <w:rFonts w:ascii="Arial" w:cs="Arial" w:eastAsia="Arial" w:hAnsi="Arial"/>
@@ -19689,7 +19689,7 @@
               <w:spacing w:after="10" w:before="0"/>
               <w:ind w:left="120"/>
             </w:pPr>
-            <w:hyperlink w:history="1" r:id="rIdffmlvql80blacg-suxtam">
+            <w:hyperlink w:history="1" r:id="rIdoh65o6yy_ycgogn9tv0sw">
               <w:r>
                 <w:rPr>
                   <w:rFonts w:ascii="Arial" w:cs="Arial" w:eastAsia="Arial" w:hAnsi="Arial"/>
@@ -20214,7 +20214,7 @@
         </w:rPr>
         <w:t xml:space="preserve">© 2026 SeaVuria and ARES. Aligned with KICD objectives. Developed by SeaVuria; technical implementation by ARES (with AI assistance from Claude). Licensed under </w:t>
       </w:r>
-      <w:hyperlink w:history="1" r:id="rIdghorfwclhd91bz98ubzwm">
+      <w:hyperlink w:history="1" r:id="rIdubsfaei9yujjufdicoxnt">
         <w:r>
           <w:rPr>
             <w:rFonts w:ascii="Arial" w:cs="Arial" w:eastAsia="Arial" w:hAnsi="Arial"/>
@@ -20235,7 +20235,7 @@
         </w:rPr>
         <w:t xml:space="preserve"> (</w:t>
       </w:r>
-      <w:hyperlink w:history="1" r:id="rId6f_wkceafvgdbzkg7ix6z">
+      <w:hyperlink w:history="1" r:id="rIdaclvk1qwrocjgn0ooonk4">
         <w:r>
           <w:rPr>
             <w:rFonts w:ascii="Arial" w:cs="Arial" w:eastAsia="Arial" w:hAnsi="Arial"/>
@@ -21275,7 +21275,7 @@
             <w:pPr>
               <w:spacing w:after="20" w:before="0"/>
             </w:pPr>
-            <w:hyperlink w:history="1" r:id="rIdtmunewnp7tqgi-f4sjk9_">
+            <w:hyperlink w:history="1" r:id="rId2mjq3v9wcxy6lne_nyt6b">
               <w:r>
                 <w:rPr>
                   <w:rFonts w:ascii="Arial" w:cs="Arial" w:eastAsia="Arial" w:hAnsi="Arial"/>
@@ -21308,7 +21308,7 @@
               <w:spacing w:after="10" w:before="0"/>
               <w:ind w:left="120"/>
             </w:pPr>
-            <w:hyperlink w:history="1" r:id="rIdfyo-cmdpoy87fljhsrge3">
+            <w:hyperlink w:history="1" r:id="rIdfw6aw5nftez1jf-0azvns">
               <w:r>
                 <w:rPr>
                   <w:rFonts w:ascii="Arial" w:cs="Arial" w:eastAsia="Arial" w:hAnsi="Arial"/>
@@ -21353,7 +21353,7 @@
             <w:pPr>
               <w:spacing w:after="20" w:before="0"/>
             </w:pPr>
-            <w:hyperlink w:history="1" r:id="rIdf2s6yugah9ssxwpkcke_s">
+            <w:hyperlink w:history="1" r:id="rId6szul8zihfkwm2c6opvhc">
               <w:r>
                 <w:rPr>
                   <w:rFonts w:ascii="Arial" w:cs="Arial" w:eastAsia="Arial" w:hAnsi="Arial"/>
@@ -21386,7 +21386,7 @@
               <w:spacing w:after="10" w:before="0"/>
               <w:ind w:left="120"/>
             </w:pPr>
-            <w:hyperlink w:history="1" r:id="rIdfil0jno6jf_pfpn8ykd78">
+            <w:hyperlink w:history="1" r:id="rIda_kfllkag77msgbx0fqgk">
               <w:r>
                 <w:rPr>
                   <w:rFonts w:ascii="Arial" w:cs="Arial" w:eastAsia="Arial" w:hAnsi="Arial"/>
@@ -21586,7 +21586,7 @@
             <w:pPr>
               <w:spacing w:after="20" w:before="0"/>
             </w:pPr>
-            <w:hyperlink w:history="1" r:id="rIdusebagvhkgqslpptl-mfy">
+            <w:hyperlink w:history="1" r:id="rIdb_5_qblfczdcodvsnsndi">
               <w:r>
                 <w:rPr>
                   <w:rFonts w:ascii="Arial" w:cs="Arial" w:eastAsia="Arial" w:hAnsi="Arial"/>
@@ -21619,7 +21619,7 @@
               <w:spacing w:after="10" w:before="0"/>
               <w:ind w:left="120"/>
             </w:pPr>
-            <w:hyperlink w:history="1" r:id="rIdqshrxcslvqsn5oii2vjep">
+            <w:hyperlink w:history="1" r:id="rIdcin9r7rr5mvrmsetmziuw">
               <w:r>
                 <w:rPr>
                   <w:rFonts w:ascii="Arial" w:cs="Arial" w:eastAsia="Arial" w:hAnsi="Arial"/>
@@ -21664,7 +21664,7 @@
             <w:pPr>
               <w:spacing w:after="20" w:before="0"/>
             </w:pPr>
-            <w:hyperlink w:history="1" r:id="rIdahcehbw_6odrp790zwp7p">
+            <w:hyperlink w:history="1" r:id="rIdqwclq4triw2-ok6kf9_fk">
               <w:r>
                 <w:rPr>
                   <w:rFonts w:ascii="Arial" w:cs="Arial" w:eastAsia="Arial" w:hAnsi="Arial"/>
@@ -21697,7 +21697,7 @@
               <w:spacing w:after="10" w:before="0"/>
               <w:ind w:left="120"/>
             </w:pPr>
-            <w:hyperlink w:history="1" r:id="rIdagftvwkdfcexwb14cmdhs">
+            <w:hyperlink w:history="1" r:id="rIdk_nrtzsfktlvajssoniiq">
               <w:r>
                 <w:rPr>
                   <w:rFonts w:ascii="Arial" w:cs="Arial" w:eastAsia="Arial" w:hAnsi="Arial"/>
@@ -21897,7 +21897,7 @@
             <w:pPr>
               <w:spacing w:after="20" w:before="0"/>
             </w:pPr>
-            <w:hyperlink w:history="1" r:id="rIdvjduwfjxlbtyye7nm_zug">
+            <w:hyperlink w:history="1" r:id="rIdzr9bosig5bprwglylk00r">
               <w:r>
                 <w:rPr>
                   <w:rFonts w:ascii="Arial" w:cs="Arial" w:eastAsia="Arial" w:hAnsi="Arial"/>
@@ -21946,7 +21946,7 @@
               <w:spacing w:after="10" w:before="0"/>
               <w:ind w:left="120"/>
             </w:pPr>
-            <w:hyperlink w:history="1" r:id="rId5zziiqfgygvpad19f-r_c">
+            <w:hyperlink w:history="1" r:id="rIdpx1c4lptk-45sxs6fnjlg">
               <w:r>
                 <w:rPr>
                   <w:rFonts w:ascii="Arial" w:cs="Arial" w:eastAsia="Arial" w:hAnsi="Arial"/>
@@ -21991,7 +21991,7 @@
             <w:pPr>
               <w:spacing w:after="20" w:before="0"/>
             </w:pPr>
-            <w:hyperlink w:history="1" r:id="rIdycfaqla-6vbwv3cq9k-p1">
+            <w:hyperlink w:history="1" r:id="rIddampx5cb3o3f39fljg_8m">
               <w:r>
                 <w:rPr>
                   <w:rFonts w:ascii="Arial" w:cs="Arial" w:eastAsia="Arial" w:hAnsi="Arial"/>
@@ -22024,7 +22024,7 @@
               <w:spacing w:after="10" w:before="0"/>
               <w:ind w:left="120"/>
             </w:pPr>
-            <w:hyperlink w:history="1" r:id="rIdexziowx3lnuoyvcbx-t1q">
+            <w:hyperlink w:history="1" r:id="rIduxzmifbwcgfckpdaj_6h9">
               <w:r>
                 <w:rPr>
                   <w:rFonts w:ascii="Arial" w:cs="Arial" w:eastAsia="Arial" w:hAnsi="Arial"/>
@@ -22224,7 +22224,7 @@
             <w:pPr>
               <w:spacing w:after="20" w:before="0"/>
             </w:pPr>
-            <w:hyperlink w:history="1" r:id="rIddn-c_sd4csue6fqm1exno">
+            <w:hyperlink w:history="1" r:id="rIdab0j98epwolsjrp10axkb">
               <w:r>
                 <w:rPr>
                   <w:rFonts w:ascii="Arial" w:cs="Arial" w:eastAsia="Arial" w:hAnsi="Arial"/>
@@ -22273,7 +22273,7 @@
               <w:spacing w:after="10" w:before="0"/>
               <w:ind w:left="120"/>
             </w:pPr>
-            <w:hyperlink w:history="1" r:id="rIdj5sc-uqdf5fbcarpgwegy">
+            <w:hyperlink w:history="1" r:id="rIda_vk8humqbsrwc6lhrcfl">
               <w:r>
                 <w:rPr>
                   <w:rFonts w:ascii="Arial" w:cs="Arial" w:eastAsia="Arial" w:hAnsi="Arial"/>
@@ -22318,7 +22318,7 @@
             <w:pPr>
               <w:spacing w:after="20" w:before="0"/>
             </w:pPr>
-            <w:hyperlink w:history="1" r:id="rIdcgd_6rd-cxn3uncgqkfb4">
+            <w:hyperlink w:history="1" r:id="rIdpnbmuuznofn4ezjd8v9ya">
               <w:r>
                 <w:rPr>
                   <w:rFonts w:ascii="Arial" w:cs="Arial" w:eastAsia="Arial" w:hAnsi="Arial"/>
@@ -22351,7 +22351,7 @@
               <w:spacing w:after="10" w:before="0"/>
               <w:ind w:left="120"/>
             </w:pPr>
-            <w:hyperlink w:history="1" r:id="rId2v7f9d_k5mpvsippumfur">
+            <w:hyperlink w:history="1" r:id="rId8309wosqtwjokbyywcuf-">
               <w:r>
                 <w:rPr>
                   <w:rFonts w:ascii="Arial" w:cs="Arial" w:eastAsia="Arial" w:hAnsi="Arial"/>
@@ -22551,7 +22551,7 @@
             <w:pPr>
               <w:spacing w:after="20" w:before="0"/>
             </w:pPr>
-            <w:hyperlink w:history="1" r:id="rIdysdnguq-gmpffbca3v888">
+            <w:hyperlink w:history="1" r:id="rIdod-elwvizjz-wevgwhteg">
               <w:r>
                 <w:rPr>
                   <w:rFonts w:ascii="Arial" w:cs="Arial" w:eastAsia="Arial" w:hAnsi="Arial"/>
@@ -22600,7 +22600,7 @@
               <w:spacing w:after="10" w:before="0"/>
               <w:ind w:left="120"/>
             </w:pPr>
-            <w:hyperlink w:history="1" r:id="rId7mpkuw-cw-kdlcrucdqie">
+            <w:hyperlink w:history="1" r:id="rIdy8cdnhba0yfmfvxrj6mp_">
               <w:r>
                 <w:rPr>
                   <w:rFonts w:ascii="Arial" w:cs="Arial" w:eastAsia="Arial" w:hAnsi="Arial"/>
@@ -22645,7 +22645,7 @@
             <w:pPr>
               <w:spacing w:after="20" w:before="0"/>
             </w:pPr>
-            <w:hyperlink w:history="1" r:id="rId6cygrtmksg51yskjh3jzl">
+            <w:hyperlink w:history="1" r:id="rIdktc8wwtuepvqdccoepsun">
               <w:r>
                 <w:rPr>
                   <w:rFonts w:ascii="Arial" w:cs="Arial" w:eastAsia="Arial" w:hAnsi="Arial"/>
@@ -22694,7 +22694,7 @@
               <w:spacing w:after="10" w:before="0"/>
               <w:ind w:left="120"/>
             </w:pPr>
-            <w:hyperlink w:history="1" r:id="rId7r9a8bhkiz4-ash_u3wwi">
+            <w:hyperlink w:history="1" r:id="rIdsnyehyqfrlkc97x37h6ax">
               <w:r>
                 <w:rPr>
                   <w:rFonts w:ascii="Arial" w:cs="Arial" w:eastAsia="Arial" w:hAnsi="Arial"/>
@@ -23219,7 +23219,7 @@
         </w:rPr>
         <w:t xml:space="preserve">© 2026 SeaVuria and ARES. Aligned with KICD objectives. Developed by SeaVuria; technical implementation by ARES (with AI assistance from Claude). Licensed under </w:t>
       </w:r>
-      <w:hyperlink w:history="1" r:id="rIdnk5beqmmhhbiemqslppzs">
+      <w:hyperlink w:history="1" r:id="rIdjf24osj_gyk7soi5fzyag">
         <w:r>
           <w:rPr>
             <w:rFonts w:ascii="Arial" w:cs="Arial" w:eastAsia="Arial" w:hAnsi="Arial"/>
@@ -23240,7 +23240,7 @@
         </w:rPr>
         <w:t xml:space="preserve"> (</w:t>
       </w:r>
-      <w:hyperlink w:history="1" r:id="rIdsosgrbqqfug8jyngd10qp">
+      <w:hyperlink w:history="1" r:id="rIdehcglwvgagzjbeyafcvqr">
         <w:r>
           <w:rPr>
             <w:rFonts w:ascii="Arial" w:cs="Arial" w:eastAsia="Arial" w:hAnsi="Arial"/>
@@ -24280,7 +24280,7 @@
             <w:pPr>
               <w:spacing w:after="20" w:before="0"/>
             </w:pPr>
-            <w:hyperlink w:history="1" r:id="rIdznd5fhmxurze6dhnjsag5">
+            <w:hyperlink w:history="1" r:id="rId_qfzth6wa65kgoh4gg-bv">
               <w:r>
                 <w:rPr>
                   <w:rFonts w:ascii="Arial" w:cs="Arial" w:eastAsia="Arial" w:hAnsi="Arial"/>
@@ -24313,7 +24313,7 @@
               <w:spacing w:after="10" w:before="0"/>
               <w:ind w:left="120"/>
             </w:pPr>
-            <w:hyperlink w:history="1" r:id="rIduxswo2c8tmops1tmcgzmd">
+            <w:hyperlink w:history="1" r:id="rId1syd28sn-q-rv2ztbpjo4">
               <w:r>
                 <w:rPr>
                   <w:rFonts w:ascii="Arial" w:cs="Arial" w:eastAsia="Arial" w:hAnsi="Arial"/>
@@ -24358,7 +24358,7 @@
             <w:pPr>
               <w:spacing w:after="20" w:before="0"/>
             </w:pPr>
-            <w:hyperlink w:history="1" r:id="rIdhwbjomgsrqpdhfvfleapv">
+            <w:hyperlink w:history="1" r:id="rIdg9dfqlyfq1bdtz1nuthl5">
               <w:r>
                 <w:rPr>
                   <w:rFonts w:ascii="Arial" w:cs="Arial" w:eastAsia="Arial" w:hAnsi="Arial"/>
@@ -24391,7 +24391,7 @@
               <w:spacing w:after="10" w:before="0"/>
               <w:ind w:left="120"/>
             </w:pPr>
-            <w:hyperlink w:history="1" r:id="rId0ktroc71dozjvh4yagr_6">
+            <w:hyperlink w:history="1" r:id="rIdkdus4vhviilgtaqi45tyu">
               <w:r>
                 <w:rPr>
                   <w:rFonts w:ascii="Arial" w:cs="Arial" w:eastAsia="Arial" w:hAnsi="Arial"/>
@@ -24591,7 +24591,7 @@
             <w:pPr>
               <w:spacing w:after="20" w:before="0"/>
             </w:pPr>
-            <w:hyperlink w:history="1" r:id="rIdoeum4cevpzidopwma88xw">
+            <w:hyperlink w:history="1" r:id="rIdlbp5vpzmy668rldowckct">
               <w:r>
                 <w:rPr>
                   <w:rFonts w:ascii="Arial" w:cs="Arial" w:eastAsia="Arial" w:hAnsi="Arial"/>
@@ -24624,7 +24624,7 @@
               <w:spacing w:after="10" w:before="0"/>
               <w:ind w:left="120"/>
             </w:pPr>
-            <w:hyperlink w:history="1" r:id="rIddac_vluhhpjr1vvvtim9l">
+            <w:hyperlink w:history="1" r:id="rIddq6jfzaov7evpv4snpdsv">
               <w:r>
                 <w:rPr>
                   <w:rFonts w:ascii="Arial" w:cs="Arial" w:eastAsia="Arial" w:hAnsi="Arial"/>
@@ -24669,7 +24669,7 @@
             <w:pPr>
               <w:spacing w:after="20" w:before="0"/>
             </w:pPr>
-            <w:hyperlink w:history="1" r:id="rIdkjzyumrgrr2r3y9l1os6_">
+            <w:hyperlink w:history="1" r:id="rId_ufa5ci_3tceiz5oqdvsi">
               <w:r>
                 <w:rPr>
                   <w:rFonts w:ascii="Arial" w:cs="Arial" w:eastAsia="Arial" w:hAnsi="Arial"/>
@@ -24702,7 +24702,7 @@
               <w:spacing w:after="10" w:before="0"/>
               <w:ind w:left="120"/>
             </w:pPr>
-            <w:hyperlink w:history="1" r:id="rIdbk7vu_b99uswlo8gld1zq">
+            <w:hyperlink w:history="1" r:id="rIdy6_wczo40jopmawzqvegi">
               <w:r>
                 <w:rPr>
                   <w:rFonts w:ascii="Arial" w:cs="Arial" w:eastAsia="Arial" w:hAnsi="Arial"/>
@@ -24902,7 +24902,7 @@
             <w:pPr>
               <w:spacing w:after="20" w:before="0"/>
             </w:pPr>
-            <w:hyperlink w:history="1" r:id="rIdr2svjucljodfm0lydckt6">
+            <w:hyperlink w:history="1" r:id="rIdcydyopb-4lrhpzopkdh9i">
               <w:r>
                 <w:rPr>
                   <w:rFonts w:ascii="Arial" w:cs="Arial" w:eastAsia="Arial" w:hAnsi="Arial"/>
@@ -24935,7 +24935,7 @@
               <w:spacing w:after="10" w:before="0"/>
               <w:ind w:left="120"/>
             </w:pPr>
-            <w:hyperlink w:history="1" r:id="rId1rjhnstdr2qfzw-4xsxfh">
+            <w:hyperlink w:history="1" r:id="rIdaut2amv2zw-yje20f-ozo">
               <w:r>
                 <w:rPr>
                   <w:rFonts w:ascii="Arial" w:cs="Arial" w:eastAsia="Arial" w:hAnsi="Arial"/>
@@ -24980,7 +24980,7 @@
             <w:pPr>
               <w:spacing w:after="20" w:before="0"/>
             </w:pPr>
-            <w:hyperlink w:history="1" r:id="rIdb1ajlokkr4yuk-7f2xyqt">
+            <w:hyperlink w:history="1" r:id="rIdeajwkpomukzdeq1irpllq">
               <w:r>
                 <w:rPr>
                   <w:rFonts w:ascii="Arial" w:cs="Arial" w:eastAsia="Arial" w:hAnsi="Arial"/>
@@ -25013,7 +25013,7 @@
               <w:spacing w:after="10" w:before="0"/>
               <w:ind w:left="120"/>
             </w:pPr>
-            <w:hyperlink w:history="1" r:id="rIdx_mp-3coike5kcjanpdgm">
+            <w:hyperlink w:history="1" r:id="rId_9tlzrvfbcs0wxotcu1qe">
               <w:r>
                 <w:rPr>
                   <w:rFonts w:ascii="Arial" w:cs="Arial" w:eastAsia="Arial" w:hAnsi="Arial"/>
@@ -25213,7 +25213,7 @@
             <w:pPr>
               <w:spacing w:after="20" w:before="0"/>
             </w:pPr>
-            <w:hyperlink w:history="1" r:id="rIdwbculnar8vqxv4ga_iqxu">
+            <w:hyperlink w:history="1" r:id="rIdyly8aimlxisqyqal80w0r">
               <w:r>
                 <w:rPr>
                   <w:rFonts w:ascii="Arial" w:cs="Arial" w:eastAsia="Arial" w:hAnsi="Arial"/>
@@ -25246,7 +25246,7 @@
               <w:spacing w:after="10" w:before="0"/>
               <w:ind w:left="120"/>
             </w:pPr>
-            <w:hyperlink w:history="1" r:id="rIdkdxiug7pgtqf6o8ersayp">
+            <w:hyperlink w:history="1" r:id="rId-9s3nm1fwdps3fdwzits8">
               <w:r>
                 <w:rPr>
                   <w:rFonts w:ascii="Arial" w:cs="Arial" w:eastAsia="Arial" w:hAnsi="Arial"/>
@@ -25291,7 +25291,7 @@
             <w:pPr>
               <w:spacing w:after="20" w:before="0"/>
             </w:pPr>
-            <w:hyperlink w:history="1" r:id="rIdx_dcspwwaigtuecdn7enx">
+            <w:hyperlink w:history="1" r:id="rIddgcrj_3mitzg5f0r5psmi">
               <w:r>
                 <w:rPr>
                   <w:rFonts w:ascii="Arial" w:cs="Arial" w:eastAsia="Arial" w:hAnsi="Arial"/>
@@ -25324,7 +25324,7 @@
               <w:spacing w:after="10" w:before="0"/>
               <w:ind w:left="120"/>
             </w:pPr>
-            <w:hyperlink w:history="1" r:id="rIdndwjnawxeb7dw6vqvvl5y">
+            <w:hyperlink w:history="1" r:id="rId3z_2ffxi4m22qv3lypkwz">
               <w:r>
                 <w:rPr>
                   <w:rFonts w:ascii="Arial" w:cs="Arial" w:eastAsia="Arial" w:hAnsi="Arial"/>
@@ -25524,7 +25524,7 @@
             <w:pPr>
               <w:spacing w:after="20" w:before="0"/>
             </w:pPr>
-            <w:hyperlink w:history="1" r:id="rIdlhhedqbalz3yljus0ud-j">
+            <w:hyperlink w:history="1" r:id="rIdee0exmdkmlshsimwntl09">
               <w:r>
                 <w:rPr>
                   <w:rFonts w:ascii="Arial" w:cs="Arial" w:eastAsia="Arial" w:hAnsi="Arial"/>
@@ -25557,7 +25557,7 @@
               <w:spacing w:after="10" w:before="0"/>
               <w:ind w:left="120"/>
             </w:pPr>
-            <w:hyperlink w:history="1" r:id="rId9dlyzbiukpsz1l7uvts0b">
+            <w:hyperlink w:history="1" r:id="rIdngaundkpaiz1k_e6aby8o">
               <w:r>
                 <w:rPr>
                   <w:rFonts w:ascii="Arial" w:cs="Arial" w:eastAsia="Arial" w:hAnsi="Arial"/>
@@ -25602,7 +25602,7 @@
             <w:pPr>
               <w:spacing w:after="20" w:before="0"/>
             </w:pPr>
-            <w:hyperlink w:history="1" r:id="rId1383agbviygmdorepi5f4">
+            <w:hyperlink w:history="1" r:id="rIdt1qxzppgncs5qdqwi3sq3">
               <w:r>
                 <w:rPr>
                   <w:rFonts w:ascii="Arial" w:cs="Arial" w:eastAsia="Arial" w:hAnsi="Arial"/>
@@ -25651,7 +25651,7 @@
               <w:spacing w:after="10" w:before="0"/>
               <w:ind w:left="120"/>
             </w:pPr>
-            <w:hyperlink w:history="1" r:id="rId_mtj-htdrqkwh_uttih29">
+            <w:hyperlink w:history="1" r:id="rIdb4-6ittmwdt0_nzcp4daf">
               <w:r>
                 <w:rPr>
                   <w:rFonts w:ascii="Arial" w:cs="Arial" w:eastAsia="Arial" w:hAnsi="Arial"/>
@@ -26176,7 +26176,7 @@
         </w:rPr>
         <w:t xml:space="preserve">© 2026 SeaVuria and ARES. Aligned with KICD objectives. Developed by SeaVuria; technical implementation by ARES (with AI assistance from Claude). Licensed under </w:t>
       </w:r>
-      <w:hyperlink w:history="1" r:id="rIdljtuf1cw6-sf-h5j9sfnc">
+      <w:hyperlink w:history="1" r:id="rIddicw-en0lgl6xhccqel8t">
         <w:r>
           <w:rPr>
             <w:rFonts w:ascii="Arial" w:cs="Arial" w:eastAsia="Arial" w:hAnsi="Arial"/>
@@ -26197,7 +26197,7 @@
         </w:rPr>
         <w:t xml:space="preserve"> (</w:t>
       </w:r>
-      <w:hyperlink w:history="1" r:id="rId4aolbgrmnde8myg--ir_6">
+      <w:hyperlink w:history="1" r:id="rIdmfzw-pkzn1gl58ck2ofru">
         <w:r>
           <w:rPr>
             <w:rFonts w:ascii="Arial" w:cs="Arial" w:eastAsia="Arial" w:hAnsi="Arial"/>
@@ -27237,7 +27237,7 @@
             <w:pPr>
               <w:spacing w:after="20" w:before="0"/>
             </w:pPr>
-            <w:hyperlink w:history="1" r:id="rIdzsv9hxbwa0_qrxh_2sdua">
+            <w:hyperlink w:history="1" r:id="rIdjpkmsm2iaoptxfyvcg9we">
               <w:r>
                 <w:rPr>
                   <w:rFonts w:ascii="Arial" w:cs="Arial" w:eastAsia="Arial" w:hAnsi="Arial"/>
@@ -27270,7 +27270,7 @@
               <w:spacing w:after="10" w:before="0"/>
               <w:ind w:left="120"/>
             </w:pPr>
-            <w:hyperlink w:history="1" r:id="rIdki5blkxqinbq08b9go3xx">
+            <w:hyperlink w:history="1" r:id="rId8atrcdguqs2dlv5rnq_qk">
               <w:r>
                 <w:rPr>
                   <w:rFonts w:ascii="Arial" w:cs="Arial" w:eastAsia="Arial" w:hAnsi="Arial"/>
@@ -27315,7 +27315,7 @@
             <w:pPr>
               <w:spacing w:after="20" w:before="0"/>
             </w:pPr>
-            <w:hyperlink w:history="1" r:id="rId1a32-vc0fzgio9twloc91">
+            <w:hyperlink w:history="1" r:id="rIdltgy-jfjmetym8u6imyyo">
               <w:r>
                 <w:rPr>
                   <w:rFonts w:ascii="Arial" w:cs="Arial" w:eastAsia="Arial" w:hAnsi="Arial"/>
@@ -27364,7 +27364,7 @@
               <w:spacing w:after="10" w:before="0"/>
               <w:ind w:left="120"/>
             </w:pPr>
-            <w:hyperlink w:history="1" r:id="rIdmr_vvlj7oug7bat0gmoni">
+            <w:hyperlink w:history="1" r:id="rIdxuwe_in55c6th0bipeq3e">
               <w:r>
                 <w:rPr>
                   <w:rFonts w:ascii="Arial" w:cs="Arial" w:eastAsia="Arial" w:hAnsi="Arial"/>
@@ -27564,7 +27564,7 @@
             <w:pPr>
               <w:spacing w:after="20" w:before="0"/>
             </w:pPr>
-            <w:hyperlink w:history="1" r:id="rIdofkln6y45alv5sljczepf">
+            <w:hyperlink w:history="1" r:id="rIdliuvrimnfzknzwau0g48j">
               <w:r>
                 <w:rPr>
                   <w:rFonts w:ascii="Arial" w:cs="Arial" w:eastAsia="Arial" w:hAnsi="Arial"/>
@@ -27597,7 +27597,7 @@
               <w:spacing w:after="10" w:before="0"/>
               <w:ind w:left="120"/>
             </w:pPr>
-            <w:hyperlink w:history="1" r:id="rIdv-d5bnse6ibpbmochloji">
+            <w:hyperlink w:history="1" r:id="rIdb37xvdnirmzz2jonulbjh">
               <w:r>
                 <w:rPr>
                   <w:rFonts w:ascii="Arial" w:cs="Arial" w:eastAsia="Arial" w:hAnsi="Arial"/>
@@ -27642,7 +27642,7 @@
             <w:pPr>
               <w:spacing w:after="20" w:before="0"/>
             </w:pPr>
-            <w:hyperlink w:history="1" r:id="rIdvo9mon0otkmsy938bglp-">
+            <w:hyperlink w:history="1" r:id="rIdrzxins9hdkqlu0rztsamo">
               <w:r>
                 <w:rPr>
                   <w:rFonts w:ascii="Arial" w:cs="Arial" w:eastAsia="Arial" w:hAnsi="Arial"/>
@@ -27691,7 +27691,7 @@
               <w:spacing w:after="10" w:before="0"/>
               <w:ind w:left="120"/>
             </w:pPr>
-            <w:hyperlink w:history="1" r:id="rIdjcg7nsattobaleyd6k4hq">
+            <w:hyperlink w:history="1" r:id="rIdnnilr2tffwu4z3n-44-o0">
               <w:r>
                 <w:rPr>
                   <w:rFonts w:ascii="Arial" w:cs="Arial" w:eastAsia="Arial" w:hAnsi="Arial"/>
@@ -27891,7 +27891,7 @@
             <w:pPr>
               <w:spacing w:after="20" w:before="0"/>
             </w:pPr>
-            <w:hyperlink w:history="1" r:id="rIdhhlp0gnwenonou4jo2cbr">
+            <w:hyperlink w:history="1" r:id="rIda73gok1oaazg63tup_k_t">
               <w:r>
                 <w:rPr>
                   <w:rFonts w:ascii="Arial" w:cs="Arial" w:eastAsia="Arial" w:hAnsi="Arial"/>
@@ -27924,7 +27924,7 @@
               <w:spacing w:after="10" w:before="0"/>
               <w:ind w:left="120"/>
             </w:pPr>
-            <w:hyperlink w:history="1" r:id="rIdn_lv-hcsz24h8ic8_auvq">
+            <w:hyperlink w:history="1" r:id="rIdkpfnj12thy3jrvzqrvtjz">
               <w:r>
                 <w:rPr>
                   <w:rFonts w:ascii="Arial" w:cs="Arial" w:eastAsia="Arial" w:hAnsi="Arial"/>
@@ -27969,7 +27969,7 @@
             <w:pPr>
               <w:spacing w:after="20" w:before="0"/>
             </w:pPr>
-            <w:hyperlink w:history="1" r:id="rIdvy37g27x86_-h8smqopj0">
+            <w:hyperlink w:history="1" r:id="rIdh5l5tq-kql0esc7wh8erg">
               <w:r>
                 <w:rPr>
                   <w:rFonts w:ascii="Arial" w:cs="Arial" w:eastAsia="Arial" w:hAnsi="Arial"/>
@@ -28018,7 +28018,7 @@
               <w:spacing w:after="10" w:before="0"/>
               <w:ind w:left="120"/>
             </w:pPr>
-            <w:hyperlink w:history="1" r:id="rId4cmkhriximnpjwif_7qse">
+            <w:hyperlink w:history="1" r:id="rId4n0-89pe7p-m7f1ld4gbt">
               <w:r>
                 <w:rPr>
                   <w:rFonts w:ascii="Arial" w:cs="Arial" w:eastAsia="Arial" w:hAnsi="Arial"/>
@@ -28218,7 +28218,7 @@
             <w:pPr>
               <w:spacing w:after="20" w:before="0"/>
             </w:pPr>
-            <w:hyperlink w:history="1" r:id="rId7azag0vxqzsyistzmgodn">
+            <w:hyperlink w:history="1" r:id="rIdi-cj4rqo2hl5id3xwttyh">
               <w:r>
                 <w:rPr>
                   <w:rFonts w:ascii="Arial" w:cs="Arial" w:eastAsia="Arial" w:hAnsi="Arial"/>
@@ -28251,7 +28251,7 @@
               <w:spacing w:after="10" w:before="0"/>
               <w:ind w:left="120"/>
             </w:pPr>
-            <w:hyperlink w:history="1" r:id="rIdvs_krmmn-ebsma3hylz7o">
+            <w:hyperlink w:history="1" r:id="rId9pf380lg0pqe-uzd7lknj">
               <w:r>
                 <w:rPr>
                   <w:rFonts w:ascii="Arial" w:cs="Arial" w:eastAsia="Arial" w:hAnsi="Arial"/>
@@ -28296,7 +28296,7 @@
             <w:pPr>
               <w:spacing w:after="20" w:before="0"/>
             </w:pPr>
-            <w:hyperlink w:history="1" r:id="rIdewurt0n6ipzozmhf2jhsw">
+            <w:hyperlink w:history="1" r:id="rIdeqefdq5tfnp0pw4a6h_je">
               <w:r>
                 <w:rPr>
                   <w:rFonts w:ascii="Arial" w:cs="Arial" w:eastAsia="Arial" w:hAnsi="Arial"/>
@@ -28345,7 +28345,7 @@
               <w:spacing w:after="10" w:before="0"/>
               <w:ind w:left="120"/>
             </w:pPr>
-            <w:hyperlink w:history="1" r:id="rIdzffpte-a2yfooxgx-megx">
+            <w:hyperlink w:history="1" r:id="rIdzasdxuyb2x_qmri9cbeoo">
               <w:r>
                 <w:rPr>
                   <w:rFonts w:ascii="Arial" w:cs="Arial" w:eastAsia="Arial" w:hAnsi="Arial"/>
@@ -28545,7 +28545,7 @@
             <w:pPr>
               <w:spacing w:after="20" w:before="0"/>
             </w:pPr>
-            <w:hyperlink w:history="1" r:id="rIdylhlpbug54qldjb0owpad">
+            <w:hyperlink w:history="1" r:id="rIdj9adhflbzfsm4yjcpjxak">
               <w:r>
                 <w:rPr>
                   <w:rFonts w:ascii="Arial" w:cs="Arial" w:eastAsia="Arial" w:hAnsi="Arial"/>
@@ -28594,7 +28594,7 @@
               <w:spacing w:after="10" w:before="0"/>
               <w:ind w:left="120"/>
             </w:pPr>
-            <w:hyperlink w:history="1" r:id="rIdrk6gkkqqmbof2fryoerex">
+            <w:hyperlink w:history="1" r:id="rIdkslx7q7gvegxpjwgdgplg">
               <w:r>
                 <w:rPr>
                   <w:rFonts w:ascii="Arial" w:cs="Arial" w:eastAsia="Arial" w:hAnsi="Arial"/>
@@ -28639,7 +28639,7 @@
             <w:pPr>
               <w:spacing w:after="20" w:before="0"/>
             </w:pPr>
-            <w:hyperlink w:history="1" r:id="rIdhqg0azp1nwli4if1lh1nn">
+            <w:hyperlink w:history="1" r:id="rIdsnk-nzb4owjd4uwiiy1nd">
               <w:r>
                 <w:rPr>
                   <w:rFonts w:ascii="Arial" w:cs="Arial" w:eastAsia="Arial" w:hAnsi="Arial"/>
@@ -28688,7 +28688,7 @@
               <w:spacing w:after="10" w:before="0"/>
               <w:ind w:left="120"/>
             </w:pPr>
-            <w:hyperlink w:history="1" r:id="rId3z3zql-h6mhcoew8rbfdl">
+            <w:hyperlink w:history="1" r:id="rIdrua7hutvqvzoiz9og5--t">
               <w:r>
                 <w:rPr>
                   <w:rFonts w:ascii="Arial" w:cs="Arial" w:eastAsia="Arial" w:hAnsi="Arial"/>
@@ -29213,7 +29213,7 @@
         </w:rPr>
         <w:t xml:space="preserve">© 2026 SeaVuria and ARES. Aligned with KICD objectives. Developed by SeaVuria; technical implementation by ARES (with AI assistance from Claude). Licensed under </w:t>
       </w:r>
-      <w:hyperlink w:history="1" r:id="rIdiychqe5soqvhd9x44th_n">
+      <w:hyperlink w:history="1" r:id="rId0wueqksogq5zg6xvnr_r1">
         <w:r>
           <w:rPr>
             <w:rFonts w:ascii="Arial" w:cs="Arial" w:eastAsia="Arial" w:hAnsi="Arial"/>
@@ -29234,7 +29234,7 @@
         </w:rPr>
         <w:t xml:space="preserve"> (</w:t>
       </w:r>
-      <w:hyperlink w:history="1" r:id="rIdznklkktxnnj_clnfhkg1t">
+      <w:hyperlink w:history="1" r:id="rIdn_rkcn7qxjiuuv_xqptcx">
         <w:r>
           <w:rPr>
             <w:rFonts w:ascii="Arial" w:cs="Arial" w:eastAsia="Arial" w:hAnsi="Arial"/>
@@ -30274,7 +30274,7 @@
             <w:pPr>
               <w:spacing w:after="20" w:before="0"/>
             </w:pPr>
-            <w:hyperlink w:history="1" r:id="rIdtd10d97zh_wkt4gnpv1kx">
+            <w:hyperlink w:history="1" r:id="rIdzgnyhewyum4isgtplih4m">
               <w:r>
                 <w:rPr>
                   <w:rFonts w:ascii="Arial" w:cs="Arial" w:eastAsia="Arial" w:hAnsi="Arial"/>
@@ -30307,7 +30307,7 @@
               <w:spacing w:after="10" w:before="0"/>
               <w:ind w:left="120"/>
             </w:pPr>
-            <w:hyperlink w:history="1" r:id="rIdgvvdqvmn1adxegchkiolb">
+            <w:hyperlink w:history="1" r:id="rIdkjwyrqkqivus8_rig9huf">
               <w:r>
                 <w:rPr>
                   <w:rFonts w:ascii="Arial" w:cs="Arial" w:eastAsia="Arial" w:hAnsi="Arial"/>
@@ -30352,7 +30352,7 @@
             <w:pPr>
               <w:spacing w:after="20" w:before="0"/>
             </w:pPr>
-            <w:hyperlink w:history="1" r:id="rId7kxqkmcp5qjws_rvzla9_">
+            <w:hyperlink w:history="1" r:id="rIdnpae8d8dlgiowf8bxqgrp">
               <w:r>
                 <w:rPr>
                   <w:rFonts w:ascii="Arial" w:cs="Arial" w:eastAsia="Arial" w:hAnsi="Arial"/>
@@ -30385,7 +30385,7 @@
               <w:spacing w:after="10" w:before="0"/>
               <w:ind w:left="120"/>
             </w:pPr>
-            <w:hyperlink w:history="1" r:id="rIduop_3lipwz9miea1fvrm4">
+            <w:hyperlink w:history="1" r:id="rIdgq0rx5n5jvgqcyvd2tqni">
               <w:r>
                 <w:rPr>
                   <w:rFonts w:ascii="Arial" w:cs="Arial" w:eastAsia="Arial" w:hAnsi="Arial"/>
@@ -30585,7 +30585,7 @@
             <w:pPr>
               <w:spacing w:after="20" w:before="0"/>
             </w:pPr>
-            <w:hyperlink w:history="1" r:id="rIde25rfed7ugd3oobpu-03s">
+            <w:hyperlink w:history="1" r:id="rIdvzaigfryjqwgajjvtsd6q">
               <w:r>
                 <w:rPr>
                   <w:rFonts w:ascii="Arial" w:cs="Arial" w:eastAsia="Arial" w:hAnsi="Arial"/>
@@ -30618,7 +30618,7 @@
               <w:spacing w:after="10" w:before="0"/>
               <w:ind w:left="120"/>
             </w:pPr>
-            <w:hyperlink w:history="1" r:id="rId5dd5n9m8gh4ynjtjst-ke">
+            <w:hyperlink w:history="1" r:id="rIdej6cl5lo1pcgcohvmvmur">
               <w:r>
                 <w:rPr>
                   <w:rFonts w:ascii="Arial" w:cs="Arial" w:eastAsia="Arial" w:hAnsi="Arial"/>
@@ -30663,7 +30663,7 @@
             <w:pPr>
               <w:spacing w:after="20" w:before="0"/>
             </w:pPr>
-            <w:hyperlink w:history="1" r:id="rId2aq1pn18cuqzz-u5vobkv">
+            <w:hyperlink w:history="1" r:id="rIdkcryknqbrnuwcjh_7fkif">
               <w:r>
                 <w:rPr>
                   <w:rFonts w:ascii="Arial" w:cs="Arial" w:eastAsia="Arial" w:hAnsi="Arial"/>
@@ -30696,7 +30696,7 @@
               <w:spacing w:after="10" w:before="0"/>
               <w:ind w:left="120"/>
             </w:pPr>
-            <w:hyperlink w:history="1" r:id="rId6va3q2ivbkojwtr2wv-hb">
+            <w:hyperlink w:history="1" r:id="rIdv35ifq0p7e9ju9nihbaft">
               <w:r>
                 <w:rPr>
                   <w:rFonts w:ascii="Arial" w:cs="Arial" w:eastAsia="Arial" w:hAnsi="Arial"/>
@@ -30896,7 +30896,7 @@
             <w:pPr>
               <w:spacing w:after="20" w:before="0"/>
             </w:pPr>
-            <w:hyperlink w:history="1" r:id="rIdlchqmspsms_sndxxerzix">
+            <w:hyperlink w:history="1" r:id="rId8osvodjuzxwj7ddclpg0k">
               <w:r>
                 <w:rPr>
                   <w:rFonts w:ascii="Arial" w:cs="Arial" w:eastAsia="Arial" w:hAnsi="Arial"/>
@@ -30929,7 +30929,7 @@
               <w:spacing w:after="10" w:before="0"/>
               <w:ind w:left="120"/>
             </w:pPr>
-            <w:hyperlink w:history="1" r:id="rId4wcu-nl38hfbwvayothue">
+            <w:hyperlink w:history="1" r:id="rIdmncozoyn0qixrnxikr_ej">
               <w:r>
                 <w:rPr>
                   <w:rFonts w:ascii="Arial" w:cs="Arial" w:eastAsia="Arial" w:hAnsi="Arial"/>
@@ -30974,7 +30974,7 @@
             <w:pPr>
               <w:spacing w:after="20" w:before="0"/>
             </w:pPr>
-            <w:hyperlink w:history="1" r:id="rIddr0ckkvc9kp6yeq5jzyff">
+            <w:hyperlink w:history="1" r:id="rIdvxc0icwy8navgukftwizd">
               <w:r>
                 <w:rPr>
                   <w:rFonts w:ascii="Arial" w:cs="Arial" w:eastAsia="Arial" w:hAnsi="Arial"/>
@@ -31007,7 +31007,7 @@
               <w:spacing w:after="10" w:before="0"/>
               <w:ind w:left="120"/>
             </w:pPr>
-            <w:hyperlink w:history="1" r:id="rIdgras0s-xyh6h4jehic0a2">
+            <w:hyperlink w:history="1" r:id="rIdjj_wobbzx-786zrlx3nmr">
               <w:r>
                 <w:rPr>
                   <w:rFonts w:ascii="Arial" w:cs="Arial" w:eastAsia="Arial" w:hAnsi="Arial"/>
@@ -31207,7 +31207,7 @@
             <w:pPr>
               <w:spacing w:after="20" w:before="0"/>
             </w:pPr>
-            <w:hyperlink w:history="1" r:id="rIdy6zfr4pxxp5vd55bjw73v">
+            <w:hyperlink w:history="1" r:id="rId0u4qatk29umjfixawinsx">
               <w:r>
                 <w:rPr>
                   <w:rFonts w:ascii="Arial" w:cs="Arial" w:eastAsia="Arial" w:hAnsi="Arial"/>
@@ -31240,7 +31240,7 @@
               <w:spacing w:after="10" w:before="0"/>
               <w:ind w:left="120"/>
             </w:pPr>
-            <w:hyperlink w:history="1" r:id="rId7g_lp91voarwbqfbj3hrf">
+            <w:hyperlink w:history="1" r:id="rIdfmjtsbm6lxqgazxyjtf4n">
               <w:r>
                 <w:rPr>
                   <w:rFonts w:ascii="Arial" w:cs="Arial" w:eastAsia="Arial" w:hAnsi="Arial"/>
@@ -31285,7 +31285,7 @@
             <w:pPr>
               <w:spacing w:after="20" w:before="0"/>
             </w:pPr>
-            <w:hyperlink w:history="1" r:id="rIdxt_qzscnycejlgcoj76pd">
+            <w:hyperlink w:history="1" r:id="rIdqnzragjshzs4lgsvovwri">
               <w:r>
                 <w:rPr>
                   <w:rFonts w:ascii="Arial" w:cs="Arial" w:eastAsia="Arial" w:hAnsi="Arial"/>
@@ -31318,7 +31318,7 @@
               <w:spacing w:after="10" w:before="0"/>
               <w:ind w:left="120"/>
             </w:pPr>
-            <w:hyperlink w:history="1" r:id="rIdnv7mopj5ptohewmcvpv2f">
+            <w:hyperlink w:history="1" r:id="rId9u3xfnmayooqzr7lrxxpx">
               <w:r>
                 <w:rPr>
                   <w:rFonts w:ascii="Arial" w:cs="Arial" w:eastAsia="Arial" w:hAnsi="Arial"/>
@@ -31518,7 +31518,7 @@
             <w:pPr>
               <w:spacing w:after="20" w:before="0"/>
             </w:pPr>
-            <w:hyperlink w:history="1" r:id="rIdevi-3rrjokfk8iyny8pfz">
+            <w:hyperlink w:history="1" r:id="rIdyxi_wtv0cpccbuwq488uf">
               <w:r>
                 <w:rPr>
                   <w:rFonts w:ascii="Arial" w:cs="Arial" w:eastAsia="Arial" w:hAnsi="Arial"/>
@@ -31567,7 +31567,7 @@
               <w:spacing w:after="10" w:before="0"/>
               <w:ind w:left="120"/>
             </w:pPr>
-            <w:hyperlink w:history="1" r:id="rId2xv1uxzyub-3k2ncu1ho8">
+            <w:hyperlink w:history="1" r:id="rIdbpcw-gosi3inruz3hizst">
               <w:r>
                 <w:rPr>
                   <w:rFonts w:ascii="Arial" w:cs="Arial" w:eastAsia="Arial" w:hAnsi="Arial"/>
@@ -31612,7 +31612,7 @@
             <w:pPr>
               <w:spacing w:after="20" w:before="0"/>
             </w:pPr>
-            <w:hyperlink w:history="1" r:id="rIdyfpjtrlq2fotty9i4vmhv">
+            <w:hyperlink w:history="1" r:id="rIdvcvz-pdo9e1e-loz46jsx">
               <w:r>
                 <w:rPr>
                   <w:rFonts w:ascii="Arial" w:cs="Arial" w:eastAsia="Arial" w:hAnsi="Arial"/>
@@ -31661,7 +31661,7 @@
               <w:spacing w:after="10" w:before="0"/>
               <w:ind w:left="120"/>
             </w:pPr>
-            <w:hyperlink w:history="1" r:id="rIdb7x0gjtc2qldcbxe6quwa">
+            <w:hyperlink w:history="1" r:id="rIdgngd-fgd62nsup9op55l5">
               <w:r>
                 <w:rPr>
                   <w:rFonts w:ascii="Arial" w:cs="Arial" w:eastAsia="Arial" w:hAnsi="Arial"/>
@@ -32186,7 +32186,7 @@
         </w:rPr>
         <w:t xml:space="preserve">© 2026 SeaVuria and ARES. Aligned with KICD objectives. Developed by SeaVuria; technical implementation by ARES (with AI assistance from Claude). Licensed under </w:t>
       </w:r>
-      <w:hyperlink w:history="1" r:id="rId_asvdmdpbmqerv6zj--2a">
+      <w:hyperlink w:history="1" r:id="rId9tasemp3tqmxofu8ehbpk">
         <w:r>
           <w:rPr>
             <w:rFonts w:ascii="Arial" w:cs="Arial" w:eastAsia="Arial" w:hAnsi="Arial"/>
@@ -32207,7 +32207,7 @@
         </w:rPr>
         <w:t xml:space="preserve"> (</w:t>
       </w:r>
-      <w:hyperlink w:history="1" r:id="rIdnjq1jnctdurtmkewxawis">
+      <w:hyperlink w:history="1" r:id="rIdv0tkb62ulb7jowedbornk">
         <w:r>
           <w:rPr>
             <w:rFonts w:ascii="Arial" w:cs="Arial" w:eastAsia="Arial" w:hAnsi="Arial"/>
@@ -33247,7 +33247,7 @@
             <w:pPr>
               <w:spacing w:after="20" w:before="0"/>
             </w:pPr>
-            <w:hyperlink w:history="1" r:id="rIdjlqwe_6gzbdurxjtul0zx">
+            <w:hyperlink w:history="1" r:id="rId-vzbuypehcwxfiebow2ek">
               <w:r>
                 <w:rPr>
                   <w:rFonts w:ascii="Arial" w:cs="Arial" w:eastAsia="Arial" w:hAnsi="Arial"/>
@@ -33280,7 +33280,7 @@
               <w:spacing w:after="10" w:before="0"/>
               <w:ind w:left="120"/>
             </w:pPr>
-            <w:hyperlink w:history="1" r:id="rIdz5shuwlfwunmur8bouyp7">
+            <w:hyperlink w:history="1" r:id="rIdj-wxpw7v4z5k6xhizsr4c">
               <w:r>
                 <w:rPr>
                   <w:rFonts w:ascii="Arial" w:cs="Arial" w:eastAsia="Arial" w:hAnsi="Arial"/>
@@ -33325,7 +33325,7 @@
             <w:pPr>
               <w:spacing w:after="20" w:before="0"/>
             </w:pPr>
-            <w:hyperlink w:history="1" r:id="rIdmwgujnlfxqhe87zgl_hf_">
+            <w:hyperlink w:history="1" r:id="rId5mswvd8g4sygyrbh8jtyg">
               <w:r>
                 <w:rPr>
                   <w:rFonts w:ascii="Arial" w:cs="Arial" w:eastAsia="Arial" w:hAnsi="Arial"/>
@@ -33358,7 +33358,7 @@
               <w:spacing w:after="10" w:before="0"/>
               <w:ind w:left="120"/>
             </w:pPr>
-            <w:hyperlink w:history="1" r:id="rIdzv64xoxe_lht_w9tqwz4-">
+            <w:hyperlink w:history="1" r:id="rIdljj4sg2g713c983uti-fy">
               <w:r>
                 <w:rPr>
                   <w:rFonts w:ascii="Arial" w:cs="Arial" w:eastAsia="Arial" w:hAnsi="Arial"/>
@@ -33558,7 +33558,7 @@
             <w:pPr>
               <w:spacing w:after="20" w:before="0"/>
             </w:pPr>
-            <w:hyperlink w:history="1" r:id="rIdrcpvykahchp7ckfkdy58u">
+            <w:hyperlink w:history="1" r:id="rIdbdpsdv_ntaksvl6b29fjg">
               <w:r>
                 <w:rPr>
                   <w:rFonts w:ascii="Arial" w:cs="Arial" w:eastAsia="Arial" w:hAnsi="Arial"/>
@@ -33591,7 +33591,7 @@
               <w:spacing w:after="10" w:before="0"/>
               <w:ind w:left="120"/>
             </w:pPr>
-            <w:hyperlink w:history="1" r:id="rIdy030hdfweixhca1c56qjy">
+            <w:hyperlink w:history="1" r:id="rIdkwc083xkh8hoqkzqkvoy8">
               <w:r>
                 <w:rPr>
                   <w:rFonts w:ascii="Arial" w:cs="Arial" w:eastAsia="Arial" w:hAnsi="Arial"/>
@@ -33636,7 +33636,7 @@
             <w:pPr>
               <w:spacing w:after="20" w:before="0"/>
             </w:pPr>
-            <w:hyperlink w:history="1" r:id="rId5lmz3nsbxxbvdo85bvi2d">
+            <w:hyperlink w:history="1" r:id="rIdsaksdjitokuq1b7aegfoc">
               <w:r>
                 <w:rPr>
                   <w:rFonts w:ascii="Arial" w:cs="Arial" w:eastAsia="Arial" w:hAnsi="Arial"/>
@@ -33669,7 +33669,7 @@
               <w:spacing w:after="10" w:before="0"/>
               <w:ind w:left="120"/>
             </w:pPr>
-            <w:hyperlink w:history="1" r:id="rIdiundonz8mhnlc3tepcc2m">
+            <w:hyperlink w:history="1" r:id="rIdgttd2bejcu4ovfh_6j_k3">
               <w:r>
                 <w:rPr>
                   <w:rFonts w:ascii="Arial" w:cs="Arial" w:eastAsia="Arial" w:hAnsi="Arial"/>
@@ -33869,7 +33869,7 @@
             <w:pPr>
               <w:spacing w:after="20" w:before="0"/>
             </w:pPr>
-            <w:hyperlink w:history="1" r:id="rIdsswgzcwgow3gtealr9uum">
+            <w:hyperlink w:history="1" r:id="rIdygwf0u9r9sxeh26mzm3s-">
               <w:r>
                 <w:rPr>
                   <w:rFonts w:ascii="Arial" w:cs="Arial" w:eastAsia="Arial" w:hAnsi="Arial"/>
@@ -33902,7 +33902,7 @@
               <w:spacing w:after="10" w:before="0"/>
               <w:ind w:left="120"/>
             </w:pPr>
-            <w:hyperlink w:history="1" r:id="rIdbkgppy1fhblfzrgv2jvz_">
+            <w:hyperlink w:history="1" r:id="rIdv8xgcioj7sg3hv3fyxx_l">
               <w:r>
                 <w:rPr>
                   <w:rFonts w:ascii="Arial" w:cs="Arial" w:eastAsia="Arial" w:hAnsi="Arial"/>
@@ -33947,7 +33947,7 @@
             <w:pPr>
               <w:spacing w:after="20" w:before="0"/>
             </w:pPr>
-            <w:hyperlink w:history="1" r:id="rIdfbabiysq-rfcnk6nykkci">
+            <w:hyperlink w:history="1" r:id="rId0es-6x1yo4kthh8oojusw">
               <w:r>
                 <w:rPr>
                   <w:rFonts w:ascii="Arial" w:cs="Arial" w:eastAsia="Arial" w:hAnsi="Arial"/>
@@ -33980,7 +33980,7 @@
               <w:spacing w:after="10" w:before="0"/>
               <w:ind w:left="120"/>
             </w:pPr>
-            <w:hyperlink w:history="1" r:id="rIdy_qhpw2tujs9ux1kpwkrr">
+            <w:hyperlink w:history="1" r:id="rId9uhwvw0n1uo-ameshiyxl">
               <w:r>
                 <w:rPr>
                   <w:rFonts w:ascii="Arial" w:cs="Arial" w:eastAsia="Arial" w:hAnsi="Arial"/>
@@ -34180,7 +34180,7 @@
             <w:pPr>
               <w:spacing w:after="20" w:before="0"/>
             </w:pPr>
-            <w:hyperlink w:history="1" r:id="rIdeof3qqjdekbcp-t5nkcas">
+            <w:hyperlink w:history="1" r:id="rId1qpce1fql8qujv9wv3l2p">
               <w:r>
                 <w:rPr>
                   <w:rFonts w:ascii="Arial" w:cs="Arial" w:eastAsia="Arial" w:hAnsi="Arial"/>
@@ -34213,7 +34213,7 @@
               <w:spacing w:after="10" w:before="0"/>
               <w:ind w:left="120"/>
             </w:pPr>
-            <w:hyperlink w:history="1" r:id="rIdanarbubfllpdqaek-fyxu">
+            <w:hyperlink w:history="1" r:id="rIdyxj2ysoibivelcsbn-bep">
               <w:r>
                 <w:rPr>
                   <w:rFonts w:ascii="Arial" w:cs="Arial" w:eastAsia="Arial" w:hAnsi="Arial"/>
@@ -34258,7 +34258,7 @@
             <w:pPr>
               <w:spacing w:after="20" w:before="0"/>
             </w:pPr>
-            <w:hyperlink w:history="1" r:id="rIdpko67l-jgvfa3qtonbzs_">
+            <w:hyperlink w:history="1" r:id="rIdxofycbvhvbsfctxhsnwh0">
               <w:r>
                 <w:rPr>
                   <w:rFonts w:ascii="Arial" w:cs="Arial" w:eastAsia="Arial" w:hAnsi="Arial"/>
@@ -34291,7 +34291,7 @@
               <w:spacing w:after="10" w:before="0"/>
               <w:ind w:left="120"/>
             </w:pPr>
-            <w:hyperlink w:history="1" r:id="rId4v5xgxxi1ua-sq8ggqil1">
+            <w:hyperlink w:history="1" r:id="rIdvsck8glkmop-e0ndxf9ik">
               <w:r>
                 <w:rPr>
                   <w:rFonts w:ascii="Arial" w:cs="Arial" w:eastAsia="Arial" w:hAnsi="Arial"/>
@@ -34491,7 +34491,7 @@
             <w:pPr>
               <w:spacing w:after="20" w:before="0"/>
             </w:pPr>
-            <w:hyperlink w:history="1" r:id="rIdkck7yk6ho3ogq3ksqggs2">
+            <w:hyperlink w:history="1" r:id="rIdbqriuzuipuqfirh4cflol">
               <w:r>
                 <w:rPr>
                   <w:rFonts w:ascii="Arial" w:cs="Arial" w:eastAsia="Arial" w:hAnsi="Arial"/>
@@ -34524,7 +34524,7 @@
               <w:spacing w:after="10" w:before="0"/>
               <w:ind w:left="120"/>
             </w:pPr>
-            <w:hyperlink w:history="1" r:id="rId61cy6lefxped6-qmfx_rt">
+            <w:hyperlink w:history="1" r:id="rIdpougdtl6wlx0yvt8qayxz">
               <w:r>
                 <w:rPr>
                   <w:rFonts w:ascii="Arial" w:cs="Arial" w:eastAsia="Arial" w:hAnsi="Arial"/>
@@ -34569,7 +34569,7 @@
             <w:pPr>
               <w:spacing w:after="20" w:before="0"/>
             </w:pPr>
-            <w:hyperlink w:history="1" r:id="rIdp061iie_8wt2cfeyhse-f">
+            <w:hyperlink w:history="1" r:id="rIdf5raqibsxu3ocvlna4m2g">
               <w:r>
                 <w:rPr>
                   <w:rFonts w:ascii="Arial" w:cs="Arial" w:eastAsia="Arial" w:hAnsi="Arial"/>
@@ -34602,7 +34602,7 @@
               <w:spacing w:after="10" w:before="0"/>
               <w:ind w:left="120"/>
             </w:pPr>
-            <w:hyperlink w:history="1" r:id="rIdh7x4nv3tric4vdl5scrdu">
+            <w:hyperlink w:history="1" r:id="rIdhjcq7dr03phpfd4pn0cej">
               <w:r>
                 <w:rPr>
                   <w:rFonts w:ascii="Arial" w:cs="Arial" w:eastAsia="Arial" w:hAnsi="Arial"/>
@@ -35127,7 +35127,7 @@
         </w:rPr>
         <w:t xml:space="preserve">© 2026 SeaVuria and ARES. Aligned with KICD objectives. Developed by SeaVuria; technical implementation by ARES (with AI assistance from Claude). Licensed under </w:t>
       </w:r>
-      <w:hyperlink w:history="1" r:id="rIdxljbxn05zevjyqy6skni6">
+      <w:hyperlink w:history="1" r:id="rIddpr80fn4g0wqi32zyxz77">
         <w:r>
           <w:rPr>
             <w:rFonts w:ascii="Arial" w:cs="Arial" w:eastAsia="Arial" w:hAnsi="Arial"/>
@@ -35148,7 +35148,7 @@
         </w:rPr>
         <w:t xml:space="preserve"> (</w:t>
       </w:r>
-      <w:hyperlink w:history="1" r:id="rIddza6r1ol3ucse60trlojr">
+      <w:hyperlink w:history="1" r:id="rIdrngmf1dz0_meq9vl8liwe">
         <w:r>
           <w:rPr>
             <w:rFonts w:ascii="Arial" w:cs="Arial" w:eastAsia="Arial" w:hAnsi="Arial"/>
@@ -36188,7 +36188,7 @@
             <w:pPr>
               <w:spacing w:after="20" w:before="0"/>
             </w:pPr>
-            <w:hyperlink w:history="1" r:id="rIdj1ufm_2zztggguf1_68s2">
+            <w:hyperlink w:history="1" r:id="rIdb4osgmiage8dey1mkwovd">
               <w:r>
                 <w:rPr>
                   <w:rFonts w:ascii="Arial" w:cs="Arial" w:eastAsia="Arial" w:hAnsi="Arial"/>
@@ -36237,7 +36237,7 @@
               <w:spacing w:after="10" w:before="0"/>
               <w:ind w:left="120"/>
             </w:pPr>
-            <w:hyperlink w:history="1" r:id="rIdcm8kqc4gvgkklfluetplc">
+            <w:hyperlink w:history="1" r:id="rId0fe5z9jfwzdq4ujznqu3d">
               <w:r>
                 <w:rPr>
                   <w:rFonts w:ascii="Arial" w:cs="Arial" w:eastAsia="Arial" w:hAnsi="Arial"/>
@@ -36282,7 +36282,7 @@
             <w:pPr>
               <w:spacing w:after="20" w:before="0"/>
             </w:pPr>
-            <w:hyperlink w:history="1" r:id="rIdywijlf5pff98uqlocgqja">
+            <w:hyperlink w:history="1" r:id="rIdalhvjbja0cywhejidwj3j">
               <w:r>
                 <w:rPr>
                   <w:rFonts w:ascii="Arial" w:cs="Arial" w:eastAsia="Arial" w:hAnsi="Arial"/>
@@ -36315,7 +36315,7 @@
               <w:spacing w:after="10" w:before="0"/>
               <w:ind w:left="120"/>
             </w:pPr>
-            <w:hyperlink w:history="1" r:id="rId-5tumnk-m1sdzij7snfk7">
+            <w:hyperlink w:history="1" r:id="rIdkb89husjla-mt8ku5mayf">
               <w:r>
                 <w:rPr>
                   <w:rFonts w:ascii="Arial" w:cs="Arial" w:eastAsia="Arial" w:hAnsi="Arial"/>
@@ -36515,7 +36515,7 @@
             <w:pPr>
               <w:spacing w:after="20" w:before="0"/>
             </w:pPr>
-            <w:hyperlink w:history="1" r:id="rIduyo-s5vw4m-o549xmohbl">
+            <w:hyperlink w:history="1" r:id="rIdnw8obwmt3eydovdtinpac">
               <w:r>
                 <w:rPr>
                   <w:rFonts w:ascii="Arial" w:cs="Arial" w:eastAsia="Arial" w:hAnsi="Arial"/>
@@ -36564,7 +36564,7 @@
               <w:spacing w:after="10" w:before="0"/>
               <w:ind w:left="120"/>
             </w:pPr>
-            <w:hyperlink w:history="1" r:id="rId7wee3iyfm7_9mh0phyoe0">
+            <w:hyperlink w:history="1" r:id="rIdop5yjjzx8e4pslalfvouu">
               <w:r>
                 <w:rPr>
                   <w:rFonts w:ascii="Arial" w:cs="Arial" w:eastAsia="Arial" w:hAnsi="Arial"/>
@@ -36609,7 +36609,7 @@
             <w:pPr>
               <w:spacing w:after="20" w:before="0"/>
             </w:pPr>
-            <w:hyperlink w:history="1" r:id="rId7kfqmu9t-hxlko3vcspzj">
+            <w:hyperlink w:history="1" r:id="rIdjynys0lnne3xq8it3yv3k">
               <w:r>
                 <w:rPr>
                   <w:rFonts w:ascii="Arial" w:cs="Arial" w:eastAsia="Arial" w:hAnsi="Arial"/>
@@ -36642,7 +36642,7 @@
               <w:spacing w:after="10" w:before="0"/>
               <w:ind w:left="120"/>
             </w:pPr>
-            <w:hyperlink w:history="1" r:id="rIdsy5wxfx_3j2x-43vdtlxm">
+            <w:hyperlink w:history="1" r:id="rIdyegkpyaogicewigyjqg08">
               <w:r>
                 <w:rPr>
                   <w:rFonts w:ascii="Arial" w:cs="Arial" w:eastAsia="Arial" w:hAnsi="Arial"/>
@@ -36842,7 +36842,7 @@
             <w:pPr>
               <w:spacing w:after="20" w:before="0"/>
             </w:pPr>
-            <w:hyperlink w:history="1" r:id="rIdcoir05nfvnjjsmlzruqdv">
+            <w:hyperlink w:history="1" r:id="rIdbfjh7wmhpmikduzanzvph">
               <w:r>
                 <w:rPr>
                   <w:rFonts w:ascii="Arial" w:cs="Arial" w:eastAsia="Arial" w:hAnsi="Arial"/>
@@ -36891,7 +36891,7 @@
               <w:spacing w:after="10" w:before="0"/>
               <w:ind w:left="120"/>
             </w:pPr>
-            <w:hyperlink w:history="1" r:id="rId-fqj42cywdquaijnhwd1j">
+            <w:hyperlink w:history="1" r:id="rIdou2to6i__p8vgkwrwig_w">
               <w:r>
                 <w:rPr>
                   <w:rFonts w:ascii="Arial" w:cs="Arial" w:eastAsia="Arial" w:hAnsi="Arial"/>
@@ -36936,7 +36936,7 @@
             <w:pPr>
               <w:spacing w:after="20" w:before="0"/>
             </w:pPr>
-            <w:hyperlink w:history="1" r:id="rIdt3xyh_rtbsevnettvcnwt">
+            <w:hyperlink w:history="1" r:id="rIdmors2mi7fm9mmaa4wjbo6">
               <w:r>
                 <w:rPr>
                   <w:rFonts w:ascii="Arial" w:cs="Arial" w:eastAsia="Arial" w:hAnsi="Arial"/>
@@ -36969,7 +36969,7 @@
               <w:spacing w:after="10" w:before="0"/>
               <w:ind w:left="120"/>
             </w:pPr>
-            <w:hyperlink w:history="1" r:id="rIdvtay_gy_s_cmjxwnu8kgq">
+            <w:hyperlink w:history="1" r:id="rIdx8tgzf2fyemxlq2ke0ihw">
               <w:r>
                 <w:rPr>
                   <w:rFonts w:ascii="Arial" w:cs="Arial" w:eastAsia="Arial" w:hAnsi="Arial"/>
@@ -37169,7 +37169,7 @@
             <w:pPr>
               <w:spacing w:after="20" w:before="0"/>
             </w:pPr>
-            <w:hyperlink w:history="1" r:id="rIdhsikcifelswpri8so6ioy">
+            <w:hyperlink w:history="1" r:id="rIdrbdozrb767mfoiczf93i4">
               <w:r>
                 <w:rPr>
                   <w:rFonts w:ascii="Arial" w:cs="Arial" w:eastAsia="Arial" w:hAnsi="Arial"/>
@@ -37218,7 +37218,7 @@
               <w:spacing w:after="10" w:before="0"/>
               <w:ind w:left="120"/>
             </w:pPr>
-            <w:hyperlink w:history="1" r:id="rIdncym5bognb86arpcbwnth">
+            <w:hyperlink w:history="1" r:id="rId1dt-6obkzkuu2cb4b43lz">
               <w:r>
                 <w:rPr>
                   <w:rFonts w:ascii="Arial" w:cs="Arial" w:eastAsia="Arial" w:hAnsi="Arial"/>
@@ -37263,7 +37263,7 @@
             <w:pPr>
               <w:spacing w:after="20" w:before="0"/>
             </w:pPr>
-            <w:hyperlink w:history="1" r:id="rIdnzajbithqzf4jzopuvtji">
+            <w:hyperlink w:history="1" r:id="rIdvfwmdavzwluntrwyimpot">
               <w:r>
                 <w:rPr>
                   <w:rFonts w:ascii="Arial" w:cs="Arial" w:eastAsia="Arial" w:hAnsi="Arial"/>
@@ -37296,7 +37296,7 @@
               <w:spacing w:after="10" w:before="0"/>
               <w:ind w:left="120"/>
             </w:pPr>
-            <w:hyperlink w:history="1" r:id="rIdvxxnjj1glejzextvvokal">
+            <w:hyperlink w:history="1" r:id="rIdggjubovic87e1wvnqi73r">
               <w:r>
                 <w:rPr>
                   <w:rFonts w:ascii="Arial" w:cs="Arial" w:eastAsia="Arial" w:hAnsi="Arial"/>
@@ -37496,7 +37496,7 @@
             <w:pPr>
               <w:spacing w:after="20" w:before="0"/>
             </w:pPr>
-            <w:hyperlink w:history="1" r:id="rIdgcg0q-62cslobtbgif2vi">
+            <w:hyperlink w:history="1" r:id="rIdftbqop90e40nh1zsx_qhc">
               <w:r>
                 <w:rPr>
                   <w:rFonts w:ascii="Arial" w:cs="Arial" w:eastAsia="Arial" w:hAnsi="Arial"/>
@@ -37545,7 +37545,7 @@
               <w:spacing w:after="10" w:before="0"/>
               <w:ind w:left="120"/>
             </w:pPr>
-            <w:hyperlink w:history="1" r:id="rIdbuxrnt0hzus7-zmjgvn40">
+            <w:hyperlink w:history="1" r:id="rId48rifgtbkrzfqg6sevmmw">
               <w:r>
                 <w:rPr>
                   <w:rFonts w:ascii="Arial" w:cs="Arial" w:eastAsia="Arial" w:hAnsi="Arial"/>
@@ -37590,7 +37590,7 @@
             <w:pPr>
               <w:spacing w:after="20" w:before="0"/>
             </w:pPr>
-            <w:hyperlink w:history="1" r:id="rIdgbam4v5es20nwdagpd-lk">
+            <w:hyperlink w:history="1" r:id="rIdxymnpdaux66_e5m8f52yj">
               <w:r>
                 <w:rPr>
                   <w:rFonts w:ascii="Arial" w:cs="Arial" w:eastAsia="Arial" w:hAnsi="Arial"/>
@@ -37623,7 +37623,7 @@
               <w:spacing w:after="10" w:before="0"/>
               <w:ind w:left="120"/>
             </w:pPr>
-            <w:hyperlink w:history="1" r:id="rIdbxkh0a_fl4cmpfqr976xy">
+            <w:hyperlink w:history="1" r:id="rIdqpa30lud0un4tvov9yuck">
               <w:r>
                 <w:rPr>
                   <w:rFonts w:ascii="Arial" w:cs="Arial" w:eastAsia="Arial" w:hAnsi="Arial"/>
@@ -38148,7 +38148,7 @@
         </w:rPr>
         <w:t xml:space="preserve">© 2026 SeaVuria and ARES. Aligned with KICD objectives. Developed by SeaVuria; technical implementation by ARES (with AI assistance from Claude). Licensed under </w:t>
       </w:r>
-      <w:hyperlink w:history="1" r:id="rIdrcb3je6iiboenuie0e-t2">
+      <w:hyperlink w:history="1" r:id="rId3khwilceqkxfxna1h5pyn">
         <w:r>
           <w:rPr>
             <w:rFonts w:ascii="Arial" w:cs="Arial" w:eastAsia="Arial" w:hAnsi="Arial"/>
@@ -38169,7 +38169,7 @@
         </w:rPr>
         <w:t xml:space="preserve"> (</w:t>
       </w:r>
-      <w:hyperlink w:history="1" r:id="rIdkrbai1dgqouyukbzihphn">
+      <w:hyperlink w:history="1" r:id="rIduqmpqeb83nj_zfla2ab4h">
         <w:r>
           <w:rPr>
             <w:rFonts w:ascii="Arial" w:cs="Arial" w:eastAsia="Arial" w:hAnsi="Arial"/>
